--- a/Assignment Report.docx
+++ b/Assignment Report.docx
@@ -9,6 +9,9 @@
           <w:lang w:val="en-US"/>
         </w:rPr>
       </w:pPr>
+      <w:bookmarkStart w:id="0" w:name="_Toc194422391"/>
+      <w:bookmarkStart w:id="1" w:name="_Toc194422484"/>
+      <w:bookmarkStart w:id="2" w:name="_Toc194422673"/>
       <w:r>
         <w:rPr>
           <w:lang w:val="en-US"/>
@@ -21,6 +24,9 @@
         </w:rPr>
         <w:t>Report</w:t>
       </w:r>
+      <w:bookmarkEnd w:id="0"/>
+      <w:bookmarkEnd w:id="1"/>
+      <w:bookmarkEnd w:id="2"/>
       <w:r>
         <w:rPr>
           <w:lang w:val="en-US"/>
@@ -37,6 +43,9 @@
           <w:lang w:val="en-US"/>
         </w:rPr>
       </w:pPr>
+      <w:bookmarkStart w:id="3" w:name="_Toc194422392"/>
+      <w:bookmarkStart w:id="4" w:name="_Toc194422485"/>
+      <w:bookmarkStart w:id="5" w:name="_Toc194422674"/>
       <w:r>
         <w:rPr>
           <w:sz w:val="36"/>
@@ -61,6 +70,9 @@
         </w:rPr>
         <w:t xml:space="preserve"> – Trimester 2, 2024/25</w:t>
       </w:r>
+      <w:bookmarkEnd w:id="3"/>
+      <w:bookmarkEnd w:id="4"/>
+      <w:bookmarkEnd w:id="5"/>
     </w:p>
     <w:p>
       <w:pPr>
@@ -107,7 +119,7 @@
         <w:rPr>
           <w:lang w:val="en-US"/>
         </w:rPr>
-        <w:t xml:space="preserve">    2211625  </w:t>
+        <w:t xml:space="preserve">    2211625</w:t>
       </w:r>
     </w:p>
     <w:p>
@@ -171,7 +183,7 @@
         <w:rPr>
           <w:lang w:val="en-US"/>
         </w:rPr>
-        <w:t xml:space="preserve">MOD003218  </w:t>
+        <w:t>MOD003218</w:t>
       </w:r>
     </w:p>
     <w:p>
@@ -197,7 +209,7 @@
         <w:rPr>
           <w:lang w:val="en-US"/>
         </w:rPr>
-        <w:t xml:space="preserve">Operating Systems  </w:t>
+        <w:t>Operating Systems</w:t>
       </w:r>
     </w:p>
     <w:p>
@@ -227,177 +239,7232 @@
         </w:rPr>
         <w:t xml:space="preserve"> Vanessa Ng</w:t>
       </w:r>
-      <w:r>
-        <w:rPr>
-          <w:lang w:val="en-US"/>
+    </w:p>
+    <w:p>
+      <w:pPr>
+        <w:pStyle w:val="Subtitle"/>
+        <w:rPr>
+          <w:lang w:val="en-US"/>
+        </w:rPr>
+      </w:pPr>
+      <w:r>
+        <w:rPr>
+          <w:lang w:val="en-US"/>
+        </w:rPr>
+        <w:t>Submission Deadline: 11/4/25</w:t>
+      </w:r>
+    </w:p>
+    <w:p>
+      <w:pPr>
+        <w:rPr>
+          <w:lang w:val="en-US"/>
+        </w:rPr>
+      </w:pPr>
+    </w:p>
+    <w:p>
+      <w:pPr>
+        <w:rPr>
+          <w:lang w:val="en-US"/>
+        </w:rPr>
+      </w:pPr>
+    </w:p>
+    <w:p>
+      <w:pPr>
+        <w:rPr>
+          <w:lang w:val="en-US"/>
+        </w:rPr>
+      </w:pPr>
+    </w:p>
+    <w:p>
+      <w:pPr>
+        <w:jc w:val="both"/>
+        <w:rPr>
+          <w:lang w:val="en-US"/>
+        </w:rPr>
+      </w:pPr>
+    </w:p>
+    <w:p>
+      <w:pPr>
+        <w:rPr>
+          <w:lang w:val="en-US"/>
+        </w:rPr>
+      </w:pPr>
+    </w:p>
+    <w:p>
+      <w:pPr>
+        <w:rPr>
+          <w:lang w:val="en-US"/>
+        </w:rPr>
+      </w:pPr>
+    </w:p>
+    <w:p>
+      <w:pPr>
+        <w:rPr>
+          <w:lang w:val="en-US"/>
+        </w:rPr>
+      </w:pPr>
+    </w:p>
+    <w:p>
+      <w:pPr>
+        <w:rPr>
+          <w:lang w:val="en-US"/>
+        </w:rPr>
+      </w:pPr>
+    </w:p>
+    <w:p>
+      <w:pPr>
+        <w:rPr>
+          <w:lang w:val="en-US"/>
+        </w:rPr>
+      </w:pPr>
+    </w:p>
+    <w:p>
+      <w:pPr>
+        <w:rPr>
+          <w:lang w:val="en-US"/>
+        </w:rPr>
+      </w:pPr>
+    </w:p>
+    <w:p>
+      <w:pPr>
+        <w:rPr>
+          <w:lang w:val="en-US"/>
+        </w:rPr>
+      </w:pPr>
+    </w:p>
+    <w:p>
+      <w:pPr>
+        <w:rPr>
+          <w:lang w:val="en-US"/>
+        </w:rPr>
+      </w:pPr>
+    </w:p>
+    <w:p>
+      <w:pPr>
+        <w:rPr>
+          <w:lang w:val="en-US"/>
+        </w:rPr>
+      </w:pPr>
+    </w:p>
+    <w:p>
+      <w:pPr>
+        <w:rPr>
+          <w:lang w:val="en-US"/>
+        </w:rPr>
+      </w:pPr>
+    </w:p>
+    <w:p>
+      <w:pPr>
+        <w:rPr>
+          <w:lang w:val="en-US"/>
+        </w:rPr>
+      </w:pPr>
+    </w:p>
+    <w:p>
+      <w:pPr>
+        <w:pStyle w:val="Heading1"/>
+        <w:rPr>
+          <w:lang w:val="en-US"/>
+        </w:rPr>
+      </w:pPr>
+      <w:bookmarkStart w:id="6" w:name="_Toc194422393"/>
+      <w:bookmarkStart w:id="7" w:name="_Toc194422486"/>
+      <w:bookmarkStart w:id="8" w:name="_Toc194422675"/>
+      <w:r>
+        <w:rPr>
+          <w:lang w:val="en-US"/>
+        </w:rPr>
+        <w:lastRenderedPageBreak/>
+        <w:t>Cont</w:t>
+      </w:r>
+      <w:r>
+        <w:rPr>
+          <w:lang w:val="en-US"/>
+        </w:rPr>
+        <w:t>ents:</w:t>
+      </w:r>
+      <w:bookmarkEnd w:id="6"/>
+      <w:bookmarkEnd w:id="7"/>
+      <w:bookmarkEnd w:id="8"/>
+    </w:p>
+    <w:sdt>
+      <w:sdtPr>
+        <w:id w:val="1104162001"/>
+        <w:docPartObj>
+          <w:docPartGallery w:val="Table of Contents"/>
+          <w:docPartUnique/>
+        </w:docPartObj>
+      </w:sdtPr>
+      <w:sdtEndPr>
+        <w:rPr>
+          <w:rFonts w:asciiTheme="minorHAnsi" w:eastAsiaTheme="minorHAnsi" w:hAnsiTheme="minorHAnsi" w:cstheme="minorBidi"/>
+          <w:b/>
+          <w:bCs/>
+          <w:noProof/>
+          <w:color w:val="auto"/>
+          <w:kern w:val="2"/>
+          <w:sz w:val="22"/>
+          <w:szCs w:val="22"/>
+          <w:lang w:val="en-GB"/>
+        </w:rPr>
+      </w:sdtEndPr>
+      <w:sdtContent>
+        <w:p>
+          <w:pPr>
+            <w:pStyle w:val="TOCHeading"/>
+            <w:rPr>
+              <w:noProof/>
+            </w:rPr>
+          </w:pPr>
+          <w:r>
+            <w:fldChar w:fldCharType="begin"/>
+          </w:r>
+          <w:r>
+            <w:instrText xml:space="preserve"> TOC \o "1-3" \h \z \u </w:instrText>
+          </w:r>
+          <w:r>
+            <w:fldChar w:fldCharType="separate"/>
+          </w:r>
+        </w:p>
+        <w:p>
+          <w:pPr>
+            <w:pStyle w:val="TOC2"/>
+            <w:tabs>
+              <w:tab w:val="right" w:leader="dot" w:pos="9016"/>
+            </w:tabs>
+            <w:rPr>
+              <w:rFonts w:eastAsiaTheme="minorEastAsia"/>
+              <w:noProof/>
+              <w:sz w:val="24"/>
+              <w:szCs w:val="24"/>
+              <w:lang w:eastAsia="en-GB"/>
+            </w:rPr>
+          </w:pPr>
+          <w:hyperlink w:anchor="_Toc194422676" w:history="1">
+            <w:r>
+              <w:rPr>
+                <w:rStyle w:val="Hyperlink"/>
+                <w:noProof/>
+                <w:lang w:val="en-US"/>
+              </w:rPr>
+              <w:t>Introduction:</w:t>
+            </w:r>
+            <w:r>
+              <w:rPr>
+                <w:noProof/>
+                <w:webHidden/>
+              </w:rPr>
+              <w:tab/>
+            </w:r>
+            <w:r>
+              <w:rPr>
+                <w:noProof/>
+                <w:webHidden/>
+              </w:rPr>
+              <w:fldChar w:fldCharType="begin"/>
+            </w:r>
+            <w:r>
+              <w:rPr>
+                <w:noProof/>
+                <w:webHidden/>
+              </w:rPr>
+              <w:instrText xml:space="preserve"> PAGEREF _Toc194422676 \h </w:instrText>
+            </w:r>
+            <w:r>
+              <w:rPr>
+                <w:noProof/>
+                <w:webHidden/>
+              </w:rPr>
+            </w:r>
+            <w:r>
+              <w:rPr>
+                <w:noProof/>
+                <w:webHidden/>
+              </w:rPr>
+              <w:fldChar w:fldCharType="separate"/>
+            </w:r>
+            <w:r>
+              <w:rPr>
+                <w:noProof/>
+                <w:webHidden/>
+              </w:rPr>
+              <w:t>3</w:t>
+            </w:r>
+            <w:r>
+              <w:rPr>
+                <w:noProof/>
+                <w:webHidden/>
+              </w:rPr>
+              <w:fldChar w:fldCharType="end"/>
+            </w:r>
+          </w:hyperlink>
+        </w:p>
+        <w:p>
+          <w:pPr>
+            <w:pStyle w:val="TOC2"/>
+            <w:tabs>
+              <w:tab w:val="right" w:leader="dot" w:pos="9016"/>
+            </w:tabs>
+            <w:rPr>
+              <w:rFonts w:eastAsiaTheme="minorEastAsia"/>
+              <w:noProof/>
+              <w:sz w:val="24"/>
+              <w:szCs w:val="24"/>
+              <w:lang w:eastAsia="en-GB"/>
+            </w:rPr>
+          </w:pPr>
+          <w:hyperlink w:anchor="_Toc194422677" w:history="1">
+            <w:r>
+              <w:rPr>
+                <w:rStyle w:val="Hyperlink"/>
+                <w:noProof/>
+                <w:lang w:val="en-US"/>
+              </w:rPr>
+              <w:t>Bat File Code</w:t>
+            </w:r>
+            <w:r>
+              <w:rPr>
+                <w:noProof/>
+                <w:webHidden/>
+              </w:rPr>
+              <w:tab/>
+            </w:r>
+            <w:r>
+              <w:rPr>
+                <w:noProof/>
+                <w:webHidden/>
+              </w:rPr>
+              <w:fldChar w:fldCharType="begin"/>
+            </w:r>
+            <w:r>
+              <w:rPr>
+                <w:noProof/>
+                <w:webHidden/>
+              </w:rPr>
+              <w:instrText xml:space="preserve"> PAGEREF _Toc194422677 \h </w:instrText>
+            </w:r>
+            <w:r>
+              <w:rPr>
+                <w:noProof/>
+                <w:webHidden/>
+              </w:rPr>
+            </w:r>
+            <w:r>
+              <w:rPr>
+                <w:noProof/>
+                <w:webHidden/>
+              </w:rPr>
+              <w:fldChar w:fldCharType="separate"/>
+            </w:r>
+            <w:r>
+              <w:rPr>
+                <w:noProof/>
+                <w:webHidden/>
+              </w:rPr>
+              <w:t>4</w:t>
+            </w:r>
+            <w:r>
+              <w:rPr>
+                <w:noProof/>
+                <w:webHidden/>
+              </w:rPr>
+              <w:fldChar w:fldCharType="end"/>
+            </w:r>
+          </w:hyperlink>
+        </w:p>
+        <w:p>
+          <w:pPr>
+            <w:pStyle w:val="TOC2"/>
+            <w:tabs>
+              <w:tab w:val="right" w:leader="dot" w:pos="9016"/>
+            </w:tabs>
+            <w:rPr>
+              <w:rFonts w:eastAsiaTheme="minorEastAsia"/>
+              <w:noProof/>
+              <w:sz w:val="24"/>
+              <w:szCs w:val="24"/>
+              <w:lang w:eastAsia="en-GB"/>
+            </w:rPr>
+          </w:pPr>
+          <w:hyperlink w:anchor="_Toc194422678" w:history="1">
+            <w:r>
+              <w:rPr>
+                <w:rStyle w:val="Hyperlink"/>
+                <w:noProof/>
+                <w:lang w:val="en-US"/>
+              </w:rPr>
+              <w:t>Linux Code</w:t>
+            </w:r>
+            <w:r>
+              <w:rPr>
+                <w:noProof/>
+                <w:webHidden/>
+              </w:rPr>
+              <w:tab/>
+            </w:r>
+            <w:r>
+              <w:rPr>
+                <w:noProof/>
+                <w:webHidden/>
+              </w:rPr>
+              <w:fldChar w:fldCharType="begin"/>
+            </w:r>
+            <w:r>
+              <w:rPr>
+                <w:noProof/>
+                <w:webHidden/>
+              </w:rPr>
+              <w:instrText xml:space="preserve"> PAGEREF _Toc194422678 \h </w:instrText>
+            </w:r>
+            <w:r>
+              <w:rPr>
+                <w:noProof/>
+                <w:webHidden/>
+              </w:rPr>
+            </w:r>
+            <w:r>
+              <w:rPr>
+                <w:noProof/>
+                <w:webHidden/>
+              </w:rPr>
+              <w:fldChar w:fldCharType="separate"/>
+            </w:r>
+            <w:r>
+              <w:rPr>
+                <w:noProof/>
+                <w:webHidden/>
+              </w:rPr>
+              <w:t>6</w:t>
+            </w:r>
+            <w:r>
+              <w:rPr>
+                <w:noProof/>
+                <w:webHidden/>
+              </w:rPr>
+              <w:fldChar w:fldCharType="end"/>
+            </w:r>
+          </w:hyperlink>
+        </w:p>
+        <w:p>
+          <w:pPr>
+            <w:pStyle w:val="TOC2"/>
+            <w:tabs>
+              <w:tab w:val="right" w:leader="dot" w:pos="9016"/>
+            </w:tabs>
+            <w:rPr>
+              <w:rFonts w:eastAsiaTheme="minorEastAsia"/>
+              <w:noProof/>
+              <w:sz w:val="24"/>
+              <w:szCs w:val="24"/>
+              <w:lang w:eastAsia="en-GB"/>
+            </w:rPr>
+          </w:pPr>
+          <w:hyperlink w:anchor="_Toc194422679" w:history="1">
+            <w:r>
+              <w:rPr>
+                <w:rStyle w:val="Hyperlink"/>
+                <w:noProof/>
+                <w:lang w:val="en-US"/>
+              </w:rPr>
+              <w:t>Explanation of program logic:</w:t>
+            </w:r>
+            <w:r>
+              <w:rPr>
+                <w:noProof/>
+                <w:webHidden/>
+              </w:rPr>
+              <w:tab/>
+            </w:r>
+            <w:r>
+              <w:rPr>
+                <w:noProof/>
+                <w:webHidden/>
+              </w:rPr>
+              <w:fldChar w:fldCharType="begin"/>
+            </w:r>
+            <w:r>
+              <w:rPr>
+                <w:noProof/>
+                <w:webHidden/>
+              </w:rPr>
+              <w:instrText xml:space="preserve"> PAGEREF _Toc194422679 \h </w:instrText>
+            </w:r>
+            <w:r>
+              <w:rPr>
+                <w:noProof/>
+                <w:webHidden/>
+              </w:rPr>
+            </w:r>
+            <w:r>
+              <w:rPr>
+                <w:noProof/>
+                <w:webHidden/>
+              </w:rPr>
+              <w:fldChar w:fldCharType="separate"/>
+            </w:r>
+            <w:r>
+              <w:rPr>
+                <w:noProof/>
+                <w:webHidden/>
+              </w:rPr>
+              <w:t>7</w:t>
+            </w:r>
+            <w:r>
+              <w:rPr>
+                <w:noProof/>
+                <w:webHidden/>
+              </w:rPr>
+              <w:fldChar w:fldCharType="end"/>
+            </w:r>
+          </w:hyperlink>
+        </w:p>
+        <w:p>
+          <w:pPr>
+            <w:pStyle w:val="TOC3"/>
+            <w:tabs>
+              <w:tab w:val="right" w:leader="dot" w:pos="9016"/>
+            </w:tabs>
+            <w:rPr>
+              <w:rFonts w:eastAsiaTheme="minorEastAsia"/>
+              <w:noProof/>
+              <w:sz w:val="24"/>
+              <w:szCs w:val="24"/>
+              <w:lang w:eastAsia="en-GB"/>
+            </w:rPr>
+          </w:pPr>
+          <w:hyperlink w:anchor="_Toc194422680" w:history="1">
+            <w:r>
+              <w:rPr>
+                <w:rStyle w:val="Hyperlink"/>
+                <w:noProof/>
+                <w:lang w:val="en-US"/>
+              </w:rPr>
+              <w:t>Psudocode:</w:t>
+            </w:r>
+            <w:r>
+              <w:rPr>
+                <w:noProof/>
+                <w:webHidden/>
+              </w:rPr>
+              <w:tab/>
+            </w:r>
+            <w:r>
+              <w:rPr>
+                <w:noProof/>
+                <w:webHidden/>
+              </w:rPr>
+              <w:fldChar w:fldCharType="begin"/>
+            </w:r>
+            <w:r>
+              <w:rPr>
+                <w:noProof/>
+                <w:webHidden/>
+              </w:rPr>
+              <w:instrText xml:space="preserve"> PAGEREF _Toc194422680 \h </w:instrText>
+            </w:r>
+            <w:r>
+              <w:rPr>
+                <w:noProof/>
+                <w:webHidden/>
+              </w:rPr>
+            </w:r>
+            <w:r>
+              <w:rPr>
+                <w:noProof/>
+                <w:webHidden/>
+              </w:rPr>
+              <w:fldChar w:fldCharType="separate"/>
+            </w:r>
+            <w:r>
+              <w:rPr>
+                <w:noProof/>
+                <w:webHidden/>
+              </w:rPr>
+              <w:t>7</w:t>
+            </w:r>
+            <w:r>
+              <w:rPr>
+                <w:noProof/>
+                <w:webHidden/>
+              </w:rPr>
+              <w:fldChar w:fldCharType="end"/>
+            </w:r>
+          </w:hyperlink>
+        </w:p>
+        <w:p>
+          <w:pPr>
+            <w:pStyle w:val="TOC3"/>
+            <w:tabs>
+              <w:tab w:val="right" w:leader="dot" w:pos="9016"/>
+            </w:tabs>
+            <w:rPr>
+              <w:rFonts w:eastAsiaTheme="minorEastAsia"/>
+              <w:noProof/>
+              <w:sz w:val="24"/>
+              <w:szCs w:val="24"/>
+              <w:lang w:eastAsia="en-GB"/>
+            </w:rPr>
+          </w:pPr>
+          <w:hyperlink w:anchor="_Toc194422681" w:history="1">
+            <w:r>
+              <w:rPr>
+                <w:rStyle w:val="Hyperlink"/>
+                <w:noProof/>
+                <w:lang w:val="en-US"/>
+              </w:rPr>
+              <w:t>Flow Chart:</w:t>
+            </w:r>
+            <w:r>
+              <w:rPr>
+                <w:noProof/>
+                <w:webHidden/>
+              </w:rPr>
+              <w:tab/>
+            </w:r>
+            <w:r>
+              <w:rPr>
+                <w:noProof/>
+                <w:webHidden/>
+              </w:rPr>
+              <w:fldChar w:fldCharType="begin"/>
+            </w:r>
+            <w:r>
+              <w:rPr>
+                <w:noProof/>
+                <w:webHidden/>
+              </w:rPr>
+              <w:instrText xml:space="preserve"> PAGEREF _Toc194422681 \h </w:instrText>
+            </w:r>
+            <w:r>
+              <w:rPr>
+                <w:noProof/>
+                <w:webHidden/>
+              </w:rPr>
+            </w:r>
+            <w:r>
+              <w:rPr>
+                <w:noProof/>
+                <w:webHidden/>
+              </w:rPr>
+              <w:fldChar w:fldCharType="separate"/>
+            </w:r>
+            <w:r>
+              <w:rPr>
+                <w:noProof/>
+                <w:webHidden/>
+              </w:rPr>
+              <w:t>8</w:t>
+            </w:r>
+            <w:r>
+              <w:rPr>
+                <w:noProof/>
+                <w:webHidden/>
+              </w:rPr>
+              <w:fldChar w:fldCharType="end"/>
+            </w:r>
+          </w:hyperlink>
+        </w:p>
+        <w:p>
+          <w:pPr>
+            <w:pStyle w:val="TOC2"/>
+            <w:tabs>
+              <w:tab w:val="right" w:leader="dot" w:pos="9016"/>
+            </w:tabs>
+            <w:rPr>
+              <w:rFonts w:eastAsiaTheme="minorEastAsia"/>
+              <w:noProof/>
+              <w:sz w:val="24"/>
+              <w:szCs w:val="24"/>
+              <w:lang w:eastAsia="en-GB"/>
+            </w:rPr>
+          </w:pPr>
+          <w:hyperlink w:anchor="_Toc194422682" w:history="1">
+            <w:r>
+              <w:rPr>
+                <w:rStyle w:val="Hyperlink"/>
+                <w:noProof/>
+                <w:lang w:val="en-US"/>
+              </w:rPr>
+              <w:t>Testing:</w:t>
+            </w:r>
+            <w:r>
+              <w:rPr>
+                <w:noProof/>
+                <w:webHidden/>
+              </w:rPr>
+              <w:tab/>
+            </w:r>
+            <w:r>
+              <w:rPr>
+                <w:noProof/>
+                <w:webHidden/>
+              </w:rPr>
+              <w:fldChar w:fldCharType="begin"/>
+            </w:r>
+            <w:r>
+              <w:rPr>
+                <w:noProof/>
+                <w:webHidden/>
+              </w:rPr>
+              <w:instrText xml:space="preserve"> PAGEREF _Toc194422682 \h </w:instrText>
+            </w:r>
+            <w:r>
+              <w:rPr>
+                <w:noProof/>
+                <w:webHidden/>
+              </w:rPr>
+            </w:r>
+            <w:r>
+              <w:rPr>
+                <w:noProof/>
+                <w:webHidden/>
+              </w:rPr>
+              <w:fldChar w:fldCharType="separate"/>
+            </w:r>
+            <w:r>
+              <w:rPr>
+                <w:noProof/>
+                <w:webHidden/>
+              </w:rPr>
+              <w:t>8</w:t>
+            </w:r>
+            <w:r>
+              <w:rPr>
+                <w:noProof/>
+                <w:webHidden/>
+              </w:rPr>
+              <w:fldChar w:fldCharType="end"/>
+            </w:r>
+          </w:hyperlink>
+        </w:p>
+        <w:p>
+          <w:pPr>
+            <w:pStyle w:val="TOC2"/>
+            <w:tabs>
+              <w:tab w:val="right" w:leader="dot" w:pos="9016"/>
+            </w:tabs>
+            <w:rPr>
+              <w:rFonts w:eastAsiaTheme="minorEastAsia"/>
+              <w:noProof/>
+              <w:sz w:val="24"/>
+              <w:szCs w:val="24"/>
+              <w:lang w:eastAsia="en-GB"/>
+            </w:rPr>
+          </w:pPr>
+          <w:hyperlink w:anchor="_Toc194422683" w:history="1">
+            <w:r>
+              <w:rPr>
+                <w:rStyle w:val="Hyperlink"/>
+                <w:noProof/>
+                <w:lang w:val="en-US"/>
+              </w:rPr>
+              <w:t>Testing coverage explanation:</w:t>
+            </w:r>
+            <w:r>
+              <w:rPr>
+                <w:noProof/>
+                <w:webHidden/>
+              </w:rPr>
+              <w:tab/>
+            </w:r>
+            <w:r>
+              <w:rPr>
+                <w:noProof/>
+                <w:webHidden/>
+              </w:rPr>
+              <w:fldChar w:fldCharType="begin"/>
+            </w:r>
+            <w:r>
+              <w:rPr>
+                <w:noProof/>
+                <w:webHidden/>
+              </w:rPr>
+              <w:instrText xml:space="preserve"> PAGEREF _Toc194422683 \h </w:instrText>
+            </w:r>
+            <w:r>
+              <w:rPr>
+                <w:noProof/>
+                <w:webHidden/>
+              </w:rPr>
+            </w:r>
+            <w:r>
+              <w:rPr>
+                <w:noProof/>
+                <w:webHidden/>
+              </w:rPr>
+              <w:fldChar w:fldCharType="separate"/>
+            </w:r>
+            <w:r>
+              <w:rPr>
+                <w:noProof/>
+                <w:webHidden/>
+              </w:rPr>
+              <w:t>8</w:t>
+            </w:r>
+            <w:r>
+              <w:rPr>
+                <w:noProof/>
+                <w:webHidden/>
+              </w:rPr>
+              <w:fldChar w:fldCharType="end"/>
+            </w:r>
+          </w:hyperlink>
+        </w:p>
+        <w:p>
+          <w:pPr>
+            <w:pStyle w:val="TOC2"/>
+            <w:tabs>
+              <w:tab w:val="right" w:leader="dot" w:pos="9016"/>
+            </w:tabs>
+            <w:rPr>
+              <w:rFonts w:eastAsiaTheme="minorEastAsia"/>
+              <w:noProof/>
+              <w:sz w:val="24"/>
+              <w:szCs w:val="24"/>
+              <w:lang w:eastAsia="en-GB"/>
+            </w:rPr>
+          </w:pPr>
+          <w:hyperlink w:anchor="_Toc194422684" w:history="1">
+            <w:r>
+              <w:rPr>
+                <w:rStyle w:val="Hyperlink"/>
+                <w:noProof/>
+                <w:lang w:val="en-US"/>
+              </w:rPr>
+              <w:t>References:</w:t>
+            </w:r>
+            <w:r>
+              <w:rPr>
+                <w:noProof/>
+                <w:webHidden/>
+              </w:rPr>
+              <w:tab/>
+            </w:r>
+            <w:r>
+              <w:rPr>
+                <w:noProof/>
+                <w:webHidden/>
+              </w:rPr>
+              <w:fldChar w:fldCharType="begin"/>
+            </w:r>
+            <w:r>
+              <w:rPr>
+                <w:noProof/>
+                <w:webHidden/>
+              </w:rPr>
+              <w:instrText xml:space="preserve"> PAGEREF _Toc194422684 \h </w:instrText>
+            </w:r>
+            <w:r>
+              <w:rPr>
+                <w:noProof/>
+                <w:webHidden/>
+              </w:rPr>
+            </w:r>
+            <w:r>
+              <w:rPr>
+                <w:noProof/>
+                <w:webHidden/>
+              </w:rPr>
+              <w:fldChar w:fldCharType="separate"/>
+            </w:r>
+            <w:r>
+              <w:rPr>
+                <w:noProof/>
+                <w:webHidden/>
+              </w:rPr>
+              <w:t>8</w:t>
+            </w:r>
+            <w:r>
+              <w:rPr>
+                <w:noProof/>
+                <w:webHidden/>
+              </w:rPr>
+              <w:fldChar w:fldCharType="end"/>
+            </w:r>
+          </w:hyperlink>
+        </w:p>
+        <w:p>
+          <w:r>
+            <w:rPr>
+              <w:b/>
+              <w:bCs/>
+              <w:noProof/>
+            </w:rPr>
+            <w:fldChar w:fldCharType="end"/>
+          </w:r>
+        </w:p>
+      </w:sdtContent>
+    </w:sdt>
+    <w:p>
+      <w:pPr>
+        <w:pStyle w:val="Heading1"/>
+        <w:rPr>
+          <w:lang w:val="en-US"/>
+        </w:rPr>
+      </w:pPr>
+    </w:p>
+    <w:p>
+      <w:pPr>
+        <w:rPr>
+          <w:lang w:val="en-US"/>
+        </w:rPr>
+      </w:pPr>
+    </w:p>
+    <w:p>
+      <w:pPr>
+        <w:rPr>
+          <w:lang w:val="en-US"/>
+        </w:rPr>
+      </w:pPr>
+    </w:p>
+    <w:p>
+      <w:pPr>
+        <w:rPr>
+          <w:lang w:val="en-US"/>
+        </w:rPr>
+      </w:pPr>
+    </w:p>
+    <w:p>
+      <w:pPr>
+        <w:rPr>
+          <w:lang w:val="en-US"/>
+        </w:rPr>
+      </w:pPr>
+    </w:p>
+    <w:p>
+      <w:pPr>
+        <w:rPr>
+          <w:lang w:val="en-US"/>
+        </w:rPr>
+      </w:pPr>
+    </w:p>
+    <w:p>
+      <w:pPr>
+        <w:rPr>
+          <w:lang w:val="en-US"/>
+        </w:rPr>
+      </w:pPr>
+    </w:p>
+    <w:p>
+      <w:pPr>
+        <w:rPr>
+          <w:lang w:val="en-US"/>
+        </w:rPr>
+      </w:pPr>
+    </w:p>
+    <w:p>
+      <w:pPr>
+        <w:rPr>
+          <w:lang w:val="en-US"/>
+        </w:rPr>
+      </w:pPr>
+    </w:p>
+    <w:p>
+      <w:pPr>
+        <w:rPr>
+          <w:lang w:val="en-US"/>
+        </w:rPr>
+      </w:pPr>
+    </w:p>
+    <w:p>
+      <w:pPr>
+        <w:rPr>
+          <w:lang w:val="en-US"/>
+        </w:rPr>
+      </w:pPr>
+    </w:p>
+    <w:p>
+      <w:pPr>
+        <w:rPr>
+          <w:lang w:val="en-US"/>
+        </w:rPr>
+      </w:pPr>
+    </w:p>
+    <w:p>
+      <w:pPr>
+        <w:rPr>
+          <w:lang w:val="en-US"/>
+        </w:rPr>
+      </w:pPr>
+    </w:p>
+    <w:p>
+      <w:pPr>
+        <w:rPr>
+          <w:lang w:val="en-US"/>
+        </w:rPr>
+      </w:pPr>
+    </w:p>
+    <w:p>
+      <w:pPr>
+        <w:rPr>
+          <w:lang w:val="en-US"/>
+        </w:rPr>
+      </w:pPr>
+    </w:p>
+    <w:p>
+      <w:pPr>
+        <w:rPr>
+          <w:lang w:val="en-US"/>
+        </w:rPr>
+      </w:pPr>
+    </w:p>
+    <w:p>
+      <w:pPr>
+        <w:rPr>
+          <w:lang w:val="en-US"/>
+        </w:rPr>
+      </w:pPr>
+    </w:p>
+    <w:p>
+      <w:pPr>
+        <w:pStyle w:val="Heading2"/>
+        <w:rPr>
+          <w:lang w:val="en-US"/>
+        </w:rPr>
+      </w:pPr>
+      <w:bookmarkStart w:id="9" w:name="_Toc194422676"/>
+      <w:r>
+        <w:rPr>
+          <w:lang w:val="en-US"/>
+        </w:rPr>
+        <w:lastRenderedPageBreak/>
+        <w:t>Introduction:</w:t>
+      </w:r>
+      <w:bookmarkEnd w:id="9"/>
+    </w:p>
+    <w:p>
+      <w:pPr>
+        <w:pStyle w:val="Heading2"/>
+        <w:rPr>
+          <w:lang w:val="en-US"/>
+        </w:rPr>
+      </w:pPr>
+    </w:p>
+    <w:p>
+      <w:pPr>
+        <w:rPr>
+          <w:lang w:val="en-US"/>
+        </w:rPr>
+      </w:pPr>
+    </w:p>
+    <w:p>
+      <w:pPr>
+        <w:rPr>
+          <w:lang w:val="en-US"/>
+        </w:rPr>
+      </w:pPr>
+    </w:p>
+    <w:p>
+      <w:pPr>
+        <w:rPr>
+          <w:lang w:val="en-US"/>
+        </w:rPr>
+      </w:pPr>
+    </w:p>
+    <w:p>
+      <w:pPr>
+        <w:rPr>
+          <w:lang w:val="en-US"/>
+        </w:rPr>
+      </w:pPr>
+    </w:p>
+    <w:p>
+      <w:pPr>
+        <w:rPr>
+          <w:lang w:val="en-US"/>
+        </w:rPr>
+      </w:pPr>
+    </w:p>
+    <w:p>
+      <w:pPr>
+        <w:rPr>
+          <w:lang w:val="en-US"/>
+        </w:rPr>
+      </w:pPr>
+    </w:p>
+    <w:p>
+      <w:pPr>
+        <w:rPr>
+          <w:lang w:val="en-US"/>
+        </w:rPr>
+      </w:pPr>
+    </w:p>
+    <w:p>
+      <w:pPr>
+        <w:rPr>
+          <w:lang w:val="en-US"/>
+        </w:rPr>
+      </w:pPr>
+    </w:p>
+    <w:p>
+      <w:pPr>
+        <w:rPr>
+          <w:lang w:val="en-US"/>
+        </w:rPr>
+      </w:pPr>
+    </w:p>
+    <w:p>
+      <w:pPr>
+        <w:rPr>
+          <w:lang w:val="en-US"/>
+        </w:rPr>
+      </w:pPr>
+    </w:p>
+    <w:p>
+      <w:pPr>
+        <w:rPr>
+          <w:lang w:val="en-US"/>
+        </w:rPr>
+      </w:pPr>
+    </w:p>
+    <w:p>
+      <w:pPr>
+        <w:rPr>
+          <w:lang w:val="en-US"/>
+        </w:rPr>
+      </w:pPr>
+    </w:p>
+    <w:p>
+      <w:pPr>
+        <w:rPr>
+          <w:lang w:val="en-US"/>
+        </w:rPr>
+      </w:pPr>
+    </w:p>
+    <w:p>
+      <w:pPr>
+        <w:rPr>
+          <w:lang w:val="en-US"/>
+        </w:rPr>
+      </w:pPr>
+    </w:p>
+    <w:p>
+      <w:pPr>
+        <w:rPr>
+          <w:lang w:val="en-US"/>
+        </w:rPr>
+      </w:pPr>
+    </w:p>
+    <w:p>
+      <w:pPr>
+        <w:rPr>
+          <w:lang w:val="en-US"/>
+        </w:rPr>
+      </w:pPr>
+    </w:p>
+    <w:p>
+      <w:pPr>
+        <w:rPr>
+          <w:lang w:val="en-US"/>
+        </w:rPr>
+      </w:pPr>
+    </w:p>
+    <w:p>
+      <w:pPr>
+        <w:rPr>
+          <w:lang w:val="en-US"/>
+        </w:rPr>
+      </w:pPr>
+    </w:p>
+    <w:p>
+      <w:pPr>
+        <w:rPr>
+          <w:lang w:val="en-US"/>
+        </w:rPr>
+      </w:pPr>
+    </w:p>
+    <w:p>
+      <w:pPr>
+        <w:rPr>
+          <w:lang w:val="en-US"/>
+        </w:rPr>
+      </w:pPr>
+    </w:p>
+    <w:p>
+      <w:pPr>
+        <w:rPr>
+          <w:lang w:val="en-US"/>
+        </w:rPr>
+      </w:pPr>
+    </w:p>
+    <w:p>
+      <w:pPr>
+        <w:rPr>
+          <w:lang w:val="en-US"/>
+        </w:rPr>
+      </w:pPr>
+    </w:p>
+    <w:p>
+      <w:pPr>
+        <w:rPr>
+          <w:lang w:val="en-US"/>
+        </w:rPr>
+      </w:pPr>
+    </w:p>
+    <w:p>
+      <w:pPr>
+        <w:rPr>
+          <w:lang w:val="en-US"/>
+        </w:rPr>
+      </w:pPr>
+    </w:p>
+    <w:p>
+      <w:pPr>
+        <w:rPr>
+          <w:lang w:val="en-US"/>
+        </w:rPr>
+      </w:pPr>
+    </w:p>
+    <w:p>
+      <w:pPr>
+        <w:rPr>
+          <w:lang w:val="en-US"/>
+        </w:rPr>
+      </w:pPr>
+    </w:p>
+    <w:p>
+      <w:pPr>
+        <w:rPr>
+          <w:lang w:val="en-US"/>
+        </w:rPr>
+      </w:pPr>
+    </w:p>
+    <w:p>
+      <w:pPr>
+        <w:pStyle w:val="Heading2"/>
+        <w:rPr>
+          <w:lang w:val="en-US"/>
+        </w:rPr>
+      </w:pPr>
+      <w:bookmarkStart w:id="10" w:name="_Toc194422677"/>
+      <w:r>
+        <w:rPr>
+          <w:lang w:val="en-US"/>
+        </w:rPr>
+        <w:lastRenderedPageBreak/>
+        <w:t>Bat File Code</w:t>
+      </w:r>
+      <w:bookmarkEnd w:id="10"/>
+    </w:p>
+    <w:p>
+      <w:pPr>
+        <w:shd w:val="clear" w:color="auto" w:fill="1F1F1F"/>
+        <w:spacing w:after="0" w:line="285" w:lineRule="atLeast"/>
+        <w:rPr>
+          <w:rFonts w:ascii="Consolas" w:eastAsia="Times New Roman" w:hAnsi="Consolas" w:cs="Times New Roman"/>
+          <w:color w:val="CCCCCC"/>
+          <w:kern w:val="0"/>
+          <w:sz w:val="21"/>
+          <w:szCs w:val="21"/>
+          <w:lang w:eastAsia="en-GB"/>
+          <w14:ligatures w14:val="none"/>
+        </w:rPr>
+      </w:pPr>
+      <w:r>
+        <w:rPr>
+          <w:rFonts w:ascii="Consolas" w:eastAsia="Times New Roman" w:hAnsi="Consolas" w:cs="Times New Roman"/>
+          <w:color w:val="D4D4D4"/>
+          <w:kern w:val="0"/>
+          <w:sz w:val="21"/>
+          <w:szCs w:val="21"/>
+          <w:lang w:eastAsia="en-GB"/>
+          <w14:ligatures w14:val="none"/>
+        </w:rPr>
+        <w:t>@</w:t>
+      </w:r>
+      <w:r>
+        <w:rPr>
+          <w:rFonts w:ascii="Consolas" w:eastAsia="Times New Roman" w:hAnsi="Consolas" w:cs="Times New Roman"/>
+          <w:color w:val="569CD6"/>
+          <w:kern w:val="0"/>
+          <w:sz w:val="21"/>
+          <w:szCs w:val="21"/>
+          <w:lang w:eastAsia="en-GB"/>
+          <w14:ligatures w14:val="none"/>
+        </w:rPr>
+        <w:t>echo</w:t>
+      </w:r>
+      <w:r>
+        <w:rPr>
+          <w:rFonts w:ascii="Consolas" w:eastAsia="Times New Roman" w:hAnsi="Consolas" w:cs="Times New Roman"/>
+          <w:color w:val="CCCCCC"/>
+          <w:kern w:val="0"/>
+          <w:sz w:val="21"/>
+          <w:szCs w:val="21"/>
+          <w:lang w:eastAsia="en-GB"/>
+          <w14:ligatures w14:val="none"/>
         </w:rPr>
         <w:t xml:space="preserve"> </w:t>
       </w:r>
-    </w:p>
-    <w:p>
-      <w:pPr>
-        <w:pStyle w:val="Subtitle"/>
-        <w:rPr>
-          <w:lang w:val="en-US"/>
-        </w:rPr>
-      </w:pPr>
-      <w:r>
-        <w:rPr>
-          <w:lang w:val="en-US"/>
-        </w:rPr>
-        <w:t>Submission Deadline: 11/4/25</w:t>
-      </w:r>
-    </w:p>
-    <w:p>
-      <w:pPr>
-        <w:rPr>
-          <w:lang w:val="en-US"/>
-        </w:rPr>
-      </w:pPr>
-    </w:p>
-    <w:p>
-      <w:pPr>
-        <w:rPr>
-          <w:lang w:val="en-US"/>
-        </w:rPr>
-      </w:pPr>
-    </w:p>
-    <w:p>
-      <w:pPr>
-        <w:rPr>
-          <w:lang w:val="en-US"/>
-        </w:rPr>
-      </w:pPr>
-    </w:p>
-    <w:p>
-      <w:pPr>
-        <w:rPr>
-          <w:lang w:val="en-US"/>
-        </w:rPr>
-      </w:pPr>
-    </w:p>
-    <w:p>
-      <w:pPr>
-        <w:rPr>
-          <w:lang w:val="en-US"/>
-        </w:rPr>
-      </w:pPr>
-    </w:p>
-    <w:p>
-      <w:pPr>
-        <w:rPr>
-          <w:lang w:val="en-US"/>
-        </w:rPr>
-      </w:pPr>
-    </w:p>
-    <w:p>
-      <w:pPr>
-        <w:rPr>
-          <w:lang w:val="en-US"/>
-        </w:rPr>
-      </w:pPr>
-    </w:p>
-    <w:p>
-      <w:pPr>
-        <w:rPr>
-          <w:lang w:val="en-US"/>
-        </w:rPr>
-      </w:pPr>
-    </w:p>
-    <w:p>
-      <w:pPr>
-        <w:rPr>
-          <w:lang w:val="en-US"/>
-        </w:rPr>
-      </w:pPr>
-    </w:p>
-    <w:p>
-      <w:pPr>
-        <w:rPr>
-          <w:lang w:val="en-US"/>
-        </w:rPr>
-      </w:pPr>
-    </w:p>
-    <w:p>
-      <w:pPr>
-        <w:rPr>
-          <w:lang w:val="en-US"/>
-        </w:rPr>
-      </w:pPr>
-    </w:p>
-    <w:p>
-      <w:pPr>
-        <w:rPr>
-          <w:lang w:val="en-US"/>
-        </w:rPr>
-      </w:pPr>
-    </w:p>
-    <w:p>
-      <w:pPr>
-        <w:rPr>
-          <w:lang w:val="en-US"/>
-        </w:rPr>
-      </w:pPr>
-    </w:p>
-    <w:p>
-      <w:pPr>
-        <w:rPr>
-          <w:lang w:val="en-US"/>
-        </w:rPr>
-      </w:pPr>
-    </w:p>
-    <w:p>
-      <w:pPr>
-        <w:rPr>
-          <w:lang w:val="en-US"/>
-        </w:rPr>
-      </w:pPr>
-    </w:p>
-    <w:p>
-      <w:pPr>
-        <w:rPr>
-          <w:lang w:val="en-US"/>
-        </w:rPr>
-      </w:pPr>
-    </w:p>
-    <w:p>
-      <w:pPr>
-        <w:rPr>
-          <w:lang w:val="en-US"/>
-        </w:rPr>
-      </w:pPr>
-    </w:p>
-    <w:p>
-      <w:pPr>
-        <w:rPr>
-          <w:lang w:val="en-US"/>
-        </w:rPr>
-      </w:pPr>
-    </w:p>
-    <w:p>
-      <w:pPr>
-        <w:pStyle w:val="Heading1"/>
-        <w:rPr>
-          <w:lang w:val="en-US"/>
+      <w:r>
+        <w:rPr>
+          <w:rFonts w:ascii="Consolas" w:eastAsia="Times New Roman" w:hAnsi="Consolas" w:cs="Times New Roman"/>
+          <w:color w:val="569CD6"/>
+          <w:kern w:val="0"/>
+          <w:sz w:val="21"/>
+          <w:szCs w:val="21"/>
+          <w:lang w:eastAsia="en-GB"/>
+          <w14:ligatures w14:val="none"/>
+        </w:rPr>
+        <w:t>off</w:t>
+      </w:r>
+    </w:p>
+    <w:p>
+      <w:pPr>
+        <w:shd w:val="clear" w:color="auto" w:fill="1F1F1F"/>
+        <w:spacing w:after="0" w:line="285" w:lineRule="atLeast"/>
+        <w:rPr>
+          <w:rFonts w:ascii="Consolas" w:eastAsia="Times New Roman" w:hAnsi="Consolas" w:cs="Times New Roman"/>
+          <w:color w:val="CCCCCC"/>
+          <w:kern w:val="0"/>
+          <w:sz w:val="21"/>
+          <w:szCs w:val="21"/>
+          <w:lang w:eastAsia="en-GB"/>
+          <w14:ligatures w14:val="none"/>
         </w:rPr>
       </w:pPr>
       <w:proofErr w:type="spellStart"/>
       <w:r>
         <w:rPr>
-          <w:lang w:val="en-US"/>
-        </w:rPr>
-        <w:t>Contence</w:t>
+          <w:rFonts w:ascii="Consolas" w:eastAsia="Times New Roman" w:hAnsi="Consolas" w:cs="Times New Roman"/>
+          <w:color w:val="569CD6"/>
+          <w:kern w:val="0"/>
+          <w:sz w:val="21"/>
+          <w:szCs w:val="21"/>
+          <w:lang w:eastAsia="en-GB"/>
+          <w14:ligatures w14:val="none"/>
+        </w:rPr>
+        <w:t>setlocal</w:t>
       </w:r>
       <w:proofErr w:type="spellEnd"/>
       <w:r>
         <w:rPr>
-          <w:lang w:val="en-US"/>
-        </w:rPr>
-        <w:t xml:space="preserve">  </w:t>
-      </w:r>
+          <w:rFonts w:ascii="Consolas" w:eastAsia="Times New Roman" w:hAnsi="Consolas" w:cs="Times New Roman"/>
+          <w:color w:val="CCCCCC"/>
+          <w:kern w:val="0"/>
+          <w:sz w:val="21"/>
+          <w:szCs w:val="21"/>
+          <w:lang w:eastAsia="en-GB"/>
+          <w14:ligatures w14:val="none"/>
+        </w:rPr>
+        <w:t xml:space="preserve"> </w:t>
+      </w:r>
+      <w:proofErr w:type="spellStart"/>
+      <w:r>
+        <w:rPr>
+          <w:rFonts w:ascii="Consolas" w:eastAsia="Times New Roman" w:hAnsi="Consolas" w:cs="Times New Roman"/>
+          <w:color w:val="569CD6"/>
+          <w:kern w:val="0"/>
+          <w:sz w:val="21"/>
+          <w:szCs w:val="21"/>
+          <w:lang w:eastAsia="en-GB"/>
+          <w14:ligatures w14:val="none"/>
+        </w:rPr>
+        <w:t>enabledelayedexpansion</w:t>
+      </w:r>
+      <w:proofErr w:type="spellEnd"/>
+    </w:p>
+    <w:p>
+      <w:pPr>
+        <w:shd w:val="clear" w:color="auto" w:fill="1F1F1F"/>
+        <w:spacing w:after="0" w:line="285" w:lineRule="atLeast"/>
+        <w:rPr>
+          <w:rFonts w:ascii="Consolas" w:eastAsia="Times New Roman" w:hAnsi="Consolas" w:cs="Times New Roman"/>
+          <w:color w:val="CCCCCC"/>
+          <w:kern w:val="0"/>
+          <w:sz w:val="21"/>
+          <w:szCs w:val="21"/>
+          <w:lang w:eastAsia="en-GB"/>
+          <w14:ligatures w14:val="none"/>
+        </w:rPr>
+      </w:pPr>
+    </w:p>
+    <w:p>
+      <w:pPr>
+        <w:shd w:val="clear" w:color="auto" w:fill="1F1F1F"/>
+        <w:spacing w:after="0" w:line="285" w:lineRule="atLeast"/>
+        <w:rPr>
+          <w:rFonts w:ascii="Consolas" w:eastAsia="Times New Roman" w:hAnsi="Consolas" w:cs="Times New Roman"/>
+          <w:color w:val="CCCCCC"/>
+          <w:kern w:val="0"/>
+          <w:sz w:val="21"/>
+          <w:szCs w:val="21"/>
+          <w:lang w:eastAsia="en-GB"/>
+          <w14:ligatures w14:val="none"/>
+        </w:rPr>
+      </w:pPr>
+      <w:proofErr w:type="gramStart"/>
+      <w:r>
+        <w:rPr>
+          <w:rFonts w:ascii="Consolas" w:eastAsia="Times New Roman" w:hAnsi="Consolas" w:cs="Times New Roman"/>
+          <w:color w:val="6A9955"/>
+          <w:kern w:val="0"/>
+          <w:sz w:val="21"/>
+          <w:szCs w:val="21"/>
+          <w:lang w:eastAsia="en-GB"/>
+          <w14:ligatures w14:val="none"/>
+        </w:rPr>
+        <w:t>::</w:t>
+      </w:r>
+      <w:proofErr w:type="gramEnd"/>
+      <w:r>
+        <w:rPr>
+          <w:rFonts w:ascii="Consolas" w:eastAsia="Times New Roman" w:hAnsi="Consolas" w:cs="Times New Roman"/>
+          <w:color w:val="6A9955"/>
+          <w:kern w:val="0"/>
+          <w:sz w:val="21"/>
+          <w:szCs w:val="21"/>
+          <w:lang w:eastAsia="en-GB"/>
+          <w14:ligatures w14:val="none"/>
+        </w:rPr>
+        <w:t>variables</w:t>
+      </w:r>
+    </w:p>
+    <w:p>
+      <w:pPr>
+        <w:shd w:val="clear" w:color="auto" w:fill="1F1F1F"/>
+        <w:spacing w:after="0" w:line="285" w:lineRule="atLeast"/>
+        <w:rPr>
+          <w:rFonts w:ascii="Consolas" w:eastAsia="Times New Roman" w:hAnsi="Consolas" w:cs="Times New Roman"/>
+          <w:color w:val="CCCCCC"/>
+          <w:kern w:val="0"/>
+          <w:sz w:val="21"/>
+          <w:szCs w:val="21"/>
+          <w:lang w:eastAsia="en-GB"/>
+          <w14:ligatures w14:val="none"/>
+        </w:rPr>
+      </w:pPr>
+      <w:r>
+        <w:rPr>
+          <w:rFonts w:ascii="Consolas" w:eastAsia="Times New Roman" w:hAnsi="Consolas" w:cs="Times New Roman"/>
+          <w:color w:val="569CD6"/>
+          <w:kern w:val="0"/>
+          <w:sz w:val="21"/>
+          <w:szCs w:val="21"/>
+          <w:lang w:eastAsia="en-GB"/>
+          <w14:ligatures w14:val="none"/>
+        </w:rPr>
+        <w:t>set</w:t>
+      </w:r>
+      <w:r>
+        <w:rPr>
+          <w:rFonts w:ascii="Consolas" w:eastAsia="Times New Roman" w:hAnsi="Consolas" w:cs="Times New Roman"/>
+          <w:color w:val="CCCCCC"/>
+          <w:kern w:val="0"/>
+          <w:sz w:val="21"/>
+          <w:szCs w:val="21"/>
+          <w:lang w:eastAsia="en-GB"/>
+          <w14:ligatures w14:val="none"/>
+        </w:rPr>
+        <w:t xml:space="preserve"> </w:t>
+      </w:r>
+      <w:r>
+        <w:rPr>
+          <w:rFonts w:ascii="Consolas" w:eastAsia="Times New Roman" w:hAnsi="Consolas" w:cs="Times New Roman"/>
+          <w:color w:val="CE9178"/>
+          <w:kern w:val="0"/>
+          <w:sz w:val="21"/>
+          <w:szCs w:val="21"/>
+          <w:lang w:eastAsia="en-GB"/>
+          <w14:ligatures w14:val="none"/>
+        </w:rPr>
+        <w:t>"</w:t>
+      </w:r>
+      <w:proofErr w:type="spellStart"/>
+      <w:r>
+        <w:rPr>
+          <w:rFonts w:ascii="Consolas" w:eastAsia="Times New Roman" w:hAnsi="Consolas" w:cs="Times New Roman"/>
+          <w:color w:val="9CDCFE"/>
+          <w:kern w:val="0"/>
+          <w:sz w:val="21"/>
+          <w:szCs w:val="21"/>
+          <w:lang w:eastAsia="en-GB"/>
+          <w14:ligatures w14:val="none"/>
+        </w:rPr>
+        <w:t>logFile</w:t>
+      </w:r>
+      <w:proofErr w:type="spellEnd"/>
+      <w:r>
+        <w:rPr>
+          <w:rFonts w:ascii="Consolas" w:eastAsia="Times New Roman" w:hAnsi="Consolas" w:cs="Times New Roman"/>
+          <w:color w:val="D4D4D4"/>
+          <w:kern w:val="0"/>
+          <w:sz w:val="21"/>
+          <w:szCs w:val="21"/>
+          <w:lang w:eastAsia="en-GB"/>
+          <w14:ligatures w14:val="none"/>
+        </w:rPr>
+        <w:t>=</w:t>
+      </w:r>
+      <w:r>
+        <w:rPr>
+          <w:rFonts w:ascii="Consolas" w:eastAsia="Times New Roman" w:hAnsi="Consolas" w:cs="Times New Roman"/>
+          <w:color w:val="CE9178"/>
+          <w:kern w:val="0"/>
+          <w:sz w:val="21"/>
+          <w:szCs w:val="21"/>
+          <w:lang w:eastAsia="en-GB"/>
+          <w14:ligatures w14:val="none"/>
+        </w:rPr>
+        <w:t>backup_log.txt"</w:t>
+      </w:r>
+    </w:p>
+    <w:p>
+      <w:pPr>
+        <w:shd w:val="clear" w:color="auto" w:fill="1F1F1F"/>
+        <w:spacing w:after="0" w:line="285" w:lineRule="atLeast"/>
+        <w:rPr>
+          <w:rFonts w:ascii="Consolas" w:eastAsia="Times New Roman" w:hAnsi="Consolas" w:cs="Times New Roman"/>
+          <w:color w:val="CCCCCC"/>
+          <w:kern w:val="0"/>
+          <w:sz w:val="21"/>
+          <w:szCs w:val="21"/>
+          <w:lang w:eastAsia="en-GB"/>
+          <w14:ligatures w14:val="none"/>
+        </w:rPr>
+      </w:pPr>
+      <w:r>
+        <w:rPr>
+          <w:rFonts w:ascii="Consolas" w:eastAsia="Times New Roman" w:hAnsi="Consolas" w:cs="Times New Roman"/>
+          <w:color w:val="569CD6"/>
+          <w:kern w:val="0"/>
+          <w:sz w:val="21"/>
+          <w:szCs w:val="21"/>
+          <w:lang w:eastAsia="en-GB"/>
+          <w14:ligatures w14:val="none"/>
+        </w:rPr>
+        <w:t>set</w:t>
+      </w:r>
+      <w:r>
+        <w:rPr>
+          <w:rFonts w:ascii="Consolas" w:eastAsia="Times New Roman" w:hAnsi="Consolas" w:cs="Times New Roman"/>
+          <w:color w:val="CCCCCC"/>
+          <w:kern w:val="0"/>
+          <w:sz w:val="21"/>
+          <w:szCs w:val="21"/>
+          <w:lang w:eastAsia="en-GB"/>
+          <w14:ligatures w14:val="none"/>
+        </w:rPr>
+        <w:t xml:space="preserve"> </w:t>
+      </w:r>
+      <w:r>
+        <w:rPr>
+          <w:rFonts w:ascii="Consolas" w:eastAsia="Times New Roman" w:hAnsi="Consolas" w:cs="Times New Roman"/>
+          <w:color w:val="CE9178"/>
+          <w:kern w:val="0"/>
+          <w:sz w:val="21"/>
+          <w:szCs w:val="21"/>
+          <w:lang w:eastAsia="en-GB"/>
+          <w14:ligatures w14:val="none"/>
+        </w:rPr>
+        <w:t>"</w:t>
+      </w:r>
+      <w:proofErr w:type="spellStart"/>
+      <w:r>
+        <w:rPr>
+          <w:rFonts w:ascii="Consolas" w:eastAsia="Times New Roman" w:hAnsi="Consolas" w:cs="Times New Roman"/>
+          <w:color w:val="9CDCFE"/>
+          <w:kern w:val="0"/>
+          <w:sz w:val="21"/>
+          <w:szCs w:val="21"/>
+          <w:lang w:eastAsia="en-GB"/>
+          <w14:ligatures w14:val="none"/>
+        </w:rPr>
+        <w:t>tempFile</w:t>
+      </w:r>
+      <w:proofErr w:type="spellEnd"/>
+      <w:r>
+        <w:rPr>
+          <w:rFonts w:ascii="Consolas" w:eastAsia="Times New Roman" w:hAnsi="Consolas" w:cs="Times New Roman"/>
+          <w:color w:val="D4D4D4"/>
+          <w:kern w:val="0"/>
+          <w:sz w:val="21"/>
+          <w:szCs w:val="21"/>
+          <w:lang w:eastAsia="en-GB"/>
+          <w14:ligatures w14:val="none"/>
+        </w:rPr>
+        <w:t>=</w:t>
+      </w:r>
+      <w:r>
+        <w:rPr>
+          <w:rFonts w:ascii="Consolas" w:eastAsia="Times New Roman" w:hAnsi="Consolas" w:cs="Times New Roman"/>
+          <w:color w:val="CE9178"/>
+          <w:kern w:val="0"/>
+          <w:sz w:val="21"/>
+          <w:szCs w:val="21"/>
+          <w:lang w:eastAsia="en-GB"/>
+          <w14:ligatures w14:val="none"/>
+        </w:rPr>
+        <w:t>temp_log.txt"</w:t>
+      </w:r>
+    </w:p>
+    <w:p>
+      <w:pPr>
+        <w:shd w:val="clear" w:color="auto" w:fill="1F1F1F"/>
+        <w:spacing w:after="0" w:line="285" w:lineRule="atLeast"/>
+        <w:rPr>
+          <w:rFonts w:ascii="Consolas" w:eastAsia="Times New Roman" w:hAnsi="Consolas" w:cs="Times New Roman"/>
+          <w:color w:val="CCCCCC"/>
+          <w:kern w:val="0"/>
+          <w:sz w:val="21"/>
+          <w:szCs w:val="21"/>
+          <w:lang w:eastAsia="en-GB"/>
+          <w14:ligatures w14:val="none"/>
+        </w:rPr>
+      </w:pPr>
+      <w:r>
+        <w:rPr>
+          <w:rFonts w:ascii="Consolas" w:eastAsia="Times New Roman" w:hAnsi="Consolas" w:cs="Times New Roman"/>
+          <w:color w:val="569CD6"/>
+          <w:kern w:val="0"/>
+          <w:sz w:val="21"/>
+          <w:szCs w:val="21"/>
+          <w:lang w:eastAsia="en-GB"/>
+          <w14:ligatures w14:val="none"/>
+        </w:rPr>
+        <w:t>set</w:t>
+      </w:r>
+      <w:r>
+        <w:rPr>
+          <w:rFonts w:ascii="Consolas" w:eastAsia="Times New Roman" w:hAnsi="Consolas" w:cs="Times New Roman"/>
+          <w:color w:val="CCCCCC"/>
+          <w:kern w:val="0"/>
+          <w:sz w:val="21"/>
+          <w:szCs w:val="21"/>
+          <w:lang w:eastAsia="en-GB"/>
+          <w14:ligatures w14:val="none"/>
+        </w:rPr>
+        <w:t xml:space="preserve"> </w:t>
+      </w:r>
+      <w:r>
+        <w:rPr>
+          <w:rFonts w:ascii="Consolas" w:eastAsia="Times New Roman" w:hAnsi="Consolas" w:cs="Times New Roman"/>
+          <w:color w:val="CE9178"/>
+          <w:kern w:val="0"/>
+          <w:sz w:val="21"/>
+          <w:szCs w:val="21"/>
+          <w:lang w:eastAsia="en-GB"/>
+          <w14:ligatures w14:val="none"/>
+        </w:rPr>
+        <w:t>"</w:t>
+      </w:r>
+      <w:proofErr w:type="spellStart"/>
+      <w:r>
+        <w:rPr>
+          <w:rFonts w:ascii="Consolas" w:eastAsia="Times New Roman" w:hAnsi="Consolas" w:cs="Times New Roman"/>
+          <w:color w:val="9CDCFE"/>
+          <w:kern w:val="0"/>
+          <w:sz w:val="21"/>
+          <w:szCs w:val="21"/>
+          <w:lang w:eastAsia="en-GB"/>
+          <w14:ligatures w14:val="none"/>
+        </w:rPr>
+        <w:t>maxBackups</w:t>
+      </w:r>
+      <w:proofErr w:type="spellEnd"/>
+      <w:r>
+        <w:rPr>
+          <w:rFonts w:ascii="Consolas" w:eastAsia="Times New Roman" w:hAnsi="Consolas" w:cs="Times New Roman"/>
+          <w:color w:val="D4D4D4"/>
+          <w:kern w:val="0"/>
+          <w:sz w:val="21"/>
+          <w:szCs w:val="21"/>
+          <w:lang w:eastAsia="en-GB"/>
+          <w14:ligatures w14:val="none"/>
+        </w:rPr>
+        <w:t>=</w:t>
+      </w:r>
+      <w:r>
+        <w:rPr>
+          <w:rFonts w:ascii="Consolas" w:eastAsia="Times New Roman" w:hAnsi="Consolas" w:cs="Times New Roman"/>
+          <w:color w:val="CE9178"/>
+          <w:kern w:val="0"/>
+          <w:sz w:val="21"/>
+          <w:szCs w:val="21"/>
+          <w:lang w:eastAsia="en-GB"/>
+          <w14:ligatures w14:val="none"/>
+        </w:rPr>
+        <w:t>5"</w:t>
+      </w:r>
+    </w:p>
+    <w:p>
+      <w:pPr>
+        <w:shd w:val="clear" w:color="auto" w:fill="1F1F1F"/>
+        <w:spacing w:after="0" w:line="285" w:lineRule="atLeast"/>
+        <w:rPr>
+          <w:rFonts w:ascii="Consolas" w:eastAsia="Times New Roman" w:hAnsi="Consolas" w:cs="Times New Roman"/>
+          <w:color w:val="CCCCCC"/>
+          <w:kern w:val="0"/>
+          <w:sz w:val="21"/>
+          <w:szCs w:val="21"/>
+          <w:lang w:eastAsia="en-GB"/>
+          <w14:ligatures w14:val="none"/>
+        </w:rPr>
+      </w:pPr>
+      <w:r>
+        <w:rPr>
+          <w:rFonts w:ascii="Consolas" w:eastAsia="Times New Roman" w:hAnsi="Consolas" w:cs="Times New Roman"/>
+          <w:color w:val="569CD6"/>
+          <w:kern w:val="0"/>
+          <w:sz w:val="21"/>
+          <w:szCs w:val="21"/>
+          <w:lang w:eastAsia="en-GB"/>
+          <w14:ligatures w14:val="none"/>
+        </w:rPr>
+        <w:t>set</w:t>
+      </w:r>
+      <w:r>
+        <w:rPr>
+          <w:rFonts w:ascii="Consolas" w:eastAsia="Times New Roman" w:hAnsi="Consolas" w:cs="Times New Roman"/>
+          <w:color w:val="CCCCCC"/>
+          <w:kern w:val="0"/>
+          <w:sz w:val="21"/>
+          <w:szCs w:val="21"/>
+          <w:lang w:eastAsia="en-GB"/>
+          <w14:ligatures w14:val="none"/>
+        </w:rPr>
+        <w:t xml:space="preserve"> </w:t>
+      </w:r>
+      <w:r>
+        <w:rPr>
+          <w:rFonts w:ascii="Consolas" w:eastAsia="Times New Roman" w:hAnsi="Consolas" w:cs="Times New Roman"/>
+          <w:color w:val="CE9178"/>
+          <w:kern w:val="0"/>
+          <w:sz w:val="21"/>
+          <w:szCs w:val="21"/>
+          <w:lang w:eastAsia="en-GB"/>
+          <w14:ligatures w14:val="none"/>
+        </w:rPr>
+        <w:t>"</w:t>
+      </w:r>
+      <w:proofErr w:type="spellStart"/>
+      <w:r>
+        <w:rPr>
+          <w:rFonts w:ascii="Consolas" w:eastAsia="Times New Roman" w:hAnsi="Consolas" w:cs="Times New Roman"/>
+          <w:color w:val="9CDCFE"/>
+          <w:kern w:val="0"/>
+          <w:sz w:val="21"/>
+          <w:szCs w:val="21"/>
+          <w:lang w:eastAsia="en-GB"/>
+          <w14:ligatures w14:val="none"/>
+        </w:rPr>
+        <w:t>lineCount</w:t>
+      </w:r>
+      <w:proofErr w:type="spellEnd"/>
+      <w:r>
+        <w:rPr>
+          <w:rFonts w:ascii="Consolas" w:eastAsia="Times New Roman" w:hAnsi="Consolas" w:cs="Times New Roman"/>
+          <w:color w:val="D4D4D4"/>
+          <w:kern w:val="0"/>
+          <w:sz w:val="21"/>
+          <w:szCs w:val="21"/>
+          <w:lang w:eastAsia="en-GB"/>
+          <w14:ligatures w14:val="none"/>
+        </w:rPr>
+        <w:t>=</w:t>
+      </w:r>
+      <w:r>
+        <w:rPr>
+          <w:rFonts w:ascii="Consolas" w:eastAsia="Times New Roman" w:hAnsi="Consolas" w:cs="Times New Roman"/>
+          <w:color w:val="CE9178"/>
+          <w:kern w:val="0"/>
+          <w:sz w:val="21"/>
+          <w:szCs w:val="21"/>
+          <w:lang w:eastAsia="en-GB"/>
+          <w14:ligatures w14:val="none"/>
+        </w:rPr>
+        <w:t>0"</w:t>
+      </w:r>
+    </w:p>
+    <w:p>
+      <w:pPr>
+        <w:shd w:val="clear" w:color="auto" w:fill="1F1F1F"/>
+        <w:spacing w:after="0" w:line="285" w:lineRule="atLeast"/>
+        <w:rPr>
+          <w:rFonts w:ascii="Consolas" w:eastAsia="Times New Roman" w:hAnsi="Consolas" w:cs="Times New Roman"/>
+          <w:color w:val="CCCCCC"/>
+          <w:kern w:val="0"/>
+          <w:sz w:val="21"/>
+          <w:szCs w:val="21"/>
+          <w:lang w:eastAsia="en-GB"/>
+          <w14:ligatures w14:val="none"/>
+        </w:rPr>
+      </w:pPr>
+    </w:p>
+    <w:p>
+      <w:pPr>
+        <w:shd w:val="clear" w:color="auto" w:fill="1F1F1F"/>
+        <w:spacing w:after="0" w:line="285" w:lineRule="atLeast"/>
+        <w:rPr>
+          <w:rFonts w:ascii="Consolas" w:eastAsia="Times New Roman" w:hAnsi="Consolas" w:cs="Times New Roman"/>
+          <w:color w:val="CCCCCC"/>
+          <w:kern w:val="0"/>
+          <w:sz w:val="21"/>
+          <w:szCs w:val="21"/>
+          <w:lang w:eastAsia="en-GB"/>
+          <w14:ligatures w14:val="none"/>
+        </w:rPr>
+      </w:pPr>
+      <w:proofErr w:type="spellStart"/>
+      <w:proofErr w:type="gramStart"/>
+      <w:r>
+        <w:rPr>
+          <w:rFonts w:ascii="Consolas" w:eastAsia="Times New Roman" w:hAnsi="Consolas" w:cs="Times New Roman"/>
+          <w:color w:val="C586C0"/>
+          <w:kern w:val="0"/>
+          <w:sz w:val="21"/>
+          <w:szCs w:val="21"/>
+          <w:lang w:eastAsia="en-GB"/>
+          <w14:ligatures w14:val="none"/>
+        </w:rPr>
+        <w:t>goto</w:t>
+      </w:r>
+      <w:proofErr w:type="spellEnd"/>
+      <w:r>
+        <w:rPr>
+          <w:rFonts w:ascii="Consolas" w:eastAsia="Times New Roman" w:hAnsi="Consolas" w:cs="Times New Roman"/>
+          <w:color w:val="CCCCCC"/>
+          <w:kern w:val="0"/>
+          <w:sz w:val="21"/>
+          <w:szCs w:val="21"/>
+          <w:lang w:eastAsia="en-GB"/>
+          <w14:ligatures w14:val="none"/>
+        </w:rPr>
+        <w:t xml:space="preserve"> :</w:t>
+      </w:r>
+      <w:proofErr w:type="spellStart"/>
+      <w:r>
+        <w:rPr>
+          <w:rFonts w:ascii="Consolas" w:eastAsia="Times New Roman" w:hAnsi="Consolas" w:cs="Times New Roman"/>
+          <w:color w:val="569CD6"/>
+          <w:kern w:val="0"/>
+          <w:sz w:val="21"/>
+          <w:szCs w:val="21"/>
+          <w:lang w:eastAsia="en-GB"/>
+          <w14:ligatures w14:val="none"/>
+        </w:rPr>
+        <w:t>CheckInput</w:t>
+      </w:r>
+      <w:proofErr w:type="spellEnd"/>
+      <w:proofErr w:type="gramEnd"/>
+    </w:p>
+    <w:p>
+      <w:pPr>
+        <w:shd w:val="clear" w:color="auto" w:fill="1F1F1F"/>
+        <w:spacing w:after="240" w:line="285" w:lineRule="atLeast"/>
+        <w:rPr>
+          <w:rFonts w:ascii="Consolas" w:eastAsia="Times New Roman" w:hAnsi="Consolas" w:cs="Times New Roman"/>
+          <w:color w:val="CCCCCC"/>
+          <w:kern w:val="0"/>
+          <w:sz w:val="21"/>
+          <w:szCs w:val="21"/>
+          <w:lang w:eastAsia="en-GB"/>
+          <w14:ligatures w14:val="none"/>
+        </w:rPr>
+      </w:pPr>
+    </w:p>
+    <w:p>
+      <w:pPr>
+        <w:shd w:val="clear" w:color="auto" w:fill="1F1F1F"/>
+        <w:spacing w:after="0" w:line="285" w:lineRule="atLeast"/>
+        <w:rPr>
+          <w:rFonts w:ascii="Consolas" w:eastAsia="Times New Roman" w:hAnsi="Consolas" w:cs="Times New Roman"/>
+          <w:color w:val="CCCCCC"/>
+          <w:kern w:val="0"/>
+          <w:sz w:val="21"/>
+          <w:szCs w:val="21"/>
+          <w:lang w:eastAsia="en-GB"/>
+          <w14:ligatures w14:val="none"/>
+        </w:rPr>
+      </w:pPr>
+      <w:proofErr w:type="gramStart"/>
+      <w:r>
+        <w:rPr>
+          <w:rFonts w:ascii="Consolas" w:eastAsia="Times New Roman" w:hAnsi="Consolas" w:cs="Times New Roman"/>
+          <w:color w:val="CCCCCC"/>
+          <w:kern w:val="0"/>
+          <w:sz w:val="21"/>
+          <w:szCs w:val="21"/>
+          <w:lang w:eastAsia="en-GB"/>
+          <w14:ligatures w14:val="none"/>
+        </w:rPr>
+        <w:t>:</w:t>
+      </w:r>
+      <w:proofErr w:type="spellStart"/>
+      <w:r>
+        <w:rPr>
+          <w:rFonts w:ascii="Consolas" w:eastAsia="Times New Roman" w:hAnsi="Consolas" w:cs="Times New Roman"/>
+          <w:color w:val="569CD6"/>
+          <w:kern w:val="0"/>
+          <w:sz w:val="21"/>
+          <w:szCs w:val="21"/>
+          <w:lang w:eastAsia="en-GB"/>
+          <w14:ligatures w14:val="none"/>
+        </w:rPr>
+        <w:t>CheckInput</w:t>
+      </w:r>
+      <w:proofErr w:type="spellEnd"/>
+      <w:proofErr w:type="gramEnd"/>
+    </w:p>
+    <w:p>
+      <w:pPr>
+        <w:shd w:val="clear" w:color="auto" w:fill="1F1F1F"/>
+        <w:spacing w:after="0" w:line="285" w:lineRule="atLeast"/>
+        <w:rPr>
+          <w:rFonts w:ascii="Consolas" w:eastAsia="Times New Roman" w:hAnsi="Consolas" w:cs="Times New Roman"/>
+          <w:color w:val="CCCCCC"/>
+          <w:kern w:val="0"/>
+          <w:sz w:val="21"/>
+          <w:szCs w:val="21"/>
+          <w:lang w:eastAsia="en-GB"/>
+          <w14:ligatures w14:val="none"/>
+        </w:rPr>
+      </w:pPr>
+      <w:r>
+        <w:rPr>
+          <w:rFonts w:ascii="Consolas" w:eastAsia="Times New Roman" w:hAnsi="Consolas" w:cs="Times New Roman"/>
+          <w:color w:val="C586C0"/>
+          <w:kern w:val="0"/>
+          <w:sz w:val="21"/>
+          <w:szCs w:val="21"/>
+          <w:lang w:eastAsia="en-GB"/>
+          <w14:ligatures w14:val="none"/>
+        </w:rPr>
+        <w:t>if</w:t>
+      </w:r>
+      <w:r>
+        <w:rPr>
+          <w:rFonts w:ascii="Consolas" w:eastAsia="Times New Roman" w:hAnsi="Consolas" w:cs="Times New Roman"/>
+          <w:color w:val="CCCCCC"/>
+          <w:kern w:val="0"/>
+          <w:sz w:val="21"/>
+          <w:szCs w:val="21"/>
+          <w:lang w:eastAsia="en-GB"/>
+          <w14:ligatures w14:val="none"/>
+        </w:rPr>
+        <w:t xml:space="preserve"> </w:t>
+      </w:r>
+      <w:r>
+        <w:rPr>
+          <w:rFonts w:ascii="Consolas" w:eastAsia="Times New Roman" w:hAnsi="Consolas" w:cs="Times New Roman"/>
+          <w:color w:val="D4D4D4"/>
+          <w:kern w:val="0"/>
+          <w:sz w:val="21"/>
+          <w:szCs w:val="21"/>
+          <w:lang w:eastAsia="en-GB"/>
+          <w14:ligatures w14:val="none"/>
+        </w:rPr>
+        <w:t>not</w:t>
+      </w:r>
+      <w:r>
+        <w:rPr>
+          <w:rFonts w:ascii="Consolas" w:eastAsia="Times New Roman" w:hAnsi="Consolas" w:cs="Times New Roman"/>
+          <w:color w:val="CCCCCC"/>
+          <w:kern w:val="0"/>
+          <w:sz w:val="21"/>
+          <w:szCs w:val="21"/>
+          <w:lang w:eastAsia="en-GB"/>
+          <w14:ligatures w14:val="none"/>
+        </w:rPr>
+        <w:t xml:space="preserve"> </w:t>
+      </w:r>
+      <w:r>
+        <w:rPr>
+          <w:rFonts w:ascii="Consolas" w:eastAsia="Times New Roman" w:hAnsi="Consolas" w:cs="Times New Roman"/>
+          <w:color w:val="CE9178"/>
+          <w:kern w:val="0"/>
+          <w:sz w:val="21"/>
+          <w:szCs w:val="21"/>
+          <w:lang w:eastAsia="en-GB"/>
+          <w14:ligatures w14:val="none"/>
+        </w:rPr>
+        <w:t>"</w:t>
+      </w:r>
+      <w:r>
+        <w:rPr>
+          <w:rFonts w:ascii="Consolas" w:eastAsia="Times New Roman" w:hAnsi="Consolas" w:cs="Times New Roman"/>
+          <w:color w:val="9CDCFE"/>
+          <w:kern w:val="0"/>
+          <w:sz w:val="21"/>
+          <w:szCs w:val="21"/>
+          <w:lang w:eastAsia="en-GB"/>
+          <w14:ligatures w14:val="none"/>
+        </w:rPr>
+        <w:t>%2</w:t>
+      </w:r>
+      <w:r>
+        <w:rPr>
+          <w:rFonts w:ascii="Consolas" w:eastAsia="Times New Roman" w:hAnsi="Consolas" w:cs="Times New Roman"/>
+          <w:color w:val="CE9178"/>
+          <w:kern w:val="0"/>
+          <w:sz w:val="21"/>
+          <w:szCs w:val="21"/>
+          <w:lang w:eastAsia="en-GB"/>
+          <w14:ligatures w14:val="none"/>
+        </w:rPr>
+        <w:t>"</w:t>
+      </w:r>
+      <w:r>
+        <w:rPr>
+          <w:rFonts w:ascii="Consolas" w:eastAsia="Times New Roman" w:hAnsi="Consolas" w:cs="Times New Roman"/>
+          <w:color w:val="D4D4D4"/>
+          <w:kern w:val="0"/>
+          <w:sz w:val="21"/>
+          <w:szCs w:val="21"/>
+          <w:lang w:eastAsia="en-GB"/>
+          <w14:ligatures w14:val="none"/>
+        </w:rPr>
+        <w:t>==</w:t>
+      </w:r>
+      <w:r>
+        <w:rPr>
+          <w:rFonts w:ascii="Consolas" w:eastAsia="Times New Roman" w:hAnsi="Consolas" w:cs="Times New Roman"/>
+          <w:color w:val="CE9178"/>
+          <w:kern w:val="0"/>
+          <w:sz w:val="21"/>
+          <w:szCs w:val="21"/>
+          <w:lang w:eastAsia="en-GB"/>
+          <w14:ligatures w14:val="none"/>
+        </w:rPr>
+        <w:t>""</w:t>
+      </w:r>
+      <w:r>
+        <w:rPr>
+          <w:rFonts w:ascii="Consolas" w:eastAsia="Times New Roman" w:hAnsi="Consolas" w:cs="Times New Roman"/>
+          <w:color w:val="CCCCCC"/>
+          <w:kern w:val="0"/>
+          <w:sz w:val="21"/>
+          <w:szCs w:val="21"/>
+          <w:lang w:eastAsia="en-GB"/>
+          <w14:ligatures w14:val="none"/>
+        </w:rPr>
+        <w:t xml:space="preserve"> (</w:t>
+      </w:r>
+    </w:p>
+    <w:p>
+      <w:pPr>
+        <w:shd w:val="clear" w:color="auto" w:fill="1F1F1F"/>
+        <w:spacing w:after="0" w:line="285" w:lineRule="atLeast"/>
+        <w:rPr>
+          <w:rFonts w:ascii="Consolas" w:eastAsia="Times New Roman" w:hAnsi="Consolas" w:cs="Times New Roman"/>
+          <w:color w:val="CCCCCC"/>
+          <w:kern w:val="0"/>
+          <w:sz w:val="21"/>
+          <w:szCs w:val="21"/>
+          <w:lang w:eastAsia="en-GB"/>
+          <w14:ligatures w14:val="none"/>
+        </w:rPr>
+      </w:pPr>
+      <w:r>
+        <w:rPr>
+          <w:rFonts w:ascii="Consolas" w:eastAsia="Times New Roman" w:hAnsi="Consolas" w:cs="Times New Roman"/>
+          <w:color w:val="CCCCCC"/>
+          <w:kern w:val="0"/>
+          <w:sz w:val="21"/>
+          <w:szCs w:val="21"/>
+          <w:lang w:eastAsia="en-GB"/>
+          <w14:ligatures w14:val="none"/>
+        </w:rPr>
+        <w:t xml:space="preserve">    </w:t>
+      </w:r>
+      <w:r>
+        <w:rPr>
+          <w:rFonts w:ascii="Consolas" w:eastAsia="Times New Roman" w:hAnsi="Consolas" w:cs="Times New Roman"/>
+          <w:color w:val="569CD6"/>
+          <w:kern w:val="0"/>
+          <w:sz w:val="21"/>
+          <w:szCs w:val="21"/>
+          <w:lang w:eastAsia="en-GB"/>
+          <w14:ligatures w14:val="none"/>
+        </w:rPr>
+        <w:t>echo</w:t>
+      </w:r>
+      <w:r>
+        <w:rPr>
+          <w:rFonts w:ascii="Consolas" w:eastAsia="Times New Roman" w:hAnsi="Consolas" w:cs="Times New Roman"/>
+          <w:color w:val="CCCCCC"/>
+          <w:kern w:val="0"/>
+          <w:sz w:val="21"/>
+          <w:szCs w:val="21"/>
+          <w:lang w:eastAsia="en-GB"/>
+          <w14:ligatures w14:val="none"/>
+        </w:rPr>
+        <w:t xml:space="preserve"> Error: Too many parameters entered.</w:t>
+      </w:r>
+    </w:p>
+    <w:p>
+      <w:pPr>
+        <w:shd w:val="clear" w:color="auto" w:fill="1F1F1F"/>
+        <w:spacing w:after="0" w:line="285" w:lineRule="atLeast"/>
+        <w:rPr>
+          <w:rFonts w:ascii="Consolas" w:eastAsia="Times New Roman" w:hAnsi="Consolas" w:cs="Times New Roman"/>
+          <w:color w:val="CCCCCC"/>
+          <w:kern w:val="0"/>
+          <w:sz w:val="21"/>
+          <w:szCs w:val="21"/>
+          <w:lang w:eastAsia="en-GB"/>
+          <w14:ligatures w14:val="none"/>
+        </w:rPr>
+      </w:pPr>
+      <w:r>
+        <w:rPr>
+          <w:rFonts w:ascii="Consolas" w:eastAsia="Times New Roman" w:hAnsi="Consolas" w:cs="Times New Roman"/>
+          <w:color w:val="CCCCCC"/>
+          <w:kern w:val="0"/>
+          <w:sz w:val="21"/>
+          <w:szCs w:val="21"/>
+          <w:lang w:eastAsia="en-GB"/>
+          <w14:ligatures w14:val="none"/>
+        </w:rPr>
+        <w:t xml:space="preserve">    </w:t>
+      </w:r>
+      <w:r>
+        <w:rPr>
+          <w:rFonts w:ascii="Consolas" w:eastAsia="Times New Roman" w:hAnsi="Consolas" w:cs="Times New Roman"/>
+          <w:color w:val="C586C0"/>
+          <w:kern w:val="0"/>
+          <w:sz w:val="21"/>
+          <w:szCs w:val="21"/>
+          <w:lang w:eastAsia="en-GB"/>
+          <w14:ligatures w14:val="none"/>
+        </w:rPr>
+        <w:t>exit</w:t>
+      </w:r>
+      <w:r>
+        <w:rPr>
+          <w:rFonts w:ascii="Consolas" w:eastAsia="Times New Roman" w:hAnsi="Consolas" w:cs="Times New Roman"/>
+          <w:color w:val="CCCCCC"/>
+          <w:kern w:val="0"/>
+          <w:sz w:val="21"/>
+          <w:szCs w:val="21"/>
+          <w:lang w:eastAsia="en-GB"/>
+          <w14:ligatures w14:val="none"/>
+        </w:rPr>
+        <w:t xml:space="preserve"> /b</w:t>
+      </w:r>
+    </w:p>
+    <w:p>
+      <w:pPr>
+        <w:shd w:val="clear" w:color="auto" w:fill="1F1F1F"/>
+        <w:spacing w:after="0" w:line="285" w:lineRule="atLeast"/>
+        <w:rPr>
+          <w:rFonts w:ascii="Consolas" w:eastAsia="Times New Roman" w:hAnsi="Consolas" w:cs="Times New Roman"/>
+          <w:color w:val="CCCCCC"/>
+          <w:kern w:val="0"/>
+          <w:sz w:val="21"/>
+          <w:szCs w:val="21"/>
+          <w:lang w:eastAsia="en-GB"/>
+          <w14:ligatures w14:val="none"/>
+        </w:rPr>
+      </w:pPr>
+      <w:r>
+        <w:rPr>
+          <w:rFonts w:ascii="Consolas" w:eastAsia="Times New Roman" w:hAnsi="Consolas" w:cs="Times New Roman"/>
+          <w:color w:val="CCCCCC"/>
+          <w:kern w:val="0"/>
+          <w:sz w:val="21"/>
+          <w:szCs w:val="21"/>
+          <w:lang w:eastAsia="en-GB"/>
+          <w14:ligatures w14:val="none"/>
+        </w:rPr>
+        <w:t>)</w:t>
+      </w:r>
+    </w:p>
+    <w:p>
+      <w:pPr>
+        <w:shd w:val="clear" w:color="auto" w:fill="1F1F1F"/>
+        <w:spacing w:after="0" w:line="285" w:lineRule="atLeast"/>
+        <w:rPr>
+          <w:rFonts w:ascii="Consolas" w:eastAsia="Times New Roman" w:hAnsi="Consolas" w:cs="Times New Roman"/>
+          <w:color w:val="CCCCCC"/>
+          <w:kern w:val="0"/>
+          <w:sz w:val="21"/>
+          <w:szCs w:val="21"/>
+          <w:lang w:eastAsia="en-GB"/>
+          <w14:ligatures w14:val="none"/>
+        </w:rPr>
+      </w:pPr>
+    </w:p>
+    <w:p>
+      <w:pPr>
+        <w:shd w:val="clear" w:color="auto" w:fill="1F1F1F"/>
+        <w:spacing w:after="0" w:line="285" w:lineRule="atLeast"/>
+        <w:rPr>
+          <w:rFonts w:ascii="Consolas" w:eastAsia="Times New Roman" w:hAnsi="Consolas" w:cs="Times New Roman"/>
+          <w:color w:val="CCCCCC"/>
+          <w:kern w:val="0"/>
+          <w:sz w:val="21"/>
+          <w:szCs w:val="21"/>
+          <w:lang w:eastAsia="en-GB"/>
+          <w14:ligatures w14:val="none"/>
+        </w:rPr>
+      </w:pPr>
+      <w:r>
+        <w:rPr>
+          <w:rFonts w:ascii="Consolas" w:eastAsia="Times New Roman" w:hAnsi="Consolas" w:cs="Times New Roman"/>
+          <w:color w:val="C586C0"/>
+          <w:kern w:val="0"/>
+          <w:sz w:val="21"/>
+          <w:szCs w:val="21"/>
+          <w:lang w:eastAsia="en-GB"/>
+          <w14:ligatures w14:val="none"/>
+        </w:rPr>
+        <w:t>if</w:t>
+      </w:r>
+      <w:r>
+        <w:rPr>
+          <w:rFonts w:ascii="Consolas" w:eastAsia="Times New Roman" w:hAnsi="Consolas" w:cs="Times New Roman"/>
+          <w:color w:val="CCCCCC"/>
+          <w:kern w:val="0"/>
+          <w:sz w:val="21"/>
+          <w:szCs w:val="21"/>
+          <w:lang w:eastAsia="en-GB"/>
+          <w14:ligatures w14:val="none"/>
+        </w:rPr>
+        <w:t xml:space="preserve"> </w:t>
+      </w:r>
+      <w:r>
+        <w:rPr>
+          <w:rFonts w:ascii="Consolas" w:eastAsia="Times New Roman" w:hAnsi="Consolas" w:cs="Times New Roman"/>
+          <w:color w:val="CE9178"/>
+          <w:kern w:val="0"/>
+          <w:sz w:val="21"/>
+          <w:szCs w:val="21"/>
+          <w:lang w:eastAsia="en-GB"/>
+          <w14:ligatures w14:val="none"/>
+        </w:rPr>
+        <w:t>"</w:t>
+      </w:r>
+      <w:r>
+        <w:rPr>
+          <w:rFonts w:ascii="Consolas" w:eastAsia="Times New Roman" w:hAnsi="Consolas" w:cs="Times New Roman"/>
+          <w:color w:val="9CDCFE"/>
+          <w:kern w:val="0"/>
+          <w:sz w:val="21"/>
+          <w:szCs w:val="21"/>
+          <w:lang w:eastAsia="en-GB"/>
+          <w14:ligatures w14:val="none"/>
+        </w:rPr>
+        <w:t>%1</w:t>
+      </w:r>
+      <w:r>
+        <w:rPr>
+          <w:rFonts w:ascii="Consolas" w:eastAsia="Times New Roman" w:hAnsi="Consolas" w:cs="Times New Roman"/>
+          <w:color w:val="CE9178"/>
+          <w:kern w:val="0"/>
+          <w:sz w:val="21"/>
+          <w:szCs w:val="21"/>
+          <w:lang w:eastAsia="en-GB"/>
+          <w14:ligatures w14:val="none"/>
+        </w:rPr>
+        <w:t>"</w:t>
+      </w:r>
+      <w:r>
+        <w:rPr>
+          <w:rFonts w:ascii="Consolas" w:eastAsia="Times New Roman" w:hAnsi="Consolas" w:cs="Times New Roman"/>
+          <w:color w:val="D4D4D4"/>
+          <w:kern w:val="0"/>
+          <w:sz w:val="21"/>
+          <w:szCs w:val="21"/>
+          <w:lang w:eastAsia="en-GB"/>
+          <w14:ligatures w14:val="none"/>
+        </w:rPr>
+        <w:t>==</w:t>
+      </w:r>
+      <w:r>
+        <w:rPr>
+          <w:rFonts w:ascii="Consolas" w:eastAsia="Times New Roman" w:hAnsi="Consolas" w:cs="Times New Roman"/>
+          <w:color w:val="CE9178"/>
+          <w:kern w:val="0"/>
+          <w:sz w:val="21"/>
+          <w:szCs w:val="21"/>
+          <w:lang w:eastAsia="en-GB"/>
+          <w14:ligatures w14:val="none"/>
+        </w:rPr>
+        <w:t>""</w:t>
+      </w:r>
+      <w:r>
+        <w:rPr>
+          <w:rFonts w:ascii="Consolas" w:eastAsia="Times New Roman" w:hAnsi="Consolas" w:cs="Times New Roman"/>
+          <w:color w:val="CCCCCC"/>
+          <w:kern w:val="0"/>
+          <w:sz w:val="21"/>
+          <w:szCs w:val="21"/>
+          <w:lang w:eastAsia="en-GB"/>
+          <w14:ligatures w14:val="none"/>
+        </w:rPr>
+        <w:t xml:space="preserve"> (</w:t>
+      </w:r>
+    </w:p>
+    <w:p>
+      <w:pPr>
+        <w:shd w:val="clear" w:color="auto" w:fill="1F1F1F"/>
+        <w:spacing w:after="0" w:line="285" w:lineRule="atLeast"/>
+        <w:rPr>
+          <w:rFonts w:ascii="Consolas" w:eastAsia="Times New Roman" w:hAnsi="Consolas" w:cs="Times New Roman"/>
+          <w:color w:val="CCCCCC"/>
+          <w:kern w:val="0"/>
+          <w:sz w:val="21"/>
+          <w:szCs w:val="21"/>
+          <w:lang w:eastAsia="en-GB"/>
+          <w14:ligatures w14:val="none"/>
+        </w:rPr>
+      </w:pPr>
+      <w:r>
+        <w:rPr>
+          <w:rFonts w:ascii="Consolas" w:eastAsia="Times New Roman" w:hAnsi="Consolas" w:cs="Times New Roman"/>
+          <w:color w:val="CCCCCC"/>
+          <w:kern w:val="0"/>
+          <w:sz w:val="21"/>
+          <w:szCs w:val="21"/>
+          <w:lang w:eastAsia="en-GB"/>
+          <w14:ligatures w14:val="none"/>
+        </w:rPr>
+        <w:t xml:space="preserve">    </w:t>
+      </w:r>
+      <w:r>
+        <w:rPr>
+          <w:rFonts w:ascii="Consolas" w:eastAsia="Times New Roman" w:hAnsi="Consolas" w:cs="Times New Roman"/>
+          <w:color w:val="569CD6"/>
+          <w:kern w:val="0"/>
+          <w:sz w:val="21"/>
+          <w:szCs w:val="21"/>
+          <w:lang w:eastAsia="en-GB"/>
+          <w14:ligatures w14:val="none"/>
+        </w:rPr>
+        <w:t>echo</w:t>
+      </w:r>
+      <w:r>
+        <w:rPr>
+          <w:rFonts w:ascii="Consolas" w:eastAsia="Times New Roman" w:hAnsi="Consolas" w:cs="Times New Roman"/>
+          <w:color w:val="CCCCCC"/>
+          <w:kern w:val="0"/>
+          <w:sz w:val="21"/>
+          <w:szCs w:val="21"/>
+          <w:lang w:eastAsia="en-GB"/>
+          <w14:ligatures w14:val="none"/>
+        </w:rPr>
+        <w:t xml:space="preserve"> No filename provided. Please enter one.</w:t>
+      </w:r>
+    </w:p>
+    <w:p>
+      <w:pPr>
+        <w:shd w:val="clear" w:color="auto" w:fill="1F1F1F"/>
+        <w:spacing w:after="0" w:line="285" w:lineRule="atLeast"/>
+        <w:rPr>
+          <w:rFonts w:ascii="Consolas" w:eastAsia="Times New Roman" w:hAnsi="Consolas" w:cs="Times New Roman"/>
+          <w:color w:val="CCCCCC"/>
+          <w:kern w:val="0"/>
+          <w:sz w:val="21"/>
+          <w:szCs w:val="21"/>
+          <w:lang w:eastAsia="en-GB"/>
+          <w14:ligatures w14:val="none"/>
+        </w:rPr>
+      </w:pPr>
+      <w:r>
+        <w:rPr>
+          <w:rFonts w:ascii="Consolas" w:eastAsia="Times New Roman" w:hAnsi="Consolas" w:cs="Times New Roman"/>
+          <w:color w:val="CCCCCC"/>
+          <w:kern w:val="0"/>
+          <w:sz w:val="21"/>
+          <w:szCs w:val="21"/>
+          <w:lang w:eastAsia="en-GB"/>
+          <w14:ligatures w14:val="none"/>
+        </w:rPr>
+        <w:t xml:space="preserve">    </w:t>
+      </w:r>
+      <w:r>
+        <w:rPr>
+          <w:rFonts w:ascii="Consolas" w:eastAsia="Times New Roman" w:hAnsi="Consolas" w:cs="Times New Roman"/>
+          <w:color w:val="569CD6"/>
+          <w:kern w:val="0"/>
+          <w:sz w:val="21"/>
+          <w:szCs w:val="21"/>
+          <w:lang w:eastAsia="en-GB"/>
+          <w14:ligatures w14:val="none"/>
+        </w:rPr>
+        <w:t>set</w:t>
+      </w:r>
+      <w:r>
+        <w:rPr>
+          <w:rFonts w:ascii="Consolas" w:eastAsia="Times New Roman" w:hAnsi="Consolas" w:cs="Times New Roman"/>
+          <w:color w:val="CCCCCC"/>
+          <w:kern w:val="0"/>
+          <w:sz w:val="21"/>
+          <w:szCs w:val="21"/>
+          <w:lang w:eastAsia="en-GB"/>
+          <w14:ligatures w14:val="none"/>
+        </w:rPr>
+        <w:t xml:space="preserve"> /p </w:t>
+      </w:r>
+      <w:proofErr w:type="spellStart"/>
+      <w:r>
+        <w:rPr>
+          <w:rFonts w:ascii="Consolas" w:eastAsia="Times New Roman" w:hAnsi="Consolas" w:cs="Times New Roman"/>
+          <w:color w:val="9CDCFE"/>
+          <w:kern w:val="0"/>
+          <w:sz w:val="21"/>
+          <w:szCs w:val="21"/>
+          <w:lang w:eastAsia="en-GB"/>
+          <w14:ligatures w14:val="none"/>
+        </w:rPr>
+        <w:t>fileName</w:t>
+      </w:r>
+      <w:proofErr w:type="spellEnd"/>
+      <w:r>
+        <w:rPr>
+          <w:rFonts w:ascii="Consolas" w:eastAsia="Times New Roman" w:hAnsi="Consolas" w:cs="Times New Roman"/>
+          <w:color w:val="D4D4D4"/>
+          <w:kern w:val="0"/>
+          <w:sz w:val="21"/>
+          <w:szCs w:val="21"/>
+          <w:lang w:eastAsia="en-GB"/>
+          <w14:ligatures w14:val="none"/>
+        </w:rPr>
+        <w:t>=</w:t>
+      </w:r>
+      <w:r>
+        <w:rPr>
+          <w:rFonts w:ascii="Consolas" w:eastAsia="Times New Roman" w:hAnsi="Consolas" w:cs="Times New Roman"/>
+          <w:color w:val="CCCCCC"/>
+          <w:kern w:val="0"/>
+          <w:sz w:val="21"/>
+          <w:szCs w:val="21"/>
+          <w:lang w:eastAsia="en-GB"/>
+          <w14:ligatures w14:val="none"/>
+        </w:rPr>
+        <w:t xml:space="preserve">Filename: </w:t>
+      </w:r>
+    </w:p>
+    <w:p>
+      <w:pPr>
+        <w:shd w:val="clear" w:color="auto" w:fill="1F1F1F"/>
+        <w:spacing w:after="0" w:line="285" w:lineRule="atLeast"/>
+        <w:rPr>
+          <w:rFonts w:ascii="Consolas" w:eastAsia="Times New Roman" w:hAnsi="Consolas" w:cs="Times New Roman"/>
+          <w:color w:val="CCCCCC"/>
+          <w:kern w:val="0"/>
+          <w:sz w:val="21"/>
+          <w:szCs w:val="21"/>
+          <w:lang w:eastAsia="en-GB"/>
+          <w14:ligatures w14:val="none"/>
+        </w:rPr>
+      </w:pPr>
+      <w:r>
+        <w:rPr>
+          <w:rFonts w:ascii="Consolas" w:eastAsia="Times New Roman" w:hAnsi="Consolas" w:cs="Times New Roman"/>
+          <w:color w:val="CCCCCC"/>
+          <w:kern w:val="0"/>
+          <w:sz w:val="21"/>
+          <w:szCs w:val="21"/>
+          <w:lang w:eastAsia="en-GB"/>
+          <w14:ligatures w14:val="none"/>
+        </w:rPr>
+        <w:t xml:space="preserve">) </w:t>
+      </w:r>
+      <w:proofErr w:type="gramStart"/>
+      <w:r>
+        <w:rPr>
+          <w:rFonts w:ascii="Consolas" w:eastAsia="Times New Roman" w:hAnsi="Consolas" w:cs="Times New Roman"/>
+          <w:color w:val="C586C0"/>
+          <w:kern w:val="0"/>
+          <w:sz w:val="21"/>
+          <w:szCs w:val="21"/>
+          <w:lang w:eastAsia="en-GB"/>
+          <w14:ligatures w14:val="none"/>
+        </w:rPr>
+        <w:t>else</w:t>
+      </w:r>
+      <w:proofErr w:type="gramEnd"/>
+      <w:r>
+        <w:rPr>
+          <w:rFonts w:ascii="Consolas" w:eastAsia="Times New Roman" w:hAnsi="Consolas" w:cs="Times New Roman"/>
+          <w:color w:val="CCCCCC"/>
+          <w:kern w:val="0"/>
+          <w:sz w:val="21"/>
+          <w:szCs w:val="21"/>
+          <w:lang w:eastAsia="en-GB"/>
+          <w14:ligatures w14:val="none"/>
+        </w:rPr>
+        <w:t xml:space="preserve"> (</w:t>
+      </w:r>
+    </w:p>
+    <w:p>
+      <w:pPr>
+        <w:shd w:val="clear" w:color="auto" w:fill="1F1F1F"/>
+        <w:spacing w:after="0" w:line="285" w:lineRule="atLeast"/>
+        <w:rPr>
+          <w:rFonts w:ascii="Consolas" w:eastAsia="Times New Roman" w:hAnsi="Consolas" w:cs="Times New Roman"/>
+          <w:color w:val="CCCCCC"/>
+          <w:kern w:val="0"/>
+          <w:sz w:val="21"/>
+          <w:szCs w:val="21"/>
+          <w:lang w:eastAsia="en-GB"/>
+          <w14:ligatures w14:val="none"/>
+        </w:rPr>
+      </w:pPr>
+      <w:r>
+        <w:rPr>
+          <w:rFonts w:ascii="Consolas" w:eastAsia="Times New Roman" w:hAnsi="Consolas" w:cs="Times New Roman"/>
+          <w:color w:val="CCCCCC"/>
+          <w:kern w:val="0"/>
+          <w:sz w:val="21"/>
+          <w:szCs w:val="21"/>
+          <w:lang w:eastAsia="en-GB"/>
+          <w14:ligatures w14:val="none"/>
+        </w:rPr>
+        <w:t xml:space="preserve">    </w:t>
+      </w:r>
+      <w:r>
+        <w:rPr>
+          <w:rFonts w:ascii="Consolas" w:eastAsia="Times New Roman" w:hAnsi="Consolas" w:cs="Times New Roman"/>
+          <w:color w:val="569CD6"/>
+          <w:kern w:val="0"/>
+          <w:sz w:val="21"/>
+          <w:szCs w:val="21"/>
+          <w:lang w:eastAsia="en-GB"/>
+          <w14:ligatures w14:val="none"/>
+        </w:rPr>
+        <w:t>set</w:t>
+      </w:r>
+      <w:r>
+        <w:rPr>
+          <w:rFonts w:ascii="Consolas" w:eastAsia="Times New Roman" w:hAnsi="Consolas" w:cs="Times New Roman"/>
+          <w:color w:val="CCCCCC"/>
+          <w:kern w:val="0"/>
+          <w:sz w:val="21"/>
+          <w:szCs w:val="21"/>
+          <w:lang w:eastAsia="en-GB"/>
+          <w14:ligatures w14:val="none"/>
+        </w:rPr>
+        <w:t xml:space="preserve"> </w:t>
+      </w:r>
+      <w:r>
+        <w:rPr>
+          <w:rFonts w:ascii="Consolas" w:eastAsia="Times New Roman" w:hAnsi="Consolas" w:cs="Times New Roman"/>
+          <w:color w:val="CE9178"/>
+          <w:kern w:val="0"/>
+          <w:sz w:val="21"/>
+          <w:szCs w:val="21"/>
+          <w:lang w:eastAsia="en-GB"/>
+          <w14:ligatures w14:val="none"/>
+        </w:rPr>
+        <w:t>"</w:t>
+      </w:r>
+      <w:proofErr w:type="spellStart"/>
+      <w:r>
+        <w:rPr>
+          <w:rFonts w:ascii="Consolas" w:eastAsia="Times New Roman" w:hAnsi="Consolas" w:cs="Times New Roman"/>
+          <w:color w:val="9CDCFE"/>
+          <w:kern w:val="0"/>
+          <w:sz w:val="21"/>
+          <w:szCs w:val="21"/>
+          <w:lang w:eastAsia="en-GB"/>
+          <w14:ligatures w14:val="none"/>
+        </w:rPr>
+        <w:t>fileName</w:t>
+      </w:r>
+      <w:proofErr w:type="spellEnd"/>
+      <w:r>
+        <w:rPr>
+          <w:rFonts w:ascii="Consolas" w:eastAsia="Times New Roman" w:hAnsi="Consolas" w:cs="Times New Roman"/>
+          <w:color w:val="D4D4D4"/>
+          <w:kern w:val="0"/>
+          <w:sz w:val="21"/>
+          <w:szCs w:val="21"/>
+          <w:lang w:eastAsia="en-GB"/>
+          <w14:ligatures w14:val="none"/>
+        </w:rPr>
+        <w:t>=</w:t>
+      </w:r>
+      <w:r>
+        <w:rPr>
+          <w:rFonts w:ascii="Consolas" w:eastAsia="Times New Roman" w:hAnsi="Consolas" w:cs="Times New Roman"/>
+          <w:color w:val="9CDCFE"/>
+          <w:kern w:val="0"/>
+          <w:sz w:val="21"/>
+          <w:szCs w:val="21"/>
+          <w:lang w:eastAsia="en-GB"/>
+          <w14:ligatures w14:val="none"/>
+        </w:rPr>
+        <w:t>%1</w:t>
+      </w:r>
+      <w:r>
+        <w:rPr>
+          <w:rFonts w:ascii="Consolas" w:eastAsia="Times New Roman" w:hAnsi="Consolas" w:cs="Times New Roman"/>
+          <w:color w:val="CE9178"/>
+          <w:kern w:val="0"/>
+          <w:sz w:val="21"/>
+          <w:szCs w:val="21"/>
+          <w:lang w:eastAsia="en-GB"/>
+          <w14:ligatures w14:val="none"/>
+        </w:rPr>
+        <w:t>"</w:t>
+      </w:r>
+    </w:p>
+    <w:p>
+      <w:pPr>
+        <w:shd w:val="clear" w:color="auto" w:fill="1F1F1F"/>
+        <w:spacing w:after="0" w:line="285" w:lineRule="atLeast"/>
+        <w:rPr>
+          <w:rFonts w:ascii="Consolas" w:eastAsia="Times New Roman" w:hAnsi="Consolas" w:cs="Times New Roman"/>
+          <w:color w:val="CCCCCC"/>
+          <w:kern w:val="0"/>
+          <w:sz w:val="21"/>
+          <w:szCs w:val="21"/>
+          <w:lang w:eastAsia="en-GB"/>
+          <w14:ligatures w14:val="none"/>
+        </w:rPr>
+      </w:pPr>
+      <w:r>
+        <w:rPr>
+          <w:rFonts w:ascii="Consolas" w:eastAsia="Times New Roman" w:hAnsi="Consolas" w:cs="Times New Roman"/>
+          <w:color w:val="CCCCCC"/>
+          <w:kern w:val="0"/>
+          <w:sz w:val="21"/>
+          <w:szCs w:val="21"/>
+          <w:lang w:eastAsia="en-GB"/>
+          <w14:ligatures w14:val="none"/>
+        </w:rPr>
+        <w:t>)</w:t>
+      </w:r>
+    </w:p>
+    <w:p>
+      <w:pPr>
+        <w:shd w:val="clear" w:color="auto" w:fill="1F1F1F"/>
+        <w:spacing w:after="0" w:line="285" w:lineRule="atLeast"/>
+        <w:rPr>
+          <w:rFonts w:ascii="Consolas" w:eastAsia="Times New Roman" w:hAnsi="Consolas" w:cs="Times New Roman"/>
+          <w:color w:val="CCCCCC"/>
+          <w:kern w:val="0"/>
+          <w:sz w:val="21"/>
+          <w:szCs w:val="21"/>
+          <w:lang w:eastAsia="en-GB"/>
+          <w14:ligatures w14:val="none"/>
+        </w:rPr>
+      </w:pPr>
+    </w:p>
+    <w:p>
+      <w:pPr>
+        <w:shd w:val="clear" w:color="auto" w:fill="1F1F1F"/>
+        <w:spacing w:after="0" w:line="285" w:lineRule="atLeast"/>
+        <w:rPr>
+          <w:rFonts w:ascii="Consolas" w:eastAsia="Times New Roman" w:hAnsi="Consolas" w:cs="Times New Roman"/>
+          <w:color w:val="CCCCCC"/>
+          <w:kern w:val="0"/>
+          <w:sz w:val="21"/>
+          <w:szCs w:val="21"/>
+          <w:lang w:eastAsia="en-GB"/>
+          <w14:ligatures w14:val="none"/>
+        </w:rPr>
+      </w:pPr>
+      <w:proofErr w:type="spellStart"/>
+      <w:proofErr w:type="gramStart"/>
+      <w:r>
+        <w:rPr>
+          <w:rFonts w:ascii="Consolas" w:eastAsia="Times New Roman" w:hAnsi="Consolas" w:cs="Times New Roman"/>
+          <w:color w:val="C586C0"/>
+          <w:kern w:val="0"/>
+          <w:sz w:val="21"/>
+          <w:szCs w:val="21"/>
+          <w:lang w:eastAsia="en-GB"/>
+          <w14:ligatures w14:val="none"/>
+        </w:rPr>
+        <w:t>goto</w:t>
+      </w:r>
+      <w:proofErr w:type="spellEnd"/>
+      <w:r>
+        <w:rPr>
+          <w:rFonts w:ascii="Consolas" w:eastAsia="Times New Roman" w:hAnsi="Consolas" w:cs="Times New Roman"/>
+          <w:color w:val="CCCCCC"/>
+          <w:kern w:val="0"/>
+          <w:sz w:val="21"/>
+          <w:szCs w:val="21"/>
+          <w:lang w:eastAsia="en-GB"/>
+          <w14:ligatures w14:val="none"/>
+        </w:rPr>
+        <w:t xml:space="preserve"> :</w:t>
+      </w:r>
+      <w:proofErr w:type="spellStart"/>
+      <w:r>
+        <w:rPr>
+          <w:rFonts w:ascii="Consolas" w:eastAsia="Times New Roman" w:hAnsi="Consolas" w:cs="Times New Roman"/>
+          <w:color w:val="569CD6"/>
+          <w:kern w:val="0"/>
+          <w:sz w:val="21"/>
+          <w:szCs w:val="21"/>
+          <w:lang w:eastAsia="en-GB"/>
+          <w14:ligatures w14:val="none"/>
+        </w:rPr>
+        <w:t>FileCheck</w:t>
+      </w:r>
+      <w:proofErr w:type="spellEnd"/>
+      <w:proofErr w:type="gramEnd"/>
+    </w:p>
+    <w:p>
+      <w:pPr>
+        <w:shd w:val="clear" w:color="auto" w:fill="1F1F1F"/>
+        <w:spacing w:after="240" w:line="285" w:lineRule="atLeast"/>
+        <w:rPr>
+          <w:rFonts w:ascii="Consolas" w:eastAsia="Times New Roman" w:hAnsi="Consolas" w:cs="Times New Roman"/>
+          <w:color w:val="CCCCCC"/>
+          <w:kern w:val="0"/>
+          <w:sz w:val="21"/>
+          <w:szCs w:val="21"/>
+          <w:lang w:eastAsia="en-GB"/>
+          <w14:ligatures w14:val="none"/>
+        </w:rPr>
+      </w:pPr>
+    </w:p>
+    <w:p>
+      <w:pPr>
+        <w:shd w:val="clear" w:color="auto" w:fill="1F1F1F"/>
+        <w:spacing w:after="0" w:line="285" w:lineRule="atLeast"/>
+        <w:rPr>
+          <w:rFonts w:ascii="Consolas" w:eastAsia="Times New Roman" w:hAnsi="Consolas" w:cs="Times New Roman"/>
+          <w:color w:val="CCCCCC"/>
+          <w:kern w:val="0"/>
+          <w:sz w:val="21"/>
+          <w:szCs w:val="21"/>
+          <w:lang w:eastAsia="en-GB"/>
+          <w14:ligatures w14:val="none"/>
+        </w:rPr>
+      </w:pPr>
+      <w:proofErr w:type="gramStart"/>
+      <w:r>
+        <w:rPr>
+          <w:rFonts w:ascii="Consolas" w:eastAsia="Times New Roman" w:hAnsi="Consolas" w:cs="Times New Roman"/>
+          <w:color w:val="CCCCCC"/>
+          <w:kern w:val="0"/>
+          <w:sz w:val="21"/>
+          <w:szCs w:val="21"/>
+          <w:lang w:eastAsia="en-GB"/>
+          <w14:ligatures w14:val="none"/>
+        </w:rPr>
+        <w:t>:</w:t>
+      </w:r>
+      <w:proofErr w:type="spellStart"/>
+      <w:r>
+        <w:rPr>
+          <w:rFonts w:ascii="Consolas" w:eastAsia="Times New Roman" w:hAnsi="Consolas" w:cs="Times New Roman"/>
+          <w:color w:val="569CD6"/>
+          <w:kern w:val="0"/>
+          <w:sz w:val="21"/>
+          <w:szCs w:val="21"/>
+          <w:lang w:eastAsia="en-GB"/>
+          <w14:ligatures w14:val="none"/>
+        </w:rPr>
+        <w:t>FileCheck</w:t>
+      </w:r>
+      <w:proofErr w:type="spellEnd"/>
+      <w:proofErr w:type="gramEnd"/>
+    </w:p>
+    <w:p>
+      <w:pPr>
+        <w:shd w:val="clear" w:color="auto" w:fill="1F1F1F"/>
+        <w:spacing w:after="0" w:line="285" w:lineRule="atLeast"/>
+        <w:rPr>
+          <w:rFonts w:ascii="Consolas" w:eastAsia="Times New Roman" w:hAnsi="Consolas" w:cs="Times New Roman"/>
+          <w:color w:val="CCCCCC"/>
+          <w:kern w:val="0"/>
+          <w:sz w:val="21"/>
+          <w:szCs w:val="21"/>
+          <w:lang w:eastAsia="en-GB"/>
+          <w14:ligatures w14:val="none"/>
+        </w:rPr>
+      </w:pPr>
+      <w:r>
+        <w:rPr>
+          <w:rFonts w:ascii="Consolas" w:eastAsia="Times New Roman" w:hAnsi="Consolas" w:cs="Times New Roman"/>
+          <w:color w:val="569CD6"/>
+          <w:kern w:val="0"/>
+          <w:sz w:val="21"/>
+          <w:szCs w:val="21"/>
+          <w:lang w:eastAsia="en-GB"/>
+          <w14:ligatures w14:val="none"/>
+        </w:rPr>
+        <w:t>echo</w:t>
+      </w:r>
+      <w:r>
+        <w:rPr>
+          <w:rFonts w:ascii="Consolas" w:eastAsia="Times New Roman" w:hAnsi="Consolas" w:cs="Times New Roman"/>
+          <w:color w:val="CCCCCC"/>
+          <w:kern w:val="0"/>
+          <w:sz w:val="21"/>
+          <w:szCs w:val="21"/>
+          <w:lang w:eastAsia="en-GB"/>
+          <w14:ligatures w14:val="none"/>
+        </w:rPr>
+        <w:t xml:space="preserve"> You selected: </w:t>
+      </w:r>
+      <w:r>
+        <w:rPr>
+          <w:rFonts w:ascii="Consolas" w:eastAsia="Times New Roman" w:hAnsi="Consolas" w:cs="Times New Roman"/>
+          <w:color w:val="9CDCFE"/>
+          <w:kern w:val="0"/>
+          <w:sz w:val="21"/>
+          <w:szCs w:val="21"/>
+          <w:lang w:eastAsia="en-GB"/>
+          <w14:ligatures w14:val="none"/>
+        </w:rPr>
+        <w:t>%</w:t>
+      </w:r>
+      <w:proofErr w:type="spellStart"/>
+      <w:r>
+        <w:rPr>
+          <w:rFonts w:ascii="Consolas" w:eastAsia="Times New Roman" w:hAnsi="Consolas" w:cs="Times New Roman"/>
+          <w:color w:val="9CDCFE"/>
+          <w:kern w:val="0"/>
+          <w:sz w:val="21"/>
+          <w:szCs w:val="21"/>
+          <w:lang w:eastAsia="en-GB"/>
+          <w14:ligatures w14:val="none"/>
+        </w:rPr>
+        <w:t>fileName</w:t>
+      </w:r>
+      <w:proofErr w:type="spellEnd"/>
+      <w:r>
+        <w:rPr>
+          <w:rFonts w:ascii="Consolas" w:eastAsia="Times New Roman" w:hAnsi="Consolas" w:cs="Times New Roman"/>
+          <w:color w:val="9CDCFE"/>
+          <w:kern w:val="0"/>
+          <w:sz w:val="21"/>
+          <w:szCs w:val="21"/>
+          <w:lang w:eastAsia="en-GB"/>
+          <w14:ligatures w14:val="none"/>
+        </w:rPr>
+        <w:t>%</w:t>
+      </w:r>
+    </w:p>
+    <w:p>
+      <w:pPr>
+        <w:shd w:val="clear" w:color="auto" w:fill="1F1F1F"/>
+        <w:spacing w:after="0" w:line="285" w:lineRule="atLeast"/>
+        <w:rPr>
+          <w:rFonts w:ascii="Consolas" w:eastAsia="Times New Roman" w:hAnsi="Consolas" w:cs="Times New Roman"/>
+          <w:color w:val="CCCCCC"/>
+          <w:kern w:val="0"/>
+          <w:sz w:val="21"/>
+          <w:szCs w:val="21"/>
+          <w:lang w:eastAsia="en-GB"/>
+          <w14:ligatures w14:val="none"/>
+        </w:rPr>
+      </w:pPr>
+    </w:p>
+    <w:p>
+      <w:pPr>
+        <w:shd w:val="clear" w:color="auto" w:fill="1F1F1F"/>
+        <w:spacing w:after="0" w:line="285" w:lineRule="atLeast"/>
+        <w:rPr>
+          <w:rFonts w:ascii="Consolas" w:eastAsia="Times New Roman" w:hAnsi="Consolas" w:cs="Times New Roman"/>
+          <w:color w:val="CCCCCC"/>
+          <w:kern w:val="0"/>
+          <w:sz w:val="21"/>
+          <w:szCs w:val="21"/>
+          <w:lang w:eastAsia="en-GB"/>
+          <w14:ligatures w14:val="none"/>
+        </w:rPr>
+      </w:pPr>
+      <w:proofErr w:type="gramStart"/>
+      <w:r>
+        <w:rPr>
+          <w:rFonts w:ascii="Consolas" w:eastAsia="Times New Roman" w:hAnsi="Consolas" w:cs="Times New Roman"/>
+          <w:color w:val="6A9955"/>
+          <w:kern w:val="0"/>
+          <w:sz w:val="21"/>
+          <w:szCs w:val="21"/>
+          <w:lang w:eastAsia="en-GB"/>
+          <w14:ligatures w14:val="none"/>
+        </w:rPr>
+        <w:t>::</w:t>
+      </w:r>
+      <w:proofErr w:type="gramEnd"/>
+      <w:r>
+        <w:rPr>
+          <w:rFonts w:ascii="Consolas" w:eastAsia="Times New Roman" w:hAnsi="Consolas" w:cs="Times New Roman"/>
+          <w:color w:val="6A9955"/>
+          <w:kern w:val="0"/>
+          <w:sz w:val="21"/>
+          <w:szCs w:val="21"/>
+          <w:lang w:eastAsia="en-GB"/>
+          <w14:ligatures w14:val="none"/>
+        </w:rPr>
+        <w:t xml:space="preserve"> If file doesn't exist, create and open it</w:t>
+      </w:r>
+    </w:p>
+    <w:p>
+      <w:pPr>
+        <w:shd w:val="clear" w:color="auto" w:fill="1F1F1F"/>
+        <w:spacing w:after="0" w:line="285" w:lineRule="atLeast"/>
+        <w:rPr>
+          <w:rFonts w:ascii="Consolas" w:eastAsia="Times New Roman" w:hAnsi="Consolas" w:cs="Times New Roman"/>
+          <w:color w:val="CCCCCC"/>
+          <w:kern w:val="0"/>
+          <w:sz w:val="21"/>
+          <w:szCs w:val="21"/>
+          <w:lang w:eastAsia="en-GB"/>
+          <w14:ligatures w14:val="none"/>
+        </w:rPr>
+      </w:pPr>
+      <w:r>
+        <w:rPr>
+          <w:rFonts w:ascii="Consolas" w:eastAsia="Times New Roman" w:hAnsi="Consolas" w:cs="Times New Roman"/>
+          <w:color w:val="C586C0"/>
+          <w:kern w:val="0"/>
+          <w:sz w:val="21"/>
+          <w:szCs w:val="21"/>
+          <w:lang w:eastAsia="en-GB"/>
+          <w14:ligatures w14:val="none"/>
+        </w:rPr>
+        <w:t>if</w:t>
+      </w:r>
+      <w:r>
+        <w:rPr>
+          <w:rFonts w:ascii="Consolas" w:eastAsia="Times New Roman" w:hAnsi="Consolas" w:cs="Times New Roman"/>
+          <w:color w:val="CCCCCC"/>
+          <w:kern w:val="0"/>
+          <w:sz w:val="21"/>
+          <w:szCs w:val="21"/>
+          <w:lang w:eastAsia="en-GB"/>
+          <w14:ligatures w14:val="none"/>
+        </w:rPr>
+        <w:t xml:space="preserve"> </w:t>
+      </w:r>
+      <w:r>
+        <w:rPr>
+          <w:rFonts w:ascii="Consolas" w:eastAsia="Times New Roman" w:hAnsi="Consolas" w:cs="Times New Roman"/>
+          <w:color w:val="D4D4D4"/>
+          <w:kern w:val="0"/>
+          <w:sz w:val="21"/>
+          <w:szCs w:val="21"/>
+          <w:lang w:eastAsia="en-GB"/>
+          <w14:ligatures w14:val="none"/>
+        </w:rPr>
+        <w:t>not</w:t>
+      </w:r>
+      <w:r>
+        <w:rPr>
+          <w:rFonts w:ascii="Consolas" w:eastAsia="Times New Roman" w:hAnsi="Consolas" w:cs="Times New Roman"/>
+          <w:color w:val="CCCCCC"/>
+          <w:kern w:val="0"/>
+          <w:sz w:val="21"/>
+          <w:szCs w:val="21"/>
+          <w:lang w:eastAsia="en-GB"/>
+          <w14:ligatures w14:val="none"/>
+        </w:rPr>
+        <w:t xml:space="preserve"> </w:t>
+      </w:r>
+      <w:r>
+        <w:rPr>
+          <w:rFonts w:ascii="Consolas" w:eastAsia="Times New Roman" w:hAnsi="Consolas" w:cs="Times New Roman"/>
+          <w:color w:val="569CD6"/>
+          <w:kern w:val="0"/>
+          <w:sz w:val="21"/>
+          <w:szCs w:val="21"/>
+          <w:lang w:eastAsia="en-GB"/>
+          <w14:ligatures w14:val="none"/>
+        </w:rPr>
+        <w:t>exist</w:t>
+      </w:r>
+      <w:r>
+        <w:rPr>
+          <w:rFonts w:ascii="Consolas" w:eastAsia="Times New Roman" w:hAnsi="Consolas" w:cs="Times New Roman"/>
+          <w:color w:val="CCCCCC"/>
+          <w:kern w:val="0"/>
+          <w:sz w:val="21"/>
+          <w:szCs w:val="21"/>
+          <w:lang w:eastAsia="en-GB"/>
+          <w14:ligatures w14:val="none"/>
+        </w:rPr>
+        <w:t xml:space="preserve"> </w:t>
+      </w:r>
+      <w:r>
+        <w:rPr>
+          <w:rFonts w:ascii="Consolas" w:eastAsia="Times New Roman" w:hAnsi="Consolas" w:cs="Times New Roman"/>
+          <w:color w:val="CE9178"/>
+          <w:kern w:val="0"/>
+          <w:sz w:val="21"/>
+          <w:szCs w:val="21"/>
+          <w:lang w:eastAsia="en-GB"/>
+          <w14:ligatures w14:val="none"/>
+        </w:rPr>
+        <w:t>"</w:t>
+      </w:r>
+      <w:r>
+        <w:rPr>
+          <w:rFonts w:ascii="Consolas" w:eastAsia="Times New Roman" w:hAnsi="Consolas" w:cs="Times New Roman"/>
+          <w:color w:val="9CDCFE"/>
+          <w:kern w:val="0"/>
+          <w:sz w:val="21"/>
+          <w:szCs w:val="21"/>
+          <w:lang w:eastAsia="en-GB"/>
+          <w14:ligatures w14:val="none"/>
+        </w:rPr>
+        <w:t>%</w:t>
+      </w:r>
+      <w:proofErr w:type="spellStart"/>
+      <w:r>
+        <w:rPr>
+          <w:rFonts w:ascii="Consolas" w:eastAsia="Times New Roman" w:hAnsi="Consolas" w:cs="Times New Roman"/>
+          <w:color w:val="9CDCFE"/>
+          <w:kern w:val="0"/>
+          <w:sz w:val="21"/>
+          <w:szCs w:val="21"/>
+          <w:lang w:eastAsia="en-GB"/>
+          <w14:ligatures w14:val="none"/>
+        </w:rPr>
+        <w:t>fileName</w:t>
+      </w:r>
+      <w:proofErr w:type="spellEnd"/>
+      <w:r>
+        <w:rPr>
+          <w:rFonts w:ascii="Consolas" w:eastAsia="Times New Roman" w:hAnsi="Consolas" w:cs="Times New Roman"/>
+          <w:color w:val="9CDCFE"/>
+          <w:kern w:val="0"/>
+          <w:sz w:val="21"/>
+          <w:szCs w:val="21"/>
+          <w:lang w:eastAsia="en-GB"/>
+          <w14:ligatures w14:val="none"/>
+        </w:rPr>
+        <w:t>%</w:t>
+      </w:r>
+      <w:r>
+        <w:rPr>
+          <w:rFonts w:ascii="Consolas" w:eastAsia="Times New Roman" w:hAnsi="Consolas" w:cs="Times New Roman"/>
+          <w:color w:val="CE9178"/>
+          <w:kern w:val="0"/>
+          <w:sz w:val="21"/>
+          <w:szCs w:val="21"/>
+          <w:lang w:eastAsia="en-GB"/>
+          <w14:ligatures w14:val="none"/>
+        </w:rPr>
+        <w:t>"</w:t>
+      </w:r>
+      <w:r>
+        <w:rPr>
+          <w:rFonts w:ascii="Consolas" w:eastAsia="Times New Roman" w:hAnsi="Consolas" w:cs="Times New Roman"/>
+          <w:color w:val="CCCCCC"/>
+          <w:kern w:val="0"/>
+          <w:sz w:val="21"/>
+          <w:szCs w:val="21"/>
+          <w:lang w:eastAsia="en-GB"/>
+          <w14:ligatures w14:val="none"/>
+        </w:rPr>
+        <w:t xml:space="preserve"> (</w:t>
+      </w:r>
+    </w:p>
+    <w:p>
+      <w:pPr>
+        <w:shd w:val="clear" w:color="auto" w:fill="1F1F1F"/>
+        <w:spacing w:after="0" w:line="285" w:lineRule="atLeast"/>
+        <w:rPr>
+          <w:rFonts w:ascii="Consolas" w:eastAsia="Times New Roman" w:hAnsi="Consolas" w:cs="Times New Roman"/>
+          <w:color w:val="CCCCCC"/>
+          <w:kern w:val="0"/>
+          <w:sz w:val="21"/>
+          <w:szCs w:val="21"/>
+          <w:lang w:eastAsia="en-GB"/>
+          <w14:ligatures w14:val="none"/>
+        </w:rPr>
+      </w:pPr>
+      <w:r>
+        <w:rPr>
+          <w:rFonts w:ascii="Consolas" w:eastAsia="Times New Roman" w:hAnsi="Consolas" w:cs="Times New Roman"/>
+          <w:color w:val="CCCCCC"/>
+          <w:kern w:val="0"/>
+          <w:sz w:val="21"/>
+          <w:szCs w:val="21"/>
+          <w:lang w:eastAsia="en-GB"/>
+          <w14:ligatures w14:val="none"/>
+        </w:rPr>
+        <w:t xml:space="preserve">    </w:t>
+      </w:r>
+      <w:r>
+        <w:rPr>
+          <w:rFonts w:ascii="Consolas" w:eastAsia="Times New Roman" w:hAnsi="Consolas" w:cs="Times New Roman"/>
+          <w:color w:val="569CD6"/>
+          <w:kern w:val="0"/>
+          <w:sz w:val="21"/>
+          <w:szCs w:val="21"/>
+          <w:lang w:eastAsia="en-GB"/>
+          <w14:ligatures w14:val="none"/>
+        </w:rPr>
+        <w:t>echo</w:t>
+      </w:r>
+      <w:r>
+        <w:rPr>
+          <w:rFonts w:ascii="Consolas" w:eastAsia="Times New Roman" w:hAnsi="Consolas" w:cs="Times New Roman"/>
+          <w:color w:val="CCCCCC"/>
+          <w:kern w:val="0"/>
+          <w:sz w:val="21"/>
+          <w:szCs w:val="21"/>
+          <w:lang w:eastAsia="en-GB"/>
+          <w14:ligatures w14:val="none"/>
+        </w:rPr>
+        <w:t xml:space="preserve"> File does not exist. Creating it...</w:t>
+      </w:r>
+    </w:p>
+    <w:p>
+      <w:pPr>
+        <w:shd w:val="clear" w:color="auto" w:fill="1F1F1F"/>
+        <w:spacing w:after="0" w:line="285" w:lineRule="atLeast"/>
+        <w:rPr>
+          <w:rFonts w:ascii="Consolas" w:eastAsia="Times New Roman" w:hAnsi="Consolas" w:cs="Times New Roman"/>
+          <w:color w:val="CCCCCC"/>
+          <w:kern w:val="0"/>
+          <w:sz w:val="21"/>
+          <w:szCs w:val="21"/>
+          <w:lang w:eastAsia="en-GB"/>
+          <w14:ligatures w14:val="none"/>
+        </w:rPr>
+      </w:pPr>
+      <w:r>
+        <w:rPr>
+          <w:rFonts w:ascii="Consolas" w:eastAsia="Times New Roman" w:hAnsi="Consolas" w:cs="Times New Roman"/>
+          <w:color w:val="CCCCCC"/>
+          <w:kern w:val="0"/>
+          <w:sz w:val="21"/>
+          <w:szCs w:val="21"/>
+          <w:lang w:eastAsia="en-GB"/>
+          <w14:ligatures w14:val="none"/>
+        </w:rPr>
+        <w:t xml:space="preserve">    </w:t>
+      </w:r>
+      <w:r>
+        <w:rPr>
+          <w:rFonts w:ascii="Consolas" w:eastAsia="Times New Roman" w:hAnsi="Consolas" w:cs="Times New Roman"/>
+          <w:color w:val="569CD6"/>
+          <w:kern w:val="0"/>
+          <w:sz w:val="21"/>
+          <w:szCs w:val="21"/>
+          <w:lang w:eastAsia="en-GB"/>
+          <w14:ligatures w14:val="none"/>
+        </w:rPr>
+        <w:t>echo</w:t>
+      </w:r>
+      <w:r>
+        <w:rPr>
+          <w:rFonts w:ascii="Consolas" w:eastAsia="Times New Roman" w:hAnsi="Consolas" w:cs="Times New Roman"/>
+          <w:color w:val="CCCCCC"/>
+          <w:kern w:val="0"/>
+          <w:sz w:val="21"/>
+          <w:szCs w:val="21"/>
+          <w:lang w:eastAsia="en-GB"/>
+          <w14:ligatures w14:val="none"/>
+        </w:rPr>
+        <w:t xml:space="preserve">. </w:t>
+      </w:r>
+      <w:r>
+        <w:rPr>
+          <w:rFonts w:ascii="Consolas" w:eastAsia="Times New Roman" w:hAnsi="Consolas" w:cs="Times New Roman"/>
+          <w:color w:val="D4D4D4"/>
+          <w:kern w:val="0"/>
+          <w:sz w:val="21"/>
+          <w:szCs w:val="21"/>
+          <w:lang w:eastAsia="en-GB"/>
+          <w14:ligatures w14:val="none"/>
+        </w:rPr>
+        <w:t>&gt;</w:t>
+      </w:r>
+      <w:r>
+        <w:rPr>
+          <w:rFonts w:ascii="Consolas" w:eastAsia="Times New Roman" w:hAnsi="Consolas" w:cs="Times New Roman"/>
+          <w:color w:val="CCCCCC"/>
+          <w:kern w:val="0"/>
+          <w:sz w:val="21"/>
+          <w:szCs w:val="21"/>
+          <w:lang w:eastAsia="en-GB"/>
+          <w14:ligatures w14:val="none"/>
+        </w:rPr>
+        <w:t xml:space="preserve"> </w:t>
+      </w:r>
+      <w:r>
+        <w:rPr>
+          <w:rFonts w:ascii="Consolas" w:eastAsia="Times New Roman" w:hAnsi="Consolas" w:cs="Times New Roman"/>
+          <w:color w:val="CE9178"/>
+          <w:kern w:val="0"/>
+          <w:sz w:val="21"/>
+          <w:szCs w:val="21"/>
+          <w:lang w:eastAsia="en-GB"/>
+          <w14:ligatures w14:val="none"/>
+        </w:rPr>
+        <w:t>"</w:t>
+      </w:r>
+      <w:r>
+        <w:rPr>
+          <w:rFonts w:ascii="Consolas" w:eastAsia="Times New Roman" w:hAnsi="Consolas" w:cs="Times New Roman"/>
+          <w:color w:val="9CDCFE"/>
+          <w:kern w:val="0"/>
+          <w:sz w:val="21"/>
+          <w:szCs w:val="21"/>
+          <w:lang w:eastAsia="en-GB"/>
+          <w14:ligatures w14:val="none"/>
+        </w:rPr>
+        <w:t>%</w:t>
+      </w:r>
+      <w:proofErr w:type="spellStart"/>
+      <w:r>
+        <w:rPr>
+          <w:rFonts w:ascii="Consolas" w:eastAsia="Times New Roman" w:hAnsi="Consolas" w:cs="Times New Roman"/>
+          <w:color w:val="9CDCFE"/>
+          <w:kern w:val="0"/>
+          <w:sz w:val="21"/>
+          <w:szCs w:val="21"/>
+          <w:lang w:eastAsia="en-GB"/>
+          <w14:ligatures w14:val="none"/>
+        </w:rPr>
+        <w:t>fileName</w:t>
+      </w:r>
+      <w:proofErr w:type="spellEnd"/>
+      <w:r>
+        <w:rPr>
+          <w:rFonts w:ascii="Consolas" w:eastAsia="Times New Roman" w:hAnsi="Consolas" w:cs="Times New Roman"/>
+          <w:color w:val="9CDCFE"/>
+          <w:kern w:val="0"/>
+          <w:sz w:val="21"/>
+          <w:szCs w:val="21"/>
+          <w:lang w:eastAsia="en-GB"/>
+          <w14:ligatures w14:val="none"/>
+        </w:rPr>
+        <w:t>%</w:t>
+      </w:r>
+      <w:r>
+        <w:rPr>
+          <w:rFonts w:ascii="Consolas" w:eastAsia="Times New Roman" w:hAnsi="Consolas" w:cs="Times New Roman"/>
+          <w:color w:val="CE9178"/>
+          <w:kern w:val="0"/>
+          <w:sz w:val="21"/>
+          <w:szCs w:val="21"/>
+          <w:lang w:eastAsia="en-GB"/>
+          <w14:ligatures w14:val="none"/>
+        </w:rPr>
+        <w:t>"</w:t>
+      </w:r>
+    </w:p>
+    <w:p>
+      <w:pPr>
+        <w:shd w:val="clear" w:color="auto" w:fill="1F1F1F"/>
+        <w:spacing w:after="0" w:line="285" w:lineRule="atLeast"/>
+        <w:rPr>
+          <w:rFonts w:ascii="Consolas" w:eastAsia="Times New Roman" w:hAnsi="Consolas" w:cs="Times New Roman"/>
+          <w:color w:val="CCCCCC"/>
+          <w:kern w:val="0"/>
+          <w:sz w:val="21"/>
+          <w:szCs w:val="21"/>
+          <w:lang w:eastAsia="en-GB"/>
+          <w14:ligatures w14:val="none"/>
+        </w:rPr>
+      </w:pPr>
+      <w:r>
+        <w:rPr>
+          <w:rFonts w:ascii="Consolas" w:eastAsia="Times New Roman" w:hAnsi="Consolas" w:cs="Times New Roman"/>
+          <w:color w:val="CCCCCC"/>
+          <w:kern w:val="0"/>
+          <w:sz w:val="21"/>
+          <w:szCs w:val="21"/>
+          <w:lang w:eastAsia="en-GB"/>
+          <w14:ligatures w14:val="none"/>
+        </w:rPr>
+        <w:t xml:space="preserve">    </w:t>
+      </w:r>
+      <w:r>
+        <w:rPr>
+          <w:rFonts w:ascii="Consolas" w:eastAsia="Times New Roman" w:hAnsi="Consolas" w:cs="Times New Roman"/>
+          <w:color w:val="569CD6"/>
+          <w:kern w:val="0"/>
+          <w:sz w:val="21"/>
+          <w:szCs w:val="21"/>
+          <w:lang w:eastAsia="en-GB"/>
+          <w14:ligatures w14:val="none"/>
+        </w:rPr>
+        <w:t>start</w:t>
+      </w:r>
+      <w:r>
+        <w:rPr>
+          <w:rFonts w:ascii="Consolas" w:eastAsia="Times New Roman" w:hAnsi="Consolas" w:cs="Times New Roman"/>
+          <w:color w:val="CCCCCC"/>
+          <w:kern w:val="0"/>
+          <w:sz w:val="21"/>
+          <w:szCs w:val="21"/>
+          <w:lang w:eastAsia="en-GB"/>
+          <w14:ligatures w14:val="none"/>
+        </w:rPr>
+        <w:t xml:space="preserve"> notepad </w:t>
+      </w:r>
+      <w:r>
+        <w:rPr>
+          <w:rFonts w:ascii="Consolas" w:eastAsia="Times New Roman" w:hAnsi="Consolas" w:cs="Times New Roman"/>
+          <w:color w:val="CE9178"/>
+          <w:kern w:val="0"/>
+          <w:sz w:val="21"/>
+          <w:szCs w:val="21"/>
+          <w:lang w:eastAsia="en-GB"/>
+          <w14:ligatures w14:val="none"/>
+        </w:rPr>
+        <w:t>"</w:t>
+      </w:r>
+      <w:r>
+        <w:rPr>
+          <w:rFonts w:ascii="Consolas" w:eastAsia="Times New Roman" w:hAnsi="Consolas" w:cs="Times New Roman"/>
+          <w:color w:val="9CDCFE"/>
+          <w:kern w:val="0"/>
+          <w:sz w:val="21"/>
+          <w:szCs w:val="21"/>
+          <w:lang w:eastAsia="en-GB"/>
+          <w14:ligatures w14:val="none"/>
+        </w:rPr>
+        <w:t>%</w:t>
+      </w:r>
+      <w:proofErr w:type="spellStart"/>
+      <w:r>
+        <w:rPr>
+          <w:rFonts w:ascii="Consolas" w:eastAsia="Times New Roman" w:hAnsi="Consolas" w:cs="Times New Roman"/>
+          <w:color w:val="9CDCFE"/>
+          <w:kern w:val="0"/>
+          <w:sz w:val="21"/>
+          <w:szCs w:val="21"/>
+          <w:lang w:eastAsia="en-GB"/>
+          <w14:ligatures w14:val="none"/>
+        </w:rPr>
+        <w:t>fileName</w:t>
+      </w:r>
+      <w:proofErr w:type="spellEnd"/>
+      <w:r>
+        <w:rPr>
+          <w:rFonts w:ascii="Consolas" w:eastAsia="Times New Roman" w:hAnsi="Consolas" w:cs="Times New Roman"/>
+          <w:color w:val="9CDCFE"/>
+          <w:kern w:val="0"/>
+          <w:sz w:val="21"/>
+          <w:szCs w:val="21"/>
+          <w:lang w:eastAsia="en-GB"/>
+          <w14:ligatures w14:val="none"/>
+        </w:rPr>
+        <w:t>%</w:t>
+      </w:r>
+      <w:r>
+        <w:rPr>
+          <w:rFonts w:ascii="Consolas" w:eastAsia="Times New Roman" w:hAnsi="Consolas" w:cs="Times New Roman"/>
+          <w:color w:val="CE9178"/>
+          <w:kern w:val="0"/>
+          <w:sz w:val="21"/>
+          <w:szCs w:val="21"/>
+          <w:lang w:eastAsia="en-GB"/>
+          <w14:ligatures w14:val="none"/>
+        </w:rPr>
+        <w:t>"</w:t>
+      </w:r>
+    </w:p>
+    <w:p>
+      <w:pPr>
+        <w:shd w:val="clear" w:color="auto" w:fill="1F1F1F"/>
+        <w:spacing w:after="0" w:line="285" w:lineRule="atLeast"/>
+        <w:rPr>
+          <w:rFonts w:ascii="Consolas" w:eastAsia="Times New Roman" w:hAnsi="Consolas" w:cs="Times New Roman"/>
+          <w:color w:val="CCCCCC"/>
+          <w:kern w:val="0"/>
+          <w:sz w:val="21"/>
+          <w:szCs w:val="21"/>
+          <w:lang w:eastAsia="en-GB"/>
+          <w14:ligatures w14:val="none"/>
+        </w:rPr>
+      </w:pPr>
+      <w:r>
+        <w:rPr>
+          <w:rFonts w:ascii="Consolas" w:eastAsia="Times New Roman" w:hAnsi="Consolas" w:cs="Times New Roman"/>
+          <w:color w:val="CCCCCC"/>
+          <w:kern w:val="0"/>
+          <w:sz w:val="21"/>
+          <w:szCs w:val="21"/>
+          <w:lang w:eastAsia="en-GB"/>
+          <w14:ligatures w14:val="none"/>
+        </w:rPr>
+        <w:t xml:space="preserve">    </w:t>
+      </w:r>
+      <w:r>
+        <w:rPr>
+          <w:rFonts w:ascii="Consolas" w:eastAsia="Times New Roman" w:hAnsi="Consolas" w:cs="Times New Roman"/>
+          <w:color w:val="C586C0"/>
+          <w:kern w:val="0"/>
+          <w:sz w:val="21"/>
+          <w:szCs w:val="21"/>
+          <w:lang w:eastAsia="en-GB"/>
+          <w14:ligatures w14:val="none"/>
+        </w:rPr>
+        <w:t>exit</w:t>
+      </w:r>
+      <w:r>
+        <w:rPr>
+          <w:rFonts w:ascii="Consolas" w:eastAsia="Times New Roman" w:hAnsi="Consolas" w:cs="Times New Roman"/>
+          <w:color w:val="CCCCCC"/>
+          <w:kern w:val="0"/>
+          <w:sz w:val="21"/>
+          <w:szCs w:val="21"/>
+          <w:lang w:eastAsia="en-GB"/>
+          <w14:ligatures w14:val="none"/>
+        </w:rPr>
+        <w:t xml:space="preserve"> /b</w:t>
+      </w:r>
+    </w:p>
+    <w:p>
+      <w:pPr>
+        <w:shd w:val="clear" w:color="auto" w:fill="1F1F1F"/>
+        <w:spacing w:after="0" w:line="285" w:lineRule="atLeast"/>
+        <w:rPr>
+          <w:rFonts w:ascii="Consolas" w:eastAsia="Times New Roman" w:hAnsi="Consolas" w:cs="Times New Roman"/>
+          <w:color w:val="CCCCCC"/>
+          <w:kern w:val="0"/>
+          <w:sz w:val="21"/>
+          <w:szCs w:val="21"/>
+          <w:lang w:eastAsia="en-GB"/>
+          <w14:ligatures w14:val="none"/>
+        </w:rPr>
+      </w:pPr>
+      <w:r>
+        <w:rPr>
+          <w:rFonts w:ascii="Consolas" w:eastAsia="Times New Roman" w:hAnsi="Consolas" w:cs="Times New Roman"/>
+          <w:color w:val="CCCCCC"/>
+          <w:kern w:val="0"/>
+          <w:sz w:val="21"/>
+          <w:szCs w:val="21"/>
+          <w:lang w:eastAsia="en-GB"/>
+          <w14:ligatures w14:val="none"/>
+        </w:rPr>
+        <w:t>)</w:t>
+      </w:r>
+    </w:p>
+    <w:p>
+      <w:pPr>
+        <w:shd w:val="clear" w:color="auto" w:fill="1F1F1F"/>
+        <w:spacing w:after="0" w:line="285" w:lineRule="atLeast"/>
+        <w:rPr>
+          <w:rFonts w:ascii="Consolas" w:eastAsia="Times New Roman" w:hAnsi="Consolas" w:cs="Times New Roman"/>
+          <w:color w:val="CCCCCC"/>
+          <w:kern w:val="0"/>
+          <w:sz w:val="21"/>
+          <w:szCs w:val="21"/>
+          <w:lang w:eastAsia="en-GB"/>
+          <w14:ligatures w14:val="none"/>
+        </w:rPr>
+      </w:pPr>
+    </w:p>
+    <w:p>
+      <w:pPr>
+        <w:shd w:val="clear" w:color="auto" w:fill="1F1F1F"/>
+        <w:spacing w:after="0" w:line="285" w:lineRule="atLeast"/>
+        <w:rPr>
+          <w:rFonts w:ascii="Consolas" w:eastAsia="Times New Roman" w:hAnsi="Consolas" w:cs="Times New Roman"/>
+          <w:color w:val="CCCCCC"/>
+          <w:kern w:val="0"/>
+          <w:sz w:val="21"/>
+          <w:szCs w:val="21"/>
+          <w:lang w:eastAsia="en-GB"/>
+          <w14:ligatures w14:val="none"/>
+        </w:rPr>
+      </w:pPr>
+      <w:proofErr w:type="gramStart"/>
+      <w:r>
+        <w:rPr>
+          <w:rFonts w:ascii="Consolas" w:eastAsia="Times New Roman" w:hAnsi="Consolas" w:cs="Times New Roman"/>
+          <w:color w:val="6A9955"/>
+          <w:kern w:val="0"/>
+          <w:sz w:val="21"/>
+          <w:szCs w:val="21"/>
+          <w:lang w:eastAsia="en-GB"/>
+          <w14:ligatures w14:val="none"/>
+        </w:rPr>
+        <w:t>::</w:t>
+      </w:r>
+      <w:proofErr w:type="gramEnd"/>
+      <w:r>
+        <w:rPr>
+          <w:rFonts w:ascii="Consolas" w:eastAsia="Times New Roman" w:hAnsi="Consolas" w:cs="Times New Roman"/>
+          <w:color w:val="6A9955"/>
+          <w:kern w:val="0"/>
+          <w:sz w:val="21"/>
+          <w:szCs w:val="21"/>
+          <w:lang w:eastAsia="en-GB"/>
+          <w14:ligatures w14:val="none"/>
+        </w:rPr>
+        <w:t xml:space="preserve"> Create backup file </w:t>
+      </w:r>
+    </w:p>
+    <w:p>
+      <w:pPr>
+        <w:shd w:val="clear" w:color="auto" w:fill="1F1F1F"/>
+        <w:spacing w:after="0" w:line="285" w:lineRule="atLeast"/>
+        <w:rPr>
+          <w:rFonts w:ascii="Consolas" w:eastAsia="Times New Roman" w:hAnsi="Consolas" w:cs="Times New Roman"/>
+          <w:color w:val="CCCCCC"/>
+          <w:kern w:val="0"/>
+          <w:sz w:val="21"/>
+          <w:szCs w:val="21"/>
+          <w:lang w:eastAsia="en-GB"/>
+          <w14:ligatures w14:val="none"/>
+        </w:rPr>
+      </w:pPr>
+      <w:r>
+        <w:rPr>
+          <w:rFonts w:ascii="Consolas" w:eastAsia="Times New Roman" w:hAnsi="Consolas" w:cs="Times New Roman"/>
+          <w:color w:val="C586C0"/>
+          <w:kern w:val="0"/>
+          <w:sz w:val="21"/>
+          <w:szCs w:val="21"/>
+          <w:lang w:eastAsia="en-GB"/>
+          <w14:ligatures w14:val="none"/>
+        </w:rPr>
+        <w:t>for</w:t>
+      </w:r>
+      <w:r>
+        <w:rPr>
+          <w:rFonts w:ascii="Consolas" w:eastAsia="Times New Roman" w:hAnsi="Consolas" w:cs="Times New Roman"/>
+          <w:color w:val="CCCCCC"/>
+          <w:kern w:val="0"/>
+          <w:sz w:val="21"/>
+          <w:szCs w:val="21"/>
+          <w:lang w:eastAsia="en-GB"/>
+          <w14:ligatures w14:val="none"/>
+        </w:rPr>
+        <w:t xml:space="preserve"> </w:t>
+      </w:r>
+      <w:r>
+        <w:rPr>
+          <w:rFonts w:ascii="Consolas" w:eastAsia="Times New Roman" w:hAnsi="Consolas" w:cs="Times New Roman"/>
+          <w:color w:val="9CDCFE"/>
+          <w:kern w:val="0"/>
+          <w:sz w:val="21"/>
+          <w:szCs w:val="21"/>
+          <w:lang w:eastAsia="en-GB"/>
+          <w14:ligatures w14:val="none"/>
+        </w:rPr>
+        <w:t>%%F</w:t>
+      </w:r>
+      <w:r>
+        <w:rPr>
+          <w:rFonts w:ascii="Consolas" w:eastAsia="Times New Roman" w:hAnsi="Consolas" w:cs="Times New Roman"/>
+          <w:color w:val="CCCCCC"/>
+          <w:kern w:val="0"/>
+          <w:sz w:val="21"/>
+          <w:szCs w:val="21"/>
+          <w:lang w:eastAsia="en-GB"/>
+          <w14:ligatures w14:val="none"/>
+        </w:rPr>
+        <w:t xml:space="preserve"> </w:t>
+      </w:r>
+      <w:r>
+        <w:rPr>
+          <w:rFonts w:ascii="Consolas" w:eastAsia="Times New Roman" w:hAnsi="Consolas" w:cs="Times New Roman"/>
+          <w:color w:val="C586C0"/>
+          <w:kern w:val="0"/>
+          <w:sz w:val="21"/>
+          <w:szCs w:val="21"/>
+          <w:lang w:eastAsia="en-GB"/>
+          <w14:ligatures w14:val="none"/>
+        </w:rPr>
+        <w:t>in</w:t>
+      </w:r>
+      <w:r>
+        <w:rPr>
+          <w:rFonts w:ascii="Consolas" w:eastAsia="Times New Roman" w:hAnsi="Consolas" w:cs="Times New Roman"/>
+          <w:color w:val="CCCCCC"/>
+          <w:kern w:val="0"/>
+          <w:sz w:val="21"/>
+          <w:szCs w:val="21"/>
+          <w:lang w:eastAsia="en-GB"/>
+          <w14:ligatures w14:val="none"/>
+        </w:rPr>
+        <w:t xml:space="preserve"> (</w:t>
+      </w:r>
+      <w:r>
+        <w:rPr>
+          <w:rFonts w:ascii="Consolas" w:eastAsia="Times New Roman" w:hAnsi="Consolas" w:cs="Times New Roman"/>
+          <w:color w:val="CE9178"/>
+          <w:kern w:val="0"/>
+          <w:sz w:val="21"/>
+          <w:szCs w:val="21"/>
+          <w:lang w:eastAsia="en-GB"/>
+          <w14:ligatures w14:val="none"/>
+        </w:rPr>
+        <w:t>"</w:t>
+      </w:r>
+      <w:r>
+        <w:rPr>
+          <w:rFonts w:ascii="Consolas" w:eastAsia="Times New Roman" w:hAnsi="Consolas" w:cs="Times New Roman"/>
+          <w:color w:val="9CDCFE"/>
+          <w:kern w:val="0"/>
+          <w:sz w:val="21"/>
+          <w:szCs w:val="21"/>
+          <w:lang w:eastAsia="en-GB"/>
+          <w14:ligatures w14:val="none"/>
+        </w:rPr>
+        <w:t>%</w:t>
+      </w:r>
+      <w:proofErr w:type="spellStart"/>
+      <w:r>
+        <w:rPr>
+          <w:rFonts w:ascii="Consolas" w:eastAsia="Times New Roman" w:hAnsi="Consolas" w:cs="Times New Roman"/>
+          <w:color w:val="9CDCFE"/>
+          <w:kern w:val="0"/>
+          <w:sz w:val="21"/>
+          <w:szCs w:val="21"/>
+          <w:lang w:eastAsia="en-GB"/>
+          <w14:ligatures w14:val="none"/>
+        </w:rPr>
+        <w:t>fileName</w:t>
+      </w:r>
+      <w:proofErr w:type="spellEnd"/>
+      <w:r>
+        <w:rPr>
+          <w:rFonts w:ascii="Consolas" w:eastAsia="Times New Roman" w:hAnsi="Consolas" w:cs="Times New Roman"/>
+          <w:color w:val="9CDCFE"/>
+          <w:kern w:val="0"/>
+          <w:sz w:val="21"/>
+          <w:szCs w:val="21"/>
+          <w:lang w:eastAsia="en-GB"/>
+          <w14:ligatures w14:val="none"/>
+        </w:rPr>
+        <w:t>%</w:t>
+      </w:r>
+      <w:r>
+        <w:rPr>
+          <w:rFonts w:ascii="Consolas" w:eastAsia="Times New Roman" w:hAnsi="Consolas" w:cs="Times New Roman"/>
+          <w:color w:val="CE9178"/>
+          <w:kern w:val="0"/>
+          <w:sz w:val="21"/>
+          <w:szCs w:val="21"/>
+          <w:lang w:eastAsia="en-GB"/>
+          <w14:ligatures w14:val="none"/>
+        </w:rPr>
+        <w:t>"</w:t>
+      </w:r>
+      <w:r>
+        <w:rPr>
+          <w:rFonts w:ascii="Consolas" w:eastAsia="Times New Roman" w:hAnsi="Consolas" w:cs="Times New Roman"/>
+          <w:color w:val="CCCCCC"/>
+          <w:kern w:val="0"/>
+          <w:sz w:val="21"/>
+          <w:szCs w:val="21"/>
+          <w:lang w:eastAsia="en-GB"/>
+          <w14:ligatures w14:val="none"/>
+        </w:rPr>
+        <w:t xml:space="preserve">) </w:t>
+      </w:r>
+      <w:r>
+        <w:rPr>
+          <w:rFonts w:ascii="Consolas" w:eastAsia="Times New Roman" w:hAnsi="Consolas" w:cs="Times New Roman"/>
+          <w:color w:val="C586C0"/>
+          <w:kern w:val="0"/>
+          <w:sz w:val="21"/>
+          <w:szCs w:val="21"/>
+          <w:lang w:eastAsia="en-GB"/>
+          <w14:ligatures w14:val="none"/>
+        </w:rPr>
+        <w:t>do</w:t>
+      </w:r>
+      <w:r>
+        <w:rPr>
+          <w:rFonts w:ascii="Consolas" w:eastAsia="Times New Roman" w:hAnsi="Consolas" w:cs="Times New Roman"/>
+          <w:color w:val="CCCCCC"/>
+          <w:kern w:val="0"/>
+          <w:sz w:val="21"/>
+          <w:szCs w:val="21"/>
+          <w:lang w:eastAsia="en-GB"/>
+          <w14:ligatures w14:val="none"/>
+        </w:rPr>
+        <w:t xml:space="preserve"> </w:t>
+      </w:r>
+      <w:r>
+        <w:rPr>
+          <w:rFonts w:ascii="Consolas" w:eastAsia="Times New Roman" w:hAnsi="Consolas" w:cs="Times New Roman"/>
+          <w:color w:val="569CD6"/>
+          <w:kern w:val="0"/>
+          <w:sz w:val="21"/>
+          <w:szCs w:val="21"/>
+          <w:lang w:eastAsia="en-GB"/>
+          <w14:ligatures w14:val="none"/>
+        </w:rPr>
+        <w:t>set</w:t>
+      </w:r>
+      <w:r>
+        <w:rPr>
+          <w:rFonts w:ascii="Consolas" w:eastAsia="Times New Roman" w:hAnsi="Consolas" w:cs="Times New Roman"/>
+          <w:color w:val="CCCCCC"/>
+          <w:kern w:val="0"/>
+          <w:sz w:val="21"/>
+          <w:szCs w:val="21"/>
+          <w:lang w:eastAsia="en-GB"/>
+          <w14:ligatures w14:val="none"/>
+        </w:rPr>
+        <w:t xml:space="preserve"> </w:t>
+      </w:r>
+      <w:r>
+        <w:rPr>
+          <w:rFonts w:ascii="Consolas" w:eastAsia="Times New Roman" w:hAnsi="Consolas" w:cs="Times New Roman"/>
+          <w:color w:val="CE9178"/>
+          <w:kern w:val="0"/>
+          <w:sz w:val="21"/>
+          <w:szCs w:val="21"/>
+          <w:lang w:eastAsia="en-GB"/>
+          <w14:ligatures w14:val="none"/>
+        </w:rPr>
+        <w:t>"</w:t>
+      </w:r>
+      <w:proofErr w:type="spellStart"/>
+      <w:r>
+        <w:rPr>
+          <w:rFonts w:ascii="Consolas" w:eastAsia="Times New Roman" w:hAnsi="Consolas" w:cs="Times New Roman"/>
+          <w:color w:val="9CDCFE"/>
+          <w:kern w:val="0"/>
+          <w:sz w:val="21"/>
+          <w:szCs w:val="21"/>
+          <w:lang w:eastAsia="en-GB"/>
+          <w14:ligatures w14:val="none"/>
+        </w:rPr>
+        <w:t>backupFile</w:t>
+      </w:r>
+      <w:proofErr w:type="spellEnd"/>
+      <w:r>
+        <w:rPr>
+          <w:rFonts w:ascii="Consolas" w:eastAsia="Times New Roman" w:hAnsi="Consolas" w:cs="Times New Roman"/>
+          <w:color w:val="D4D4D4"/>
+          <w:kern w:val="0"/>
+          <w:sz w:val="21"/>
+          <w:szCs w:val="21"/>
+          <w:lang w:eastAsia="en-GB"/>
+          <w14:ligatures w14:val="none"/>
+        </w:rPr>
+        <w:t>=</w:t>
+      </w:r>
+      <w:r>
+        <w:rPr>
+          <w:rFonts w:ascii="Consolas" w:eastAsia="Times New Roman" w:hAnsi="Consolas" w:cs="Times New Roman"/>
+          <w:color w:val="9CDCFE"/>
+          <w:kern w:val="0"/>
+          <w:sz w:val="21"/>
+          <w:szCs w:val="21"/>
+          <w:lang w:eastAsia="en-GB"/>
+          <w14:ligatures w14:val="none"/>
+        </w:rPr>
+        <w:t>%%~</w:t>
+      </w:r>
+      <w:proofErr w:type="spellStart"/>
+      <w:r>
+        <w:rPr>
+          <w:rFonts w:ascii="Consolas" w:eastAsia="Times New Roman" w:hAnsi="Consolas" w:cs="Times New Roman"/>
+          <w:color w:val="9CDCFE"/>
+          <w:kern w:val="0"/>
+          <w:sz w:val="21"/>
+          <w:szCs w:val="21"/>
+          <w:lang w:eastAsia="en-GB"/>
+          <w14:ligatures w14:val="none"/>
+        </w:rPr>
+        <w:t>nF</w:t>
+      </w:r>
+      <w:r>
+        <w:rPr>
+          <w:rFonts w:ascii="Consolas" w:eastAsia="Times New Roman" w:hAnsi="Consolas" w:cs="Times New Roman"/>
+          <w:color w:val="CE9178"/>
+          <w:kern w:val="0"/>
+          <w:sz w:val="21"/>
+          <w:szCs w:val="21"/>
+          <w:lang w:eastAsia="en-GB"/>
+          <w14:ligatures w14:val="none"/>
+        </w:rPr>
+        <w:t>.bak</w:t>
+      </w:r>
+      <w:proofErr w:type="spellEnd"/>
+      <w:r>
+        <w:rPr>
+          <w:rFonts w:ascii="Consolas" w:eastAsia="Times New Roman" w:hAnsi="Consolas" w:cs="Times New Roman"/>
+          <w:color w:val="CE9178"/>
+          <w:kern w:val="0"/>
+          <w:sz w:val="21"/>
+          <w:szCs w:val="21"/>
+          <w:lang w:eastAsia="en-GB"/>
+          <w14:ligatures w14:val="none"/>
+        </w:rPr>
+        <w:t>"</w:t>
+      </w:r>
+    </w:p>
+    <w:p>
+      <w:pPr>
+        <w:shd w:val="clear" w:color="auto" w:fill="1F1F1F"/>
+        <w:spacing w:after="0" w:line="285" w:lineRule="atLeast"/>
+        <w:rPr>
+          <w:rFonts w:ascii="Consolas" w:eastAsia="Times New Roman" w:hAnsi="Consolas" w:cs="Times New Roman"/>
+          <w:color w:val="CCCCCC"/>
+          <w:kern w:val="0"/>
+          <w:sz w:val="21"/>
+          <w:szCs w:val="21"/>
+          <w:lang w:eastAsia="en-GB"/>
+          <w14:ligatures w14:val="none"/>
+        </w:rPr>
+      </w:pPr>
+    </w:p>
+    <w:p>
+      <w:pPr>
+        <w:shd w:val="clear" w:color="auto" w:fill="1F1F1F"/>
+        <w:spacing w:after="0" w:line="285" w:lineRule="atLeast"/>
+        <w:rPr>
+          <w:rFonts w:ascii="Consolas" w:eastAsia="Times New Roman" w:hAnsi="Consolas" w:cs="Times New Roman"/>
+          <w:color w:val="CCCCCC"/>
+          <w:kern w:val="0"/>
+          <w:sz w:val="21"/>
+          <w:szCs w:val="21"/>
+          <w:lang w:eastAsia="en-GB"/>
+          <w14:ligatures w14:val="none"/>
+        </w:rPr>
+      </w:pPr>
+      <w:r>
+        <w:rPr>
+          <w:rFonts w:ascii="Consolas" w:eastAsia="Times New Roman" w:hAnsi="Consolas" w:cs="Times New Roman"/>
+          <w:color w:val="569CD6"/>
+          <w:kern w:val="0"/>
+          <w:sz w:val="21"/>
+          <w:szCs w:val="21"/>
+          <w:lang w:eastAsia="en-GB"/>
+          <w14:ligatures w14:val="none"/>
+        </w:rPr>
+        <w:t>copy</w:t>
+      </w:r>
+      <w:r>
+        <w:rPr>
+          <w:rFonts w:ascii="Consolas" w:eastAsia="Times New Roman" w:hAnsi="Consolas" w:cs="Times New Roman"/>
+          <w:color w:val="CCCCCC"/>
+          <w:kern w:val="0"/>
+          <w:sz w:val="21"/>
+          <w:szCs w:val="21"/>
+          <w:lang w:eastAsia="en-GB"/>
+          <w14:ligatures w14:val="none"/>
+        </w:rPr>
+        <w:t xml:space="preserve"> </w:t>
+      </w:r>
+      <w:r>
+        <w:rPr>
+          <w:rFonts w:ascii="Consolas" w:eastAsia="Times New Roman" w:hAnsi="Consolas" w:cs="Times New Roman"/>
+          <w:color w:val="CE9178"/>
+          <w:kern w:val="0"/>
+          <w:sz w:val="21"/>
+          <w:szCs w:val="21"/>
+          <w:lang w:eastAsia="en-GB"/>
+          <w14:ligatures w14:val="none"/>
+        </w:rPr>
+        <w:t>"</w:t>
+      </w:r>
+      <w:r>
+        <w:rPr>
+          <w:rFonts w:ascii="Consolas" w:eastAsia="Times New Roman" w:hAnsi="Consolas" w:cs="Times New Roman"/>
+          <w:color w:val="9CDCFE"/>
+          <w:kern w:val="0"/>
+          <w:sz w:val="21"/>
+          <w:szCs w:val="21"/>
+          <w:lang w:eastAsia="en-GB"/>
+          <w14:ligatures w14:val="none"/>
+        </w:rPr>
+        <w:t>%</w:t>
+      </w:r>
+      <w:proofErr w:type="spellStart"/>
+      <w:r>
+        <w:rPr>
+          <w:rFonts w:ascii="Consolas" w:eastAsia="Times New Roman" w:hAnsi="Consolas" w:cs="Times New Roman"/>
+          <w:color w:val="9CDCFE"/>
+          <w:kern w:val="0"/>
+          <w:sz w:val="21"/>
+          <w:szCs w:val="21"/>
+          <w:lang w:eastAsia="en-GB"/>
+          <w14:ligatures w14:val="none"/>
+        </w:rPr>
+        <w:t>fileName</w:t>
+      </w:r>
+      <w:proofErr w:type="spellEnd"/>
+      <w:r>
+        <w:rPr>
+          <w:rFonts w:ascii="Consolas" w:eastAsia="Times New Roman" w:hAnsi="Consolas" w:cs="Times New Roman"/>
+          <w:color w:val="9CDCFE"/>
+          <w:kern w:val="0"/>
+          <w:sz w:val="21"/>
+          <w:szCs w:val="21"/>
+          <w:lang w:eastAsia="en-GB"/>
+          <w14:ligatures w14:val="none"/>
+        </w:rPr>
+        <w:t>%</w:t>
+      </w:r>
+      <w:r>
+        <w:rPr>
+          <w:rFonts w:ascii="Consolas" w:eastAsia="Times New Roman" w:hAnsi="Consolas" w:cs="Times New Roman"/>
+          <w:color w:val="CE9178"/>
+          <w:kern w:val="0"/>
+          <w:sz w:val="21"/>
+          <w:szCs w:val="21"/>
+          <w:lang w:eastAsia="en-GB"/>
+          <w14:ligatures w14:val="none"/>
+        </w:rPr>
+        <w:t>"</w:t>
+      </w:r>
+      <w:r>
+        <w:rPr>
+          <w:rFonts w:ascii="Consolas" w:eastAsia="Times New Roman" w:hAnsi="Consolas" w:cs="Times New Roman"/>
+          <w:color w:val="CCCCCC"/>
+          <w:kern w:val="0"/>
+          <w:sz w:val="21"/>
+          <w:szCs w:val="21"/>
+          <w:lang w:eastAsia="en-GB"/>
+          <w14:ligatures w14:val="none"/>
+        </w:rPr>
+        <w:t xml:space="preserve"> </w:t>
+      </w:r>
+      <w:proofErr w:type="gramStart"/>
+      <w:r>
+        <w:rPr>
+          <w:rFonts w:ascii="Consolas" w:eastAsia="Times New Roman" w:hAnsi="Consolas" w:cs="Times New Roman"/>
+          <w:color w:val="CE9178"/>
+          <w:kern w:val="0"/>
+          <w:sz w:val="21"/>
+          <w:szCs w:val="21"/>
+          <w:lang w:eastAsia="en-GB"/>
+          <w14:ligatures w14:val="none"/>
+        </w:rPr>
+        <w:t>"</w:t>
+      </w:r>
+      <w:r>
+        <w:rPr>
+          <w:rFonts w:ascii="Consolas" w:eastAsia="Times New Roman" w:hAnsi="Consolas" w:cs="Times New Roman"/>
+          <w:color w:val="9CDCFE"/>
+          <w:kern w:val="0"/>
+          <w:sz w:val="21"/>
+          <w:szCs w:val="21"/>
+          <w:lang w:eastAsia="en-GB"/>
+          <w14:ligatures w14:val="none"/>
+        </w:rPr>
+        <w:t>!</w:t>
+      </w:r>
+      <w:proofErr w:type="spellStart"/>
+      <w:r>
+        <w:rPr>
+          <w:rFonts w:ascii="Consolas" w:eastAsia="Times New Roman" w:hAnsi="Consolas" w:cs="Times New Roman"/>
+          <w:color w:val="9CDCFE"/>
+          <w:kern w:val="0"/>
+          <w:sz w:val="21"/>
+          <w:szCs w:val="21"/>
+          <w:lang w:eastAsia="en-GB"/>
+          <w14:ligatures w14:val="none"/>
+        </w:rPr>
+        <w:t>backupFile</w:t>
+      </w:r>
+      <w:proofErr w:type="spellEnd"/>
+      <w:proofErr w:type="gramEnd"/>
+      <w:r>
+        <w:rPr>
+          <w:rFonts w:ascii="Consolas" w:eastAsia="Times New Roman" w:hAnsi="Consolas" w:cs="Times New Roman"/>
+          <w:color w:val="9CDCFE"/>
+          <w:kern w:val="0"/>
+          <w:sz w:val="21"/>
+          <w:szCs w:val="21"/>
+          <w:lang w:eastAsia="en-GB"/>
+          <w14:ligatures w14:val="none"/>
+        </w:rPr>
+        <w:t>!</w:t>
+      </w:r>
+      <w:r>
+        <w:rPr>
+          <w:rFonts w:ascii="Consolas" w:eastAsia="Times New Roman" w:hAnsi="Consolas" w:cs="Times New Roman"/>
+          <w:color w:val="CE9178"/>
+          <w:kern w:val="0"/>
+          <w:sz w:val="21"/>
+          <w:szCs w:val="21"/>
+          <w:lang w:eastAsia="en-GB"/>
+          <w14:ligatures w14:val="none"/>
+        </w:rPr>
+        <w:t>"</w:t>
+      </w:r>
+      <w:r>
+        <w:rPr>
+          <w:rFonts w:ascii="Consolas" w:eastAsia="Times New Roman" w:hAnsi="Consolas" w:cs="Times New Roman"/>
+          <w:color w:val="CCCCCC"/>
+          <w:kern w:val="0"/>
+          <w:sz w:val="21"/>
+          <w:szCs w:val="21"/>
+          <w:lang w:eastAsia="en-GB"/>
+          <w14:ligatures w14:val="none"/>
+        </w:rPr>
+        <w:t xml:space="preserve"> </w:t>
+      </w:r>
+      <w:r>
+        <w:rPr>
+          <w:rFonts w:ascii="Consolas" w:eastAsia="Times New Roman" w:hAnsi="Consolas" w:cs="Times New Roman"/>
+          <w:color w:val="D4D4D4"/>
+          <w:kern w:val="0"/>
+          <w:sz w:val="21"/>
+          <w:szCs w:val="21"/>
+          <w:lang w:eastAsia="en-GB"/>
+          <w14:ligatures w14:val="none"/>
+        </w:rPr>
+        <w:t>&gt;</w:t>
+      </w:r>
+      <w:proofErr w:type="spellStart"/>
+      <w:r>
+        <w:rPr>
+          <w:rFonts w:ascii="Consolas" w:eastAsia="Times New Roman" w:hAnsi="Consolas" w:cs="Times New Roman"/>
+          <w:color w:val="569CD6"/>
+          <w:kern w:val="0"/>
+          <w:sz w:val="21"/>
+          <w:szCs w:val="21"/>
+          <w:lang w:eastAsia="en-GB"/>
+          <w14:ligatures w14:val="none"/>
+        </w:rPr>
+        <w:t>nul</w:t>
+      </w:r>
+      <w:proofErr w:type="spellEnd"/>
+    </w:p>
+    <w:p>
+      <w:pPr>
+        <w:shd w:val="clear" w:color="auto" w:fill="1F1F1F"/>
+        <w:spacing w:after="0" w:line="285" w:lineRule="atLeast"/>
+        <w:rPr>
+          <w:rFonts w:ascii="Consolas" w:eastAsia="Times New Roman" w:hAnsi="Consolas" w:cs="Times New Roman"/>
+          <w:color w:val="CCCCCC"/>
+          <w:kern w:val="0"/>
+          <w:sz w:val="21"/>
+          <w:szCs w:val="21"/>
+          <w:lang w:eastAsia="en-GB"/>
+          <w14:ligatures w14:val="none"/>
+        </w:rPr>
+      </w:pPr>
+    </w:p>
+    <w:p>
+      <w:pPr>
+        <w:shd w:val="clear" w:color="auto" w:fill="1F1F1F"/>
+        <w:spacing w:after="0" w:line="285" w:lineRule="atLeast"/>
+        <w:rPr>
+          <w:rFonts w:ascii="Consolas" w:eastAsia="Times New Roman" w:hAnsi="Consolas" w:cs="Times New Roman"/>
+          <w:color w:val="CCCCCC"/>
+          <w:kern w:val="0"/>
+          <w:sz w:val="21"/>
+          <w:szCs w:val="21"/>
+          <w:lang w:eastAsia="en-GB"/>
+          <w14:ligatures w14:val="none"/>
+        </w:rPr>
+      </w:pPr>
+      <w:proofErr w:type="gramStart"/>
+      <w:r>
+        <w:rPr>
+          <w:rFonts w:ascii="Consolas" w:eastAsia="Times New Roman" w:hAnsi="Consolas" w:cs="Times New Roman"/>
+          <w:color w:val="6A9955"/>
+          <w:kern w:val="0"/>
+          <w:sz w:val="21"/>
+          <w:szCs w:val="21"/>
+          <w:lang w:eastAsia="en-GB"/>
+          <w14:ligatures w14:val="none"/>
+        </w:rPr>
+        <w:t>::</w:t>
+      </w:r>
+      <w:proofErr w:type="gramEnd"/>
+      <w:r>
+        <w:rPr>
+          <w:rFonts w:ascii="Consolas" w:eastAsia="Times New Roman" w:hAnsi="Consolas" w:cs="Times New Roman"/>
+          <w:color w:val="6A9955"/>
+          <w:kern w:val="0"/>
+          <w:sz w:val="21"/>
+          <w:szCs w:val="21"/>
+          <w:lang w:eastAsia="en-GB"/>
+          <w14:ligatures w14:val="none"/>
+        </w:rPr>
+        <w:t xml:space="preserve"> Count lines in existing log file </w:t>
+      </w:r>
+    </w:p>
+    <w:p>
+      <w:pPr>
+        <w:shd w:val="clear" w:color="auto" w:fill="1F1F1F"/>
+        <w:spacing w:after="0" w:line="285" w:lineRule="atLeast"/>
+        <w:rPr>
+          <w:rFonts w:ascii="Consolas" w:eastAsia="Times New Roman" w:hAnsi="Consolas" w:cs="Times New Roman"/>
+          <w:color w:val="CCCCCC"/>
+          <w:kern w:val="0"/>
+          <w:sz w:val="21"/>
+          <w:szCs w:val="21"/>
+          <w:lang w:eastAsia="en-GB"/>
+          <w14:ligatures w14:val="none"/>
+        </w:rPr>
+      </w:pPr>
+      <w:r>
+        <w:rPr>
+          <w:rFonts w:ascii="Consolas" w:eastAsia="Times New Roman" w:hAnsi="Consolas" w:cs="Times New Roman"/>
+          <w:color w:val="C586C0"/>
+          <w:kern w:val="0"/>
+          <w:sz w:val="21"/>
+          <w:szCs w:val="21"/>
+          <w:lang w:eastAsia="en-GB"/>
+          <w14:ligatures w14:val="none"/>
+        </w:rPr>
+        <w:t>if</w:t>
+      </w:r>
+      <w:r>
+        <w:rPr>
+          <w:rFonts w:ascii="Consolas" w:eastAsia="Times New Roman" w:hAnsi="Consolas" w:cs="Times New Roman"/>
+          <w:color w:val="CCCCCC"/>
+          <w:kern w:val="0"/>
+          <w:sz w:val="21"/>
+          <w:szCs w:val="21"/>
+          <w:lang w:eastAsia="en-GB"/>
+          <w14:ligatures w14:val="none"/>
+        </w:rPr>
+        <w:t xml:space="preserve"> </w:t>
+      </w:r>
+      <w:r>
+        <w:rPr>
+          <w:rFonts w:ascii="Consolas" w:eastAsia="Times New Roman" w:hAnsi="Consolas" w:cs="Times New Roman"/>
+          <w:color w:val="569CD6"/>
+          <w:kern w:val="0"/>
+          <w:sz w:val="21"/>
+          <w:szCs w:val="21"/>
+          <w:lang w:eastAsia="en-GB"/>
+          <w14:ligatures w14:val="none"/>
+        </w:rPr>
+        <w:t>exist</w:t>
+      </w:r>
+      <w:r>
+        <w:rPr>
+          <w:rFonts w:ascii="Consolas" w:eastAsia="Times New Roman" w:hAnsi="Consolas" w:cs="Times New Roman"/>
+          <w:color w:val="CCCCCC"/>
+          <w:kern w:val="0"/>
+          <w:sz w:val="21"/>
+          <w:szCs w:val="21"/>
+          <w:lang w:eastAsia="en-GB"/>
+          <w14:ligatures w14:val="none"/>
+        </w:rPr>
+        <w:t xml:space="preserve"> </w:t>
+      </w:r>
+      <w:r>
+        <w:rPr>
+          <w:rFonts w:ascii="Consolas" w:eastAsia="Times New Roman" w:hAnsi="Consolas" w:cs="Times New Roman"/>
+          <w:color w:val="CE9178"/>
+          <w:kern w:val="0"/>
+          <w:sz w:val="21"/>
+          <w:szCs w:val="21"/>
+          <w:lang w:eastAsia="en-GB"/>
+          <w14:ligatures w14:val="none"/>
+        </w:rPr>
+        <w:t>"</w:t>
+      </w:r>
+      <w:r>
+        <w:rPr>
+          <w:rFonts w:ascii="Consolas" w:eastAsia="Times New Roman" w:hAnsi="Consolas" w:cs="Times New Roman"/>
+          <w:color w:val="9CDCFE"/>
+          <w:kern w:val="0"/>
+          <w:sz w:val="21"/>
+          <w:szCs w:val="21"/>
+          <w:lang w:eastAsia="en-GB"/>
+          <w14:ligatures w14:val="none"/>
+        </w:rPr>
+        <w:t>%</w:t>
+      </w:r>
+      <w:proofErr w:type="spellStart"/>
+      <w:r>
+        <w:rPr>
+          <w:rFonts w:ascii="Consolas" w:eastAsia="Times New Roman" w:hAnsi="Consolas" w:cs="Times New Roman"/>
+          <w:color w:val="9CDCFE"/>
+          <w:kern w:val="0"/>
+          <w:sz w:val="21"/>
+          <w:szCs w:val="21"/>
+          <w:lang w:eastAsia="en-GB"/>
+          <w14:ligatures w14:val="none"/>
+        </w:rPr>
+        <w:t>logFile</w:t>
+      </w:r>
+      <w:proofErr w:type="spellEnd"/>
+      <w:r>
+        <w:rPr>
+          <w:rFonts w:ascii="Consolas" w:eastAsia="Times New Roman" w:hAnsi="Consolas" w:cs="Times New Roman"/>
+          <w:color w:val="9CDCFE"/>
+          <w:kern w:val="0"/>
+          <w:sz w:val="21"/>
+          <w:szCs w:val="21"/>
+          <w:lang w:eastAsia="en-GB"/>
+          <w14:ligatures w14:val="none"/>
+        </w:rPr>
+        <w:t>%</w:t>
+      </w:r>
+      <w:r>
+        <w:rPr>
+          <w:rFonts w:ascii="Consolas" w:eastAsia="Times New Roman" w:hAnsi="Consolas" w:cs="Times New Roman"/>
+          <w:color w:val="CE9178"/>
+          <w:kern w:val="0"/>
+          <w:sz w:val="21"/>
+          <w:szCs w:val="21"/>
+          <w:lang w:eastAsia="en-GB"/>
+          <w14:ligatures w14:val="none"/>
+        </w:rPr>
+        <w:t>"</w:t>
+      </w:r>
+      <w:r>
+        <w:rPr>
+          <w:rFonts w:ascii="Consolas" w:eastAsia="Times New Roman" w:hAnsi="Consolas" w:cs="Times New Roman"/>
+          <w:color w:val="CCCCCC"/>
+          <w:kern w:val="0"/>
+          <w:sz w:val="21"/>
+          <w:szCs w:val="21"/>
+          <w:lang w:eastAsia="en-GB"/>
+          <w14:ligatures w14:val="none"/>
+        </w:rPr>
+        <w:t xml:space="preserve"> (</w:t>
+      </w:r>
+    </w:p>
+    <w:p>
+      <w:pPr>
+        <w:shd w:val="clear" w:color="auto" w:fill="1F1F1F"/>
+        <w:spacing w:after="0" w:line="285" w:lineRule="atLeast"/>
+        <w:rPr>
+          <w:rFonts w:ascii="Consolas" w:eastAsia="Times New Roman" w:hAnsi="Consolas" w:cs="Times New Roman"/>
+          <w:color w:val="CCCCCC"/>
+          <w:kern w:val="0"/>
+          <w:sz w:val="21"/>
+          <w:szCs w:val="21"/>
+          <w:lang w:eastAsia="en-GB"/>
+          <w14:ligatures w14:val="none"/>
+        </w:rPr>
+      </w:pPr>
+      <w:r>
+        <w:rPr>
+          <w:rFonts w:ascii="Consolas" w:eastAsia="Times New Roman" w:hAnsi="Consolas" w:cs="Times New Roman"/>
+          <w:color w:val="CCCCCC"/>
+          <w:kern w:val="0"/>
+          <w:sz w:val="21"/>
+          <w:szCs w:val="21"/>
+          <w:lang w:eastAsia="en-GB"/>
+          <w14:ligatures w14:val="none"/>
+        </w:rPr>
+        <w:t xml:space="preserve">    </w:t>
+      </w:r>
+      <w:r>
+        <w:rPr>
+          <w:rFonts w:ascii="Consolas" w:eastAsia="Times New Roman" w:hAnsi="Consolas" w:cs="Times New Roman"/>
+          <w:color w:val="C586C0"/>
+          <w:kern w:val="0"/>
+          <w:sz w:val="21"/>
+          <w:szCs w:val="21"/>
+          <w:lang w:eastAsia="en-GB"/>
+          <w14:ligatures w14:val="none"/>
+        </w:rPr>
+        <w:t>for</w:t>
+      </w:r>
+      <w:r>
+        <w:rPr>
+          <w:rFonts w:ascii="Consolas" w:eastAsia="Times New Roman" w:hAnsi="Consolas" w:cs="Times New Roman"/>
+          <w:color w:val="CCCCCC"/>
+          <w:kern w:val="0"/>
+          <w:sz w:val="21"/>
+          <w:szCs w:val="21"/>
+          <w:lang w:eastAsia="en-GB"/>
+          <w14:ligatures w14:val="none"/>
+        </w:rPr>
+        <w:t xml:space="preserve"> /f </w:t>
+      </w:r>
+      <w:r>
+        <w:rPr>
+          <w:rFonts w:ascii="Consolas" w:eastAsia="Times New Roman" w:hAnsi="Consolas" w:cs="Times New Roman"/>
+          <w:color w:val="CE9178"/>
+          <w:kern w:val="0"/>
+          <w:sz w:val="21"/>
+          <w:szCs w:val="21"/>
+          <w:lang w:eastAsia="en-GB"/>
+          <w14:ligatures w14:val="none"/>
+        </w:rPr>
+        <w:t>"</w:t>
+      </w:r>
+      <w:proofErr w:type="spellStart"/>
+      <w:r>
+        <w:rPr>
+          <w:rFonts w:ascii="Consolas" w:eastAsia="Times New Roman" w:hAnsi="Consolas" w:cs="Times New Roman"/>
+          <w:color w:val="CE9178"/>
+          <w:kern w:val="0"/>
+          <w:sz w:val="21"/>
+          <w:szCs w:val="21"/>
+          <w:lang w:eastAsia="en-GB"/>
+          <w14:ligatures w14:val="none"/>
+        </w:rPr>
+        <w:t>delims</w:t>
+      </w:r>
+      <w:proofErr w:type="spellEnd"/>
+      <w:r>
+        <w:rPr>
+          <w:rFonts w:ascii="Consolas" w:eastAsia="Times New Roman" w:hAnsi="Consolas" w:cs="Times New Roman"/>
+          <w:color w:val="CE9178"/>
+          <w:kern w:val="0"/>
+          <w:sz w:val="21"/>
+          <w:szCs w:val="21"/>
+          <w:lang w:eastAsia="en-GB"/>
+          <w14:ligatures w14:val="none"/>
+        </w:rPr>
+        <w:t>="</w:t>
+      </w:r>
+      <w:r>
+        <w:rPr>
+          <w:rFonts w:ascii="Consolas" w:eastAsia="Times New Roman" w:hAnsi="Consolas" w:cs="Times New Roman"/>
+          <w:color w:val="CCCCCC"/>
+          <w:kern w:val="0"/>
+          <w:sz w:val="21"/>
+          <w:szCs w:val="21"/>
+          <w:lang w:eastAsia="en-GB"/>
+          <w14:ligatures w14:val="none"/>
+        </w:rPr>
+        <w:t xml:space="preserve"> </w:t>
+      </w:r>
+      <w:r>
+        <w:rPr>
+          <w:rFonts w:ascii="Consolas" w:eastAsia="Times New Roman" w:hAnsi="Consolas" w:cs="Times New Roman"/>
+          <w:color w:val="9CDCFE"/>
+          <w:kern w:val="0"/>
+          <w:sz w:val="21"/>
+          <w:szCs w:val="21"/>
+          <w:lang w:eastAsia="en-GB"/>
+          <w14:ligatures w14:val="none"/>
+        </w:rPr>
+        <w:t>%%A</w:t>
+      </w:r>
+      <w:r>
+        <w:rPr>
+          <w:rFonts w:ascii="Consolas" w:eastAsia="Times New Roman" w:hAnsi="Consolas" w:cs="Times New Roman"/>
+          <w:color w:val="CCCCCC"/>
+          <w:kern w:val="0"/>
+          <w:sz w:val="21"/>
+          <w:szCs w:val="21"/>
+          <w:lang w:eastAsia="en-GB"/>
+          <w14:ligatures w14:val="none"/>
+        </w:rPr>
+        <w:t xml:space="preserve"> </w:t>
+      </w:r>
+      <w:r>
+        <w:rPr>
+          <w:rFonts w:ascii="Consolas" w:eastAsia="Times New Roman" w:hAnsi="Consolas" w:cs="Times New Roman"/>
+          <w:color w:val="C586C0"/>
+          <w:kern w:val="0"/>
+          <w:sz w:val="21"/>
+          <w:szCs w:val="21"/>
+          <w:lang w:eastAsia="en-GB"/>
+          <w14:ligatures w14:val="none"/>
+        </w:rPr>
+        <w:t>in</w:t>
+      </w:r>
+      <w:r>
+        <w:rPr>
+          <w:rFonts w:ascii="Consolas" w:eastAsia="Times New Roman" w:hAnsi="Consolas" w:cs="Times New Roman"/>
+          <w:color w:val="CCCCCC"/>
+          <w:kern w:val="0"/>
+          <w:sz w:val="21"/>
+          <w:szCs w:val="21"/>
+          <w:lang w:eastAsia="en-GB"/>
+          <w14:ligatures w14:val="none"/>
+        </w:rPr>
+        <w:t xml:space="preserve"> (</w:t>
+      </w:r>
+      <w:r>
+        <w:rPr>
+          <w:rFonts w:ascii="Consolas" w:eastAsia="Times New Roman" w:hAnsi="Consolas" w:cs="Times New Roman"/>
+          <w:color w:val="9CDCFE"/>
+          <w:kern w:val="0"/>
+          <w:sz w:val="21"/>
+          <w:szCs w:val="21"/>
+          <w:lang w:eastAsia="en-GB"/>
+          <w14:ligatures w14:val="none"/>
+        </w:rPr>
+        <w:t>%</w:t>
+      </w:r>
+      <w:proofErr w:type="spellStart"/>
+      <w:r>
+        <w:rPr>
+          <w:rFonts w:ascii="Consolas" w:eastAsia="Times New Roman" w:hAnsi="Consolas" w:cs="Times New Roman"/>
+          <w:color w:val="9CDCFE"/>
+          <w:kern w:val="0"/>
+          <w:sz w:val="21"/>
+          <w:szCs w:val="21"/>
+          <w:lang w:eastAsia="en-GB"/>
+          <w14:ligatures w14:val="none"/>
+        </w:rPr>
+        <w:t>logFile</w:t>
+      </w:r>
+      <w:proofErr w:type="spellEnd"/>
+      <w:r>
+        <w:rPr>
+          <w:rFonts w:ascii="Consolas" w:eastAsia="Times New Roman" w:hAnsi="Consolas" w:cs="Times New Roman"/>
+          <w:color w:val="9CDCFE"/>
+          <w:kern w:val="0"/>
+          <w:sz w:val="21"/>
+          <w:szCs w:val="21"/>
+          <w:lang w:eastAsia="en-GB"/>
+          <w14:ligatures w14:val="none"/>
+        </w:rPr>
+        <w:t>%</w:t>
+      </w:r>
+      <w:r>
+        <w:rPr>
+          <w:rFonts w:ascii="Consolas" w:eastAsia="Times New Roman" w:hAnsi="Consolas" w:cs="Times New Roman"/>
+          <w:color w:val="CCCCCC"/>
+          <w:kern w:val="0"/>
+          <w:sz w:val="21"/>
+          <w:szCs w:val="21"/>
+          <w:lang w:eastAsia="en-GB"/>
+          <w14:ligatures w14:val="none"/>
+        </w:rPr>
+        <w:t xml:space="preserve">) </w:t>
+      </w:r>
+      <w:r>
+        <w:rPr>
+          <w:rFonts w:ascii="Consolas" w:eastAsia="Times New Roman" w:hAnsi="Consolas" w:cs="Times New Roman"/>
+          <w:color w:val="C586C0"/>
+          <w:kern w:val="0"/>
+          <w:sz w:val="21"/>
+          <w:szCs w:val="21"/>
+          <w:lang w:eastAsia="en-GB"/>
+          <w14:ligatures w14:val="none"/>
+        </w:rPr>
+        <w:t>do</w:t>
+      </w:r>
+      <w:r>
+        <w:rPr>
+          <w:rFonts w:ascii="Consolas" w:eastAsia="Times New Roman" w:hAnsi="Consolas" w:cs="Times New Roman"/>
+          <w:color w:val="CCCCCC"/>
+          <w:kern w:val="0"/>
+          <w:sz w:val="21"/>
+          <w:szCs w:val="21"/>
+          <w:lang w:eastAsia="en-GB"/>
+          <w14:ligatures w14:val="none"/>
+        </w:rPr>
+        <w:t xml:space="preserve"> (</w:t>
+      </w:r>
+    </w:p>
+    <w:p>
+      <w:pPr>
+        <w:shd w:val="clear" w:color="auto" w:fill="1F1F1F"/>
+        <w:spacing w:after="0" w:line="285" w:lineRule="atLeast"/>
+        <w:rPr>
+          <w:rFonts w:ascii="Consolas" w:eastAsia="Times New Roman" w:hAnsi="Consolas" w:cs="Times New Roman"/>
+          <w:color w:val="CCCCCC"/>
+          <w:kern w:val="0"/>
+          <w:sz w:val="21"/>
+          <w:szCs w:val="21"/>
+          <w:lang w:eastAsia="en-GB"/>
+          <w14:ligatures w14:val="none"/>
+        </w:rPr>
+      </w:pPr>
+      <w:r>
+        <w:rPr>
+          <w:rFonts w:ascii="Consolas" w:eastAsia="Times New Roman" w:hAnsi="Consolas" w:cs="Times New Roman"/>
+          <w:color w:val="CCCCCC"/>
+          <w:kern w:val="0"/>
+          <w:sz w:val="21"/>
+          <w:szCs w:val="21"/>
+          <w:lang w:eastAsia="en-GB"/>
+          <w14:ligatures w14:val="none"/>
+        </w:rPr>
+        <w:lastRenderedPageBreak/>
+        <w:t xml:space="preserve">        </w:t>
+      </w:r>
+      <w:r>
+        <w:rPr>
+          <w:rFonts w:ascii="Consolas" w:eastAsia="Times New Roman" w:hAnsi="Consolas" w:cs="Times New Roman"/>
+          <w:color w:val="569CD6"/>
+          <w:kern w:val="0"/>
+          <w:sz w:val="21"/>
+          <w:szCs w:val="21"/>
+          <w:lang w:eastAsia="en-GB"/>
+          <w14:ligatures w14:val="none"/>
+        </w:rPr>
+        <w:t>set</w:t>
+      </w:r>
+      <w:r>
+        <w:rPr>
+          <w:rFonts w:ascii="Consolas" w:eastAsia="Times New Roman" w:hAnsi="Consolas" w:cs="Times New Roman"/>
+          <w:color w:val="CCCCCC"/>
+          <w:kern w:val="0"/>
+          <w:sz w:val="21"/>
+          <w:szCs w:val="21"/>
+          <w:lang w:eastAsia="en-GB"/>
+          <w14:ligatures w14:val="none"/>
+        </w:rPr>
+        <w:t xml:space="preserve"> /a </w:t>
+      </w:r>
+      <w:proofErr w:type="spellStart"/>
+      <w:r>
+        <w:rPr>
+          <w:rFonts w:ascii="Consolas" w:eastAsia="Times New Roman" w:hAnsi="Consolas" w:cs="Times New Roman"/>
+          <w:color w:val="9CDCFE"/>
+          <w:kern w:val="0"/>
+          <w:sz w:val="21"/>
+          <w:szCs w:val="21"/>
+          <w:lang w:eastAsia="en-GB"/>
+          <w14:ligatures w14:val="none"/>
+        </w:rPr>
+        <w:t>lineCount</w:t>
+      </w:r>
+      <w:proofErr w:type="spellEnd"/>
+      <w:r>
+        <w:rPr>
+          <w:rFonts w:ascii="Consolas" w:eastAsia="Times New Roman" w:hAnsi="Consolas" w:cs="Times New Roman"/>
+          <w:color w:val="D4D4D4"/>
+          <w:kern w:val="0"/>
+          <w:sz w:val="21"/>
+          <w:szCs w:val="21"/>
+          <w:lang w:eastAsia="en-GB"/>
+          <w14:ligatures w14:val="none"/>
+        </w:rPr>
+        <w:t>+=</w:t>
+      </w:r>
+      <w:r>
+        <w:rPr>
+          <w:rFonts w:ascii="Consolas" w:eastAsia="Times New Roman" w:hAnsi="Consolas" w:cs="Times New Roman"/>
+          <w:color w:val="B5CEA8"/>
+          <w:kern w:val="0"/>
+          <w:sz w:val="21"/>
+          <w:szCs w:val="21"/>
+          <w:lang w:eastAsia="en-GB"/>
+          <w14:ligatures w14:val="none"/>
+        </w:rPr>
+        <w:t>1</w:t>
+      </w:r>
+    </w:p>
+    <w:p>
+      <w:pPr>
+        <w:shd w:val="clear" w:color="auto" w:fill="1F1F1F"/>
+        <w:spacing w:after="0" w:line="285" w:lineRule="atLeast"/>
+        <w:rPr>
+          <w:rFonts w:ascii="Consolas" w:eastAsia="Times New Roman" w:hAnsi="Consolas" w:cs="Times New Roman"/>
+          <w:color w:val="CCCCCC"/>
+          <w:kern w:val="0"/>
+          <w:sz w:val="21"/>
+          <w:szCs w:val="21"/>
+          <w:lang w:eastAsia="en-GB"/>
+          <w14:ligatures w14:val="none"/>
+        </w:rPr>
+      </w:pPr>
+      <w:r>
+        <w:rPr>
+          <w:rFonts w:ascii="Consolas" w:eastAsia="Times New Roman" w:hAnsi="Consolas" w:cs="Times New Roman"/>
+          <w:color w:val="CCCCCC"/>
+          <w:kern w:val="0"/>
+          <w:sz w:val="21"/>
+          <w:szCs w:val="21"/>
+          <w:lang w:eastAsia="en-GB"/>
+          <w14:ligatures w14:val="none"/>
+        </w:rPr>
+        <w:t>    )</w:t>
+      </w:r>
+    </w:p>
+    <w:p>
+      <w:pPr>
+        <w:shd w:val="clear" w:color="auto" w:fill="1F1F1F"/>
+        <w:spacing w:after="0" w:line="285" w:lineRule="atLeast"/>
+        <w:rPr>
+          <w:rFonts w:ascii="Consolas" w:eastAsia="Times New Roman" w:hAnsi="Consolas" w:cs="Times New Roman"/>
+          <w:color w:val="CCCCCC"/>
+          <w:kern w:val="0"/>
+          <w:sz w:val="21"/>
+          <w:szCs w:val="21"/>
+          <w:lang w:eastAsia="en-GB"/>
+          <w14:ligatures w14:val="none"/>
+        </w:rPr>
+      </w:pPr>
+      <w:r>
+        <w:rPr>
+          <w:rFonts w:ascii="Consolas" w:eastAsia="Times New Roman" w:hAnsi="Consolas" w:cs="Times New Roman"/>
+          <w:color w:val="CCCCCC"/>
+          <w:kern w:val="0"/>
+          <w:sz w:val="21"/>
+          <w:szCs w:val="21"/>
+          <w:lang w:eastAsia="en-GB"/>
+          <w14:ligatures w14:val="none"/>
+        </w:rPr>
+        <w:t>)</w:t>
+      </w:r>
+    </w:p>
+    <w:p>
+      <w:pPr>
+        <w:shd w:val="clear" w:color="auto" w:fill="1F1F1F"/>
+        <w:spacing w:after="0" w:line="285" w:lineRule="atLeast"/>
+        <w:rPr>
+          <w:rFonts w:ascii="Consolas" w:eastAsia="Times New Roman" w:hAnsi="Consolas" w:cs="Times New Roman"/>
+          <w:color w:val="CCCCCC"/>
+          <w:kern w:val="0"/>
+          <w:sz w:val="21"/>
+          <w:szCs w:val="21"/>
+          <w:lang w:eastAsia="en-GB"/>
+          <w14:ligatures w14:val="none"/>
+        </w:rPr>
+      </w:pPr>
+    </w:p>
+    <w:p>
+      <w:pPr>
+        <w:shd w:val="clear" w:color="auto" w:fill="1F1F1F"/>
+        <w:spacing w:after="0" w:line="285" w:lineRule="atLeast"/>
+        <w:rPr>
+          <w:rFonts w:ascii="Consolas" w:eastAsia="Times New Roman" w:hAnsi="Consolas" w:cs="Times New Roman"/>
+          <w:color w:val="CCCCCC"/>
+          <w:kern w:val="0"/>
+          <w:sz w:val="21"/>
+          <w:szCs w:val="21"/>
+          <w:lang w:eastAsia="en-GB"/>
+          <w14:ligatures w14:val="none"/>
+        </w:rPr>
+      </w:pPr>
+      <w:proofErr w:type="gramStart"/>
+      <w:r>
+        <w:rPr>
+          <w:rFonts w:ascii="Consolas" w:eastAsia="Times New Roman" w:hAnsi="Consolas" w:cs="Times New Roman"/>
+          <w:color w:val="6A9955"/>
+          <w:kern w:val="0"/>
+          <w:sz w:val="21"/>
+          <w:szCs w:val="21"/>
+          <w:lang w:eastAsia="en-GB"/>
+          <w14:ligatures w14:val="none"/>
+        </w:rPr>
+        <w:t>::</w:t>
+      </w:r>
+      <w:proofErr w:type="gramEnd"/>
+      <w:r>
+        <w:rPr>
+          <w:rFonts w:ascii="Consolas" w:eastAsia="Times New Roman" w:hAnsi="Consolas" w:cs="Times New Roman"/>
+          <w:color w:val="6A9955"/>
+          <w:kern w:val="0"/>
+          <w:sz w:val="21"/>
+          <w:szCs w:val="21"/>
+          <w:lang w:eastAsia="en-GB"/>
+          <w14:ligatures w14:val="none"/>
+        </w:rPr>
+        <w:t xml:space="preserve"> If 5 or more log entries, remove oldest</w:t>
+      </w:r>
+    </w:p>
+    <w:p>
+      <w:pPr>
+        <w:shd w:val="clear" w:color="auto" w:fill="1F1F1F"/>
+        <w:spacing w:after="0" w:line="285" w:lineRule="atLeast"/>
+        <w:rPr>
+          <w:rFonts w:ascii="Consolas" w:eastAsia="Times New Roman" w:hAnsi="Consolas" w:cs="Times New Roman"/>
+          <w:color w:val="CCCCCC"/>
+          <w:kern w:val="0"/>
+          <w:sz w:val="21"/>
+          <w:szCs w:val="21"/>
+          <w:lang w:eastAsia="en-GB"/>
+          <w14:ligatures w14:val="none"/>
+        </w:rPr>
+      </w:pPr>
+      <w:proofErr w:type="gramStart"/>
+      <w:r>
+        <w:rPr>
+          <w:rFonts w:ascii="Consolas" w:eastAsia="Times New Roman" w:hAnsi="Consolas" w:cs="Times New Roman"/>
+          <w:color w:val="C586C0"/>
+          <w:kern w:val="0"/>
+          <w:sz w:val="21"/>
+          <w:szCs w:val="21"/>
+          <w:lang w:eastAsia="en-GB"/>
+          <w14:ligatures w14:val="none"/>
+        </w:rPr>
+        <w:t>if</w:t>
+      </w:r>
+      <w:r>
+        <w:rPr>
+          <w:rFonts w:ascii="Consolas" w:eastAsia="Times New Roman" w:hAnsi="Consolas" w:cs="Times New Roman"/>
+          <w:color w:val="CCCCCC"/>
+          <w:kern w:val="0"/>
+          <w:sz w:val="21"/>
+          <w:szCs w:val="21"/>
+          <w:lang w:eastAsia="en-GB"/>
+          <w14:ligatures w14:val="none"/>
+        </w:rPr>
+        <w:t xml:space="preserve"> </w:t>
+      </w:r>
+      <w:r>
+        <w:rPr>
+          <w:rFonts w:ascii="Consolas" w:eastAsia="Times New Roman" w:hAnsi="Consolas" w:cs="Times New Roman"/>
+          <w:color w:val="9CDCFE"/>
+          <w:kern w:val="0"/>
+          <w:sz w:val="21"/>
+          <w:szCs w:val="21"/>
+          <w:lang w:eastAsia="en-GB"/>
+          <w14:ligatures w14:val="none"/>
+        </w:rPr>
+        <w:t>!</w:t>
+      </w:r>
+      <w:proofErr w:type="spellStart"/>
+      <w:r>
+        <w:rPr>
+          <w:rFonts w:ascii="Consolas" w:eastAsia="Times New Roman" w:hAnsi="Consolas" w:cs="Times New Roman"/>
+          <w:color w:val="9CDCFE"/>
+          <w:kern w:val="0"/>
+          <w:sz w:val="21"/>
+          <w:szCs w:val="21"/>
+          <w:lang w:eastAsia="en-GB"/>
+          <w14:ligatures w14:val="none"/>
+        </w:rPr>
+        <w:t>lineCount</w:t>
+      </w:r>
+      <w:proofErr w:type="spellEnd"/>
+      <w:proofErr w:type="gramEnd"/>
+      <w:r>
+        <w:rPr>
+          <w:rFonts w:ascii="Consolas" w:eastAsia="Times New Roman" w:hAnsi="Consolas" w:cs="Times New Roman"/>
+          <w:color w:val="9CDCFE"/>
+          <w:kern w:val="0"/>
+          <w:sz w:val="21"/>
+          <w:szCs w:val="21"/>
+          <w:lang w:eastAsia="en-GB"/>
+          <w14:ligatures w14:val="none"/>
+        </w:rPr>
+        <w:t>!</w:t>
+      </w:r>
+      <w:r>
+        <w:rPr>
+          <w:rFonts w:ascii="Consolas" w:eastAsia="Times New Roman" w:hAnsi="Consolas" w:cs="Times New Roman"/>
+          <w:color w:val="CCCCCC"/>
+          <w:kern w:val="0"/>
+          <w:sz w:val="21"/>
+          <w:szCs w:val="21"/>
+          <w:lang w:eastAsia="en-GB"/>
+          <w14:ligatures w14:val="none"/>
+        </w:rPr>
+        <w:t xml:space="preserve"> </w:t>
+      </w:r>
+      <w:proofErr w:type="spellStart"/>
+      <w:r>
+        <w:rPr>
+          <w:rFonts w:ascii="Consolas" w:eastAsia="Times New Roman" w:hAnsi="Consolas" w:cs="Times New Roman"/>
+          <w:color w:val="D4D4D4"/>
+          <w:kern w:val="0"/>
+          <w:sz w:val="21"/>
+          <w:szCs w:val="21"/>
+          <w:lang w:eastAsia="en-GB"/>
+          <w14:ligatures w14:val="none"/>
+        </w:rPr>
+        <w:t>geq</w:t>
+      </w:r>
+      <w:proofErr w:type="spellEnd"/>
+      <w:r>
+        <w:rPr>
+          <w:rFonts w:ascii="Consolas" w:eastAsia="Times New Roman" w:hAnsi="Consolas" w:cs="Times New Roman"/>
+          <w:color w:val="CCCCCC"/>
+          <w:kern w:val="0"/>
+          <w:sz w:val="21"/>
+          <w:szCs w:val="21"/>
+          <w:lang w:eastAsia="en-GB"/>
+          <w14:ligatures w14:val="none"/>
+        </w:rPr>
+        <w:t xml:space="preserve"> </w:t>
+      </w:r>
+      <w:r>
+        <w:rPr>
+          <w:rFonts w:ascii="Consolas" w:eastAsia="Times New Roman" w:hAnsi="Consolas" w:cs="Times New Roman"/>
+          <w:color w:val="9CDCFE"/>
+          <w:kern w:val="0"/>
+          <w:sz w:val="21"/>
+          <w:szCs w:val="21"/>
+          <w:lang w:eastAsia="en-GB"/>
+          <w14:ligatures w14:val="none"/>
+        </w:rPr>
+        <w:t>%</w:t>
+      </w:r>
+      <w:proofErr w:type="spellStart"/>
+      <w:r>
+        <w:rPr>
+          <w:rFonts w:ascii="Consolas" w:eastAsia="Times New Roman" w:hAnsi="Consolas" w:cs="Times New Roman"/>
+          <w:color w:val="9CDCFE"/>
+          <w:kern w:val="0"/>
+          <w:sz w:val="21"/>
+          <w:szCs w:val="21"/>
+          <w:lang w:eastAsia="en-GB"/>
+          <w14:ligatures w14:val="none"/>
+        </w:rPr>
+        <w:t>maxBackups</w:t>
+      </w:r>
+      <w:proofErr w:type="spellEnd"/>
+      <w:r>
+        <w:rPr>
+          <w:rFonts w:ascii="Consolas" w:eastAsia="Times New Roman" w:hAnsi="Consolas" w:cs="Times New Roman"/>
+          <w:color w:val="9CDCFE"/>
+          <w:kern w:val="0"/>
+          <w:sz w:val="21"/>
+          <w:szCs w:val="21"/>
+          <w:lang w:eastAsia="en-GB"/>
+          <w14:ligatures w14:val="none"/>
+        </w:rPr>
+        <w:t>%</w:t>
+      </w:r>
+      <w:r>
+        <w:rPr>
+          <w:rFonts w:ascii="Consolas" w:eastAsia="Times New Roman" w:hAnsi="Consolas" w:cs="Times New Roman"/>
+          <w:color w:val="CCCCCC"/>
+          <w:kern w:val="0"/>
+          <w:sz w:val="21"/>
+          <w:szCs w:val="21"/>
+          <w:lang w:eastAsia="en-GB"/>
+          <w14:ligatures w14:val="none"/>
+        </w:rPr>
+        <w:t xml:space="preserve"> (</w:t>
+      </w:r>
+    </w:p>
+    <w:p>
+      <w:pPr>
+        <w:shd w:val="clear" w:color="auto" w:fill="1F1F1F"/>
+        <w:spacing w:after="0" w:line="285" w:lineRule="atLeast"/>
+        <w:rPr>
+          <w:rFonts w:ascii="Consolas" w:eastAsia="Times New Roman" w:hAnsi="Consolas" w:cs="Times New Roman"/>
+          <w:color w:val="CCCCCC"/>
+          <w:kern w:val="0"/>
+          <w:sz w:val="21"/>
+          <w:szCs w:val="21"/>
+          <w:lang w:eastAsia="en-GB"/>
+          <w14:ligatures w14:val="none"/>
+        </w:rPr>
+      </w:pPr>
+      <w:r>
+        <w:rPr>
+          <w:rFonts w:ascii="Consolas" w:eastAsia="Times New Roman" w:hAnsi="Consolas" w:cs="Times New Roman"/>
+          <w:color w:val="CCCCCC"/>
+          <w:kern w:val="0"/>
+          <w:sz w:val="21"/>
+          <w:szCs w:val="21"/>
+          <w:lang w:eastAsia="en-GB"/>
+          <w14:ligatures w14:val="none"/>
+        </w:rPr>
+        <w:t xml:space="preserve">    </w:t>
+      </w:r>
+      <w:r>
+        <w:rPr>
+          <w:rFonts w:ascii="Consolas" w:eastAsia="Times New Roman" w:hAnsi="Consolas" w:cs="Times New Roman"/>
+          <w:color w:val="569CD6"/>
+          <w:kern w:val="0"/>
+          <w:sz w:val="21"/>
+          <w:szCs w:val="21"/>
+          <w:lang w:eastAsia="en-GB"/>
+          <w14:ligatures w14:val="none"/>
+        </w:rPr>
+        <w:t>echo</w:t>
+      </w:r>
+      <w:r>
+        <w:rPr>
+          <w:rFonts w:ascii="Consolas" w:eastAsia="Times New Roman" w:hAnsi="Consolas" w:cs="Times New Roman"/>
+          <w:color w:val="CCCCCC"/>
+          <w:kern w:val="0"/>
+          <w:sz w:val="21"/>
+          <w:szCs w:val="21"/>
+          <w:lang w:eastAsia="en-GB"/>
+          <w14:ligatures w14:val="none"/>
+        </w:rPr>
+        <w:t xml:space="preserve"> Log has too many entries. Removing oldest...</w:t>
+      </w:r>
+    </w:p>
+    <w:p>
+      <w:pPr>
+        <w:shd w:val="clear" w:color="auto" w:fill="1F1F1F"/>
+        <w:spacing w:after="0" w:line="285" w:lineRule="atLeast"/>
+        <w:rPr>
+          <w:rFonts w:ascii="Consolas" w:eastAsia="Times New Roman" w:hAnsi="Consolas" w:cs="Times New Roman"/>
+          <w:color w:val="CCCCCC"/>
+          <w:kern w:val="0"/>
+          <w:sz w:val="21"/>
+          <w:szCs w:val="21"/>
+          <w:lang w:eastAsia="en-GB"/>
+          <w14:ligatures w14:val="none"/>
+        </w:rPr>
+      </w:pPr>
+      <w:r>
+        <w:rPr>
+          <w:rFonts w:ascii="Consolas" w:eastAsia="Times New Roman" w:hAnsi="Consolas" w:cs="Times New Roman"/>
+          <w:color w:val="CCCCCC"/>
+          <w:kern w:val="0"/>
+          <w:sz w:val="21"/>
+          <w:szCs w:val="21"/>
+          <w:lang w:eastAsia="en-GB"/>
+          <w14:ligatures w14:val="none"/>
+        </w:rPr>
+        <w:t xml:space="preserve">    </w:t>
+      </w:r>
+      <w:r>
+        <w:rPr>
+          <w:rFonts w:ascii="Consolas" w:eastAsia="Times New Roman" w:hAnsi="Consolas" w:cs="Times New Roman"/>
+          <w:color w:val="569CD6"/>
+          <w:kern w:val="0"/>
+          <w:sz w:val="21"/>
+          <w:szCs w:val="21"/>
+          <w:lang w:eastAsia="en-GB"/>
+          <w14:ligatures w14:val="none"/>
+        </w:rPr>
+        <w:t>set</w:t>
+      </w:r>
+      <w:r>
+        <w:rPr>
+          <w:rFonts w:ascii="Consolas" w:eastAsia="Times New Roman" w:hAnsi="Consolas" w:cs="Times New Roman"/>
+          <w:color w:val="CCCCCC"/>
+          <w:kern w:val="0"/>
+          <w:sz w:val="21"/>
+          <w:szCs w:val="21"/>
+          <w:lang w:eastAsia="en-GB"/>
+          <w14:ligatures w14:val="none"/>
+        </w:rPr>
+        <w:t xml:space="preserve"> </w:t>
+      </w:r>
+      <w:r>
+        <w:rPr>
+          <w:rFonts w:ascii="Consolas" w:eastAsia="Times New Roman" w:hAnsi="Consolas" w:cs="Times New Roman"/>
+          <w:color w:val="9CDCFE"/>
+          <w:kern w:val="0"/>
+          <w:sz w:val="21"/>
+          <w:szCs w:val="21"/>
+          <w:lang w:eastAsia="en-GB"/>
+          <w14:ligatures w14:val="none"/>
+        </w:rPr>
+        <w:t>skip</w:t>
+      </w:r>
+      <w:r>
+        <w:rPr>
+          <w:rFonts w:ascii="Consolas" w:eastAsia="Times New Roman" w:hAnsi="Consolas" w:cs="Times New Roman"/>
+          <w:color w:val="D4D4D4"/>
+          <w:kern w:val="0"/>
+          <w:sz w:val="21"/>
+          <w:szCs w:val="21"/>
+          <w:lang w:eastAsia="en-GB"/>
+          <w14:ligatures w14:val="none"/>
+        </w:rPr>
+        <w:t>=</w:t>
+      </w:r>
+      <w:r>
+        <w:rPr>
+          <w:rFonts w:ascii="Consolas" w:eastAsia="Times New Roman" w:hAnsi="Consolas" w:cs="Times New Roman"/>
+          <w:color w:val="B5CEA8"/>
+          <w:kern w:val="0"/>
+          <w:sz w:val="21"/>
+          <w:szCs w:val="21"/>
+          <w:lang w:eastAsia="en-GB"/>
+          <w14:ligatures w14:val="none"/>
+        </w:rPr>
+        <w:t>1</w:t>
+      </w:r>
+    </w:p>
+    <w:p>
+      <w:pPr>
+        <w:shd w:val="clear" w:color="auto" w:fill="1F1F1F"/>
+        <w:spacing w:after="0" w:line="285" w:lineRule="atLeast"/>
+        <w:rPr>
+          <w:rFonts w:ascii="Consolas" w:eastAsia="Times New Roman" w:hAnsi="Consolas" w:cs="Times New Roman"/>
+          <w:color w:val="CCCCCC"/>
+          <w:kern w:val="0"/>
+          <w:sz w:val="21"/>
+          <w:szCs w:val="21"/>
+          <w:lang w:eastAsia="en-GB"/>
+          <w14:ligatures w14:val="none"/>
+        </w:rPr>
+      </w:pPr>
+      <w:r>
+        <w:rPr>
+          <w:rFonts w:ascii="Consolas" w:eastAsia="Times New Roman" w:hAnsi="Consolas" w:cs="Times New Roman"/>
+          <w:color w:val="CCCCCC"/>
+          <w:kern w:val="0"/>
+          <w:sz w:val="21"/>
+          <w:szCs w:val="21"/>
+          <w:lang w:eastAsia="en-GB"/>
+          <w14:ligatures w14:val="none"/>
+        </w:rPr>
+        <w:t xml:space="preserve">    </w:t>
+      </w:r>
+      <w:r>
+        <w:rPr>
+          <w:rFonts w:ascii="Consolas" w:eastAsia="Times New Roman" w:hAnsi="Consolas" w:cs="Times New Roman"/>
+          <w:color w:val="D4D4D4"/>
+          <w:kern w:val="0"/>
+          <w:sz w:val="21"/>
+          <w:szCs w:val="21"/>
+          <w:lang w:eastAsia="en-GB"/>
+          <w14:ligatures w14:val="none"/>
+        </w:rPr>
+        <w:t>&gt;</w:t>
+      </w:r>
+      <w:r>
+        <w:rPr>
+          <w:rFonts w:ascii="Consolas" w:eastAsia="Times New Roman" w:hAnsi="Consolas" w:cs="Times New Roman"/>
+          <w:color w:val="CCCCCC"/>
+          <w:kern w:val="0"/>
+          <w:sz w:val="21"/>
+          <w:szCs w:val="21"/>
+          <w:lang w:eastAsia="en-GB"/>
+          <w14:ligatures w14:val="none"/>
+        </w:rPr>
+        <w:t xml:space="preserve"> </w:t>
+      </w:r>
+      <w:r>
+        <w:rPr>
+          <w:rFonts w:ascii="Consolas" w:eastAsia="Times New Roman" w:hAnsi="Consolas" w:cs="Times New Roman"/>
+          <w:color w:val="CE9178"/>
+          <w:kern w:val="0"/>
+          <w:sz w:val="21"/>
+          <w:szCs w:val="21"/>
+          <w:lang w:eastAsia="en-GB"/>
+          <w14:ligatures w14:val="none"/>
+        </w:rPr>
+        <w:t>"</w:t>
+      </w:r>
+      <w:r>
+        <w:rPr>
+          <w:rFonts w:ascii="Consolas" w:eastAsia="Times New Roman" w:hAnsi="Consolas" w:cs="Times New Roman"/>
+          <w:color w:val="9CDCFE"/>
+          <w:kern w:val="0"/>
+          <w:sz w:val="21"/>
+          <w:szCs w:val="21"/>
+          <w:lang w:eastAsia="en-GB"/>
+          <w14:ligatures w14:val="none"/>
+        </w:rPr>
+        <w:t>%</w:t>
+      </w:r>
+      <w:proofErr w:type="spellStart"/>
+      <w:r>
+        <w:rPr>
+          <w:rFonts w:ascii="Consolas" w:eastAsia="Times New Roman" w:hAnsi="Consolas" w:cs="Times New Roman"/>
+          <w:color w:val="9CDCFE"/>
+          <w:kern w:val="0"/>
+          <w:sz w:val="21"/>
+          <w:szCs w:val="21"/>
+          <w:lang w:eastAsia="en-GB"/>
+          <w14:ligatures w14:val="none"/>
+        </w:rPr>
+        <w:t>tempFile</w:t>
+      </w:r>
+      <w:proofErr w:type="spellEnd"/>
+      <w:r>
+        <w:rPr>
+          <w:rFonts w:ascii="Consolas" w:eastAsia="Times New Roman" w:hAnsi="Consolas" w:cs="Times New Roman"/>
+          <w:color w:val="9CDCFE"/>
+          <w:kern w:val="0"/>
+          <w:sz w:val="21"/>
+          <w:szCs w:val="21"/>
+          <w:lang w:eastAsia="en-GB"/>
+          <w14:ligatures w14:val="none"/>
+        </w:rPr>
+        <w:t>%</w:t>
+      </w:r>
+      <w:r>
+        <w:rPr>
+          <w:rFonts w:ascii="Consolas" w:eastAsia="Times New Roman" w:hAnsi="Consolas" w:cs="Times New Roman"/>
+          <w:color w:val="CE9178"/>
+          <w:kern w:val="0"/>
+          <w:sz w:val="21"/>
+          <w:szCs w:val="21"/>
+          <w:lang w:eastAsia="en-GB"/>
+          <w14:ligatures w14:val="none"/>
+        </w:rPr>
+        <w:t>"</w:t>
+      </w:r>
+      <w:r>
+        <w:rPr>
+          <w:rFonts w:ascii="Consolas" w:eastAsia="Times New Roman" w:hAnsi="Consolas" w:cs="Times New Roman"/>
+          <w:color w:val="CCCCCC"/>
+          <w:kern w:val="0"/>
+          <w:sz w:val="21"/>
+          <w:szCs w:val="21"/>
+          <w:lang w:eastAsia="en-GB"/>
+          <w14:ligatures w14:val="none"/>
+        </w:rPr>
+        <w:t xml:space="preserve"> (</w:t>
+      </w:r>
+    </w:p>
+    <w:p>
+      <w:pPr>
+        <w:shd w:val="clear" w:color="auto" w:fill="1F1F1F"/>
+        <w:spacing w:after="0" w:line="285" w:lineRule="atLeast"/>
+        <w:rPr>
+          <w:rFonts w:ascii="Consolas" w:eastAsia="Times New Roman" w:hAnsi="Consolas" w:cs="Times New Roman"/>
+          <w:color w:val="CCCCCC"/>
+          <w:kern w:val="0"/>
+          <w:sz w:val="21"/>
+          <w:szCs w:val="21"/>
+          <w:lang w:eastAsia="en-GB"/>
+          <w14:ligatures w14:val="none"/>
+        </w:rPr>
+      </w:pPr>
+      <w:r>
+        <w:rPr>
+          <w:rFonts w:ascii="Consolas" w:eastAsia="Times New Roman" w:hAnsi="Consolas" w:cs="Times New Roman"/>
+          <w:color w:val="CCCCCC"/>
+          <w:kern w:val="0"/>
+          <w:sz w:val="21"/>
+          <w:szCs w:val="21"/>
+          <w:lang w:eastAsia="en-GB"/>
+          <w14:ligatures w14:val="none"/>
+        </w:rPr>
+        <w:t xml:space="preserve">        </w:t>
+      </w:r>
+      <w:r>
+        <w:rPr>
+          <w:rFonts w:ascii="Consolas" w:eastAsia="Times New Roman" w:hAnsi="Consolas" w:cs="Times New Roman"/>
+          <w:color w:val="C586C0"/>
+          <w:kern w:val="0"/>
+          <w:sz w:val="21"/>
+          <w:szCs w:val="21"/>
+          <w:lang w:eastAsia="en-GB"/>
+          <w14:ligatures w14:val="none"/>
+        </w:rPr>
+        <w:t>for</w:t>
+      </w:r>
+      <w:r>
+        <w:rPr>
+          <w:rFonts w:ascii="Consolas" w:eastAsia="Times New Roman" w:hAnsi="Consolas" w:cs="Times New Roman"/>
+          <w:color w:val="CCCCCC"/>
+          <w:kern w:val="0"/>
+          <w:sz w:val="21"/>
+          <w:szCs w:val="21"/>
+          <w:lang w:eastAsia="en-GB"/>
+          <w14:ligatures w14:val="none"/>
+        </w:rPr>
+        <w:t xml:space="preserve"> /f </w:t>
+      </w:r>
+      <w:r>
+        <w:rPr>
+          <w:rFonts w:ascii="Consolas" w:eastAsia="Times New Roman" w:hAnsi="Consolas" w:cs="Times New Roman"/>
+          <w:color w:val="CE9178"/>
+          <w:kern w:val="0"/>
+          <w:sz w:val="21"/>
+          <w:szCs w:val="21"/>
+          <w:lang w:eastAsia="en-GB"/>
+          <w14:ligatures w14:val="none"/>
+        </w:rPr>
+        <w:t>"</w:t>
+      </w:r>
+      <w:proofErr w:type="spellStart"/>
+      <w:r>
+        <w:rPr>
+          <w:rFonts w:ascii="Consolas" w:eastAsia="Times New Roman" w:hAnsi="Consolas" w:cs="Times New Roman"/>
+          <w:color w:val="CE9178"/>
+          <w:kern w:val="0"/>
+          <w:sz w:val="21"/>
+          <w:szCs w:val="21"/>
+          <w:lang w:eastAsia="en-GB"/>
+          <w14:ligatures w14:val="none"/>
+        </w:rPr>
+        <w:t>delims</w:t>
+      </w:r>
+      <w:proofErr w:type="spellEnd"/>
+      <w:r>
+        <w:rPr>
+          <w:rFonts w:ascii="Consolas" w:eastAsia="Times New Roman" w:hAnsi="Consolas" w:cs="Times New Roman"/>
+          <w:color w:val="CE9178"/>
+          <w:kern w:val="0"/>
+          <w:sz w:val="21"/>
+          <w:szCs w:val="21"/>
+          <w:lang w:eastAsia="en-GB"/>
+          <w14:ligatures w14:val="none"/>
+        </w:rPr>
+        <w:t>="</w:t>
+      </w:r>
+      <w:r>
+        <w:rPr>
+          <w:rFonts w:ascii="Consolas" w:eastAsia="Times New Roman" w:hAnsi="Consolas" w:cs="Times New Roman"/>
+          <w:color w:val="CCCCCC"/>
+          <w:kern w:val="0"/>
+          <w:sz w:val="21"/>
+          <w:szCs w:val="21"/>
+          <w:lang w:eastAsia="en-GB"/>
+          <w14:ligatures w14:val="none"/>
+        </w:rPr>
+        <w:t xml:space="preserve"> </w:t>
+      </w:r>
+      <w:r>
+        <w:rPr>
+          <w:rFonts w:ascii="Consolas" w:eastAsia="Times New Roman" w:hAnsi="Consolas" w:cs="Times New Roman"/>
+          <w:color w:val="9CDCFE"/>
+          <w:kern w:val="0"/>
+          <w:sz w:val="21"/>
+          <w:szCs w:val="21"/>
+          <w:lang w:eastAsia="en-GB"/>
+          <w14:ligatures w14:val="none"/>
+        </w:rPr>
+        <w:t>%%A</w:t>
+      </w:r>
+      <w:r>
+        <w:rPr>
+          <w:rFonts w:ascii="Consolas" w:eastAsia="Times New Roman" w:hAnsi="Consolas" w:cs="Times New Roman"/>
+          <w:color w:val="CCCCCC"/>
+          <w:kern w:val="0"/>
+          <w:sz w:val="21"/>
+          <w:szCs w:val="21"/>
+          <w:lang w:eastAsia="en-GB"/>
+          <w14:ligatures w14:val="none"/>
+        </w:rPr>
+        <w:t xml:space="preserve"> </w:t>
+      </w:r>
+      <w:r>
+        <w:rPr>
+          <w:rFonts w:ascii="Consolas" w:eastAsia="Times New Roman" w:hAnsi="Consolas" w:cs="Times New Roman"/>
+          <w:color w:val="C586C0"/>
+          <w:kern w:val="0"/>
+          <w:sz w:val="21"/>
+          <w:szCs w:val="21"/>
+          <w:lang w:eastAsia="en-GB"/>
+          <w14:ligatures w14:val="none"/>
+        </w:rPr>
+        <w:t>in</w:t>
+      </w:r>
+      <w:r>
+        <w:rPr>
+          <w:rFonts w:ascii="Consolas" w:eastAsia="Times New Roman" w:hAnsi="Consolas" w:cs="Times New Roman"/>
+          <w:color w:val="CCCCCC"/>
+          <w:kern w:val="0"/>
+          <w:sz w:val="21"/>
+          <w:szCs w:val="21"/>
+          <w:lang w:eastAsia="en-GB"/>
+          <w14:ligatures w14:val="none"/>
+        </w:rPr>
+        <w:t xml:space="preserve"> (</w:t>
+      </w:r>
+      <w:r>
+        <w:rPr>
+          <w:rFonts w:ascii="Consolas" w:eastAsia="Times New Roman" w:hAnsi="Consolas" w:cs="Times New Roman"/>
+          <w:color w:val="9CDCFE"/>
+          <w:kern w:val="0"/>
+          <w:sz w:val="21"/>
+          <w:szCs w:val="21"/>
+          <w:lang w:eastAsia="en-GB"/>
+          <w14:ligatures w14:val="none"/>
+        </w:rPr>
+        <w:t>%</w:t>
+      </w:r>
+      <w:proofErr w:type="spellStart"/>
+      <w:r>
+        <w:rPr>
+          <w:rFonts w:ascii="Consolas" w:eastAsia="Times New Roman" w:hAnsi="Consolas" w:cs="Times New Roman"/>
+          <w:color w:val="9CDCFE"/>
+          <w:kern w:val="0"/>
+          <w:sz w:val="21"/>
+          <w:szCs w:val="21"/>
+          <w:lang w:eastAsia="en-GB"/>
+          <w14:ligatures w14:val="none"/>
+        </w:rPr>
+        <w:t>logFile</w:t>
+      </w:r>
+      <w:proofErr w:type="spellEnd"/>
+      <w:r>
+        <w:rPr>
+          <w:rFonts w:ascii="Consolas" w:eastAsia="Times New Roman" w:hAnsi="Consolas" w:cs="Times New Roman"/>
+          <w:color w:val="9CDCFE"/>
+          <w:kern w:val="0"/>
+          <w:sz w:val="21"/>
+          <w:szCs w:val="21"/>
+          <w:lang w:eastAsia="en-GB"/>
+          <w14:ligatures w14:val="none"/>
+        </w:rPr>
+        <w:t>%</w:t>
+      </w:r>
+      <w:r>
+        <w:rPr>
+          <w:rFonts w:ascii="Consolas" w:eastAsia="Times New Roman" w:hAnsi="Consolas" w:cs="Times New Roman"/>
+          <w:color w:val="CCCCCC"/>
+          <w:kern w:val="0"/>
+          <w:sz w:val="21"/>
+          <w:szCs w:val="21"/>
+          <w:lang w:eastAsia="en-GB"/>
+          <w14:ligatures w14:val="none"/>
+        </w:rPr>
+        <w:t xml:space="preserve">) </w:t>
+      </w:r>
+      <w:r>
+        <w:rPr>
+          <w:rFonts w:ascii="Consolas" w:eastAsia="Times New Roman" w:hAnsi="Consolas" w:cs="Times New Roman"/>
+          <w:color w:val="C586C0"/>
+          <w:kern w:val="0"/>
+          <w:sz w:val="21"/>
+          <w:szCs w:val="21"/>
+          <w:lang w:eastAsia="en-GB"/>
+          <w14:ligatures w14:val="none"/>
+        </w:rPr>
+        <w:t>do</w:t>
+      </w:r>
+      <w:r>
+        <w:rPr>
+          <w:rFonts w:ascii="Consolas" w:eastAsia="Times New Roman" w:hAnsi="Consolas" w:cs="Times New Roman"/>
+          <w:color w:val="CCCCCC"/>
+          <w:kern w:val="0"/>
+          <w:sz w:val="21"/>
+          <w:szCs w:val="21"/>
+          <w:lang w:eastAsia="en-GB"/>
+          <w14:ligatures w14:val="none"/>
+        </w:rPr>
+        <w:t xml:space="preserve"> (</w:t>
+      </w:r>
+    </w:p>
+    <w:p>
+      <w:pPr>
+        <w:shd w:val="clear" w:color="auto" w:fill="1F1F1F"/>
+        <w:spacing w:after="0" w:line="285" w:lineRule="atLeast"/>
+        <w:rPr>
+          <w:rFonts w:ascii="Consolas" w:eastAsia="Times New Roman" w:hAnsi="Consolas" w:cs="Times New Roman"/>
+          <w:color w:val="CCCCCC"/>
+          <w:kern w:val="0"/>
+          <w:sz w:val="21"/>
+          <w:szCs w:val="21"/>
+          <w:lang w:eastAsia="en-GB"/>
+          <w14:ligatures w14:val="none"/>
+        </w:rPr>
+      </w:pPr>
+      <w:r>
+        <w:rPr>
+          <w:rFonts w:ascii="Consolas" w:eastAsia="Times New Roman" w:hAnsi="Consolas" w:cs="Times New Roman"/>
+          <w:color w:val="CCCCCC"/>
+          <w:kern w:val="0"/>
+          <w:sz w:val="21"/>
+          <w:szCs w:val="21"/>
+          <w:lang w:eastAsia="en-GB"/>
+          <w14:ligatures w14:val="none"/>
+        </w:rPr>
+        <w:t xml:space="preserve">            </w:t>
+      </w:r>
+      <w:r>
+        <w:rPr>
+          <w:rFonts w:ascii="Consolas" w:eastAsia="Times New Roman" w:hAnsi="Consolas" w:cs="Times New Roman"/>
+          <w:color w:val="C586C0"/>
+          <w:kern w:val="0"/>
+          <w:sz w:val="21"/>
+          <w:szCs w:val="21"/>
+          <w:lang w:eastAsia="en-GB"/>
+          <w14:ligatures w14:val="none"/>
+        </w:rPr>
+        <w:t>if</w:t>
+      </w:r>
+      <w:r>
+        <w:rPr>
+          <w:rFonts w:ascii="Consolas" w:eastAsia="Times New Roman" w:hAnsi="Consolas" w:cs="Times New Roman"/>
+          <w:color w:val="CCCCCC"/>
+          <w:kern w:val="0"/>
+          <w:sz w:val="21"/>
+          <w:szCs w:val="21"/>
+          <w:lang w:eastAsia="en-GB"/>
+          <w14:ligatures w14:val="none"/>
+        </w:rPr>
+        <w:t xml:space="preserve"> </w:t>
+      </w:r>
+      <w:r>
+        <w:rPr>
+          <w:rFonts w:ascii="Consolas" w:eastAsia="Times New Roman" w:hAnsi="Consolas" w:cs="Times New Roman"/>
+          <w:color w:val="569CD6"/>
+          <w:kern w:val="0"/>
+          <w:sz w:val="21"/>
+          <w:szCs w:val="21"/>
+          <w:lang w:eastAsia="en-GB"/>
+          <w14:ligatures w14:val="none"/>
+        </w:rPr>
+        <w:t>defined</w:t>
+      </w:r>
+      <w:r>
+        <w:rPr>
+          <w:rFonts w:ascii="Consolas" w:eastAsia="Times New Roman" w:hAnsi="Consolas" w:cs="Times New Roman"/>
+          <w:color w:val="CCCCCC"/>
+          <w:kern w:val="0"/>
+          <w:sz w:val="21"/>
+          <w:szCs w:val="21"/>
+          <w:lang w:eastAsia="en-GB"/>
+          <w14:ligatures w14:val="none"/>
+        </w:rPr>
+        <w:t xml:space="preserve"> skip (</w:t>
+      </w:r>
+    </w:p>
+    <w:p>
+      <w:pPr>
+        <w:shd w:val="clear" w:color="auto" w:fill="1F1F1F"/>
+        <w:spacing w:after="0" w:line="285" w:lineRule="atLeast"/>
+        <w:rPr>
+          <w:rFonts w:ascii="Consolas" w:eastAsia="Times New Roman" w:hAnsi="Consolas" w:cs="Times New Roman"/>
+          <w:color w:val="CCCCCC"/>
+          <w:kern w:val="0"/>
+          <w:sz w:val="21"/>
+          <w:szCs w:val="21"/>
+          <w:lang w:eastAsia="en-GB"/>
+          <w14:ligatures w14:val="none"/>
+        </w:rPr>
+      </w:pPr>
+      <w:r>
+        <w:rPr>
+          <w:rFonts w:ascii="Consolas" w:eastAsia="Times New Roman" w:hAnsi="Consolas" w:cs="Times New Roman"/>
+          <w:color w:val="CCCCCC"/>
+          <w:kern w:val="0"/>
+          <w:sz w:val="21"/>
+          <w:szCs w:val="21"/>
+          <w:lang w:eastAsia="en-GB"/>
+          <w14:ligatures w14:val="none"/>
+        </w:rPr>
+        <w:t xml:space="preserve">                </w:t>
+      </w:r>
+      <w:r>
+        <w:rPr>
+          <w:rFonts w:ascii="Consolas" w:eastAsia="Times New Roman" w:hAnsi="Consolas" w:cs="Times New Roman"/>
+          <w:color w:val="569CD6"/>
+          <w:kern w:val="0"/>
+          <w:sz w:val="21"/>
+          <w:szCs w:val="21"/>
+          <w:lang w:eastAsia="en-GB"/>
+          <w14:ligatures w14:val="none"/>
+        </w:rPr>
+        <w:t>set</w:t>
+      </w:r>
+      <w:r>
+        <w:rPr>
+          <w:rFonts w:ascii="Consolas" w:eastAsia="Times New Roman" w:hAnsi="Consolas" w:cs="Times New Roman"/>
+          <w:color w:val="CCCCCC"/>
+          <w:kern w:val="0"/>
+          <w:sz w:val="21"/>
+          <w:szCs w:val="21"/>
+          <w:lang w:eastAsia="en-GB"/>
+          <w14:ligatures w14:val="none"/>
+        </w:rPr>
+        <w:t xml:space="preserve"> </w:t>
+      </w:r>
+      <w:r>
+        <w:rPr>
+          <w:rFonts w:ascii="Consolas" w:eastAsia="Times New Roman" w:hAnsi="Consolas" w:cs="Times New Roman"/>
+          <w:color w:val="9CDCFE"/>
+          <w:kern w:val="0"/>
+          <w:sz w:val="21"/>
+          <w:szCs w:val="21"/>
+          <w:lang w:eastAsia="en-GB"/>
+          <w14:ligatures w14:val="none"/>
+        </w:rPr>
+        <w:t>skip</w:t>
+      </w:r>
+      <w:r>
+        <w:rPr>
+          <w:rFonts w:ascii="Consolas" w:eastAsia="Times New Roman" w:hAnsi="Consolas" w:cs="Times New Roman"/>
+          <w:color w:val="D4D4D4"/>
+          <w:kern w:val="0"/>
+          <w:sz w:val="21"/>
+          <w:szCs w:val="21"/>
+          <w:lang w:eastAsia="en-GB"/>
+          <w14:ligatures w14:val="none"/>
+        </w:rPr>
+        <w:t>=</w:t>
+      </w:r>
+    </w:p>
+    <w:p>
+      <w:pPr>
+        <w:shd w:val="clear" w:color="auto" w:fill="1F1F1F"/>
+        <w:spacing w:after="0" w:line="285" w:lineRule="atLeast"/>
+        <w:rPr>
+          <w:rFonts w:ascii="Consolas" w:eastAsia="Times New Roman" w:hAnsi="Consolas" w:cs="Times New Roman"/>
+          <w:color w:val="CCCCCC"/>
+          <w:kern w:val="0"/>
+          <w:sz w:val="21"/>
+          <w:szCs w:val="21"/>
+          <w:lang w:eastAsia="en-GB"/>
+          <w14:ligatures w14:val="none"/>
+        </w:rPr>
+      </w:pPr>
+      <w:r>
+        <w:rPr>
+          <w:rFonts w:ascii="Consolas" w:eastAsia="Times New Roman" w:hAnsi="Consolas" w:cs="Times New Roman"/>
+          <w:color w:val="CCCCCC"/>
+          <w:kern w:val="0"/>
+          <w:sz w:val="21"/>
+          <w:szCs w:val="21"/>
+          <w:lang w:eastAsia="en-GB"/>
+          <w14:ligatures w14:val="none"/>
+        </w:rPr>
+        <w:t xml:space="preserve">            ) </w:t>
+      </w:r>
+      <w:proofErr w:type="gramStart"/>
+      <w:r>
+        <w:rPr>
+          <w:rFonts w:ascii="Consolas" w:eastAsia="Times New Roman" w:hAnsi="Consolas" w:cs="Times New Roman"/>
+          <w:color w:val="C586C0"/>
+          <w:kern w:val="0"/>
+          <w:sz w:val="21"/>
+          <w:szCs w:val="21"/>
+          <w:lang w:eastAsia="en-GB"/>
+          <w14:ligatures w14:val="none"/>
+        </w:rPr>
+        <w:t>else</w:t>
+      </w:r>
+      <w:proofErr w:type="gramEnd"/>
+      <w:r>
+        <w:rPr>
+          <w:rFonts w:ascii="Consolas" w:eastAsia="Times New Roman" w:hAnsi="Consolas" w:cs="Times New Roman"/>
+          <w:color w:val="CCCCCC"/>
+          <w:kern w:val="0"/>
+          <w:sz w:val="21"/>
+          <w:szCs w:val="21"/>
+          <w:lang w:eastAsia="en-GB"/>
+          <w14:ligatures w14:val="none"/>
+        </w:rPr>
+        <w:t xml:space="preserve"> (</w:t>
+      </w:r>
+    </w:p>
+    <w:p>
+      <w:pPr>
+        <w:shd w:val="clear" w:color="auto" w:fill="1F1F1F"/>
+        <w:spacing w:after="0" w:line="285" w:lineRule="atLeast"/>
+        <w:rPr>
+          <w:rFonts w:ascii="Consolas" w:eastAsia="Times New Roman" w:hAnsi="Consolas" w:cs="Times New Roman"/>
+          <w:color w:val="CCCCCC"/>
+          <w:kern w:val="0"/>
+          <w:sz w:val="21"/>
+          <w:szCs w:val="21"/>
+          <w:lang w:eastAsia="en-GB"/>
+          <w14:ligatures w14:val="none"/>
+        </w:rPr>
+      </w:pPr>
+      <w:r>
+        <w:rPr>
+          <w:rFonts w:ascii="Consolas" w:eastAsia="Times New Roman" w:hAnsi="Consolas" w:cs="Times New Roman"/>
+          <w:color w:val="CCCCCC"/>
+          <w:kern w:val="0"/>
+          <w:sz w:val="21"/>
+          <w:szCs w:val="21"/>
+          <w:lang w:eastAsia="en-GB"/>
+          <w14:ligatures w14:val="none"/>
+        </w:rPr>
+        <w:t xml:space="preserve">                </w:t>
+      </w:r>
+      <w:r>
+        <w:rPr>
+          <w:rFonts w:ascii="Consolas" w:eastAsia="Times New Roman" w:hAnsi="Consolas" w:cs="Times New Roman"/>
+          <w:color w:val="569CD6"/>
+          <w:kern w:val="0"/>
+          <w:sz w:val="21"/>
+          <w:szCs w:val="21"/>
+          <w:lang w:eastAsia="en-GB"/>
+          <w14:ligatures w14:val="none"/>
+        </w:rPr>
+        <w:t>echo</w:t>
+      </w:r>
+      <w:r>
+        <w:rPr>
+          <w:rFonts w:ascii="Consolas" w:eastAsia="Times New Roman" w:hAnsi="Consolas" w:cs="Times New Roman"/>
+          <w:color w:val="CCCCCC"/>
+          <w:kern w:val="0"/>
+          <w:sz w:val="21"/>
+          <w:szCs w:val="21"/>
+          <w:lang w:eastAsia="en-GB"/>
+          <w14:ligatures w14:val="none"/>
+        </w:rPr>
+        <w:t xml:space="preserve"> </w:t>
+      </w:r>
+      <w:r>
+        <w:rPr>
+          <w:rFonts w:ascii="Consolas" w:eastAsia="Times New Roman" w:hAnsi="Consolas" w:cs="Times New Roman"/>
+          <w:color w:val="9CDCFE"/>
+          <w:kern w:val="0"/>
+          <w:sz w:val="21"/>
+          <w:szCs w:val="21"/>
+          <w:lang w:eastAsia="en-GB"/>
+          <w14:ligatures w14:val="none"/>
+        </w:rPr>
+        <w:t>%%A</w:t>
+      </w:r>
+    </w:p>
+    <w:p>
+      <w:pPr>
+        <w:shd w:val="clear" w:color="auto" w:fill="1F1F1F"/>
+        <w:spacing w:after="0" w:line="285" w:lineRule="atLeast"/>
+        <w:rPr>
+          <w:rFonts w:ascii="Consolas" w:eastAsia="Times New Roman" w:hAnsi="Consolas" w:cs="Times New Roman"/>
+          <w:color w:val="CCCCCC"/>
+          <w:kern w:val="0"/>
+          <w:sz w:val="21"/>
+          <w:szCs w:val="21"/>
+          <w:lang w:eastAsia="en-GB"/>
+          <w14:ligatures w14:val="none"/>
+        </w:rPr>
+      </w:pPr>
+      <w:r>
+        <w:rPr>
+          <w:rFonts w:ascii="Consolas" w:eastAsia="Times New Roman" w:hAnsi="Consolas" w:cs="Times New Roman"/>
+          <w:color w:val="CCCCCC"/>
+          <w:kern w:val="0"/>
+          <w:sz w:val="21"/>
+          <w:szCs w:val="21"/>
+          <w:lang w:eastAsia="en-GB"/>
+          <w14:ligatures w14:val="none"/>
+        </w:rPr>
+        <w:t>            )</w:t>
+      </w:r>
+    </w:p>
+    <w:p>
+      <w:pPr>
+        <w:shd w:val="clear" w:color="auto" w:fill="1F1F1F"/>
+        <w:spacing w:after="0" w:line="285" w:lineRule="atLeast"/>
+        <w:rPr>
+          <w:rFonts w:ascii="Consolas" w:eastAsia="Times New Roman" w:hAnsi="Consolas" w:cs="Times New Roman"/>
+          <w:color w:val="CCCCCC"/>
+          <w:kern w:val="0"/>
+          <w:sz w:val="21"/>
+          <w:szCs w:val="21"/>
+          <w:lang w:eastAsia="en-GB"/>
+          <w14:ligatures w14:val="none"/>
+        </w:rPr>
+      </w:pPr>
+      <w:r>
+        <w:rPr>
+          <w:rFonts w:ascii="Consolas" w:eastAsia="Times New Roman" w:hAnsi="Consolas" w:cs="Times New Roman"/>
+          <w:color w:val="CCCCCC"/>
+          <w:kern w:val="0"/>
+          <w:sz w:val="21"/>
+          <w:szCs w:val="21"/>
+          <w:lang w:eastAsia="en-GB"/>
+          <w14:ligatures w14:val="none"/>
+        </w:rPr>
+        <w:t>        )</w:t>
+      </w:r>
+    </w:p>
+    <w:p>
+      <w:pPr>
+        <w:shd w:val="clear" w:color="auto" w:fill="1F1F1F"/>
+        <w:spacing w:after="0" w:line="285" w:lineRule="atLeast"/>
+        <w:rPr>
+          <w:rFonts w:ascii="Consolas" w:eastAsia="Times New Roman" w:hAnsi="Consolas" w:cs="Times New Roman"/>
+          <w:color w:val="CCCCCC"/>
+          <w:kern w:val="0"/>
+          <w:sz w:val="21"/>
+          <w:szCs w:val="21"/>
+          <w:lang w:eastAsia="en-GB"/>
+          <w14:ligatures w14:val="none"/>
+        </w:rPr>
+      </w:pPr>
+      <w:r>
+        <w:rPr>
+          <w:rFonts w:ascii="Consolas" w:eastAsia="Times New Roman" w:hAnsi="Consolas" w:cs="Times New Roman"/>
+          <w:color w:val="CCCCCC"/>
+          <w:kern w:val="0"/>
+          <w:sz w:val="21"/>
+          <w:szCs w:val="21"/>
+          <w:lang w:eastAsia="en-GB"/>
+          <w14:ligatures w14:val="none"/>
+        </w:rPr>
+        <w:t>    )</w:t>
+      </w:r>
+    </w:p>
+    <w:p>
+      <w:pPr>
+        <w:shd w:val="clear" w:color="auto" w:fill="1F1F1F"/>
+        <w:spacing w:after="0" w:line="285" w:lineRule="atLeast"/>
+        <w:rPr>
+          <w:rFonts w:ascii="Consolas" w:eastAsia="Times New Roman" w:hAnsi="Consolas" w:cs="Times New Roman"/>
+          <w:color w:val="CCCCCC"/>
+          <w:kern w:val="0"/>
+          <w:sz w:val="21"/>
+          <w:szCs w:val="21"/>
+          <w:lang w:eastAsia="en-GB"/>
+          <w14:ligatures w14:val="none"/>
+        </w:rPr>
+      </w:pPr>
+      <w:r>
+        <w:rPr>
+          <w:rFonts w:ascii="Consolas" w:eastAsia="Times New Roman" w:hAnsi="Consolas" w:cs="Times New Roman"/>
+          <w:color w:val="CCCCCC"/>
+          <w:kern w:val="0"/>
+          <w:sz w:val="21"/>
+          <w:szCs w:val="21"/>
+          <w:lang w:eastAsia="en-GB"/>
+          <w14:ligatures w14:val="none"/>
+        </w:rPr>
+        <w:t xml:space="preserve">    </w:t>
+      </w:r>
+      <w:r>
+        <w:rPr>
+          <w:rFonts w:ascii="Consolas" w:eastAsia="Times New Roman" w:hAnsi="Consolas" w:cs="Times New Roman"/>
+          <w:color w:val="569CD6"/>
+          <w:kern w:val="0"/>
+          <w:sz w:val="21"/>
+          <w:szCs w:val="21"/>
+          <w:lang w:eastAsia="en-GB"/>
+          <w14:ligatures w14:val="none"/>
+        </w:rPr>
+        <w:t>move</w:t>
+      </w:r>
+      <w:r>
+        <w:rPr>
+          <w:rFonts w:ascii="Consolas" w:eastAsia="Times New Roman" w:hAnsi="Consolas" w:cs="Times New Roman"/>
+          <w:color w:val="CCCCCC"/>
+          <w:kern w:val="0"/>
+          <w:sz w:val="21"/>
+          <w:szCs w:val="21"/>
+          <w:lang w:eastAsia="en-GB"/>
+          <w14:ligatures w14:val="none"/>
+        </w:rPr>
+        <w:t xml:space="preserve"> /y </w:t>
+      </w:r>
+      <w:r>
+        <w:rPr>
+          <w:rFonts w:ascii="Consolas" w:eastAsia="Times New Roman" w:hAnsi="Consolas" w:cs="Times New Roman"/>
+          <w:color w:val="CE9178"/>
+          <w:kern w:val="0"/>
+          <w:sz w:val="21"/>
+          <w:szCs w:val="21"/>
+          <w:lang w:eastAsia="en-GB"/>
+          <w14:ligatures w14:val="none"/>
+        </w:rPr>
+        <w:t>"</w:t>
+      </w:r>
+      <w:r>
+        <w:rPr>
+          <w:rFonts w:ascii="Consolas" w:eastAsia="Times New Roman" w:hAnsi="Consolas" w:cs="Times New Roman"/>
+          <w:color w:val="9CDCFE"/>
+          <w:kern w:val="0"/>
+          <w:sz w:val="21"/>
+          <w:szCs w:val="21"/>
+          <w:lang w:eastAsia="en-GB"/>
+          <w14:ligatures w14:val="none"/>
+        </w:rPr>
+        <w:t>%</w:t>
+      </w:r>
+      <w:proofErr w:type="spellStart"/>
+      <w:r>
+        <w:rPr>
+          <w:rFonts w:ascii="Consolas" w:eastAsia="Times New Roman" w:hAnsi="Consolas" w:cs="Times New Roman"/>
+          <w:color w:val="9CDCFE"/>
+          <w:kern w:val="0"/>
+          <w:sz w:val="21"/>
+          <w:szCs w:val="21"/>
+          <w:lang w:eastAsia="en-GB"/>
+          <w14:ligatures w14:val="none"/>
+        </w:rPr>
+        <w:t>tempFile</w:t>
+      </w:r>
+      <w:proofErr w:type="spellEnd"/>
+      <w:r>
+        <w:rPr>
+          <w:rFonts w:ascii="Consolas" w:eastAsia="Times New Roman" w:hAnsi="Consolas" w:cs="Times New Roman"/>
+          <w:color w:val="9CDCFE"/>
+          <w:kern w:val="0"/>
+          <w:sz w:val="21"/>
+          <w:szCs w:val="21"/>
+          <w:lang w:eastAsia="en-GB"/>
+          <w14:ligatures w14:val="none"/>
+        </w:rPr>
+        <w:t>%</w:t>
+      </w:r>
+      <w:r>
+        <w:rPr>
+          <w:rFonts w:ascii="Consolas" w:eastAsia="Times New Roman" w:hAnsi="Consolas" w:cs="Times New Roman"/>
+          <w:color w:val="CE9178"/>
+          <w:kern w:val="0"/>
+          <w:sz w:val="21"/>
+          <w:szCs w:val="21"/>
+          <w:lang w:eastAsia="en-GB"/>
+          <w14:ligatures w14:val="none"/>
+        </w:rPr>
+        <w:t>"</w:t>
+      </w:r>
+      <w:r>
+        <w:rPr>
+          <w:rFonts w:ascii="Consolas" w:eastAsia="Times New Roman" w:hAnsi="Consolas" w:cs="Times New Roman"/>
+          <w:color w:val="CCCCCC"/>
+          <w:kern w:val="0"/>
+          <w:sz w:val="21"/>
+          <w:szCs w:val="21"/>
+          <w:lang w:eastAsia="en-GB"/>
+          <w14:ligatures w14:val="none"/>
+        </w:rPr>
+        <w:t xml:space="preserve"> </w:t>
+      </w:r>
+      <w:r>
+        <w:rPr>
+          <w:rFonts w:ascii="Consolas" w:eastAsia="Times New Roman" w:hAnsi="Consolas" w:cs="Times New Roman"/>
+          <w:color w:val="CE9178"/>
+          <w:kern w:val="0"/>
+          <w:sz w:val="21"/>
+          <w:szCs w:val="21"/>
+          <w:lang w:eastAsia="en-GB"/>
+          <w14:ligatures w14:val="none"/>
+        </w:rPr>
+        <w:t>"</w:t>
+      </w:r>
+      <w:r>
+        <w:rPr>
+          <w:rFonts w:ascii="Consolas" w:eastAsia="Times New Roman" w:hAnsi="Consolas" w:cs="Times New Roman"/>
+          <w:color w:val="9CDCFE"/>
+          <w:kern w:val="0"/>
+          <w:sz w:val="21"/>
+          <w:szCs w:val="21"/>
+          <w:lang w:eastAsia="en-GB"/>
+          <w14:ligatures w14:val="none"/>
+        </w:rPr>
+        <w:t>%</w:t>
+      </w:r>
+      <w:proofErr w:type="spellStart"/>
+      <w:r>
+        <w:rPr>
+          <w:rFonts w:ascii="Consolas" w:eastAsia="Times New Roman" w:hAnsi="Consolas" w:cs="Times New Roman"/>
+          <w:color w:val="9CDCFE"/>
+          <w:kern w:val="0"/>
+          <w:sz w:val="21"/>
+          <w:szCs w:val="21"/>
+          <w:lang w:eastAsia="en-GB"/>
+          <w14:ligatures w14:val="none"/>
+        </w:rPr>
+        <w:t>logFile</w:t>
+      </w:r>
+      <w:proofErr w:type="spellEnd"/>
+      <w:r>
+        <w:rPr>
+          <w:rFonts w:ascii="Consolas" w:eastAsia="Times New Roman" w:hAnsi="Consolas" w:cs="Times New Roman"/>
+          <w:color w:val="9CDCFE"/>
+          <w:kern w:val="0"/>
+          <w:sz w:val="21"/>
+          <w:szCs w:val="21"/>
+          <w:lang w:eastAsia="en-GB"/>
+          <w14:ligatures w14:val="none"/>
+        </w:rPr>
+        <w:t>%</w:t>
+      </w:r>
+      <w:r>
+        <w:rPr>
+          <w:rFonts w:ascii="Consolas" w:eastAsia="Times New Roman" w:hAnsi="Consolas" w:cs="Times New Roman"/>
+          <w:color w:val="CE9178"/>
+          <w:kern w:val="0"/>
+          <w:sz w:val="21"/>
+          <w:szCs w:val="21"/>
+          <w:lang w:eastAsia="en-GB"/>
+          <w14:ligatures w14:val="none"/>
+        </w:rPr>
+        <w:t>"</w:t>
+      </w:r>
+      <w:r>
+        <w:rPr>
+          <w:rFonts w:ascii="Consolas" w:eastAsia="Times New Roman" w:hAnsi="Consolas" w:cs="Times New Roman"/>
+          <w:color w:val="CCCCCC"/>
+          <w:kern w:val="0"/>
+          <w:sz w:val="21"/>
+          <w:szCs w:val="21"/>
+          <w:lang w:eastAsia="en-GB"/>
+          <w14:ligatures w14:val="none"/>
+        </w:rPr>
+        <w:t xml:space="preserve"> </w:t>
+      </w:r>
+      <w:r>
+        <w:rPr>
+          <w:rFonts w:ascii="Consolas" w:eastAsia="Times New Roman" w:hAnsi="Consolas" w:cs="Times New Roman"/>
+          <w:color w:val="D4D4D4"/>
+          <w:kern w:val="0"/>
+          <w:sz w:val="21"/>
+          <w:szCs w:val="21"/>
+          <w:lang w:eastAsia="en-GB"/>
+          <w14:ligatures w14:val="none"/>
+        </w:rPr>
+        <w:t>&gt;</w:t>
+      </w:r>
+      <w:proofErr w:type="spellStart"/>
+      <w:r>
+        <w:rPr>
+          <w:rFonts w:ascii="Consolas" w:eastAsia="Times New Roman" w:hAnsi="Consolas" w:cs="Times New Roman"/>
+          <w:color w:val="569CD6"/>
+          <w:kern w:val="0"/>
+          <w:sz w:val="21"/>
+          <w:szCs w:val="21"/>
+          <w:lang w:eastAsia="en-GB"/>
+          <w14:ligatures w14:val="none"/>
+        </w:rPr>
+        <w:t>nul</w:t>
+      </w:r>
+      <w:proofErr w:type="spellEnd"/>
+    </w:p>
+    <w:p>
+      <w:pPr>
+        <w:shd w:val="clear" w:color="auto" w:fill="1F1F1F"/>
+        <w:spacing w:after="0" w:line="285" w:lineRule="atLeast"/>
+        <w:rPr>
+          <w:rFonts w:ascii="Consolas" w:eastAsia="Times New Roman" w:hAnsi="Consolas" w:cs="Times New Roman"/>
+          <w:color w:val="CCCCCC"/>
+          <w:kern w:val="0"/>
+          <w:sz w:val="21"/>
+          <w:szCs w:val="21"/>
+          <w:lang w:eastAsia="en-GB"/>
+          <w14:ligatures w14:val="none"/>
+        </w:rPr>
+      </w:pPr>
+      <w:r>
+        <w:rPr>
+          <w:rFonts w:ascii="Consolas" w:eastAsia="Times New Roman" w:hAnsi="Consolas" w:cs="Times New Roman"/>
+          <w:color w:val="CCCCCC"/>
+          <w:kern w:val="0"/>
+          <w:sz w:val="21"/>
+          <w:szCs w:val="21"/>
+          <w:lang w:eastAsia="en-GB"/>
+          <w14:ligatures w14:val="none"/>
+        </w:rPr>
+        <w:t>)</w:t>
+      </w:r>
+    </w:p>
+    <w:p>
+      <w:pPr>
+        <w:shd w:val="clear" w:color="auto" w:fill="1F1F1F"/>
+        <w:spacing w:after="0" w:line="285" w:lineRule="atLeast"/>
+        <w:rPr>
+          <w:rFonts w:ascii="Consolas" w:eastAsia="Times New Roman" w:hAnsi="Consolas" w:cs="Times New Roman"/>
+          <w:color w:val="CCCCCC"/>
+          <w:kern w:val="0"/>
+          <w:sz w:val="21"/>
+          <w:szCs w:val="21"/>
+          <w:lang w:eastAsia="en-GB"/>
+          <w14:ligatures w14:val="none"/>
+        </w:rPr>
+      </w:pPr>
+    </w:p>
+    <w:p>
+      <w:pPr>
+        <w:shd w:val="clear" w:color="auto" w:fill="1F1F1F"/>
+        <w:spacing w:after="0" w:line="285" w:lineRule="atLeast"/>
+        <w:rPr>
+          <w:rFonts w:ascii="Consolas" w:eastAsia="Times New Roman" w:hAnsi="Consolas" w:cs="Times New Roman"/>
+          <w:color w:val="CCCCCC"/>
+          <w:kern w:val="0"/>
+          <w:sz w:val="21"/>
+          <w:szCs w:val="21"/>
+          <w:lang w:eastAsia="en-GB"/>
+          <w14:ligatures w14:val="none"/>
+        </w:rPr>
+      </w:pPr>
+      <w:proofErr w:type="gramStart"/>
+      <w:r>
+        <w:rPr>
+          <w:rFonts w:ascii="Consolas" w:eastAsia="Times New Roman" w:hAnsi="Consolas" w:cs="Times New Roman"/>
+          <w:color w:val="6A9955"/>
+          <w:kern w:val="0"/>
+          <w:sz w:val="21"/>
+          <w:szCs w:val="21"/>
+          <w:lang w:eastAsia="en-GB"/>
+          <w14:ligatures w14:val="none"/>
+        </w:rPr>
+        <w:t>::</w:t>
+      </w:r>
+      <w:proofErr w:type="gramEnd"/>
+      <w:r>
+        <w:rPr>
+          <w:rFonts w:ascii="Consolas" w:eastAsia="Times New Roman" w:hAnsi="Consolas" w:cs="Times New Roman"/>
+          <w:color w:val="6A9955"/>
+          <w:kern w:val="0"/>
+          <w:sz w:val="21"/>
+          <w:szCs w:val="21"/>
+          <w:lang w:eastAsia="en-GB"/>
+          <w14:ligatures w14:val="none"/>
+        </w:rPr>
+        <w:t xml:space="preserve"> Create timestamp + adding to log file</w:t>
+      </w:r>
+    </w:p>
+    <w:p>
+      <w:pPr>
+        <w:shd w:val="clear" w:color="auto" w:fill="1F1F1F"/>
+        <w:spacing w:after="0" w:line="285" w:lineRule="atLeast"/>
+        <w:rPr>
+          <w:rFonts w:ascii="Consolas" w:eastAsia="Times New Roman" w:hAnsi="Consolas" w:cs="Times New Roman"/>
+          <w:color w:val="CCCCCC"/>
+          <w:kern w:val="0"/>
+          <w:sz w:val="21"/>
+          <w:szCs w:val="21"/>
+          <w:lang w:eastAsia="en-GB"/>
+          <w14:ligatures w14:val="none"/>
+        </w:rPr>
+      </w:pPr>
+      <w:r>
+        <w:rPr>
+          <w:rFonts w:ascii="Consolas" w:eastAsia="Times New Roman" w:hAnsi="Consolas" w:cs="Times New Roman"/>
+          <w:color w:val="569CD6"/>
+          <w:kern w:val="0"/>
+          <w:sz w:val="21"/>
+          <w:szCs w:val="21"/>
+          <w:lang w:eastAsia="en-GB"/>
+          <w14:ligatures w14:val="none"/>
+        </w:rPr>
+        <w:t>set</w:t>
+      </w:r>
+      <w:r>
+        <w:rPr>
+          <w:rFonts w:ascii="Consolas" w:eastAsia="Times New Roman" w:hAnsi="Consolas" w:cs="Times New Roman"/>
+          <w:color w:val="CCCCCC"/>
+          <w:kern w:val="0"/>
+          <w:sz w:val="21"/>
+          <w:szCs w:val="21"/>
+          <w:lang w:eastAsia="en-GB"/>
+          <w14:ligatures w14:val="none"/>
+        </w:rPr>
+        <w:t xml:space="preserve"> </w:t>
+      </w:r>
+      <w:r>
+        <w:rPr>
+          <w:rFonts w:ascii="Consolas" w:eastAsia="Times New Roman" w:hAnsi="Consolas" w:cs="Times New Roman"/>
+          <w:color w:val="9CDCFE"/>
+          <w:kern w:val="0"/>
+          <w:sz w:val="21"/>
+          <w:szCs w:val="21"/>
+          <w:lang w:eastAsia="en-GB"/>
+          <w14:ligatures w14:val="none"/>
+        </w:rPr>
+        <w:t>stamp</w:t>
+      </w:r>
+      <w:r>
+        <w:rPr>
+          <w:rFonts w:ascii="Consolas" w:eastAsia="Times New Roman" w:hAnsi="Consolas" w:cs="Times New Roman"/>
+          <w:color w:val="D4D4D4"/>
+          <w:kern w:val="0"/>
+          <w:sz w:val="21"/>
+          <w:szCs w:val="21"/>
+          <w:lang w:eastAsia="en-GB"/>
+          <w14:ligatures w14:val="none"/>
+        </w:rPr>
+        <w:t>=</w:t>
+      </w:r>
+      <w:r>
+        <w:rPr>
+          <w:rFonts w:ascii="Consolas" w:eastAsia="Times New Roman" w:hAnsi="Consolas" w:cs="Times New Roman"/>
+          <w:color w:val="9CDCFE"/>
+          <w:kern w:val="0"/>
+          <w:sz w:val="21"/>
+          <w:szCs w:val="21"/>
+          <w:lang w:eastAsia="en-GB"/>
+          <w14:ligatures w14:val="none"/>
+        </w:rPr>
+        <w:t>%date%</w:t>
+      </w:r>
+      <w:r>
+        <w:rPr>
+          <w:rFonts w:ascii="Consolas" w:eastAsia="Times New Roman" w:hAnsi="Consolas" w:cs="Times New Roman"/>
+          <w:color w:val="CCCCCC"/>
+          <w:kern w:val="0"/>
+          <w:sz w:val="21"/>
+          <w:szCs w:val="21"/>
+          <w:lang w:eastAsia="en-GB"/>
+          <w14:ligatures w14:val="none"/>
+        </w:rPr>
+        <w:t xml:space="preserve"> </w:t>
+      </w:r>
+      <w:r>
+        <w:rPr>
+          <w:rFonts w:ascii="Consolas" w:eastAsia="Times New Roman" w:hAnsi="Consolas" w:cs="Times New Roman"/>
+          <w:color w:val="9CDCFE"/>
+          <w:kern w:val="0"/>
+          <w:sz w:val="21"/>
+          <w:szCs w:val="21"/>
+          <w:lang w:eastAsia="en-GB"/>
+          <w14:ligatures w14:val="none"/>
+        </w:rPr>
+        <w:t>%time%</w:t>
+      </w:r>
+    </w:p>
+    <w:p>
+      <w:pPr>
+        <w:shd w:val="clear" w:color="auto" w:fill="1F1F1F"/>
+        <w:spacing w:after="0" w:line="285" w:lineRule="atLeast"/>
+        <w:rPr>
+          <w:rFonts w:ascii="Consolas" w:eastAsia="Times New Roman" w:hAnsi="Consolas" w:cs="Times New Roman"/>
+          <w:color w:val="CCCCCC"/>
+          <w:kern w:val="0"/>
+          <w:sz w:val="21"/>
+          <w:szCs w:val="21"/>
+          <w:lang w:eastAsia="en-GB"/>
+          <w14:ligatures w14:val="none"/>
+        </w:rPr>
+      </w:pPr>
+    </w:p>
+    <w:p>
+      <w:pPr>
+        <w:shd w:val="clear" w:color="auto" w:fill="1F1F1F"/>
+        <w:spacing w:after="0" w:line="285" w:lineRule="atLeast"/>
+        <w:rPr>
+          <w:rFonts w:ascii="Consolas" w:eastAsia="Times New Roman" w:hAnsi="Consolas" w:cs="Times New Roman"/>
+          <w:color w:val="CCCCCC"/>
+          <w:kern w:val="0"/>
+          <w:sz w:val="21"/>
+          <w:szCs w:val="21"/>
+          <w:lang w:eastAsia="en-GB"/>
+          <w14:ligatures w14:val="none"/>
+        </w:rPr>
+      </w:pPr>
+      <w:r>
+        <w:rPr>
+          <w:rFonts w:ascii="Consolas" w:eastAsia="Times New Roman" w:hAnsi="Consolas" w:cs="Times New Roman"/>
+          <w:color w:val="569CD6"/>
+          <w:kern w:val="0"/>
+          <w:sz w:val="21"/>
+          <w:szCs w:val="21"/>
+          <w:lang w:eastAsia="en-GB"/>
+          <w14:ligatures w14:val="none"/>
+        </w:rPr>
+        <w:t>echo</w:t>
+      </w:r>
+      <w:r>
+        <w:rPr>
+          <w:rFonts w:ascii="Consolas" w:eastAsia="Times New Roman" w:hAnsi="Consolas" w:cs="Times New Roman"/>
+          <w:color w:val="CCCCCC"/>
+          <w:kern w:val="0"/>
+          <w:sz w:val="21"/>
+          <w:szCs w:val="21"/>
+          <w:lang w:eastAsia="en-GB"/>
+          <w14:ligatures w14:val="none"/>
+        </w:rPr>
+        <w:t xml:space="preserve"> </w:t>
+      </w:r>
+      <w:r>
+        <w:rPr>
+          <w:rFonts w:ascii="Consolas" w:eastAsia="Times New Roman" w:hAnsi="Consolas" w:cs="Times New Roman"/>
+          <w:color w:val="9CDCFE"/>
+          <w:kern w:val="0"/>
+          <w:sz w:val="21"/>
+          <w:szCs w:val="21"/>
+          <w:lang w:eastAsia="en-GB"/>
+          <w14:ligatures w14:val="none"/>
+        </w:rPr>
+        <w:t>%stamp%</w:t>
+      </w:r>
+      <w:r>
+        <w:rPr>
+          <w:rFonts w:ascii="Consolas" w:eastAsia="Times New Roman" w:hAnsi="Consolas" w:cs="Times New Roman"/>
+          <w:color w:val="CCCCCC"/>
+          <w:kern w:val="0"/>
+          <w:sz w:val="21"/>
+          <w:szCs w:val="21"/>
+          <w:lang w:eastAsia="en-GB"/>
+          <w14:ligatures w14:val="none"/>
+        </w:rPr>
+        <w:t xml:space="preserve"> Backup created: </w:t>
+      </w:r>
+      <w:r>
+        <w:rPr>
+          <w:rFonts w:ascii="Consolas" w:eastAsia="Times New Roman" w:hAnsi="Consolas" w:cs="Times New Roman"/>
+          <w:color w:val="9CDCFE"/>
+          <w:kern w:val="0"/>
+          <w:sz w:val="21"/>
+          <w:szCs w:val="21"/>
+          <w:lang w:eastAsia="en-GB"/>
+          <w14:ligatures w14:val="none"/>
+        </w:rPr>
+        <w:t>%</w:t>
+      </w:r>
+      <w:proofErr w:type="spellStart"/>
+      <w:r>
+        <w:rPr>
+          <w:rFonts w:ascii="Consolas" w:eastAsia="Times New Roman" w:hAnsi="Consolas" w:cs="Times New Roman"/>
+          <w:color w:val="9CDCFE"/>
+          <w:kern w:val="0"/>
+          <w:sz w:val="21"/>
+          <w:szCs w:val="21"/>
+          <w:lang w:eastAsia="en-GB"/>
+          <w14:ligatures w14:val="none"/>
+        </w:rPr>
+        <w:t>fileName</w:t>
+      </w:r>
+      <w:proofErr w:type="spellEnd"/>
+      <w:r>
+        <w:rPr>
+          <w:rFonts w:ascii="Consolas" w:eastAsia="Times New Roman" w:hAnsi="Consolas" w:cs="Times New Roman"/>
+          <w:color w:val="9CDCFE"/>
+          <w:kern w:val="0"/>
+          <w:sz w:val="21"/>
+          <w:szCs w:val="21"/>
+          <w:lang w:eastAsia="en-GB"/>
+          <w14:ligatures w14:val="none"/>
+        </w:rPr>
+        <w:t>%</w:t>
+      </w:r>
+      <w:r>
+        <w:rPr>
+          <w:rFonts w:ascii="Consolas" w:eastAsia="Times New Roman" w:hAnsi="Consolas" w:cs="Times New Roman"/>
+          <w:color w:val="CCCCCC"/>
+          <w:kern w:val="0"/>
+          <w:sz w:val="21"/>
+          <w:szCs w:val="21"/>
+          <w:lang w:eastAsia="en-GB"/>
+          <w14:ligatures w14:val="none"/>
+        </w:rPr>
+        <w:t xml:space="preserve"> -</w:t>
+      </w:r>
+      <w:proofErr w:type="gramStart"/>
+      <w:r>
+        <w:rPr>
+          <w:rFonts w:ascii="Consolas" w:eastAsia="Times New Roman" w:hAnsi="Consolas" w:cs="Times New Roman"/>
+          <w:color w:val="D4D4D4"/>
+          <w:kern w:val="0"/>
+          <w:sz w:val="21"/>
+          <w:szCs w:val="21"/>
+          <w:lang w:eastAsia="en-GB"/>
+          <w14:ligatures w14:val="none"/>
+        </w:rPr>
+        <w:t>&gt;</w:t>
+      </w:r>
+      <w:r>
+        <w:rPr>
+          <w:rFonts w:ascii="Consolas" w:eastAsia="Times New Roman" w:hAnsi="Consolas" w:cs="Times New Roman"/>
+          <w:color w:val="CCCCCC"/>
+          <w:kern w:val="0"/>
+          <w:sz w:val="21"/>
+          <w:szCs w:val="21"/>
+          <w:lang w:eastAsia="en-GB"/>
+          <w14:ligatures w14:val="none"/>
+        </w:rPr>
+        <w:t xml:space="preserve"> </w:t>
+      </w:r>
+      <w:r>
+        <w:rPr>
+          <w:rFonts w:ascii="Consolas" w:eastAsia="Times New Roman" w:hAnsi="Consolas" w:cs="Times New Roman"/>
+          <w:color w:val="9CDCFE"/>
+          <w:kern w:val="0"/>
+          <w:sz w:val="21"/>
+          <w:szCs w:val="21"/>
+          <w:lang w:eastAsia="en-GB"/>
+          <w14:ligatures w14:val="none"/>
+        </w:rPr>
+        <w:t>!</w:t>
+      </w:r>
+      <w:proofErr w:type="spellStart"/>
+      <w:r>
+        <w:rPr>
+          <w:rFonts w:ascii="Consolas" w:eastAsia="Times New Roman" w:hAnsi="Consolas" w:cs="Times New Roman"/>
+          <w:color w:val="9CDCFE"/>
+          <w:kern w:val="0"/>
+          <w:sz w:val="21"/>
+          <w:szCs w:val="21"/>
+          <w:lang w:eastAsia="en-GB"/>
+          <w14:ligatures w14:val="none"/>
+        </w:rPr>
+        <w:t>backupFile</w:t>
+      </w:r>
+      <w:proofErr w:type="spellEnd"/>
+      <w:proofErr w:type="gramEnd"/>
+      <w:r>
+        <w:rPr>
+          <w:rFonts w:ascii="Consolas" w:eastAsia="Times New Roman" w:hAnsi="Consolas" w:cs="Times New Roman"/>
+          <w:color w:val="9CDCFE"/>
+          <w:kern w:val="0"/>
+          <w:sz w:val="21"/>
+          <w:szCs w:val="21"/>
+          <w:lang w:eastAsia="en-GB"/>
+          <w14:ligatures w14:val="none"/>
+        </w:rPr>
+        <w:t>!</w:t>
+      </w:r>
+      <w:r>
+        <w:rPr>
+          <w:rFonts w:ascii="Consolas" w:eastAsia="Times New Roman" w:hAnsi="Consolas" w:cs="Times New Roman"/>
+          <w:color w:val="CCCCCC"/>
+          <w:kern w:val="0"/>
+          <w:sz w:val="21"/>
+          <w:szCs w:val="21"/>
+          <w:lang w:eastAsia="en-GB"/>
+          <w14:ligatures w14:val="none"/>
+        </w:rPr>
+        <w:t xml:space="preserve"> </w:t>
+      </w:r>
+      <w:r>
+        <w:rPr>
+          <w:rFonts w:ascii="Consolas" w:eastAsia="Times New Roman" w:hAnsi="Consolas" w:cs="Times New Roman"/>
+          <w:color w:val="D4D4D4"/>
+          <w:kern w:val="0"/>
+          <w:sz w:val="21"/>
+          <w:szCs w:val="21"/>
+          <w:lang w:eastAsia="en-GB"/>
+          <w14:ligatures w14:val="none"/>
+        </w:rPr>
+        <w:t>&gt;&gt;</w:t>
+      </w:r>
+      <w:r>
+        <w:rPr>
+          <w:rFonts w:ascii="Consolas" w:eastAsia="Times New Roman" w:hAnsi="Consolas" w:cs="Times New Roman"/>
+          <w:color w:val="CCCCCC"/>
+          <w:kern w:val="0"/>
+          <w:sz w:val="21"/>
+          <w:szCs w:val="21"/>
+          <w:lang w:eastAsia="en-GB"/>
+          <w14:ligatures w14:val="none"/>
+        </w:rPr>
+        <w:t xml:space="preserve"> </w:t>
+      </w:r>
+      <w:r>
+        <w:rPr>
+          <w:rFonts w:ascii="Consolas" w:eastAsia="Times New Roman" w:hAnsi="Consolas" w:cs="Times New Roman"/>
+          <w:color w:val="CE9178"/>
+          <w:kern w:val="0"/>
+          <w:sz w:val="21"/>
+          <w:szCs w:val="21"/>
+          <w:lang w:eastAsia="en-GB"/>
+          <w14:ligatures w14:val="none"/>
+        </w:rPr>
+        <w:t>"</w:t>
+      </w:r>
+      <w:r>
+        <w:rPr>
+          <w:rFonts w:ascii="Consolas" w:eastAsia="Times New Roman" w:hAnsi="Consolas" w:cs="Times New Roman"/>
+          <w:color w:val="9CDCFE"/>
+          <w:kern w:val="0"/>
+          <w:sz w:val="21"/>
+          <w:szCs w:val="21"/>
+          <w:lang w:eastAsia="en-GB"/>
+          <w14:ligatures w14:val="none"/>
+        </w:rPr>
+        <w:t>%</w:t>
+      </w:r>
+      <w:proofErr w:type="spellStart"/>
+      <w:r>
+        <w:rPr>
+          <w:rFonts w:ascii="Consolas" w:eastAsia="Times New Roman" w:hAnsi="Consolas" w:cs="Times New Roman"/>
+          <w:color w:val="9CDCFE"/>
+          <w:kern w:val="0"/>
+          <w:sz w:val="21"/>
+          <w:szCs w:val="21"/>
+          <w:lang w:eastAsia="en-GB"/>
+          <w14:ligatures w14:val="none"/>
+        </w:rPr>
+        <w:t>logFile</w:t>
+      </w:r>
+      <w:proofErr w:type="spellEnd"/>
+      <w:r>
+        <w:rPr>
+          <w:rFonts w:ascii="Consolas" w:eastAsia="Times New Roman" w:hAnsi="Consolas" w:cs="Times New Roman"/>
+          <w:color w:val="9CDCFE"/>
+          <w:kern w:val="0"/>
+          <w:sz w:val="21"/>
+          <w:szCs w:val="21"/>
+          <w:lang w:eastAsia="en-GB"/>
+          <w14:ligatures w14:val="none"/>
+        </w:rPr>
+        <w:t>%</w:t>
+      </w:r>
+      <w:r>
+        <w:rPr>
+          <w:rFonts w:ascii="Consolas" w:eastAsia="Times New Roman" w:hAnsi="Consolas" w:cs="Times New Roman"/>
+          <w:color w:val="CE9178"/>
+          <w:kern w:val="0"/>
+          <w:sz w:val="21"/>
+          <w:szCs w:val="21"/>
+          <w:lang w:eastAsia="en-GB"/>
+          <w14:ligatures w14:val="none"/>
+        </w:rPr>
+        <w:t>"</w:t>
+      </w:r>
+    </w:p>
+    <w:p>
+      <w:pPr>
+        <w:shd w:val="clear" w:color="auto" w:fill="1F1F1F"/>
+        <w:spacing w:after="0" w:line="285" w:lineRule="atLeast"/>
+        <w:rPr>
+          <w:rFonts w:ascii="Consolas" w:eastAsia="Times New Roman" w:hAnsi="Consolas" w:cs="Times New Roman"/>
+          <w:color w:val="CCCCCC"/>
+          <w:kern w:val="0"/>
+          <w:sz w:val="21"/>
+          <w:szCs w:val="21"/>
+          <w:lang w:eastAsia="en-GB"/>
+          <w14:ligatures w14:val="none"/>
+        </w:rPr>
+      </w:pPr>
+    </w:p>
+    <w:p>
+      <w:pPr>
+        <w:shd w:val="clear" w:color="auto" w:fill="1F1F1F"/>
+        <w:spacing w:after="0" w:line="285" w:lineRule="atLeast"/>
+        <w:rPr>
+          <w:rFonts w:ascii="Consolas" w:eastAsia="Times New Roman" w:hAnsi="Consolas" w:cs="Times New Roman"/>
+          <w:color w:val="CCCCCC"/>
+          <w:kern w:val="0"/>
+          <w:sz w:val="21"/>
+          <w:szCs w:val="21"/>
+          <w:lang w:eastAsia="en-GB"/>
+          <w14:ligatures w14:val="none"/>
+        </w:rPr>
+      </w:pPr>
+      <w:proofErr w:type="gramStart"/>
+      <w:r>
+        <w:rPr>
+          <w:rFonts w:ascii="Consolas" w:eastAsia="Times New Roman" w:hAnsi="Consolas" w:cs="Times New Roman"/>
+          <w:color w:val="6A9955"/>
+          <w:kern w:val="0"/>
+          <w:sz w:val="21"/>
+          <w:szCs w:val="21"/>
+          <w:lang w:eastAsia="en-GB"/>
+          <w14:ligatures w14:val="none"/>
+        </w:rPr>
+        <w:t>::</w:t>
+      </w:r>
+      <w:proofErr w:type="gramEnd"/>
+      <w:r>
+        <w:rPr>
+          <w:rFonts w:ascii="Consolas" w:eastAsia="Times New Roman" w:hAnsi="Consolas" w:cs="Times New Roman"/>
+          <w:color w:val="6A9955"/>
+          <w:kern w:val="0"/>
+          <w:sz w:val="21"/>
+          <w:szCs w:val="21"/>
+          <w:lang w:eastAsia="en-GB"/>
+          <w14:ligatures w14:val="none"/>
+        </w:rPr>
+        <w:t xml:space="preserve"> Open original file</w:t>
+      </w:r>
+    </w:p>
+    <w:p>
+      <w:pPr>
+        <w:shd w:val="clear" w:color="auto" w:fill="1F1F1F"/>
+        <w:spacing w:after="0" w:line="285" w:lineRule="atLeast"/>
+        <w:rPr>
+          <w:rFonts w:ascii="Consolas" w:eastAsia="Times New Roman" w:hAnsi="Consolas" w:cs="Times New Roman"/>
+          <w:color w:val="CCCCCC"/>
+          <w:kern w:val="0"/>
+          <w:sz w:val="21"/>
+          <w:szCs w:val="21"/>
+          <w:lang w:eastAsia="en-GB"/>
+          <w14:ligatures w14:val="none"/>
+        </w:rPr>
+      </w:pPr>
+      <w:r>
+        <w:rPr>
+          <w:rFonts w:ascii="Consolas" w:eastAsia="Times New Roman" w:hAnsi="Consolas" w:cs="Times New Roman"/>
+          <w:color w:val="569CD6"/>
+          <w:kern w:val="0"/>
+          <w:sz w:val="21"/>
+          <w:szCs w:val="21"/>
+          <w:lang w:eastAsia="en-GB"/>
+          <w14:ligatures w14:val="none"/>
+        </w:rPr>
+        <w:t>start</w:t>
+      </w:r>
+      <w:r>
+        <w:rPr>
+          <w:rFonts w:ascii="Consolas" w:eastAsia="Times New Roman" w:hAnsi="Consolas" w:cs="Times New Roman"/>
+          <w:color w:val="CCCCCC"/>
+          <w:kern w:val="0"/>
+          <w:sz w:val="21"/>
+          <w:szCs w:val="21"/>
+          <w:lang w:eastAsia="en-GB"/>
+          <w14:ligatures w14:val="none"/>
+        </w:rPr>
+        <w:t xml:space="preserve"> notepad </w:t>
+      </w:r>
+      <w:r>
+        <w:rPr>
+          <w:rFonts w:ascii="Consolas" w:eastAsia="Times New Roman" w:hAnsi="Consolas" w:cs="Times New Roman"/>
+          <w:color w:val="CE9178"/>
+          <w:kern w:val="0"/>
+          <w:sz w:val="21"/>
+          <w:szCs w:val="21"/>
+          <w:lang w:eastAsia="en-GB"/>
+          <w14:ligatures w14:val="none"/>
+        </w:rPr>
+        <w:t>"</w:t>
+      </w:r>
+      <w:r>
+        <w:rPr>
+          <w:rFonts w:ascii="Consolas" w:eastAsia="Times New Roman" w:hAnsi="Consolas" w:cs="Times New Roman"/>
+          <w:color w:val="9CDCFE"/>
+          <w:kern w:val="0"/>
+          <w:sz w:val="21"/>
+          <w:szCs w:val="21"/>
+          <w:lang w:eastAsia="en-GB"/>
+          <w14:ligatures w14:val="none"/>
+        </w:rPr>
+        <w:t>%</w:t>
+      </w:r>
+      <w:proofErr w:type="spellStart"/>
+      <w:r>
+        <w:rPr>
+          <w:rFonts w:ascii="Consolas" w:eastAsia="Times New Roman" w:hAnsi="Consolas" w:cs="Times New Roman"/>
+          <w:color w:val="9CDCFE"/>
+          <w:kern w:val="0"/>
+          <w:sz w:val="21"/>
+          <w:szCs w:val="21"/>
+          <w:lang w:eastAsia="en-GB"/>
+          <w14:ligatures w14:val="none"/>
+        </w:rPr>
+        <w:t>fileName</w:t>
+      </w:r>
+      <w:proofErr w:type="spellEnd"/>
+      <w:r>
+        <w:rPr>
+          <w:rFonts w:ascii="Consolas" w:eastAsia="Times New Roman" w:hAnsi="Consolas" w:cs="Times New Roman"/>
+          <w:color w:val="9CDCFE"/>
+          <w:kern w:val="0"/>
+          <w:sz w:val="21"/>
+          <w:szCs w:val="21"/>
+          <w:lang w:eastAsia="en-GB"/>
+          <w14:ligatures w14:val="none"/>
+        </w:rPr>
+        <w:t>%</w:t>
+      </w:r>
+      <w:r>
+        <w:rPr>
+          <w:rFonts w:ascii="Consolas" w:eastAsia="Times New Roman" w:hAnsi="Consolas" w:cs="Times New Roman"/>
+          <w:color w:val="CE9178"/>
+          <w:kern w:val="0"/>
+          <w:sz w:val="21"/>
+          <w:szCs w:val="21"/>
+          <w:lang w:eastAsia="en-GB"/>
+          <w14:ligatures w14:val="none"/>
+        </w:rPr>
+        <w:t>"</w:t>
+      </w:r>
+    </w:p>
+    <w:p>
+      <w:pPr>
+        <w:shd w:val="clear" w:color="auto" w:fill="1F1F1F"/>
+        <w:spacing w:after="0" w:line="285" w:lineRule="atLeast"/>
+        <w:rPr>
+          <w:rFonts w:ascii="Consolas" w:eastAsia="Times New Roman" w:hAnsi="Consolas" w:cs="Times New Roman"/>
+          <w:color w:val="CCCCCC"/>
+          <w:kern w:val="0"/>
+          <w:sz w:val="21"/>
+          <w:szCs w:val="21"/>
+          <w:lang w:eastAsia="en-GB"/>
+          <w14:ligatures w14:val="none"/>
+        </w:rPr>
+      </w:pPr>
+      <w:r>
+        <w:rPr>
+          <w:rFonts w:ascii="Consolas" w:eastAsia="Times New Roman" w:hAnsi="Consolas" w:cs="Times New Roman"/>
+          <w:color w:val="C586C0"/>
+          <w:kern w:val="0"/>
+          <w:sz w:val="21"/>
+          <w:szCs w:val="21"/>
+          <w:lang w:eastAsia="en-GB"/>
+          <w14:ligatures w14:val="none"/>
+        </w:rPr>
+        <w:t>exit</w:t>
+      </w:r>
+      <w:r>
+        <w:rPr>
+          <w:rFonts w:ascii="Consolas" w:eastAsia="Times New Roman" w:hAnsi="Consolas" w:cs="Times New Roman"/>
+          <w:color w:val="CCCCCC"/>
+          <w:kern w:val="0"/>
+          <w:sz w:val="21"/>
+          <w:szCs w:val="21"/>
+          <w:lang w:eastAsia="en-GB"/>
+          <w14:ligatures w14:val="none"/>
+        </w:rPr>
+        <w:t xml:space="preserve"> /b</w:t>
+      </w:r>
+    </w:p>
+    <w:p>
+      <w:pPr>
+        <w:shd w:val="clear" w:color="auto" w:fill="1F1F1F"/>
+        <w:spacing w:after="0" w:line="285" w:lineRule="atLeast"/>
+        <w:rPr>
+          <w:rFonts w:ascii="Consolas" w:eastAsia="Times New Roman" w:hAnsi="Consolas" w:cs="Times New Roman"/>
+          <w:color w:val="CCCCCC"/>
+          <w:kern w:val="0"/>
+          <w:sz w:val="21"/>
+          <w:szCs w:val="21"/>
+          <w:lang w:eastAsia="en-GB"/>
+          <w14:ligatures w14:val="none"/>
+        </w:rPr>
+      </w:pPr>
+    </w:p>
+    <w:p>
+      <w:pPr>
+        <w:pStyle w:val="Heading2"/>
+        <w:rPr>
+          <w:lang w:val="en-US"/>
+        </w:rPr>
+      </w:pPr>
+      <w:bookmarkStart w:id="11" w:name="_Toc194422678"/>
+      <w:r>
+        <w:rPr>
+          <w:lang w:val="en-US"/>
+        </w:rPr>
+        <w:lastRenderedPageBreak/>
+        <w:t>Linux Code</w:t>
+      </w:r>
+      <w:bookmarkEnd w:id="11"/>
+    </w:p>
+    <w:p>
+      <w:pPr>
+        <w:pStyle w:val="Heading2"/>
+        <w:rPr>
+          <w:lang w:val="en-US"/>
+        </w:rPr>
+      </w:pPr>
+    </w:p>
+    <w:p>
+      <w:pPr>
+        <w:pStyle w:val="Heading2"/>
+        <w:rPr>
+          <w:lang w:val="en-US"/>
+        </w:rPr>
+      </w:pPr>
+    </w:p>
+    <w:p>
+      <w:pPr>
+        <w:pStyle w:val="Heading2"/>
+        <w:rPr>
+          <w:lang w:val="en-US"/>
+        </w:rPr>
+      </w:pPr>
+    </w:p>
+    <w:p>
+      <w:pPr>
+        <w:pStyle w:val="Heading2"/>
+        <w:rPr>
+          <w:lang w:val="en-US"/>
+        </w:rPr>
+      </w:pPr>
+    </w:p>
+    <w:p>
+      <w:pPr>
+        <w:pStyle w:val="Heading2"/>
+        <w:rPr>
+          <w:lang w:val="en-US"/>
+        </w:rPr>
+      </w:pPr>
+    </w:p>
+    <w:p>
+      <w:pPr>
+        <w:pStyle w:val="Heading2"/>
+        <w:rPr>
+          <w:lang w:val="en-US"/>
+        </w:rPr>
+      </w:pPr>
+    </w:p>
+    <w:p>
+      <w:pPr>
+        <w:pStyle w:val="Heading2"/>
+        <w:rPr>
+          <w:lang w:val="en-US"/>
+        </w:rPr>
+      </w:pPr>
+    </w:p>
+    <w:p>
+      <w:pPr>
+        <w:pStyle w:val="Heading2"/>
+        <w:rPr>
+          <w:lang w:val="en-US"/>
+        </w:rPr>
+      </w:pPr>
+    </w:p>
+    <w:p>
+      <w:pPr>
+        <w:pStyle w:val="Heading2"/>
+        <w:rPr>
+          <w:lang w:val="en-US"/>
+        </w:rPr>
+      </w:pPr>
+    </w:p>
+    <w:p>
+      <w:pPr>
+        <w:pStyle w:val="Heading2"/>
+        <w:rPr>
+          <w:lang w:val="en-US"/>
+        </w:rPr>
+      </w:pPr>
+    </w:p>
+    <w:p>
+      <w:pPr>
+        <w:pStyle w:val="Heading2"/>
+        <w:rPr>
+          <w:lang w:val="en-US"/>
+        </w:rPr>
+      </w:pPr>
+    </w:p>
+    <w:p>
+      <w:pPr>
+        <w:pStyle w:val="Heading2"/>
+        <w:rPr>
+          <w:lang w:val="en-US"/>
+        </w:rPr>
+      </w:pPr>
+    </w:p>
+    <w:p>
+      <w:pPr>
+        <w:pStyle w:val="Heading2"/>
+        <w:rPr>
+          <w:lang w:val="en-US"/>
+        </w:rPr>
+      </w:pPr>
+    </w:p>
+    <w:p>
+      <w:pPr>
+        <w:pStyle w:val="Heading2"/>
+        <w:rPr>
+          <w:lang w:val="en-US"/>
+        </w:rPr>
+      </w:pPr>
+    </w:p>
+    <w:p>
+      <w:pPr>
+        <w:pStyle w:val="Heading2"/>
+        <w:rPr>
+          <w:lang w:val="en-US"/>
+        </w:rPr>
+      </w:pPr>
+    </w:p>
+    <w:p>
+      <w:pPr>
+        <w:pStyle w:val="Heading2"/>
+        <w:rPr>
+          <w:lang w:val="en-US"/>
+        </w:rPr>
+      </w:pPr>
+    </w:p>
+    <w:p>
+      <w:pPr>
+        <w:pStyle w:val="Heading2"/>
+        <w:rPr>
+          <w:lang w:val="en-US"/>
+        </w:rPr>
+      </w:pPr>
+    </w:p>
+    <w:p>
+      <w:pPr>
+        <w:pStyle w:val="Heading2"/>
+        <w:rPr>
+          <w:lang w:val="en-US"/>
+        </w:rPr>
+      </w:pPr>
+    </w:p>
+    <w:p>
+      <w:pPr>
+        <w:pStyle w:val="Heading2"/>
+        <w:rPr>
+          <w:lang w:val="en-US"/>
+        </w:rPr>
+      </w:pPr>
+    </w:p>
+    <w:p>
+      <w:pPr>
+        <w:pStyle w:val="Heading2"/>
+        <w:rPr>
+          <w:lang w:val="en-US"/>
+        </w:rPr>
+      </w:pPr>
+    </w:p>
+    <w:p>
+      <w:pPr>
+        <w:pStyle w:val="Heading2"/>
+        <w:rPr>
+          <w:lang w:val="en-US"/>
+        </w:rPr>
+      </w:pPr>
+    </w:p>
+    <w:p>
+      <w:pPr>
+        <w:rPr>
+          <w:lang w:val="en-US"/>
+        </w:rPr>
+      </w:pPr>
+    </w:p>
+    <w:p>
+      <w:pPr>
+        <w:pStyle w:val="Heading2"/>
+        <w:rPr>
+          <w:lang w:val="en-US"/>
+        </w:rPr>
+      </w:pPr>
+      <w:bookmarkStart w:id="12" w:name="_Toc194422679"/>
+      <w:r>
+        <w:rPr>
+          <w:noProof/>
+          <w:lang w:val="en-US"/>
+        </w:rPr>
+        <w:lastRenderedPageBreak/>
+        <w:pict w14:anchorId="42EC6DFE">
+          <v:shapetype id="_x0000_t202" coordsize="21600,21600" o:spt="202" path="m,l,21600r21600,l21600,xe">
+            <v:stroke joinstyle="miter"/>
+            <v:path gradientshapeok="t" o:connecttype="rect"/>
+          </v:shapetype>
+          <v:shape id="_x0000_s1026" type="#_x0000_t202" style="position:absolute;margin-left:7.5pt;margin-top:85.5pt;width:333.75pt;height:517.5pt;z-index:251658240">
+            <v:textbox>
+              <w:txbxContent>
+                <w:p>
+                  <w:pPr>
+                    <w:rPr>
+                      <w:color w:val="FFFFFF" w:themeColor="background1"/>
+                      <w:lang w:val="en-US"/>
+                    </w:rPr>
+                  </w:pPr>
+                  <w:r>
+                    <w:rPr>
+                      <w:color w:val="FFFFFF" w:themeColor="background1"/>
+                      <w:lang w:val="en-US"/>
+                    </w:rPr>
+                    <w:t>Start</w:t>
+                  </w:r>
+                </w:p>
+                <w:p>
+                  <w:pPr>
+                    <w:rPr>
+                      <w:color w:val="FFFFFF" w:themeColor="background1"/>
+                      <w:lang w:val="en-US"/>
+                    </w:rPr>
+                  </w:pPr>
+                </w:p>
+                <w:p>
+                  <w:pPr>
+                    <w:rPr>
+                      <w:color w:val="FFFFFF" w:themeColor="background1"/>
+                      <w:lang w:val="en-US"/>
+                    </w:rPr>
+                  </w:pPr>
+                  <w:r>
+                    <w:rPr>
+                      <w:color w:val="FFFFFF" w:themeColor="background1"/>
+                      <w:lang w:val="en-US"/>
+                    </w:rPr>
+                    <w:t>If the user gave a filename as an argument:</w:t>
+                  </w:r>
+                </w:p>
+                <w:p>
+                  <w:pPr>
+                    <w:rPr>
+                      <w:color w:val="FFFFFF" w:themeColor="background1"/>
+                      <w:lang w:val="en-US"/>
+                    </w:rPr>
+                  </w:pPr>
+                  <w:r>
+                    <w:rPr>
+                      <w:color w:val="FFFFFF" w:themeColor="background1"/>
+                      <w:lang w:val="en-US"/>
+                    </w:rPr>
+                    <w:t xml:space="preserve">    If there’s more than one, print error and quit</w:t>
+                  </w:r>
+                </w:p>
+                <w:p>
+                  <w:pPr>
+                    <w:rPr>
+                      <w:color w:val="FFFFFF" w:themeColor="background1"/>
+                      <w:lang w:val="en-US"/>
+                    </w:rPr>
+                  </w:pPr>
+                  <w:r>
+                    <w:rPr>
+                      <w:color w:val="FFFFFF" w:themeColor="background1"/>
+                      <w:lang w:val="en-US"/>
+                    </w:rPr>
+                    <w:t xml:space="preserve">    Otherwise, use the first one as the filename</w:t>
+                  </w:r>
+                </w:p>
+                <w:p>
+                  <w:pPr>
+                    <w:rPr>
+                      <w:color w:val="FFFFFF" w:themeColor="background1"/>
+                      <w:lang w:val="en-US"/>
+                    </w:rPr>
+                  </w:pPr>
+                  <w:r>
+                    <w:rPr>
+                      <w:color w:val="FFFFFF" w:themeColor="background1"/>
+                      <w:lang w:val="en-US"/>
+                    </w:rPr>
+                    <w:t>Else:</w:t>
+                  </w:r>
+                </w:p>
+                <w:p>
+                  <w:pPr>
+                    <w:rPr>
+                      <w:color w:val="FFFFFF" w:themeColor="background1"/>
+                      <w:lang w:val="en-US"/>
+                    </w:rPr>
+                  </w:pPr>
+                  <w:r>
+                    <w:rPr>
+                      <w:color w:val="FFFFFF" w:themeColor="background1"/>
+                      <w:lang w:val="en-US"/>
+                    </w:rPr>
+                    <w:t xml:space="preserve">    Ask the user to enter a filename</w:t>
+                  </w:r>
+                </w:p>
+                <w:p>
+                  <w:pPr>
+                    <w:rPr>
+                      <w:color w:val="FFFFFF" w:themeColor="background1"/>
+                      <w:lang w:val="en-US"/>
+                    </w:rPr>
+                  </w:pPr>
+                  <w:r>
+                    <w:rPr>
+                      <w:color w:val="FFFFFF" w:themeColor="background1"/>
+                      <w:lang w:val="en-US"/>
+                    </w:rPr>
+                    <w:t xml:space="preserve">    Use that as the filename</w:t>
+                  </w:r>
+                </w:p>
+                <w:p>
+                  <w:pPr>
+                    <w:rPr>
+                      <w:color w:val="FFFFFF" w:themeColor="background1"/>
+                      <w:lang w:val="en-US"/>
+                    </w:rPr>
+                  </w:pPr>
+                </w:p>
+                <w:p>
+                  <w:pPr>
+                    <w:rPr>
+                      <w:color w:val="FFFFFF" w:themeColor="background1"/>
+                      <w:lang w:val="en-US"/>
+                    </w:rPr>
+                  </w:pPr>
+                  <w:r>
+                    <w:rPr>
+                      <w:color w:val="FFFFFF" w:themeColor="background1"/>
+                      <w:lang w:val="en-US"/>
+                    </w:rPr>
+                    <w:t xml:space="preserve">Call method: Check the file </w:t>
+                  </w:r>
+                </w:p>
+                <w:p>
+                  <w:pPr>
+                    <w:rPr>
+                      <w:color w:val="FFFFFF" w:themeColor="background1"/>
+                      <w:lang w:val="en-US"/>
+                    </w:rPr>
+                  </w:pPr>
+                  <w:r>
+                    <w:rPr>
+                      <w:color w:val="FFFFFF" w:themeColor="background1"/>
+                      <w:lang w:val="en-US"/>
+                    </w:rPr>
+                    <w:t>-----------------------------------</w:t>
+                  </w:r>
+                </w:p>
+                <w:p>
+                  <w:pPr>
+                    <w:rPr>
+                      <w:color w:val="FFFFFF" w:themeColor="background1"/>
+                      <w:lang w:val="en-US"/>
+                    </w:rPr>
+                  </w:pPr>
+                  <w:r>
+                    <w:rPr>
+                      <w:color w:val="FFFFFF" w:themeColor="background1"/>
+                      <w:lang w:val="en-US"/>
+                    </w:rPr>
+                    <w:t>Check the file:</w:t>
+                  </w:r>
+                </w:p>
+                <w:p>
+                  <w:pPr>
+                    <w:rPr>
+                      <w:color w:val="FFFFFF" w:themeColor="background1"/>
+                      <w:lang w:val="en-US"/>
+                    </w:rPr>
+                  </w:pPr>
+                  <w:r>
+                    <w:rPr>
+                      <w:color w:val="FFFFFF" w:themeColor="background1"/>
+                      <w:lang w:val="en-US"/>
+                    </w:rPr>
+                    <w:t xml:space="preserve">    If it doesn’t exist:</w:t>
+                  </w:r>
+                </w:p>
+                <w:p>
+                  <w:pPr>
+                    <w:rPr>
+                      <w:color w:val="FFFFFF" w:themeColor="background1"/>
+                      <w:lang w:val="en-US"/>
+                    </w:rPr>
+                  </w:pPr>
+                  <w:r>
+                    <w:rPr>
+                      <w:color w:val="FFFFFF" w:themeColor="background1"/>
+                      <w:lang w:val="en-US"/>
+                    </w:rPr>
+                    <w:t xml:space="preserve">        Create it</w:t>
+                  </w:r>
+                </w:p>
+                <w:p>
+                  <w:pPr>
+                    <w:rPr>
+                      <w:color w:val="FFFFFF" w:themeColor="background1"/>
+                      <w:lang w:val="en-US"/>
+                    </w:rPr>
+                  </w:pPr>
+                  <w:r>
+                    <w:rPr>
+                      <w:color w:val="FFFFFF" w:themeColor="background1"/>
+                      <w:lang w:val="en-US"/>
+                    </w:rPr>
+                    <w:t xml:space="preserve">        Open it in Notepad</w:t>
+                  </w:r>
+                </w:p>
+                <w:p>
+                  <w:pPr>
+                    <w:rPr>
+                      <w:color w:val="FFFFFF" w:themeColor="background1"/>
+                      <w:lang w:val="en-US"/>
+                    </w:rPr>
+                  </w:pPr>
+                  <w:r>
+                    <w:rPr>
+                      <w:color w:val="FFFFFF" w:themeColor="background1"/>
+                      <w:lang w:val="en-US"/>
+                    </w:rPr>
+                    <w:t xml:space="preserve">        Return</w:t>
+                  </w:r>
+                </w:p>
+                <w:p>
+                  <w:pPr>
+                    <w:rPr>
+                      <w:color w:val="FFFFFF" w:themeColor="background1"/>
+                      <w:lang w:val="en-US"/>
+                    </w:rPr>
+                  </w:pPr>
+                </w:p>
+                <w:p>
+                  <w:pPr>
+                    <w:rPr>
+                      <w:color w:val="FFFFFF" w:themeColor="background1"/>
+                      <w:lang w:val="en-US"/>
+                    </w:rPr>
+                  </w:pPr>
+                  <w:r>
+                    <w:rPr>
+                      <w:color w:val="FFFFFF" w:themeColor="background1"/>
+                      <w:lang w:val="en-US"/>
+                    </w:rPr>
+                    <w:t xml:space="preserve">    If there are already 5 backups:</w:t>
+                  </w:r>
+                </w:p>
+                <w:p>
+                  <w:pPr>
+                    <w:rPr>
+                      <w:color w:val="FFFFFF" w:themeColor="background1"/>
+                      <w:lang w:val="en-US"/>
+                    </w:rPr>
+                  </w:pPr>
+                  <w:r>
+                    <w:rPr>
+                      <w:color w:val="FFFFFF" w:themeColor="background1"/>
+                      <w:lang w:val="en-US"/>
+                    </w:rPr>
+                    <w:t xml:space="preserve">       Remove the oldest</w:t>
+                  </w:r>
+                </w:p>
+                <w:p>
+                  <w:pPr>
+                    <w:rPr>
+                      <w:color w:val="FFFFFF" w:themeColor="background1"/>
+                      <w:lang w:val="en-US"/>
+                    </w:rPr>
+                  </w:pPr>
+                  <w:r>
+                    <w:rPr>
+                      <w:color w:val="FFFFFF" w:themeColor="background1"/>
+                      <w:lang w:val="en-US"/>
+                    </w:rPr>
+                    <w:t xml:space="preserve">    Add this file to the backup list</w:t>
+                  </w:r>
+                </w:p>
+                <w:p>
+                  <w:pPr>
+                    <w:rPr>
+                      <w:color w:val="FFFFFF" w:themeColor="background1"/>
+                      <w:lang w:val="en-US"/>
+                    </w:rPr>
+                  </w:pPr>
+                  <w:r>
+                    <w:rPr>
+                      <w:color w:val="FFFFFF" w:themeColor="background1"/>
+                      <w:lang w:val="en-US"/>
+                    </w:rPr>
+                    <w:t xml:space="preserve">    Copy the file </w:t>
+                  </w:r>
+                </w:p>
+                <w:p>
+                  <w:pPr>
+                    <w:rPr>
+                      <w:color w:val="FFFFFF" w:themeColor="background1"/>
+                      <w:lang w:val="en-US"/>
+                    </w:rPr>
+                  </w:pPr>
+                  <w:r>
+                    <w:rPr>
+                      <w:color w:val="FFFFFF" w:themeColor="background1"/>
+                      <w:lang w:val="en-US"/>
+                    </w:rPr>
+                    <w:t xml:space="preserve">    Open the original in Notepad</w:t>
+                  </w:r>
+                </w:p>
+                <w:p>
+                  <w:pPr>
+                    <w:rPr>
+                      <w:color w:val="FFFFFF" w:themeColor="background1"/>
+                    </w:rPr>
+                  </w:pPr>
+                </w:p>
+              </w:txbxContent>
+            </v:textbox>
+            <w10:wrap type="topAndBottom"/>
+          </v:shape>
+        </w:pict>
+      </w:r>
+      <w:r>
+        <w:rPr>
+          <w:lang w:val="en-US"/>
+        </w:rPr>
+        <w:t>Explanation of program logic:</w:t>
+      </w:r>
+      <w:bookmarkEnd w:id="12"/>
+    </w:p>
+    <w:p>
+      <w:pPr>
+        <w:rPr>
+          <w:lang w:val="en-US"/>
+        </w:rPr>
+      </w:pPr>
+    </w:p>
+    <w:p>
+      <w:pPr>
+        <w:pStyle w:val="Heading3"/>
+        <w:rPr>
+          <w:lang w:val="en-US"/>
+        </w:rPr>
+      </w:pPr>
+      <w:bookmarkStart w:id="13" w:name="_Toc194422680"/>
+      <w:proofErr w:type="spellStart"/>
+      <w:r>
+        <w:rPr>
+          <w:lang w:val="en-US"/>
+        </w:rPr>
+        <w:t>Psudocode</w:t>
+      </w:r>
+      <w:proofErr w:type="spellEnd"/>
+      <w:r>
+        <w:rPr>
+          <w:lang w:val="en-US"/>
+        </w:rPr>
+        <w:t>:</w:t>
+      </w:r>
+      <w:bookmarkEnd w:id="13"/>
+    </w:p>
+    <w:p>
+      <w:pPr>
+        <w:rPr>
+          <w:lang w:val="en-US"/>
+        </w:rPr>
+      </w:pPr>
+    </w:p>
+    <w:p>
+      <w:pPr>
+        <w:rPr>
+          <w:lang w:val="en-US"/>
+        </w:rPr>
+      </w:pPr>
+    </w:p>
+    <w:p>
+      <w:pPr>
+        <w:rPr>
+          <w:lang w:val="en-US"/>
+        </w:rPr>
+      </w:pPr>
+    </w:p>
+    <w:p>
+      <w:pPr>
+        <w:rPr>
+          <w:lang w:val="en-US"/>
+        </w:rPr>
+      </w:pPr>
+    </w:p>
+    <w:p>
+      <w:pPr>
+        <w:pStyle w:val="Heading3"/>
+        <w:rPr>
+          <w:lang w:val="en-US"/>
+        </w:rPr>
+      </w:pPr>
+      <w:bookmarkStart w:id="14" w:name="_Toc194422681"/>
+      <w:r>
+        <w:rPr>
+          <w:lang w:val="en-US"/>
+        </w:rPr>
+        <w:lastRenderedPageBreak/>
+        <w:t>Flow Chart:</w:t>
+      </w:r>
+      <w:bookmarkEnd w:id="14"/>
+    </w:p>
+    <w:p>
+      <w:pPr>
+        <w:rPr>
+          <w:lang w:val="en-US"/>
+        </w:rPr>
+      </w:pPr>
+    </w:p>
+    <w:p>
+      <w:r>
+        <w:rPr>
+          <w:lang w:val="en-US"/>
+        </w:rPr>
+        <w:drawing>
+          <wp:inline distT="0" distB="0" distL="0" distR="0" wp14:anchorId="4E9E81F6" wp14:editId="0427B92D">
+            <wp:extent cx="5731510" cy="3862070"/>
+            <wp:effectExtent l="0" t="0" r="0" b="0"/>
+            <wp:docPr id="1769183199" name="Picture 1" descr="A diagram of a flowchart&#10;&#10;AI-generated content may be incorrect."/>
+            <wp:cNvGraphicFramePr>
+              <a:graphicFrameLocks xmlns:a="http://schemas.openxmlformats.org/drawingml/2006/main" noChangeAspect="1"/>
+            </wp:cNvGraphicFramePr>
+            <a:graphic xmlns:a="http://schemas.openxmlformats.org/drawingml/2006/main">
+              <a:graphicData uri="http://schemas.openxmlformats.org/drawingml/2006/picture">
+                <pic:pic xmlns:pic="http://schemas.openxmlformats.org/drawingml/2006/picture">
+                  <pic:nvPicPr>
+                    <pic:cNvPr id="1769183199" name="Picture 1" descr="A diagram of a flowchart&#10;&#10;AI-generated content may be incorrect."/>
+                    <pic:cNvPicPr/>
+                  </pic:nvPicPr>
+                  <pic:blipFill>
+                    <a:blip r:embed="rId7"/>
+                    <a:stretch>
+                      <a:fillRect/>
+                    </a:stretch>
+                  </pic:blipFill>
+                  <pic:spPr>
+                    <a:xfrm>
+                      <a:off x="0" y="0"/>
+                      <a:ext cx="5731510" cy="3862070"/>
+                    </a:xfrm>
+                    <a:prstGeom prst="rect">
+                      <a:avLst/>
+                    </a:prstGeom>
+                  </pic:spPr>
+                </pic:pic>
+              </a:graphicData>
+            </a:graphic>
+          </wp:inline>
+        </w:drawing>
+      </w:r>
+    </w:p>
+    <w:p>
+      <w:pPr>
+        <w:pStyle w:val="Heading2"/>
+        <w:rPr>
+          <w:lang w:val="en-US"/>
+        </w:rPr>
+      </w:pPr>
+      <w:bookmarkStart w:id="15" w:name="_Toc194422682"/>
+      <w:r>
+        <w:rPr>
+          <w:lang w:val="en-US"/>
+        </w:rPr>
+        <w:t>Testing:</w:t>
+      </w:r>
+      <w:bookmarkEnd w:id="15"/>
+    </w:p>
+    <w:p>
+      <w:pPr>
+        <w:pStyle w:val="Heading2"/>
+        <w:rPr>
+          <w:lang w:val="en-US"/>
+        </w:rPr>
+      </w:pPr>
+      <w:bookmarkStart w:id="16" w:name="_Toc194422683"/>
+      <w:r>
+        <w:rPr>
+          <w:lang w:val="en-US"/>
+        </w:rPr>
+        <w:t>Testing coverage explanation:</w:t>
+      </w:r>
+      <w:bookmarkEnd w:id="16"/>
+    </w:p>
+    <w:p>
+      <w:pPr>
+        <w:pStyle w:val="Heading2"/>
+        <w:rPr>
+          <w:lang w:val="en-US"/>
+        </w:rPr>
+      </w:pPr>
+      <w:bookmarkStart w:id="17" w:name="_Toc194422684"/>
+      <w:r>
+        <w:rPr>
+          <w:lang w:val="en-US"/>
+        </w:rPr>
+        <w:t>References:</w:t>
+      </w:r>
+      <w:bookmarkEnd w:id="17"/>
+    </w:p>
+    <w:p>
+      <w:pPr>
+        <w:rPr>
+          <w:lang w:val="en-US"/>
+        </w:rPr>
+      </w:pPr>
     </w:p>
     <w:sectPr>
-      <w:footerReference w:type="default" r:id="rId6"/>
+      <w:footerReference w:type="default" r:id="rId8"/>
       <w:pgSz w:w="11906" w:h="16838"/>
       <w:pgMar w:top="1440" w:right="1440" w:bottom="1440" w:left="1440" w:header="708" w:footer="708" w:gutter="0"/>
       <w:cols w:space="708"/>
@@ -919,6 +7986,7 @@
   <w:style w:type="paragraph" w:default="1" w:styleId="Normal">
     <w:name w:val="Normal"/>
     <w:qFormat/>
+    <w:rsid w:val="008022A7"/>
   </w:style>
   <w:style w:type="paragraph" w:styleId="Heading1">
     <w:name w:val="heading 1"/>
@@ -947,7 +8015,6 @@
     <w:next w:val="Normal"/>
     <w:link w:val="Heading2Char"/>
     <w:uiPriority w:val="9"/>
-    <w:semiHidden/>
     <w:unhideWhenUsed/>
     <w:qFormat/>
     <w:rsid w:val="00E6025A"/>
@@ -970,7 +8037,6 @@
     <w:next w:val="Normal"/>
     <w:link w:val="Heading3Char"/>
     <w:uiPriority w:val="9"/>
-    <w:semiHidden/>
     <w:unhideWhenUsed/>
     <w:qFormat/>
     <w:rsid w:val="00E6025A"/>
@@ -1163,7 +8229,6 @@
     <w:basedOn w:val="DefaultParagraphFont"/>
     <w:link w:val="Heading2"/>
     <w:uiPriority w:val="9"/>
-    <w:semiHidden/>
     <w:rsid w:val="00E6025A"/>
     <w:rPr>
       <w:rFonts w:asciiTheme="majorHAnsi" w:eastAsiaTheme="majorEastAsia" w:hAnsiTheme="majorHAnsi" w:cstheme="majorBidi"/>
@@ -1177,7 +8242,6 @@
     <w:basedOn w:val="DefaultParagraphFont"/>
     <w:link w:val="Heading3"/>
     <w:uiPriority w:val="9"/>
-    <w:semiHidden/>
     <w:rsid w:val="00E6025A"/>
     <w:rPr>
       <w:rFonts w:eastAsiaTheme="majorEastAsia" w:cstheme="majorBidi"/>
@@ -1479,6 +8543,74 @@
     <w:uiPriority w:val="99"/>
     <w:rsid w:val="00F71C92"/>
   </w:style>
+  <w:style w:type="paragraph" w:styleId="TOCHeading">
+    <w:name w:val="TOC Heading"/>
+    <w:basedOn w:val="Heading1"/>
+    <w:next w:val="Normal"/>
+    <w:uiPriority w:val="39"/>
+    <w:unhideWhenUsed/>
+    <w:qFormat/>
+    <w:rsid w:val="00764237"/>
+    <w:pPr>
+      <w:spacing w:before="240" w:after="0"/>
+      <w:outlineLvl w:val="9"/>
+    </w:pPr>
+    <w:rPr>
+      <w:kern w:val="0"/>
+      <w:sz w:val="32"/>
+      <w:szCs w:val="32"/>
+      <w:lang w:val="en-US"/>
+    </w:rPr>
+  </w:style>
+  <w:style w:type="paragraph" w:styleId="TOC1">
+    <w:name w:val="toc 1"/>
+    <w:basedOn w:val="Normal"/>
+    <w:next w:val="Normal"/>
+    <w:autoRedefine/>
+    <w:uiPriority w:val="39"/>
+    <w:unhideWhenUsed/>
+    <w:rsid w:val="00764237"/>
+    <w:pPr>
+      <w:spacing w:after="100"/>
+    </w:pPr>
+  </w:style>
+  <w:style w:type="paragraph" w:styleId="TOC2">
+    <w:name w:val="toc 2"/>
+    <w:basedOn w:val="Normal"/>
+    <w:next w:val="Normal"/>
+    <w:autoRedefine/>
+    <w:uiPriority w:val="39"/>
+    <w:unhideWhenUsed/>
+    <w:rsid w:val="00764237"/>
+    <w:pPr>
+      <w:spacing w:after="100"/>
+      <w:ind w:left="220"/>
+    </w:pPr>
+  </w:style>
+  <w:style w:type="character" w:styleId="Hyperlink">
+    <w:name w:val="Hyperlink"/>
+    <w:basedOn w:val="DefaultParagraphFont"/>
+    <w:uiPriority w:val="99"/>
+    <w:unhideWhenUsed/>
+    <w:rsid w:val="00764237"/>
+    <w:rPr>
+      <w:color w:val="0563C1" w:themeColor="hyperlink"/>
+      <w:u w:val="single"/>
+    </w:rPr>
+  </w:style>
+  <w:style w:type="paragraph" w:styleId="TOC3">
+    <w:name w:val="toc 3"/>
+    <w:basedOn w:val="Normal"/>
+    <w:next w:val="Normal"/>
+    <w:autoRedefine/>
+    <w:uiPriority w:val="39"/>
+    <w:unhideWhenUsed/>
+    <w:rsid w:val="00764237"/>
+    <w:pPr>
+      <w:spacing w:after="100"/>
+      <w:ind w:left="440"/>
+    </w:pPr>
+  </w:style>
 </w:styles>
 </file>
 
@@ -1775,4 +8907,16 @@
     </a:ext>
   </a:extLst>
 </a:theme>
+</file>
+
+<file path=customXml/item1.xml><?xml version="1.0" encoding="utf-8"?>
+<b:Sources xmlns:b="http://schemas.openxmlformats.org/officeDocument/2006/bibliography" xmlns="http://schemas.openxmlformats.org/officeDocument/2006/bibliography" SelectedStyle="\APASixthEditionOfficeOnline.xsl" StyleName="APA" Version="6"/>
+</file>
+
+<file path=customXml/itemProps1.xml><?xml version="1.0" encoding="utf-8"?>
+<ds:datastoreItem xmlns:ds="http://schemas.openxmlformats.org/officeDocument/2006/customXml" ds:itemID="{1A89B5F9-23C0-43F5-8187-EE113A6370C2}">
+  <ds:schemaRefs>
+    <ds:schemaRef ds:uri="http://schemas.openxmlformats.org/officeDocument/2006/bibliography"/>
+  </ds:schemaRefs>
+</ds:datastoreItem>
 </file>
--- a/Assignment Report.docx
+++ b/Assignment Report.docx
@@ -6951,7 +6951,7 @@
             <v:path gradientshapeok="t" o:connecttype="rect"/>
           </v:shapetype>
           <v:shape id="_x0000_s1026" type="#_x0000_t202" style="position:absolute;margin-left:7.5pt;margin-top:85.5pt;width:333.75pt;height:517.5pt;z-index:251658240">
-            <v:textbox>
+            <v:textbox style="mso-next-textbox:#_x0000_s1026">
               <w:txbxContent>
                 <w:p>
                   <w:pPr>
@@ -7360,13 +7360,6 @@
       <w:bookmarkEnd w:id="14"/>
     </w:p>
     <w:p>
-      <w:pPr>
-        <w:rPr>
-          <w:lang w:val="en-US"/>
-        </w:rPr>
-      </w:pPr>
-    </w:p>
-    <w:p>
       <w:r>
         <w:rPr>
           <w:lang w:val="en-US"/>
@@ -7426,6 +7419,1738 @@
     </w:p>
     <w:p>
       <w:pPr>
+        <w:pStyle w:val="Heading4"/>
+        <w:rPr>
+          <w:lang w:val="en-US"/>
+        </w:rPr>
+      </w:pPr>
+      <w:r>
+        <w:rPr>
+          <w:lang w:val="en-US"/>
+        </w:rPr>
+        <w:t xml:space="preserve">Bat File Trace Table </w:t>
+      </w:r>
+    </w:p>
+    <w:tbl>
+      <w:tblPr>
+        <w:tblStyle w:val="TableGrid"/>
+        <w:tblW w:w="0" w:type="auto"/>
+        <w:tblLook w:val="04A0" w:firstRow="1" w:lastRow="0" w:firstColumn="1" w:lastColumn="0" w:noHBand="0" w:noVBand="1"/>
+      </w:tblPr>
+      <w:tblGrid>
+        <w:gridCol w:w="1101"/>
+        <w:gridCol w:w="2595"/>
+        <w:gridCol w:w="1848"/>
+        <w:gridCol w:w="1849"/>
+        <w:gridCol w:w="1849"/>
+      </w:tblGrid>
+      <w:tr>
+        <w:tc>
+          <w:tcPr>
+            <w:tcW w:w="1101" w:type="dxa"/>
+            <w:shd w:val="clear" w:color="auto" w:fill="D5DCE4" w:themeFill="text2" w:themeFillTint="33"/>
+          </w:tcPr>
+          <w:p>
+            <w:pPr>
+              <w:rPr>
+                <w:lang w:val="en-US"/>
+              </w:rPr>
+            </w:pPr>
+            <w:r>
+              <w:rPr>
+                <w:lang w:val="en-US"/>
+              </w:rPr>
+              <w:t>Test Case</w:t>
+            </w:r>
+          </w:p>
+        </w:tc>
+        <w:tc>
+          <w:tcPr>
+            <w:tcW w:w="2595" w:type="dxa"/>
+            <w:shd w:val="clear" w:color="auto" w:fill="D5DCE4" w:themeFill="text2" w:themeFillTint="33"/>
+          </w:tcPr>
+          <w:p>
+            <w:pPr>
+              <w:rPr>
+                <w:lang w:val="en-US"/>
+              </w:rPr>
+            </w:pPr>
+            <w:r>
+              <w:rPr>
+                <w:lang w:val="en-US"/>
+              </w:rPr>
+              <w:t>Input</w:t>
+            </w:r>
+          </w:p>
+        </w:tc>
+        <w:tc>
+          <w:tcPr>
+            <w:tcW w:w="1848" w:type="dxa"/>
+            <w:shd w:val="clear" w:color="auto" w:fill="D5DCE4" w:themeFill="text2" w:themeFillTint="33"/>
+          </w:tcPr>
+          <w:p>
+            <w:pPr>
+              <w:rPr>
+                <w:lang w:val="en-US"/>
+              </w:rPr>
+            </w:pPr>
+            <w:r>
+              <w:rPr>
+                <w:lang w:val="en-US"/>
+              </w:rPr>
+              <w:t>Precondition</w:t>
+            </w:r>
+          </w:p>
+        </w:tc>
+        <w:tc>
+          <w:tcPr>
+            <w:tcW w:w="1849" w:type="dxa"/>
+            <w:shd w:val="clear" w:color="auto" w:fill="D5DCE4" w:themeFill="text2" w:themeFillTint="33"/>
+          </w:tcPr>
+          <w:p>
+            <w:pPr>
+              <w:rPr>
+                <w:lang w:val="en-US"/>
+              </w:rPr>
+            </w:pPr>
+            <w:r>
+              <w:rPr>
+                <w:lang w:val="en-US"/>
+              </w:rPr>
+              <w:t>Expected Output</w:t>
+            </w:r>
+          </w:p>
+        </w:tc>
+        <w:tc>
+          <w:tcPr>
+            <w:tcW w:w="1849" w:type="dxa"/>
+            <w:shd w:val="clear" w:color="auto" w:fill="D5DCE4" w:themeFill="text2" w:themeFillTint="33"/>
+          </w:tcPr>
+          <w:p>
+            <w:pPr>
+              <w:rPr>
+                <w:lang w:val="en-US"/>
+              </w:rPr>
+            </w:pPr>
+            <w:r>
+              <w:rPr>
+                <w:lang w:val="en-US"/>
+              </w:rPr>
+              <w:t>Pass/Fail</w:t>
+            </w:r>
+          </w:p>
+        </w:tc>
+      </w:tr>
+      <w:tr>
+        <w:tc>
+          <w:tcPr>
+            <w:tcW w:w="1101" w:type="dxa"/>
+            <w:shd w:val="clear" w:color="auto" w:fill="D5DCE4" w:themeFill="text2" w:themeFillTint="33"/>
+          </w:tcPr>
+          <w:p>
+            <w:pPr>
+              <w:rPr>
+                <w:lang w:val="en-US"/>
+              </w:rPr>
+            </w:pPr>
+            <w:r>
+              <w:rPr>
+                <w:lang w:val="en-US"/>
+              </w:rPr>
+              <w:t>1</w:t>
+            </w:r>
+          </w:p>
+        </w:tc>
+        <w:tc>
+          <w:tcPr>
+            <w:tcW w:w="2595" w:type="dxa"/>
+          </w:tcPr>
+          <w:p>
+            <w:pPr>
+              <w:rPr>
+                <w:lang w:val="en-US"/>
+              </w:rPr>
+            </w:pPr>
+            <w:r>
+              <w:rPr>
+                <w:lang w:val="en-US"/>
+              </w:rPr>
+              <w:t>None</w:t>
+            </w:r>
+          </w:p>
+        </w:tc>
+        <w:tc>
+          <w:tcPr>
+            <w:tcW w:w="1848" w:type="dxa"/>
+          </w:tcPr>
+          <w:p>
+            <w:pPr>
+              <w:rPr>
+                <w:lang w:val="en-US"/>
+              </w:rPr>
+            </w:pPr>
+            <w:r>
+              <w:rPr>
+                <w:lang w:val="en-US"/>
+              </w:rPr>
+              <w:t>No arguments passed</w:t>
+            </w:r>
+          </w:p>
+        </w:tc>
+        <w:tc>
+          <w:tcPr>
+            <w:tcW w:w="1849" w:type="dxa"/>
+          </w:tcPr>
+          <w:p>
+            <w:pPr>
+              <w:rPr>
+                <w:lang w:val="en-US"/>
+              </w:rPr>
+            </w:pPr>
+            <w:r>
+              <w:rPr>
+                <w:lang w:val="en-US"/>
+              </w:rPr>
+              <w:t>Prompts for filename, creates file and opens it notepad</w:t>
+            </w:r>
+          </w:p>
+        </w:tc>
+        <w:tc>
+          <w:tcPr>
+            <w:tcW w:w="1849" w:type="dxa"/>
+          </w:tcPr>
+          <w:p>
+            <w:pPr>
+              <w:rPr>
+                <w:lang w:val="en-US"/>
+              </w:rPr>
+            </w:pPr>
+            <w:r>
+              <w:rPr>
+                <w:lang w:val="en-US"/>
+              </w:rPr>
+              <w:t>pass</w:t>
+            </w:r>
+          </w:p>
+        </w:tc>
+      </w:tr>
+      <w:tr>
+        <w:tc>
+          <w:tcPr>
+            <w:tcW w:w="1101" w:type="dxa"/>
+            <w:shd w:val="clear" w:color="auto" w:fill="D5DCE4" w:themeFill="text2" w:themeFillTint="33"/>
+          </w:tcPr>
+          <w:p>
+            <w:pPr>
+              <w:rPr>
+                <w:lang w:val="en-US"/>
+              </w:rPr>
+            </w:pPr>
+            <w:r>
+              <w:rPr>
+                <w:lang w:val="en-US"/>
+              </w:rPr>
+              <w:t>2</w:t>
+            </w:r>
+          </w:p>
+        </w:tc>
+        <w:tc>
+          <w:tcPr>
+            <w:tcW w:w="2595" w:type="dxa"/>
+          </w:tcPr>
+          <w:p>
+            <w:pPr>
+              <w:rPr>
+                <w:lang w:val="en-US"/>
+              </w:rPr>
+            </w:pPr>
+            <w:r>
+              <w:rPr>
+                <w:lang w:val="en-US"/>
+              </w:rPr>
+              <w:t>Apples.txt</w:t>
+            </w:r>
+          </w:p>
+        </w:tc>
+        <w:tc>
+          <w:tcPr>
+            <w:tcW w:w="1848" w:type="dxa"/>
+          </w:tcPr>
+          <w:p>
+            <w:pPr>
+              <w:rPr>
+                <w:lang w:val="en-US"/>
+              </w:rPr>
+            </w:pPr>
+            <w:r>
+              <w:rPr>
+                <w:lang w:val="en-US"/>
+              </w:rPr>
+              <w:t xml:space="preserve">File doesn’t exist </w:t>
+            </w:r>
+          </w:p>
+        </w:tc>
+        <w:tc>
+          <w:tcPr>
+            <w:tcW w:w="1849" w:type="dxa"/>
+          </w:tcPr>
+          <w:p>
+            <w:pPr>
+              <w:rPr>
+                <w:lang w:val="en-US"/>
+              </w:rPr>
+            </w:pPr>
+            <w:r>
+              <w:rPr>
+                <w:lang w:val="en-US"/>
+              </w:rPr>
+              <w:t>File created and opened</w:t>
+            </w:r>
+          </w:p>
+        </w:tc>
+        <w:tc>
+          <w:tcPr>
+            <w:tcW w:w="1849" w:type="dxa"/>
+          </w:tcPr>
+          <w:p>
+            <w:pPr>
+              <w:rPr>
+                <w:lang w:val="en-US"/>
+              </w:rPr>
+            </w:pPr>
+            <w:r>
+              <w:rPr>
+                <w:lang w:val="en-US"/>
+              </w:rPr>
+              <w:t>pass</w:t>
+            </w:r>
+          </w:p>
+        </w:tc>
+      </w:tr>
+      <w:tr>
+        <w:tc>
+          <w:tcPr>
+            <w:tcW w:w="1101" w:type="dxa"/>
+            <w:shd w:val="clear" w:color="auto" w:fill="D5DCE4" w:themeFill="text2" w:themeFillTint="33"/>
+          </w:tcPr>
+          <w:p>
+            <w:pPr>
+              <w:rPr>
+                <w:lang w:val="en-US"/>
+              </w:rPr>
+            </w:pPr>
+            <w:r>
+              <w:rPr>
+                <w:lang w:val="en-US"/>
+              </w:rPr>
+              <w:t>3</w:t>
+            </w:r>
+          </w:p>
+        </w:tc>
+        <w:tc>
+          <w:tcPr>
+            <w:tcW w:w="2595" w:type="dxa"/>
+          </w:tcPr>
+          <w:p>
+            <w:pPr>
+              <w:rPr>
+                <w:lang w:val="en-US"/>
+              </w:rPr>
+            </w:pPr>
+            <w:r>
+              <w:rPr>
+                <w:lang w:val="en-US"/>
+              </w:rPr>
+              <w:t>Oranges.txt</w:t>
+            </w:r>
+          </w:p>
+        </w:tc>
+        <w:tc>
+          <w:tcPr>
+            <w:tcW w:w="1848" w:type="dxa"/>
+          </w:tcPr>
+          <w:p>
+            <w:pPr>
+              <w:rPr>
+                <w:lang w:val="en-US"/>
+              </w:rPr>
+            </w:pPr>
+            <w:r>
+              <w:rPr>
+                <w:lang w:val="en-US"/>
+              </w:rPr>
+              <w:t xml:space="preserve">File exists </w:t>
+            </w:r>
+          </w:p>
+        </w:tc>
+        <w:tc>
+          <w:tcPr>
+            <w:tcW w:w="1849" w:type="dxa"/>
+          </w:tcPr>
+          <w:p>
+            <w:pPr>
+              <w:rPr>
+                <w:lang w:val="en-US"/>
+              </w:rPr>
+            </w:pPr>
+            <w:r>
+              <w:rPr>
+                <w:lang w:val="en-US"/>
+              </w:rPr>
+              <w:t>Backup created,</w:t>
+            </w:r>
+            <w:r>
+              <w:rPr>
+                <w:lang w:val="en-US"/>
+              </w:rPr>
+              <w:t xml:space="preserve"> </w:t>
+            </w:r>
+            <w:r>
+              <w:rPr>
+                <w:lang w:val="en-US"/>
+              </w:rPr>
+              <w:t>logged and file opened</w:t>
+            </w:r>
+          </w:p>
+        </w:tc>
+        <w:tc>
+          <w:tcPr>
+            <w:tcW w:w="1849" w:type="dxa"/>
+          </w:tcPr>
+          <w:p>
+            <w:pPr>
+              <w:rPr>
+                <w:lang w:val="en-US"/>
+              </w:rPr>
+            </w:pPr>
+            <w:r>
+              <w:rPr>
+                <w:lang w:val="en-US"/>
+              </w:rPr>
+              <w:t>pass</w:t>
+            </w:r>
+          </w:p>
+        </w:tc>
+      </w:tr>
+      <w:tr>
+        <w:tc>
+          <w:tcPr>
+            <w:tcW w:w="1101" w:type="dxa"/>
+            <w:shd w:val="clear" w:color="auto" w:fill="D5DCE4" w:themeFill="text2" w:themeFillTint="33"/>
+          </w:tcPr>
+          <w:p>
+            <w:pPr>
+              <w:rPr>
+                <w:lang w:val="en-US"/>
+              </w:rPr>
+            </w:pPr>
+            <w:r>
+              <w:rPr>
+                <w:lang w:val="en-US"/>
+              </w:rPr>
+              <w:t>4</w:t>
+            </w:r>
+          </w:p>
+        </w:tc>
+        <w:tc>
+          <w:tcPr>
+            <w:tcW w:w="2595" w:type="dxa"/>
+          </w:tcPr>
+          <w:p>
+            <w:pPr>
+              <w:rPr>
+                <w:lang w:val="en-US"/>
+              </w:rPr>
+            </w:pPr>
+            <w:r>
+              <w:rPr>
+                <w:lang w:val="en-US"/>
+              </w:rPr>
+              <w:t>Apples.txt Oranges.txt</w:t>
+            </w:r>
+          </w:p>
+        </w:tc>
+        <w:tc>
+          <w:tcPr>
+            <w:tcW w:w="1848" w:type="dxa"/>
+          </w:tcPr>
+          <w:p>
+            <w:pPr>
+              <w:rPr>
+                <w:lang w:val="en-US"/>
+              </w:rPr>
+            </w:pPr>
+            <w:r>
+              <w:rPr>
+                <w:lang w:val="en-US"/>
+              </w:rPr>
+              <w:t>Two arguments passed</w:t>
+            </w:r>
+          </w:p>
+        </w:tc>
+        <w:tc>
+          <w:tcPr>
+            <w:tcW w:w="1849" w:type="dxa"/>
+          </w:tcPr>
+          <w:p>
+            <w:pPr>
+              <w:rPr>
+                <w:lang w:val="en-US"/>
+              </w:rPr>
+            </w:pPr>
+            <w:r>
+              <w:rPr>
+                <w:lang w:val="en-US"/>
+              </w:rPr>
+              <w:t>Displays errors message and exits program</w:t>
+            </w:r>
+          </w:p>
+        </w:tc>
+        <w:tc>
+          <w:tcPr>
+            <w:tcW w:w="1849" w:type="dxa"/>
+          </w:tcPr>
+          <w:p>
+            <w:pPr>
+              <w:rPr>
+                <w:lang w:val="en-US"/>
+              </w:rPr>
+            </w:pPr>
+            <w:r>
+              <w:rPr>
+                <w:lang w:val="en-US"/>
+              </w:rPr>
+              <w:t>pass</w:t>
+            </w:r>
+          </w:p>
+        </w:tc>
+      </w:tr>
+      <w:tr>
+        <w:tc>
+          <w:tcPr>
+            <w:tcW w:w="1101" w:type="dxa"/>
+            <w:shd w:val="clear" w:color="auto" w:fill="D5DCE4" w:themeFill="text2" w:themeFillTint="33"/>
+          </w:tcPr>
+          <w:p>
+            <w:pPr>
+              <w:rPr>
+                <w:lang w:val="en-US"/>
+              </w:rPr>
+            </w:pPr>
+            <w:r>
+              <w:rPr>
+                <w:lang w:val="en-US"/>
+              </w:rPr>
+              <w:t>5</w:t>
+            </w:r>
+          </w:p>
+        </w:tc>
+        <w:tc>
+          <w:tcPr>
+            <w:tcW w:w="2595" w:type="dxa"/>
+          </w:tcPr>
+          <w:p>
+            <w:pPr>
+              <w:rPr>
+                <w:lang w:val="en-US"/>
+              </w:rPr>
+            </w:pPr>
+            <w:r>
+              <w:rPr>
+                <w:lang w:val="en-US"/>
+              </w:rPr>
+              <w:t>Pears.txt</w:t>
+            </w:r>
+          </w:p>
+        </w:tc>
+        <w:tc>
+          <w:tcPr>
+            <w:tcW w:w="1848" w:type="dxa"/>
+          </w:tcPr>
+          <w:p>
+            <w:pPr>
+              <w:rPr>
+                <w:lang w:val="en-US"/>
+              </w:rPr>
+            </w:pPr>
+            <w:r>
+              <w:rPr>
+                <w:lang w:val="en-US"/>
+              </w:rPr>
+              <w:t>Log has three entries</w:t>
+            </w:r>
+          </w:p>
+        </w:tc>
+        <w:tc>
+          <w:tcPr>
+            <w:tcW w:w="1849" w:type="dxa"/>
+          </w:tcPr>
+          <w:p>
+            <w:pPr>
+              <w:rPr>
+                <w:lang w:val="en-US"/>
+              </w:rPr>
+            </w:pPr>
+            <w:r>
+              <w:rPr>
+                <w:lang w:val="en-US"/>
+              </w:rPr>
+              <w:t xml:space="preserve">Log entry added, log file remains </w:t>
+            </w:r>
+            <w:proofErr w:type="gramStart"/>
+            <w:r>
+              <w:rPr>
+                <w:lang w:val="en-US"/>
+              </w:rPr>
+              <w:t>under</w:t>
+            </w:r>
+            <w:proofErr w:type="gramEnd"/>
+            <w:r>
+              <w:rPr>
+                <w:lang w:val="en-US"/>
+              </w:rPr>
+              <w:t xml:space="preserve"> the limit</w:t>
+            </w:r>
+          </w:p>
+        </w:tc>
+        <w:tc>
+          <w:tcPr>
+            <w:tcW w:w="1849" w:type="dxa"/>
+          </w:tcPr>
+          <w:p>
+            <w:pPr>
+              <w:rPr>
+                <w:lang w:val="en-US"/>
+              </w:rPr>
+            </w:pPr>
+            <w:r>
+              <w:rPr>
+                <w:lang w:val="en-US"/>
+              </w:rPr>
+              <w:t>pass</w:t>
+            </w:r>
+          </w:p>
+        </w:tc>
+      </w:tr>
+      <w:tr>
+        <w:tc>
+          <w:tcPr>
+            <w:tcW w:w="1101" w:type="dxa"/>
+            <w:shd w:val="clear" w:color="auto" w:fill="D5DCE4" w:themeFill="text2" w:themeFillTint="33"/>
+          </w:tcPr>
+          <w:p>
+            <w:pPr>
+              <w:rPr>
+                <w:lang w:val="en-US"/>
+              </w:rPr>
+            </w:pPr>
+            <w:r>
+              <w:rPr>
+                <w:lang w:val="en-US"/>
+              </w:rPr>
+              <w:t>6</w:t>
+            </w:r>
+          </w:p>
+        </w:tc>
+        <w:tc>
+          <w:tcPr>
+            <w:tcW w:w="2595" w:type="dxa"/>
+          </w:tcPr>
+          <w:p>
+            <w:pPr>
+              <w:rPr>
+                <w:lang w:val="en-US"/>
+              </w:rPr>
+            </w:pPr>
+            <w:r>
+              <w:rPr>
+                <w:lang w:val="en-US"/>
+              </w:rPr>
+              <w:t>DragonFruit.txt</w:t>
+            </w:r>
+          </w:p>
+        </w:tc>
+        <w:tc>
+          <w:tcPr>
+            <w:tcW w:w="1848" w:type="dxa"/>
+          </w:tcPr>
+          <w:p>
+            <w:pPr>
+              <w:rPr>
+                <w:lang w:val="en-US"/>
+              </w:rPr>
+            </w:pPr>
+            <w:r>
+              <w:rPr>
+                <w:lang w:val="en-US"/>
+              </w:rPr>
+              <w:t>Log has 5 records</w:t>
+            </w:r>
+          </w:p>
+        </w:tc>
+        <w:tc>
+          <w:tcPr>
+            <w:tcW w:w="1849" w:type="dxa"/>
+          </w:tcPr>
+          <w:p>
+            <w:pPr>
+              <w:rPr>
+                <w:lang w:val="en-US"/>
+              </w:rPr>
+            </w:pPr>
+            <w:r>
+              <w:rPr>
+                <w:lang w:val="en-US"/>
+              </w:rPr>
+              <w:t xml:space="preserve">Log file removes oldest record, adds the newest to the bottom </w:t>
+            </w:r>
+          </w:p>
+        </w:tc>
+        <w:tc>
+          <w:tcPr>
+            <w:tcW w:w="1849" w:type="dxa"/>
+          </w:tcPr>
+          <w:p>
+            <w:pPr>
+              <w:rPr>
+                <w:lang w:val="en-US"/>
+              </w:rPr>
+            </w:pPr>
+            <w:r>
+              <w:rPr>
+                <w:lang w:val="en-US"/>
+              </w:rPr>
+              <w:t>pass</w:t>
+            </w:r>
+          </w:p>
+        </w:tc>
+      </w:tr>
+      <w:tr>
+        <w:tc>
+          <w:tcPr>
+            <w:tcW w:w="1101" w:type="dxa"/>
+            <w:shd w:val="clear" w:color="auto" w:fill="D5DCE4" w:themeFill="text2" w:themeFillTint="33"/>
+          </w:tcPr>
+          <w:p>
+            <w:pPr>
+              <w:rPr>
+                <w:lang w:val="en-US"/>
+              </w:rPr>
+            </w:pPr>
+            <w:r>
+              <w:rPr>
+                <w:lang w:val="en-US"/>
+              </w:rPr>
+              <w:t>7</w:t>
+            </w:r>
+          </w:p>
+        </w:tc>
+        <w:tc>
+          <w:tcPr>
+            <w:tcW w:w="2595" w:type="dxa"/>
+          </w:tcPr>
+          <w:p>
+            <w:pPr>
+              <w:rPr>
+                <w:lang w:val="en-US"/>
+              </w:rPr>
+            </w:pPr>
+            <w:r>
+              <w:rPr>
+                <w:lang w:val="en-US"/>
+              </w:rPr>
+              <w:t>Pineapple.txt</w:t>
+            </w:r>
+          </w:p>
+        </w:tc>
+        <w:tc>
+          <w:tcPr>
+            <w:tcW w:w="1848" w:type="dxa"/>
+          </w:tcPr>
+          <w:p>
+            <w:pPr>
+              <w:rPr>
+                <w:lang w:val="en-US"/>
+              </w:rPr>
+            </w:pPr>
+            <w:r>
+              <w:rPr>
+                <w:lang w:val="en-US"/>
+              </w:rPr>
+              <w:t>Log file missing</w:t>
+            </w:r>
+          </w:p>
+        </w:tc>
+        <w:tc>
+          <w:tcPr>
+            <w:tcW w:w="1849" w:type="dxa"/>
+          </w:tcPr>
+          <w:p>
+            <w:pPr>
+              <w:rPr>
+                <w:lang w:val="en-US"/>
+              </w:rPr>
+            </w:pPr>
+            <w:r>
+              <w:rPr>
+                <w:lang w:val="en-US"/>
+              </w:rPr>
+              <w:t xml:space="preserve">Log file created </w:t>
+            </w:r>
+          </w:p>
+        </w:tc>
+        <w:tc>
+          <w:tcPr>
+            <w:tcW w:w="1849" w:type="dxa"/>
+          </w:tcPr>
+          <w:p>
+            <w:pPr>
+              <w:rPr>
+                <w:lang w:val="en-US"/>
+              </w:rPr>
+            </w:pPr>
+            <w:r>
+              <w:rPr>
+                <w:lang w:val="en-US"/>
+              </w:rPr>
+              <w:t>pass</w:t>
+            </w:r>
+          </w:p>
+        </w:tc>
+      </w:tr>
+    </w:tbl>
+    <w:p>
+      <w:pPr>
+        <w:rPr>
+          <w:lang w:val="en-US"/>
+        </w:rPr>
+        <w:sectPr>
+          <w:footerReference w:type="default" r:id="rId8"/>
+          <w:pgSz w:w="11906" w:h="16838"/>
+          <w:pgMar w:top="1440" w:right="1440" w:bottom="1440" w:left="1440" w:header="708" w:footer="708" w:gutter="0"/>
+          <w:cols w:space="708"/>
+          <w:docGrid w:linePitch="360"/>
+        </w:sectPr>
+      </w:pPr>
+    </w:p>
+    <w:tbl>
+      <w:tblPr>
+        <w:tblStyle w:val="TableGrid"/>
+        <w:tblW w:w="0" w:type="auto"/>
+        <w:tblLook w:val="04A0" w:firstRow="1" w:lastRow="0" w:firstColumn="1" w:lastColumn="0" w:noHBand="0" w:noVBand="1"/>
+      </w:tblPr>
+      <w:tblGrid>
+        <w:gridCol w:w="1101"/>
+        <w:gridCol w:w="2595"/>
+        <w:gridCol w:w="1848"/>
+        <w:gridCol w:w="1849"/>
+        <w:gridCol w:w="1849"/>
+      </w:tblGrid>
+      <w:tr>
+        <w:tc>
+          <w:tcPr>
+            <w:tcW w:w="1101" w:type="dxa"/>
+            <w:shd w:val="clear" w:color="auto" w:fill="D5DCE4" w:themeFill="text2" w:themeFillTint="33"/>
+          </w:tcPr>
+          <w:p>
+            <w:pPr>
+              <w:rPr>
+                <w:lang w:val="en-US"/>
+              </w:rPr>
+            </w:pPr>
+            <w:r>
+              <w:rPr>
+                <w:lang w:val="en-US"/>
+              </w:rPr>
+              <w:lastRenderedPageBreak/>
+              <w:t>8</w:t>
+            </w:r>
+          </w:p>
+        </w:tc>
+        <w:tc>
+          <w:tcPr>
+            <w:tcW w:w="2595" w:type="dxa"/>
+          </w:tcPr>
+          <w:p>
+            <w:pPr>
+              <w:rPr>
+                <w:lang w:val="en-US"/>
+              </w:rPr>
+            </w:pPr>
+            <w:hyperlink r:id="rId9" w:history="1">
+              <w:r>
+                <w:rPr>
+                  <w:rStyle w:val="Hyperlink"/>
+                  <w:lang w:val="en-US"/>
+                </w:rPr>
+                <w:t>T@ngerine.txt</w:t>
+              </w:r>
+            </w:hyperlink>
+          </w:p>
+        </w:tc>
+        <w:tc>
+          <w:tcPr>
+            <w:tcW w:w="1848" w:type="dxa"/>
+          </w:tcPr>
+          <w:p>
+            <w:pPr>
+              <w:rPr>
+                <w:lang w:val="en-US"/>
+              </w:rPr>
+            </w:pPr>
+            <w:r>
+              <w:rPr>
+                <w:lang w:val="en-US"/>
+              </w:rPr>
+              <w:t>Filename has special characters</w:t>
+            </w:r>
+          </w:p>
+        </w:tc>
+        <w:tc>
+          <w:tcPr>
+            <w:tcW w:w="1849" w:type="dxa"/>
+          </w:tcPr>
+          <w:p>
+            <w:pPr>
+              <w:rPr>
+                <w:lang w:val="en-US"/>
+              </w:rPr>
+            </w:pPr>
+            <w:r>
+              <w:rPr>
+                <w:lang w:val="en-US"/>
+              </w:rPr>
+              <w:t xml:space="preserve">Backup and login </w:t>
+            </w:r>
+            <w:proofErr w:type="gramStart"/>
+            <w:r>
+              <w:rPr>
+                <w:lang w:val="en-US"/>
+              </w:rPr>
+              <w:t>works</w:t>
+            </w:r>
+            <w:proofErr w:type="gramEnd"/>
+            <w:r>
+              <w:rPr>
+                <w:lang w:val="en-US"/>
+              </w:rPr>
+              <w:t xml:space="preserve"> as normal </w:t>
+            </w:r>
+          </w:p>
+        </w:tc>
+        <w:tc>
+          <w:tcPr>
+            <w:tcW w:w="1849" w:type="dxa"/>
+          </w:tcPr>
+          <w:p>
+            <w:pPr>
+              <w:rPr>
+                <w:lang w:val="en-US"/>
+              </w:rPr>
+            </w:pPr>
+            <w:r>
+              <w:rPr>
+                <w:lang w:val="en-US"/>
+              </w:rPr>
+              <w:t>pass</w:t>
+            </w:r>
+          </w:p>
+        </w:tc>
+      </w:tr>
+      <w:tr>
+        <w:tc>
+          <w:tcPr>
+            <w:tcW w:w="1101" w:type="dxa"/>
+            <w:shd w:val="clear" w:color="auto" w:fill="D5DCE4" w:themeFill="text2" w:themeFillTint="33"/>
+          </w:tcPr>
+          <w:p>
+            <w:pPr>
+              <w:rPr>
+                <w:lang w:val="en-US"/>
+              </w:rPr>
+            </w:pPr>
+            <w:r>
+              <w:rPr>
+                <w:lang w:val="en-US"/>
+              </w:rPr>
+              <w:t>9</w:t>
+            </w:r>
+          </w:p>
+        </w:tc>
+        <w:tc>
+          <w:tcPr>
+            <w:tcW w:w="2595" w:type="dxa"/>
+          </w:tcPr>
+          <w:p>
+            <w:pPr>
+              <w:rPr>
+                <w:lang w:val="en-US"/>
+              </w:rPr>
+            </w:pPr>
+            <w:r>
+              <w:rPr>
+                <w:lang w:val="en-US"/>
+              </w:rPr>
+              <w:t>Apples.txt</w:t>
+            </w:r>
+          </w:p>
+        </w:tc>
+        <w:tc>
+          <w:tcPr>
+            <w:tcW w:w="1848" w:type="dxa"/>
+          </w:tcPr>
+          <w:p>
+            <w:pPr>
+              <w:rPr>
+                <w:lang w:val="en-US"/>
+              </w:rPr>
+            </w:pPr>
+            <w:r>
+              <w:rPr>
+                <w:lang w:val="en-US"/>
+              </w:rPr>
+              <w:t>Input refers to a p</w:t>
+            </w:r>
+            <w:r>
+              <w:rPr>
+                <w:lang w:val="en-US"/>
+              </w:rPr>
+              <w:t>reexisting</w:t>
+            </w:r>
+            <w:r>
+              <w:rPr>
+                <w:lang w:val="en-US"/>
+              </w:rPr>
+              <w:t xml:space="preserve"> file and no errors are made</w:t>
+            </w:r>
+          </w:p>
+        </w:tc>
+        <w:tc>
+          <w:tcPr>
+            <w:tcW w:w="1849" w:type="dxa"/>
+          </w:tcPr>
+          <w:p>
+            <w:pPr>
+              <w:rPr>
+                <w:lang w:val="en-US"/>
+              </w:rPr>
+            </w:pPr>
+            <w:r>
+              <w:rPr>
+                <w:lang w:val="en-US"/>
+              </w:rPr>
+              <w:t>Timestamp is recorded in the log file in the correct format</w:t>
+            </w:r>
+          </w:p>
+        </w:tc>
+        <w:tc>
+          <w:tcPr>
+            <w:tcW w:w="1849" w:type="dxa"/>
+          </w:tcPr>
+          <w:p>
+            <w:pPr>
+              <w:rPr>
+                <w:lang w:val="en-US"/>
+              </w:rPr>
+            </w:pPr>
+            <w:r>
+              <w:rPr>
+                <w:lang w:val="en-US"/>
+              </w:rPr>
+              <w:t>pass</w:t>
+            </w:r>
+          </w:p>
+        </w:tc>
+      </w:tr>
+    </w:tbl>
+    <w:p>
+      <w:pPr>
+        <w:pStyle w:val="Heading4"/>
+        <w:rPr>
+          <w:lang w:val="en-US"/>
+        </w:rPr>
+      </w:pPr>
+      <w:r>
+        <w:rPr>
+          <w:lang w:val="en-US"/>
+        </w:rPr>
+        <w:t xml:space="preserve">Trace Table Screenshots </w:t>
+      </w:r>
+    </w:p>
+    <w:tbl>
+      <w:tblPr>
+        <w:tblStyle w:val="TableGrid"/>
+        <w:tblW w:w="0" w:type="auto"/>
+        <w:tblLook w:val="04A0" w:firstRow="1" w:lastRow="0" w:firstColumn="1" w:lastColumn="0" w:noHBand="0" w:noVBand="1"/>
+      </w:tblPr>
+      <w:tblGrid>
+        <w:gridCol w:w="624"/>
+        <w:gridCol w:w="8483"/>
+        <w:gridCol w:w="5067"/>
+      </w:tblGrid>
+      <w:tr>
+        <w:tc>
+          <w:tcPr>
+            <w:tcW w:w="1101" w:type="dxa"/>
+            <w:shd w:val="clear" w:color="auto" w:fill="D5DCE4" w:themeFill="text2" w:themeFillTint="33"/>
+          </w:tcPr>
+          <w:p>
+            <w:pPr>
+              <w:rPr>
+                <w:lang w:val="en-US"/>
+              </w:rPr>
+            </w:pPr>
+            <w:r>
+              <w:rPr>
+                <w:lang w:val="en-US"/>
+              </w:rPr>
+              <w:t>Test case</w:t>
+            </w:r>
+          </w:p>
+        </w:tc>
+        <w:tc>
+          <w:tcPr>
+            <w:tcW w:w="5060" w:type="dxa"/>
+            <w:shd w:val="clear" w:color="auto" w:fill="D5DCE4" w:themeFill="text2" w:themeFillTint="33"/>
+          </w:tcPr>
+          <w:p>
+            <w:pPr>
+              <w:rPr>
+                <w:lang w:val="en-US"/>
+              </w:rPr>
+            </w:pPr>
+            <w:r>
+              <w:rPr>
+                <w:lang w:val="en-US"/>
+              </w:rPr>
+              <w:t>Input</w:t>
+            </w:r>
+          </w:p>
+        </w:tc>
+        <w:tc>
+          <w:tcPr>
+            <w:tcW w:w="3081" w:type="dxa"/>
+            <w:shd w:val="clear" w:color="auto" w:fill="D5DCE4" w:themeFill="text2" w:themeFillTint="33"/>
+          </w:tcPr>
+          <w:p>
+            <w:pPr>
+              <w:rPr>
+                <w:lang w:val="en-US"/>
+              </w:rPr>
+            </w:pPr>
+            <w:r>
+              <w:rPr>
+                <w:lang w:val="en-US"/>
+              </w:rPr>
+              <w:t>Output</w:t>
+            </w:r>
+          </w:p>
+        </w:tc>
+      </w:tr>
+      <w:tr>
+        <w:tc>
+          <w:tcPr>
+            <w:tcW w:w="1101" w:type="dxa"/>
+            <w:shd w:val="clear" w:color="auto" w:fill="D5DCE4" w:themeFill="text2" w:themeFillTint="33"/>
+          </w:tcPr>
+          <w:p>
+            <w:pPr>
+              <w:rPr>
+                <w:lang w:val="en-US"/>
+              </w:rPr>
+            </w:pPr>
+            <w:r>
+              <w:rPr>
+                <w:lang w:val="en-US"/>
+              </w:rPr>
+              <w:t>1</w:t>
+            </w:r>
+          </w:p>
+        </w:tc>
+        <w:tc>
+          <w:tcPr>
+            <w:tcW w:w="5060" w:type="dxa"/>
+          </w:tcPr>
+          <w:p>
+            <w:r>
+              <w:rPr>
+                <w:lang w:val="en-US"/>
+              </w:rPr>
+              <w:drawing>
+                <wp:inline distT="0" distB="0" distL="0" distR="0" wp14:anchorId="263E8DE3" wp14:editId="48D615E1">
+                  <wp:extent cx="4820323" cy="1028844"/>
+                  <wp:effectExtent l="0" t="0" r="0" b="0"/>
+                  <wp:docPr id="1909041368" name="Picture 1"/>
+                  <wp:cNvGraphicFramePr>
+                    <a:graphicFrameLocks xmlns:a="http://schemas.openxmlformats.org/drawingml/2006/main" noChangeAspect="1"/>
+                  </wp:cNvGraphicFramePr>
+                  <a:graphic xmlns:a="http://schemas.openxmlformats.org/drawingml/2006/main">
+                    <a:graphicData uri="http://schemas.openxmlformats.org/drawingml/2006/picture">
+                      <pic:pic xmlns:pic="http://schemas.openxmlformats.org/drawingml/2006/picture">
+                        <pic:nvPicPr>
+                          <pic:cNvPr id="1909041368" name=""/>
+                          <pic:cNvPicPr/>
+                        </pic:nvPicPr>
+                        <pic:blipFill>
+                          <a:blip r:embed="rId10"/>
+                          <a:stretch>
+                            <a:fillRect/>
+                          </a:stretch>
+                        </pic:blipFill>
+                        <pic:spPr>
+                          <a:xfrm>
+                            <a:off x="0" y="0"/>
+                            <a:ext cx="4820323" cy="1028844"/>
+                          </a:xfrm>
+                          <a:prstGeom prst="rect">
+                            <a:avLst/>
+                          </a:prstGeom>
+                        </pic:spPr>
+                      </pic:pic>
+                    </a:graphicData>
+                  </a:graphic>
+                </wp:inline>
+              </w:drawing>
+            </w:r>
+          </w:p>
+        </w:tc>
+        <w:tc>
+          <w:tcPr>
+            <w:tcW w:w="3081" w:type="dxa"/>
+          </w:tcPr>
+          <w:p>
+            <w:pPr>
+              <w:rPr>
+                <w:lang w:val="en-US"/>
+              </w:rPr>
+            </w:pPr>
+            <w:r>
+              <w:rPr>
+                <w:noProof/>
+                <w:lang w:val="en-US"/>
+              </w:rPr>
+              <w:drawing>
+                <wp:inline distT="0" distB="0" distL="0" distR="0" wp14:anchorId="5BB1C752" wp14:editId="30E84E79">
+                  <wp:extent cx="3080617" cy="1686910"/>
+                  <wp:effectExtent l="0" t="0" r="0" b="0"/>
+                  <wp:docPr id="1253948444" name="Picture 1"/>
+                  <wp:cNvGraphicFramePr>
+                    <a:graphicFrameLocks xmlns:a="http://schemas.openxmlformats.org/drawingml/2006/main" noChangeAspect="1"/>
+                  </wp:cNvGraphicFramePr>
+                  <a:graphic xmlns:a="http://schemas.openxmlformats.org/drawingml/2006/main">
+                    <a:graphicData uri="http://schemas.openxmlformats.org/drawingml/2006/picture">
+                      <pic:pic xmlns:pic="http://schemas.openxmlformats.org/drawingml/2006/picture">
+                        <pic:nvPicPr>
+                          <pic:cNvPr id="0" name="Picture 5"/>
+                          <pic:cNvPicPr>
+                            <a:picLocks noChangeAspect="1" noChangeArrowheads="1"/>
+                          </pic:cNvPicPr>
+                        </pic:nvPicPr>
+                        <pic:blipFill>
+                          <a:blip r:embed="rId11">
+                            <a:extLst>
+                              <a:ext uri="{28A0092B-C50C-407E-A947-70E740481C1C}">
+                                <a14:useLocalDpi xmlns:a14="http://schemas.microsoft.com/office/drawing/2010/main" val="0"/>
+                              </a:ext>
+                            </a:extLst>
+                          </a:blip>
+                          <a:srcRect/>
+                          <a:stretch>
+                            <a:fillRect/>
+                          </a:stretch>
+                        </pic:blipFill>
+                        <pic:spPr bwMode="auto">
+                          <a:xfrm>
+                            <a:off x="0" y="0"/>
+                            <a:ext cx="3095215" cy="1694904"/>
+                          </a:xfrm>
+                          <a:prstGeom prst="rect">
+                            <a:avLst/>
+                          </a:prstGeom>
+                          <a:noFill/>
+                        </pic:spPr>
+                      </pic:pic>
+                    </a:graphicData>
+                  </a:graphic>
+                </wp:inline>
+              </w:drawing>
+            </w:r>
+          </w:p>
+        </w:tc>
+      </w:tr>
+      <w:tr>
+        <w:tc>
+          <w:tcPr>
+            <w:tcW w:w="1101" w:type="dxa"/>
+            <w:shd w:val="clear" w:color="auto" w:fill="D5DCE4" w:themeFill="text2" w:themeFillTint="33"/>
+          </w:tcPr>
+          <w:p>
+            <w:pPr>
+              <w:rPr>
+                <w:lang w:val="en-US"/>
+              </w:rPr>
+            </w:pPr>
+            <w:r>
+              <w:rPr>
+                <w:lang w:val="en-US"/>
+              </w:rPr>
+              <w:t>2</w:t>
+            </w:r>
+          </w:p>
+        </w:tc>
+        <w:tc>
+          <w:tcPr>
+            <w:tcW w:w="5060" w:type="dxa"/>
+          </w:tcPr>
+          <w:p>
+            <w:pPr>
+              <w:rPr>
+                <w:lang w:val="en-US"/>
+              </w:rPr>
+            </w:pPr>
+            <w:r>
+              <w:rPr>
+                <w:noProof/>
+                <w:lang w:val="en-US"/>
+              </w:rPr>
+              <w:drawing>
+                <wp:inline distT="0" distB="0" distL="0" distR="0" wp14:anchorId="7004C1CD" wp14:editId="3604BF98">
+                  <wp:extent cx="5249918" cy="1219200"/>
+                  <wp:effectExtent l="0" t="0" r="0" b="0"/>
+                  <wp:docPr id="1881509803" name="Picture 2"/>
+                  <wp:cNvGraphicFramePr>
+                    <a:graphicFrameLocks xmlns:a="http://schemas.openxmlformats.org/drawingml/2006/main" noChangeAspect="1"/>
+                  </wp:cNvGraphicFramePr>
+                  <a:graphic xmlns:a="http://schemas.openxmlformats.org/drawingml/2006/main">
+                    <a:graphicData uri="http://schemas.openxmlformats.org/drawingml/2006/picture">
+                      <pic:pic xmlns:pic="http://schemas.openxmlformats.org/drawingml/2006/picture">
+                        <pic:nvPicPr>
+                          <pic:cNvPr id="0" name="Picture 6"/>
+                          <pic:cNvPicPr>
+                            <a:picLocks noChangeAspect="1" noChangeArrowheads="1"/>
+                          </pic:cNvPicPr>
+                        </pic:nvPicPr>
+                        <pic:blipFill>
+                          <a:blip r:embed="rId12">
+                            <a:extLst>
+                              <a:ext uri="{28A0092B-C50C-407E-A947-70E740481C1C}">
+                                <a14:useLocalDpi xmlns:a14="http://schemas.microsoft.com/office/drawing/2010/main" val="0"/>
+                              </a:ext>
+                            </a:extLst>
+                          </a:blip>
+                          <a:srcRect/>
+                          <a:stretch>
+                            <a:fillRect/>
+                          </a:stretch>
+                        </pic:blipFill>
+                        <pic:spPr bwMode="auto">
+                          <a:xfrm>
+                            <a:off x="0" y="0"/>
+                            <a:ext cx="5252070" cy="1219700"/>
+                          </a:xfrm>
+                          <a:prstGeom prst="rect">
+                            <a:avLst/>
+                          </a:prstGeom>
+                          <a:noFill/>
+                        </pic:spPr>
+                      </pic:pic>
+                    </a:graphicData>
+                  </a:graphic>
+                </wp:inline>
+              </w:drawing>
+            </w:r>
+          </w:p>
+        </w:tc>
+        <w:tc>
+          <w:tcPr>
+            <w:tcW w:w="3081" w:type="dxa"/>
+          </w:tcPr>
+          <w:p>
+            <w:pPr>
+              <w:rPr>
+                <w:lang w:val="en-US"/>
+              </w:rPr>
+            </w:pPr>
+            <w:r>
+              <w:rPr>
+                <w:noProof/>
+                <w:lang w:val="en-US"/>
+              </w:rPr>
+              <w:drawing>
+                <wp:inline distT="0" distB="0" distL="0" distR="0" wp14:anchorId="2AC93A76" wp14:editId="64F2E813">
+                  <wp:extent cx="2920212" cy="1605505"/>
+                  <wp:effectExtent l="0" t="0" r="0" b="0"/>
+                  <wp:docPr id="1946552698" name="Picture 3"/>
+                  <wp:cNvGraphicFramePr>
+                    <a:graphicFrameLocks xmlns:a="http://schemas.openxmlformats.org/drawingml/2006/main" noChangeAspect="1"/>
+                  </wp:cNvGraphicFramePr>
+                  <a:graphic xmlns:a="http://schemas.openxmlformats.org/drawingml/2006/main">
+                    <a:graphicData uri="http://schemas.openxmlformats.org/drawingml/2006/picture">
+                      <pic:pic xmlns:pic="http://schemas.openxmlformats.org/drawingml/2006/picture">
+                        <pic:nvPicPr>
+                          <pic:cNvPr id="0" name="Picture 7"/>
+                          <pic:cNvPicPr>
+                            <a:picLocks noChangeAspect="1" noChangeArrowheads="1"/>
+                          </pic:cNvPicPr>
+                        </pic:nvPicPr>
+                        <pic:blipFill>
+                          <a:blip r:embed="rId13">
+                            <a:extLst>
+                              <a:ext uri="{28A0092B-C50C-407E-A947-70E740481C1C}">
+                                <a14:useLocalDpi xmlns:a14="http://schemas.microsoft.com/office/drawing/2010/main" val="0"/>
+                              </a:ext>
+                            </a:extLst>
+                          </a:blip>
+                          <a:srcRect/>
+                          <a:stretch>
+                            <a:fillRect/>
+                          </a:stretch>
+                        </pic:blipFill>
+                        <pic:spPr bwMode="auto">
+                          <a:xfrm>
+                            <a:off x="0" y="0"/>
+                            <a:ext cx="2931107" cy="1611495"/>
+                          </a:xfrm>
+                          <a:prstGeom prst="rect">
+                            <a:avLst/>
+                          </a:prstGeom>
+                          <a:noFill/>
+                        </pic:spPr>
+                      </pic:pic>
+                    </a:graphicData>
+                  </a:graphic>
+                </wp:inline>
+              </w:drawing>
+            </w:r>
+          </w:p>
+        </w:tc>
+      </w:tr>
+      <w:tr>
+        <w:tc>
+          <w:tcPr>
+            <w:tcW w:w="1101" w:type="dxa"/>
+            <w:shd w:val="clear" w:color="auto" w:fill="D5DCE4" w:themeFill="text2" w:themeFillTint="33"/>
+          </w:tcPr>
+          <w:p>
+            <w:pPr>
+              <w:rPr>
+                <w:lang w:val="en-US"/>
+              </w:rPr>
+            </w:pPr>
+            <w:r>
+              <w:rPr>
+                <w:lang w:val="en-US"/>
+              </w:rPr>
+              <w:t>3</w:t>
+            </w:r>
+          </w:p>
+        </w:tc>
+        <w:tc>
+          <w:tcPr>
+            <w:tcW w:w="5060" w:type="dxa"/>
+          </w:tcPr>
+          <w:p>
+            <w:pPr>
+              <w:rPr>
+                <w:lang w:val="en-US"/>
+              </w:rPr>
+            </w:pPr>
+          </w:p>
+        </w:tc>
+        <w:tc>
+          <w:tcPr>
+            <w:tcW w:w="3081" w:type="dxa"/>
+          </w:tcPr>
+          <w:p>
+            <w:pPr>
+              <w:rPr>
+                <w:lang w:val="en-US"/>
+              </w:rPr>
+            </w:pPr>
+          </w:p>
+        </w:tc>
+      </w:tr>
+      <w:tr>
+        <w:tc>
+          <w:tcPr>
+            <w:tcW w:w="1101" w:type="dxa"/>
+            <w:shd w:val="clear" w:color="auto" w:fill="D5DCE4" w:themeFill="text2" w:themeFillTint="33"/>
+          </w:tcPr>
+          <w:p>
+            <w:pPr>
+              <w:rPr>
+                <w:lang w:val="en-US"/>
+              </w:rPr>
+            </w:pPr>
+            <w:r>
+              <w:rPr>
+                <w:lang w:val="en-US"/>
+              </w:rPr>
+              <w:t>4</w:t>
+            </w:r>
+          </w:p>
+        </w:tc>
+        <w:tc>
+          <w:tcPr>
+            <w:tcW w:w="5060" w:type="dxa"/>
+          </w:tcPr>
+          <w:p>
+            <w:pPr>
+              <w:rPr>
+                <w:lang w:val="en-US"/>
+              </w:rPr>
+            </w:pPr>
+          </w:p>
+        </w:tc>
+        <w:tc>
+          <w:tcPr>
+            <w:tcW w:w="3081" w:type="dxa"/>
+          </w:tcPr>
+          <w:p>
+            <w:pPr>
+              <w:rPr>
+                <w:lang w:val="en-US"/>
+              </w:rPr>
+            </w:pPr>
+          </w:p>
+        </w:tc>
+      </w:tr>
+      <w:tr>
+        <w:tc>
+          <w:tcPr>
+            <w:tcW w:w="1101" w:type="dxa"/>
+            <w:shd w:val="clear" w:color="auto" w:fill="D5DCE4" w:themeFill="text2" w:themeFillTint="33"/>
+          </w:tcPr>
+          <w:p>
+            <w:pPr>
+              <w:rPr>
+                <w:lang w:val="en-US"/>
+              </w:rPr>
+            </w:pPr>
+            <w:r>
+              <w:rPr>
+                <w:lang w:val="en-US"/>
+              </w:rPr>
+              <w:t>5</w:t>
+            </w:r>
+          </w:p>
+        </w:tc>
+        <w:tc>
+          <w:tcPr>
+            <w:tcW w:w="5060" w:type="dxa"/>
+          </w:tcPr>
+          <w:p>
+            <w:pPr>
+              <w:rPr>
+                <w:lang w:val="en-US"/>
+              </w:rPr>
+            </w:pPr>
+          </w:p>
+        </w:tc>
+        <w:tc>
+          <w:tcPr>
+            <w:tcW w:w="3081" w:type="dxa"/>
+          </w:tcPr>
+          <w:p>
+            <w:pPr>
+              <w:rPr>
+                <w:lang w:val="en-US"/>
+              </w:rPr>
+            </w:pPr>
+          </w:p>
+        </w:tc>
+      </w:tr>
+      <w:tr>
+        <w:tc>
+          <w:tcPr>
+            <w:tcW w:w="1101" w:type="dxa"/>
+            <w:shd w:val="clear" w:color="auto" w:fill="D5DCE4" w:themeFill="text2" w:themeFillTint="33"/>
+          </w:tcPr>
+          <w:p>
+            <w:pPr>
+              <w:rPr>
+                <w:lang w:val="en-US"/>
+              </w:rPr>
+            </w:pPr>
+            <w:r>
+              <w:rPr>
+                <w:lang w:val="en-US"/>
+              </w:rPr>
+              <w:t>6</w:t>
+            </w:r>
+          </w:p>
+        </w:tc>
+        <w:tc>
+          <w:tcPr>
+            <w:tcW w:w="5060" w:type="dxa"/>
+          </w:tcPr>
+          <w:p>
+            <w:pPr>
+              <w:rPr>
+                <w:lang w:val="en-US"/>
+              </w:rPr>
+            </w:pPr>
+          </w:p>
+        </w:tc>
+        <w:tc>
+          <w:tcPr>
+            <w:tcW w:w="3081" w:type="dxa"/>
+          </w:tcPr>
+          <w:p>
+            <w:pPr>
+              <w:rPr>
+                <w:lang w:val="en-US"/>
+              </w:rPr>
+            </w:pPr>
+          </w:p>
+        </w:tc>
+      </w:tr>
+      <w:tr>
+        <w:tc>
+          <w:tcPr>
+            <w:tcW w:w="1101" w:type="dxa"/>
+            <w:shd w:val="clear" w:color="auto" w:fill="D5DCE4" w:themeFill="text2" w:themeFillTint="33"/>
+          </w:tcPr>
+          <w:p>
+            <w:pPr>
+              <w:rPr>
+                <w:lang w:val="en-US"/>
+              </w:rPr>
+            </w:pPr>
+            <w:r>
+              <w:rPr>
+                <w:lang w:val="en-US"/>
+              </w:rPr>
+              <w:lastRenderedPageBreak/>
+              <w:t>7</w:t>
+            </w:r>
+          </w:p>
+        </w:tc>
+        <w:tc>
+          <w:tcPr>
+            <w:tcW w:w="5060" w:type="dxa"/>
+          </w:tcPr>
+          <w:p>
+            <w:pPr>
+              <w:rPr>
+                <w:lang w:val="en-US"/>
+              </w:rPr>
+            </w:pPr>
+          </w:p>
+        </w:tc>
+        <w:tc>
+          <w:tcPr>
+            <w:tcW w:w="3081" w:type="dxa"/>
+          </w:tcPr>
+          <w:p>
+            <w:pPr>
+              <w:rPr>
+                <w:lang w:val="en-US"/>
+              </w:rPr>
+            </w:pPr>
+          </w:p>
+        </w:tc>
+      </w:tr>
+      <w:tr>
+        <w:tc>
+          <w:tcPr>
+            <w:tcW w:w="1101" w:type="dxa"/>
+            <w:shd w:val="clear" w:color="auto" w:fill="D5DCE4" w:themeFill="text2" w:themeFillTint="33"/>
+          </w:tcPr>
+          <w:p>
+            <w:pPr>
+              <w:rPr>
+                <w:lang w:val="en-US"/>
+              </w:rPr>
+            </w:pPr>
+            <w:r>
+              <w:rPr>
+                <w:lang w:val="en-US"/>
+              </w:rPr>
+              <w:t>8</w:t>
+            </w:r>
+          </w:p>
+        </w:tc>
+        <w:tc>
+          <w:tcPr>
+            <w:tcW w:w="5060" w:type="dxa"/>
+          </w:tcPr>
+          <w:p>
+            <w:pPr>
+              <w:rPr>
+                <w:lang w:val="en-US"/>
+              </w:rPr>
+            </w:pPr>
+          </w:p>
+        </w:tc>
+        <w:tc>
+          <w:tcPr>
+            <w:tcW w:w="3081" w:type="dxa"/>
+          </w:tcPr>
+          <w:p>
+            <w:pPr>
+              <w:rPr>
+                <w:lang w:val="en-US"/>
+              </w:rPr>
+            </w:pPr>
+          </w:p>
+        </w:tc>
+      </w:tr>
+      <w:tr>
+        <w:tc>
+          <w:tcPr>
+            <w:tcW w:w="1101" w:type="dxa"/>
+            <w:shd w:val="clear" w:color="auto" w:fill="D5DCE4" w:themeFill="text2" w:themeFillTint="33"/>
+          </w:tcPr>
+          <w:p>
+            <w:pPr>
+              <w:rPr>
+                <w:lang w:val="en-US"/>
+              </w:rPr>
+            </w:pPr>
+            <w:r>
+              <w:rPr>
+                <w:lang w:val="en-US"/>
+              </w:rPr>
+              <w:t>9</w:t>
+            </w:r>
+          </w:p>
+        </w:tc>
+        <w:tc>
+          <w:tcPr>
+            <w:tcW w:w="5060" w:type="dxa"/>
+          </w:tcPr>
+          <w:p>
+            <w:pPr>
+              <w:rPr>
+                <w:lang w:val="en-US"/>
+              </w:rPr>
+            </w:pPr>
+          </w:p>
+        </w:tc>
+        <w:tc>
+          <w:tcPr>
+            <w:tcW w:w="3081" w:type="dxa"/>
+          </w:tcPr>
+          <w:p>
+            <w:pPr>
+              <w:rPr>
+                <w:lang w:val="en-US"/>
+              </w:rPr>
+            </w:pPr>
+          </w:p>
+        </w:tc>
+      </w:tr>
+    </w:tbl>
+    <w:p>
+      <w:pPr>
+        <w:rPr>
+          <w:lang w:val="en-US"/>
+        </w:rPr>
+      </w:pPr>
+    </w:p>
+    <w:p>
+      <w:pPr>
         <w:pStyle w:val="Heading2"/>
         <w:rPr>
           <w:lang w:val="en-US"/>
@@ -7464,8 +9189,7 @@
       </w:pPr>
     </w:p>
     <w:sectPr>
-      <w:footerReference w:type="default" r:id="rId8"/>
-      <w:pgSz w:w="11906" w:h="16838"/>
+      <w:pgSz w:w="16838" w:h="11906" w:orient="landscape"/>
       <w:pgMar w:top="1440" w:right="1440" w:bottom="1440" w:left="1440" w:header="708" w:footer="708" w:gutter="0"/>
       <w:cols w:space="708"/>
       <w:docGrid w:linePitch="360"/>
@@ -8059,7 +9783,6 @@
     <w:next w:val="Normal"/>
     <w:link w:val="Heading4Char"/>
     <w:uiPriority w:val="9"/>
-    <w:semiHidden/>
     <w:unhideWhenUsed/>
     <w:qFormat/>
     <w:rsid w:val="00E6025A"/>
@@ -8255,7 +9978,6 @@
     <w:basedOn w:val="DefaultParagraphFont"/>
     <w:link w:val="Heading4"/>
     <w:uiPriority w:val="9"/>
-    <w:semiHidden/>
     <w:rsid w:val="00E6025A"/>
     <w:rPr>
       <w:rFonts w:eastAsiaTheme="majorEastAsia" w:cstheme="majorBidi"/>
@@ -8611,6 +10333,37 @@
       <w:ind w:left="440"/>
     </w:pPr>
   </w:style>
+  <w:style w:type="table" w:styleId="TableGrid">
+    <w:name w:val="Table Grid"/>
+    <w:basedOn w:val="TableNormal"/>
+    <w:uiPriority w:val="39"/>
+    <w:rsid w:val="00423AC0"/>
+    <w:pPr>
+      <w:spacing w:after="0" w:line="240" w:lineRule="auto"/>
+    </w:pPr>
+    <w:tblPr>
+      <w:tblBorders>
+        <w:top w:val="single" w:sz="4" w:space="0" w:color="auto"/>
+        <w:left w:val="single" w:sz="4" w:space="0" w:color="auto"/>
+        <w:bottom w:val="single" w:sz="4" w:space="0" w:color="auto"/>
+        <w:right w:val="single" w:sz="4" w:space="0" w:color="auto"/>
+        <w:insideH w:val="single" w:sz="4" w:space="0" w:color="auto"/>
+        <w:insideV w:val="single" w:sz="4" w:space="0" w:color="auto"/>
+      </w:tblBorders>
+    </w:tblPr>
+  </w:style>
+  <w:style w:type="character" w:styleId="UnresolvedMention">
+    <w:name w:val="Unresolved Mention"/>
+    <w:basedOn w:val="DefaultParagraphFont"/>
+    <w:uiPriority w:val="99"/>
+    <w:semiHidden/>
+    <w:unhideWhenUsed/>
+    <w:rsid w:val="00CD323C"/>
+    <w:rPr>
+      <w:color w:val="605E5C"/>
+      <w:shd w:val="clear" w:color="auto" w:fill="E1DFDD"/>
+    </w:rPr>
+  </w:style>
 </w:styles>
 </file>
 

--- a/Assignment Report.docx
+++ b/Assignment Report.docx
@@ -389,6 +389,14 @@
     </w:p>
     <w:sdt>
       <w:sdtPr>
+        <w:rPr>
+          <w:rFonts w:asciiTheme="minorHAnsi" w:eastAsiaTheme="minorHAnsi" w:hAnsiTheme="minorHAnsi" w:cstheme="minorBidi"/>
+          <w:color w:val="auto"/>
+          <w:kern w:val="2"/>
+          <w:sz w:val="22"/>
+          <w:szCs w:val="22"/>
+          <w:lang w:val="en-GB"/>
+        </w:rPr>
         <w:id w:val="1104162001"/>
         <w:docPartObj>
           <w:docPartGallery w:val="Table of Contents"/>
@@ -397,15 +405,9 @@
       </w:sdtPr>
       <w:sdtEndPr>
         <w:rPr>
-          <w:rFonts w:asciiTheme="minorHAnsi" w:eastAsiaTheme="minorHAnsi" w:hAnsiTheme="minorHAnsi" w:cstheme="minorBidi"/>
           <w:b/>
           <w:bCs/>
           <w:noProof/>
-          <w:color w:val="auto"/>
-          <w:kern w:val="2"/>
-          <w:sz w:val="22"/>
-          <w:szCs w:val="22"/>
-          <w:lang w:val="en-GB"/>
         </w:rPr>
       </w:sdtEndPr>
       <w:sdtContent>
@@ -999,7 +1001,7 @@
                 <w:noProof/>
                 <w:webHidden/>
               </w:rPr>
-              <w:t>8</w:t>
+              <w:t>10</w:t>
             </w:r>
             <w:r>
               <w:rPr>
@@ -1072,7 +1074,7 @@
                 <w:noProof/>
                 <w:webHidden/>
               </w:rPr>
-              <w:t>8</w:t>
+              <w:t>10</w:t>
             </w:r>
             <w:r>
               <w:rPr>
@@ -6747,6 +6749,79 @@
         </w:rPr>
       </w:pPr>
       <w:bookmarkStart w:id="11" w:name="_Toc194422678"/>
+    </w:p>
+    <w:p>
+      <w:pPr>
+        <w:pStyle w:val="Heading2"/>
+        <w:rPr>
+          <w:lang w:val="en-US"/>
+        </w:rPr>
+      </w:pPr>
+    </w:p>
+    <w:p>
+      <w:pPr>
+        <w:pStyle w:val="Heading2"/>
+        <w:rPr>
+          <w:lang w:val="en-US"/>
+        </w:rPr>
+      </w:pPr>
+    </w:p>
+    <w:p>
+      <w:pPr>
+        <w:rPr>
+          <w:lang w:val="en-US"/>
+        </w:rPr>
+      </w:pPr>
+    </w:p>
+    <w:p>
+      <w:pPr>
+        <w:rPr>
+          <w:lang w:val="en-US"/>
+        </w:rPr>
+      </w:pPr>
+    </w:p>
+    <w:p>
+      <w:pPr>
+        <w:rPr>
+          <w:lang w:val="en-US"/>
+        </w:rPr>
+      </w:pPr>
+    </w:p>
+    <w:p>
+      <w:pPr>
+        <w:rPr>
+          <w:lang w:val="en-US"/>
+        </w:rPr>
+      </w:pPr>
+    </w:p>
+    <w:p>
+      <w:pPr>
+        <w:rPr>
+          <w:lang w:val="en-US"/>
+        </w:rPr>
+      </w:pPr>
+    </w:p>
+    <w:p>
+      <w:pPr>
+        <w:rPr>
+          <w:lang w:val="en-US"/>
+        </w:rPr>
+      </w:pPr>
+    </w:p>
+    <w:p>
+      <w:pPr>
+        <w:rPr>
+          <w:lang w:val="en-US"/>
+        </w:rPr>
+      </w:pPr>
+    </w:p>
+    <w:p>
+      <w:pPr>
+        <w:pStyle w:val="Heading2"/>
+        <w:rPr>
+          <w:lang w:val="en-US"/>
+        </w:rPr>
+      </w:pPr>
       <w:r>
         <w:rPr>
           <w:lang w:val="en-US"/>
@@ -6758,178 +6833,3899 @@
     </w:p>
     <w:p>
       <w:pPr>
-        <w:pStyle w:val="Heading2"/>
-        <w:rPr>
-          <w:lang w:val="en-US"/>
-        </w:rPr>
-      </w:pPr>
-    </w:p>
-    <w:p>
-      <w:pPr>
-        <w:pStyle w:val="Heading2"/>
-        <w:rPr>
-          <w:lang w:val="en-US"/>
-        </w:rPr>
-      </w:pPr>
-    </w:p>
-    <w:p>
-      <w:pPr>
-        <w:pStyle w:val="Heading2"/>
-        <w:rPr>
-          <w:lang w:val="en-US"/>
-        </w:rPr>
-      </w:pPr>
-    </w:p>
-    <w:p>
-      <w:pPr>
-        <w:pStyle w:val="Heading2"/>
-        <w:rPr>
-          <w:lang w:val="en-US"/>
-        </w:rPr>
-      </w:pPr>
-    </w:p>
-    <w:p>
-      <w:pPr>
-        <w:pStyle w:val="Heading2"/>
-        <w:rPr>
-          <w:lang w:val="en-US"/>
-        </w:rPr>
-      </w:pPr>
-    </w:p>
-    <w:p>
-      <w:pPr>
-        <w:pStyle w:val="Heading2"/>
-        <w:rPr>
-          <w:lang w:val="en-US"/>
-        </w:rPr>
-      </w:pPr>
-    </w:p>
-    <w:p>
-      <w:pPr>
-        <w:pStyle w:val="Heading2"/>
-        <w:rPr>
-          <w:lang w:val="en-US"/>
-        </w:rPr>
-      </w:pPr>
-    </w:p>
-    <w:p>
-      <w:pPr>
-        <w:pStyle w:val="Heading2"/>
-        <w:rPr>
-          <w:lang w:val="en-US"/>
-        </w:rPr>
-      </w:pPr>
-    </w:p>
-    <w:p>
-      <w:pPr>
-        <w:pStyle w:val="Heading2"/>
-        <w:rPr>
-          <w:lang w:val="en-US"/>
-        </w:rPr>
-      </w:pPr>
-    </w:p>
-    <w:p>
-      <w:pPr>
-        <w:pStyle w:val="Heading2"/>
-        <w:rPr>
-          <w:lang w:val="en-US"/>
-        </w:rPr>
-      </w:pPr>
-    </w:p>
-    <w:p>
-      <w:pPr>
-        <w:pStyle w:val="Heading2"/>
-        <w:rPr>
-          <w:lang w:val="en-US"/>
-        </w:rPr>
-      </w:pPr>
-    </w:p>
-    <w:p>
-      <w:pPr>
-        <w:pStyle w:val="Heading2"/>
-        <w:rPr>
-          <w:lang w:val="en-US"/>
-        </w:rPr>
-      </w:pPr>
-    </w:p>
-    <w:p>
-      <w:pPr>
-        <w:pStyle w:val="Heading2"/>
-        <w:rPr>
-          <w:lang w:val="en-US"/>
-        </w:rPr>
-      </w:pPr>
-    </w:p>
-    <w:p>
-      <w:pPr>
-        <w:pStyle w:val="Heading2"/>
-        <w:rPr>
-          <w:lang w:val="en-US"/>
-        </w:rPr>
-      </w:pPr>
-    </w:p>
-    <w:p>
-      <w:pPr>
-        <w:pStyle w:val="Heading2"/>
-        <w:rPr>
-          <w:lang w:val="en-US"/>
-        </w:rPr>
-      </w:pPr>
-    </w:p>
-    <w:p>
-      <w:pPr>
-        <w:pStyle w:val="Heading2"/>
-        <w:rPr>
-          <w:lang w:val="en-US"/>
-        </w:rPr>
-      </w:pPr>
-    </w:p>
-    <w:p>
-      <w:pPr>
-        <w:pStyle w:val="Heading2"/>
-        <w:rPr>
-          <w:lang w:val="en-US"/>
-        </w:rPr>
-      </w:pPr>
-    </w:p>
-    <w:p>
-      <w:pPr>
-        <w:pStyle w:val="Heading2"/>
-        <w:rPr>
-          <w:lang w:val="en-US"/>
-        </w:rPr>
-      </w:pPr>
-    </w:p>
-    <w:p>
-      <w:pPr>
-        <w:pStyle w:val="Heading2"/>
-        <w:rPr>
-          <w:lang w:val="en-US"/>
-        </w:rPr>
-      </w:pPr>
-    </w:p>
-    <w:p>
-      <w:pPr>
-        <w:pStyle w:val="Heading2"/>
-        <w:rPr>
-          <w:lang w:val="en-US"/>
-        </w:rPr>
-      </w:pPr>
-    </w:p>
-    <w:p>
-      <w:pPr>
-        <w:pStyle w:val="Heading2"/>
-        <w:rPr>
-          <w:lang w:val="en-US"/>
-        </w:rPr>
-      </w:pPr>
-    </w:p>
-    <w:p>
-      <w:pPr>
-        <w:rPr>
-          <w:lang w:val="en-US"/>
-        </w:rPr>
-      </w:pPr>
+        <w:shd w:val="clear" w:color="auto" w:fill="1F1F1F"/>
+        <w:spacing w:after="0" w:line="285" w:lineRule="atLeast"/>
+        <w:rPr>
+          <w:rFonts w:ascii="Consolas" w:eastAsia="Times New Roman" w:hAnsi="Consolas" w:cs="Times New Roman"/>
+          <w:color w:val="CCCCCC"/>
+          <w:kern w:val="0"/>
+          <w:sz w:val="21"/>
+          <w:szCs w:val="21"/>
+          <w:lang w:eastAsia="en-GB"/>
+          <w14:ligatures w14:val="none"/>
+        </w:rPr>
+      </w:pPr>
+      <w:proofErr w:type="gramStart"/>
+      <w:r>
+        <w:rPr>
+          <w:rFonts w:ascii="Consolas" w:eastAsia="Times New Roman" w:hAnsi="Consolas" w:cs="Times New Roman"/>
+          <w:color w:val="6A9955"/>
+          <w:kern w:val="0"/>
+          <w:sz w:val="21"/>
+          <w:szCs w:val="21"/>
+          <w:lang w:eastAsia="en-GB"/>
+          <w14:ligatures w14:val="none"/>
+        </w:rPr>
+        <w:t>#!/</w:t>
+      </w:r>
+      <w:proofErr w:type="gramEnd"/>
+      <w:r>
+        <w:rPr>
+          <w:rFonts w:ascii="Consolas" w:eastAsia="Times New Roman" w:hAnsi="Consolas" w:cs="Times New Roman"/>
+          <w:color w:val="6A9955"/>
+          <w:kern w:val="0"/>
+          <w:sz w:val="21"/>
+          <w:szCs w:val="21"/>
+          <w:lang w:eastAsia="en-GB"/>
+          <w14:ligatures w14:val="none"/>
+        </w:rPr>
+        <w:t>bin/bash</w:t>
+      </w:r>
+    </w:p>
+    <w:p>
+      <w:pPr>
+        <w:shd w:val="clear" w:color="auto" w:fill="1F1F1F"/>
+        <w:spacing w:after="0" w:line="285" w:lineRule="atLeast"/>
+        <w:rPr>
+          <w:rFonts w:ascii="Consolas" w:eastAsia="Times New Roman" w:hAnsi="Consolas" w:cs="Times New Roman"/>
+          <w:color w:val="CCCCCC"/>
+          <w:kern w:val="0"/>
+          <w:sz w:val="21"/>
+          <w:szCs w:val="21"/>
+          <w:lang w:eastAsia="en-GB"/>
+          <w14:ligatures w14:val="none"/>
+        </w:rPr>
+      </w:pPr>
+      <w:r>
+        <w:rPr>
+          <w:rFonts w:ascii="Consolas" w:eastAsia="Times New Roman" w:hAnsi="Consolas" w:cs="Times New Roman"/>
+          <w:color w:val="6A9955"/>
+          <w:kern w:val="0"/>
+          <w:sz w:val="21"/>
+          <w:szCs w:val="21"/>
+          <w:lang w:eastAsia="en-GB"/>
+          <w14:ligatures w14:val="none"/>
+        </w:rPr>
+        <w:t xml:space="preserve"># Creating a log file if it </w:t>
+      </w:r>
+      <w:proofErr w:type="spellStart"/>
+      <w:r>
+        <w:rPr>
+          <w:rFonts w:ascii="Consolas" w:eastAsia="Times New Roman" w:hAnsi="Consolas" w:cs="Times New Roman"/>
+          <w:color w:val="6A9955"/>
+          <w:kern w:val="0"/>
+          <w:sz w:val="21"/>
+          <w:szCs w:val="21"/>
+          <w:lang w:eastAsia="en-GB"/>
+          <w14:ligatures w14:val="none"/>
+        </w:rPr>
+        <w:t>dosent</w:t>
+      </w:r>
+      <w:proofErr w:type="spellEnd"/>
+      <w:r>
+        <w:rPr>
+          <w:rFonts w:ascii="Consolas" w:eastAsia="Times New Roman" w:hAnsi="Consolas" w:cs="Times New Roman"/>
+          <w:color w:val="6A9955"/>
+          <w:kern w:val="0"/>
+          <w:sz w:val="21"/>
+          <w:szCs w:val="21"/>
+          <w:lang w:eastAsia="en-GB"/>
+          <w14:ligatures w14:val="none"/>
+        </w:rPr>
+        <w:t xml:space="preserve"> </w:t>
+      </w:r>
+      <w:proofErr w:type="spellStart"/>
+      <w:r>
+        <w:rPr>
+          <w:rFonts w:ascii="Consolas" w:eastAsia="Times New Roman" w:hAnsi="Consolas" w:cs="Times New Roman"/>
+          <w:color w:val="6A9955"/>
+          <w:kern w:val="0"/>
+          <w:sz w:val="21"/>
+          <w:szCs w:val="21"/>
+          <w:lang w:eastAsia="en-GB"/>
+          <w14:ligatures w14:val="none"/>
+        </w:rPr>
+        <w:t>exsist</w:t>
+      </w:r>
+      <w:proofErr w:type="spellEnd"/>
+      <w:r>
+        <w:rPr>
+          <w:rFonts w:ascii="Consolas" w:eastAsia="Times New Roman" w:hAnsi="Consolas" w:cs="Times New Roman"/>
+          <w:color w:val="6A9955"/>
+          <w:kern w:val="0"/>
+          <w:sz w:val="21"/>
+          <w:szCs w:val="21"/>
+          <w:lang w:eastAsia="en-GB"/>
+          <w14:ligatures w14:val="none"/>
+        </w:rPr>
+        <w:t xml:space="preserve"> </w:t>
+      </w:r>
+    </w:p>
+    <w:p>
+      <w:pPr>
+        <w:shd w:val="clear" w:color="auto" w:fill="1F1F1F"/>
+        <w:spacing w:after="0" w:line="285" w:lineRule="atLeast"/>
+        <w:rPr>
+          <w:rFonts w:ascii="Consolas" w:eastAsia="Times New Roman" w:hAnsi="Consolas" w:cs="Times New Roman"/>
+          <w:color w:val="CCCCCC"/>
+          <w:kern w:val="0"/>
+          <w:sz w:val="21"/>
+          <w:szCs w:val="21"/>
+          <w:lang w:eastAsia="en-GB"/>
+          <w14:ligatures w14:val="none"/>
+        </w:rPr>
+      </w:pPr>
+      <w:r>
+        <w:rPr>
+          <w:rFonts w:ascii="Consolas" w:eastAsia="Times New Roman" w:hAnsi="Consolas" w:cs="Times New Roman"/>
+          <w:color w:val="C586C0"/>
+          <w:kern w:val="0"/>
+          <w:sz w:val="21"/>
+          <w:szCs w:val="21"/>
+          <w:lang w:eastAsia="en-GB"/>
+          <w14:ligatures w14:val="none"/>
+        </w:rPr>
+        <w:t>if</w:t>
+      </w:r>
+      <w:r>
+        <w:rPr>
+          <w:rFonts w:ascii="Consolas" w:eastAsia="Times New Roman" w:hAnsi="Consolas" w:cs="Times New Roman"/>
+          <w:color w:val="CCCCCC"/>
+          <w:kern w:val="0"/>
+          <w:sz w:val="21"/>
+          <w:szCs w:val="21"/>
+          <w:lang w:eastAsia="en-GB"/>
+          <w14:ligatures w14:val="none"/>
+        </w:rPr>
+        <w:t xml:space="preserve"> </w:t>
+      </w:r>
+      <w:proofErr w:type="gramStart"/>
+      <w:r>
+        <w:rPr>
+          <w:rFonts w:ascii="Consolas" w:eastAsia="Times New Roman" w:hAnsi="Consolas" w:cs="Times New Roman"/>
+          <w:color w:val="CCCCCC"/>
+          <w:kern w:val="0"/>
+          <w:sz w:val="21"/>
+          <w:szCs w:val="21"/>
+          <w:lang w:eastAsia="en-GB"/>
+          <w14:ligatures w14:val="none"/>
+        </w:rPr>
+        <w:t xml:space="preserve">[ </w:t>
+      </w:r>
+      <w:r>
+        <w:rPr>
+          <w:rFonts w:ascii="Consolas" w:eastAsia="Times New Roman" w:hAnsi="Consolas" w:cs="Times New Roman"/>
+          <w:color w:val="D4D4D4"/>
+          <w:kern w:val="0"/>
+          <w:sz w:val="21"/>
+          <w:szCs w:val="21"/>
+          <w:lang w:eastAsia="en-GB"/>
+          <w14:ligatures w14:val="none"/>
+        </w:rPr>
+        <w:t>!</w:t>
+      </w:r>
+      <w:proofErr w:type="gramEnd"/>
+      <w:r>
+        <w:rPr>
+          <w:rFonts w:ascii="Consolas" w:eastAsia="Times New Roman" w:hAnsi="Consolas" w:cs="Times New Roman"/>
+          <w:color w:val="CCCCCC"/>
+          <w:kern w:val="0"/>
+          <w:sz w:val="21"/>
+          <w:szCs w:val="21"/>
+          <w:lang w:eastAsia="en-GB"/>
+          <w14:ligatures w14:val="none"/>
+        </w:rPr>
+        <w:t xml:space="preserve"> </w:t>
+      </w:r>
+      <w:r>
+        <w:rPr>
+          <w:rFonts w:ascii="Consolas" w:eastAsia="Times New Roman" w:hAnsi="Consolas" w:cs="Times New Roman"/>
+          <w:color w:val="D4D4D4"/>
+          <w:kern w:val="0"/>
+          <w:sz w:val="21"/>
+          <w:szCs w:val="21"/>
+          <w:lang w:eastAsia="en-GB"/>
+          <w14:ligatures w14:val="none"/>
+        </w:rPr>
+        <w:t>-f</w:t>
+      </w:r>
+      <w:r>
+        <w:rPr>
+          <w:rFonts w:ascii="Consolas" w:eastAsia="Times New Roman" w:hAnsi="Consolas" w:cs="Times New Roman"/>
+          <w:color w:val="CCCCCC"/>
+          <w:kern w:val="0"/>
+          <w:sz w:val="21"/>
+          <w:szCs w:val="21"/>
+          <w:lang w:eastAsia="en-GB"/>
+          <w14:ligatures w14:val="none"/>
+        </w:rPr>
+        <w:t xml:space="preserve"> </w:t>
+      </w:r>
+      <w:r>
+        <w:rPr>
+          <w:rFonts w:ascii="Consolas" w:eastAsia="Times New Roman" w:hAnsi="Consolas" w:cs="Times New Roman"/>
+          <w:color w:val="CE9178"/>
+          <w:kern w:val="0"/>
+          <w:sz w:val="21"/>
+          <w:szCs w:val="21"/>
+          <w:lang w:eastAsia="en-GB"/>
+          <w14:ligatures w14:val="none"/>
+        </w:rPr>
+        <w:t>"logFile.txt</w:t>
+      </w:r>
+      <w:proofErr w:type="gramStart"/>
+      <w:r>
+        <w:rPr>
+          <w:rFonts w:ascii="Consolas" w:eastAsia="Times New Roman" w:hAnsi="Consolas" w:cs="Times New Roman"/>
+          <w:color w:val="CE9178"/>
+          <w:kern w:val="0"/>
+          <w:sz w:val="21"/>
+          <w:szCs w:val="21"/>
+          <w:lang w:eastAsia="en-GB"/>
+          <w14:ligatures w14:val="none"/>
+        </w:rPr>
+        <w:t>"</w:t>
+      </w:r>
+      <w:r>
+        <w:rPr>
+          <w:rFonts w:ascii="Consolas" w:eastAsia="Times New Roman" w:hAnsi="Consolas" w:cs="Times New Roman"/>
+          <w:color w:val="CCCCCC"/>
+          <w:kern w:val="0"/>
+          <w:sz w:val="21"/>
+          <w:szCs w:val="21"/>
+          <w:lang w:eastAsia="en-GB"/>
+          <w14:ligatures w14:val="none"/>
+        </w:rPr>
+        <w:t xml:space="preserve"> ]</w:t>
+      </w:r>
+      <w:proofErr w:type="gramEnd"/>
+      <w:r>
+        <w:rPr>
+          <w:rFonts w:ascii="Consolas" w:eastAsia="Times New Roman" w:hAnsi="Consolas" w:cs="Times New Roman"/>
+          <w:color w:val="CCCCCC"/>
+          <w:kern w:val="0"/>
+          <w:sz w:val="21"/>
+          <w:szCs w:val="21"/>
+          <w:lang w:eastAsia="en-GB"/>
+          <w14:ligatures w14:val="none"/>
+        </w:rPr>
+        <w:t xml:space="preserve">; </w:t>
+      </w:r>
+      <w:r>
+        <w:rPr>
+          <w:rFonts w:ascii="Consolas" w:eastAsia="Times New Roman" w:hAnsi="Consolas" w:cs="Times New Roman"/>
+          <w:color w:val="C586C0"/>
+          <w:kern w:val="0"/>
+          <w:sz w:val="21"/>
+          <w:szCs w:val="21"/>
+          <w:lang w:eastAsia="en-GB"/>
+          <w14:ligatures w14:val="none"/>
+        </w:rPr>
+        <w:t>then</w:t>
+      </w:r>
+    </w:p>
+    <w:p>
+      <w:pPr>
+        <w:shd w:val="clear" w:color="auto" w:fill="1F1F1F"/>
+        <w:spacing w:after="0" w:line="285" w:lineRule="atLeast"/>
+        <w:rPr>
+          <w:rFonts w:ascii="Consolas" w:eastAsia="Times New Roman" w:hAnsi="Consolas" w:cs="Times New Roman"/>
+          <w:color w:val="CCCCCC"/>
+          <w:kern w:val="0"/>
+          <w:sz w:val="21"/>
+          <w:szCs w:val="21"/>
+          <w:lang w:eastAsia="en-GB"/>
+          <w14:ligatures w14:val="none"/>
+        </w:rPr>
+      </w:pPr>
+      <w:r>
+        <w:rPr>
+          <w:rFonts w:ascii="Consolas" w:eastAsia="Times New Roman" w:hAnsi="Consolas" w:cs="Times New Roman"/>
+          <w:color w:val="CCCCCC"/>
+          <w:kern w:val="0"/>
+          <w:sz w:val="21"/>
+          <w:szCs w:val="21"/>
+          <w:lang w:eastAsia="en-GB"/>
+          <w14:ligatures w14:val="none"/>
+        </w:rPr>
+        <w:t xml:space="preserve">    </w:t>
+      </w:r>
+      <w:r>
+        <w:rPr>
+          <w:rFonts w:ascii="Consolas" w:eastAsia="Times New Roman" w:hAnsi="Consolas" w:cs="Times New Roman"/>
+          <w:color w:val="DCDCAA"/>
+          <w:kern w:val="0"/>
+          <w:sz w:val="21"/>
+          <w:szCs w:val="21"/>
+          <w:lang w:eastAsia="en-GB"/>
+          <w14:ligatures w14:val="none"/>
+        </w:rPr>
+        <w:t>touch</w:t>
+      </w:r>
+      <w:r>
+        <w:rPr>
+          <w:rFonts w:ascii="Consolas" w:eastAsia="Times New Roman" w:hAnsi="Consolas" w:cs="Times New Roman"/>
+          <w:color w:val="CCCCCC"/>
+          <w:kern w:val="0"/>
+          <w:sz w:val="21"/>
+          <w:szCs w:val="21"/>
+          <w:lang w:eastAsia="en-GB"/>
+          <w14:ligatures w14:val="none"/>
+        </w:rPr>
+        <w:t xml:space="preserve"> </w:t>
+      </w:r>
+      <w:r>
+        <w:rPr>
+          <w:rFonts w:ascii="Consolas" w:eastAsia="Times New Roman" w:hAnsi="Consolas" w:cs="Times New Roman"/>
+          <w:color w:val="CE9178"/>
+          <w:kern w:val="0"/>
+          <w:sz w:val="21"/>
+          <w:szCs w:val="21"/>
+          <w:lang w:eastAsia="en-GB"/>
+          <w14:ligatures w14:val="none"/>
+        </w:rPr>
+        <w:t>"logFile.txt"</w:t>
+      </w:r>
+    </w:p>
+    <w:p>
+      <w:pPr>
+        <w:shd w:val="clear" w:color="auto" w:fill="1F1F1F"/>
+        <w:spacing w:after="0" w:line="285" w:lineRule="atLeast"/>
+        <w:rPr>
+          <w:rFonts w:ascii="Consolas" w:eastAsia="Times New Roman" w:hAnsi="Consolas" w:cs="Times New Roman"/>
+          <w:color w:val="CCCCCC"/>
+          <w:kern w:val="0"/>
+          <w:sz w:val="21"/>
+          <w:szCs w:val="21"/>
+          <w:lang w:eastAsia="en-GB"/>
+          <w14:ligatures w14:val="none"/>
+        </w:rPr>
+      </w:pPr>
+      <w:r>
+        <w:rPr>
+          <w:rFonts w:ascii="Consolas" w:eastAsia="Times New Roman" w:hAnsi="Consolas" w:cs="Times New Roman"/>
+          <w:color w:val="C586C0"/>
+          <w:kern w:val="0"/>
+          <w:sz w:val="21"/>
+          <w:szCs w:val="21"/>
+          <w:lang w:eastAsia="en-GB"/>
+          <w14:ligatures w14:val="none"/>
+        </w:rPr>
+        <w:t>fi</w:t>
+      </w:r>
+      <w:r>
+        <w:rPr>
+          <w:rFonts w:ascii="Consolas" w:eastAsia="Times New Roman" w:hAnsi="Consolas" w:cs="Times New Roman"/>
+          <w:color w:val="CCCCCC"/>
+          <w:kern w:val="0"/>
+          <w:sz w:val="21"/>
+          <w:szCs w:val="21"/>
+          <w:lang w:eastAsia="en-GB"/>
+          <w14:ligatures w14:val="none"/>
+        </w:rPr>
+        <w:t xml:space="preserve">  </w:t>
+      </w:r>
+    </w:p>
+    <w:p>
+      <w:pPr>
+        <w:shd w:val="clear" w:color="auto" w:fill="1F1F1F"/>
+        <w:spacing w:after="0" w:line="285" w:lineRule="atLeast"/>
+        <w:rPr>
+          <w:rFonts w:ascii="Consolas" w:eastAsia="Times New Roman" w:hAnsi="Consolas" w:cs="Times New Roman"/>
+          <w:color w:val="CCCCCC"/>
+          <w:kern w:val="0"/>
+          <w:sz w:val="21"/>
+          <w:szCs w:val="21"/>
+          <w:lang w:eastAsia="en-GB"/>
+          <w14:ligatures w14:val="none"/>
+        </w:rPr>
+      </w:pPr>
+      <w:r>
+        <w:rPr>
+          <w:rFonts w:ascii="Consolas" w:eastAsia="Times New Roman" w:hAnsi="Consolas" w:cs="Times New Roman"/>
+          <w:color w:val="6A9955"/>
+          <w:kern w:val="0"/>
+          <w:sz w:val="21"/>
+          <w:szCs w:val="21"/>
+          <w:lang w:eastAsia="en-GB"/>
+          <w14:ligatures w14:val="none"/>
+        </w:rPr>
+        <w:t xml:space="preserve"># Checking arguments </w:t>
+      </w:r>
+    </w:p>
+    <w:p>
+      <w:pPr>
+        <w:shd w:val="clear" w:color="auto" w:fill="1F1F1F"/>
+        <w:spacing w:after="0" w:line="285" w:lineRule="atLeast"/>
+        <w:rPr>
+          <w:rFonts w:ascii="Consolas" w:eastAsia="Times New Roman" w:hAnsi="Consolas" w:cs="Times New Roman"/>
+          <w:color w:val="CCCCCC"/>
+          <w:kern w:val="0"/>
+          <w:sz w:val="21"/>
+          <w:szCs w:val="21"/>
+          <w:lang w:eastAsia="en-GB"/>
+          <w14:ligatures w14:val="none"/>
+        </w:rPr>
+      </w:pPr>
+      <w:proofErr w:type="spellStart"/>
+      <w:proofErr w:type="gramStart"/>
+      <w:r>
+        <w:rPr>
+          <w:rFonts w:ascii="Consolas" w:eastAsia="Times New Roman" w:hAnsi="Consolas" w:cs="Times New Roman"/>
+          <w:color w:val="DCDCAA"/>
+          <w:kern w:val="0"/>
+          <w:sz w:val="21"/>
+          <w:szCs w:val="21"/>
+          <w:lang w:eastAsia="en-GB"/>
+          <w14:ligatures w14:val="none"/>
+        </w:rPr>
+        <w:t>FileCheck</w:t>
+      </w:r>
+      <w:proofErr w:type="spellEnd"/>
+      <w:r>
+        <w:rPr>
+          <w:rFonts w:ascii="Consolas" w:eastAsia="Times New Roman" w:hAnsi="Consolas" w:cs="Times New Roman"/>
+          <w:color w:val="CCCCCC"/>
+          <w:kern w:val="0"/>
+          <w:sz w:val="21"/>
+          <w:szCs w:val="21"/>
+          <w:lang w:eastAsia="en-GB"/>
+          <w14:ligatures w14:val="none"/>
+        </w:rPr>
+        <w:t>(</w:t>
+      </w:r>
+      <w:proofErr w:type="gramEnd"/>
+      <w:r>
+        <w:rPr>
+          <w:rFonts w:ascii="Consolas" w:eastAsia="Times New Roman" w:hAnsi="Consolas" w:cs="Times New Roman"/>
+          <w:color w:val="CCCCCC"/>
+          <w:kern w:val="0"/>
+          <w:sz w:val="21"/>
+          <w:szCs w:val="21"/>
+          <w:lang w:eastAsia="en-GB"/>
+          <w14:ligatures w14:val="none"/>
+        </w:rPr>
+        <w:t>) {</w:t>
+      </w:r>
+    </w:p>
+    <w:p>
+      <w:pPr>
+        <w:shd w:val="clear" w:color="auto" w:fill="1F1F1F"/>
+        <w:spacing w:after="0" w:line="285" w:lineRule="atLeast"/>
+        <w:rPr>
+          <w:rFonts w:ascii="Consolas" w:eastAsia="Times New Roman" w:hAnsi="Consolas" w:cs="Times New Roman"/>
+          <w:color w:val="CCCCCC"/>
+          <w:kern w:val="0"/>
+          <w:sz w:val="21"/>
+          <w:szCs w:val="21"/>
+          <w:lang w:eastAsia="en-GB"/>
+          <w14:ligatures w14:val="none"/>
+        </w:rPr>
+      </w:pPr>
+      <w:r>
+        <w:rPr>
+          <w:rFonts w:ascii="Consolas" w:eastAsia="Times New Roman" w:hAnsi="Consolas" w:cs="Times New Roman"/>
+          <w:color w:val="CCCCCC"/>
+          <w:kern w:val="0"/>
+          <w:sz w:val="21"/>
+          <w:szCs w:val="21"/>
+          <w:lang w:eastAsia="en-GB"/>
+          <w14:ligatures w14:val="none"/>
+        </w:rPr>
+        <w:t xml:space="preserve">    </w:t>
+      </w:r>
+      <w:proofErr w:type="spellStart"/>
+      <w:r>
+        <w:rPr>
+          <w:rFonts w:ascii="Consolas" w:eastAsia="Times New Roman" w:hAnsi="Consolas" w:cs="Times New Roman"/>
+          <w:color w:val="9CDCFE"/>
+          <w:kern w:val="0"/>
+          <w:sz w:val="21"/>
+          <w:szCs w:val="21"/>
+          <w:lang w:eastAsia="en-GB"/>
+          <w14:ligatures w14:val="none"/>
+        </w:rPr>
+        <w:t>fileName</w:t>
+      </w:r>
+      <w:proofErr w:type="spellEnd"/>
+      <w:r>
+        <w:rPr>
+          <w:rFonts w:ascii="Consolas" w:eastAsia="Times New Roman" w:hAnsi="Consolas" w:cs="Times New Roman"/>
+          <w:color w:val="D4D4D4"/>
+          <w:kern w:val="0"/>
+          <w:sz w:val="21"/>
+          <w:szCs w:val="21"/>
+          <w:lang w:eastAsia="en-GB"/>
+          <w14:ligatures w14:val="none"/>
+        </w:rPr>
+        <w:t>=</w:t>
+      </w:r>
+      <w:r>
+        <w:rPr>
+          <w:rFonts w:ascii="Consolas" w:eastAsia="Times New Roman" w:hAnsi="Consolas" w:cs="Times New Roman"/>
+          <w:color w:val="CE9178"/>
+          <w:kern w:val="0"/>
+          <w:sz w:val="21"/>
+          <w:szCs w:val="21"/>
+          <w:lang w:eastAsia="en-GB"/>
+          <w14:ligatures w14:val="none"/>
+        </w:rPr>
+        <w:t>"</w:t>
+      </w:r>
+      <w:r>
+        <w:rPr>
+          <w:rFonts w:ascii="Consolas" w:eastAsia="Times New Roman" w:hAnsi="Consolas" w:cs="Times New Roman"/>
+          <w:color w:val="9CDCFE"/>
+          <w:kern w:val="0"/>
+          <w:sz w:val="21"/>
+          <w:szCs w:val="21"/>
+          <w:lang w:eastAsia="en-GB"/>
+          <w14:ligatures w14:val="none"/>
+        </w:rPr>
+        <w:t>$1</w:t>
+      </w:r>
+      <w:r>
+        <w:rPr>
+          <w:rFonts w:ascii="Consolas" w:eastAsia="Times New Roman" w:hAnsi="Consolas" w:cs="Times New Roman"/>
+          <w:color w:val="CE9178"/>
+          <w:kern w:val="0"/>
+          <w:sz w:val="21"/>
+          <w:szCs w:val="21"/>
+          <w:lang w:eastAsia="en-GB"/>
+          <w14:ligatures w14:val="none"/>
+        </w:rPr>
+        <w:t>"</w:t>
+      </w:r>
+    </w:p>
+    <w:p>
+      <w:pPr>
+        <w:shd w:val="clear" w:color="auto" w:fill="1F1F1F"/>
+        <w:spacing w:after="0" w:line="285" w:lineRule="atLeast"/>
+        <w:rPr>
+          <w:rFonts w:ascii="Consolas" w:eastAsia="Times New Roman" w:hAnsi="Consolas" w:cs="Times New Roman"/>
+          <w:color w:val="CCCCCC"/>
+          <w:kern w:val="0"/>
+          <w:sz w:val="21"/>
+          <w:szCs w:val="21"/>
+          <w:lang w:eastAsia="en-GB"/>
+          <w14:ligatures w14:val="none"/>
+        </w:rPr>
+      </w:pPr>
+      <w:r>
+        <w:rPr>
+          <w:rFonts w:ascii="Consolas" w:eastAsia="Times New Roman" w:hAnsi="Consolas" w:cs="Times New Roman"/>
+          <w:color w:val="CCCCCC"/>
+          <w:kern w:val="0"/>
+          <w:sz w:val="21"/>
+          <w:szCs w:val="21"/>
+          <w:lang w:eastAsia="en-GB"/>
+          <w14:ligatures w14:val="none"/>
+        </w:rPr>
+        <w:t xml:space="preserve">    </w:t>
+      </w:r>
+    </w:p>
+    <w:p>
+      <w:pPr>
+        <w:shd w:val="clear" w:color="auto" w:fill="1F1F1F"/>
+        <w:spacing w:after="0" w:line="285" w:lineRule="atLeast"/>
+        <w:rPr>
+          <w:rFonts w:ascii="Consolas" w:eastAsia="Times New Roman" w:hAnsi="Consolas" w:cs="Times New Roman"/>
+          <w:color w:val="CCCCCC"/>
+          <w:kern w:val="0"/>
+          <w:sz w:val="21"/>
+          <w:szCs w:val="21"/>
+          <w:lang w:eastAsia="en-GB"/>
+          <w14:ligatures w14:val="none"/>
+        </w:rPr>
+      </w:pPr>
+      <w:r>
+        <w:rPr>
+          <w:rFonts w:ascii="Consolas" w:eastAsia="Times New Roman" w:hAnsi="Consolas" w:cs="Times New Roman"/>
+          <w:color w:val="CCCCCC"/>
+          <w:kern w:val="0"/>
+          <w:sz w:val="21"/>
+          <w:szCs w:val="21"/>
+          <w:lang w:eastAsia="en-GB"/>
+          <w14:ligatures w14:val="none"/>
+        </w:rPr>
+        <w:t xml:space="preserve">    </w:t>
+      </w:r>
+      <w:r>
+        <w:rPr>
+          <w:rFonts w:ascii="Consolas" w:eastAsia="Times New Roman" w:hAnsi="Consolas" w:cs="Times New Roman"/>
+          <w:color w:val="C586C0"/>
+          <w:kern w:val="0"/>
+          <w:sz w:val="21"/>
+          <w:szCs w:val="21"/>
+          <w:lang w:eastAsia="en-GB"/>
+          <w14:ligatures w14:val="none"/>
+        </w:rPr>
+        <w:t>if</w:t>
+      </w:r>
+      <w:r>
+        <w:rPr>
+          <w:rFonts w:ascii="Consolas" w:eastAsia="Times New Roman" w:hAnsi="Consolas" w:cs="Times New Roman"/>
+          <w:color w:val="CCCCCC"/>
+          <w:kern w:val="0"/>
+          <w:sz w:val="21"/>
+          <w:szCs w:val="21"/>
+          <w:lang w:eastAsia="en-GB"/>
+          <w14:ligatures w14:val="none"/>
+        </w:rPr>
+        <w:t xml:space="preserve"> </w:t>
+      </w:r>
+      <w:proofErr w:type="gramStart"/>
+      <w:r>
+        <w:rPr>
+          <w:rFonts w:ascii="Consolas" w:eastAsia="Times New Roman" w:hAnsi="Consolas" w:cs="Times New Roman"/>
+          <w:color w:val="CCCCCC"/>
+          <w:kern w:val="0"/>
+          <w:sz w:val="21"/>
+          <w:szCs w:val="21"/>
+          <w:lang w:eastAsia="en-GB"/>
+          <w14:ligatures w14:val="none"/>
+        </w:rPr>
+        <w:t xml:space="preserve">[ </w:t>
+      </w:r>
+      <w:r>
+        <w:rPr>
+          <w:rFonts w:ascii="Consolas" w:eastAsia="Times New Roman" w:hAnsi="Consolas" w:cs="Times New Roman"/>
+          <w:color w:val="D4D4D4"/>
+          <w:kern w:val="0"/>
+          <w:sz w:val="21"/>
+          <w:szCs w:val="21"/>
+          <w:lang w:eastAsia="en-GB"/>
+          <w14:ligatures w14:val="none"/>
+        </w:rPr>
+        <w:t>!</w:t>
+      </w:r>
+      <w:proofErr w:type="gramEnd"/>
+      <w:r>
+        <w:rPr>
+          <w:rFonts w:ascii="Consolas" w:eastAsia="Times New Roman" w:hAnsi="Consolas" w:cs="Times New Roman"/>
+          <w:color w:val="CCCCCC"/>
+          <w:kern w:val="0"/>
+          <w:sz w:val="21"/>
+          <w:szCs w:val="21"/>
+          <w:lang w:eastAsia="en-GB"/>
+          <w14:ligatures w14:val="none"/>
+        </w:rPr>
+        <w:t xml:space="preserve"> </w:t>
+      </w:r>
+      <w:r>
+        <w:rPr>
+          <w:rFonts w:ascii="Consolas" w:eastAsia="Times New Roman" w:hAnsi="Consolas" w:cs="Times New Roman"/>
+          <w:color w:val="D4D4D4"/>
+          <w:kern w:val="0"/>
+          <w:sz w:val="21"/>
+          <w:szCs w:val="21"/>
+          <w:lang w:eastAsia="en-GB"/>
+          <w14:ligatures w14:val="none"/>
+        </w:rPr>
+        <w:t>-f</w:t>
+      </w:r>
+      <w:r>
+        <w:rPr>
+          <w:rFonts w:ascii="Consolas" w:eastAsia="Times New Roman" w:hAnsi="Consolas" w:cs="Times New Roman"/>
+          <w:color w:val="CCCCCC"/>
+          <w:kern w:val="0"/>
+          <w:sz w:val="21"/>
+          <w:szCs w:val="21"/>
+          <w:lang w:eastAsia="en-GB"/>
+          <w14:ligatures w14:val="none"/>
+        </w:rPr>
+        <w:t xml:space="preserve"> </w:t>
+      </w:r>
+      <w:r>
+        <w:rPr>
+          <w:rFonts w:ascii="Consolas" w:eastAsia="Times New Roman" w:hAnsi="Consolas" w:cs="Times New Roman"/>
+          <w:color w:val="CE9178"/>
+          <w:kern w:val="0"/>
+          <w:sz w:val="21"/>
+          <w:szCs w:val="21"/>
+          <w:lang w:eastAsia="en-GB"/>
+          <w14:ligatures w14:val="none"/>
+        </w:rPr>
+        <w:t>"</w:t>
+      </w:r>
+      <w:r>
+        <w:rPr>
+          <w:rFonts w:ascii="Consolas" w:eastAsia="Times New Roman" w:hAnsi="Consolas" w:cs="Times New Roman"/>
+          <w:color w:val="9CDCFE"/>
+          <w:kern w:val="0"/>
+          <w:sz w:val="21"/>
+          <w:szCs w:val="21"/>
+          <w:lang w:eastAsia="en-GB"/>
+          <w14:ligatures w14:val="none"/>
+        </w:rPr>
+        <w:t>$</w:t>
+      </w:r>
+      <w:proofErr w:type="spellStart"/>
+      <w:r>
+        <w:rPr>
+          <w:rFonts w:ascii="Consolas" w:eastAsia="Times New Roman" w:hAnsi="Consolas" w:cs="Times New Roman"/>
+          <w:color w:val="9CDCFE"/>
+          <w:kern w:val="0"/>
+          <w:sz w:val="21"/>
+          <w:szCs w:val="21"/>
+          <w:lang w:eastAsia="en-GB"/>
+          <w14:ligatures w14:val="none"/>
+        </w:rPr>
+        <w:t>fileName</w:t>
+      </w:r>
+      <w:proofErr w:type="spellEnd"/>
+      <w:proofErr w:type="gramStart"/>
+      <w:r>
+        <w:rPr>
+          <w:rFonts w:ascii="Consolas" w:eastAsia="Times New Roman" w:hAnsi="Consolas" w:cs="Times New Roman"/>
+          <w:color w:val="CE9178"/>
+          <w:kern w:val="0"/>
+          <w:sz w:val="21"/>
+          <w:szCs w:val="21"/>
+          <w:lang w:eastAsia="en-GB"/>
+          <w14:ligatures w14:val="none"/>
+        </w:rPr>
+        <w:t>"</w:t>
+      </w:r>
+      <w:r>
+        <w:rPr>
+          <w:rFonts w:ascii="Consolas" w:eastAsia="Times New Roman" w:hAnsi="Consolas" w:cs="Times New Roman"/>
+          <w:color w:val="CCCCCC"/>
+          <w:kern w:val="0"/>
+          <w:sz w:val="21"/>
+          <w:szCs w:val="21"/>
+          <w:lang w:eastAsia="en-GB"/>
+          <w14:ligatures w14:val="none"/>
+        </w:rPr>
+        <w:t xml:space="preserve"> ]</w:t>
+      </w:r>
+      <w:proofErr w:type="gramEnd"/>
+      <w:r>
+        <w:rPr>
+          <w:rFonts w:ascii="Consolas" w:eastAsia="Times New Roman" w:hAnsi="Consolas" w:cs="Times New Roman"/>
+          <w:color w:val="CCCCCC"/>
+          <w:kern w:val="0"/>
+          <w:sz w:val="21"/>
+          <w:szCs w:val="21"/>
+          <w:lang w:eastAsia="en-GB"/>
+          <w14:ligatures w14:val="none"/>
+        </w:rPr>
+        <w:t xml:space="preserve">; </w:t>
+      </w:r>
+      <w:r>
+        <w:rPr>
+          <w:rFonts w:ascii="Consolas" w:eastAsia="Times New Roman" w:hAnsi="Consolas" w:cs="Times New Roman"/>
+          <w:color w:val="C586C0"/>
+          <w:kern w:val="0"/>
+          <w:sz w:val="21"/>
+          <w:szCs w:val="21"/>
+          <w:lang w:eastAsia="en-GB"/>
+          <w14:ligatures w14:val="none"/>
+        </w:rPr>
+        <w:t>then</w:t>
+      </w:r>
+    </w:p>
+    <w:p>
+      <w:pPr>
+        <w:shd w:val="clear" w:color="auto" w:fill="1F1F1F"/>
+        <w:spacing w:after="0" w:line="285" w:lineRule="atLeast"/>
+        <w:rPr>
+          <w:rFonts w:ascii="Consolas" w:eastAsia="Times New Roman" w:hAnsi="Consolas" w:cs="Times New Roman"/>
+          <w:color w:val="CCCCCC"/>
+          <w:kern w:val="0"/>
+          <w:sz w:val="21"/>
+          <w:szCs w:val="21"/>
+          <w:lang w:eastAsia="en-GB"/>
+          <w14:ligatures w14:val="none"/>
+        </w:rPr>
+      </w:pPr>
+      <w:r>
+        <w:rPr>
+          <w:rFonts w:ascii="Consolas" w:eastAsia="Times New Roman" w:hAnsi="Consolas" w:cs="Times New Roman"/>
+          <w:color w:val="CCCCCC"/>
+          <w:kern w:val="0"/>
+          <w:sz w:val="21"/>
+          <w:szCs w:val="21"/>
+          <w:lang w:eastAsia="en-GB"/>
+          <w14:ligatures w14:val="none"/>
+        </w:rPr>
+        <w:t xml:space="preserve">        </w:t>
+      </w:r>
+      <w:r>
+        <w:rPr>
+          <w:rFonts w:ascii="Consolas" w:eastAsia="Times New Roman" w:hAnsi="Consolas" w:cs="Times New Roman"/>
+          <w:color w:val="DCDCAA"/>
+          <w:kern w:val="0"/>
+          <w:sz w:val="21"/>
+          <w:szCs w:val="21"/>
+          <w:lang w:eastAsia="en-GB"/>
+          <w14:ligatures w14:val="none"/>
+        </w:rPr>
+        <w:t>echo</w:t>
+      </w:r>
+      <w:r>
+        <w:rPr>
+          <w:rFonts w:ascii="Consolas" w:eastAsia="Times New Roman" w:hAnsi="Consolas" w:cs="Times New Roman"/>
+          <w:color w:val="CCCCCC"/>
+          <w:kern w:val="0"/>
+          <w:sz w:val="21"/>
+          <w:szCs w:val="21"/>
+          <w:lang w:eastAsia="en-GB"/>
+          <w14:ligatures w14:val="none"/>
+        </w:rPr>
+        <w:t xml:space="preserve"> </w:t>
+      </w:r>
+      <w:r>
+        <w:rPr>
+          <w:rFonts w:ascii="Consolas" w:eastAsia="Times New Roman" w:hAnsi="Consolas" w:cs="Times New Roman"/>
+          <w:color w:val="CE9178"/>
+          <w:kern w:val="0"/>
+          <w:sz w:val="21"/>
+          <w:szCs w:val="21"/>
+          <w:lang w:eastAsia="en-GB"/>
+          <w14:ligatures w14:val="none"/>
+        </w:rPr>
+        <w:t>"File doesn't exist, creating file"</w:t>
+      </w:r>
+    </w:p>
+    <w:p>
+      <w:pPr>
+        <w:shd w:val="clear" w:color="auto" w:fill="1F1F1F"/>
+        <w:spacing w:after="0" w:line="285" w:lineRule="atLeast"/>
+        <w:rPr>
+          <w:rFonts w:ascii="Consolas" w:eastAsia="Times New Roman" w:hAnsi="Consolas" w:cs="Times New Roman"/>
+          <w:color w:val="CCCCCC"/>
+          <w:kern w:val="0"/>
+          <w:sz w:val="21"/>
+          <w:szCs w:val="21"/>
+          <w:lang w:eastAsia="en-GB"/>
+          <w14:ligatures w14:val="none"/>
+        </w:rPr>
+      </w:pPr>
+      <w:r>
+        <w:rPr>
+          <w:rFonts w:ascii="Consolas" w:eastAsia="Times New Roman" w:hAnsi="Consolas" w:cs="Times New Roman"/>
+          <w:color w:val="CCCCCC"/>
+          <w:kern w:val="0"/>
+          <w:sz w:val="21"/>
+          <w:szCs w:val="21"/>
+          <w:lang w:eastAsia="en-GB"/>
+          <w14:ligatures w14:val="none"/>
+        </w:rPr>
+        <w:t xml:space="preserve">        </w:t>
+      </w:r>
+      <w:r>
+        <w:rPr>
+          <w:rFonts w:ascii="Consolas" w:eastAsia="Times New Roman" w:hAnsi="Consolas" w:cs="Times New Roman"/>
+          <w:color w:val="DCDCAA"/>
+          <w:kern w:val="0"/>
+          <w:sz w:val="21"/>
+          <w:szCs w:val="21"/>
+          <w:lang w:eastAsia="en-GB"/>
+          <w14:ligatures w14:val="none"/>
+        </w:rPr>
+        <w:t>touch</w:t>
+      </w:r>
+      <w:r>
+        <w:rPr>
+          <w:rFonts w:ascii="Consolas" w:eastAsia="Times New Roman" w:hAnsi="Consolas" w:cs="Times New Roman"/>
+          <w:color w:val="CCCCCC"/>
+          <w:kern w:val="0"/>
+          <w:sz w:val="21"/>
+          <w:szCs w:val="21"/>
+          <w:lang w:eastAsia="en-GB"/>
+          <w14:ligatures w14:val="none"/>
+        </w:rPr>
+        <w:t xml:space="preserve"> </w:t>
+      </w:r>
+      <w:r>
+        <w:rPr>
+          <w:rFonts w:ascii="Consolas" w:eastAsia="Times New Roman" w:hAnsi="Consolas" w:cs="Times New Roman"/>
+          <w:color w:val="CE9178"/>
+          <w:kern w:val="0"/>
+          <w:sz w:val="21"/>
+          <w:szCs w:val="21"/>
+          <w:lang w:eastAsia="en-GB"/>
+          <w14:ligatures w14:val="none"/>
+        </w:rPr>
+        <w:t>"</w:t>
+      </w:r>
+      <w:r>
+        <w:rPr>
+          <w:rFonts w:ascii="Consolas" w:eastAsia="Times New Roman" w:hAnsi="Consolas" w:cs="Times New Roman"/>
+          <w:color w:val="9CDCFE"/>
+          <w:kern w:val="0"/>
+          <w:sz w:val="21"/>
+          <w:szCs w:val="21"/>
+          <w:lang w:eastAsia="en-GB"/>
+          <w14:ligatures w14:val="none"/>
+        </w:rPr>
+        <w:t>$</w:t>
+      </w:r>
+      <w:proofErr w:type="spellStart"/>
+      <w:r>
+        <w:rPr>
+          <w:rFonts w:ascii="Consolas" w:eastAsia="Times New Roman" w:hAnsi="Consolas" w:cs="Times New Roman"/>
+          <w:color w:val="9CDCFE"/>
+          <w:kern w:val="0"/>
+          <w:sz w:val="21"/>
+          <w:szCs w:val="21"/>
+          <w:lang w:eastAsia="en-GB"/>
+          <w14:ligatures w14:val="none"/>
+        </w:rPr>
+        <w:t>fileName</w:t>
+      </w:r>
+      <w:proofErr w:type="spellEnd"/>
+      <w:r>
+        <w:rPr>
+          <w:rFonts w:ascii="Consolas" w:eastAsia="Times New Roman" w:hAnsi="Consolas" w:cs="Times New Roman"/>
+          <w:color w:val="CE9178"/>
+          <w:kern w:val="0"/>
+          <w:sz w:val="21"/>
+          <w:szCs w:val="21"/>
+          <w:lang w:eastAsia="en-GB"/>
+          <w14:ligatures w14:val="none"/>
+        </w:rPr>
+        <w:t>"</w:t>
+      </w:r>
+    </w:p>
+    <w:p>
+      <w:pPr>
+        <w:shd w:val="clear" w:color="auto" w:fill="1F1F1F"/>
+        <w:spacing w:after="0" w:line="285" w:lineRule="atLeast"/>
+        <w:rPr>
+          <w:rFonts w:ascii="Consolas" w:eastAsia="Times New Roman" w:hAnsi="Consolas" w:cs="Times New Roman"/>
+          <w:color w:val="CCCCCC"/>
+          <w:kern w:val="0"/>
+          <w:sz w:val="21"/>
+          <w:szCs w:val="21"/>
+          <w:lang w:eastAsia="en-GB"/>
+          <w14:ligatures w14:val="none"/>
+        </w:rPr>
+      </w:pPr>
+      <w:r>
+        <w:rPr>
+          <w:rFonts w:ascii="Consolas" w:eastAsia="Times New Roman" w:hAnsi="Consolas" w:cs="Times New Roman"/>
+          <w:color w:val="CCCCCC"/>
+          <w:kern w:val="0"/>
+          <w:sz w:val="21"/>
+          <w:szCs w:val="21"/>
+          <w:lang w:eastAsia="en-GB"/>
+          <w14:ligatures w14:val="none"/>
+        </w:rPr>
+        <w:t xml:space="preserve">        </w:t>
+      </w:r>
+      <w:r>
+        <w:rPr>
+          <w:rFonts w:ascii="Consolas" w:eastAsia="Times New Roman" w:hAnsi="Consolas" w:cs="Times New Roman"/>
+          <w:color w:val="6A9955"/>
+          <w:kern w:val="0"/>
+          <w:sz w:val="21"/>
+          <w:szCs w:val="21"/>
+          <w:lang w:eastAsia="en-GB"/>
+          <w14:ligatures w14:val="none"/>
+        </w:rPr>
+        <w:t>#opening the file</w:t>
+      </w:r>
+    </w:p>
+    <w:p>
+      <w:pPr>
+        <w:shd w:val="clear" w:color="auto" w:fill="1F1F1F"/>
+        <w:spacing w:after="0" w:line="285" w:lineRule="atLeast"/>
+        <w:rPr>
+          <w:rFonts w:ascii="Consolas" w:eastAsia="Times New Roman" w:hAnsi="Consolas" w:cs="Times New Roman"/>
+          <w:color w:val="CCCCCC"/>
+          <w:kern w:val="0"/>
+          <w:sz w:val="21"/>
+          <w:szCs w:val="21"/>
+          <w:lang w:eastAsia="en-GB"/>
+          <w14:ligatures w14:val="none"/>
+        </w:rPr>
+      </w:pPr>
+      <w:r>
+        <w:rPr>
+          <w:rFonts w:ascii="Consolas" w:eastAsia="Times New Roman" w:hAnsi="Consolas" w:cs="Times New Roman"/>
+          <w:color w:val="CCCCCC"/>
+          <w:kern w:val="0"/>
+          <w:sz w:val="21"/>
+          <w:szCs w:val="21"/>
+          <w:lang w:eastAsia="en-GB"/>
+          <w14:ligatures w14:val="none"/>
+        </w:rPr>
+        <w:t xml:space="preserve">        </w:t>
+      </w:r>
+      <w:r>
+        <w:rPr>
+          <w:rFonts w:ascii="Consolas" w:eastAsia="Times New Roman" w:hAnsi="Consolas" w:cs="Times New Roman"/>
+          <w:color w:val="DCDCAA"/>
+          <w:kern w:val="0"/>
+          <w:sz w:val="21"/>
+          <w:szCs w:val="21"/>
+          <w:lang w:eastAsia="en-GB"/>
+          <w14:ligatures w14:val="none"/>
+        </w:rPr>
+        <w:t>nano</w:t>
+      </w:r>
+      <w:r>
+        <w:rPr>
+          <w:rFonts w:ascii="Consolas" w:eastAsia="Times New Roman" w:hAnsi="Consolas" w:cs="Times New Roman"/>
+          <w:color w:val="CCCCCC"/>
+          <w:kern w:val="0"/>
+          <w:sz w:val="21"/>
+          <w:szCs w:val="21"/>
+          <w:lang w:eastAsia="en-GB"/>
+          <w14:ligatures w14:val="none"/>
+        </w:rPr>
+        <w:t xml:space="preserve"> </w:t>
+      </w:r>
+      <w:r>
+        <w:rPr>
+          <w:rFonts w:ascii="Consolas" w:eastAsia="Times New Roman" w:hAnsi="Consolas" w:cs="Times New Roman"/>
+          <w:color w:val="CE9178"/>
+          <w:kern w:val="0"/>
+          <w:sz w:val="21"/>
+          <w:szCs w:val="21"/>
+          <w:lang w:eastAsia="en-GB"/>
+          <w14:ligatures w14:val="none"/>
+        </w:rPr>
+        <w:t>"</w:t>
+      </w:r>
+      <w:r>
+        <w:rPr>
+          <w:rFonts w:ascii="Consolas" w:eastAsia="Times New Roman" w:hAnsi="Consolas" w:cs="Times New Roman"/>
+          <w:color w:val="9CDCFE"/>
+          <w:kern w:val="0"/>
+          <w:sz w:val="21"/>
+          <w:szCs w:val="21"/>
+          <w:lang w:eastAsia="en-GB"/>
+          <w14:ligatures w14:val="none"/>
+        </w:rPr>
+        <w:t>$</w:t>
+      </w:r>
+      <w:proofErr w:type="spellStart"/>
+      <w:r>
+        <w:rPr>
+          <w:rFonts w:ascii="Consolas" w:eastAsia="Times New Roman" w:hAnsi="Consolas" w:cs="Times New Roman"/>
+          <w:color w:val="9CDCFE"/>
+          <w:kern w:val="0"/>
+          <w:sz w:val="21"/>
+          <w:szCs w:val="21"/>
+          <w:lang w:eastAsia="en-GB"/>
+          <w14:ligatures w14:val="none"/>
+        </w:rPr>
+        <w:t>fileName</w:t>
+      </w:r>
+      <w:proofErr w:type="spellEnd"/>
+      <w:r>
+        <w:rPr>
+          <w:rFonts w:ascii="Consolas" w:eastAsia="Times New Roman" w:hAnsi="Consolas" w:cs="Times New Roman"/>
+          <w:color w:val="CE9178"/>
+          <w:kern w:val="0"/>
+          <w:sz w:val="21"/>
+          <w:szCs w:val="21"/>
+          <w:lang w:eastAsia="en-GB"/>
+          <w14:ligatures w14:val="none"/>
+        </w:rPr>
+        <w:t>"</w:t>
+      </w:r>
+    </w:p>
+    <w:p>
+      <w:pPr>
+        <w:shd w:val="clear" w:color="auto" w:fill="1F1F1F"/>
+        <w:spacing w:after="0" w:line="285" w:lineRule="atLeast"/>
+        <w:rPr>
+          <w:rFonts w:ascii="Consolas" w:eastAsia="Times New Roman" w:hAnsi="Consolas" w:cs="Times New Roman"/>
+          <w:color w:val="CCCCCC"/>
+          <w:kern w:val="0"/>
+          <w:sz w:val="21"/>
+          <w:szCs w:val="21"/>
+          <w:lang w:eastAsia="en-GB"/>
+          <w14:ligatures w14:val="none"/>
+        </w:rPr>
+      </w:pPr>
+      <w:r>
+        <w:rPr>
+          <w:rFonts w:ascii="Consolas" w:eastAsia="Times New Roman" w:hAnsi="Consolas" w:cs="Times New Roman"/>
+          <w:color w:val="CCCCCC"/>
+          <w:kern w:val="0"/>
+          <w:sz w:val="21"/>
+          <w:szCs w:val="21"/>
+          <w:lang w:eastAsia="en-GB"/>
+          <w14:ligatures w14:val="none"/>
+        </w:rPr>
+        <w:t xml:space="preserve">        </w:t>
+      </w:r>
+      <w:r>
+        <w:rPr>
+          <w:rFonts w:ascii="Consolas" w:eastAsia="Times New Roman" w:hAnsi="Consolas" w:cs="Times New Roman"/>
+          <w:color w:val="DCDCAA"/>
+          <w:kern w:val="0"/>
+          <w:sz w:val="21"/>
+          <w:szCs w:val="21"/>
+          <w:lang w:eastAsia="en-GB"/>
+          <w14:ligatures w14:val="none"/>
+        </w:rPr>
+        <w:t>exit</w:t>
+      </w:r>
+    </w:p>
+    <w:p>
+      <w:pPr>
+        <w:shd w:val="clear" w:color="auto" w:fill="1F1F1F"/>
+        <w:spacing w:after="0" w:line="285" w:lineRule="atLeast"/>
+        <w:rPr>
+          <w:rFonts w:ascii="Consolas" w:eastAsia="Times New Roman" w:hAnsi="Consolas" w:cs="Times New Roman"/>
+          <w:color w:val="CCCCCC"/>
+          <w:kern w:val="0"/>
+          <w:sz w:val="21"/>
+          <w:szCs w:val="21"/>
+          <w:lang w:eastAsia="en-GB"/>
+          <w14:ligatures w14:val="none"/>
+        </w:rPr>
+      </w:pPr>
+      <w:r>
+        <w:rPr>
+          <w:rFonts w:ascii="Consolas" w:eastAsia="Times New Roman" w:hAnsi="Consolas" w:cs="Times New Roman"/>
+          <w:color w:val="CCCCCC"/>
+          <w:kern w:val="0"/>
+          <w:sz w:val="21"/>
+          <w:szCs w:val="21"/>
+          <w:lang w:eastAsia="en-GB"/>
+          <w14:ligatures w14:val="none"/>
+        </w:rPr>
+        <w:t xml:space="preserve">    </w:t>
+      </w:r>
+      <w:proofErr w:type="spellStart"/>
+      <w:r>
+        <w:rPr>
+          <w:rFonts w:ascii="Consolas" w:eastAsia="Times New Roman" w:hAnsi="Consolas" w:cs="Times New Roman"/>
+          <w:color w:val="C586C0"/>
+          <w:kern w:val="0"/>
+          <w:sz w:val="21"/>
+          <w:szCs w:val="21"/>
+          <w:lang w:eastAsia="en-GB"/>
+          <w14:ligatures w14:val="none"/>
+        </w:rPr>
+        <w:t>elif</w:t>
+      </w:r>
+      <w:proofErr w:type="spellEnd"/>
+      <w:r>
+        <w:rPr>
+          <w:rFonts w:ascii="Consolas" w:eastAsia="Times New Roman" w:hAnsi="Consolas" w:cs="Times New Roman"/>
+          <w:color w:val="CCCCCC"/>
+          <w:kern w:val="0"/>
+          <w:sz w:val="21"/>
+          <w:szCs w:val="21"/>
+          <w:lang w:eastAsia="en-GB"/>
+          <w14:ligatures w14:val="none"/>
+        </w:rPr>
+        <w:t xml:space="preserve"> [ </w:t>
+      </w:r>
+      <w:r>
+        <w:rPr>
+          <w:rFonts w:ascii="Consolas" w:eastAsia="Times New Roman" w:hAnsi="Consolas" w:cs="Times New Roman"/>
+          <w:color w:val="D4D4D4"/>
+          <w:kern w:val="0"/>
+          <w:sz w:val="21"/>
+          <w:szCs w:val="21"/>
+          <w:lang w:eastAsia="en-GB"/>
+          <w14:ligatures w14:val="none"/>
+        </w:rPr>
+        <w:t>-f</w:t>
+      </w:r>
+      <w:r>
+        <w:rPr>
+          <w:rFonts w:ascii="Consolas" w:eastAsia="Times New Roman" w:hAnsi="Consolas" w:cs="Times New Roman"/>
+          <w:color w:val="CCCCCC"/>
+          <w:kern w:val="0"/>
+          <w:sz w:val="21"/>
+          <w:szCs w:val="21"/>
+          <w:lang w:eastAsia="en-GB"/>
+          <w14:ligatures w14:val="none"/>
+        </w:rPr>
+        <w:t xml:space="preserve"> </w:t>
+      </w:r>
+      <w:r>
+        <w:rPr>
+          <w:rFonts w:ascii="Consolas" w:eastAsia="Times New Roman" w:hAnsi="Consolas" w:cs="Times New Roman"/>
+          <w:color w:val="CE9178"/>
+          <w:kern w:val="0"/>
+          <w:sz w:val="21"/>
+          <w:szCs w:val="21"/>
+          <w:lang w:eastAsia="en-GB"/>
+          <w14:ligatures w14:val="none"/>
+        </w:rPr>
+        <w:t>"logFile.txt</w:t>
+      </w:r>
+      <w:proofErr w:type="gramStart"/>
+      <w:r>
+        <w:rPr>
+          <w:rFonts w:ascii="Consolas" w:eastAsia="Times New Roman" w:hAnsi="Consolas" w:cs="Times New Roman"/>
+          <w:color w:val="CE9178"/>
+          <w:kern w:val="0"/>
+          <w:sz w:val="21"/>
+          <w:szCs w:val="21"/>
+          <w:lang w:eastAsia="en-GB"/>
+          <w14:ligatures w14:val="none"/>
+        </w:rPr>
+        <w:t>"</w:t>
+      </w:r>
+      <w:r>
+        <w:rPr>
+          <w:rFonts w:ascii="Consolas" w:eastAsia="Times New Roman" w:hAnsi="Consolas" w:cs="Times New Roman"/>
+          <w:color w:val="CCCCCC"/>
+          <w:kern w:val="0"/>
+          <w:sz w:val="21"/>
+          <w:szCs w:val="21"/>
+          <w:lang w:eastAsia="en-GB"/>
+          <w14:ligatures w14:val="none"/>
+        </w:rPr>
+        <w:t xml:space="preserve"> ]</w:t>
+      </w:r>
+      <w:proofErr w:type="gramEnd"/>
+      <w:r>
+        <w:rPr>
+          <w:rFonts w:ascii="Consolas" w:eastAsia="Times New Roman" w:hAnsi="Consolas" w:cs="Times New Roman"/>
+          <w:color w:val="CCCCCC"/>
+          <w:kern w:val="0"/>
+          <w:sz w:val="21"/>
+          <w:szCs w:val="21"/>
+          <w:lang w:eastAsia="en-GB"/>
+          <w14:ligatures w14:val="none"/>
+        </w:rPr>
+        <w:t xml:space="preserve">; </w:t>
+      </w:r>
+      <w:r>
+        <w:rPr>
+          <w:rFonts w:ascii="Consolas" w:eastAsia="Times New Roman" w:hAnsi="Consolas" w:cs="Times New Roman"/>
+          <w:color w:val="C586C0"/>
+          <w:kern w:val="0"/>
+          <w:sz w:val="21"/>
+          <w:szCs w:val="21"/>
+          <w:lang w:eastAsia="en-GB"/>
+          <w14:ligatures w14:val="none"/>
+        </w:rPr>
+        <w:t>then</w:t>
+      </w:r>
+    </w:p>
+    <w:p>
+      <w:pPr>
+        <w:shd w:val="clear" w:color="auto" w:fill="1F1F1F"/>
+        <w:spacing w:after="0" w:line="285" w:lineRule="atLeast"/>
+        <w:rPr>
+          <w:rFonts w:ascii="Consolas" w:eastAsia="Times New Roman" w:hAnsi="Consolas" w:cs="Times New Roman"/>
+          <w:color w:val="CCCCCC"/>
+          <w:kern w:val="0"/>
+          <w:sz w:val="21"/>
+          <w:szCs w:val="21"/>
+          <w:lang w:eastAsia="en-GB"/>
+          <w14:ligatures w14:val="none"/>
+        </w:rPr>
+      </w:pPr>
+      <w:r>
+        <w:rPr>
+          <w:rFonts w:ascii="Consolas" w:eastAsia="Times New Roman" w:hAnsi="Consolas" w:cs="Times New Roman"/>
+          <w:color w:val="CCCCCC"/>
+          <w:kern w:val="0"/>
+          <w:sz w:val="21"/>
+          <w:szCs w:val="21"/>
+          <w:lang w:eastAsia="en-GB"/>
+          <w14:ligatures w14:val="none"/>
+        </w:rPr>
+        <w:t xml:space="preserve">        </w:t>
+      </w:r>
+      <w:proofErr w:type="spellStart"/>
+      <w:r>
+        <w:rPr>
+          <w:rFonts w:ascii="Consolas" w:eastAsia="Times New Roman" w:hAnsi="Consolas" w:cs="Times New Roman"/>
+          <w:color w:val="9CDCFE"/>
+          <w:kern w:val="0"/>
+          <w:sz w:val="21"/>
+          <w:szCs w:val="21"/>
+          <w:lang w:eastAsia="en-GB"/>
+          <w14:ligatures w14:val="none"/>
+        </w:rPr>
+        <w:t>lineCount</w:t>
+      </w:r>
+      <w:proofErr w:type="spellEnd"/>
+      <w:r>
+        <w:rPr>
+          <w:rFonts w:ascii="Consolas" w:eastAsia="Times New Roman" w:hAnsi="Consolas" w:cs="Times New Roman"/>
+          <w:color w:val="D4D4D4"/>
+          <w:kern w:val="0"/>
+          <w:sz w:val="21"/>
+          <w:szCs w:val="21"/>
+          <w:lang w:eastAsia="en-GB"/>
+          <w14:ligatures w14:val="none"/>
+        </w:rPr>
+        <w:t>=</w:t>
+      </w:r>
+      <w:r>
+        <w:rPr>
+          <w:rFonts w:ascii="Consolas" w:eastAsia="Times New Roman" w:hAnsi="Consolas" w:cs="Times New Roman"/>
+          <w:color w:val="CCCCCC"/>
+          <w:kern w:val="0"/>
+          <w:sz w:val="21"/>
+          <w:szCs w:val="21"/>
+          <w:lang w:eastAsia="en-GB"/>
+          <w14:ligatures w14:val="none"/>
+        </w:rPr>
+        <w:t>$(</w:t>
+      </w:r>
+      <w:proofErr w:type="spellStart"/>
+      <w:r>
+        <w:rPr>
+          <w:rFonts w:ascii="Consolas" w:eastAsia="Times New Roman" w:hAnsi="Consolas" w:cs="Times New Roman"/>
+          <w:color w:val="DCDCAA"/>
+          <w:kern w:val="0"/>
+          <w:sz w:val="21"/>
+          <w:szCs w:val="21"/>
+          <w:lang w:eastAsia="en-GB"/>
+          <w14:ligatures w14:val="none"/>
+        </w:rPr>
+        <w:t>wc</w:t>
+      </w:r>
+      <w:proofErr w:type="spellEnd"/>
+      <w:r>
+        <w:rPr>
+          <w:rFonts w:ascii="Consolas" w:eastAsia="Times New Roman" w:hAnsi="Consolas" w:cs="Times New Roman"/>
+          <w:color w:val="CCCCCC"/>
+          <w:kern w:val="0"/>
+          <w:sz w:val="21"/>
+          <w:szCs w:val="21"/>
+          <w:lang w:eastAsia="en-GB"/>
+          <w14:ligatures w14:val="none"/>
+        </w:rPr>
+        <w:t xml:space="preserve"> </w:t>
+      </w:r>
+      <w:r>
+        <w:rPr>
+          <w:rFonts w:ascii="Consolas" w:eastAsia="Times New Roman" w:hAnsi="Consolas" w:cs="Times New Roman"/>
+          <w:color w:val="569CD6"/>
+          <w:kern w:val="0"/>
+          <w:sz w:val="21"/>
+          <w:szCs w:val="21"/>
+          <w:lang w:eastAsia="en-GB"/>
+          <w14:ligatures w14:val="none"/>
+        </w:rPr>
+        <w:t>-l</w:t>
+      </w:r>
+      <w:r>
+        <w:rPr>
+          <w:rFonts w:ascii="Consolas" w:eastAsia="Times New Roman" w:hAnsi="Consolas" w:cs="Times New Roman"/>
+          <w:color w:val="CCCCCC"/>
+          <w:kern w:val="0"/>
+          <w:sz w:val="21"/>
+          <w:szCs w:val="21"/>
+          <w:lang w:eastAsia="en-GB"/>
+          <w14:ligatures w14:val="none"/>
+        </w:rPr>
+        <w:t xml:space="preserve"> </w:t>
+      </w:r>
+      <w:r>
+        <w:rPr>
+          <w:rFonts w:ascii="Consolas" w:eastAsia="Times New Roman" w:hAnsi="Consolas" w:cs="Times New Roman"/>
+          <w:color w:val="D4D4D4"/>
+          <w:kern w:val="0"/>
+          <w:sz w:val="21"/>
+          <w:szCs w:val="21"/>
+          <w:lang w:eastAsia="en-GB"/>
+          <w14:ligatures w14:val="none"/>
+        </w:rPr>
+        <w:t>&lt;</w:t>
+      </w:r>
+      <w:r>
+        <w:rPr>
+          <w:rFonts w:ascii="Consolas" w:eastAsia="Times New Roman" w:hAnsi="Consolas" w:cs="Times New Roman"/>
+          <w:color w:val="CCCCCC"/>
+          <w:kern w:val="0"/>
+          <w:sz w:val="21"/>
+          <w:szCs w:val="21"/>
+          <w:lang w:eastAsia="en-GB"/>
+          <w14:ligatures w14:val="none"/>
+        </w:rPr>
+        <w:t xml:space="preserve"> </w:t>
+      </w:r>
+      <w:r>
+        <w:rPr>
+          <w:rFonts w:ascii="Consolas" w:eastAsia="Times New Roman" w:hAnsi="Consolas" w:cs="Times New Roman"/>
+          <w:color w:val="CE9178"/>
+          <w:kern w:val="0"/>
+          <w:sz w:val="21"/>
+          <w:szCs w:val="21"/>
+          <w:lang w:eastAsia="en-GB"/>
+          <w14:ligatures w14:val="none"/>
+        </w:rPr>
+        <w:t>logFile.txt</w:t>
+      </w:r>
+      <w:r>
+        <w:rPr>
+          <w:rFonts w:ascii="Consolas" w:eastAsia="Times New Roman" w:hAnsi="Consolas" w:cs="Times New Roman"/>
+          <w:color w:val="CCCCCC"/>
+          <w:kern w:val="0"/>
+          <w:sz w:val="21"/>
+          <w:szCs w:val="21"/>
+          <w:lang w:eastAsia="en-GB"/>
+          <w14:ligatures w14:val="none"/>
+        </w:rPr>
+        <w:t>)</w:t>
+      </w:r>
+    </w:p>
+    <w:p>
+      <w:pPr>
+        <w:shd w:val="clear" w:color="auto" w:fill="1F1F1F"/>
+        <w:spacing w:after="0" w:line="285" w:lineRule="atLeast"/>
+        <w:rPr>
+          <w:rFonts w:ascii="Consolas" w:eastAsia="Times New Roman" w:hAnsi="Consolas" w:cs="Times New Roman"/>
+          <w:color w:val="CCCCCC"/>
+          <w:kern w:val="0"/>
+          <w:sz w:val="21"/>
+          <w:szCs w:val="21"/>
+          <w:lang w:eastAsia="en-GB"/>
+          <w14:ligatures w14:val="none"/>
+        </w:rPr>
+      </w:pPr>
+      <w:r>
+        <w:rPr>
+          <w:rFonts w:ascii="Consolas" w:eastAsia="Times New Roman" w:hAnsi="Consolas" w:cs="Times New Roman"/>
+          <w:color w:val="CCCCCC"/>
+          <w:kern w:val="0"/>
+          <w:sz w:val="21"/>
+          <w:szCs w:val="21"/>
+          <w:lang w:eastAsia="en-GB"/>
+          <w14:ligatures w14:val="none"/>
+        </w:rPr>
+        <w:t xml:space="preserve">        </w:t>
+      </w:r>
+      <w:r>
+        <w:rPr>
+          <w:rFonts w:ascii="Consolas" w:eastAsia="Times New Roman" w:hAnsi="Consolas" w:cs="Times New Roman"/>
+          <w:color w:val="C586C0"/>
+          <w:kern w:val="0"/>
+          <w:sz w:val="21"/>
+          <w:szCs w:val="21"/>
+          <w:lang w:eastAsia="en-GB"/>
+          <w14:ligatures w14:val="none"/>
+        </w:rPr>
+        <w:t>if</w:t>
+      </w:r>
+      <w:r>
+        <w:rPr>
+          <w:rFonts w:ascii="Consolas" w:eastAsia="Times New Roman" w:hAnsi="Consolas" w:cs="Times New Roman"/>
+          <w:color w:val="CCCCCC"/>
+          <w:kern w:val="0"/>
+          <w:sz w:val="21"/>
+          <w:szCs w:val="21"/>
+          <w:lang w:eastAsia="en-GB"/>
+          <w14:ligatures w14:val="none"/>
+        </w:rPr>
+        <w:t xml:space="preserve"> [ </w:t>
+      </w:r>
+      <w:r>
+        <w:rPr>
+          <w:rFonts w:ascii="Consolas" w:eastAsia="Times New Roman" w:hAnsi="Consolas" w:cs="Times New Roman"/>
+          <w:color w:val="CE9178"/>
+          <w:kern w:val="0"/>
+          <w:sz w:val="21"/>
+          <w:szCs w:val="21"/>
+          <w:lang w:eastAsia="en-GB"/>
+          <w14:ligatures w14:val="none"/>
+        </w:rPr>
+        <w:t>"</w:t>
+      </w:r>
+      <w:r>
+        <w:rPr>
+          <w:rFonts w:ascii="Consolas" w:eastAsia="Times New Roman" w:hAnsi="Consolas" w:cs="Times New Roman"/>
+          <w:color w:val="9CDCFE"/>
+          <w:kern w:val="0"/>
+          <w:sz w:val="21"/>
+          <w:szCs w:val="21"/>
+          <w:lang w:eastAsia="en-GB"/>
+          <w14:ligatures w14:val="none"/>
+        </w:rPr>
+        <w:t>$</w:t>
+      </w:r>
+      <w:proofErr w:type="spellStart"/>
+      <w:r>
+        <w:rPr>
+          <w:rFonts w:ascii="Consolas" w:eastAsia="Times New Roman" w:hAnsi="Consolas" w:cs="Times New Roman"/>
+          <w:color w:val="9CDCFE"/>
+          <w:kern w:val="0"/>
+          <w:sz w:val="21"/>
+          <w:szCs w:val="21"/>
+          <w:lang w:eastAsia="en-GB"/>
+          <w14:ligatures w14:val="none"/>
+        </w:rPr>
+        <w:t>lineCount</w:t>
+      </w:r>
+      <w:proofErr w:type="spellEnd"/>
+      <w:r>
+        <w:rPr>
+          <w:rFonts w:ascii="Consolas" w:eastAsia="Times New Roman" w:hAnsi="Consolas" w:cs="Times New Roman"/>
+          <w:color w:val="CE9178"/>
+          <w:kern w:val="0"/>
+          <w:sz w:val="21"/>
+          <w:szCs w:val="21"/>
+          <w:lang w:eastAsia="en-GB"/>
+          <w14:ligatures w14:val="none"/>
+        </w:rPr>
+        <w:t>"</w:t>
+      </w:r>
+      <w:r>
+        <w:rPr>
+          <w:rFonts w:ascii="Consolas" w:eastAsia="Times New Roman" w:hAnsi="Consolas" w:cs="Times New Roman"/>
+          <w:color w:val="CCCCCC"/>
+          <w:kern w:val="0"/>
+          <w:sz w:val="21"/>
+          <w:szCs w:val="21"/>
+          <w:lang w:eastAsia="en-GB"/>
+          <w14:ligatures w14:val="none"/>
+        </w:rPr>
+        <w:t xml:space="preserve"> </w:t>
+      </w:r>
+      <w:r>
+        <w:rPr>
+          <w:rFonts w:ascii="Consolas" w:eastAsia="Times New Roman" w:hAnsi="Consolas" w:cs="Times New Roman"/>
+          <w:color w:val="D4D4D4"/>
+          <w:kern w:val="0"/>
+          <w:sz w:val="21"/>
+          <w:szCs w:val="21"/>
+          <w:lang w:eastAsia="en-GB"/>
+          <w14:ligatures w14:val="none"/>
+        </w:rPr>
+        <w:t>-</w:t>
+      </w:r>
+      <w:proofErr w:type="spellStart"/>
+      <w:r>
+        <w:rPr>
+          <w:rFonts w:ascii="Consolas" w:eastAsia="Times New Roman" w:hAnsi="Consolas" w:cs="Times New Roman"/>
+          <w:color w:val="D4D4D4"/>
+          <w:kern w:val="0"/>
+          <w:sz w:val="21"/>
+          <w:szCs w:val="21"/>
+          <w:lang w:eastAsia="en-GB"/>
+          <w14:ligatures w14:val="none"/>
+        </w:rPr>
+        <w:t>eq</w:t>
+      </w:r>
+      <w:proofErr w:type="spellEnd"/>
+      <w:r>
+        <w:rPr>
+          <w:rFonts w:ascii="Consolas" w:eastAsia="Times New Roman" w:hAnsi="Consolas" w:cs="Times New Roman"/>
+          <w:color w:val="CCCCCC"/>
+          <w:kern w:val="0"/>
+          <w:sz w:val="21"/>
+          <w:szCs w:val="21"/>
+          <w:lang w:eastAsia="en-GB"/>
+          <w14:ligatures w14:val="none"/>
+        </w:rPr>
+        <w:t xml:space="preserve"> </w:t>
+      </w:r>
+      <w:proofErr w:type="gramStart"/>
+      <w:r>
+        <w:rPr>
+          <w:rFonts w:ascii="Consolas" w:eastAsia="Times New Roman" w:hAnsi="Consolas" w:cs="Times New Roman"/>
+          <w:color w:val="B5CEA8"/>
+          <w:kern w:val="0"/>
+          <w:sz w:val="21"/>
+          <w:szCs w:val="21"/>
+          <w:lang w:eastAsia="en-GB"/>
+          <w14:ligatures w14:val="none"/>
+        </w:rPr>
+        <w:t>5</w:t>
+      </w:r>
+      <w:r>
+        <w:rPr>
+          <w:rFonts w:ascii="Consolas" w:eastAsia="Times New Roman" w:hAnsi="Consolas" w:cs="Times New Roman"/>
+          <w:color w:val="CCCCCC"/>
+          <w:kern w:val="0"/>
+          <w:sz w:val="21"/>
+          <w:szCs w:val="21"/>
+          <w:lang w:eastAsia="en-GB"/>
+          <w14:ligatures w14:val="none"/>
+        </w:rPr>
+        <w:t xml:space="preserve"> ]</w:t>
+      </w:r>
+      <w:proofErr w:type="gramEnd"/>
+      <w:r>
+        <w:rPr>
+          <w:rFonts w:ascii="Consolas" w:eastAsia="Times New Roman" w:hAnsi="Consolas" w:cs="Times New Roman"/>
+          <w:color w:val="CCCCCC"/>
+          <w:kern w:val="0"/>
+          <w:sz w:val="21"/>
+          <w:szCs w:val="21"/>
+          <w:lang w:eastAsia="en-GB"/>
+          <w14:ligatures w14:val="none"/>
+        </w:rPr>
+        <w:t xml:space="preserve">; </w:t>
+      </w:r>
+      <w:r>
+        <w:rPr>
+          <w:rFonts w:ascii="Consolas" w:eastAsia="Times New Roman" w:hAnsi="Consolas" w:cs="Times New Roman"/>
+          <w:color w:val="C586C0"/>
+          <w:kern w:val="0"/>
+          <w:sz w:val="21"/>
+          <w:szCs w:val="21"/>
+          <w:lang w:eastAsia="en-GB"/>
+          <w14:ligatures w14:val="none"/>
+        </w:rPr>
+        <w:t>then</w:t>
+      </w:r>
+    </w:p>
+    <w:p>
+      <w:pPr>
+        <w:shd w:val="clear" w:color="auto" w:fill="1F1F1F"/>
+        <w:spacing w:after="0" w:line="285" w:lineRule="atLeast"/>
+        <w:rPr>
+          <w:rFonts w:ascii="Consolas" w:eastAsia="Times New Roman" w:hAnsi="Consolas" w:cs="Times New Roman"/>
+          <w:color w:val="CCCCCC"/>
+          <w:kern w:val="0"/>
+          <w:sz w:val="21"/>
+          <w:szCs w:val="21"/>
+          <w:lang w:eastAsia="en-GB"/>
+          <w14:ligatures w14:val="none"/>
+        </w:rPr>
+      </w:pPr>
+      <w:r>
+        <w:rPr>
+          <w:rFonts w:ascii="Consolas" w:eastAsia="Times New Roman" w:hAnsi="Consolas" w:cs="Times New Roman"/>
+          <w:color w:val="CCCCCC"/>
+          <w:kern w:val="0"/>
+          <w:sz w:val="21"/>
+          <w:szCs w:val="21"/>
+          <w:lang w:eastAsia="en-GB"/>
+          <w14:ligatures w14:val="none"/>
+        </w:rPr>
+        <w:t xml:space="preserve">            </w:t>
+      </w:r>
+      <w:r>
+        <w:rPr>
+          <w:rFonts w:ascii="Consolas" w:eastAsia="Times New Roman" w:hAnsi="Consolas" w:cs="Times New Roman"/>
+          <w:color w:val="6A9955"/>
+          <w:kern w:val="0"/>
+          <w:sz w:val="21"/>
+          <w:szCs w:val="21"/>
+          <w:lang w:eastAsia="en-GB"/>
+          <w14:ligatures w14:val="none"/>
+        </w:rPr>
+        <w:t># removing the oldest entry</w:t>
+      </w:r>
+    </w:p>
+    <w:p>
+      <w:pPr>
+        <w:shd w:val="clear" w:color="auto" w:fill="1F1F1F"/>
+        <w:spacing w:after="0" w:line="285" w:lineRule="atLeast"/>
+        <w:rPr>
+          <w:rFonts w:ascii="Consolas" w:eastAsia="Times New Roman" w:hAnsi="Consolas" w:cs="Times New Roman"/>
+          <w:color w:val="CCCCCC"/>
+          <w:kern w:val="0"/>
+          <w:sz w:val="21"/>
+          <w:szCs w:val="21"/>
+          <w:lang w:eastAsia="en-GB"/>
+          <w14:ligatures w14:val="none"/>
+        </w:rPr>
+      </w:pPr>
+      <w:r>
+        <w:rPr>
+          <w:rFonts w:ascii="Consolas" w:eastAsia="Times New Roman" w:hAnsi="Consolas" w:cs="Times New Roman"/>
+          <w:color w:val="CCCCCC"/>
+          <w:kern w:val="0"/>
+          <w:sz w:val="21"/>
+          <w:szCs w:val="21"/>
+          <w:lang w:eastAsia="en-GB"/>
+          <w14:ligatures w14:val="none"/>
+        </w:rPr>
+        <w:t xml:space="preserve">            </w:t>
+      </w:r>
+      <w:r>
+        <w:rPr>
+          <w:rFonts w:ascii="Consolas" w:eastAsia="Times New Roman" w:hAnsi="Consolas" w:cs="Times New Roman"/>
+          <w:color w:val="DCDCAA"/>
+          <w:kern w:val="0"/>
+          <w:sz w:val="21"/>
+          <w:szCs w:val="21"/>
+          <w:lang w:eastAsia="en-GB"/>
+          <w14:ligatures w14:val="none"/>
+        </w:rPr>
+        <w:t>tail</w:t>
+      </w:r>
+      <w:r>
+        <w:rPr>
+          <w:rFonts w:ascii="Consolas" w:eastAsia="Times New Roman" w:hAnsi="Consolas" w:cs="Times New Roman"/>
+          <w:color w:val="CCCCCC"/>
+          <w:kern w:val="0"/>
+          <w:sz w:val="21"/>
+          <w:szCs w:val="21"/>
+          <w:lang w:eastAsia="en-GB"/>
+          <w14:ligatures w14:val="none"/>
+        </w:rPr>
+        <w:t xml:space="preserve"> </w:t>
+      </w:r>
+      <w:r>
+        <w:rPr>
+          <w:rFonts w:ascii="Consolas" w:eastAsia="Times New Roman" w:hAnsi="Consolas" w:cs="Times New Roman"/>
+          <w:color w:val="569CD6"/>
+          <w:kern w:val="0"/>
+          <w:sz w:val="21"/>
+          <w:szCs w:val="21"/>
+          <w:lang w:eastAsia="en-GB"/>
+          <w14:ligatures w14:val="none"/>
+        </w:rPr>
+        <w:t>-n</w:t>
+      </w:r>
+      <w:r>
+        <w:rPr>
+          <w:rFonts w:ascii="Consolas" w:eastAsia="Times New Roman" w:hAnsi="Consolas" w:cs="Times New Roman"/>
+          <w:color w:val="CCCCCC"/>
+          <w:kern w:val="0"/>
+          <w:sz w:val="21"/>
+          <w:szCs w:val="21"/>
+          <w:lang w:eastAsia="en-GB"/>
+          <w14:ligatures w14:val="none"/>
+        </w:rPr>
+        <w:t xml:space="preserve"> </w:t>
+      </w:r>
+      <w:r>
+        <w:rPr>
+          <w:rFonts w:ascii="Consolas" w:eastAsia="Times New Roman" w:hAnsi="Consolas" w:cs="Times New Roman"/>
+          <w:color w:val="CE9178"/>
+          <w:kern w:val="0"/>
+          <w:sz w:val="21"/>
+          <w:szCs w:val="21"/>
+          <w:lang w:eastAsia="en-GB"/>
+          <w14:ligatures w14:val="none"/>
+        </w:rPr>
+        <w:t>+2</w:t>
+      </w:r>
+      <w:r>
+        <w:rPr>
+          <w:rFonts w:ascii="Consolas" w:eastAsia="Times New Roman" w:hAnsi="Consolas" w:cs="Times New Roman"/>
+          <w:color w:val="CCCCCC"/>
+          <w:kern w:val="0"/>
+          <w:sz w:val="21"/>
+          <w:szCs w:val="21"/>
+          <w:lang w:eastAsia="en-GB"/>
+          <w14:ligatures w14:val="none"/>
+        </w:rPr>
+        <w:t xml:space="preserve"> </w:t>
+      </w:r>
+      <w:r>
+        <w:rPr>
+          <w:rFonts w:ascii="Consolas" w:eastAsia="Times New Roman" w:hAnsi="Consolas" w:cs="Times New Roman"/>
+          <w:color w:val="CE9178"/>
+          <w:kern w:val="0"/>
+          <w:sz w:val="21"/>
+          <w:szCs w:val="21"/>
+          <w:lang w:eastAsia="en-GB"/>
+          <w14:ligatures w14:val="none"/>
+        </w:rPr>
+        <w:t>logFile.txt</w:t>
+      </w:r>
+      <w:r>
+        <w:rPr>
+          <w:rFonts w:ascii="Consolas" w:eastAsia="Times New Roman" w:hAnsi="Consolas" w:cs="Times New Roman"/>
+          <w:color w:val="CCCCCC"/>
+          <w:kern w:val="0"/>
+          <w:sz w:val="21"/>
+          <w:szCs w:val="21"/>
+          <w:lang w:eastAsia="en-GB"/>
+          <w14:ligatures w14:val="none"/>
+        </w:rPr>
+        <w:t xml:space="preserve"> </w:t>
+      </w:r>
+      <w:r>
+        <w:rPr>
+          <w:rFonts w:ascii="Consolas" w:eastAsia="Times New Roman" w:hAnsi="Consolas" w:cs="Times New Roman"/>
+          <w:color w:val="D4D4D4"/>
+          <w:kern w:val="0"/>
+          <w:sz w:val="21"/>
+          <w:szCs w:val="21"/>
+          <w:lang w:eastAsia="en-GB"/>
+          <w14:ligatures w14:val="none"/>
+        </w:rPr>
+        <w:t>&gt;</w:t>
+      </w:r>
+      <w:r>
+        <w:rPr>
+          <w:rFonts w:ascii="Consolas" w:eastAsia="Times New Roman" w:hAnsi="Consolas" w:cs="Times New Roman"/>
+          <w:color w:val="CCCCCC"/>
+          <w:kern w:val="0"/>
+          <w:sz w:val="21"/>
+          <w:szCs w:val="21"/>
+          <w:lang w:eastAsia="en-GB"/>
+          <w14:ligatures w14:val="none"/>
+        </w:rPr>
+        <w:t xml:space="preserve"> </w:t>
+      </w:r>
+      <w:r>
+        <w:rPr>
+          <w:rFonts w:ascii="Consolas" w:eastAsia="Times New Roman" w:hAnsi="Consolas" w:cs="Times New Roman"/>
+          <w:color w:val="CE9178"/>
+          <w:kern w:val="0"/>
+          <w:sz w:val="21"/>
+          <w:szCs w:val="21"/>
+          <w:lang w:eastAsia="en-GB"/>
+          <w14:ligatures w14:val="none"/>
+        </w:rPr>
+        <w:t>tempLog.txt</w:t>
+      </w:r>
+    </w:p>
+    <w:p>
+      <w:pPr>
+        <w:shd w:val="clear" w:color="auto" w:fill="1F1F1F"/>
+        <w:spacing w:after="0" w:line="285" w:lineRule="atLeast"/>
+        <w:rPr>
+          <w:rFonts w:ascii="Consolas" w:eastAsia="Times New Roman" w:hAnsi="Consolas" w:cs="Times New Roman"/>
+          <w:color w:val="CCCCCC"/>
+          <w:kern w:val="0"/>
+          <w:sz w:val="21"/>
+          <w:szCs w:val="21"/>
+          <w:lang w:eastAsia="en-GB"/>
+          <w14:ligatures w14:val="none"/>
+        </w:rPr>
+      </w:pPr>
+      <w:r>
+        <w:rPr>
+          <w:rFonts w:ascii="Consolas" w:eastAsia="Times New Roman" w:hAnsi="Consolas" w:cs="Times New Roman"/>
+          <w:color w:val="CCCCCC"/>
+          <w:kern w:val="0"/>
+          <w:sz w:val="21"/>
+          <w:szCs w:val="21"/>
+          <w:lang w:eastAsia="en-GB"/>
+          <w14:ligatures w14:val="none"/>
+        </w:rPr>
+        <w:t xml:space="preserve">            </w:t>
+      </w:r>
+      <w:r>
+        <w:rPr>
+          <w:rFonts w:ascii="Consolas" w:eastAsia="Times New Roman" w:hAnsi="Consolas" w:cs="Times New Roman"/>
+          <w:color w:val="DCDCAA"/>
+          <w:kern w:val="0"/>
+          <w:sz w:val="21"/>
+          <w:szCs w:val="21"/>
+          <w:lang w:eastAsia="en-GB"/>
+          <w14:ligatures w14:val="none"/>
+        </w:rPr>
+        <w:t>mv</w:t>
+      </w:r>
+      <w:r>
+        <w:rPr>
+          <w:rFonts w:ascii="Consolas" w:eastAsia="Times New Roman" w:hAnsi="Consolas" w:cs="Times New Roman"/>
+          <w:color w:val="CCCCCC"/>
+          <w:kern w:val="0"/>
+          <w:sz w:val="21"/>
+          <w:szCs w:val="21"/>
+          <w:lang w:eastAsia="en-GB"/>
+          <w14:ligatures w14:val="none"/>
+        </w:rPr>
+        <w:t xml:space="preserve"> </w:t>
+      </w:r>
+      <w:r>
+        <w:rPr>
+          <w:rFonts w:ascii="Consolas" w:eastAsia="Times New Roman" w:hAnsi="Consolas" w:cs="Times New Roman"/>
+          <w:color w:val="CE9178"/>
+          <w:kern w:val="0"/>
+          <w:sz w:val="21"/>
+          <w:szCs w:val="21"/>
+          <w:lang w:eastAsia="en-GB"/>
+          <w14:ligatures w14:val="none"/>
+        </w:rPr>
+        <w:t>tempLog.txt</w:t>
+      </w:r>
+      <w:r>
+        <w:rPr>
+          <w:rFonts w:ascii="Consolas" w:eastAsia="Times New Roman" w:hAnsi="Consolas" w:cs="Times New Roman"/>
+          <w:color w:val="CCCCCC"/>
+          <w:kern w:val="0"/>
+          <w:sz w:val="21"/>
+          <w:szCs w:val="21"/>
+          <w:lang w:eastAsia="en-GB"/>
+          <w14:ligatures w14:val="none"/>
+        </w:rPr>
+        <w:t xml:space="preserve"> </w:t>
+      </w:r>
+      <w:r>
+        <w:rPr>
+          <w:rFonts w:ascii="Consolas" w:eastAsia="Times New Roman" w:hAnsi="Consolas" w:cs="Times New Roman"/>
+          <w:color w:val="CE9178"/>
+          <w:kern w:val="0"/>
+          <w:sz w:val="21"/>
+          <w:szCs w:val="21"/>
+          <w:lang w:eastAsia="en-GB"/>
+          <w14:ligatures w14:val="none"/>
+        </w:rPr>
+        <w:t>"logFile.txt"</w:t>
+      </w:r>
+    </w:p>
+    <w:p>
+      <w:pPr>
+        <w:shd w:val="clear" w:color="auto" w:fill="1F1F1F"/>
+        <w:spacing w:after="0" w:line="285" w:lineRule="atLeast"/>
+        <w:rPr>
+          <w:rFonts w:ascii="Consolas" w:eastAsia="Times New Roman" w:hAnsi="Consolas" w:cs="Times New Roman"/>
+          <w:color w:val="CCCCCC"/>
+          <w:kern w:val="0"/>
+          <w:sz w:val="21"/>
+          <w:szCs w:val="21"/>
+          <w:lang w:eastAsia="en-GB"/>
+          <w14:ligatures w14:val="none"/>
+        </w:rPr>
+      </w:pPr>
+      <w:r>
+        <w:rPr>
+          <w:rFonts w:ascii="Consolas" w:eastAsia="Times New Roman" w:hAnsi="Consolas" w:cs="Times New Roman"/>
+          <w:color w:val="CCCCCC"/>
+          <w:kern w:val="0"/>
+          <w:sz w:val="21"/>
+          <w:szCs w:val="21"/>
+          <w:lang w:eastAsia="en-GB"/>
+          <w14:ligatures w14:val="none"/>
+        </w:rPr>
+        <w:t xml:space="preserve">            </w:t>
+      </w:r>
+      <w:r>
+        <w:rPr>
+          <w:rFonts w:ascii="Consolas" w:eastAsia="Times New Roman" w:hAnsi="Consolas" w:cs="Times New Roman"/>
+          <w:color w:val="DCDCAA"/>
+          <w:kern w:val="0"/>
+          <w:sz w:val="21"/>
+          <w:szCs w:val="21"/>
+          <w:lang w:eastAsia="en-GB"/>
+          <w14:ligatures w14:val="none"/>
+        </w:rPr>
+        <w:t>echo</w:t>
+      </w:r>
+      <w:r>
+        <w:rPr>
+          <w:rFonts w:ascii="Consolas" w:eastAsia="Times New Roman" w:hAnsi="Consolas" w:cs="Times New Roman"/>
+          <w:color w:val="CCCCCC"/>
+          <w:kern w:val="0"/>
+          <w:sz w:val="21"/>
+          <w:szCs w:val="21"/>
+          <w:lang w:eastAsia="en-GB"/>
+          <w14:ligatures w14:val="none"/>
+        </w:rPr>
+        <w:t xml:space="preserve"> </w:t>
+      </w:r>
+      <w:r>
+        <w:rPr>
+          <w:rFonts w:ascii="Consolas" w:eastAsia="Times New Roman" w:hAnsi="Consolas" w:cs="Times New Roman"/>
+          <w:color w:val="CE9178"/>
+          <w:kern w:val="0"/>
+          <w:sz w:val="21"/>
+          <w:szCs w:val="21"/>
+          <w:lang w:eastAsia="en-GB"/>
+          <w14:ligatures w14:val="none"/>
+        </w:rPr>
+        <w:t>"log file full, removing oldest entry"</w:t>
+      </w:r>
+    </w:p>
+    <w:p>
+      <w:pPr>
+        <w:shd w:val="clear" w:color="auto" w:fill="1F1F1F"/>
+        <w:spacing w:after="0" w:line="285" w:lineRule="atLeast"/>
+        <w:rPr>
+          <w:rFonts w:ascii="Consolas" w:eastAsia="Times New Roman" w:hAnsi="Consolas" w:cs="Times New Roman"/>
+          <w:color w:val="CCCCCC"/>
+          <w:kern w:val="0"/>
+          <w:sz w:val="21"/>
+          <w:szCs w:val="21"/>
+          <w:lang w:eastAsia="en-GB"/>
+          <w14:ligatures w14:val="none"/>
+        </w:rPr>
+      </w:pPr>
+      <w:r>
+        <w:rPr>
+          <w:rFonts w:ascii="Consolas" w:eastAsia="Times New Roman" w:hAnsi="Consolas" w:cs="Times New Roman"/>
+          <w:color w:val="CCCCCC"/>
+          <w:kern w:val="0"/>
+          <w:sz w:val="21"/>
+          <w:szCs w:val="21"/>
+          <w:lang w:eastAsia="en-GB"/>
+          <w14:ligatures w14:val="none"/>
+        </w:rPr>
+        <w:t xml:space="preserve">        </w:t>
+      </w:r>
+      <w:r>
+        <w:rPr>
+          <w:rFonts w:ascii="Consolas" w:eastAsia="Times New Roman" w:hAnsi="Consolas" w:cs="Times New Roman"/>
+          <w:color w:val="C586C0"/>
+          <w:kern w:val="0"/>
+          <w:sz w:val="21"/>
+          <w:szCs w:val="21"/>
+          <w:lang w:eastAsia="en-GB"/>
+          <w14:ligatures w14:val="none"/>
+        </w:rPr>
+        <w:t>fi</w:t>
+      </w:r>
+    </w:p>
+    <w:p>
+      <w:pPr>
+        <w:shd w:val="clear" w:color="auto" w:fill="1F1F1F"/>
+        <w:spacing w:after="0" w:line="285" w:lineRule="atLeast"/>
+        <w:rPr>
+          <w:rFonts w:ascii="Consolas" w:eastAsia="Times New Roman" w:hAnsi="Consolas" w:cs="Times New Roman"/>
+          <w:color w:val="CCCCCC"/>
+          <w:kern w:val="0"/>
+          <w:sz w:val="21"/>
+          <w:szCs w:val="21"/>
+          <w:lang w:eastAsia="en-GB"/>
+          <w14:ligatures w14:val="none"/>
+        </w:rPr>
+      </w:pPr>
+      <w:r>
+        <w:rPr>
+          <w:rFonts w:ascii="Consolas" w:eastAsia="Times New Roman" w:hAnsi="Consolas" w:cs="Times New Roman"/>
+          <w:color w:val="CCCCCC"/>
+          <w:kern w:val="0"/>
+          <w:sz w:val="21"/>
+          <w:szCs w:val="21"/>
+          <w:lang w:eastAsia="en-GB"/>
+          <w14:ligatures w14:val="none"/>
+        </w:rPr>
+        <w:t xml:space="preserve">        </w:t>
+      </w:r>
+      <w:r>
+        <w:rPr>
+          <w:rFonts w:ascii="Consolas" w:eastAsia="Times New Roman" w:hAnsi="Consolas" w:cs="Times New Roman"/>
+          <w:color w:val="6A9955"/>
+          <w:kern w:val="0"/>
+          <w:sz w:val="21"/>
+          <w:szCs w:val="21"/>
+          <w:lang w:eastAsia="en-GB"/>
+          <w14:ligatures w14:val="none"/>
+        </w:rPr>
+        <w:t xml:space="preserve"># </w:t>
+      </w:r>
+      <w:proofErr w:type="gramStart"/>
+      <w:r>
+        <w:rPr>
+          <w:rFonts w:ascii="Consolas" w:eastAsia="Times New Roman" w:hAnsi="Consolas" w:cs="Times New Roman"/>
+          <w:color w:val="6A9955"/>
+          <w:kern w:val="0"/>
+          <w:sz w:val="21"/>
+          <w:szCs w:val="21"/>
+          <w:lang w:eastAsia="en-GB"/>
+          <w14:ligatures w14:val="none"/>
+        </w:rPr>
+        <w:t>creating  backup</w:t>
+      </w:r>
+      <w:proofErr w:type="gramEnd"/>
+    </w:p>
+    <w:p>
+      <w:pPr>
+        <w:shd w:val="clear" w:color="auto" w:fill="1F1F1F"/>
+        <w:spacing w:after="0" w:line="285" w:lineRule="atLeast"/>
+        <w:rPr>
+          <w:rFonts w:ascii="Consolas" w:eastAsia="Times New Roman" w:hAnsi="Consolas" w:cs="Times New Roman"/>
+          <w:color w:val="CCCCCC"/>
+          <w:kern w:val="0"/>
+          <w:sz w:val="21"/>
+          <w:szCs w:val="21"/>
+          <w:lang w:eastAsia="en-GB"/>
+          <w14:ligatures w14:val="none"/>
+        </w:rPr>
+      </w:pPr>
+      <w:r>
+        <w:rPr>
+          <w:rFonts w:ascii="Consolas" w:eastAsia="Times New Roman" w:hAnsi="Consolas" w:cs="Times New Roman"/>
+          <w:color w:val="CCCCCC"/>
+          <w:kern w:val="0"/>
+          <w:sz w:val="21"/>
+          <w:szCs w:val="21"/>
+          <w:lang w:eastAsia="en-GB"/>
+          <w14:ligatures w14:val="none"/>
+        </w:rPr>
+        <w:t xml:space="preserve">        </w:t>
+      </w:r>
+      <w:r>
+        <w:rPr>
+          <w:rFonts w:ascii="Consolas" w:eastAsia="Times New Roman" w:hAnsi="Consolas" w:cs="Times New Roman"/>
+          <w:color w:val="DCDCAA"/>
+          <w:kern w:val="0"/>
+          <w:sz w:val="21"/>
+          <w:szCs w:val="21"/>
+          <w:lang w:eastAsia="en-GB"/>
+          <w14:ligatures w14:val="none"/>
+        </w:rPr>
+        <w:t>echo</w:t>
+      </w:r>
+      <w:r>
+        <w:rPr>
+          <w:rFonts w:ascii="Consolas" w:eastAsia="Times New Roman" w:hAnsi="Consolas" w:cs="Times New Roman"/>
+          <w:color w:val="CCCCCC"/>
+          <w:kern w:val="0"/>
+          <w:sz w:val="21"/>
+          <w:szCs w:val="21"/>
+          <w:lang w:eastAsia="en-GB"/>
+          <w14:ligatures w14:val="none"/>
+        </w:rPr>
+        <w:t xml:space="preserve"> </w:t>
+      </w:r>
+      <w:r>
+        <w:rPr>
+          <w:rFonts w:ascii="Consolas" w:eastAsia="Times New Roman" w:hAnsi="Consolas" w:cs="Times New Roman"/>
+          <w:color w:val="CE9178"/>
+          <w:kern w:val="0"/>
+          <w:sz w:val="21"/>
+          <w:szCs w:val="21"/>
+          <w:lang w:eastAsia="en-GB"/>
+          <w14:ligatures w14:val="none"/>
+        </w:rPr>
+        <w:t>"File exists, backing up file"</w:t>
+      </w:r>
+    </w:p>
+    <w:p>
+      <w:pPr>
+        <w:shd w:val="clear" w:color="auto" w:fill="1F1F1F"/>
+        <w:spacing w:after="0" w:line="285" w:lineRule="atLeast"/>
+        <w:rPr>
+          <w:rFonts w:ascii="Consolas" w:eastAsia="Times New Roman" w:hAnsi="Consolas" w:cs="Times New Roman"/>
+          <w:color w:val="CCCCCC"/>
+          <w:kern w:val="0"/>
+          <w:sz w:val="21"/>
+          <w:szCs w:val="21"/>
+          <w:lang w:eastAsia="en-GB"/>
+          <w14:ligatures w14:val="none"/>
+        </w:rPr>
+      </w:pPr>
+      <w:r>
+        <w:rPr>
+          <w:rFonts w:ascii="Consolas" w:eastAsia="Times New Roman" w:hAnsi="Consolas" w:cs="Times New Roman"/>
+          <w:color w:val="CCCCCC"/>
+          <w:kern w:val="0"/>
+          <w:sz w:val="21"/>
+          <w:szCs w:val="21"/>
+          <w:lang w:eastAsia="en-GB"/>
+          <w14:ligatures w14:val="none"/>
+        </w:rPr>
+        <w:t xml:space="preserve">        </w:t>
+      </w:r>
+      <w:r>
+        <w:rPr>
+          <w:rFonts w:ascii="Consolas" w:eastAsia="Times New Roman" w:hAnsi="Consolas" w:cs="Times New Roman"/>
+          <w:color w:val="DCDCAA"/>
+          <w:kern w:val="0"/>
+          <w:sz w:val="21"/>
+          <w:szCs w:val="21"/>
+          <w:lang w:eastAsia="en-GB"/>
+          <w14:ligatures w14:val="none"/>
+        </w:rPr>
+        <w:t>cp</w:t>
+      </w:r>
+      <w:r>
+        <w:rPr>
+          <w:rFonts w:ascii="Consolas" w:eastAsia="Times New Roman" w:hAnsi="Consolas" w:cs="Times New Roman"/>
+          <w:color w:val="CCCCCC"/>
+          <w:kern w:val="0"/>
+          <w:sz w:val="21"/>
+          <w:szCs w:val="21"/>
+          <w:lang w:eastAsia="en-GB"/>
+          <w14:ligatures w14:val="none"/>
+        </w:rPr>
+        <w:t xml:space="preserve"> </w:t>
+      </w:r>
+      <w:r>
+        <w:rPr>
+          <w:rFonts w:ascii="Consolas" w:eastAsia="Times New Roman" w:hAnsi="Consolas" w:cs="Times New Roman"/>
+          <w:color w:val="CE9178"/>
+          <w:kern w:val="0"/>
+          <w:sz w:val="21"/>
+          <w:szCs w:val="21"/>
+          <w:lang w:eastAsia="en-GB"/>
+          <w14:ligatures w14:val="none"/>
+        </w:rPr>
+        <w:t>"</w:t>
+      </w:r>
+      <w:r>
+        <w:rPr>
+          <w:rFonts w:ascii="Consolas" w:eastAsia="Times New Roman" w:hAnsi="Consolas" w:cs="Times New Roman"/>
+          <w:color w:val="9CDCFE"/>
+          <w:kern w:val="0"/>
+          <w:sz w:val="21"/>
+          <w:szCs w:val="21"/>
+          <w:lang w:eastAsia="en-GB"/>
+          <w14:ligatures w14:val="none"/>
+        </w:rPr>
+        <w:t>$</w:t>
+      </w:r>
+      <w:proofErr w:type="spellStart"/>
+      <w:r>
+        <w:rPr>
+          <w:rFonts w:ascii="Consolas" w:eastAsia="Times New Roman" w:hAnsi="Consolas" w:cs="Times New Roman"/>
+          <w:color w:val="9CDCFE"/>
+          <w:kern w:val="0"/>
+          <w:sz w:val="21"/>
+          <w:szCs w:val="21"/>
+          <w:lang w:eastAsia="en-GB"/>
+          <w14:ligatures w14:val="none"/>
+        </w:rPr>
+        <w:t>fileName</w:t>
+      </w:r>
+      <w:proofErr w:type="spellEnd"/>
+      <w:r>
+        <w:rPr>
+          <w:rFonts w:ascii="Consolas" w:eastAsia="Times New Roman" w:hAnsi="Consolas" w:cs="Times New Roman"/>
+          <w:color w:val="CE9178"/>
+          <w:kern w:val="0"/>
+          <w:sz w:val="21"/>
+          <w:szCs w:val="21"/>
+          <w:lang w:eastAsia="en-GB"/>
+          <w14:ligatures w14:val="none"/>
+        </w:rPr>
+        <w:t>"</w:t>
+      </w:r>
+      <w:r>
+        <w:rPr>
+          <w:rFonts w:ascii="Consolas" w:eastAsia="Times New Roman" w:hAnsi="Consolas" w:cs="Times New Roman"/>
+          <w:color w:val="CCCCCC"/>
+          <w:kern w:val="0"/>
+          <w:sz w:val="21"/>
+          <w:szCs w:val="21"/>
+          <w:lang w:eastAsia="en-GB"/>
+          <w14:ligatures w14:val="none"/>
+        </w:rPr>
+        <w:t xml:space="preserve"> </w:t>
+      </w:r>
+      <w:r>
+        <w:rPr>
+          <w:rFonts w:ascii="Consolas" w:eastAsia="Times New Roman" w:hAnsi="Consolas" w:cs="Times New Roman"/>
+          <w:color w:val="CE9178"/>
+          <w:kern w:val="0"/>
+          <w:sz w:val="21"/>
+          <w:szCs w:val="21"/>
+          <w:lang w:eastAsia="en-GB"/>
+          <w14:ligatures w14:val="none"/>
+        </w:rPr>
+        <w:t>"${</w:t>
+      </w:r>
+      <w:proofErr w:type="spellStart"/>
+      <w:r>
+        <w:rPr>
+          <w:rFonts w:ascii="Consolas" w:eastAsia="Times New Roman" w:hAnsi="Consolas" w:cs="Times New Roman"/>
+          <w:color w:val="9CDCFE"/>
+          <w:kern w:val="0"/>
+          <w:sz w:val="21"/>
+          <w:szCs w:val="21"/>
+          <w:lang w:eastAsia="en-GB"/>
+          <w14:ligatures w14:val="none"/>
+        </w:rPr>
+        <w:t>fileName</w:t>
+      </w:r>
+      <w:proofErr w:type="spellEnd"/>
+      <w:proofErr w:type="gramStart"/>
+      <w:r>
+        <w:rPr>
+          <w:rFonts w:ascii="Consolas" w:eastAsia="Times New Roman" w:hAnsi="Consolas" w:cs="Times New Roman"/>
+          <w:color w:val="D4D4D4"/>
+          <w:kern w:val="0"/>
+          <w:sz w:val="21"/>
+          <w:szCs w:val="21"/>
+          <w:lang w:eastAsia="en-GB"/>
+          <w14:ligatures w14:val="none"/>
+        </w:rPr>
+        <w:t>%</w:t>
+      </w:r>
+      <w:r>
+        <w:rPr>
+          <w:rFonts w:ascii="Consolas" w:eastAsia="Times New Roman" w:hAnsi="Consolas" w:cs="Times New Roman"/>
+          <w:color w:val="CE9178"/>
+          <w:kern w:val="0"/>
+          <w:sz w:val="21"/>
+          <w:szCs w:val="21"/>
+          <w:lang w:eastAsia="en-GB"/>
+          <w14:ligatures w14:val="none"/>
+        </w:rPr>
+        <w:t>.</w:t>
+      </w:r>
+      <w:r>
+        <w:rPr>
+          <w:rFonts w:ascii="Consolas" w:eastAsia="Times New Roman" w:hAnsi="Consolas" w:cs="Times New Roman"/>
+          <w:color w:val="D4D4D4"/>
+          <w:kern w:val="0"/>
+          <w:sz w:val="21"/>
+          <w:szCs w:val="21"/>
+          <w:lang w:eastAsia="en-GB"/>
+          <w14:ligatures w14:val="none"/>
+        </w:rPr>
+        <w:t>*</w:t>
+      </w:r>
+      <w:proofErr w:type="gramEnd"/>
+      <w:r>
+        <w:rPr>
+          <w:rFonts w:ascii="Consolas" w:eastAsia="Times New Roman" w:hAnsi="Consolas" w:cs="Times New Roman"/>
+          <w:color w:val="CE9178"/>
+          <w:kern w:val="0"/>
+          <w:sz w:val="21"/>
+          <w:szCs w:val="21"/>
+          <w:lang w:eastAsia="en-GB"/>
+          <w14:ligatures w14:val="none"/>
+        </w:rPr>
+        <w:t>}BackUp.txt"</w:t>
+      </w:r>
+    </w:p>
+    <w:p>
+      <w:pPr>
+        <w:shd w:val="clear" w:color="auto" w:fill="1F1F1F"/>
+        <w:spacing w:after="0" w:line="285" w:lineRule="atLeast"/>
+        <w:rPr>
+          <w:rFonts w:ascii="Consolas" w:eastAsia="Times New Roman" w:hAnsi="Consolas" w:cs="Times New Roman"/>
+          <w:color w:val="CCCCCC"/>
+          <w:kern w:val="0"/>
+          <w:sz w:val="21"/>
+          <w:szCs w:val="21"/>
+          <w:lang w:eastAsia="en-GB"/>
+          <w14:ligatures w14:val="none"/>
+        </w:rPr>
+      </w:pPr>
+    </w:p>
+    <w:p>
+      <w:pPr>
+        <w:shd w:val="clear" w:color="auto" w:fill="1F1F1F"/>
+        <w:spacing w:after="0" w:line="285" w:lineRule="atLeast"/>
+        <w:rPr>
+          <w:rFonts w:ascii="Consolas" w:eastAsia="Times New Roman" w:hAnsi="Consolas" w:cs="Times New Roman"/>
+          <w:color w:val="CCCCCC"/>
+          <w:kern w:val="0"/>
+          <w:sz w:val="21"/>
+          <w:szCs w:val="21"/>
+          <w:lang w:eastAsia="en-GB"/>
+          <w14:ligatures w14:val="none"/>
+        </w:rPr>
+      </w:pPr>
+      <w:r>
+        <w:rPr>
+          <w:rFonts w:ascii="Consolas" w:eastAsia="Times New Roman" w:hAnsi="Consolas" w:cs="Times New Roman"/>
+          <w:color w:val="CCCCCC"/>
+          <w:kern w:val="0"/>
+          <w:sz w:val="21"/>
+          <w:szCs w:val="21"/>
+          <w:lang w:eastAsia="en-GB"/>
+          <w14:ligatures w14:val="none"/>
+        </w:rPr>
+        <w:t xml:space="preserve">        </w:t>
+      </w:r>
+      <w:r>
+        <w:rPr>
+          <w:rFonts w:ascii="Consolas" w:eastAsia="Times New Roman" w:hAnsi="Consolas" w:cs="Times New Roman"/>
+          <w:color w:val="6A9955"/>
+          <w:kern w:val="0"/>
+          <w:sz w:val="21"/>
+          <w:szCs w:val="21"/>
+          <w:lang w:eastAsia="en-GB"/>
+          <w14:ligatures w14:val="none"/>
+        </w:rPr>
+        <w:t># adding log entry</w:t>
+      </w:r>
+    </w:p>
+    <w:p>
+      <w:pPr>
+        <w:shd w:val="clear" w:color="auto" w:fill="1F1F1F"/>
+        <w:spacing w:after="0" w:line="285" w:lineRule="atLeast"/>
+        <w:rPr>
+          <w:rFonts w:ascii="Consolas" w:eastAsia="Times New Roman" w:hAnsi="Consolas" w:cs="Times New Roman"/>
+          <w:color w:val="CCCCCC"/>
+          <w:kern w:val="0"/>
+          <w:sz w:val="21"/>
+          <w:szCs w:val="21"/>
+          <w:lang w:eastAsia="en-GB"/>
+          <w14:ligatures w14:val="none"/>
+        </w:rPr>
+      </w:pPr>
+      <w:r>
+        <w:rPr>
+          <w:rFonts w:ascii="Consolas" w:eastAsia="Times New Roman" w:hAnsi="Consolas" w:cs="Times New Roman"/>
+          <w:color w:val="CCCCCC"/>
+          <w:kern w:val="0"/>
+          <w:sz w:val="21"/>
+          <w:szCs w:val="21"/>
+          <w:lang w:eastAsia="en-GB"/>
+          <w14:ligatures w14:val="none"/>
+        </w:rPr>
+        <w:t xml:space="preserve">        </w:t>
+      </w:r>
+      <w:proofErr w:type="spellStart"/>
+      <w:r>
+        <w:rPr>
+          <w:rFonts w:ascii="Consolas" w:eastAsia="Times New Roman" w:hAnsi="Consolas" w:cs="Times New Roman"/>
+          <w:color w:val="9CDCFE"/>
+          <w:kern w:val="0"/>
+          <w:sz w:val="21"/>
+          <w:szCs w:val="21"/>
+          <w:lang w:eastAsia="en-GB"/>
+          <w14:ligatures w14:val="none"/>
+        </w:rPr>
+        <w:t>timeStamp</w:t>
+      </w:r>
+      <w:proofErr w:type="spellEnd"/>
+      <w:r>
+        <w:rPr>
+          <w:rFonts w:ascii="Consolas" w:eastAsia="Times New Roman" w:hAnsi="Consolas" w:cs="Times New Roman"/>
+          <w:color w:val="D4D4D4"/>
+          <w:kern w:val="0"/>
+          <w:sz w:val="21"/>
+          <w:szCs w:val="21"/>
+          <w:lang w:eastAsia="en-GB"/>
+          <w14:ligatures w14:val="none"/>
+        </w:rPr>
+        <w:t>=</w:t>
+      </w:r>
+      <w:r>
+        <w:rPr>
+          <w:rFonts w:ascii="Consolas" w:eastAsia="Times New Roman" w:hAnsi="Consolas" w:cs="Times New Roman"/>
+          <w:color w:val="CCCCCC"/>
+          <w:kern w:val="0"/>
+          <w:sz w:val="21"/>
+          <w:szCs w:val="21"/>
+          <w:lang w:eastAsia="en-GB"/>
+          <w14:ligatures w14:val="none"/>
+        </w:rPr>
+        <w:t>$(</w:t>
+      </w:r>
+      <w:r>
+        <w:rPr>
+          <w:rFonts w:ascii="Consolas" w:eastAsia="Times New Roman" w:hAnsi="Consolas" w:cs="Times New Roman"/>
+          <w:color w:val="DCDCAA"/>
+          <w:kern w:val="0"/>
+          <w:sz w:val="21"/>
+          <w:szCs w:val="21"/>
+          <w:lang w:eastAsia="en-GB"/>
+          <w14:ligatures w14:val="none"/>
+        </w:rPr>
+        <w:t>date</w:t>
+      </w:r>
+      <w:r>
+        <w:rPr>
+          <w:rFonts w:ascii="Consolas" w:eastAsia="Times New Roman" w:hAnsi="Consolas" w:cs="Times New Roman"/>
+          <w:color w:val="CCCCCC"/>
+          <w:kern w:val="0"/>
+          <w:sz w:val="21"/>
+          <w:szCs w:val="21"/>
+          <w:lang w:eastAsia="en-GB"/>
+          <w14:ligatures w14:val="none"/>
+        </w:rPr>
+        <w:t xml:space="preserve"> </w:t>
+      </w:r>
+      <w:r>
+        <w:rPr>
+          <w:rFonts w:ascii="Consolas" w:eastAsia="Times New Roman" w:hAnsi="Consolas" w:cs="Times New Roman"/>
+          <w:color w:val="CE9178"/>
+          <w:kern w:val="0"/>
+          <w:sz w:val="21"/>
+          <w:szCs w:val="21"/>
+          <w:lang w:eastAsia="en-GB"/>
+          <w14:ligatures w14:val="none"/>
+        </w:rPr>
+        <w:t>+"%d-%m-%Y %</w:t>
+      </w:r>
+      <w:proofErr w:type="gramStart"/>
+      <w:r>
+        <w:rPr>
+          <w:rFonts w:ascii="Consolas" w:eastAsia="Times New Roman" w:hAnsi="Consolas" w:cs="Times New Roman"/>
+          <w:color w:val="CE9178"/>
+          <w:kern w:val="0"/>
+          <w:sz w:val="21"/>
+          <w:szCs w:val="21"/>
+          <w:lang w:eastAsia="en-GB"/>
+          <w14:ligatures w14:val="none"/>
+        </w:rPr>
+        <w:t>H:%</w:t>
+      </w:r>
+      <w:proofErr w:type="gramEnd"/>
+      <w:r>
+        <w:rPr>
+          <w:rFonts w:ascii="Consolas" w:eastAsia="Times New Roman" w:hAnsi="Consolas" w:cs="Times New Roman"/>
+          <w:color w:val="CE9178"/>
+          <w:kern w:val="0"/>
+          <w:sz w:val="21"/>
+          <w:szCs w:val="21"/>
+          <w:lang w:eastAsia="en-GB"/>
+          <w14:ligatures w14:val="none"/>
+        </w:rPr>
+        <w:t>M"</w:t>
+      </w:r>
+      <w:r>
+        <w:rPr>
+          <w:rFonts w:ascii="Consolas" w:eastAsia="Times New Roman" w:hAnsi="Consolas" w:cs="Times New Roman"/>
+          <w:color w:val="CCCCCC"/>
+          <w:kern w:val="0"/>
+          <w:sz w:val="21"/>
+          <w:szCs w:val="21"/>
+          <w:lang w:eastAsia="en-GB"/>
+          <w14:ligatures w14:val="none"/>
+        </w:rPr>
+        <w:t>)</w:t>
+      </w:r>
+    </w:p>
+    <w:p>
+      <w:pPr>
+        <w:shd w:val="clear" w:color="auto" w:fill="1F1F1F"/>
+        <w:spacing w:after="0" w:line="285" w:lineRule="atLeast"/>
+        <w:rPr>
+          <w:rFonts w:ascii="Consolas" w:eastAsia="Times New Roman" w:hAnsi="Consolas" w:cs="Times New Roman"/>
+          <w:color w:val="CCCCCC"/>
+          <w:kern w:val="0"/>
+          <w:sz w:val="21"/>
+          <w:szCs w:val="21"/>
+          <w:lang w:eastAsia="en-GB"/>
+          <w14:ligatures w14:val="none"/>
+        </w:rPr>
+      </w:pPr>
+      <w:r>
+        <w:rPr>
+          <w:rFonts w:ascii="Consolas" w:eastAsia="Times New Roman" w:hAnsi="Consolas" w:cs="Times New Roman"/>
+          <w:color w:val="CCCCCC"/>
+          <w:kern w:val="0"/>
+          <w:sz w:val="21"/>
+          <w:szCs w:val="21"/>
+          <w:lang w:eastAsia="en-GB"/>
+          <w14:ligatures w14:val="none"/>
+        </w:rPr>
+        <w:t xml:space="preserve">        </w:t>
+      </w:r>
+      <w:r>
+        <w:rPr>
+          <w:rFonts w:ascii="Consolas" w:eastAsia="Times New Roman" w:hAnsi="Consolas" w:cs="Times New Roman"/>
+          <w:color w:val="DCDCAA"/>
+          <w:kern w:val="0"/>
+          <w:sz w:val="21"/>
+          <w:szCs w:val="21"/>
+          <w:lang w:eastAsia="en-GB"/>
+          <w14:ligatures w14:val="none"/>
+        </w:rPr>
+        <w:t>echo</w:t>
+      </w:r>
+      <w:r>
+        <w:rPr>
+          <w:rFonts w:ascii="Consolas" w:eastAsia="Times New Roman" w:hAnsi="Consolas" w:cs="Times New Roman"/>
+          <w:color w:val="CCCCCC"/>
+          <w:kern w:val="0"/>
+          <w:sz w:val="21"/>
+          <w:szCs w:val="21"/>
+          <w:lang w:eastAsia="en-GB"/>
+          <w14:ligatures w14:val="none"/>
+        </w:rPr>
+        <w:t xml:space="preserve"> </w:t>
+      </w:r>
+      <w:r>
+        <w:rPr>
+          <w:rFonts w:ascii="Consolas" w:eastAsia="Times New Roman" w:hAnsi="Consolas" w:cs="Times New Roman"/>
+          <w:color w:val="CE9178"/>
+          <w:kern w:val="0"/>
+          <w:sz w:val="21"/>
+          <w:szCs w:val="21"/>
+          <w:lang w:eastAsia="en-GB"/>
+          <w14:ligatures w14:val="none"/>
+        </w:rPr>
+        <w:t>"</w:t>
+      </w:r>
+      <w:r>
+        <w:rPr>
+          <w:rFonts w:ascii="Consolas" w:eastAsia="Times New Roman" w:hAnsi="Consolas" w:cs="Times New Roman"/>
+          <w:color w:val="9CDCFE"/>
+          <w:kern w:val="0"/>
+          <w:sz w:val="21"/>
+          <w:szCs w:val="21"/>
+          <w:lang w:eastAsia="en-GB"/>
+          <w14:ligatures w14:val="none"/>
+        </w:rPr>
+        <w:t>$</w:t>
+      </w:r>
+      <w:proofErr w:type="spellStart"/>
+      <w:r>
+        <w:rPr>
+          <w:rFonts w:ascii="Consolas" w:eastAsia="Times New Roman" w:hAnsi="Consolas" w:cs="Times New Roman"/>
+          <w:color w:val="9CDCFE"/>
+          <w:kern w:val="0"/>
+          <w:sz w:val="21"/>
+          <w:szCs w:val="21"/>
+          <w:lang w:eastAsia="en-GB"/>
+          <w14:ligatures w14:val="none"/>
+        </w:rPr>
+        <w:t>timeStamp</w:t>
+      </w:r>
+      <w:proofErr w:type="spellEnd"/>
+      <w:r>
+        <w:rPr>
+          <w:rFonts w:ascii="Consolas" w:eastAsia="Times New Roman" w:hAnsi="Consolas" w:cs="Times New Roman"/>
+          <w:color w:val="CE9178"/>
+          <w:kern w:val="0"/>
+          <w:sz w:val="21"/>
+          <w:szCs w:val="21"/>
+          <w:lang w:eastAsia="en-GB"/>
+          <w14:ligatures w14:val="none"/>
+        </w:rPr>
+        <w:t xml:space="preserve"> </w:t>
+      </w:r>
+      <w:r>
+        <w:rPr>
+          <w:rFonts w:ascii="Consolas" w:eastAsia="Times New Roman" w:hAnsi="Consolas" w:cs="Times New Roman"/>
+          <w:color w:val="9CDCFE"/>
+          <w:kern w:val="0"/>
+          <w:sz w:val="21"/>
+          <w:szCs w:val="21"/>
+          <w:lang w:eastAsia="en-GB"/>
+          <w14:ligatures w14:val="none"/>
+        </w:rPr>
+        <w:t>$</w:t>
+      </w:r>
+      <w:proofErr w:type="spellStart"/>
+      <w:r>
+        <w:rPr>
+          <w:rFonts w:ascii="Consolas" w:eastAsia="Times New Roman" w:hAnsi="Consolas" w:cs="Times New Roman"/>
+          <w:color w:val="9CDCFE"/>
+          <w:kern w:val="0"/>
+          <w:sz w:val="21"/>
+          <w:szCs w:val="21"/>
+          <w:lang w:eastAsia="en-GB"/>
+          <w14:ligatures w14:val="none"/>
+        </w:rPr>
+        <w:t>fileName</w:t>
+      </w:r>
+      <w:proofErr w:type="spellEnd"/>
+      <w:r>
+        <w:rPr>
+          <w:rFonts w:ascii="Consolas" w:eastAsia="Times New Roman" w:hAnsi="Consolas" w:cs="Times New Roman"/>
+          <w:color w:val="CE9178"/>
+          <w:kern w:val="0"/>
+          <w:sz w:val="21"/>
+          <w:szCs w:val="21"/>
+          <w:lang w:eastAsia="en-GB"/>
+          <w14:ligatures w14:val="none"/>
+        </w:rPr>
+        <w:t xml:space="preserve"> -&gt; ${</w:t>
+      </w:r>
+      <w:proofErr w:type="spellStart"/>
+      <w:r>
+        <w:rPr>
+          <w:rFonts w:ascii="Consolas" w:eastAsia="Times New Roman" w:hAnsi="Consolas" w:cs="Times New Roman"/>
+          <w:color w:val="9CDCFE"/>
+          <w:kern w:val="0"/>
+          <w:sz w:val="21"/>
+          <w:szCs w:val="21"/>
+          <w:lang w:eastAsia="en-GB"/>
+          <w14:ligatures w14:val="none"/>
+        </w:rPr>
+        <w:t>fileName</w:t>
+      </w:r>
+      <w:proofErr w:type="spellEnd"/>
+      <w:proofErr w:type="gramStart"/>
+      <w:r>
+        <w:rPr>
+          <w:rFonts w:ascii="Consolas" w:eastAsia="Times New Roman" w:hAnsi="Consolas" w:cs="Times New Roman"/>
+          <w:color w:val="D4D4D4"/>
+          <w:kern w:val="0"/>
+          <w:sz w:val="21"/>
+          <w:szCs w:val="21"/>
+          <w:lang w:eastAsia="en-GB"/>
+          <w14:ligatures w14:val="none"/>
+        </w:rPr>
+        <w:t>%</w:t>
+      </w:r>
+      <w:r>
+        <w:rPr>
+          <w:rFonts w:ascii="Consolas" w:eastAsia="Times New Roman" w:hAnsi="Consolas" w:cs="Times New Roman"/>
+          <w:color w:val="CE9178"/>
+          <w:kern w:val="0"/>
+          <w:sz w:val="21"/>
+          <w:szCs w:val="21"/>
+          <w:lang w:eastAsia="en-GB"/>
+          <w14:ligatures w14:val="none"/>
+        </w:rPr>
+        <w:t>.</w:t>
+      </w:r>
+      <w:r>
+        <w:rPr>
+          <w:rFonts w:ascii="Consolas" w:eastAsia="Times New Roman" w:hAnsi="Consolas" w:cs="Times New Roman"/>
+          <w:color w:val="D4D4D4"/>
+          <w:kern w:val="0"/>
+          <w:sz w:val="21"/>
+          <w:szCs w:val="21"/>
+          <w:lang w:eastAsia="en-GB"/>
+          <w14:ligatures w14:val="none"/>
+        </w:rPr>
+        <w:t>*</w:t>
+      </w:r>
+      <w:proofErr w:type="gramEnd"/>
+      <w:r>
+        <w:rPr>
+          <w:rFonts w:ascii="Consolas" w:eastAsia="Times New Roman" w:hAnsi="Consolas" w:cs="Times New Roman"/>
+          <w:color w:val="CE9178"/>
+          <w:kern w:val="0"/>
+          <w:sz w:val="21"/>
+          <w:szCs w:val="21"/>
+          <w:lang w:eastAsia="en-GB"/>
+          <w14:ligatures w14:val="none"/>
+        </w:rPr>
+        <w:t>}BackUp.txt"</w:t>
+      </w:r>
+      <w:r>
+        <w:rPr>
+          <w:rFonts w:ascii="Consolas" w:eastAsia="Times New Roman" w:hAnsi="Consolas" w:cs="Times New Roman"/>
+          <w:color w:val="CCCCCC"/>
+          <w:kern w:val="0"/>
+          <w:sz w:val="21"/>
+          <w:szCs w:val="21"/>
+          <w:lang w:eastAsia="en-GB"/>
+          <w14:ligatures w14:val="none"/>
+        </w:rPr>
+        <w:t xml:space="preserve"> </w:t>
+      </w:r>
+      <w:r>
+        <w:rPr>
+          <w:rFonts w:ascii="Consolas" w:eastAsia="Times New Roman" w:hAnsi="Consolas" w:cs="Times New Roman"/>
+          <w:color w:val="D4D4D4"/>
+          <w:kern w:val="0"/>
+          <w:sz w:val="21"/>
+          <w:szCs w:val="21"/>
+          <w:lang w:eastAsia="en-GB"/>
+          <w14:ligatures w14:val="none"/>
+        </w:rPr>
+        <w:t>&gt;&gt;</w:t>
+      </w:r>
+      <w:r>
+        <w:rPr>
+          <w:rFonts w:ascii="Consolas" w:eastAsia="Times New Roman" w:hAnsi="Consolas" w:cs="Times New Roman"/>
+          <w:color w:val="CCCCCC"/>
+          <w:kern w:val="0"/>
+          <w:sz w:val="21"/>
+          <w:szCs w:val="21"/>
+          <w:lang w:eastAsia="en-GB"/>
+          <w14:ligatures w14:val="none"/>
+        </w:rPr>
+        <w:t xml:space="preserve"> </w:t>
+      </w:r>
+      <w:r>
+        <w:rPr>
+          <w:rFonts w:ascii="Consolas" w:eastAsia="Times New Roman" w:hAnsi="Consolas" w:cs="Times New Roman"/>
+          <w:color w:val="CE9178"/>
+          <w:kern w:val="0"/>
+          <w:sz w:val="21"/>
+          <w:szCs w:val="21"/>
+          <w:lang w:eastAsia="en-GB"/>
+          <w14:ligatures w14:val="none"/>
+        </w:rPr>
+        <w:t>"logFile.txt"</w:t>
+      </w:r>
+    </w:p>
+    <w:p>
+      <w:pPr>
+        <w:shd w:val="clear" w:color="auto" w:fill="1F1F1F"/>
+        <w:spacing w:after="0" w:line="285" w:lineRule="atLeast"/>
+        <w:rPr>
+          <w:rFonts w:ascii="Consolas" w:eastAsia="Times New Roman" w:hAnsi="Consolas" w:cs="Times New Roman"/>
+          <w:color w:val="CCCCCC"/>
+          <w:kern w:val="0"/>
+          <w:sz w:val="21"/>
+          <w:szCs w:val="21"/>
+          <w:lang w:eastAsia="en-GB"/>
+          <w14:ligatures w14:val="none"/>
+        </w:rPr>
+      </w:pPr>
+    </w:p>
+    <w:p>
+      <w:pPr>
+        <w:shd w:val="clear" w:color="auto" w:fill="1F1F1F"/>
+        <w:spacing w:after="0" w:line="285" w:lineRule="atLeast"/>
+        <w:rPr>
+          <w:rFonts w:ascii="Consolas" w:eastAsia="Times New Roman" w:hAnsi="Consolas" w:cs="Times New Roman"/>
+          <w:color w:val="CCCCCC"/>
+          <w:kern w:val="0"/>
+          <w:sz w:val="21"/>
+          <w:szCs w:val="21"/>
+          <w:lang w:eastAsia="en-GB"/>
+          <w14:ligatures w14:val="none"/>
+        </w:rPr>
+      </w:pPr>
+      <w:r>
+        <w:rPr>
+          <w:rFonts w:ascii="Consolas" w:eastAsia="Times New Roman" w:hAnsi="Consolas" w:cs="Times New Roman"/>
+          <w:color w:val="CCCCCC"/>
+          <w:kern w:val="0"/>
+          <w:sz w:val="21"/>
+          <w:szCs w:val="21"/>
+          <w:lang w:eastAsia="en-GB"/>
+          <w14:ligatures w14:val="none"/>
+        </w:rPr>
+        <w:t xml:space="preserve">        </w:t>
+      </w:r>
+      <w:r>
+        <w:rPr>
+          <w:rFonts w:ascii="Consolas" w:eastAsia="Times New Roman" w:hAnsi="Consolas" w:cs="Times New Roman"/>
+          <w:color w:val="6A9955"/>
+          <w:kern w:val="0"/>
+          <w:sz w:val="21"/>
+          <w:szCs w:val="21"/>
+          <w:lang w:eastAsia="en-GB"/>
+          <w14:ligatures w14:val="none"/>
+        </w:rPr>
+        <w:t xml:space="preserve"># Opening original file </w:t>
+      </w:r>
+    </w:p>
+    <w:p>
+      <w:pPr>
+        <w:shd w:val="clear" w:color="auto" w:fill="1F1F1F"/>
+        <w:spacing w:after="0" w:line="285" w:lineRule="atLeast"/>
+        <w:rPr>
+          <w:rFonts w:ascii="Consolas" w:eastAsia="Times New Roman" w:hAnsi="Consolas" w:cs="Times New Roman"/>
+          <w:color w:val="CCCCCC"/>
+          <w:kern w:val="0"/>
+          <w:sz w:val="21"/>
+          <w:szCs w:val="21"/>
+          <w:lang w:eastAsia="en-GB"/>
+          <w14:ligatures w14:val="none"/>
+        </w:rPr>
+      </w:pPr>
+      <w:r>
+        <w:rPr>
+          <w:rFonts w:ascii="Consolas" w:eastAsia="Times New Roman" w:hAnsi="Consolas" w:cs="Times New Roman"/>
+          <w:color w:val="CCCCCC"/>
+          <w:kern w:val="0"/>
+          <w:sz w:val="21"/>
+          <w:szCs w:val="21"/>
+          <w:lang w:eastAsia="en-GB"/>
+          <w14:ligatures w14:val="none"/>
+        </w:rPr>
+        <w:t xml:space="preserve">        </w:t>
+      </w:r>
+      <w:r>
+        <w:rPr>
+          <w:rFonts w:ascii="Consolas" w:eastAsia="Times New Roman" w:hAnsi="Consolas" w:cs="Times New Roman"/>
+          <w:color w:val="DCDCAA"/>
+          <w:kern w:val="0"/>
+          <w:sz w:val="21"/>
+          <w:szCs w:val="21"/>
+          <w:lang w:eastAsia="en-GB"/>
+          <w14:ligatures w14:val="none"/>
+        </w:rPr>
+        <w:t>nano</w:t>
+      </w:r>
+      <w:r>
+        <w:rPr>
+          <w:rFonts w:ascii="Consolas" w:eastAsia="Times New Roman" w:hAnsi="Consolas" w:cs="Times New Roman"/>
+          <w:color w:val="CCCCCC"/>
+          <w:kern w:val="0"/>
+          <w:sz w:val="21"/>
+          <w:szCs w:val="21"/>
+          <w:lang w:eastAsia="en-GB"/>
+          <w14:ligatures w14:val="none"/>
+        </w:rPr>
+        <w:t xml:space="preserve"> </w:t>
+      </w:r>
+      <w:r>
+        <w:rPr>
+          <w:rFonts w:ascii="Consolas" w:eastAsia="Times New Roman" w:hAnsi="Consolas" w:cs="Times New Roman"/>
+          <w:color w:val="CE9178"/>
+          <w:kern w:val="0"/>
+          <w:sz w:val="21"/>
+          <w:szCs w:val="21"/>
+          <w:lang w:eastAsia="en-GB"/>
+          <w14:ligatures w14:val="none"/>
+        </w:rPr>
+        <w:t>"</w:t>
+      </w:r>
+      <w:r>
+        <w:rPr>
+          <w:rFonts w:ascii="Consolas" w:eastAsia="Times New Roman" w:hAnsi="Consolas" w:cs="Times New Roman"/>
+          <w:color w:val="9CDCFE"/>
+          <w:kern w:val="0"/>
+          <w:sz w:val="21"/>
+          <w:szCs w:val="21"/>
+          <w:lang w:eastAsia="en-GB"/>
+          <w14:ligatures w14:val="none"/>
+        </w:rPr>
+        <w:t>$</w:t>
+      </w:r>
+      <w:proofErr w:type="spellStart"/>
+      <w:r>
+        <w:rPr>
+          <w:rFonts w:ascii="Consolas" w:eastAsia="Times New Roman" w:hAnsi="Consolas" w:cs="Times New Roman"/>
+          <w:color w:val="9CDCFE"/>
+          <w:kern w:val="0"/>
+          <w:sz w:val="21"/>
+          <w:szCs w:val="21"/>
+          <w:lang w:eastAsia="en-GB"/>
+          <w14:ligatures w14:val="none"/>
+        </w:rPr>
+        <w:t>fileName</w:t>
+      </w:r>
+      <w:proofErr w:type="spellEnd"/>
+      <w:r>
+        <w:rPr>
+          <w:rFonts w:ascii="Consolas" w:eastAsia="Times New Roman" w:hAnsi="Consolas" w:cs="Times New Roman"/>
+          <w:color w:val="CE9178"/>
+          <w:kern w:val="0"/>
+          <w:sz w:val="21"/>
+          <w:szCs w:val="21"/>
+          <w:lang w:eastAsia="en-GB"/>
+          <w14:ligatures w14:val="none"/>
+        </w:rPr>
+        <w:t>"</w:t>
+      </w:r>
+    </w:p>
+    <w:p>
+      <w:pPr>
+        <w:shd w:val="clear" w:color="auto" w:fill="1F1F1F"/>
+        <w:spacing w:after="0" w:line="285" w:lineRule="atLeast"/>
+        <w:rPr>
+          <w:rFonts w:ascii="Consolas" w:eastAsia="Times New Roman" w:hAnsi="Consolas" w:cs="Times New Roman"/>
+          <w:color w:val="CCCCCC"/>
+          <w:kern w:val="0"/>
+          <w:sz w:val="21"/>
+          <w:szCs w:val="21"/>
+          <w:lang w:eastAsia="en-GB"/>
+          <w14:ligatures w14:val="none"/>
+        </w:rPr>
+      </w:pPr>
+      <w:r>
+        <w:rPr>
+          <w:rFonts w:ascii="Consolas" w:eastAsia="Times New Roman" w:hAnsi="Consolas" w:cs="Times New Roman"/>
+          <w:color w:val="CCCCCC"/>
+          <w:kern w:val="0"/>
+          <w:sz w:val="21"/>
+          <w:szCs w:val="21"/>
+          <w:lang w:eastAsia="en-GB"/>
+          <w14:ligatures w14:val="none"/>
+        </w:rPr>
+        <w:t xml:space="preserve">    </w:t>
+      </w:r>
+      <w:r>
+        <w:rPr>
+          <w:rFonts w:ascii="Consolas" w:eastAsia="Times New Roman" w:hAnsi="Consolas" w:cs="Times New Roman"/>
+          <w:color w:val="C586C0"/>
+          <w:kern w:val="0"/>
+          <w:sz w:val="21"/>
+          <w:szCs w:val="21"/>
+          <w:lang w:eastAsia="en-GB"/>
+          <w14:ligatures w14:val="none"/>
+        </w:rPr>
+        <w:t>fi</w:t>
+      </w:r>
+    </w:p>
+    <w:p>
+      <w:pPr>
+        <w:shd w:val="clear" w:color="auto" w:fill="1F1F1F"/>
+        <w:spacing w:after="0" w:line="285" w:lineRule="atLeast"/>
+        <w:rPr>
+          <w:rFonts w:ascii="Consolas" w:eastAsia="Times New Roman" w:hAnsi="Consolas" w:cs="Times New Roman"/>
+          <w:color w:val="CCCCCC"/>
+          <w:kern w:val="0"/>
+          <w:sz w:val="21"/>
+          <w:szCs w:val="21"/>
+          <w:lang w:eastAsia="en-GB"/>
+          <w14:ligatures w14:val="none"/>
+        </w:rPr>
+      </w:pPr>
+      <w:r>
+        <w:rPr>
+          <w:rFonts w:ascii="Consolas" w:eastAsia="Times New Roman" w:hAnsi="Consolas" w:cs="Times New Roman"/>
+          <w:color w:val="CCCCCC"/>
+          <w:kern w:val="0"/>
+          <w:sz w:val="21"/>
+          <w:szCs w:val="21"/>
+          <w:lang w:eastAsia="en-GB"/>
+          <w14:ligatures w14:val="none"/>
+        </w:rPr>
+        <w:t>}</w:t>
+      </w:r>
+    </w:p>
+    <w:p>
+      <w:pPr>
+        <w:shd w:val="clear" w:color="auto" w:fill="1F1F1F"/>
+        <w:spacing w:after="0" w:line="285" w:lineRule="atLeast"/>
+        <w:rPr>
+          <w:rFonts w:ascii="Consolas" w:eastAsia="Times New Roman" w:hAnsi="Consolas" w:cs="Times New Roman"/>
+          <w:color w:val="CCCCCC"/>
+          <w:kern w:val="0"/>
+          <w:sz w:val="21"/>
+          <w:szCs w:val="21"/>
+          <w:lang w:eastAsia="en-GB"/>
+          <w14:ligatures w14:val="none"/>
+        </w:rPr>
+      </w:pPr>
+    </w:p>
+    <w:p>
+      <w:pPr>
+        <w:shd w:val="clear" w:color="auto" w:fill="1F1F1F"/>
+        <w:spacing w:after="0" w:line="285" w:lineRule="atLeast"/>
+        <w:rPr>
+          <w:rFonts w:ascii="Consolas" w:eastAsia="Times New Roman" w:hAnsi="Consolas" w:cs="Times New Roman"/>
+          <w:color w:val="CCCCCC"/>
+          <w:kern w:val="0"/>
+          <w:sz w:val="21"/>
+          <w:szCs w:val="21"/>
+          <w:lang w:eastAsia="en-GB"/>
+          <w14:ligatures w14:val="none"/>
+        </w:rPr>
+      </w:pPr>
+      <w:r>
+        <w:rPr>
+          <w:rFonts w:ascii="Consolas" w:eastAsia="Times New Roman" w:hAnsi="Consolas" w:cs="Times New Roman"/>
+          <w:color w:val="C586C0"/>
+          <w:kern w:val="0"/>
+          <w:sz w:val="21"/>
+          <w:szCs w:val="21"/>
+          <w:lang w:eastAsia="en-GB"/>
+          <w14:ligatures w14:val="none"/>
+        </w:rPr>
+        <w:t>if</w:t>
+      </w:r>
+      <w:r>
+        <w:rPr>
+          <w:rFonts w:ascii="Consolas" w:eastAsia="Times New Roman" w:hAnsi="Consolas" w:cs="Times New Roman"/>
+          <w:color w:val="CCCCCC"/>
+          <w:kern w:val="0"/>
+          <w:sz w:val="21"/>
+          <w:szCs w:val="21"/>
+          <w:lang w:eastAsia="en-GB"/>
+          <w14:ligatures w14:val="none"/>
+        </w:rPr>
+        <w:t xml:space="preserve"> [ </w:t>
+      </w:r>
+      <w:r>
+        <w:rPr>
+          <w:rFonts w:ascii="Consolas" w:eastAsia="Times New Roman" w:hAnsi="Consolas" w:cs="Times New Roman"/>
+          <w:color w:val="569CD6"/>
+          <w:kern w:val="0"/>
+          <w:sz w:val="21"/>
+          <w:szCs w:val="21"/>
+          <w:lang w:eastAsia="en-GB"/>
+          <w14:ligatures w14:val="none"/>
+        </w:rPr>
+        <w:t>$#</w:t>
+      </w:r>
+      <w:r>
+        <w:rPr>
+          <w:rFonts w:ascii="Consolas" w:eastAsia="Times New Roman" w:hAnsi="Consolas" w:cs="Times New Roman"/>
+          <w:color w:val="CCCCCC"/>
+          <w:kern w:val="0"/>
+          <w:sz w:val="21"/>
+          <w:szCs w:val="21"/>
+          <w:lang w:eastAsia="en-GB"/>
+          <w14:ligatures w14:val="none"/>
+        </w:rPr>
+        <w:t xml:space="preserve"> </w:t>
+      </w:r>
+      <w:r>
+        <w:rPr>
+          <w:rFonts w:ascii="Consolas" w:eastAsia="Times New Roman" w:hAnsi="Consolas" w:cs="Times New Roman"/>
+          <w:color w:val="D4D4D4"/>
+          <w:kern w:val="0"/>
+          <w:sz w:val="21"/>
+          <w:szCs w:val="21"/>
+          <w:lang w:eastAsia="en-GB"/>
+          <w14:ligatures w14:val="none"/>
+        </w:rPr>
+        <w:t>-</w:t>
+      </w:r>
+      <w:proofErr w:type="spellStart"/>
+      <w:r>
+        <w:rPr>
+          <w:rFonts w:ascii="Consolas" w:eastAsia="Times New Roman" w:hAnsi="Consolas" w:cs="Times New Roman"/>
+          <w:color w:val="D4D4D4"/>
+          <w:kern w:val="0"/>
+          <w:sz w:val="21"/>
+          <w:szCs w:val="21"/>
+          <w:lang w:eastAsia="en-GB"/>
+          <w14:ligatures w14:val="none"/>
+        </w:rPr>
+        <w:t>lt</w:t>
+      </w:r>
+      <w:proofErr w:type="spellEnd"/>
+      <w:r>
+        <w:rPr>
+          <w:rFonts w:ascii="Consolas" w:eastAsia="Times New Roman" w:hAnsi="Consolas" w:cs="Times New Roman"/>
+          <w:color w:val="CCCCCC"/>
+          <w:kern w:val="0"/>
+          <w:sz w:val="21"/>
+          <w:szCs w:val="21"/>
+          <w:lang w:eastAsia="en-GB"/>
+          <w14:ligatures w14:val="none"/>
+        </w:rPr>
+        <w:t xml:space="preserve"> </w:t>
+      </w:r>
+      <w:proofErr w:type="gramStart"/>
+      <w:r>
+        <w:rPr>
+          <w:rFonts w:ascii="Consolas" w:eastAsia="Times New Roman" w:hAnsi="Consolas" w:cs="Times New Roman"/>
+          <w:color w:val="B5CEA8"/>
+          <w:kern w:val="0"/>
+          <w:sz w:val="21"/>
+          <w:szCs w:val="21"/>
+          <w:lang w:eastAsia="en-GB"/>
+          <w14:ligatures w14:val="none"/>
+        </w:rPr>
+        <w:t>1</w:t>
+      </w:r>
+      <w:r>
+        <w:rPr>
+          <w:rFonts w:ascii="Consolas" w:eastAsia="Times New Roman" w:hAnsi="Consolas" w:cs="Times New Roman"/>
+          <w:color w:val="CCCCCC"/>
+          <w:kern w:val="0"/>
+          <w:sz w:val="21"/>
+          <w:szCs w:val="21"/>
+          <w:lang w:eastAsia="en-GB"/>
+          <w14:ligatures w14:val="none"/>
+        </w:rPr>
+        <w:t xml:space="preserve"> ]</w:t>
+      </w:r>
+      <w:proofErr w:type="gramEnd"/>
+      <w:r>
+        <w:rPr>
+          <w:rFonts w:ascii="Consolas" w:eastAsia="Times New Roman" w:hAnsi="Consolas" w:cs="Times New Roman"/>
+          <w:color w:val="CCCCCC"/>
+          <w:kern w:val="0"/>
+          <w:sz w:val="21"/>
+          <w:szCs w:val="21"/>
+          <w:lang w:eastAsia="en-GB"/>
+          <w14:ligatures w14:val="none"/>
+        </w:rPr>
+        <w:t xml:space="preserve">; </w:t>
+      </w:r>
+      <w:r>
+        <w:rPr>
+          <w:rFonts w:ascii="Consolas" w:eastAsia="Times New Roman" w:hAnsi="Consolas" w:cs="Times New Roman"/>
+          <w:color w:val="C586C0"/>
+          <w:kern w:val="0"/>
+          <w:sz w:val="21"/>
+          <w:szCs w:val="21"/>
+          <w:lang w:eastAsia="en-GB"/>
+          <w14:ligatures w14:val="none"/>
+        </w:rPr>
+        <w:t>then</w:t>
+      </w:r>
+    </w:p>
+    <w:p>
+      <w:pPr>
+        <w:shd w:val="clear" w:color="auto" w:fill="1F1F1F"/>
+        <w:spacing w:after="0" w:line="285" w:lineRule="atLeast"/>
+        <w:rPr>
+          <w:rFonts w:ascii="Consolas" w:eastAsia="Times New Roman" w:hAnsi="Consolas" w:cs="Times New Roman"/>
+          <w:color w:val="CCCCCC"/>
+          <w:kern w:val="0"/>
+          <w:sz w:val="21"/>
+          <w:szCs w:val="21"/>
+          <w:lang w:eastAsia="en-GB"/>
+          <w14:ligatures w14:val="none"/>
+        </w:rPr>
+      </w:pPr>
+      <w:r>
+        <w:rPr>
+          <w:rFonts w:ascii="Consolas" w:eastAsia="Times New Roman" w:hAnsi="Consolas" w:cs="Times New Roman"/>
+          <w:color w:val="CCCCCC"/>
+          <w:kern w:val="0"/>
+          <w:sz w:val="21"/>
+          <w:szCs w:val="21"/>
+          <w:lang w:eastAsia="en-GB"/>
+          <w14:ligatures w14:val="none"/>
+        </w:rPr>
+        <w:t xml:space="preserve">    </w:t>
+      </w:r>
+      <w:r>
+        <w:rPr>
+          <w:rFonts w:ascii="Consolas" w:eastAsia="Times New Roman" w:hAnsi="Consolas" w:cs="Times New Roman"/>
+          <w:color w:val="DCDCAA"/>
+          <w:kern w:val="0"/>
+          <w:sz w:val="21"/>
+          <w:szCs w:val="21"/>
+          <w:lang w:eastAsia="en-GB"/>
+          <w14:ligatures w14:val="none"/>
+        </w:rPr>
+        <w:t>read</w:t>
+      </w:r>
+      <w:r>
+        <w:rPr>
+          <w:rFonts w:ascii="Consolas" w:eastAsia="Times New Roman" w:hAnsi="Consolas" w:cs="Times New Roman"/>
+          <w:color w:val="CCCCCC"/>
+          <w:kern w:val="0"/>
+          <w:sz w:val="21"/>
+          <w:szCs w:val="21"/>
+          <w:lang w:eastAsia="en-GB"/>
+          <w14:ligatures w14:val="none"/>
+        </w:rPr>
+        <w:t xml:space="preserve"> </w:t>
+      </w:r>
+      <w:r>
+        <w:rPr>
+          <w:rFonts w:ascii="Consolas" w:eastAsia="Times New Roman" w:hAnsi="Consolas" w:cs="Times New Roman"/>
+          <w:color w:val="569CD6"/>
+          <w:kern w:val="0"/>
+          <w:sz w:val="21"/>
+          <w:szCs w:val="21"/>
+          <w:lang w:eastAsia="en-GB"/>
+          <w14:ligatures w14:val="none"/>
+        </w:rPr>
+        <w:t>-r</w:t>
+      </w:r>
+      <w:r>
+        <w:rPr>
+          <w:rFonts w:ascii="Consolas" w:eastAsia="Times New Roman" w:hAnsi="Consolas" w:cs="Times New Roman"/>
+          <w:color w:val="CCCCCC"/>
+          <w:kern w:val="0"/>
+          <w:sz w:val="21"/>
+          <w:szCs w:val="21"/>
+          <w:lang w:eastAsia="en-GB"/>
+          <w14:ligatures w14:val="none"/>
+        </w:rPr>
+        <w:t xml:space="preserve"> </w:t>
+      </w:r>
+      <w:r>
+        <w:rPr>
+          <w:rFonts w:ascii="Consolas" w:eastAsia="Times New Roman" w:hAnsi="Consolas" w:cs="Times New Roman"/>
+          <w:color w:val="569CD6"/>
+          <w:kern w:val="0"/>
+          <w:sz w:val="21"/>
+          <w:szCs w:val="21"/>
+          <w:lang w:eastAsia="en-GB"/>
+          <w14:ligatures w14:val="none"/>
+        </w:rPr>
+        <w:t>-</w:t>
+      </w:r>
+      <w:proofErr w:type="gramStart"/>
+      <w:r>
+        <w:rPr>
+          <w:rFonts w:ascii="Consolas" w:eastAsia="Times New Roman" w:hAnsi="Consolas" w:cs="Times New Roman"/>
+          <w:color w:val="569CD6"/>
+          <w:kern w:val="0"/>
+          <w:sz w:val="21"/>
+          <w:szCs w:val="21"/>
+          <w:lang w:eastAsia="en-GB"/>
+          <w14:ligatures w14:val="none"/>
+        </w:rPr>
+        <w:t>p</w:t>
+      </w:r>
+      <w:r>
+        <w:rPr>
+          <w:rFonts w:ascii="Consolas" w:eastAsia="Times New Roman" w:hAnsi="Consolas" w:cs="Times New Roman"/>
+          <w:color w:val="CCCCCC"/>
+          <w:kern w:val="0"/>
+          <w:sz w:val="21"/>
+          <w:szCs w:val="21"/>
+          <w:lang w:eastAsia="en-GB"/>
+          <w14:ligatures w14:val="none"/>
+        </w:rPr>
+        <w:t xml:space="preserve">  </w:t>
+      </w:r>
+      <w:r>
+        <w:rPr>
+          <w:rFonts w:ascii="Consolas" w:eastAsia="Times New Roman" w:hAnsi="Consolas" w:cs="Times New Roman"/>
+          <w:color w:val="CE9178"/>
+          <w:kern w:val="0"/>
+          <w:sz w:val="21"/>
+          <w:szCs w:val="21"/>
+          <w:lang w:eastAsia="en-GB"/>
+          <w14:ligatures w14:val="none"/>
+        </w:rPr>
+        <w:t>"</w:t>
+      </w:r>
+      <w:proofErr w:type="gramEnd"/>
+      <w:r>
+        <w:rPr>
+          <w:rFonts w:ascii="Consolas" w:eastAsia="Times New Roman" w:hAnsi="Consolas" w:cs="Times New Roman"/>
+          <w:color w:val="CE9178"/>
+          <w:kern w:val="0"/>
+          <w:sz w:val="21"/>
+          <w:szCs w:val="21"/>
+          <w:lang w:eastAsia="en-GB"/>
+          <w14:ligatures w14:val="none"/>
+        </w:rPr>
+        <w:t>Enter the name of the file you wish to open:"</w:t>
+      </w:r>
+      <w:r>
+        <w:rPr>
+          <w:rFonts w:ascii="Consolas" w:eastAsia="Times New Roman" w:hAnsi="Consolas" w:cs="Times New Roman"/>
+          <w:color w:val="CCCCCC"/>
+          <w:kern w:val="0"/>
+          <w:sz w:val="21"/>
+          <w:szCs w:val="21"/>
+          <w:lang w:eastAsia="en-GB"/>
+          <w14:ligatures w14:val="none"/>
+        </w:rPr>
+        <w:t xml:space="preserve"> </w:t>
+      </w:r>
+      <w:proofErr w:type="spellStart"/>
+      <w:r>
+        <w:rPr>
+          <w:rFonts w:ascii="Consolas" w:eastAsia="Times New Roman" w:hAnsi="Consolas" w:cs="Times New Roman"/>
+          <w:color w:val="CE9178"/>
+          <w:kern w:val="0"/>
+          <w:sz w:val="21"/>
+          <w:szCs w:val="21"/>
+          <w:lang w:eastAsia="en-GB"/>
+          <w14:ligatures w14:val="none"/>
+        </w:rPr>
+        <w:t>fileName</w:t>
+      </w:r>
+      <w:proofErr w:type="spellEnd"/>
+    </w:p>
+    <w:p>
+      <w:pPr>
+        <w:shd w:val="clear" w:color="auto" w:fill="1F1F1F"/>
+        <w:spacing w:after="0" w:line="285" w:lineRule="atLeast"/>
+        <w:rPr>
+          <w:rFonts w:ascii="Consolas" w:eastAsia="Times New Roman" w:hAnsi="Consolas" w:cs="Times New Roman"/>
+          <w:color w:val="CCCCCC"/>
+          <w:kern w:val="0"/>
+          <w:sz w:val="21"/>
+          <w:szCs w:val="21"/>
+          <w:lang w:eastAsia="en-GB"/>
+          <w14:ligatures w14:val="none"/>
+        </w:rPr>
+      </w:pPr>
+      <w:r>
+        <w:rPr>
+          <w:rFonts w:ascii="Consolas" w:eastAsia="Times New Roman" w:hAnsi="Consolas" w:cs="Times New Roman"/>
+          <w:color w:val="CCCCCC"/>
+          <w:kern w:val="0"/>
+          <w:sz w:val="21"/>
+          <w:szCs w:val="21"/>
+          <w:lang w:eastAsia="en-GB"/>
+          <w14:ligatures w14:val="none"/>
+        </w:rPr>
+        <w:t xml:space="preserve">    </w:t>
+      </w:r>
+      <w:proofErr w:type="spellStart"/>
+      <w:r>
+        <w:rPr>
+          <w:rFonts w:ascii="Consolas" w:eastAsia="Times New Roman" w:hAnsi="Consolas" w:cs="Times New Roman"/>
+          <w:color w:val="DCDCAA"/>
+          <w:kern w:val="0"/>
+          <w:sz w:val="21"/>
+          <w:szCs w:val="21"/>
+          <w:lang w:eastAsia="en-GB"/>
+          <w14:ligatures w14:val="none"/>
+        </w:rPr>
+        <w:t>FileCheck</w:t>
+      </w:r>
+      <w:proofErr w:type="spellEnd"/>
+      <w:r>
+        <w:rPr>
+          <w:rFonts w:ascii="Consolas" w:eastAsia="Times New Roman" w:hAnsi="Consolas" w:cs="Times New Roman"/>
+          <w:color w:val="CCCCCC"/>
+          <w:kern w:val="0"/>
+          <w:sz w:val="21"/>
+          <w:szCs w:val="21"/>
+          <w:lang w:eastAsia="en-GB"/>
+          <w14:ligatures w14:val="none"/>
+        </w:rPr>
+        <w:t xml:space="preserve"> </w:t>
+      </w:r>
+      <w:r>
+        <w:rPr>
+          <w:rFonts w:ascii="Consolas" w:eastAsia="Times New Roman" w:hAnsi="Consolas" w:cs="Times New Roman"/>
+          <w:color w:val="CE9178"/>
+          <w:kern w:val="0"/>
+          <w:sz w:val="21"/>
+          <w:szCs w:val="21"/>
+          <w:lang w:eastAsia="en-GB"/>
+          <w14:ligatures w14:val="none"/>
+        </w:rPr>
+        <w:t>"</w:t>
+      </w:r>
+      <w:r>
+        <w:rPr>
+          <w:rFonts w:ascii="Consolas" w:eastAsia="Times New Roman" w:hAnsi="Consolas" w:cs="Times New Roman"/>
+          <w:color w:val="9CDCFE"/>
+          <w:kern w:val="0"/>
+          <w:sz w:val="21"/>
+          <w:szCs w:val="21"/>
+          <w:lang w:eastAsia="en-GB"/>
+          <w14:ligatures w14:val="none"/>
+        </w:rPr>
+        <w:t>$</w:t>
+      </w:r>
+      <w:proofErr w:type="spellStart"/>
+      <w:r>
+        <w:rPr>
+          <w:rFonts w:ascii="Consolas" w:eastAsia="Times New Roman" w:hAnsi="Consolas" w:cs="Times New Roman"/>
+          <w:color w:val="9CDCFE"/>
+          <w:kern w:val="0"/>
+          <w:sz w:val="21"/>
+          <w:szCs w:val="21"/>
+          <w:lang w:eastAsia="en-GB"/>
+          <w14:ligatures w14:val="none"/>
+        </w:rPr>
+        <w:t>fileName</w:t>
+      </w:r>
+      <w:proofErr w:type="spellEnd"/>
+      <w:r>
+        <w:rPr>
+          <w:rFonts w:ascii="Consolas" w:eastAsia="Times New Roman" w:hAnsi="Consolas" w:cs="Times New Roman"/>
+          <w:color w:val="CE9178"/>
+          <w:kern w:val="0"/>
+          <w:sz w:val="21"/>
+          <w:szCs w:val="21"/>
+          <w:lang w:eastAsia="en-GB"/>
+          <w14:ligatures w14:val="none"/>
+        </w:rPr>
+        <w:t>"</w:t>
+      </w:r>
+    </w:p>
+    <w:p>
+      <w:pPr>
+        <w:shd w:val="clear" w:color="auto" w:fill="1F1F1F"/>
+        <w:spacing w:after="0" w:line="285" w:lineRule="atLeast"/>
+        <w:rPr>
+          <w:rFonts w:ascii="Consolas" w:eastAsia="Times New Roman" w:hAnsi="Consolas" w:cs="Times New Roman"/>
+          <w:color w:val="CCCCCC"/>
+          <w:kern w:val="0"/>
+          <w:sz w:val="21"/>
+          <w:szCs w:val="21"/>
+          <w:lang w:eastAsia="en-GB"/>
+          <w14:ligatures w14:val="none"/>
+        </w:rPr>
+      </w:pPr>
+      <w:proofErr w:type="spellStart"/>
+      <w:r>
+        <w:rPr>
+          <w:rFonts w:ascii="Consolas" w:eastAsia="Times New Roman" w:hAnsi="Consolas" w:cs="Times New Roman"/>
+          <w:color w:val="C586C0"/>
+          <w:kern w:val="0"/>
+          <w:sz w:val="21"/>
+          <w:szCs w:val="21"/>
+          <w:lang w:eastAsia="en-GB"/>
+          <w14:ligatures w14:val="none"/>
+        </w:rPr>
+        <w:t>elif</w:t>
+      </w:r>
+      <w:proofErr w:type="spellEnd"/>
+      <w:r>
+        <w:rPr>
+          <w:rFonts w:ascii="Consolas" w:eastAsia="Times New Roman" w:hAnsi="Consolas" w:cs="Times New Roman"/>
+          <w:color w:val="CCCCCC"/>
+          <w:kern w:val="0"/>
+          <w:sz w:val="21"/>
+          <w:szCs w:val="21"/>
+          <w:lang w:eastAsia="en-GB"/>
+          <w14:ligatures w14:val="none"/>
+        </w:rPr>
+        <w:t xml:space="preserve"> [ </w:t>
+      </w:r>
+      <w:r>
+        <w:rPr>
+          <w:rFonts w:ascii="Consolas" w:eastAsia="Times New Roman" w:hAnsi="Consolas" w:cs="Times New Roman"/>
+          <w:color w:val="569CD6"/>
+          <w:kern w:val="0"/>
+          <w:sz w:val="21"/>
+          <w:szCs w:val="21"/>
+          <w:lang w:eastAsia="en-GB"/>
+          <w14:ligatures w14:val="none"/>
+        </w:rPr>
+        <w:t>$#</w:t>
+      </w:r>
+      <w:r>
+        <w:rPr>
+          <w:rFonts w:ascii="Consolas" w:eastAsia="Times New Roman" w:hAnsi="Consolas" w:cs="Times New Roman"/>
+          <w:color w:val="CCCCCC"/>
+          <w:kern w:val="0"/>
+          <w:sz w:val="21"/>
+          <w:szCs w:val="21"/>
+          <w:lang w:eastAsia="en-GB"/>
+          <w14:ligatures w14:val="none"/>
+        </w:rPr>
+        <w:t xml:space="preserve"> </w:t>
+      </w:r>
+      <w:r>
+        <w:rPr>
+          <w:rFonts w:ascii="Consolas" w:eastAsia="Times New Roman" w:hAnsi="Consolas" w:cs="Times New Roman"/>
+          <w:color w:val="D4D4D4"/>
+          <w:kern w:val="0"/>
+          <w:sz w:val="21"/>
+          <w:szCs w:val="21"/>
+          <w:lang w:eastAsia="en-GB"/>
+          <w14:ligatures w14:val="none"/>
+        </w:rPr>
+        <w:t>-</w:t>
+      </w:r>
+      <w:proofErr w:type="spellStart"/>
+      <w:r>
+        <w:rPr>
+          <w:rFonts w:ascii="Consolas" w:eastAsia="Times New Roman" w:hAnsi="Consolas" w:cs="Times New Roman"/>
+          <w:color w:val="D4D4D4"/>
+          <w:kern w:val="0"/>
+          <w:sz w:val="21"/>
+          <w:szCs w:val="21"/>
+          <w:lang w:eastAsia="en-GB"/>
+          <w14:ligatures w14:val="none"/>
+        </w:rPr>
+        <w:t>eq</w:t>
+      </w:r>
+      <w:proofErr w:type="spellEnd"/>
+      <w:r>
+        <w:rPr>
+          <w:rFonts w:ascii="Consolas" w:eastAsia="Times New Roman" w:hAnsi="Consolas" w:cs="Times New Roman"/>
+          <w:color w:val="CCCCCC"/>
+          <w:kern w:val="0"/>
+          <w:sz w:val="21"/>
+          <w:szCs w:val="21"/>
+          <w:lang w:eastAsia="en-GB"/>
+          <w14:ligatures w14:val="none"/>
+        </w:rPr>
+        <w:t xml:space="preserve"> </w:t>
+      </w:r>
+      <w:proofErr w:type="gramStart"/>
+      <w:r>
+        <w:rPr>
+          <w:rFonts w:ascii="Consolas" w:eastAsia="Times New Roman" w:hAnsi="Consolas" w:cs="Times New Roman"/>
+          <w:color w:val="B5CEA8"/>
+          <w:kern w:val="0"/>
+          <w:sz w:val="21"/>
+          <w:szCs w:val="21"/>
+          <w:lang w:eastAsia="en-GB"/>
+          <w14:ligatures w14:val="none"/>
+        </w:rPr>
+        <w:t>1</w:t>
+      </w:r>
+      <w:r>
+        <w:rPr>
+          <w:rFonts w:ascii="Consolas" w:eastAsia="Times New Roman" w:hAnsi="Consolas" w:cs="Times New Roman"/>
+          <w:color w:val="CCCCCC"/>
+          <w:kern w:val="0"/>
+          <w:sz w:val="21"/>
+          <w:szCs w:val="21"/>
+          <w:lang w:eastAsia="en-GB"/>
+          <w14:ligatures w14:val="none"/>
+        </w:rPr>
+        <w:t xml:space="preserve"> ]</w:t>
+      </w:r>
+      <w:proofErr w:type="gramEnd"/>
+      <w:r>
+        <w:rPr>
+          <w:rFonts w:ascii="Consolas" w:eastAsia="Times New Roman" w:hAnsi="Consolas" w:cs="Times New Roman"/>
+          <w:color w:val="CCCCCC"/>
+          <w:kern w:val="0"/>
+          <w:sz w:val="21"/>
+          <w:szCs w:val="21"/>
+          <w:lang w:eastAsia="en-GB"/>
+          <w14:ligatures w14:val="none"/>
+        </w:rPr>
+        <w:t xml:space="preserve">; </w:t>
+      </w:r>
+      <w:r>
+        <w:rPr>
+          <w:rFonts w:ascii="Consolas" w:eastAsia="Times New Roman" w:hAnsi="Consolas" w:cs="Times New Roman"/>
+          <w:color w:val="C586C0"/>
+          <w:kern w:val="0"/>
+          <w:sz w:val="21"/>
+          <w:szCs w:val="21"/>
+          <w:lang w:eastAsia="en-GB"/>
+          <w14:ligatures w14:val="none"/>
+        </w:rPr>
+        <w:t>then</w:t>
+      </w:r>
+    </w:p>
+    <w:p>
+      <w:pPr>
+        <w:shd w:val="clear" w:color="auto" w:fill="1F1F1F"/>
+        <w:spacing w:after="0" w:line="285" w:lineRule="atLeast"/>
+        <w:rPr>
+          <w:rFonts w:ascii="Consolas" w:eastAsia="Times New Roman" w:hAnsi="Consolas" w:cs="Times New Roman"/>
+          <w:color w:val="CCCCCC"/>
+          <w:kern w:val="0"/>
+          <w:sz w:val="21"/>
+          <w:szCs w:val="21"/>
+          <w:lang w:eastAsia="en-GB"/>
+          <w14:ligatures w14:val="none"/>
+        </w:rPr>
+      </w:pPr>
+      <w:r>
+        <w:rPr>
+          <w:rFonts w:ascii="Consolas" w:eastAsia="Times New Roman" w:hAnsi="Consolas" w:cs="Times New Roman"/>
+          <w:color w:val="CCCCCC"/>
+          <w:kern w:val="0"/>
+          <w:sz w:val="21"/>
+          <w:szCs w:val="21"/>
+          <w:lang w:eastAsia="en-GB"/>
+          <w14:ligatures w14:val="none"/>
+        </w:rPr>
+        <w:t xml:space="preserve">    </w:t>
+      </w:r>
+      <w:proofErr w:type="spellStart"/>
+      <w:r>
+        <w:rPr>
+          <w:rFonts w:ascii="Consolas" w:eastAsia="Times New Roman" w:hAnsi="Consolas" w:cs="Times New Roman"/>
+          <w:color w:val="9CDCFE"/>
+          <w:kern w:val="0"/>
+          <w:sz w:val="21"/>
+          <w:szCs w:val="21"/>
+          <w:lang w:eastAsia="en-GB"/>
+          <w14:ligatures w14:val="none"/>
+        </w:rPr>
+        <w:t>fileName</w:t>
+      </w:r>
+      <w:proofErr w:type="spellEnd"/>
+      <w:r>
+        <w:rPr>
+          <w:rFonts w:ascii="Consolas" w:eastAsia="Times New Roman" w:hAnsi="Consolas" w:cs="Times New Roman"/>
+          <w:color w:val="D4D4D4"/>
+          <w:kern w:val="0"/>
+          <w:sz w:val="21"/>
+          <w:szCs w:val="21"/>
+          <w:lang w:eastAsia="en-GB"/>
+          <w14:ligatures w14:val="none"/>
+        </w:rPr>
+        <w:t>=</w:t>
+      </w:r>
+      <w:r>
+        <w:rPr>
+          <w:rFonts w:ascii="Consolas" w:eastAsia="Times New Roman" w:hAnsi="Consolas" w:cs="Times New Roman"/>
+          <w:color w:val="9CDCFE"/>
+          <w:kern w:val="0"/>
+          <w:sz w:val="21"/>
+          <w:szCs w:val="21"/>
+          <w:lang w:eastAsia="en-GB"/>
+          <w14:ligatures w14:val="none"/>
+        </w:rPr>
+        <w:t>$1</w:t>
+      </w:r>
+    </w:p>
+    <w:p>
+      <w:pPr>
+        <w:shd w:val="clear" w:color="auto" w:fill="1F1F1F"/>
+        <w:spacing w:after="0" w:line="285" w:lineRule="atLeast"/>
+        <w:rPr>
+          <w:rFonts w:ascii="Consolas" w:eastAsia="Times New Roman" w:hAnsi="Consolas" w:cs="Times New Roman"/>
+          <w:color w:val="CCCCCC"/>
+          <w:kern w:val="0"/>
+          <w:sz w:val="21"/>
+          <w:szCs w:val="21"/>
+          <w:lang w:eastAsia="en-GB"/>
+          <w14:ligatures w14:val="none"/>
+        </w:rPr>
+      </w:pPr>
+      <w:r>
+        <w:rPr>
+          <w:rFonts w:ascii="Consolas" w:eastAsia="Times New Roman" w:hAnsi="Consolas" w:cs="Times New Roman"/>
+          <w:color w:val="CCCCCC"/>
+          <w:kern w:val="0"/>
+          <w:sz w:val="21"/>
+          <w:szCs w:val="21"/>
+          <w:lang w:eastAsia="en-GB"/>
+          <w14:ligatures w14:val="none"/>
+        </w:rPr>
+        <w:t xml:space="preserve">    </w:t>
+      </w:r>
+      <w:proofErr w:type="spellStart"/>
+      <w:r>
+        <w:rPr>
+          <w:rFonts w:ascii="Consolas" w:eastAsia="Times New Roman" w:hAnsi="Consolas" w:cs="Times New Roman"/>
+          <w:color w:val="DCDCAA"/>
+          <w:kern w:val="0"/>
+          <w:sz w:val="21"/>
+          <w:szCs w:val="21"/>
+          <w:lang w:eastAsia="en-GB"/>
+          <w14:ligatures w14:val="none"/>
+        </w:rPr>
+        <w:t>FileCheck</w:t>
+      </w:r>
+      <w:proofErr w:type="spellEnd"/>
+      <w:r>
+        <w:rPr>
+          <w:rFonts w:ascii="Consolas" w:eastAsia="Times New Roman" w:hAnsi="Consolas" w:cs="Times New Roman"/>
+          <w:color w:val="CCCCCC"/>
+          <w:kern w:val="0"/>
+          <w:sz w:val="21"/>
+          <w:szCs w:val="21"/>
+          <w:lang w:eastAsia="en-GB"/>
+          <w14:ligatures w14:val="none"/>
+        </w:rPr>
+        <w:t xml:space="preserve"> </w:t>
+      </w:r>
+      <w:r>
+        <w:rPr>
+          <w:rFonts w:ascii="Consolas" w:eastAsia="Times New Roman" w:hAnsi="Consolas" w:cs="Times New Roman"/>
+          <w:color w:val="CE9178"/>
+          <w:kern w:val="0"/>
+          <w:sz w:val="21"/>
+          <w:szCs w:val="21"/>
+          <w:lang w:eastAsia="en-GB"/>
+          <w14:ligatures w14:val="none"/>
+        </w:rPr>
+        <w:t>"</w:t>
+      </w:r>
+      <w:r>
+        <w:rPr>
+          <w:rFonts w:ascii="Consolas" w:eastAsia="Times New Roman" w:hAnsi="Consolas" w:cs="Times New Roman"/>
+          <w:color w:val="9CDCFE"/>
+          <w:kern w:val="0"/>
+          <w:sz w:val="21"/>
+          <w:szCs w:val="21"/>
+          <w:lang w:eastAsia="en-GB"/>
+          <w14:ligatures w14:val="none"/>
+        </w:rPr>
+        <w:t>$</w:t>
+      </w:r>
+      <w:proofErr w:type="spellStart"/>
+      <w:r>
+        <w:rPr>
+          <w:rFonts w:ascii="Consolas" w:eastAsia="Times New Roman" w:hAnsi="Consolas" w:cs="Times New Roman"/>
+          <w:color w:val="9CDCFE"/>
+          <w:kern w:val="0"/>
+          <w:sz w:val="21"/>
+          <w:szCs w:val="21"/>
+          <w:lang w:eastAsia="en-GB"/>
+          <w14:ligatures w14:val="none"/>
+        </w:rPr>
+        <w:t>fileName</w:t>
+      </w:r>
+      <w:proofErr w:type="spellEnd"/>
+      <w:r>
+        <w:rPr>
+          <w:rFonts w:ascii="Consolas" w:eastAsia="Times New Roman" w:hAnsi="Consolas" w:cs="Times New Roman"/>
+          <w:color w:val="CE9178"/>
+          <w:kern w:val="0"/>
+          <w:sz w:val="21"/>
+          <w:szCs w:val="21"/>
+          <w:lang w:eastAsia="en-GB"/>
+          <w14:ligatures w14:val="none"/>
+        </w:rPr>
+        <w:t>"</w:t>
+      </w:r>
+    </w:p>
+    <w:p>
+      <w:pPr>
+        <w:shd w:val="clear" w:color="auto" w:fill="1F1F1F"/>
+        <w:spacing w:after="0" w:line="285" w:lineRule="atLeast"/>
+        <w:rPr>
+          <w:rFonts w:ascii="Consolas" w:eastAsia="Times New Roman" w:hAnsi="Consolas" w:cs="Times New Roman"/>
+          <w:color w:val="CCCCCC"/>
+          <w:kern w:val="0"/>
+          <w:sz w:val="21"/>
+          <w:szCs w:val="21"/>
+          <w:lang w:eastAsia="en-GB"/>
+          <w14:ligatures w14:val="none"/>
+        </w:rPr>
+      </w:pPr>
+      <w:r>
+        <w:rPr>
+          <w:rFonts w:ascii="Consolas" w:eastAsia="Times New Roman" w:hAnsi="Consolas" w:cs="Times New Roman"/>
+          <w:color w:val="C586C0"/>
+          <w:kern w:val="0"/>
+          <w:sz w:val="21"/>
+          <w:szCs w:val="21"/>
+          <w:lang w:eastAsia="en-GB"/>
+          <w14:ligatures w14:val="none"/>
+        </w:rPr>
+        <w:t>else</w:t>
+      </w:r>
+    </w:p>
+    <w:p>
+      <w:pPr>
+        <w:shd w:val="clear" w:color="auto" w:fill="1F1F1F"/>
+        <w:spacing w:after="0" w:line="285" w:lineRule="atLeast"/>
+        <w:rPr>
+          <w:rFonts w:ascii="Consolas" w:eastAsia="Times New Roman" w:hAnsi="Consolas" w:cs="Times New Roman"/>
+          <w:color w:val="CCCCCC"/>
+          <w:kern w:val="0"/>
+          <w:sz w:val="21"/>
+          <w:szCs w:val="21"/>
+          <w:lang w:eastAsia="en-GB"/>
+          <w14:ligatures w14:val="none"/>
+        </w:rPr>
+      </w:pPr>
+      <w:r>
+        <w:rPr>
+          <w:rFonts w:ascii="Consolas" w:eastAsia="Times New Roman" w:hAnsi="Consolas" w:cs="Times New Roman"/>
+          <w:color w:val="CCCCCC"/>
+          <w:kern w:val="0"/>
+          <w:sz w:val="21"/>
+          <w:szCs w:val="21"/>
+          <w:lang w:eastAsia="en-GB"/>
+          <w14:ligatures w14:val="none"/>
+        </w:rPr>
+        <w:t xml:space="preserve">    </w:t>
+      </w:r>
+      <w:r>
+        <w:rPr>
+          <w:rFonts w:ascii="Consolas" w:eastAsia="Times New Roman" w:hAnsi="Consolas" w:cs="Times New Roman"/>
+          <w:color w:val="DCDCAA"/>
+          <w:kern w:val="0"/>
+          <w:sz w:val="21"/>
+          <w:szCs w:val="21"/>
+          <w:lang w:eastAsia="en-GB"/>
+          <w14:ligatures w14:val="none"/>
+        </w:rPr>
+        <w:t>echo</w:t>
+      </w:r>
+      <w:r>
+        <w:rPr>
+          <w:rFonts w:ascii="Consolas" w:eastAsia="Times New Roman" w:hAnsi="Consolas" w:cs="Times New Roman"/>
+          <w:color w:val="CCCCCC"/>
+          <w:kern w:val="0"/>
+          <w:sz w:val="21"/>
+          <w:szCs w:val="21"/>
+          <w:lang w:eastAsia="en-GB"/>
+          <w14:ligatures w14:val="none"/>
+        </w:rPr>
+        <w:t xml:space="preserve"> </w:t>
+      </w:r>
+      <w:r>
+        <w:rPr>
+          <w:rFonts w:ascii="Consolas" w:eastAsia="Times New Roman" w:hAnsi="Consolas" w:cs="Times New Roman"/>
+          <w:color w:val="CE9178"/>
+          <w:kern w:val="0"/>
+          <w:sz w:val="21"/>
+          <w:szCs w:val="21"/>
+          <w:lang w:eastAsia="en-GB"/>
+          <w14:ligatures w14:val="none"/>
+        </w:rPr>
+        <w:t>"Error: Too many arguments"</w:t>
+      </w:r>
+    </w:p>
+    <w:p>
+      <w:pPr>
+        <w:shd w:val="clear" w:color="auto" w:fill="1F1F1F"/>
+        <w:spacing w:after="0" w:line="285" w:lineRule="atLeast"/>
+        <w:rPr>
+          <w:rFonts w:ascii="Consolas" w:eastAsia="Times New Roman" w:hAnsi="Consolas" w:cs="Times New Roman"/>
+          <w:color w:val="CCCCCC"/>
+          <w:kern w:val="0"/>
+          <w:sz w:val="21"/>
+          <w:szCs w:val="21"/>
+          <w:lang w:eastAsia="en-GB"/>
+          <w14:ligatures w14:val="none"/>
+        </w:rPr>
+      </w:pPr>
+      <w:r>
+        <w:rPr>
+          <w:rFonts w:ascii="Consolas" w:eastAsia="Times New Roman" w:hAnsi="Consolas" w:cs="Times New Roman"/>
+          <w:color w:val="CCCCCC"/>
+          <w:kern w:val="0"/>
+          <w:sz w:val="21"/>
+          <w:szCs w:val="21"/>
+          <w:lang w:eastAsia="en-GB"/>
+          <w14:ligatures w14:val="none"/>
+        </w:rPr>
+        <w:t xml:space="preserve">    </w:t>
+      </w:r>
+      <w:r>
+        <w:rPr>
+          <w:rFonts w:ascii="Consolas" w:eastAsia="Times New Roman" w:hAnsi="Consolas" w:cs="Times New Roman"/>
+          <w:color w:val="DCDCAA"/>
+          <w:kern w:val="0"/>
+          <w:sz w:val="21"/>
+          <w:szCs w:val="21"/>
+          <w:lang w:eastAsia="en-GB"/>
+          <w14:ligatures w14:val="none"/>
+        </w:rPr>
+        <w:t>exit</w:t>
+      </w:r>
+    </w:p>
+    <w:p>
+      <w:pPr>
+        <w:shd w:val="clear" w:color="auto" w:fill="1F1F1F"/>
+        <w:spacing w:after="0" w:line="285" w:lineRule="atLeast"/>
+        <w:rPr>
+          <w:rFonts w:ascii="Consolas" w:eastAsia="Times New Roman" w:hAnsi="Consolas" w:cs="Times New Roman"/>
+          <w:color w:val="CCCCCC"/>
+          <w:kern w:val="0"/>
+          <w:sz w:val="21"/>
+          <w:szCs w:val="21"/>
+          <w:lang w:eastAsia="en-GB"/>
+          <w14:ligatures w14:val="none"/>
+        </w:rPr>
+      </w:pPr>
+      <w:r>
+        <w:rPr>
+          <w:rFonts w:ascii="Consolas" w:eastAsia="Times New Roman" w:hAnsi="Consolas" w:cs="Times New Roman"/>
+          <w:color w:val="C586C0"/>
+          <w:kern w:val="0"/>
+          <w:sz w:val="21"/>
+          <w:szCs w:val="21"/>
+          <w:lang w:eastAsia="en-GB"/>
+          <w14:ligatures w14:val="none"/>
+        </w:rPr>
+        <w:t>fi</w:t>
+      </w:r>
     </w:p>
     <w:p>
       <w:pPr>
@@ -7362,6 +11158,7 @@
     <w:p>
       <w:r>
         <w:rPr>
+          <w:noProof/>
           <w:lang w:val="en-US"/>
         </w:rPr>
         <w:drawing>
@@ -8574,6 +12371,7 @@
           <w:p>
             <w:r>
               <w:rPr>
+                <w:noProof/>
                 <w:lang w:val="en-US"/>
               </w:rPr>
               <w:drawing>

--- a/Assignment Report.docx
+++ b/Assignment Report.docx
@@ -12,6 +12,7 @@
       <w:bookmarkStart w:id="0" w:name="_Toc194422391"/>
       <w:bookmarkStart w:id="1" w:name="_Toc194422484"/>
       <w:bookmarkStart w:id="2" w:name="_Toc194422673"/>
+      <w:bookmarkStart w:id="3" w:name="_Toc194598934"/>
       <w:r>
         <w:rPr>
           <w:lang w:val="en-US"/>
@@ -27,6 +28,7 @@
       <w:bookmarkEnd w:id="0"/>
       <w:bookmarkEnd w:id="1"/>
       <w:bookmarkEnd w:id="2"/>
+      <w:bookmarkEnd w:id="3"/>
       <w:r>
         <w:rPr>
           <w:lang w:val="en-US"/>
@@ -43,9 +45,10 @@
           <w:lang w:val="en-US"/>
         </w:rPr>
       </w:pPr>
-      <w:bookmarkStart w:id="3" w:name="_Toc194422392"/>
-      <w:bookmarkStart w:id="4" w:name="_Toc194422485"/>
-      <w:bookmarkStart w:id="5" w:name="_Toc194422674"/>
+      <w:bookmarkStart w:id="4" w:name="_Toc194422392"/>
+      <w:bookmarkStart w:id="5" w:name="_Toc194422485"/>
+      <w:bookmarkStart w:id="6" w:name="_Toc194422674"/>
+      <w:bookmarkStart w:id="7" w:name="_Toc194598935"/>
       <w:r>
         <w:rPr>
           <w:sz w:val="36"/>
@@ -70,9 +73,10 @@
         </w:rPr>
         <w:t xml:space="preserve"> – Trimester 2, 2024/25</w:t>
       </w:r>
-      <w:bookmarkEnd w:id="3"/>
       <w:bookmarkEnd w:id="4"/>
       <w:bookmarkEnd w:id="5"/>
+      <w:bookmarkEnd w:id="6"/>
+      <w:bookmarkEnd w:id="7"/>
     </w:p>
     <w:p>
       <w:pPr>
@@ -159,6 +163,32 @@
         <w:rPr>
           <w:lang w:val="en-US"/>
         </w:rPr>
+        <w:t xml:space="preserve">Module Title:   </w:t>
+      </w:r>
+      <w:r>
+        <w:rPr>
+          <w:lang w:val="en-US"/>
+        </w:rPr>
+        <w:t xml:space="preserve">   </w:t>
+      </w:r>
+      <w:r>
+        <w:rPr>
+          <w:lang w:val="en-US"/>
+        </w:rPr>
+        <w:t>Operating Systems</w:t>
+      </w:r>
+    </w:p>
+    <w:p>
+      <w:pPr>
+        <w:pStyle w:val="Subtitle"/>
+        <w:rPr>
+          <w:lang w:val="en-US"/>
+        </w:rPr>
+      </w:pPr>
+      <w:r>
+        <w:rPr>
+          <w:lang w:val="en-US"/>
+        </w:rPr>
         <w:t xml:space="preserve">Module Code: </w:t>
       </w:r>
       <w:r>
@@ -197,19 +227,21 @@
         <w:rPr>
           <w:lang w:val="en-US"/>
         </w:rPr>
-        <w:t xml:space="preserve">Module Title:   </w:t>
-      </w:r>
-      <w:r>
-        <w:rPr>
-          <w:lang w:val="en-US"/>
-        </w:rPr>
-        <w:t xml:space="preserve">   </w:t>
-      </w:r>
-      <w:r>
-        <w:rPr>
-          <w:lang w:val="en-US"/>
-        </w:rPr>
-        <w:t>Operating Systems</w:t>
+        <w:t>Module Leader</w:t>
+      </w:r>
+      <w:proofErr w:type="gramStart"/>
+      <w:r>
+        <w:rPr>
+          <w:lang w:val="en-US"/>
+        </w:rPr>
+        <w:t>:  Dr</w:t>
+      </w:r>
+      <w:proofErr w:type="gramEnd"/>
+      <w:r>
+        <w:rPr>
+          <w:lang w:val="en-US"/>
+        </w:rPr>
+        <w:t xml:space="preserve"> Vanessa Ng</w:t>
       </w:r>
     </w:p>
     <w:p>
@@ -223,35 +255,19 @@
         <w:rPr>
           <w:lang w:val="en-US"/>
         </w:rPr>
-        <w:t>Module Leader</w:t>
-      </w:r>
-      <w:proofErr w:type="gramStart"/>
-      <w:r>
-        <w:rPr>
-          <w:lang w:val="en-US"/>
-        </w:rPr>
-        <w:t>:  Dr</w:t>
-      </w:r>
-      <w:proofErr w:type="gramEnd"/>
-      <w:r>
-        <w:rPr>
-          <w:lang w:val="en-US"/>
-        </w:rPr>
-        <w:t xml:space="preserve"> Vanessa Ng</w:t>
-      </w:r>
-    </w:p>
-    <w:p>
-      <w:pPr>
-        <w:pStyle w:val="Subtitle"/>
-        <w:rPr>
-          <w:lang w:val="en-US"/>
-        </w:rPr>
-      </w:pPr>
-      <w:r>
-        <w:rPr>
-          <w:lang w:val="en-US"/>
-        </w:rPr>
-        <w:t>Submission Deadline: 11/4/25</w:t>
+        <w:t>Submission Deadline: 11/4/</w:t>
+      </w:r>
+      <w:r>
+        <w:rPr>
+          <w:lang w:val="en-US"/>
+        </w:rPr>
+        <w:t>20</w:t>
+      </w:r>
+      <w:r>
+        <w:rPr>
+          <w:lang w:val="en-US"/>
+        </w:rPr>
+        <w:t>25</w:t>
       </w:r>
     </w:p>
     <w:p>
@@ -367,9 +383,10 @@
           <w:lang w:val="en-US"/>
         </w:rPr>
       </w:pPr>
-      <w:bookmarkStart w:id="6" w:name="_Toc194422393"/>
-      <w:bookmarkStart w:id="7" w:name="_Toc194422486"/>
-      <w:bookmarkStart w:id="8" w:name="_Toc194422675"/>
+      <w:bookmarkStart w:id="8" w:name="_Toc194422393"/>
+      <w:bookmarkStart w:id="9" w:name="_Toc194422486"/>
+      <w:bookmarkStart w:id="10" w:name="_Toc194422675"/>
+      <w:bookmarkStart w:id="11" w:name="_Toc194598936"/>
       <w:r>
         <w:rPr>
           <w:lang w:val="en-US"/>
@@ -383,20 +400,13 @@
         </w:rPr>
         <w:t>ents:</w:t>
       </w:r>
-      <w:bookmarkEnd w:id="6"/>
-      <w:bookmarkEnd w:id="7"/>
       <w:bookmarkEnd w:id="8"/>
+      <w:bookmarkEnd w:id="9"/>
+      <w:bookmarkEnd w:id="10"/>
+      <w:bookmarkEnd w:id="11"/>
     </w:p>
     <w:sdt>
       <w:sdtPr>
-        <w:rPr>
-          <w:rFonts w:asciiTheme="minorHAnsi" w:eastAsiaTheme="minorHAnsi" w:hAnsiTheme="minorHAnsi" w:cstheme="minorBidi"/>
-          <w:color w:val="auto"/>
-          <w:kern w:val="2"/>
-          <w:sz w:val="22"/>
-          <w:szCs w:val="22"/>
-          <w:lang w:val="en-GB"/>
-        </w:rPr>
         <w:id w:val="1104162001"/>
         <w:docPartObj>
           <w:docPartGallery w:val="Table of Contents"/>
@@ -413,18 +423,41 @@
       <w:sdtContent>
         <w:p>
           <w:pPr>
-            <w:pStyle w:val="TOCHeading"/>
+            <w:pStyle w:val="TOC1"/>
+            <w:tabs>
+              <w:tab w:val="right" w:leader="dot" w:pos="9016"/>
+            </w:tabs>
             <w:rPr>
+              <w:rFonts w:eastAsiaTheme="minorEastAsia"/>
               <w:noProof/>
+              <w:sz w:val="24"/>
+              <w:szCs w:val="24"/>
+              <w:lang w:eastAsia="en-GB"/>
             </w:rPr>
           </w:pPr>
           <w:r>
+            <w:rPr>
+              <w:rFonts w:asciiTheme="majorHAnsi" w:eastAsiaTheme="majorEastAsia" w:hAnsiTheme="majorHAnsi" w:cstheme="majorBidi"/>
+              <w:color w:val="2F5496" w:themeColor="accent1" w:themeShade="BF"/>
+              <w:kern w:val="0"/>
+              <w:sz w:val="32"/>
+              <w:szCs w:val="32"/>
+              <w:lang w:val="en-US"/>
+            </w:rPr>
             <w:fldChar w:fldCharType="begin"/>
           </w:r>
           <w:r>
             <w:instrText xml:space="preserve"> TOC \o "1-3" \h \z \u </w:instrText>
           </w:r>
           <w:r>
+            <w:rPr>
+              <w:rFonts w:asciiTheme="majorHAnsi" w:eastAsiaTheme="majorEastAsia" w:hAnsiTheme="majorHAnsi" w:cstheme="majorBidi"/>
+              <w:color w:val="2F5496" w:themeColor="accent1" w:themeShade="BF"/>
+              <w:kern w:val="0"/>
+              <w:sz w:val="32"/>
+              <w:szCs w:val="32"/>
+              <w:lang w:val="en-US"/>
+            </w:rPr>
             <w:fldChar w:fldCharType="separate"/>
           </w:r>
         </w:p>
@@ -442,7 +475,7 @@
               <w:lang w:eastAsia="en-GB"/>
             </w:rPr>
           </w:pPr>
-          <w:hyperlink w:anchor="_Toc194422676" w:history="1">
+          <w:hyperlink w:anchor="_Toc194598937" w:history="1">
             <w:r>
               <w:rPr>
                 <w:rStyle w:val="Hyperlink"/>
@@ -470,7 +503,7 @@
                 <w:noProof/>
                 <w:webHidden/>
               </w:rPr>
-              <w:instrText xml:space="preserve"> PAGEREF _Toc194422676 \h </w:instrText>
+              <w:instrText xml:space="preserve"> PAGEREF _Toc194598937 \h </w:instrText>
             </w:r>
             <w:r>
               <w:rPr>
@@ -515,7 +548,7 @@
               <w:lang w:eastAsia="en-GB"/>
             </w:rPr>
           </w:pPr>
-          <w:hyperlink w:anchor="_Toc194422677" w:history="1">
+          <w:hyperlink w:anchor="_Toc194598938" w:history="1">
             <w:r>
               <w:rPr>
                 <w:rStyle w:val="Hyperlink"/>
@@ -543,7 +576,7 @@
                 <w:noProof/>
                 <w:webHidden/>
               </w:rPr>
-              <w:instrText xml:space="preserve"> PAGEREF _Toc194422677 \h </w:instrText>
+              <w:instrText xml:space="preserve"> PAGEREF _Toc194598938 \h </w:instrText>
             </w:r>
             <w:r>
               <w:rPr>
@@ -588,7 +621,7 @@
               <w:lang w:eastAsia="en-GB"/>
             </w:rPr>
           </w:pPr>
-          <w:hyperlink w:anchor="_Toc194422678" w:history="1">
+          <w:hyperlink w:anchor="_Toc194598939" w:history="1">
             <w:r>
               <w:rPr>
                 <w:rStyle w:val="Hyperlink"/>
@@ -616,7 +649,7 @@
                 <w:noProof/>
                 <w:webHidden/>
               </w:rPr>
-              <w:instrText xml:space="preserve"> PAGEREF _Toc194422678 \h </w:instrText>
+              <w:instrText xml:space="preserve"> PAGEREF _Toc194598939 \h </w:instrText>
             </w:r>
             <w:r>
               <w:rPr>
@@ -661,7 +694,7 @@
               <w:lang w:eastAsia="en-GB"/>
             </w:rPr>
           </w:pPr>
-          <w:hyperlink w:anchor="_Toc194422679" w:history="1">
+          <w:hyperlink w:anchor="_Toc194598940" w:history="1">
             <w:r>
               <w:rPr>
                 <w:rStyle w:val="Hyperlink"/>
@@ -689,7 +722,7 @@
                 <w:noProof/>
                 <w:webHidden/>
               </w:rPr>
-              <w:instrText xml:space="preserve"> PAGEREF _Toc194422679 \h </w:instrText>
+              <w:instrText xml:space="preserve"> PAGEREF _Toc194598940 \h </w:instrText>
             </w:r>
             <w:r>
               <w:rPr>
@@ -734,14 +767,14 @@
               <w:lang w:eastAsia="en-GB"/>
             </w:rPr>
           </w:pPr>
-          <w:hyperlink w:anchor="_Toc194422680" w:history="1">
+          <w:hyperlink w:anchor="_Toc194598941" w:history="1">
             <w:r>
               <w:rPr>
                 <w:rStyle w:val="Hyperlink"/>
                 <w:noProof/>
                 <w:lang w:val="en-US"/>
               </w:rPr>
-              <w:t>Psudocode:</w:t>
+              <w:t>Pseudocode:</w:t>
             </w:r>
             <w:r>
               <w:rPr>
@@ -762,7 +795,7 @@
                 <w:noProof/>
                 <w:webHidden/>
               </w:rPr>
-              <w:instrText xml:space="preserve"> PAGEREF _Toc194422680 \h </w:instrText>
+              <w:instrText xml:space="preserve"> PAGEREF _Toc194598941 \h </w:instrText>
             </w:r>
             <w:r>
               <w:rPr>
@@ -807,7 +840,7 @@
               <w:lang w:eastAsia="en-GB"/>
             </w:rPr>
           </w:pPr>
-          <w:hyperlink w:anchor="_Toc194422681" w:history="1">
+          <w:hyperlink w:anchor="_Toc194598942" w:history="1">
             <w:r>
               <w:rPr>
                 <w:rStyle w:val="Hyperlink"/>
@@ -835,7 +868,7 @@
                 <w:noProof/>
                 <w:webHidden/>
               </w:rPr>
-              <w:instrText xml:space="preserve"> PAGEREF _Toc194422681 \h </w:instrText>
+              <w:instrText xml:space="preserve"> PAGEREF _Toc194598942 \h </w:instrText>
             </w:r>
             <w:r>
               <w:rPr>
@@ -880,7 +913,7 @@
               <w:lang w:eastAsia="en-GB"/>
             </w:rPr>
           </w:pPr>
-          <w:hyperlink w:anchor="_Toc194422682" w:history="1">
+          <w:hyperlink w:anchor="_Toc194598943" w:history="1">
             <w:r>
               <w:rPr>
                 <w:rStyle w:val="Hyperlink"/>
@@ -908,7 +941,7 @@
                 <w:noProof/>
                 <w:webHidden/>
               </w:rPr>
-              <w:instrText xml:space="preserve"> PAGEREF _Toc194422682 \h </w:instrText>
+              <w:instrText xml:space="preserve"> PAGEREF _Toc194598943 \h </w:instrText>
             </w:r>
             <w:r>
               <w:rPr>
@@ -953,7 +986,7 @@
               <w:lang w:eastAsia="en-GB"/>
             </w:rPr>
           </w:pPr>
-          <w:hyperlink w:anchor="_Toc194422683" w:history="1">
+          <w:hyperlink w:anchor="_Toc194598944" w:history="1">
             <w:r>
               <w:rPr>
                 <w:rStyle w:val="Hyperlink"/>
@@ -981,7 +1014,7 @@
                 <w:noProof/>
                 <w:webHidden/>
               </w:rPr>
-              <w:instrText xml:space="preserve"> PAGEREF _Toc194422683 \h </w:instrText>
+              <w:instrText xml:space="preserve"> PAGEREF _Toc194598944 \h </w:instrText>
             </w:r>
             <w:r>
               <w:rPr>
@@ -1001,7 +1034,7 @@
                 <w:noProof/>
                 <w:webHidden/>
               </w:rPr>
-              <w:t>10</w:t>
+              <w:t>12</w:t>
             </w:r>
             <w:r>
               <w:rPr>
@@ -1026,7 +1059,7 @@
               <w:lang w:eastAsia="en-GB"/>
             </w:rPr>
           </w:pPr>
-          <w:hyperlink w:anchor="_Toc194422684" w:history="1">
+          <w:hyperlink w:anchor="_Toc194598945" w:history="1">
             <w:r>
               <w:rPr>
                 <w:rStyle w:val="Hyperlink"/>
@@ -1054,7 +1087,7 @@
                 <w:noProof/>
                 <w:webHidden/>
               </w:rPr>
-              <w:instrText xml:space="preserve"> PAGEREF _Toc194422684 \h </w:instrText>
+              <w:instrText xml:space="preserve"> PAGEREF _Toc194598945 \h </w:instrText>
             </w:r>
             <w:r>
               <w:rPr>
@@ -1074,7 +1107,7 @@
                 <w:noProof/>
                 <w:webHidden/>
               </w:rPr>
-              <w:t>10</w:t>
+              <w:t>12</w:t>
             </w:r>
             <w:r>
               <w:rPr>
@@ -1224,7 +1257,7 @@
           <w:lang w:val="en-US"/>
         </w:rPr>
       </w:pPr>
-      <w:bookmarkStart w:id="9" w:name="_Toc194422676"/>
+      <w:bookmarkStart w:id="12" w:name="_Toc194598937"/>
       <w:r>
         <w:rPr>
           <w:lang w:val="en-US"/>
@@ -1232,7 +1265,7 @@
         <w:lastRenderedPageBreak/>
         <w:t>Introduction:</w:t>
       </w:r>
-      <w:bookmarkEnd w:id="9"/>
+      <w:bookmarkEnd w:id="12"/>
     </w:p>
     <w:p>
       <w:pPr>
@@ -1438,7 +1471,7 @@
           <w:lang w:val="en-US"/>
         </w:rPr>
       </w:pPr>
-      <w:bookmarkStart w:id="10" w:name="_Toc194422677"/>
+      <w:bookmarkStart w:id="13" w:name="_Toc194598938"/>
       <w:r>
         <w:rPr>
           <w:lang w:val="en-US"/>
@@ -1446,7 +1479,7 @@
         <w:lastRenderedPageBreak/>
         <w:t>Bat File Code</w:t>
       </w:r>
-      <w:bookmarkEnd w:id="10"/>
+      <w:bookmarkEnd w:id="13"/>
     </w:p>
     <w:p>
       <w:pPr>
@@ -1454,61 +1487,25 @@
         <w:spacing w:after="0" w:line="285" w:lineRule="atLeast"/>
         <w:rPr>
           <w:rFonts w:ascii="Consolas" w:eastAsia="Times New Roman" w:hAnsi="Consolas" w:cs="Times New Roman"/>
-          <w:color w:val="CCCCCC"/>
-          <w:kern w:val="0"/>
-          <w:sz w:val="21"/>
-          <w:szCs w:val="21"/>
-          <w:lang w:eastAsia="en-GB"/>
-          <w14:ligatures w14:val="none"/>
-        </w:rPr>
-      </w:pPr>
-      <w:r>
-        <w:rPr>
-          <w:rFonts w:ascii="Consolas" w:eastAsia="Times New Roman" w:hAnsi="Consolas" w:cs="Times New Roman"/>
-          <w:color w:val="D4D4D4"/>
-          <w:kern w:val="0"/>
-          <w:sz w:val="21"/>
-          <w:szCs w:val="21"/>
-          <w:lang w:eastAsia="en-GB"/>
-          <w14:ligatures w14:val="none"/>
-        </w:rPr>
-        <w:t>@</w:t>
-      </w:r>
-      <w:r>
-        <w:rPr>
-          <w:rFonts w:ascii="Consolas" w:eastAsia="Times New Roman" w:hAnsi="Consolas" w:cs="Times New Roman"/>
-          <w:color w:val="569CD6"/>
-          <w:kern w:val="0"/>
-          <w:sz w:val="21"/>
-          <w:szCs w:val="21"/>
-          <w:lang w:eastAsia="en-GB"/>
-          <w14:ligatures w14:val="none"/>
-        </w:rPr>
-        <w:t>echo</w:t>
-      </w:r>
-      <w:r>
-        <w:rPr>
-          <w:rFonts w:ascii="Consolas" w:eastAsia="Times New Roman" w:hAnsi="Consolas" w:cs="Times New Roman"/>
-          <w:color w:val="CCCCCC"/>
-          <w:kern w:val="0"/>
-          <w:sz w:val="21"/>
-          <w:szCs w:val="21"/>
-          <w:lang w:eastAsia="en-GB"/>
-          <w14:ligatures w14:val="none"/>
-        </w:rPr>
-        <w:t xml:space="preserve"> </w:t>
-      </w:r>
-      <w:r>
-        <w:rPr>
-          <w:rFonts w:ascii="Consolas" w:eastAsia="Times New Roman" w:hAnsi="Consolas" w:cs="Times New Roman"/>
-          <w:color w:val="569CD6"/>
-          <w:kern w:val="0"/>
-          <w:sz w:val="21"/>
-          <w:szCs w:val="21"/>
-          <w:lang w:eastAsia="en-GB"/>
-          <w14:ligatures w14:val="none"/>
-        </w:rPr>
-        <w:t>off</w:t>
+          <w:color w:val="D4D4D4"/>
+          <w:kern w:val="0"/>
+          <w:sz w:val="21"/>
+          <w:szCs w:val="21"/>
+          <w:lang w:eastAsia="en-GB"/>
+          <w14:ligatures w14:val="none"/>
+        </w:rPr>
+      </w:pPr>
+      <w:r>
+        <w:rPr>
+          <w:rFonts w:ascii="Consolas" w:eastAsia="Times New Roman" w:hAnsi="Consolas" w:cs="Times New Roman"/>
+          <w:color w:val="D4D4D4"/>
+          <w:kern w:val="0"/>
+          <w:sz w:val="21"/>
+          <w:szCs w:val="21"/>
+          <w:lang w:eastAsia="en-GB"/>
+          <w14:ligatures w14:val="none"/>
+        </w:rPr>
+        <w:t>@echo off</w:t>
       </w:r>
     </w:p>
     <w:p>
@@ -1517,7 +1514,7 @@
         <w:spacing w:after="0" w:line="285" w:lineRule="atLeast"/>
         <w:rPr>
           <w:rFonts w:ascii="Consolas" w:eastAsia="Times New Roman" w:hAnsi="Consolas" w:cs="Times New Roman"/>
-          <w:color w:val="CCCCCC"/>
+          <w:color w:val="D4D4D4"/>
           <w:kern w:val="0"/>
           <w:sz w:val="21"/>
           <w:szCs w:val="21"/>
@@ -1529,7 +1526,7 @@
       <w:r>
         <w:rPr>
           <w:rFonts w:ascii="Consolas" w:eastAsia="Times New Roman" w:hAnsi="Consolas" w:cs="Times New Roman"/>
-          <w:color w:val="569CD6"/>
+          <w:color w:val="D4D4D4"/>
           <w:kern w:val="0"/>
           <w:sz w:val="21"/>
           <w:szCs w:val="21"/>
@@ -1542,7 +1539,7 @@
       <w:r>
         <w:rPr>
           <w:rFonts w:ascii="Consolas" w:eastAsia="Times New Roman" w:hAnsi="Consolas" w:cs="Times New Roman"/>
-          <w:color w:val="CCCCCC"/>
+          <w:color w:val="D4D4D4"/>
           <w:kern w:val="0"/>
           <w:sz w:val="21"/>
           <w:szCs w:val="21"/>
@@ -1555,7 +1552,7 @@
       <w:r>
         <w:rPr>
           <w:rFonts w:ascii="Consolas" w:eastAsia="Times New Roman" w:hAnsi="Consolas" w:cs="Times New Roman"/>
-          <w:color w:val="569CD6"/>
+          <w:color w:val="D4D4D4"/>
           <w:kern w:val="0"/>
           <w:sz w:val="21"/>
           <w:szCs w:val="21"/>
@@ -1572,7 +1569,7 @@
         <w:spacing w:after="0" w:line="285" w:lineRule="atLeast"/>
         <w:rPr>
           <w:rFonts w:ascii="Consolas" w:eastAsia="Times New Roman" w:hAnsi="Consolas" w:cs="Times New Roman"/>
-          <w:color w:val="CCCCCC"/>
+          <w:color w:val="D4D4D4"/>
           <w:kern w:val="0"/>
           <w:sz w:val="21"/>
           <w:szCs w:val="21"/>
@@ -1587,7 +1584,7 @@
         <w:spacing w:after="0" w:line="285" w:lineRule="atLeast"/>
         <w:rPr>
           <w:rFonts w:ascii="Consolas" w:eastAsia="Times New Roman" w:hAnsi="Consolas" w:cs="Times New Roman"/>
-          <w:color w:val="CCCCCC"/>
+          <w:color w:val="D4D4D4"/>
           <w:kern w:val="0"/>
           <w:sz w:val="21"/>
           <w:szCs w:val="21"/>
@@ -1599,7 +1596,7 @@
       <w:r>
         <w:rPr>
           <w:rFonts w:ascii="Consolas" w:eastAsia="Times New Roman" w:hAnsi="Consolas" w:cs="Times New Roman"/>
-          <w:color w:val="6A9955"/>
+          <w:color w:val="D4D4D4"/>
           <w:kern w:val="0"/>
           <w:sz w:val="21"/>
           <w:szCs w:val="21"/>
@@ -1612,7 +1609,7 @@
       <w:r>
         <w:rPr>
           <w:rFonts w:ascii="Consolas" w:eastAsia="Times New Roman" w:hAnsi="Consolas" w:cs="Times New Roman"/>
-          <w:color w:val="6A9955"/>
+          <w:color w:val="D4D4D4"/>
           <w:kern w:val="0"/>
           <w:sz w:val="21"/>
           <w:szCs w:val="21"/>
@@ -1628,55 +1625,31 @@
         <w:spacing w:after="0" w:line="285" w:lineRule="atLeast"/>
         <w:rPr>
           <w:rFonts w:ascii="Consolas" w:eastAsia="Times New Roman" w:hAnsi="Consolas" w:cs="Times New Roman"/>
-          <w:color w:val="CCCCCC"/>
-          <w:kern w:val="0"/>
-          <w:sz w:val="21"/>
-          <w:szCs w:val="21"/>
-          <w:lang w:eastAsia="en-GB"/>
-          <w14:ligatures w14:val="none"/>
-        </w:rPr>
-      </w:pPr>
-      <w:r>
-        <w:rPr>
-          <w:rFonts w:ascii="Consolas" w:eastAsia="Times New Roman" w:hAnsi="Consolas" w:cs="Times New Roman"/>
-          <w:color w:val="569CD6"/>
-          <w:kern w:val="0"/>
-          <w:sz w:val="21"/>
-          <w:szCs w:val="21"/>
-          <w:lang w:eastAsia="en-GB"/>
-          <w14:ligatures w14:val="none"/>
-        </w:rPr>
-        <w:t>set</w:t>
-      </w:r>
-      <w:r>
-        <w:rPr>
-          <w:rFonts w:ascii="Consolas" w:eastAsia="Times New Roman" w:hAnsi="Consolas" w:cs="Times New Roman"/>
-          <w:color w:val="CCCCCC"/>
-          <w:kern w:val="0"/>
-          <w:sz w:val="21"/>
-          <w:szCs w:val="21"/>
-          <w:lang w:eastAsia="en-GB"/>
-          <w14:ligatures w14:val="none"/>
-        </w:rPr>
-        <w:t xml:space="preserve"> </w:t>
-      </w:r>
-      <w:r>
-        <w:rPr>
-          <w:rFonts w:ascii="Consolas" w:eastAsia="Times New Roman" w:hAnsi="Consolas" w:cs="Times New Roman"/>
-          <w:color w:val="CE9178"/>
-          <w:kern w:val="0"/>
-          <w:sz w:val="21"/>
-          <w:szCs w:val="21"/>
-          <w:lang w:eastAsia="en-GB"/>
-          <w14:ligatures w14:val="none"/>
-        </w:rPr>
-        <w:t>"</w:t>
+          <w:color w:val="D4D4D4"/>
+          <w:kern w:val="0"/>
+          <w:sz w:val="21"/>
+          <w:szCs w:val="21"/>
+          <w:lang w:eastAsia="en-GB"/>
+          <w14:ligatures w14:val="none"/>
+        </w:rPr>
+      </w:pPr>
+      <w:r>
+        <w:rPr>
+          <w:rFonts w:ascii="Consolas" w:eastAsia="Times New Roman" w:hAnsi="Consolas" w:cs="Times New Roman"/>
+          <w:color w:val="D4D4D4"/>
+          <w:kern w:val="0"/>
+          <w:sz w:val="21"/>
+          <w:szCs w:val="21"/>
+          <w:lang w:eastAsia="en-GB"/>
+          <w14:ligatures w14:val="none"/>
+        </w:rPr>
+        <w:t>set "</w:t>
       </w:r>
       <w:proofErr w:type="spellStart"/>
       <w:r>
         <w:rPr>
           <w:rFonts w:ascii="Consolas" w:eastAsia="Times New Roman" w:hAnsi="Consolas" w:cs="Times New Roman"/>
-          <w:color w:val="9CDCFE"/>
+          <w:color w:val="D4D4D4"/>
           <w:kern w:val="0"/>
           <w:sz w:val="21"/>
           <w:szCs w:val="21"/>
@@ -1696,19 +1669,7 @@
           <w:lang w:eastAsia="en-GB"/>
           <w14:ligatures w14:val="none"/>
         </w:rPr>
-        <w:t>=</w:t>
-      </w:r>
-      <w:r>
-        <w:rPr>
-          <w:rFonts w:ascii="Consolas" w:eastAsia="Times New Roman" w:hAnsi="Consolas" w:cs="Times New Roman"/>
-          <w:color w:val="CE9178"/>
-          <w:kern w:val="0"/>
-          <w:sz w:val="21"/>
-          <w:szCs w:val="21"/>
-          <w:lang w:eastAsia="en-GB"/>
-          <w14:ligatures w14:val="none"/>
-        </w:rPr>
-        <w:t>backup_log.txt"</w:t>
+        <w:t>=backup_log.txt"</w:t>
       </w:r>
     </w:p>
     <w:p>
@@ -1717,55 +1678,31 @@
         <w:spacing w:after="0" w:line="285" w:lineRule="atLeast"/>
         <w:rPr>
           <w:rFonts w:ascii="Consolas" w:eastAsia="Times New Roman" w:hAnsi="Consolas" w:cs="Times New Roman"/>
-          <w:color w:val="CCCCCC"/>
-          <w:kern w:val="0"/>
-          <w:sz w:val="21"/>
-          <w:szCs w:val="21"/>
-          <w:lang w:eastAsia="en-GB"/>
-          <w14:ligatures w14:val="none"/>
-        </w:rPr>
-      </w:pPr>
-      <w:r>
-        <w:rPr>
-          <w:rFonts w:ascii="Consolas" w:eastAsia="Times New Roman" w:hAnsi="Consolas" w:cs="Times New Roman"/>
-          <w:color w:val="569CD6"/>
-          <w:kern w:val="0"/>
-          <w:sz w:val="21"/>
-          <w:szCs w:val="21"/>
-          <w:lang w:eastAsia="en-GB"/>
-          <w14:ligatures w14:val="none"/>
-        </w:rPr>
-        <w:t>set</w:t>
-      </w:r>
-      <w:r>
-        <w:rPr>
-          <w:rFonts w:ascii="Consolas" w:eastAsia="Times New Roman" w:hAnsi="Consolas" w:cs="Times New Roman"/>
-          <w:color w:val="CCCCCC"/>
-          <w:kern w:val="0"/>
-          <w:sz w:val="21"/>
-          <w:szCs w:val="21"/>
-          <w:lang w:eastAsia="en-GB"/>
-          <w14:ligatures w14:val="none"/>
-        </w:rPr>
-        <w:t xml:space="preserve"> </w:t>
-      </w:r>
-      <w:r>
-        <w:rPr>
-          <w:rFonts w:ascii="Consolas" w:eastAsia="Times New Roman" w:hAnsi="Consolas" w:cs="Times New Roman"/>
-          <w:color w:val="CE9178"/>
-          <w:kern w:val="0"/>
-          <w:sz w:val="21"/>
-          <w:szCs w:val="21"/>
-          <w:lang w:eastAsia="en-GB"/>
-          <w14:ligatures w14:val="none"/>
-        </w:rPr>
-        <w:t>"</w:t>
+          <w:color w:val="D4D4D4"/>
+          <w:kern w:val="0"/>
+          <w:sz w:val="21"/>
+          <w:szCs w:val="21"/>
+          <w:lang w:eastAsia="en-GB"/>
+          <w14:ligatures w14:val="none"/>
+        </w:rPr>
+      </w:pPr>
+      <w:r>
+        <w:rPr>
+          <w:rFonts w:ascii="Consolas" w:eastAsia="Times New Roman" w:hAnsi="Consolas" w:cs="Times New Roman"/>
+          <w:color w:val="D4D4D4"/>
+          <w:kern w:val="0"/>
+          <w:sz w:val="21"/>
+          <w:szCs w:val="21"/>
+          <w:lang w:eastAsia="en-GB"/>
+          <w14:ligatures w14:val="none"/>
+        </w:rPr>
+        <w:t>set "</w:t>
       </w:r>
       <w:proofErr w:type="spellStart"/>
       <w:r>
         <w:rPr>
           <w:rFonts w:ascii="Consolas" w:eastAsia="Times New Roman" w:hAnsi="Consolas" w:cs="Times New Roman"/>
-          <w:color w:val="9CDCFE"/>
+          <w:color w:val="D4D4D4"/>
           <w:kern w:val="0"/>
           <w:sz w:val="21"/>
           <w:szCs w:val="21"/>
@@ -1785,19 +1722,7 @@
           <w:lang w:eastAsia="en-GB"/>
           <w14:ligatures w14:val="none"/>
         </w:rPr>
-        <w:t>=</w:t>
-      </w:r>
-      <w:r>
-        <w:rPr>
-          <w:rFonts w:ascii="Consolas" w:eastAsia="Times New Roman" w:hAnsi="Consolas" w:cs="Times New Roman"/>
-          <w:color w:val="CE9178"/>
-          <w:kern w:val="0"/>
-          <w:sz w:val="21"/>
-          <w:szCs w:val="21"/>
-          <w:lang w:eastAsia="en-GB"/>
-          <w14:ligatures w14:val="none"/>
-        </w:rPr>
-        <w:t>temp_log.txt"</w:t>
+        <w:t>=temp_log.txt"</w:t>
       </w:r>
     </w:p>
     <w:p>
@@ -1806,55 +1731,31 @@
         <w:spacing w:after="0" w:line="285" w:lineRule="atLeast"/>
         <w:rPr>
           <w:rFonts w:ascii="Consolas" w:eastAsia="Times New Roman" w:hAnsi="Consolas" w:cs="Times New Roman"/>
-          <w:color w:val="CCCCCC"/>
-          <w:kern w:val="0"/>
-          <w:sz w:val="21"/>
-          <w:szCs w:val="21"/>
-          <w:lang w:eastAsia="en-GB"/>
-          <w14:ligatures w14:val="none"/>
-        </w:rPr>
-      </w:pPr>
-      <w:r>
-        <w:rPr>
-          <w:rFonts w:ascii="Consolas" w:eastAsia="Times New Roman" w:hAnsi="Consolas" w:cs="Times New Roman"/>
-          <w:color w:val="569CD6"/>
-          <w:kern w:val="0"/>
-          <w:sz w:val="21"/>
-          <w:szCs w:val="21"/>
-          <w:lang w:eastAsia="en-GB"/>
-          <w14:ligatures w14:val="none"/>
-        </w:rPr>
-        <w:t>set</w:t>
-      </w:r>
-      <w:r>
-        <w:rPr>
-          <w:rFonts w:ascii="Consolas" w:eastAsia="Times New Roman" w:hAnsi="Consolas" w:cs="Times New Roman"/>
-          <w:color w:val="CCCCCC"/>
-          <w:kern w:val="0"/>
-          <w:sz w:val="21"/>
-          <w:szCs w:val="21"/>
-          <w:lang w:eastAsia="en-GB"/>
-          <w14:ligatures w14:val="none"/>
-        </w:rPr>
-        <w:t xml:space="preserve"> </w:t>
-      </w:r>
-      <w:r>
-        <w:rPr>
-          <w:rFonts w:ascii="Consolas" w:eastAsia="Times New Roman" w:hAnsi="Consolas" w:cs="Times New Roman"/>
-          <w:color w:val="CE9178"/>
-          <w:kern w:val="0"/>
-          <w:sz w:val="21"/>
-          <w:szCs w:val="21"/>
-          <w:lang w:eastAsia="en-GB"/>
-          <w14:ligatures w14:val="none"/>
-        </w:rPr>
-        <w:t>"</w:t>
+          <w:color w:val="D4D4D4"/>
+          <w:kern w:val="0"/>
+          <w:sz w:val="21"/>
+          <w:szCs w:val="21"/>
+          <w:lang w:eastAsia="en-GB"/>
+          <w14:ligatures w14:val="none"/>
+        </w:rPr>
+      </w:pPr>
+      <w:r>
+        <w:rPr>
+          <w:rFonts w:ascii="Consolas" w:eastAsia="Times New Roman" w:hAnsi="Consolas" w:cs="Times New Roman"/>
+          <w:color w:val="D4D4D4"/>
+          <w:kern w:val="0"/>
+          <w:sz w:val="21"/>
+          <w:szCs w:val="21"/>
+          <w:lang w:eastAsia="en-GB"/>
+          <w14:ligatures w14:val="none"/>
+        </w:rPr>
+        <w:t>set "</w:t>
       </w:r>
       <w:proofErr w:type="spellStart"/>
       <w:r>
         <w:rPr>
           <w:rFonts w:ascii="Consolas" w:eastAsia="Times New Roman" w:hAnsi="Consolas" w:cs="Times New Roman"/>
-          <w:color w:val="9CDCFE"/>
+          <w:color w:val="D4D4D4"/>
           <w:kern w:val="0"/>
           <w:sz w:val="21"/>
           <w:szCs w:val="21"/>
@@ -1874,19 +1775,7 @@
           <w:lang w:eastAsia="en-GB"/>
           <w14:ligatures w14:val="none"/>
         </w:rPr>
-        <w:t>=</w:t>
-      </w:r>
-      <w:r>
-        <w:rPr>
-          <w:rFonts w:ascii="Consolas" w:eastAsia="Times New Roman" w:hAnsi="Consolas" w:cs="Times New Roman"/>
-          <w:color w:val="CE9178"/>
-          <w:kern w:val="0"/>
-          <w:sz w:val="21"/>
-          <w:szCs w:val="21"/>
-          <w:lang w:eastAsia="en-GB"/>
-          <w14:ligatures w14:val="none"/>
-        </w:rPr>
-        <w:t>5"</w:t>
+        <w:t>=5"</w:t>
       </w:r>
     </w:p>
     <w:p>
@@ -1895,55 +1784,31 @@
         <w:spacing w:after="0" w:line="285" w:lineRule="atLeast"/>
         <w:rPr>
           <w:rFonts w:ascii="Consolas" w:eastAsia="Times New Roman" w:hAnsi="Consolas" w:cs="Times New Roman"/>
-          <w:color w:val="CCCCCC"/>
-          <w:kern w:val="0"/>
-          <w:sz w:val="21"/>
-          <w:szCs w:val="21"/>
-          <w:lang w:eastAsia="en-GB"/>
-          <w14:ligatures w14:val="none"/>
-        </w:rPr>
-      </w:pPr>
-      <w:r>
-        <w:rPr>
-          <w:rFonts w:ascii="Consolas" w:eastAsia="Times New Roman" w:hAnsi="Consolas" w:cs="Times New Roman"/>
-          <w:color w:val="569CD6"/>
-          <w:kern w:val="0"/>
-          <w:sz w:val="21"/>
-          <w:szCs w:val="21"/>
-          <w:lang w:eastAsia="en-GB"/>
-          <w14:ligatures w14:val="none"/>
-        </w:rPr>
-        <w:t>set</w:t>
-      </w:r>
-      <w:r>
-        <w:rPr>
-          <w:rFonts w:ascii="Consolas" w:eastAsia="Times New Roman" w:hAnsi="Consolas" w:cs="Times New Roman"/>
-          <w:color w:val="CCCCCC"/>
-          <w:kern w:val="0"/>
-          <w:sz w:val="21"/>
-          <w:szCs w:val="21"/>
-          <w:lang w:eastAsia="en-GB"/>
-          <w14:ligatures w14:val="none"/>
-        </w:rPr>
-        <w:t xml:space="preserve"> </w:t>
-      </w:r>
-      <w:r>
-        <w:rPr>
-          <w:rFonts w:ascii="Consolas" w:eastAsia="Times New Roman" w:hAnsi="Consolas" w:cs="Times New Roman"/>
-          <w:color w:val="CE9178"/>
-          <w:kern w:val="0"/>
-          <w:sz w:val="21"/>
-          <w:szCs w:val="21"/>
-          <w:lang w:eastAsia="en-GB"/>
-          <w14:ligatures w14:val="none"/>
-        </w:rPr>
-        <w:t>"</w:t>
+          <w:color w:val="D4D4D4"/>
+          <w:kern w:val="0"/>
+          <w:sz w:val="21"/>
+          <w:szCs w:val="21"/>
+          <w:lang w:eastAsia="en-GB"/>
+          <w14:ligatures w14:val="none"/>
+        </w:rPr>
+      </w:pPr>
+      <w:r>
+        <w:rPr>
+          <w:rFonts w:ascii="Consolas" w:eastAsia="Times New Roman" w:hAnsi="Consolas" w:cs="Times New Roman"/>
+          <w:color w:val="D4D4D4"/>
+          <w:kern w:val="0"/>
+          <w:sz w:val="21"/>
+          <w:szCs w:val="21"/>
+          <w:lang w:eastAsia="en-GB"/>
+          <w14:ligatures w14:val="none"/>
+        </w:rPr>
+        <w:t>set "</w:t>
       </w:r>
       <w:proofErr w:type="spellStart"/>
       <w:r>
         <w:rPr>
           <w:rFonts w:ascii="Consolas" w:eastAsia="Times New Roman" w:hAnsi="Consolas" w:cs="Times New Roman"/>
-          <w:color w:val="9CDCFE"/>
+          <w:color w:val="D4D4D4"/>
           <w:kern w:val="0"/>
           <w:sz w:val="21"/>
           <w:szCs w:val="21"/>
@@ -1963,19 +1828,7 @@
           <w:lang w:eastAsia="en-GB"/>
           <w14:ligatures w14:val="none"/>
         </w:rPr>
-        <w:t>=</w:t>
-      </w:r>
-      <w:r>
-        <w:rPr>
-          <w:rFonts w:ascii="Consolas" w:eastAsia="Times New Roman" w:hAnsi="Consolas" w:cs="Times New Roman"/>
-          <w:color w:val="CE9178"/>
-          <w:kern w:val="0"/>
-          <w:sz w:val="21"/>
-          <w:szCs w:val="21"/>
-          <w:lang w:eastAsia="en-GB"/>
-          <w14:ligatures w14:val="none"/>
-        </w:rPr>
-        <w:t>0"</w:t>
+        <w:t>=0"</w:t>
       </w:r>
     </w:p>
     <w:p>
@@ -1984,7 +1837,7 @@
         <w:spacing w:after="0" w:line="285" w:lineRule="atLeast"/>
         <w:rPr>
           <w:rFonts w:ascii="Consolas" w:eastAsia="Times New Roman" w:hAnsi="Consolas" w:cs="Times New Roman"/>
-          <w:color w:val="CCCCCC"/>
+          <w:color w:val="D4D4D4"/>
           <w:kern w:val="0"/>
           <w:sz w:val="21"/>
           <w:szCs w:val="21"/>
@@ -1999,7 +1852,7 @@
         <w:spacing w:after="0" w:line="285" w:lineRule="atLeast"/>
         <w:rPr>
           <w:rFonts w:ascii="Consolas" w:eastAsia="Times New Roman" w:hAnsi="Consolas" w:cs="Times New Roman"/>
-          <w:color w:val="CCCCCC"/>
+          <w:color w:val="D4D4D4"/>
           <w:kern w:val="0"/>
           <w:sz w:val="21"/>
           <w:szCs w:val="21"/>
@@ -2012,7 +1865,7 @@
       <w:r>
         <w:rPr>
           <w:rFonts w:ascii="Consolas" w:eastAsia="Times New Roman" w:hAnsi="Consolas" w:cs="Times New Roman"/>
-          <w:color w:val="C586C0"/>
+          <w:color w:val="D4D4D4"/>
           <w:kern w:val="0"/>
           <w:sz w:val="21"/>
           <w:szCs w:val="21"/>
@@ -2025,7 +1878,7 @@
       <w:r>
         <w:rPr>
           <w:rFonts w:ascii="Consolas" w:eastAsia="Times New Roman" w:hAnsi="Consolas" w:cs="Times New Roman"/>
-          <w:color w:val="CCCCCC"/>
+          <w:color w:val="D4D4D4"/>
           <w:kern w:val="0"/>
           <w:sz w:val="21"/>
           <w:szCs w:val="21"/>
@@ -2038,7 +1891,7 @@
       <w:r>
         <w:rPr>
           <w:rFonts w:ascii="Consolas" w:eastAsia="Times New Roman" w:hAnsi="Consolas" w:cs="Times New Roman"/>
-          <w:color w:val="569CD6"/>
+          <w:color w:val="D4D4D4"/>
           <w:kern w:val="0"/>
           <w:sz w:val="21"/>
           <w:szCs w:val="21"/>
@@ -2053,10 +1906,10 @@
     <w:p>
       <w:pPr>
         <w:shd w:val="clear" w:color="auto" w:fill="1F1F1F"/>
-        <w:spacing w:after="240" w:line="285" w:lineRule="atLeast"/>
-        <w:rPr>
-          <w:rFonts w:ascii="Consolas" w:eastAsia="Times New Roman" w:hAnsi="Consolas" w:cs="Times New Roman"/>
-          <w:color w:val="CCCCCC"/>
+        <w:spacing w:after="0" w:line="285" w:lineRule="atLeast"/>
+        <w:rPr>
+          <w:rFonts w:ascii="Consolas" w:eastAsia="Times New Roman" w:hAnsi="Consolas" w:cs="Times New Roman"/>
+          <w:color w:val="D4D4D4"/>
           <w:kern w:val="0"/>
           <w:sz w:val="21"/>
           <w:szCs w:val="21"/>
@@ -2071,7 +1924,7 @@
         <w:spacing w:after="0" w:line="285" w:lineRule="atLeast"/>
         <w:rPr>
           <w:rFonts w:ascii="Consolas" w:eastAsia="Times New Roman" w:hAnsi="Consolas" w:cs="Times New Roman"/>
-          <w:color w:val="CCCCCC"/>
+          <w:color w:val="D4D4D4"/>
           <w:kern w:val="0"/>
           <w:sz w:val="21"/>
           <w:szCs w:val="21"/>
@@ -2083,7 +1936,7 @@
       <w:r>
         <w:rPr>
           <w:rFonts w:ascii="Consolas" w:eastAsia="Times New Roman" w:hAnsi="Consolas" w:cs="Times New Roman"/>
-          <w:color w:val="CCCCCC"/>
+          <w:color w:val="D4D4D4"/>
           <w:kern w:val="0"/>
           <w:sz w:val="21"/>
           <w:szCs w:val="21"/>
@@ -2096,7 +1949,7 @@
       <w:r>
         <w:rPr>
           <w:rFonts w:ascii="Consolas" w:eastAsia="Times New Roman" w:hAnsi="Consolas" w:cs="Times New Roman"/>
-          <w:color w:val="569CD6"/>
+          <w:color w:val="D4D4D4"/>
           <w:kern w:val="0"/>
           <w:sz w:val="21"/>
           <w:szCs w:val="21"/>
@@ -2114,133 +1967,25 @@
         <w:spacing w:after="0" w:line="285" w:lineRule="atLeast"/>
         <w:rPr>
           <w:rFonts w:ascii="Consolas" w:eastAsia="Times New Roman" w:hAnsi="Consolas" w:cs="Times New Roman"/>
-          <w:color w:val="CCCCCC"/>
-          <w:kern w:val="0"/>
-          <w:sz w:val="21"/>
-          <w:szCs w:val="21"/>
-          <w:lang w:eastAsia="en-GB"/>
-          <w14:ligatures w14:val="none"/>
-        </w:rPr>
-      </w:pPr>
-      <w:r>
-        <w:rPr>
-          <w:rFonts w:ascii="Consolas" w:eastAsia="Times New Roman" w:hAnsi="Consolas" w:cs="Times New Roman"/>
-          <w:color w:val="C586C0"/>
-          <w:kern w:val="0"/>
-          <w:sz w:val="21"/>
-          <w:szCs w:val="21"/>
-          <w:lang w:eastAsia="en-GB"/>
-          <w14:ligatures w14:val="none"/>
-        </w:rPr>
-        <w:t>if</w:t>
-      </w:r>
-      <w:r>
-        <w:rPr>
-          <w:rFonts w:ascii="Consolas" w:eastAsia="Times New Roman" w:hAnsi="Consolas" w:cs="Times New Roman"/>
-          <w:color w:val="CCCCCC"/>
-          <w:kern w:val="0"/>
-          <w:sz w:val="21"/>
-          <w:szCs w:val="21"/>
-          <w:lang w:eastAsia="en-GB"/>
-          <w14:ligatures w14:val="none"/>
-        </w:rPr>
-        <w:t xml:space="preserve"> </w:t>
-      </w:r>
-      <w:r>
-        <w:rPr>
-          <w:rFonts w:ascii="Consolas" w:eastAsia="Times New Roman" w:hAnsi="Consolas" w:cs="Times New Roman"/>
-          <w:color w:val="D4D4D4"/>
-          <w:kern w:val="0"/>
-          <w:sz w:val="21"/>
-          <w:szCs w:val="21"/>
-          <w:lang w:eastAsia="en-GB"/>
-          <w14:ligatures w14:val="none"/>
-        </w:rPr>
-        <w:t>not</w:t>
-      </w:r>
-      <w:r>
-        <w:rPr>
-          <w:rFonts w:ascii="Consolas" w:eastAsia="Times New Roman" w:hAnsi="Consolas" w:cs="Times New Roman"/>
-          <w:color w:val="CCCCCC"/>
-          <w:kern w:val="0"/>
-          <w:sz w:val="21"/>
-          <w:szCs w:val="21"/>
-          <w:lang w:eastAsia="en-GB"/>
-          <w14:ligatures w14:val="none"/>
-        </w:rPr>
-        <w:t xml:space="preserve"> </w:t>
-      </w:r>
-      <w:r>
-        <w:rPr>
-          <w:rFonts w:ascii="Consolas" w:eastAsia="Times New Roman" w:hAnsi="Consolas" w:cs="Times New Roman"/>
-          <w:color w:val="CE9178"/>
-          <w:kern w:val="0"/>
-          <w:sz w:val="21"/>
-          <w:szCs w:val="21"/>
-          <w:lang w:eastAsia="en-GB"/>
-          <w14:ligatures w14:val="none"/>
-        </w:rPr>
-        <w:t>"</w:t>
-      </w:r>
-      <w:r>
-        <w:rPr>
-          <w:rFonts w:ascii="Consolas" w:eastAsia="Times New Roman" w:hAnsi="Consolas" w:cs="Times New Roman"/>
-          <w:color w:val="9CDCFE"/>
-          <w:kern w:val="0"/>
-          <w:sz w:val="21"/>
-          <w:szCs w:val="21"/>
-          <w:lang w:eastAsia="en-GB"/>
-          <w14:ligatures w14:val="none"/>
-        </w:rPr>
-        <w:t>%2</w:t>
-      </w:r>
-      <w:r>
-        <w:rPr>
-          <w:rFonts w:ascii="Consolas" w:eastAsia="Times New Roman" w:hAnsi="Consolas" w:cs="Times New Roman"/>
-          <w:color w:val="CE9178"/>
-          <w:kern w:val="0"/>
-          <w:sz w:val="21"/>
-          <w:szCs w:val="21"/>
-          <w:lang w:eastAsia="en-GB"/>
-          <w14:ligatures w14:val="none"/>
-        </w:rPr>
-        <w:t>"</w:t>
-      </w:r>
-      <w:r>
-        <w:rPr>
-          <w:rFonts w:ascii="Consolas" w:eastAsia="Times New Roman" w:hAnsi="Consolas" w:cs="Times New Roman"/>
-          <w:color w:val="D4D4D4"/>
-          <w:kern w:val="0"/>
-          <w:sz w:val="21"/>
-          <w:szCs w:val="21"/>
-          <w:lang w:eastAsia="en-GB"/>
-          <w14:ligatures w14:val="none"/>
-        </w:rPr>
-        <w:t>==</w:t>
-      </w:r>
-      <w:r>
-        <w:rPr>
-          <w:rFonts w:ascii="Consolas" w:eastAsia="Times New Roman" w:hAnsi="Consolas" w:cs="Times New Roman"/>
-          <w:color w:val="CE9178"/>
-          <w:kern w:val="0"/>
-          <w:sz w:val="21"/>
-          <w:szCs w:val="21"/>
-          <w:lang w:eastAsia="en-GB"/>
-          <w14:ligatures w14:val="none"/>
-        </w:rPr>
-        <w:t>""</w:t>
-      </w:r>
-      <w:r>
-        <w:rPr>
-          <w:rFonts w:ascii="Consolas" w:eastAsia="Times New Roman" w:hAnsi="Consolas" w:cs="Times New Roman"/>
-          <w:color w:val="CCCCCC"/>
-          <w:kern w:val="0"/>
-          <w:sz w:val="21"/>
-          <w:szCs w:val="21"/>
-          <w:lang w:eastAsia="en-GB"/>
-          <w14:ligatures w14:val="none"/>
-        </w:rPr>
-        <w:t xml:space="preserve"> (</w:t>
+          <w:color w:val="D4D4D4"/>
+          <w:kern w:val="0"/>
+          <w:sz w:val="21"/>
+          <w:szCs w:val="21"/>
+          <w:lang w:eastAsia="en-GB"/>
+          <w14:ligatures w14:val="none"/>
+        </w:rPr>
+      </w:pPr>
+      <w:r>
+        <w:rPr>
+          <w:rFonts w:ascii="Consolas" w:eastAsia="Times New Roman" w:hAnsi="Consolas" w:cs="Times New Roman"/>
+          <w:color w:val="D4D4D4"/>
+          <w:kern w:val="0"/>
+          <w:sz w:val="21"/>
+          <w:szCs w:val="21"/>
+          <w:lang w:eastAsia="en-GB"/>
+          <w14:ligatures w14:val="none"/>
+        </w:rPr>
+        <w:t>if not "%2"=="" (</w:t>
       </w:r>
     </w:p>
     <w:p>
@@ -2249,49 +1994,25 @@
         <w:spacing w:after="0" w:line="285" w:lineRule="atLeast"/>
         <w:rPr>
           <w:rFonts w:ascii="Consolas" w:eastAsia="Times New Roman" w:hAnsi="Consolas" w:cs="Times New Roman"/>
-          <w:color w:val="CCCCCC"/>
-          <w:kern w:val="0"/>
-          <w:sz w:val="21"/>
-          <w:szCs w:val="21"/>
-          <w:lang w:eastAsia="en-GB"/>
-          <w14:ligatures w14:val="none"/>
-        </w:rPr>
-      </w:pPr>
-      <w:r>
-        <w:rPr>
-          <w:rFonts w:ascii="Consolas" w:eastAsia="Times New Roman" w:hAnsi="Consolas" w:cs="Times New Roman"/>
-          <w:color w:val="CCCCCC"/>
-          <w:kern w:val="0"/>
-          <w:sz w:val="21"/>
-          <w:szCs w:val="21"/>
-          <w:lang w:eastAsia="en-GB"/>
-          <w14:ligatures w14:val="none"/>
-        </w:rPr>
-        <w:t xml:space="preserve">    </w:t>
-      </w:r>
-      <w:r>
-        <w:rPr>
-          <w:rFonts w:ascii="Consolas" w:eastAsia="Times New Roman" w:hAnsi="Consolas" w:cs="Times New Roman"/>
-          <w:color w:val="569CD6"/>
-          <w:kern w:val="0"/>
-          <w:sz w:val="21"/>
-          <w:szCs w:val="21"/>
-          <w:lang w:eastAsia="en-GB"/>
-          <w14:ligatures w14:val="none"/>
-        </w:rPr>
-        <w:t>echo</w:t>
-      </w:r>
-      <w:r>
-        <w:rPr>
-          <w:rFonts w:ascii="Consolas" w:eastAsia="Times New Roman" w:hAnsi="Consolas" w:cs="Times New Roman"/>
-          <w:color w:val="CCCCCC"/>
-          <w:kern w:val="0"/>
-          <w:sz w:val="21"/>
-          <w:szCs w:val="21"/>
-          <w:lang w:eastAsia="en-GB"/>
-          <w14:ligatures w14:val="none"/>
-        </w:rPr>
-        <w:t xml:space="preserve"> Error: Too many parameters entered.</w:t>
+          <w:color w:val="D4D4D4"/>
+          <w:kern w:val="0"/>
+          <w:sz w:val="21"/>
+          <w:szCs w:val="21"/>
+          <w:lang w:eastAsia="en-GB"/>
+          <w14:ligatures w14:val="none"/>
+        </w:rPr>
+      </w:pPr>
+      <w:r>
+        <w:rPr>
+          <w:rFonts w:ascii="Consolas" w:eastAsia="Times New Roman" w:hAnsi="Consolas" w:cs="Times New Roman"/>
+          <w:color w:val="D4D4D4"/>
+          <w:kern w:val="0"/>
+          <w:sz w:val="21"/>
+          <w:szCs w:val="21"/>
+          <w:lang w:eastAsia="en-GB"/>
+          <w14:ligatures w14:val="none"/>
+        </w:rPr>
+        <w:t>    echo Error: Too many parameters entered.</w:t>
       </w:r>
     </w:p>
     <w:p>
@@ -2300,49 +2021,25 @@
         <w:spacing w:after="0" w:line="285" w:lineRule="atLeast"/>
         <w:rPr>
           <w:rFonts w:ascii="Consolas" w:eastAsia="Times New Roman" w:hAnsi="Consolas" w:cs="Times New Roman"/>
-          <w:color w:val="CCCCCC"/>
-          <w:kern w:val="0"/>
-          <w:sz w:val="21"/>
-          <w:szCs w:val="21"/>
-          <w:lang w:eastAsia="en-GB"/>
-          <w14:ligatures w14:val="none"/>
-        </w:rPr>
-      </w:pPr>
-      <w:r>
-        <w:rPr>
-          <w:rFonts w:ascii="Consolas" w:eastAsia="Times New Roman" w:hAnsi="Consolas" w:cs="Times New Roman"/>
-          <w:color w:val="CCCCCC"/>
-          <w:kern w:val="0"/>
-          <w:sz w:val="21"/>
-          <w:szCs w:val="21"/>
-          <w:lang w:eastAsia="en-GB"/>
-          <w14:ligatures w14:val="none"/>
-        </w:rPr>
-        <w:t xml:space="preserve">    </w:t>
-      </w:r>
-      <w:r>
-        <w:rPr>
-          <w:rFonts w:ascii="Consolas" w:eastAsia="Times New Roman" w:hAnsi="Consolas" w:cs="Times New Roman"/>
-          <w:color w:val="C586C0"/>
-          <w:kern w:val="0"/>
-          <w:sz w:val="21"/>
-          <w:szCs w:val="21"/>
-          <w:lang w:eastAsia="en-GB"/>
-          <w14:ligatures w14:val="none"/>
-        </w:rPr>
-        <w:t>exit</w:t>
-      </w:r>
-      <w:r>
-        <w:rPr>
-          <w:rFonts w:ascii="Consolas" w:eastAsia="Times New Roman" w:hAnsi="Consolas" w:cs="Times New Roman"/>
-          <w:color w:val="CCCCCC"/>
-          <w:kern w:val="0"/>
-          <w:sz w:val="21"/>
-          <w:szCs w:val="21"/>
-          <w:lang w:eastAsia="en-GB"/>
-          <w14:ligatures w14:val="none"/>
-        </w:rPr>
-        <w:t xml:space="preserve"> /b</w:t>
+          <w:color w:val="D4D4D4"/>
+          <w:kern w:val="0"/>
+          <w:sz w:val="21"/>
+          <w:szCs w:val="21"/>
+          <w:lang w:eastAsia="en-GB"/>
+          <w14:ligatures w14:val="none"/>
+        </w:rPr>
+      </w:pPr>
+      <w:r>
+        <w:rPr>
+          <w:rFonts w:ascii="Consolas" w:eastAsia="Times New Roman" w:hAnsi="Consolas" w:cs="Times New Roman"/>
+          <w:color w:val="D4D4D4"/>
+          <w:kern w:val="0"/>
+          <w:sz w:val="21"/>
+          <w:szCs w:val="21"/>
+          <w:lang w:eastAsia="en-GB"/>
+          <w14:ligatures w14:val="none"/>
+        </w:rPr>
+        <w:t>    exit /b</w:t>
       </w:r>
     </w:p>
     <w:p>
@@ -2351,18 +2048,18 @@
         <w:spacing w:after="0" w:line="285" w:lineRule="atLeast"/>
         <w:rPr>
           <w:rFonts w:ascii="Consolas" w:eastAsia="Times New Roman" w:hAnsi="Consolas" w:cs="Times New Roman"/>
-          <w:color w:val="CCCCCC"/>
-          <w:kern w:val="0"/>
-          <w:sz w:val="21"/>
-          <w:szCs w:val="21"/>
-          <w:lang w:eastAsia="en-GB"/>
-          <w14:ligatures w14:val="none"/>
-        </w:rPr>
-      </w:pPr>
-      <w:r>
-        <w:rPr>
-          <w:rFonts w:ascii="Consolas" w:eastAsia="Times New Roman" w:hAnsi="Consolas" w:cs="Times New Roman"/>
-          <w:color w:val="CCCCCC"/>
+          <w:color w:val="D4D4D4"/>
+          <w:kern w:val="0"/>
+          <w:sz w:val="21"/>
+          <w:szCs w:val="21"/>
+          <w:lang w:eastAsia="en-GB"/>
+          <w14:ligatures w14:val="none"/>
+        </w:rPr>
+      </w:pPr>
+      <w:r>
+        <w:rPr>
+          <w:rFonts w:ascii="Consolas" w:eastAsia="Times New Roman" w:hAnsi="Consolas" w:cs="Times New Roman"/>
+          <w:color w:val="D4D4D4"/>
           <w:kern w:val="0"/>
           <w:sz w:val="21"/>
           <w:szCs w:val="21"/>
@@ -2378,7 +2075,7 @@
         <w:spacing w:after="0" w:line="285" w:lineRule="atLeast"/>
         <w:rPr>
           <w:rFonts w:ascii="Consolas" w:eastAsia="Times New Roman" w:hAnsi="Consolas" w:cs="Times New Roman"/>
-          <w:color w:val="CCCCCC"/>
+          <w:color w:val="D4D4D4"/>
           <w:kern w:val="0"/>
           <w:sz w:val="21"/>
           <w:szCs w:val="21"/>
@@ -2393,109 +2090,25 @@
         <w:spacing w:after="0" w:line="285" w:lineRule="atLeast"/>
         <w:rPr>
           <w:rFonts w:ascii="Consolas" w:eastAsia="Times New Roman" w:hAnsi="Consolas" w:cs="Times New Roman"/>
-          <w:color w:val="CCCCCC"/>
-          <w:kern w:val="0"/>
-          <w:sz w:val="21"/>
-          <w:szCs w:val="21"/>
-          <w:lang w:eastAsia="en-GB"/>
-          <w14:ligatures w14:val="none"/>
-        </w:rPr>
-      </w:pPr>
-      <w:r>
-        <w:rPr>
-          <w:rFonts w:ascii="Consolas" w:eastAsia="Times New Roman" w:hAnsi="Consolas" w:cs="Times New Roman"/>
-          <w:color w:val="C586C0"/>
-          <w:kern w:val="0"/>
-          <w:sz w:val="21"/>
-          <w:szCs w:val="21"/>
-          <w:lang w:eastAsia="en-GB"/>
-          <w14:ligatures w14:val="none"/>
-        </w:rPr>
-        <w:t>if</w:t>
-      </w:r>
-      <w:r>
-        <w:rPr>
-          <w:rFonts w:ascii="Consolas" w:eastAsia="Times New Roman" w:hAnsi="Consolas" w:cs="Times New Roman"/>
-          <w:color w:val="CCCCCC"/>
-          <w:kern w:val="0"/>
-          <w:sz w:val="21"/>
-          <w:szCs w:val="21"/>
-          <w:lang w:eastAsia="en-GB"/>
-          <w14:ligatures w14:val="none"/>
-        </w:rPr>
-        <w:t xml:space="preserve"> </w:t>
-      </w:r>
-      <w:r>
-        <w:rPr>
-          <w:rFonts w:ascii="Consolas" w:eastAsia="Times New Roman" w:hAnsi="Consolas" w:cs="Times New Roman"/>
-          <w:color w:val="CE9178"/>
-          <w:kern w:val="0"/>
-          <w:sz w:val="21"/>
-          <w:szCs w:val="21"/>
-          <w:lang w:eastAsia="en-GB"/>
-          <w14:ligatures w14:val="none"/>
-        </w:rPr>
-        <w:t>"</w:t>
-      </w:r>
-      <w:r>
-        <w:rPr>
-          <w:rFonts w:ascii="Consolas" w:eastAsia="Times New Roman" w:hAnsi="Consolas" w:cs="Times New Roman"/>
-          <w:color w:val="9CDCFE"/>
-          <w:kern w:val="0"/>
-          <w:sz w:val="21"/>
-          <w:szCs w:val="21"/>
-          <w:lang w:eastAsia="en-GB"/>
-          <w14:ligatures w14:val="none"/>
-        </w:rPr>
-        <w:t>%1</w:t>
-      </w:r>
-      <w:r>
-        <w:rPr>
-          <w:rFonts w:ascii="Consolas" w:eastAsia="Times New Roman" w:hAnsi="Consolas" w:cs="Times New Roman"/>
-          <w:color w:val="CE9178"/>
-          <w:kern w:val="0"/>
-          <w:sz w:val="21"/>
-          <w:szCs w:val="21"/>
-          <w:lang w:eastAsia="en-GB"/>
-          <w14:ligatures w14:val="none"/>
-        </w:rPr>
-        <w:t>"</w:t>
-      </w:r>
-      <w:r>
-        <w:rPr>
-          <w:rFonts w:ascii="Consolas" w:eastAsia="Times New Roman" w:hAnsi="Consolas" w:cs="Times New Roman"/>
-          <w:color w:val="D4D4D4"/>
-          <w:kern w:val="0"/>
-          <w:sz w:val="21"/>
-          <w:szCs w:val="21"/>
-          <w:lang w:eastAsia="en-GB"/>
-          <w14:ligatures w14:val="none"/>
-        </w:rPr>
-        <w:t>==</w:t>
-      </w:r>
-      <w:r>
-        <w:rPr>
-          <w:rFonts w:ascii="Consolas" w:eastAsia="Times New Roman" w:hAnsi="Consolas" w:cs="Times New Roman"/>
-          <w:color w:val="CE9178"/>
-          <w:kern w:val="0"/>
-          <w:sz w:val="21"/>
-          <w:szCs w:val="21"/>
-          <w:lang w:eastAsia="en-GB"/>
-          <w14:ligatures w14:val="none"/>
-        </w:rPr>
-        <w:t>""</w:t>
-      </w:r>
-      <w:r>
-        <w:rPr>
-          <w:rFonts w:ascii="Consolas" w:eastAsia="Times New Roman" w:hAnsi="Consolas" w:cs="Times New Roman"/>
-          <w:color w:val="CCCCCC"/>
-          <w:kern w:val="0"/>
-          <w:sz w:val="21"/>
-          <w:szCs w:val="21"/>
-          <w:lang w:eastAsia="en-GB"/>
-          <w14:ligatures w14:val="none"/>
-        </w:rPr>
-        <w:t xml:space="preserve"> (</w:t>
+          <w:color w:val="D4D4D4"/>
+          <w:kern w:val="0"/>
+          <w:sz w:val="21"/>
+          <w:szCs w:val="21"/>
+          <w:lang w:eastAsia="en-GB"/>
+          <w14:ligatures w14:val="none"/>
+        </w:rPr>
+      </w:pPr>
+      <w:r>
+        <w:rPr>
+          <w:rFonts w:ascii="Consolas" w:eastAsia="Times New Roman" w:hAnsi="Consolas" w:cs="Times New Roman"/>
+          <w:color w:val="D4D4D4"/>
+          <w:kern w:val="0"/>
+          <w:sz w:val="21"/>
+          <w:szCs w:val="21"/>
+          <w:lang w:eastAsia="en-GB"/>
+          <w14:ligatures w14:val="none"/>
+        </w:rPr>
+        <w:t>if "%1"=="" (</w:t>
       </w:r>
     </w:p>
     <w:p>
@@ -2504,49 +2117,25 @@
         <w:spacing w:after="0" w:line="285" w:lineRule="atLeast"/>
         <w:rPr>
           <w:rFonts w:ascii="Consolas" w:eastAsia="Times New Roman" w:hAnsi="Consolas" w:cs="Times New Roman"/>
-          <w:color w:val="CCCCCC"/>
-          <w:kern w:val="0"/>
-          <w:sz w:val="21"/>
-          <w:szCs w:val="21"/>
-          <w:lang w:eastAsia="en-GB"/>
-          <w14:ligatures w14:val="none"/>
-        </w:rPr>
-      </w:pPr>
-      <w:r>
-        <w:rPr>
-          <w:rFonts w:ascii="Consolas" w:eastAsia="Times New Roman" w:hAnsi="Consolas" w:cs="Times New Roman"/>
-          <w:color w:val="CCCCCC"/>
-          <w:kern w:val="0"/>
-          <w:sz w:val="21"/>
-          <w:szCs w:val="21"/>
-          <w:lang w:eastAsia="en-GB"/>
-          <w14:ligatures w14:val="none"/>
-        </w:rPr>
-        <w:t xml:space="preserve">    </w:t>
-      </w:r>
-      <w:r>
-        <w:rPr>
-          <w:rFonts w:ascii="Consolas" w:eastAsia="Times New Roman" w:hAnsi="Consolas" w:cs="Times New Roman"/>
-          <w:color w:val="569CD6"/>
-          <w:kern w:val="0"/>
-          <w:sz w:val="21"/>
-          <w:szCs w:val="21"/>
-          <w:lang w:eastAsia="en-GB"/>
-          <w14:ligatures w14:val="none"/>
-        </w:rPr>
-        <w:t>echo</w:t>
-      </w:r>
-      <w:r>
-        <w:rPr>
-          <w:rFonts w:ascii="Consolas" w:eastAsia="Times New Roman" w:hAnsi="Consolas" w:cs="Times New Roman"/>
-          <w:color w:val="CCCCCC"/>
-          <w:kern w:val="0"/>
-          <w:sz w:val="21"/>
-          <w:szCs w:val="21"/>
-          <w:lang w:eastAsia="en-GB"/>
-          <w14:ligatures w14:val="none"/>
-        </w:rPr>
-        <w:t xml:space="preserve"> No filename provided. Please enter one.</w:t>
+          <w:color w:val="D4D4D4"/>
+          <w:kern w:val="0"/>
+          <w:sz w:val="21"/>
+          <w:szCs w:val="21"/>
+          <w:lang w:eastAsia="en-GB"/>
+          <w14:ligatures w14:val="none"/>
+        </w:rPr>
+      </w:pPr>
+      <w:r>
+        <w:rPr>
+          <w:rFonts w:ascii="Consolas" w:eastAsia="Times New Roman" w:hAnsi="Consolas" w:cs="Times New Roman"/>
+          <w:color w:val="D4D4D4"/>
+          <w:kern w:val="0"/>
+          <w:sz w:val="21"/>
+          <w:szCs w:val="21"/>
+          <w:lang w:eastAsia="en-GB"/>
+          <w14:ligatures w14:val="none"/>
+        </w:rPr>
+        <w:t>    echo No filename provided. Please enter one.</w:t>
       </w:r>
     </w:p>
     <w:p>
@@ -2555,55 +2144,31 @@
         <w:spacing w:after="0" w:line="285" w:lineRule="atLeast"/>
         <w:rPr>
           <w:rFonts w:ascii="Consolas" w:eastAsia="Times New Roman" w:hAnsi="Consolas" w:cs="Times New Roman"/>
-          <w:color w:val="CCCCCC"/>
-          <w:kern w:val="0"/>
-          <w:sz w:val="21"/>
-          <w:szCs w:val="21"/>
-          <w:lang w:eastAsia="en-GB"/>
-          <w14:ligatures w14:val="none"/>
-        </w:rPr>
-      </w:pPr>
-      <w:r>
-        <w:rPr>
-          <w:rFonts w:ascii="Consolas" w:eastAsia="Times New Roman" w:hAnsi="Consolas" w:cs="Times New Roman"/>
-          <w:color w:val="CCCCCC"/>
-          <w:kern w:val="0"/>
-          <w:sz w:val="21"/>
-          <w:szCs w:val="21"/>
-          <w:lang w:eastAsia="en-GB"/>
-          <w14:ligatures w14:val="none"/>
-        </w:rPr>
-        <w:t xml:space="preserve">    </w:t>
-      </w:r>
-      <w:r>
-        <w:rPr>
-          <w:rFonts w:ascii="Consolas" w:eastAsia="Times New Roman" w:hAnsi="Consolas" w:cs="Times New Roman"/>
-          <w:color w:val="569CD6"/>
-          <w:kern w:val="0"/>
-          <w:sz w:val="21"/>
-          <w:szCs w:val="21"/>
-          <w:lang w:eastAsia="en-GB"/>
-          <w14:ligatures w14:val="none"/>
-        </w:rPr>
-        <w:t>set</w:t>
-      </w:r>
-      <w:r>
-        <w:rPr>
-          <w:rFonts w:ascii="Consolas" w:eastAsia="Times New Roman" w:hAnsi="Consolas" w:cs="Times New Roman"/>
-          <w:color w:val="CCCCCC"/>
-          <w:kern w:val="0"/>
-          <w:sz w:val="21"/>
-          <w:szCs w:val="21"/>
-          <w:lang w:eastAsia="en-GB"/>
-          <w14:ligatures w14:val="none"/>
-        </w:rPr>
-        <w:t xml:space="preserve"> /p </w:t>
+          <w:color w:val="D4D4D4"/>
+          <w:kern w:val="0"/>
+          <w:sz w:val="21"/>
+          <w:szCs w:val="21"/>
+          <w:lang w:eastAsia="en-GB"/>
+          <w14:ligatures w14:val="none"/>
+        </w:rPr>
+      </w:pPr>
+      <w:r>
+        <w:rPr>
+          <w:rFonts w:ascii="Consolas" w:eastAsia="Times New Roman" w:hAnsi="Consolas" w:cs="Times New Roman"/>
+          <w:color w:val="D4D4D4"/>
+          <w:kern w:val="0"/>
+          <w:sz w:val="21"/>
+          <w:szCs w:val="21"/>
+          <w:lang w:eastAsia="en-GB"/>
+          <w14:ligatures w14:val="none"/>
+        </w:rPr>
+        <w:t xml:space="preserve">    set /p </w:t>
       </w:r>
       <w:proofErr w:type="spellStart"/>
       <w:r>
         <w:rPr>
           <w:rFonts w:ascii="Consolas" w:eastAsia="Times New Roman" w:hAnsi="Consolas" w:cs="Times New Roman"/>
-          <w:color w:val="9CDCFE"/>
+          <w:color w:val="D4D4D4"/>
           <w:kern w:val="0"/>
           <w:sz w:val="21"/>
           <w:szCs w:val="21"/>
@@ -2623,19 +2188,7 @@
           <w:lang w:eastAsia="en-GB"/>
           <w14:ligatures w14:val="none"/>
         </w:rPr>
-        <w:t>=</w:t>
-      </w:r>
-      <w:r>
-        <w:rPr>
-          <w:rFonts w:ascii="Consolas" w:eastAsia="Times New Roman" w:hAnsi="Consolas" w:cs="Times New Roman"/>
-          <w:color w:val="CCCCCC"/>
-          <w:kern w:val="0"/>
-          <w:sz w:val="21"/>
-          <w:szCs w:val="21"/>
-          <w:lang w:eastAsia="en-GB"/>
-          <w14:ligatures w14:val="none"/>
-        </w:rPr>
-        <w:t xml:space="preserve">Filename: </w:t>
+        <w:t xml:space="preserve">=Filename: </w:t>
       </w:r>
     </w:p>
     <w:p>
@@ -2644,18 +2197,18 @@
         <w:spacing w:after="0" w:line="285" w:lineRule="atLeast"/>
         <w:rPr>
           <w:rFonts w:ascii="Consolas" w:eastAsia="Times New Roman" w:hAnsi="Consolas" w:cs="Times New Roman"/>
-          <w:color w:val="CCCCCC"/>
-          <w:kern w:val="0"/>
-          <w:sz w:val="21"/>
-          <w:szCs w:val="21"/>
-          <w:lang w:eastAsia="en-GB"/>
-          <w14:ligatures w14:val="none"/>
-        </w:rPr>
-      </w:pPr>
-      <w:r>
-        <w:rPr>
-          <w:rFonts w:ascii="Consolas" w:eastAsia="Times New Roman" w:hAnsi="Consolas" w:cs="Times New Roman"/>
-          <w:color w:val="CCCCCC"/>
+          <w:color w:val="D4D4D4"/>
+          <w:kern w:val="0"/>
+          <w:sz w:val="21"/>
+          <w:szCs w:val="21"/>
+          <w:lang w:eastAsia="en-GB"/>
+          <w14:ligatures w14:val="none"/>
+        </w:rPr>
+      </w:pPr>
+      <w:r>
+        <w:rPr>
+          <w:rFonts w:ascii="Consolas" w:eastAsia="Times New Roman" w:hAnsi="Consolas" w:cs="Times New Roman"/>
+          <w:color w:val="D4D4D4"/>
           <w:kern w:val="0"/>
           <w:sz w:val="21"/>
           <w:szCs w:val="21"/>
@@ -2668,7 +2221,7 @@
       <w:r>
         <w:rPr>
           <w:rFonts w:ascii="Consolas" w:eastAsia="Times New Roman" w:hAnsi="Consolas" w:cs="Times New Roman"/>
-          <w:color w:val="C586C0"/>
+          <w:color w:val="D4D4D4"/>
           <w:kern w:val="0"/>
           <w:sz w:val="21"/>
           <w:szCs w:val="21"/>
@@ -2681,7 +2234,7 @@
       <w:r>
         <w:rPr>
           <w:rFonts w:ascii="Consolas" w:eastAsia="Times New Roman" w:hAnsi="Consolas" w:cs="Times New Roman"/>
-          <w:color w:val="CCCCCC"/>
+          <w:color w:val="D4D4D4"/>
           <w:kern w:val="0"/>
           <w:sz w:val="21"/>
           <w:szCs w:val="21"/>
@@ -2697,67 +2250,31 @@
         <w:spacing w:after="0" w:line="285" w:lineRule="atLeast"/>
         <w:rPr>
           <w:rFonts w:ascii="Consolas" w:eastAsia="Times New Roman" w:hAnsi="Consolas" w:cs="Times New Roman"/>
-          <w:color w:val="CCCCCC"/>
-          <w:kern w:val="0"/>
-          <w:sz w:val="21"/>
-          <w:szCs w:val="21"/>
-          <w:lang w:eastAsia="en-GB"/>
-          <w14:ligatures w14:val="none"/>
-        </w:rPr>
-      </w:pPr>
-      <w:r>
-        <w:rPr>
-          <w:rFonts w:ascii="Consolas" w:eastAsia="Times New Roman" w:hAnsi="Consolas" w:cs="Times New Roman"/>
-          <w:color w:val="CCCCCC"/>
-          <w:kern w:val="0"/>
-          <w:sz w:val="21"/>
-          <w:szCs w:val="21"/>
-          <w:lang w:eastAsia="en-GB"/>
-          <w14:ligatures w14:val="none"/>
-        </w:rPr>
-        <w:t xml:space="preserve">    </w:t>
-      </w:r>
-      <w:r>
-        <w:rPr>
-          <w:rFonts w:ascii="Consolas" w:eastAsia="Times New Roman" w:hAnsi="Consolas" w:cs="Times New Roman"/>
-          <w:color w:val="569CD6"/>
-          <w:kern w:val="0"/>
-          <w:sz w:val="21"/>
-          <w:szCs w:val="21"/>
-          <w:lang w:eastAsia="en-GB"/>
-          <w14:ligatures w14:val="none"/>
-        </w:rPr>
-        <w:t>set</w:t>
-      </w:r>
-      <w:r>
-        <w:rPr>
-          <w:rFonts w:ascii="Consolas" w:eastAsia="Times New Roman" w:hAnsi="Consolas" w:cs="Times New Roman"/>
-          <w:color w:val="CCCCCC"/>
-          <w:kern w:val="0"/>
-          <w:sz w:val="21"/>
-          <w:szCs w:val="21"/>
-          <w:lang w:eastAsia="en-GB"/>
-          <w14:ligatures w14:val="none"/>
-        </w:rPr>
-        <w:t xml:space="preserve"> </w:t>
-      </w:r>
-      <w:r>
-        <w:rPr>
-          <w:rFonts w:ascii="Consolas" w:eastAsia="Times New Roman" w:hAnsi="Consolas" w:cs="Times New Roman"/>
-          <w:color w:val="CE9178"/>
-          <w:kern w:val="0"/>
-          <w:sz w:val="21"/>
-          <w:szCs w:val="21"/>
-          <w:lang w:eastAsia="en-GB"/>
-          <w14:ligatures w14:val="none"/>
-        </w:rPr>
-        <w:t>"</w:t>
+          <w:color w:val="D4D4D4"/>
+          <w:kern w:val="0"/>
+          <w:sz w:val="21"/>
+          <w:szCs w:val="21"/>
+          <w:lang w:eastAsia="en-GB"/>
+          <w14:ligatures w14:val="none"/>
+        </w:rPr>
+      </w:pPr>
+      <w:r>
+        <w:rPr>
+          <w:rFonts w:ascii="Consolas" w:eastAsia="Times New Roman" w:hAnsi="Consolas" w:cs="Times New Roman"/>
+          <w:color w:val="D4D4D4"/>
+          <w:kern w:val="0"/>
+          <w:sz w:val="21"/>
+          <w:szCs w:val="21"/>
+          <w:lang w:eastAsia="en-GB"/>
+          <w14:ligatures w14:val="none"/>
+        </w:rPr>
+        <w:t>    set "</w:t>
       </w:r>
       <w:proofErr w:type="spellStart"/>
       <w:r>
         <w:rPr>
           <w:rFonts w:ascii="Consolas" w:eastAsia="Times New Roman" w:hAnsi="Consolas" w:cs="Times New Roman"/>
-          <w:color w:val="9CDCFE"/>
+          <w:color w:val="D4D4D4"/>
           <w:kern w:val="0"/>
           <w:sz w:val="21"/>
           <w:szCs w:val="21"/>
@@ -2777,31 +2294,7 @@
           <w:lang w:eastAsia="en-GB"/>
           <w14:ligatures w14:val="none"/>
         </w:rPr>
-        <w:t>=</w:t>
-      </w:r>
-      <w:r>
-        <w:rPr>
-          <w:rFonts w:ascii="Consolas" w:eastAsia="Times New Roman" w:hAnsi="Consolas" w:cs="Times New Roman"/>
-          <w:color w:val="9CDCFE"/>
-          <w:kern w:val="0"/>
-          <w:sz w:val="21"/>
-          <w:szCs w:val="21"/>
-          <w:lang w:eastAsia="en-GB"/>
-          <w14:ligatures w14:val="none"/>
-        </w:rPr>
-        <w:t>%1</w:t>
-      </w:r>
-      <w:r>
-        <w:rPr>
-          <w:rFonts w:ascii="Consolas" w:eastAsia="Times New Roman" w:hAnsi="Consolas" w:cs="Times New Roman"/>
-          <w:color w:val="CE9178"/>
-          <w:kern w:val="0"/>
-          <w:sz w:val="21"/>
-          <w:szCs w:val="21"/>
-          <w:lang w:eastAsia="en-GB"/>
-          <w14:ligatures w14:val="none"/>
-        </w:rPr>
-        <w:t>"</w:t>
+        <w:t>=%1"</w:t>
       </w:r>
     </w:p>
     <w:p>
@@ -2810,18 +2303,18 @@
         <w:spacing w:after="0" w:line="285" w:lineRule="atLeast"/>
         <w:rPr>
           <w:rFonts w:ascii="Consolas" w:eastAsia="Times New Roman" w:hAnsi="Consolas" w:cs="Times New Roman"/>
-          <w:color w:val="CCCCCC"/>
-          <w:kern w:val="0"/>
-          <w:sz w:val="21"/>
-          <w:szCs w:val="21"/>
-          <w:lang w:eastAsia="en-GB"/>
-          <w14:ligatures w14:val="none"/>
-        </w:rPr>
-      </w:pPr>
-      <w:r>
-        <w:rPr>
-          <w:rFonts w:ascii="Consolas" w:eastAsia="Times New Roman" w:hAnsi="Consolas" w:cs="Times New Roman"/>
-          <w:color w:val="CCCCCC"/>
+          <w:color w:val="D4D4D4"/>
+          <w:kern w:val="0"/>
+          <w:sz w:val="21"/>
+          <w:szCs w:val="21"/>
+          <w:lang w:eastAsia="en-GB"/>
+          <w14:ligatures w14:val="none"/>
+        </w:rPr>
+      </w:pPr>
+      <w:r>
+        <w:rPr>
+          <w:rFonts w:ascii="Consolas" w:eastAsia="Times New Roman" w:hAnsi="Consolas" w:cs="Times New Roman"/>
+          <w:color w:val="D4D4D4"/>
           <w:kern w:val="0"/>
           <w:sz w:val="21"/>
           <w:szCs w:val="21"/>
@@ -2837,7 +2330,7 @@
         <w:spacing w:after="0" w:line="285" w:lineRule="atLeast"/>
         <w:rPr>
           <w:rFonts w:ascii="Consolas" w:eastAsia="Times New Roman" w:hAnsi="Consolas" w:cs="Times New Roman"/>
-          <w:color w:val="CCCCCC"/>
+          <w:color w:val="D4D4D4"/>
           <w:kern w:val="0"/>
           <w:sz w:val="21"/>
           <w:szCs w:val="21"/>
@@ -2852,7 +2345,155 @@
         <w:spacing w:after="0" w:line="285" w:lineRule="atLeast"/>
         <w:rPr>
           <w:rFonts w:ascii="Consolas" w:eastAsia="Times New Roman" w:hAnsi="Consolas" w:cs="Times New Roman"/>
-          <w:color w:val="CCCCCC"/>
+          <w:color w:val="D4D4D4"/>
+          <w:kern w:val="0"/>
+          <w:sz w:val="21"/>
+          <w:szCs w:val="21"/>
+          <w:lang w:eastAsia="en-GB"/>
+          <w14:ligatures w14:val="none"/>
+        </w:rPr>
+      </w:pPr>
+      <w:proofErr w:type="gramStart"/>
+      <w:r>
+        <w:rPr>
+          <w:rFonts w:ascii="Consolas" w:eastAsia="Times New Roman" w:hAnsi="Consolas" w:cs="Times New Roman"/>
+          <w:color w:val="D4D4D4"/>
+          <w:kern w:val="0"/>
+          <w:sz w:val="21"/>
+          <w:szCs w:val="21"/>
+          <w:lang w:eastAsia="en-GB"/>
+          <w14:ligatures w14:val="none"/>
+        </w:rPr>
+        <w:t>::</w:t>
+      </w:r>
+      <w:proofErr w:type="gramEnd"/>
+      <w:r>
+        <w:rPr>
+          <w:rFonts w:ascii="Consolas" w:eastAsia="Times New Roman" w:hAnsi="Consolas" w:cs="Times New Roman"/>
+          <w:color w:val="D4D4D4"/>
+          <w:kern w:val="0"/>
+          <w:sz w:val="21"/>
+          <w:szCs w:val="21"/>
+          <w:lang w:eastAsia="en-GB"/>
+          <w14:ligatures w14:val="none"/>
+        </w:rPr>
+        <w:t xml:space="preserve"> Check if log file exists</w:t>
+      </w:r>
+    </w:p>
+    <w:p>
+      <w:pPr>
+        <w:shd w:val="clear" w:color="auto" w:fill="1F1F1F"/>
+        <w:spacing w:after="0" w:line="285" w:lineRule="atLeast"/>
+        <w:rPr>
+          <w:rFonts w:ascii="Consolas" w:eastAsia="Times New Roman" w:hAnsi="Consolas" w:cs="Times New Roman"/>
+          <w:color w:val="D4D4D4"/>
+          <w:kern w:val="0"/>
+          <w:sz w:val="21"/>
+          <w:szCs w:val="21"/>
+          <w:lang w:eastAsia="en-GB"/>
+          <w14:ligatures w14:val="none"/>
+        </w:rPr>
+      </w:pPr>
+      <w:r>
+        <w:rPr>
+          <w:rFonts w:ascii="Consolas" w:eastAsia="Times New Roman" w:hAnsi="Consolas" w:cs="Times New Roman"/>
+          <w:color w:val="D4D4D4"/>
+          <w:kern w:val="0"/>
+          <w:sz w:val="21"/>
+          <w:szCs w:val="21"/>
+          <w:lang w:eastAsia="en-GB"/>
+          <w14:ligatures w14:val="none"/>
+        </w:rPr>
+        <w:t>if not exist "%</w:t>
+      </w:r>
+      <w:proofErr w:type="spellStart"/>
+      <w:r>
+        <w:rPr>
+          <w:rFonts w:ascii="Consolas" w:eastAsia="Times New Roman" w:hAnsi="Consolas" w:cs="Times New Roman"/>
+          <w:color w:val="D4D4D4"/>
+          <w:kern w:val="0"/>
+          <w:sz w:val="21"/>
+          <w:szCs w:val="21"/>
+          <w:lang w:eastAsia="en-GB"/>
+          <w14:ligatures w14:val="none"/>
+        </w:rPr>
+        <w:t>logFile</w:t>
+      </w:r>
+      <w:proofErr w:type="spellEnd"/>
+      <w:r>
+        <w:rPr>
+          <w:rFonts w:ascii="Consolas" w:eastAsia="Times New Roman" w:hAnsi="Consolas" w:cs="Times New Roman"/>
+          <w:color w:val="D4D4D4"/>
+          <w:kern w:val="0"/>
+          <w:sz w:val="21"/>
+          <w:szCs w:val="21"/>
+          <w:lang w:eastAsia="en-GB"/>
+          <w14:ligatures w14:val="none"/>
+        </w:rPr>
+        <w:t>%" (</w:t>
+      </w:r>
+    </w:p>
+    <w:p>
+      <w:pPr>
+        <w:shd w:val="clear" w:color="auto" w:fill="1F1F1F"/>
+        <w:spacing w:after="0" w:line="285" w:lineRule="atLeast"/>
+        <w:rPr>
+          <w:rFonts w:ascii="Consolas" w:eastAsia="Times New Roman" w:hAnsi="Consolas" w:cs="Times New Roman"/>
+          <w:color w:val="D4D4D4"/>
+          <w:kern w:val="0"/>
+          <w:sz w:val="21"/>
+          <w:szCs w:val="21"/>
+          <w:lang w:eastAsia="en-GB"/>
+          <w14:ligatures w14:val="none"/>
+        </w:rPr>
+      </w:pPr>
+      <w:r>
+        <w:rPr>
+          <w:rFonts w:ascii="Consolas" w:eastAsia="Times New Roman" w:hAnsi="Consolas" w:cs="Times New Roman"/>
+          <w:color w:val="D4D4D4"/>
+          <w:kern w:val="0"/>
+          <w:sz w:val="21"/>
+          <w:szCs w:val="21"/>
+          <w:lang w:eastAsia="en-GB"/>
+          <w14:ligatures w14:val="none"/>
+        </w:rPr>
+        <w:t>    echo Creating new log file...</w:t>
+      </w:r>
+    </w:p>
+    <w:p>
+      <w:pPr>
+        <w:shd w:val="clear" w:color="auto" w:fill="1F1F1F"/>
+        <w:spacing w:after="0" w:line="285" w:lineRule="atLeast"/>
+        <w:rPr>
+          <w:rFonts w:ascii="Consolas" w:eastAsia="Times New Roman" w:hAnsi="Consolas" w:cs="Times New Roman"/>
+          <w:color w:val="D4D4D4"/>
+          <w:kern w:val="0"/>
+          <w:sz w:val="21"/>
+          <w:szCs w:val="21"/>
+          <w:lang w:eastAsia="en-GB"/>
+          <w14:ligatures w14:val="none"/>
+        </w:rPr>
+      </w:pPr>
+      <w:r>
+        <w:rPr>
+          <w:rFonts w:ascii="Consolas" w:eastAsia="Times New Roman" w:hAnsi="Consolas" w:cs="Times New Roman"/>
+          <w:color w:val="D4D4D4"/>
+          <w:kern w:val="0"/>
+          <w:sz w:val="21"/>
+          <w:szCs w:val="21"/>
+          <w:lang w:eastAsia="en-GB"/>
+          <w14:ligatures w14:val="none"/>
+        </w:rPr>
+        <w:t>)</w:t>
+      </w:r>
+    </w:p>
+    <w:p>
+      <w:pPr>
+        <w:shd w:val="clear" w:color="auto" w:fill="1F1F1F"/>
+        <w:spacing w:after="0" w:line="285" w:lineRule="atLeast"/>
+        <w:rPr>
+          <w:rFonts w:ascii="Consolas" w:eastAsia="Times New Roman" w:hAnsi="Consolas" w:cs="Times New Roman"/>
+          <w:color w:val="D4D4D4"/>
           <w:kern w:val="0"/>
           <w:sz w:val="21"/>
           <w:szCs w:val="21"/>
@@ -2865,7 +2506,7 @@
       <w:r>
         <w:rPr>
           <w:rFonts w:ascii="Consolas" w:eastAsia="Times New Roman" w:hAnsi="Consolas" w:cs="Times New Roman"/>
-          <w:color w:val="C586C0"/>
+          <w:color w:val="D4D4D4"/>
           <w:kern w:val="0"/>
           <w:sz w:val="21"/>
           <w:szCs w:val="21"/>
@@ -2878,7 +2519,7 @@
       <w:r>
         <w:rPr>
           <w:rFonts w:ascii="Consolas" w:eastAsia="Times New Roman" w:hAnsi="Consolas" w:cs="Times New Roman"/>
-          <w:color w:val="CCCCCC"/>
+          <w:color w:val="D4D4D4"/>
           <w:kern w:val="0"/>
           <w:sz w:val="21"/>
           <w:szCs w:val="21"/>
@@ -2891,7 +2532,7 @@
       <w:r>
         <w:rPr>
           <w:rFonts w:ascii="Consolas" w:eastAsia="Times New Roman" w:hAnsi="Consolas" w:cs="Times New Roman"/>
-          <w:color w:val="569CD6"/>
+          <w:color w:val="D4D4D4"/>
           <w:kern w:val="0"/>
           <w:sz w:val="21"/>
           <w:szCs w:val="21"/>
@@ -2906,17 +2547,29 @@
     <w:p>
       <w:pPr>
         <w:shd w:val="clear" w:color="auto" w:fill="1F1F1F"/>
-        <w:spacing w:after="240" w:line="285" w:lineRule="atLeast"/>
-        <w:rPr>
-          <w:rFonts w:ascii="Consolas" w:eastAsia="Times New Roman" w:hAnsi="Consolas" w:cs="Times New Roman"/>
-          <w:color w:val="CCCCCC"/>
-          <w:kern w:val="0"/>
-          <w:sz w:val="21"/>
-          <w:szCs w:val="21"/>
-          <w:lang w:eastAsia="en-GB"/>
-          <w14:ligatures w14:val="none"/>
-        </w:rPr>
-      </w:pPr>
+        <w:spacing w:after="0" w:line="285" w:lineRule="atLeast"/>
+        <w:rPr>
+          <w:rFonts w:ascii="Consolas" w:eastAsia="Times New Roman" w:hAnsi="Consolas" w:cs="Times New Roman"/>
+          <w:color w:val="D4D4D4"/>
+          <w:kern w:val="0"/>
+          <w:sz w:val="21"/>
+          <w:szCs w:val="21"/>
+          <w:lang w:eastAsia="en-GB"/>
+          <w14:ligatures w14:val="none"/>
+        </w:rPr>
+      </w:pPr>
+      <w:r>
+        <w:rPr>
+          <w:rFonts w:ascii="Consolas" w:eastAsia="Times New Roman" w:hAnsi="Consolas" w:cs="Times New Roman"/>
+          <w:color w:val="D4D4D4"/>
+          <w:kern w:val="0"/>
+          <w:sz w:val="21"/>
+          <w:szCs w:val="21"/>
+          <w:lang w:eastAsia="en-GB"/>
+          <w14:ligatures w14:val="none"/>
+        </w:rPr>
+        <w:br/>
+      </w:r>
     </w:p>
     <w:p>
       <w:pPr>
@@ -2924,7 +2577,7 @@
         <w:spacing w:after="0" w:line="285" w:lineRule="atLeast"/>
         <w:rPr>
           <w:rFonts w:ascii="Consolas" w:eastAsia="Times New Roman" w:hAnsi="Consolas" w:cs="Times New Roman"/>
-          <w:color w:val="CCCCCC"/>
+          <w:color w:val="D4D4D4"/>
           <w:kern w:val="0"/>
           <w:sz w:val="21"/>
           <w:szCs w:val="21"/>
@@ -2936,7 +2589,7 @@
       <w:r>
         <w:rPr>
           <w:rFonts w:ascii="Consolas" w:eastAsia="Times New Roman" w:hAnsi="Consolas" w:cs="Times New Roman"/>
-          <w:color w:val="CCCCCC"/>
+          <w:color w:val="D4D4D4"/>
           <w:kern w:val="0"/>
           <w:sz w:val="21"/>
           <w:szCs w:val="21"/>
@@ -2949,7 +2602,7 @@
       <w:r>
         <w:rPr>
           <w:rFonts w:ascii="Consolas" w:eastAsia="Times New Roman" w:hAnsi="Consolas" w:cs="Times New Roman"/>
-          <w:color w:val="569CD6"/>
+          <w:color w:val="D4D4D4"/>
           <w:kern w:val="0"/>
           <w:sz w:val="21"/>
           <w:szCs w:val="21"/>
@@ -2967,55 +2620,31 @@
         <w:spacing w:after="0" w:line="285" w:lineRule="atLeast"/>
         <w:rPr>
           <w:rFonts w:ascii="Consolas" w:eastAsia="Times New Roman" w:hAnsi="Consolas" w:cs="Times New Roman"/>
-          <w:color w:val="CCCCCC"/>
-          <w:kern w:val="0"/>
-          <w:sz w:val="21"/>
-          <w:szCs w:val="21"/>
-          <w:lang w:eastAsia="en-GB"/>
-          <w14:ligatures w14:val="none"/>
-        </w:rPr>
-      </w:pPr>
-      <w:r>
-        <w:rPr>
-          <w:rFonts w:ascii="Consolas" w:eastAsia="Times New Roman" w:hAnsi="Consolas" w:cs="Times New Roman"/>
-          <w:color w:val="569CD6"/>
-          <w:kern w:val="0"/>
-          <w:sz w:val="21"/>
-          <w:szCs w:val="21"/>
-          <w:lang w:eastAsia="en-GB"/>
-          <w14:ligatures w14:val="none"/>
-        </w:rPr>
-        <w:t>echo</w:t>
-      </w:r>
-      <w:r>
-        <w:rPr>
-          <w:rFonts w:ascii="Consolas" w:eastAsia="Times New Roman" w:hAnsi="Consolas" w:cs="Times New Roman"/>
-          <w:color w:val="CCCCCC"/>
-          <w:kern w:val="0"/>
-          <w:sz w:val="21"/>
-          <w:szCs w:val="21"/>
-          <w:lang w:eastAsia="en-GB"/>
-          <w14:ligatures w14:val="none"/>
-        </w:rPr>
-        <w:t xml:space="preserve"> You selected: </w:t>
-      </w:r>
-      <w:r>
-        <w:rPr>
-          <w:rFonts w:ascii="Consolas" w:eastAsia="Times New Roman" w:hAnsi="Consolas" w:cs="Times New Roman"/>
-          <w:color w:val="9CDCFE"/>
-          <w:kern w:val="0"/>
-          <w:sz w:val="21"/>
-          <w:szCs w:val="21"/>
-          <w:lang w:eastAsia="en-GB"/>
-          <w14:ligatures w14:val="none"/>
-        </w:rPr>
-        <w:t>%</w:t>
+          <w:color w:val="D4D4D4"/>
+          <w:kern w:val="0"/>
+          <w:sz w:val="21"/>
+          <w:szCs w:val="21"/>
+          <w:lang w:eastAsia="en-GB"/>
+          <w14:ligatures w14:val="none"/>
+        </w:rPr>
+      </w:pPr>
+      <w:r>
+        <w:rPr>
+          <w:rFonts w:ascii="Consolas" w:eastAsia="Times New Roman" w:hAnsi="Consolas" w:cs="Times New Roman"/>
+          <w:color w:val="D4D4D4"/>
+          <w:kern w:val="0"/>
+          <w:sz w:val="21"/>
+          <w:szCs w:val="21"/>
+          <w:lang w:eastAsia="en-GB"/>
+          <w14:ligatures w14:val="none"/>
+        </w:rPr>
+        <w:t>echo You selected: %</w:t>
       </w:r>
       <w:proofErr w:type="spellStart"/>
       <w:r>
         <w:rPr>
           <w:rFonts w:ascii="Consolas" w:eastAsia="Times New Roman" w:hAnsi="Consolas" w:cs="Times New Roman"/>
-          <w:color w:val="9CDCFE"/>
+          <w:color w:val="D4D4D4"/>
           <w:kern w:val="0"/>
           <w:sz w:val="21"/>
           <w:szCs w:val="21"/>
@@ -3028,7 +2657,7 @@
       <w:r>
         <w:rPr>
           <w:rFonts w:ascii="Consolas" w:eastAsia="Times New Roman" w:hAnsi="Consolas" w:cs="Times New Roman"/>
-          <w:color w:val="9CDCFE"/>
+          <w:color w:val="D4D4D4"/>
           <w:kern w:val="0"/>
           <w:sz w:val="21"/>
           <w:szCs w:val="21"/>
@@ -3044,7 +2673,7 @@
         <w:spacing w:after="0" w:line="285" w:lineRule="atLeast"/>
         <w:rPr>
           <w:rFonts w:ascii="Consolas" w:eastAsia="Times New Roman" w:hAnsi="Consolas" w:cs="Times New Roman"/>
-          <w:color w:val="CCCCCC"/>
+          <w:color w:val="D4D4D4"/>
           <w:kern w:val="0"/>
           <w:sz w:val="21"/>
           <w:szCs w:val="21"/>
@@ -3059,7 +2688,7 @@
         <w:spacing w:after="0" w:line="285" w:lineRule="atLeast"/>
         <w:rPr>
           <w:rFonts w:ascii="Consolas" w:eastAsia="Times New Roman" w:hAnsi="Consolas" w:cs="Times New Roman"/>
-          <w:color w:val="CCCCCC"/>
+          <w:color w:val="D4D4D4"/>
           <w:kern w:val="0"/>
           <w:sz w:val="21"/>
           <w:szCs w:val="21"/>
@@ -3071,7 +2700,7 @@
       <w:r>
         <w:rPr>
           <w:rFonts w:ascii="Consolas" w:eastAsia="Times New Roman" w:hAnsi="Consolas" w:cs="Times New Roman"/>
-          <w:color w:val="6A9955"/>
+          <w:color w:val="D4D4D4"/>
           <w:kern w:val="0"/>
           <w:sz w:val="21"/>
           <w:szCs w:val="21"/>
@@ -3084,7 +2713,7 @@
       <w:r>
         <w:rPr>
           <w:rFonts w:ascii="Consolas" w:eastAsia="Times New Roman" w:hAnsi="Consolas" w:cs="Times New Roman"/>
-          <w:color w:val="6A9955"/>
+          <w:color w:val="D4D4D4"/>
           <w:kern w:val="0"/>
           <w:sz w:val="21"/>
           <w:szCs w:val="21"/>
@@ -3100,115 +2729,31 @@
         <w:spacing w:after="0" w:line="285" w:lineRule="atLeast"/>
         <w:rPr>
           <w:rFonts w:ascii="Consolas" w:eastAsia="Times New Roman" w:hAnsi="Consolas" w:cs="Times New Roman"/>
-          <w:color w:val="CCCCCC"/>
-          <w:kern w:val="0"/>
-          <w:sz w:val="21"/>
-          <w:szCs w:val="21"/>
-          <w:lang w:eastAsia="en-GB"/>
-          <w14:ligatures w14:val="none"/>
-        </w:rPr>
-      </w:pPr>
-      <w:r>
-        <w:rPr>
-          <w:rFonts w:ascii="Consolas" w:eastAsia="Times New Roman" w:hAnsi="Consolas" w:cs="Times New Roman"/>
-          <w:color w:val="C586C0"/>
-          <w:kern w:val="0"/>
-          <w:sz w:val="21"/>
-          <w:szCs w:val="21"/>
-          <w:lang w:eastAsia="en-GB"/>
-          <w14:ligatures w14:val="none"/>
-        </w:rPr>
-        <w:t>if</w:t>
-      </w:r>
-      <w:r>
-        <w:rPr>
-          <w:rFonts w:ascii="Consolas" w:eastAsia="Times New Roman" w:hAnsi="Consolas" w:cs="Times New Roman"/>
-          <w:color w:val="CCCCCC"/>
-          <w:kern w:val="0"/>
-          <w:sz w:val="21"/>
-          <w:szCs w:val="21"/>
-          <w:lang w:eastAsia="en-GB"/>
-          <w14:ligatures w14:val="none"/>
-        </w:rPr>
-        <w:t xml:space="preserve"> </w:t>
-      </w:r>
-      <w:r>
-        <w:rPr>
-          <w:rFonts w:ascii="Consolas" w:eastAsia="Times New Roman" w:hAnsi="Consolas" w:cs="Times New Roman"/>
-          <w:color w:val="D4D4D4"/>
-          <w:kern w:val="0"/>
-          <w:sz w:val="21"/>
-          <w:szCs w:val="21"/>
-          <w:lang w:eastAsia="en-GB"/>
-          <w14:ligatures w14:val="none"/>
-        </w:rPr>
-        <w:t>not</w:t>
-      </w:r>
-      <w:r>
-        <w:rPr>
-          <w:rFonts w:ascii="Consolas" w:eastAsia="Times New Roman" w:hAnsi="Consolas" w:cs="Times New Roman"/>
-          <w:color w:val="CCCCCC"/>
-          <w:kern w:val="0"/>
-          <w:sz w:val="21"/>
-          <w:szCs w:val="21"/>
-          <w:lang w:eastAsia="en-GB"/>
-          <w14:ligatures w14:val="none"/>
-        </w:rPr>
-        <w:t xml:space="preserve"> </w:t>
-      </w:r>
-      <w:r>
-        <w:rPr>
-          <w:rFonts w:ascii="Consolas" w:eastAsia="Times New Roman" w:hAnsi="Consolas" w:cs="Times New Roman"/>
-          <w:color w:val="569CD6"/>
-          <w:kern w:val="0"/>
-          <w:sz w:val="21"/>
-          <w:szCs w:val="21"/>
-          <w:lang w:eastAsia="en-GB"/>
-          <w14:ligatures w14:val="none"/>
-        </w:rPr>
-        <w:t>exist</w:t>
-      </w:r>
-      <w:r>
-        <w:rPr>
-          <w:rFonts w:ascii="Consolas" w:eastAsia="Times New Roman" w:hAnsi="Consolas" w:cs="Times New Roman"/>
-          <w:color w:val="CCCCCC"/>
-          <w:kern w:val="0"/>
-          <w:sz w:val="21"/>
-          <w:szCs w:val="21"/>
-          <w:lang w:eastAsia="en-GB"/>
-          <w14:ligatures w14:val="none"/>
-        </w:rPr>
-        <w:t xml:space="preserve"> </w:t>
-      </w:r>
-      <w:r>
-        <w:rPr>
-          <w:rFonts w:ascii="Consolas" w:eastAsia="Times New Roman" w:hAnsi="Consolas" w:cs="Times New Roman"/>
-          <w:color w:val="CE9178"/>
-          <w:kern w:val="0"/>
-          <w:sz w:val="21"/>
-          <w:szCs w:val="21"/>
-          <w:lang w:eastAsia="en-GB"/>
-          <w14:ligatures w14:val="none"/>
-        </w:rPr>
-        <w:t>"</w:t>
-      </w:r>
-      <w:r>
-        <w:rPr>
-          <w:rFonts w:ascii="Consolas" w:eastAsia="Times New Roman" w:hAnsi="Consolas" w:cs="Times New Roman"/>
-          <w:color w:val="9CDCFE"/>
-          <w:kern w:val="0"/>
-          <w:sz w:val="21"/>
-          <w:szCs w:val="21"/>
-          <w:lang w:eastAsia="en-GB"/>
-          <w14:ligatures w14:val="none"/>
-        </w:rPr>
-        <w:t>%</w:t>
+          <w:color w:val="D4D4D4"/>
+          <w:kern w:val="0"/>
+          <w:sz w:val="21"/>
+          <w:szCs w:val="21"/>
+          <w:lang w:eastAsia="en-GB"/>
+          <w14:ligatures w14:val="none"/>
+        </w:rPr>
+      </w:pPr>
+      <w:r>
+        <w:rPr>
+          <w:rFonts w:ascii="Consolas" w:eastAsia="Times New Roman" w:hAnsi="Consolas" w:cs="Times New Roman"/>
+          <w:color w:val="D4D4D4"/>
+          <w:kern w:val="0"/>
+          <w:sz w:val="21"/>
+          <w:szCs w:val="21"/>
+          <w:lang w:eastAsia="en-GB"/>
+          <w14:ligatures w14:val="none"/>
+        </w:rPr>
+        <w:t>if not exist "%</w:t>
       </w:r>
       <w:proofErr w:type="spellStart"/>
       <w:r>
         <w:rPr>
           <w:rFonts w:ascii="Consolas" w:eastAsia="Times New Roman" w:hAnsi="Consolas" w:cs="Times New Roman"/>
-          <w:color w:val="9CDCFE"/>
+          <w:color w:val="D4D4D4"/>
           <w:kern w:val="0"/>
           <w:sz w:val="21"/>
           <w:szCs w:val="21"/>
@@ -3221,38 +2766,14 @@
       <w:r>
         <w:rPr>
           <w:rFonts w:ascii="Consolas" w:eastAsia="Times New Roman" w:hAnsi="Consolas" w:cs="Times New Roman"/>
-          <w:color w:val="9CDCFE"/>
-          <w:kern w:val="0"/>
-          <w:sz w:val="21"/>
-          <w:szCs w:val="21"/>
-          <w:lang w:eastAsia="en-GB"/>
-          <w14:ligatures w14:val="none"/>
-        </w:rPr>
-        <w:t>%</w:t>
-      </w:r>
-      <w:r>
-        <w:rPr>
-          <w:rFonts w:ascii="Consolas" w:eastAsia="Times New Roman" w:hAnsi="Consolas" w:cs="Times New Roman"/>
-          <w:color w:val="CE9178"/>
-          <w:kern w:val="0"/>
-          <w:sz w:val="21"/>
-          <w:szCs w:val="21"/>
-          <w:lang w:eastAsia="en-GB"/>
-          <w14:ligatures w14:val="none"/>
-        </w:rPr>
-        <w:t>"</w:t>
-      </w:r>
-      <w:r>
-        <w:rPr>
-          <w:rFonts w:ascii="Consolas" w:eastAsia="Times New Roman" w:hAnsi="Consolas" w:cs="Times New Roman"/>
-          <w:color w:val="CCCCCC"/>
-          <w:kern w:val="0"/>
-          <w:sz w:val="21"/>
-          <w:szCs w:val="21"/>
-          <w:lang w:eastAsia="en-GB"/>
-          <w14:ligatures w14:val="none"/>
-        </w:rPr>
-        <w:t xml:space="preserve"> (</w:t>
+          <w:color w:val="D4D4D4"/>
+          <w:kern w:val="0"/>
+          <w:sz w:val="21"/>
+          <w:szCs w:val="21"/>
+          <w:lang w:eastAsia="en-GB"/>
+          <w14:ligatures w14:val="none"/>
+        </w:rPr>
+        <w:t>%" (</w:t>
       </w:r>
     </w:p>
     <w:p>
@@ -3261,49 +2782,25 @@
         <w:spacing w:after="0" w:line="285" w:lineRule="atLeast"/>
         <w:rPr>
           <w:rFonts w:ascii="Consolas" w:eastAsia="Times New Roman" w:hAnsi="Consolas" w:cs="Times New Roman"/>
-          <w:color w:val="CCCCCC"/>
-          <w:kern w:val="0"/>
-          <w:sz w:val="21"/>
-          <w:szCs w:val="21"/>
-          <w:lang w:eastAsia="en-GB"/>
-          <w14:ligatures w14:val="none"/>
-        </w:rPr>
-      </w:pPr>
-      <w:r>
-        <w:rPr>
-          <w:rFonts w:ascii="Consolas" w:eastAsia="Times New Roman" w:hAnsi="Consolas" w:cs="Times New Roman"/>
-          <w:color w:val="CCCCCC"/>
-          <w:kern w:val="0"/>
-          <w:sz w:val="21"/>
-          <w:szCs w:val="21"/>
-          <w:lang w:eastAsia="en-GB"/>
-          <w14:ligatures w14:val="none"/>
-        </w:rPr>
-        <w:t xml:space="preserve">    </w:t>
-      </w:r>
-      <w:r>
-        <w:rPr>
-          <w:rFonts w:ascii="Consolas" w:eastAsia="Times New Roman" w:hAnsi="Consolas" w:cs="Times New Roman"/>
-          <w:color w:val="569CD6"/>
-          <w:kern w:val="0"/>
-          <w:sz w:val="21"/>
-          <w:szCs w:val="21"/>
-          <w:lang w:eastAsia="en-GB"/>
-          <w14:ligatures w14:val="none"/>
-        </w:rPr>
-        <w:t>echo</w:t>
-      </w:r>
-      <w:r>
-        <w:rPr>
-          <w:rFonts w:ascii="Consolas" w:eastAsia="Times New Roman" w:hAnsi="Consolas" w:cs="Times New Roman"/>
-          <w:color w:val="CCCCCC"/>
-          <w:kern w:val="0"/>
-          <w:sz w:val="21"/>
-          <w:szCs w:val="21"/>
-          <w:lang w:eastAsia="en-GB"/>
-          <w14:ligatures w14:val="none"/>
-        </w:rPr>
-        <w:t xml:space="preserve"> File does not exist. Creating it...</w:t>
+          <w:color w:val="D4D4D4"/>
+          <w:kern w:val="0"/>
+          <w:sz w:val="21"/>
+          <w:szCs w:val="21"/>
+          <w:lang w:eastAsia="en-GB"/>
+          <w14:ligatures w14:val="none"/>
+        </w:rPr>
+      </w:pPr>
+      <w:r>
+        <w:rPr>
+          <w:rFonts w:ascii="Consolas" w:eastAsia="Times New Roman" w:hAnsi="Consolas" w:cs="Times New Roman"/>
+          <w:color w:val="D4D4D4"/>
+          <w:kern w:val="0"/>
+          <w:sz w:val="21"/>
+          <w:szCs w:val="21"/>
+          <w:lang w:eastAsia="en-GB"/>
+          <w14:ligatures w14:val="none"/>
+        </w:rPr>
+        <w:t>    echo File does not exist. Creating it...</w:t>
       </w:r>
     </w:p>
     <w:p>
@@ -3312,103 +2809,31 @@
         <w:spacing w:after="0" w:line="285" w:lineRule="atLeast"/>
         <w:rPr>
           <w:rFonts w:ascii="Consolas" w:eastAsia="Times New Roman" w:hAnsi="Consolas" w:cs="Times New Roman"/>
-          <w:color w:val="CCCCCC"/>
-          <w:kern w:val="0"/>
-          <w:sz w:val="21"/>
-          <w:szCs w:val="21"/>
-          <w:lang w:eastAsia="en-GB"/>
-          <w14:ligatures w14:val="none"/>
-        </w:rPr>
-      </w:pPr>
-      <w:r>
-        <w:rPr>
-          <w:rFonts w:ascii="Consolas" w:eastAsia="Times New Roman" w:hAnsi="Consolas" w:cs="Times New Roman"/>
-          <w:color w:val="CCCCCC"/>
-          <w:kern w:val="0"/>
-          <w:sz w:val="21"/>
-          <w:szCs w:val="21"/>
-          <w:lang w:eastAsia="en-GB"/>
-          <w14:ligatures w14:val="none"/>
-        </w:rPr>
-        <w:t xml:space="preserve">    </w:t>
-      </w:r>
-      <w:r>
-        <w:rPr>
-          <w:rFonts w:ascii="Consolas" w:eastAsia="Times New Roman" w:hAnsi="Consolas" w:cs="Times New Roman"/>
-          <w:color w:val="569CD6"/>
-          <w:kern w:val="0"/>
-          <w:sz w:val="21"/>
-          <w:szCs w:val="21"/>
-          <w:lang w:eastAsia="en-GB"/>
-          <w14:ligatures w14:val="none"/>
-        </w:rPr>
-        <w:t>echo</w:t>
-      </w:r>
-      <w:r>
-        <w:rPr>
-          <w:rFonts w:ascii="Consolas" w:eastAsia="Times New Roman" w:hAnsi="Consolas" w:cs="Times New Roman"/>
-          <w:color w:val="CCCCCC"/>
-          <w:kern w:val="0"/>
-          <w:sz w:val="21"/>
-          <w:szCs w:val="21"/>
-          <w:lang w:eastAsia="en-GB"/>
-          <w14:ligatures w14:val="none"/>
-        </w:rPr>
-        <w:t xml:space="preserve">. </w:t>
-      </w:r>
-      <w:r>
-        <w:rPr>
-          <w:rFonts w:ascii="Consolas" w:eastAsia="Times New Roman" w:hAnsi="Consolas" w:cs="Times New Roman"/>
-          <w:color w:val="D4D4D4"/>
-          <w:kern w:val="0"/>
-          <w:sz w:val="21"/>
-          <w:szCs w:val="21"/>
-          <w:lang w:eastAsia="en-GB"/>
-          <w14:ligatures w14:val="none"/>
-        </w:rPr>
-        <w:t>&gt;</w:t>
-      </w:r>
-      <w:r>
-        <w:rPr>
-          <w:rFonts w:ascii="Consolas" w:eastAsia="Times New Roman" w:hAnsi="Consolas" w:cs="Times New Roman"/>
-          <w:color w:val="CCCCCC"/>
-          <w:kern w:val="0"/>
-          <w:sz w:val="21"/>
-          <w:szCs w:val="21"/>
-          <w:lang w:eastAsia="en-GB"/>
-          <w14:ligatures w14:val="none"/>
-        </w:rPr>
-        <w:t xml:space="preserve"> </w:t>
-      </w:r>
-      <w:r>
-        <w:rPr>
-          <w:rFonts w:ascii="Consolas" w:eastAsia="Times New Roman" w:hAnsi="Consolas" w:cs="Times New Roman"/>
-          <w:color w:val="CE9178"/>
-          <w:kern w:val="0"/>
-          <w:sz w:val="21"/>
-          <w:szCs w:val="21"/>
-          <w:lang w:eastAsia="en-GB"/>
-          <w14:ligatures w14:val="none"/>
-        </w:rPr>
-        <w:t>"</w:t>
-      </w:r>
-      <w:r>
-        <w:rPr>
-          <w:rFonts w:ascii="Consolas" w:eastAsia="Times New Roman" w:hAnsi="Consolas" w:cs="Times New Roman"/>
-          <w:color w:val="9CDCFE"/>
-          <w:kern w:val="0"/>
-          <w:sz w:val="21"/>
-          <w:szCs w:val="21"/>
-          <w:lang w:eastAsia="en-GB"/>
-          <w14:ligatures w14:val="none"/>
-        </w:rPr>
-        <w:t>%</w:t>
+          <w:color w:val="D4D4D4"/>
+          <w:kern w:val="0"/>
+          <w:sz w:val="21"/>
+          <w:szCs w:val="21"/>
+          <w:lang w:eastAsia="en-GB"/>
+          <w14:ligatures w14:val="none"/>
+        </w:rPr>
+      </w:pPr>
+      <w:r>
+        <w:rPr>
+          <w:rFonts w:ascii="Consolas" w:eastAsia="Times New Roman" w:hAnsi="Consolas" w:cs="Times New Roman"/>
+          <w:color w:val="D4D4D4"/>
+          <w:kern w:val="0"/>
+          <w:sz w:val="21"/>
+          <w:szCs w:val="21"/>
+          <w:lang w:eastAsia="en-GB"/>
+          <w14:ligatures w14:val="none"/>
+        </w:rPr>
+        <w:t>    echo. &gt; "%</w:t>
       </w:r>
       <w:proofErr w:type="spellStart"/>
       <w:r>
         <w:rPr>
           <w:rFonts w:ascii="Consolas" w:eastAsia="Times New Roman" w:hAnsi="Consolas" w:cs="Times New Roman"/>
-          <w:color w:val="9CDCFE"/>
+          <w:color w:val="D4D4D4"/>
           <w:kern w:val="0"/>
           <w:sz w:val="21"/>
           <w:szCs w:val="21"/>
@@ -3421,26 +2846,14 @@
       <w:r>
         <w:rPr>
           <w:rFonts w:ascii="Consolas" w:eastAsia="Times New Roman" w:hAnsi="Consolas" w:cs="Times New Roman"/>
-          <w:color w:val="9CDCFE"/>
-          <w:kern w:val="0"/>
-          <w:sz w:val="21"/>
-          <w:szCs w:val="21"/>
-          <w:lang w:eastAsia="en-GB"/>
-          <w14:ligatures w14:val="none"/>
-        </w:rPr>
-        <w:t>%</w:t>
-      </w:r>
-      <w:r>
-        <w:rPr>
-          <w:rFonts w:ascii="Consolas" w:eastAsia="Times New Roman" w:hAnsi="Consolas" w:cs="Times New Roman"/>
-          <w:color w:val="CE9178"/>
-          <w:kern w:val="0"/>
-          <w:sz w:val="21"/>
-          <w:szCs w:val="21"/>
-          <w:lang w:eastAsia="en-GB"/>
-          <w14:ligatures w14:val="none"/>
-        </w:rPr>
-        <w:t>"</w:t>
+          <w:color w:val="D4D4D4"/>
+          <w:kern w:val="0"/>
+          <w:sz w:val="21"/>
+          <w:szCs w:val="21"/>
+          <w:lang w:eastAsia="en-GB"/>
+          <w14:ligatures w14:val="none"/>
+        </w:rPr>
+        <w:t>%"</w:t>
       </w:r>
     </w:p>
     <w:p>
@@ -3449,79 +2862,31 @@
         <w:spacing w:after="0" w:line="285" w:lineRule="atLeast"/>
         <w:rPr>
           <w:rFonts w:ascii="Consolas" w:eastAsia="Times New Roman" w:hAnsi="Consolas" w:cs="Times New Roman"/>
-          <w:color w:val="CCCCCC"/>
-          <w:kern w:val="0"/>
-          <w:sz w:val="21"/>
-          <w:szCs w:val="21"/>
-          <w:lang w:eastAsia="en-GB"/>
-          <w14:ligatures w14:val="none"/>
-        </w:rPr>
-      </w:pPr>
-      <w:r>
-        <w:rPr>
-          <w:rFonts w:ascii="Consolas" w:eastAsia="Times New Roman" w:hAnsi="Consolas" w:cs="Times New Roman"/>
-          <w:color w:val="CCCCCC"/>
-          <w:kern w:val="0"/>
-          <w:sz w:val="21"/>
-          <w:szCs w:val="21"/>
-          <w:lang w:eastAsia="en-GB"/>
-          <w14:ligatures w14:val="none"/>
-        </w:rPr>
-        <w:t xml:space="preserve">    </w:t>
-      </w:r>
-      <w:r>
-        <w:rPr>
-          <w:rFonts w:ascii="Consolas" w:eastAsia="Times New Roman" w:hAnsi="Consolas" w:cs="Times New Roman"/>
-          <w:color w:val="569CD6"/>
-          <w:kern w:val="0"/>
-          <w:sz w:val="21"/>
-          <w:szCs w:val="21"/>
-          <w:lang w:eastAsia="en-GB"/>
-          <w14:ligatures w14:val="none"/>
-        </w:rPr>
-        <w:t>start</w:t>
-      </w:r>
-      <w:r>
-        <w:rPr>
-          <w:rFonts w:ascii="Consolas" w:eastAsia="Times New Roman" w:hAnsi="Consolas" w:cs="Times New Roman"/>
-          <w:color w:val="CCCCCC"/>
-          <w:kern w:val="0"/>
-          <w:sz w:val="21"/>
-          <w:szCs w:val="21"/>
-          <w:lang w:eastAsia="en-GB"/>
-          <w14:ligatures w14:val="none"/>
-        </w:rPr>
-        <w:t xml:space="preserve"> notepad </w:t>
-      </w:r>
-      <w:r>
-        <w:rPr>
-          <w:rFonts w:ascii="Consolas" w:eastAsia="Times New Roman" w:hAnsi="Consolas" w:cs="Times New Roman"/>
-          <w:color w:val="CE9178"/>
-          <w:kern w:val="0"/>
-          <w:sz w:val="21"/>
-          <w:szCs w:val="21"/>
-          <w:lang w:eastAsia="en-GB"/>
-          <w14:ligatures w14:val="none"/>
-        </w:rPr>
-        <w:t>"</w:t>
-      </w:r>
-      <w:r>
-        <w:rPr>
-          <w:rFonts w:ascii="Consolas" w:eastAsia="Times New Roman" w:hAnsi="Consolas" w:cs="Times New Roman"/>
-          <w:color w:val="9CDCFE"/>
-          <w:kern w:val="0"/>
-          <w:sz w:val="21"/>
-          <w:szCs w:val="21"/>
-          <w:lang w:eastAsia="en-GB"/>
-          <w14:ligatures w14:val="none"/>
-        </w:rPr>
-        <w:t>%</w:t>
+          <w:color w:val="D4D4D4"/>
+          <w:kern w:val="0"/>
+          <w:sz w:val="21"/>
+          <w:szCs w:val="21"/>
+          <w:lang w:eastAsia="en-GB"/>
+          <w14:ligatures w14:val="none"/>
+        </w:rPr>
+      </w:pPr>
+      <w:r>
+        <w:rPr>
+          <w:rFonts w:ascii="Consolas" w:eastAsia="Times New Roman" w:hAnsi="Consolas" w:cs="Times New Roman"/>
+          <w:color w:val="D4D4D4"/>
+          <w:kern w:val="0"/>
+          <w:sz w:val="21"/>
+          <w:szCs w:val="21"/>
+          <w:lang w:eastAsia="en-GB"/>
+          <w14:ligatures w14:val="none"/>
+        </w:rPr>
+        <w:t>    start notepad "%</w:t>
       </w:r>
       <w:proofErr w:type="spellStart"/>
       <w:r>
         <w:rPr>
           <w:rFonts w:ascii="Consolas" w:eastAsia="Times New Roman" w:hAnsi="Consolas" w:cs="Times New Roman"/>
-          <w:color w:val="9CDCFE"/>
+          <w:color w:val="D4D4D4"/>
           <w:kern w:val="0"/>
           <w:sz w:val="21"/>
           <w:szCs w:val="21"/>
@@ -3534,26 +2899,14 @@
       <w:r>
         <w:rPr>
           <w:rFonts w:ascii="Consolas" w:eastAsia="Times New Roman" w:hAnsi="Consolas" w:cs="Times New Roman"/>
-          <w:color w:val="9CDCFE"/>
-          <w:kern w:val="0"/>
-          <w:sz w:val="21"/>
-          <w:szCs w:val="21"/>
-          <w:lang w:eastAsia="en-GB"/>
-          <w14:ligatures w14:val="none"/>
-        </w:rPr>
-        <w:t>%</w:t>
-      </w:r>
-      <w:r>
-        <w:rPr>
-          <w:rFonts w:ascii="Consolas" w:eastAsia="Times New Roman" w:hAnsi="Consolas" w:cs="Times New Roman"/>
-          <w:color w:val="CE9178"/>
-          <w:kern w:val="0"/>
-          <w:sz w:val="21"/>
-          <w:szCs w:val="21"/>
-          <w:lang w:eastAsia="en-GB"/>
-          <w14:ligatures w14:val="none"/>
-        </w:rPr>
-        <w:t>"</w:t>
+          <w:color w:val="D4D4D4"/>
+          <w:kern w:val="0"/>
+          <w:sz w:val="21"/>
+          <w:szCs w:val="21"/>
+          <w:lang w:eastAsia="en-GB"/>
+          <w14:ligatures w14:val="none"/>
+        </w:rPr>
+        <w:t>%"</w:t>
       </w:r>
     </w:p>
     <w:p>
@@ -3562,49 +2915,25 @@
         <w:spacing w:after="0" w:line="285" w:lineRule="atLeast"/>
         <w:rPr>
           <w:rFonts w:ascii="Consolas" w:eastAsia="Times New Roman" w:hAnsi="Consolas" w:cs="Times New Roman"/>
-          <w:color w:val="CCCCCC"/>
-          <w:kern w:val="0"/>
-          <w:sz w:val="21"/>
-          <w:szCs w:val="21"/>
-          <w:lang w:eastAsia="en-GB"/>
-          <w14:ligatures w14:val="none"/>
-        </w:rPr>
-      </w:pPr>
-      <w:r>
-        <w:rPr>
-          <w:rFonts w:ascii="Consolas" w:eastAsia="Times New Roman" w:hAnsi="Consolas" w:cs="Times New Roman"/>
-          <w:color w:val="CCCCCC"/>
-          <w:kern w:val="0"/>
-          <w:sz w:val="21"/>
-          <w:szCs w:val="21"/>
-          <w:lang w:eastAsia="en-GB"/>
-          <w14:ligatures w14:val="none"/>
-        </w:rPr>
-        <w:t xml:space="preserve">    </w:t>
-      </w:r>
-      <w:r>
-        <w:rPr>
-          <w:rFonts w:ascii="Consolas" w:eastAsia="Times New Roman" w:hAnsi="Consolas" w:cs="Times New Roman"/>
-          <w:color w:val="C586C0"/>
-          <w:kern w:val="0"/>
-          <w:sz w:val="21"/>
-          <w:szCs w:val="21"/>
-          <w:lang w:eastAsia="en-GB"/>
-          <w14:ligatures w14:val="none"/>
-        </w:rPr>
-        <w:t>exit</w:t>
-      </w:r>
-      <w:r>
-        <w:rPr>
-          <w:rFonts w:ascii="Consolas" w:eastAsia="Times New Roman" w:hAnsi="Consolas" w:cs="Times New Roman"/>
-          <w:color w:val="CCCCCC"/>
-          <w:kern w:val="0"/>
-          <w:sz w:val="21"/>
-          <w:szCs w:val="21"/>
-          <w:lang w:eastAsia="en-GB"/>
-          <w14:ligatures w14:val="none"/>
-        </w:rPr>
-        <w:t xml:space="preserve"> /b</w:t>
+          <w:color w:val="D4D4D4"/>
+          <w:kern w:val="0"/>
+          <w:sz w:val="21"/>
+          <w:szCs w:val="21"/>
+          <w:lang w:eastAsia="en-GB"/>
+          <w14:ligatures w14:val="none"/>
+        </w:rPr>
+      </w:pPr>
+      <w:r>
+        <w:rPr>
+          <w:rFonts w:ascii="Consolas" w:eastAsia="Times New Roman" w:hAnsi="Consolas" w:cs="Times New Roman"/>
+          <w:color w:val="D4D4D4"/>
+          <w:kern w:val="0"/>
+          <w:sz w:val="21"/>
+          <w:szCs w:val="21"/>
+          <w:lang w:eastAsia="en-GB"/>
+          <w14:ligatures w14:val="none"/>
+        </w:rPr>
+        <w:t>    exit /b</w:t>
       </w:r>
     </w:p>
     <w:p>
@@ -3613,18 +2942,18 @@
         <w:spacing w:after="0" w:line="285" w:lineRule="atLeast"/>
         <w:rPr>
           <w:rFonts w:ascii="Consolas" w:eastAsia="Times New Roman" w:hAnsi="Consolas" w:cs="Times New Roman"/>
-          <w:color w:val="CCCCCC"/>
-          <w:kern w:val="0"/>
-          <w:sz w:val="21"/>
-          <w:szCs w:val="21"/>
-          <w:lang w:eastAsia="en-GB"/>
-          <w14:ligatures w14:val="none"/>
-        </w:rPr>
-      </w:pPr>
-      <w:r>
-        <w:rPr>
-          <w:rFonts w:ascii="Consolas" w:eastAsia="Times New Roman" w:hAnsi="Consolas" w:cs="Times New Roman"/>
-          <w:color w:val="CCCCCC"/>
+          <w:color w:val="D4D4D4"/>
+          <w:kern w:val="0"/>
+          <w:sz w:val="21"/>
+          <w:szCs w:val="21"/>
+          <w:lang w:eastAsia="en-GB"/>
+          <w14:ligatures w14:val="none"/>
+        </w:rPr>
+      </w:pPr>
+      <w:r>
+        <w:rPr>
+          <w:rFonts w:ascii="Consolas" w:eastAsia="Times New Roman" w:hAnsi="Consolas" w:cs="Times New Roman"/>
+          <w:color w:val="D4D4D4"/>
           <w:kern w:val="0"/>
           <w:sz w:val="21"/>
           <w:szCs w:val="21"/>
@@ -3640,7 +2969,7 @@
         <w:spacing w:after="0" w:line="285" w:lineRule="atLeast"/>
         <w:rPr>
           <w:rFonts w:ascii="Consolas" w:eastAsia="Times New Roman" w:hAnsi="Consolas" w:cs="Times New Roman"/>
-          <w:color w:val="CCCCCC"/>
+          <w:color w:val="D4D4D4"/>
           <w:kern w:val="0"/>
           <w:sz w:val="21"/>
           <w:szCs w:val="21"/>
@@ -3655,7 +2984,7 @@
         <w:spacing w:after="0" w:line="285" w:lineRule="atLeast"/>
         <w:rPr>
           <w:rFonts w:ascii="Consolas" w:eastAsia="Times New Roman" w:hAnsi="Consolas" w:cs="Times New Roman"/>
-          <w:color w:val="CCCCCC"/>
+          <w:color w:val="D4D4D4"/>
           <w:kern w:val="0"/>
           <w:sz w:val="21"/>
           <w:szCs w:val="21"/>
@@ -3667,7 +2996,7 @@
       <w:r>
         <w:rPr>
           <w:rFonts w:ascii="Consolas" w:eastAsia="Times New Roman" w:hAnsi="Consolas" w:cs="Times New Roman"/>
-          <w:color w:val="6A9955"/>
+          <w:color w:val="D4D4D4"/>
           <w:kern w:val="0"/>
           <w:sz w:val="21"/>
           <w:szCs w:val="21"/>
@@ -3680,7 +3009,7 @@
       <w:r>
         <w:rPr>
           <w:rFonts w:ascii="Consolas" w:eastAsia="Times New Roman" w:hAnsi="Consolas" w:cs="Times New Roman"/>
-          <w:color w:val="6A9955"/>
+          <w:color w:val="D4D4D4"/>
           <w:kern w:val="0"/>
           <w:sz w:val="21"/>
           <w:szCs w:val="21"/>
@@ -3696,115 +3025,31 @@
         <w:spacing w:after="0" w:line="285" w:lineRule="atLeast"/>
         <w:rPr>
           <w:rFonts w:ascii="Consolas" w:eastAsia="Times New Roman" w:hAnsi="Consolas" w:cs="Times New Roman"/>
-          <w:color w:val="CCCCCC"/>
-          <w:kern w:val="0"/>
-          <w:sz w:val="21"/>
-          <w:szCs w:val="21"/>
-          <w:lang w:eastAsia="en-GB"/>
-          <w14:ligatures w14:val="none"/>
-        </w:rPr>
-      </w:pPr>
-      <w:r>
-        <w:rPr>
-          <w:rFonts w:ascii="Consolas" w:eastAsia="Times New Roman" w:hAnsi="Consolas" w:cs="Times New Roman"/>
-          <w:color w:val="C586C0"/>
-          <w:kern w:val="0"/>
-          <w:sz w:val="21"/>
-          <w:szCs w:val="21"/>
-          <w:lang w:eastAsia="en-GB"/>
-          <w14:ligatures w14:val="none"/>
-        </w:rPr>
-        <w:t>for</w:t>
-      </w:r>
-      <w:r>
-        <w:rPr>
-          <w:rFonts w:ascii="Consolas" w:eastAsia="Times New Roman" w:hAnsi="Consolas" w:cs="Times New Roman"/>
-          <w:color w:val="CCCCCC"/>
-          <w:kern w:val="0"/>
-          <w:sz w:val="21"/>
-          <w:szCs w:val="21"/>
-          <w:lang w:eastAsia="en-GB"/>
-          <w14:ligatures w14:val="none"/>
-        </w:rPr>
-        <w:t xml:space="preserve"> </w:t>
-      </w:r>
-      <w:r>
-        <w:rPr>
-          <w:rFonts w:ascii="Consolas" w:eastAsia="Times New Roman" w:hAnsi="Consolas" w:cs="Times New Roman"/>
-          <w:color w:val="9CDCFE"/>
-          <w:kern w:val="0"/>
-          <w:sz w:val="21"/>
-          <w:szCs w:val="21"/>
-          <w:lang w:eastAsia="en-GB"/>
-          <w14:ligatures w14:val="none"/>
-        </w:rPr>
-        <w:t>%%F</w:t>
-      </w:r>
-      <w:r>
-        <w:rPr>
-          <w:rFonts w:ascii="Consolas" w:eastAsia="Times New Roman" w:hAnsi="Consolas" w:cs="Times New Roman"/>
-          <w:color w:val="CCCCCC"/>
-          <w:kern w:val="0"/>
-          <w:sz w:val="21"/>
-          <w:szCs w:val="21"/>
-          <w:lang w:eastAsia="en-GB"/>
-          <w14:ligatures w14:val="none"/>
-        </w:rPr>
-        <w:t xml:space="preserve"> </w:t>
-      </w:r>
-      <w:r>
-        <w:rPr>
-          <w:rFonts w:ascii="Consolas" w:eastAsia="Times New Roman" w:hAnsi="Consolas" w:cs="Times New Roman"/>
-          <w:color w:val="C586C0"/>
-          <w:kern w:val="0"/>
-          <w:sz w:val="21"/>
-          <w:szCs w:val="21"/>
-          <w:lang w:eastAsia="en-GB"/>
-          <w14:ligatures w14:val="none"/>
-        </w:rPr>
-        <w:t>in</w:t>
-      </w:r>
-      <w:r>
-        <w:rPr>
-          <w:rFonts w:ascii="Consolas" w:eastAsia="Times New Roman" w:hAnsi="Consolas" w:cs="Times New Roman"/>
-          <w:color w:val="CCCCCC"/>
-          <w:kern w:val="0"/>
-          <w:sz w:val="21"/>
-          <w:szCs w:val="21"/>
-          <w:lang w:eastAsia="en-GB"/>
-          <w14:ligatures w14:val="none"/>
-        </w:rPr>
-        <w:t xml:space="preserve"> (</w:t>
-      </w:r>
-      <w:r>
-        <w:rPr>
-          <w:rFonts w:ascii="Consolas" w:eastAsia="Times New Roman" w:hAnsi="Consolas" w:cs="Times New Roman"/>
-          <w:color w:val="CE9178"/>
-          <w:kern w:val="0"/>
-          <w:sz w:val="21"/>
-          <w:szCs w:val="21"/>
-          <w:lang w:eastAsia="en-GB"/>
-          <w14:ligatures w14:val="none"/>
-        </w:rPr>
-        <w:t>"</w:t>
-      </w:r>
-      <w:r>
-        <w:rPr>
-          <w:rFonts w:ascii="Consolas" w:eastAsia="Times New Roman" w:hAnsi="Consolas" w:cs="Times New Roman"/>
-          <w:color w:val="9CDCFE"/>
-          <w:kern w:val="0"/>
-          <w:sz w:val="21"/>
-          <w:szCs w:val="21"/>
-          <w:lang w:eastAsia="en-GB"/>
-          <w14:ligatures w14:val="none"/>
-        </w:rPr>
-        <w:t>%</w:t>
+          <w:color w:val="D4D4D4"/>
+          <w:kern w:val="0"/>
+          <w:sz w:val="21"/>
+          <w:szCs w:val="21"/>
+          <w:lang w:eastAsia="en-GB"/>
+          <w14:ligatures w14:val="none"/>
+        </w:rPr>
+      </w:pPr>
+      <w:r>
+        <w:rPr>
+          <w:rFonts w:ascii="Consolas" w:eastAsia="Times New Roman" w:hAnsi="Consolas" w:cs="Times New Roman"/>
+          <w:color w:val="D4D4D4"/>
+          <w:kern w:val="0"/>
+          <w:sz w:val="21"/>
+          <w:szCs w:val="21"/>
+          <w:lang w:eastAsia="en-GB"/>
+          <w14:ligatures w14:val="none"/>
+        </w:rPr>
+        <w:t>for %%F in ("%</w:t>
       </w:r>
       <w:proofErr w:type="spellStart"/>
       <w:r>
         <w:rPr>
           <w:rFonts w:ascii="Consolas" w:eastAsia="Times New Roman" w:hAnsi="Consolas" w:cs="Times New Roman"/>
-          <w:color w:val="9CDCFE"/>
+          <w:color w:val="D4D4D4"/>
           <w:kern w:val="0"/>
           <w:sz w:val="21"/>
           <w:szCs w:val="21"/>
@@ -3817,104 +3062,20 @@
       <w:r>
         <w:rPr>
           <w:rFonts w:ascii="Consolas" w:eastAsia="Times New Roman" w:hAnsi="Consolas" w:cs="Times New Roman"/>
-          <w:color w:val="9CDCFE"/>
-          <w:kern w:val="0"/>
-          <w:sz w:val="21"/>
-          <w:szCs w:val="21"/>
-          <w:lang w:eastAsia="en-GB"/>
-          <w14:ligatures w14:val="none"/>
-        </w:rPr>
-        <w:t>%</w:t>
-      </w:r>
-      <w:r>
-        <w:rPr>
-          <w:rFonts w:ascii="Consolas" w:eastAsia="Times New Roman" w:hAnsi="Consolas" w:cs="Times New Roman"/>
-          <w:color w:val="CE9178"/>
-          <w:kern w:val="0"/>
-          <w:sz w:val="21"/>
-          <w:szCs w:val="21"/>
-          <w:lang w:eastAsia="en-GB"/>
-          <w14:ligatures w14:val="none"/>
-        </w:rPr>
-        <w:t>"</w:t>
-      </w:r>
-      <w:r>
-        <w:rPr>
-          <w:rFonts w:ascii="Consolas" w:eastAsia="Times New Roman" w:hAnsi="Consolas" w:cs="Times New Roman"/>
-          <w:color w:val="CCCCCC"/>
-          <w:kern w:val="0"/>
-          <w:sz w:val="21"/>
-          <w:szCs w:val="21"/>
-          <w:lang w:eastAsia="en-GB"/>
-          <w14:ligatures w14:val="none"/>
-        </w:rPr>
-        <w:t xml:space="preserve">) </w:t>
-      </w:r>
-      <w:r>
-        <w:rPr>
-          <w:rFonts w:ascii="Consolas" w:eastAsia="Times New Roman" w:hAnsi="Consolas" w:cs="Times New Roman"/>
-          <w:color w:val="C586C0"/>
-          <w:kern w:val="0"/>
-          <w:sz w:val="21"/>
-          <w:szCs w:val="21"/>
-          <w:lang w:eastAsia="en-GB"/>
-          <w14:ligatures w14:val="none"/>
-        </w:rPr>
-        <w:t>do</w:t>
-      </w:r>
-      <w:r>
-        <w:rPr>
-          <w:rFonts w:ascii="Consolas" w:eastAsia="Times New Roman" w:hAnsi="Consolas" w:cs="Times New Roman"/>
-          <w:color w:val="CCCCCC"/>
-          <w:kern w:val="0"/>
-          <w:sz w:val="21"/>
-          <w:szCs w:val="21"/>
-          <w:lang w:eastAsia="en-GB"/>
-          <w14:ligatures w14:val="none"/>
-        </w:rPr>
-        <w:t xml:space="preserve"> </w:t>
-      </w:r>
-      <w:r>
-        <w:rPr>
-          <w:rFonts w:ascii="Consolas" w:eastAsia="Times New Roman" w:hAnsi="Consolas" w:cs="Times New Roman"/>
-          <w:color w:val="569CD6"/>
-          <w:kern w:val="0"/>
-          <w:sz w:val="21"/>
-          <w:szCs w:val="21"/>
-          <w:lang w:eastAsia="en-GB"/>
-          <w14:ligatures w14:val="none"/>
-        </w:rPr>
-        <w:t>set</w:t>
-      </w:r>
-      <w:r>
-        <w:rPr>
-          <w:rFonts w:ascii="Consolas" w:eastAsia="Times New Roman" w:hAnsi="Consolas" w:cs="Times New Roman"/>
-          <w:color w:val="CCCCCC"/>
-          <w:kern w:val="0"/>
-          <w:sz w:val="21"/>
-          <w:szCs w:val="21"/>
-          <w:lang w:eastAsia="en-GB"/>
-          <w14:ligatures w14:val="none"/>
-        </w:rPr>
-        <w:t xml:space="preserve"> </w:t>
-      </w:r>
-      <w:r>
-        <w:rPr>
-          <w:rFonts w:ascii="Consolas" w:eastAsia="Times New Roman" w:hAnsi="Consolas" w:cs="Times New Roman"/>
-          <w:color w:val="CE9178"/>
-          <w:kern w:val="0"/>
-          <w:sz w:val="21"/>
-          <w:szCs w:val="21"/>
-          <w:lang w:eastAsia="en-GB"/>
-          <w14:ligatures w14:val="none"/>
-        </w:rPr>
-        <w:t>"</w:t>
+          <w:color w:val="D4D4D4"/>
+          <w:kern w:val="0"/>
+          <w:sz w:val="21"/>
+          <w:szCs w:val="21"/>
+          <w:lang w:eastAsia="en-GB"/>
+          <w14:ligatures w14:val="none"/>
+        </w:rPr>
+        <w:t>%") do set "</w:t>
       </w:r>
       <w:proofErr w:type="spellStart"/>
       <w:r>
         <w:rPr>
           <w:rFonts w:ascii="Consolas" w:eastAsia="Times New Roman" w:hAnsi="Consolas" w:cs="Times New Roman"/>
-          <w:color w:val="9CDCFE"/>
+          <w:color w:val="D4D4D4"/>
           <w:kern w:val="0"/>
           <w:sz w:val="21"/>
           <w:szCs w:val="21"/>
@@ -3934,50 +3095,26 @@
           <w:lang w:eastAsia="en-GB"/>
           <w14:ligatures w14:val="none"/>
         </w:rPr>
-        <w:t>=</w:t>
-      </w:r>
-      <w:r>
-        <w:rPr>
-          <w:rFonts w:ascii="Consolas" w:eastAsia="Times New Roman" w:hAnsi="Consolas" w:cs="Times New Roman"/>
-          <w:color w:val="9CDCFE"/>
-          <w:kern w:val="0"/>
-          <w:sz w:val="21"/>
-          <w:szCs w:val="21"/>
-          <w:lang w:eastAsia="en-GB"/>
-          <w14:ligatures w14:val="none"/>
-        </w:rPr>
-        <w:t>%%~</w:t>
+        <w:t>=%%~</w:t>
       </w:r>
       <w:proofErr w:type="spellStart"/>
       <w:r>
         <w:rPr>
           <w:rFonts w:ascii="Consolas" w:eastAsia="Times New Roman" w:hAnsi="Consolas" w:cs="Times New Roman"/>
-          <w:color w:val="9CDCFE"/>
-          <w:kern w:val="0"/>
-          <w:sz w:val="21"/>
-          <w:szCs w:val="21"/>
-          <w:lang w:eastAsia="en-GB"/>
-          <w14:ligatures w14:val="none"/>
-        </w:rPr>
-        <w:t>nF</w:t>
-      </w:r>
-      <w:r>
-        <w:rPr>
-          <w:rFonts w:ascii="Consolas" w:eastAsia="Times New Roman" w:hAnsi="Consolas" w:cs="Times New Roman"/>
-          <w:color w:val="CE9178"/>
-          <w:kern w:val="0"/>
-          <w:sz w:val="21"/>
-          <w:szCs w:val="21"/>
-          <w:lang w:eastAsia="en-GB"/>
-          <w14:ligatures w14:val="none"/>
-        </w:rPr>
-        <w:t>.bak</w:t>
+          <w:color w:val="D4D4D4"/>
+          <w:kern w:val="0"/>
+          <w:sz w:val="21"/>
+          <w:szCs w:val="21"/>
+          <w:lang w:eastAsia="en-GB"/>
+          <w14:ligatures w14:val="none"/>
+        </w:rPr>
+        <w:t>nF.bak</w:t>
       </w:r>
       <w:proofErr w:type="spellEnd"/>
       <w:r>
         <w:rPr>
           <w:rFonts w:ascii="Consolas" w:eastAsia="Times New Roman" w:hAnsi="Consolas" w:cs="Times New Roman"/>
-          <w:color w:val="CE9178"/>
+          <w:color w:val="D4D4D4"/>
           <w:kern w:val="0"/>
           <w:sz w:val="21"/>
           <w:szCs w:val="21"/>
@@ -3993,7 +3130,7 @@
         <w:spacing w:after="0" w:line="285" w:lineRule="atLeast"/>
         <w:rPr>
           <w:rFonts w:ascii="Consolas" w:eastAsia="Times New Roman" w:hAnsi="Consolas" w:cs="Times New Roman"/>
-          <w:color w:val="CCCCCC"/>
+          <w:color w:val="D4D4D4"/>
           <w:kern w:val="0"/>
           <w:sz w:val="21"/>
           <w:szCs w:val="21"/>
@@ -4008,67 +3145,31 @@
         <w:spacing w:after="0" w:line="285" w:lineRule="atLeast"/>
         <w:rPr>
           <w:rFonts w:ascii="Consolas" w:eastAsia="Times New Roman" w:hAnsi="Consolas" w:cs="Times New Roman"/>
-          <w:color w:val="CCCCCC"/>
-          <w:kern w:val="0"/>
-          <w:sz w:val="21"/>
-          <w:szCs w:val="21"/>
-          <w:lang w:eastAsia="en-GB"/>
-          <w14:ligatures w14:val="none"/>
-        </w:rPr>
-      </w:pPr>
-      <w:r>
-        <w:rPr>
-          <w:rFonts w:ascii="Consolas" w:eastAsia="Times New Roman" w:hAnsi="Consolas" w:cs="Times New Roman"/>
-          <w:color w:val="569CD6"/>
-          <w:kern w:val="0"/>
-          <w:sz w:val="21"/>
-          <w:szCs w:val="21"/>
-          <w:lang w:eastAsia="en-GB"/>
-          <w14:ligatures w14:val="none"/>
-        </w:rPr>
-        <w:t>copy</w:t>
-      </w:r>
-      <w:r>
-        <w:rPr>
-          <w:rFonts w:ascii="Consolas" w:eastAsia="Times New Roman" w:hAnsi="Consolas" w:cs="Times New Roman"/>
-          <w:color w:val="CCCCCC"/>
-          <w:kern w:val="0"/>
-          <w:sz w:val="21"/>
-          <w:szCs w:val="21"/>
-          <w:lang w:eastAsia="en-GB"/>
-          <w14:ligatures w14:val="none"/>
-        </w:rPr>
-        <w:t xml:space="preserve"> </w:t>
-      </w:r>
-      <w:r>
-        <w:rPr>
-          <w:rFonts w:ascii="Consolas" w:eastAsia="Times New Roman" w:hAnsi="Consolas" w:cs="Times New Roman"/>
-          <w:color w:val="CE9178"/>
-          <w:kern w:val="0"/>
-          <w:sz w:val="21"/>
-          <w:szCs w:val="21"/>
-          <w:lang w:eastAsia="en-GB"/>
-          <w14:ligatures w14:val="none"/>
-        </w:rPr>
-        <w:t>"</w:t>
-      </w:r>
-      <w:r>
-        <w:rPr>
-          <w:rFonts w:ascii="Consolas" w:eastAsia="Times New Roman" w:hAnsi="Consolas" w:cs="Times New Roman"/>
-          <w:color w:val="9CDCFE"/>
-          <w:kern w:val="0"/>
-          <w:sz w:val="21"/>
-          <w:szCs w:val="21"/>
-          <w:lang w:eastAsia="en-GB"/>
-          <w14:ligatures w14:val="none"/>
-        </w:rPr>
-        <w:t>%</w:t>
+          <w:color w:val="D4D4D4"/>
+          <w:kern w:val="0"/>
+          <w:sz w:val="21"/>
+          <w:szCs w:val="21"/>
+          <w:lang w:eastAsia="en-GB"/>
+          <w14:ligatures w14:val="none"/>
+        </w:rPr>
+      </w:pPr>
+      <w:r>
+        <w:rPr>
+          <w:rFonts w:ascii="Consolas" w:eastAsia="Times New Roman" w:hAnsi="Consolas" w:cs="Times New Roman"/>
+          <w:color w:val="D4D4D4"/>
+          <w:kern w:val="0"/>
+          <w:sz w:val="21"/>
+          <w:szCs w:val="21"/>
+          <w:lang w:eastAsia="en-GB"/>
+          <w14:ligatures w14:val="none"/>
+        </w:rPr>
+        <w:t>copy "%</w:t>
       </w:r>
       <w:proofErr w:type="spellStart"/>
       <w:r>
         <w:rPr>
           <w:rFonts w:ascii="Consolas" w:eastAsia="Times New Roman" w:hAnsi="Consolas" w:cs="Times New Roman"/>
-          <w:color w:val="9CDCFE"/>
+          <w:color w:val="D4D4D4"/>
           <w:kern w:val="0"/>
           <w:sz w:val="21"/>
           <w:szCs w:val="21"/>
@@ -4081,69 +3182,33 @@
       <w:r>
         <w:rPr>
           <w:rFonts w:ascii="Consolas" w:eastAsia="Times New Roman" w:hAnsi="Consolas" w:cs="Times New Roman"/>
-          <w:color w:val="9CDCFE"/>
-          <w:kern w:val="0"/>
-          <w:sz w:val="21"/>
-          <w:szCs w:val="21"/>
-          <w:lang w:eastAsia="en-GB"/>
-          <w14:ligatures w14:val="none"/>
-        </w:rPr>
-        <w:t>%</w:t>
-      </w:r>
-      <w:r>
-        <w:rPr>
-          <w:rFonts w:ascii="Consolas" w:eastAsia="Times New Roman" w:hAnsi="Consolas" w:cs="Times New Roman"/>
-          <w:color w:val="CE9178"/>
-          <w:kern w:val="0"/>
-          <w:sz w:val="21"/>
-          <w:szCs w:val="21"/>
-          <w:lang w:eastAsia="en-GB"/>
-          <w14:ligatures w14:val="none"/>
-        </w:rPr>
-        <w:t>"</w:t>
-      </w:r>
-      <w:r>
-        <w:rPr>
-          <w:rFonts w:ascii="Consolas" w:eastAsia="Times New Roman" w:hAnsi="Consolas" w:cs="Times New Roman"/>
-          <w:color w:val="CCCCCC"/>
-          <w:kern w:val="0"/>
-          <w:sz w:val="21"/>
-          <w:szCs w:val="21"/>
-          <w:lang w:eastAsia="en-GB"/>
-          <w14:ligatures w14:val="none"/>
-        </w:rPr>
-        <w:t xml:space="preserve"> </w:t>
+          <w:color w:val="D4D4D4"/>
+          <w:kern w:val="0"/>
+          <w:sz w:val="21"/>
+          <w:szCs w:val="21"/>
+          <w:lang w:eastAsia="en-GB"/>
+          <w14:ligatures w14:val="none"/>
+        </w:rPr>
+        <w:t xml:space="preserve">%" </w:t>
       </w:r>
       <w:proofErr w:type="gramStart"/>
       <w:r>
         <w:rPr>
           <w:rFonts w:ascii="Consolas" w:eastAsia="Times New Roman" w:hAnsi="Consolas" w:cs="Times New Roman"/>
-          <w:color w:val="CE9178"/>
-          <w:kern w:val="0"/>
-          <w:sz w:val="21"/>
-          <w:szCs w:val="21"/>
-          <w:lang w:eastAsia="en-GB"/>
-          <w14:ligatures w14:val="none"/>
-        </w:rPr>
-        <w:t>"</w:t>
-      </w:r>
-      <w:r>
-        <w:rPr>
-          <w:rFonts w:ascii="Consolas" w:eastAsia="Times New Roman" w:hAnsi="Consolas" w:cs="Times New Roman"/>
-          <w:color w:val="9CDCFE"/>
-          <w:kern w:val="0"/>
-          <w:sz w:val="21"/>
-          <w:szCs w:val="21"/>
-          <w:lang w:eastAsia="en-GB"/>
-          <w14:ligatures w14:val="none"/>
-        </w:rPr>
-        <w:t>!</w:t>
+          <w:color w:val="D4D4D4"/>
+          <w:kern w:val="0"/>
+          <w:sz w:val="21"/>
+          <w:szCs w:val="21"/>
+          <w:lang w:eastAsia="en-GB"/>
+          <w14:ligatures w14:val="none"/>
+        </w:rPr>
+        <w:t>"!</w:t>
       </w:r>
       <w:proofErr w:type="spellStart"/>
       <w:r>
         <w:rPr>
           <w:rFonts w:ascii="Consolas" w:eastAsia="Times New Roman" w:hAnsi="Consolas" w:cs="Times New Roman"/>
-          <w:color w:val="9CDCFE"/>
+          <w:color w:val="D4D4D4"/>
           <w:kern w:val="0"/>
           <w:sz w:val="21"/>
           <w:szCs w:val="21"/>
@@ -4157,56 +3222,20 @@
       <w:r>
         <w:rPr>
           <w:rFonts w:ascii="Consolas" w:eastAsia="Times New Roman" w:hAnsi="Consolas" w:cs="Times New Roman"/>
-          <w:color w:val="9CDCFE"/>
-          <w:kern w:val="0"/>
-          <w:sz w:val="21"/>
-          <w:szCs w:val="21"/>
-          <w:lang w:eastAsia="en-GB"/>
-          <w14:ligatures w14:val="none"/>
-        </w:rPr>
-        <w:t>!</w:t>
-      </w:r>
-      <w:r>
-        <w:rPr>
-          <w:rFonts w:ascii="Consolas" w:eastAsia="Times New Roman" w:hAnsi="Consolas" w:cs="Times New Roman"/>
-          <w:color w:val="CE9178"/>
-          <w:kern w:val="0"/>
-          <w:sz w:val="21"/>
-          <w:szCs w:val="21"/>
-          <w:lang w:eastAsia="en-GB"/>
-          <w14:ligatures w14:val="none"/>
-        </w:rPr>
-        <w:t>"</w:t>
-      </w:r>
-      <w:r>
-        <w:rPr>
-          <w:rFonts w:ascii="Consolas" w:eastAsia="Times New Roman" w:hAnsi="Consolas" w:cs="Times New Roman"/>
-          <w:color w:val="CCCCCC"/>
-          <w:kern w:val="0"/>
-          <w:sz w:val="21"/>
-          <w:szCs w:val="21"/>
-          <w:lang w:eastAsia="en-GB"/>
-          <w14:ligatures w14:val="none"/>
-        </w:rPr>
-        <w:t xml:space="preserve"> </w:t>
-      </w:r>
-      <w:r>
-        <w:rPr>
-          <w:rFonts w:ascii="Consolas" w:eastAsia="Times New Roman" w:hAnsi="Consolas" w:cs="Times New Roman"/>
-          <w:color w:val="D4D4D4"/>
-          <w:kern w:val="0"/>
-          <w:sz w:val="21"/>
-          <w:szCs w:val="21"/>
-          <w:lang w:eastAsia="en-GB"/>
-          <w14:ligatures w14:val="none"/>
-        </w:rPr>
-        <w:t>&gt;</w:t>
+          <w:color w:val="D4D4D4"/>
+          <w:kern w:val="0"/>
+          <w:sz w:val="21"/>
+          <w:szCs w:val="21"/>
+          <w:lang w:eastAsia="en-GB"/>
+          <w14:ligatures w14:val="none"/>
+        </w:rPr>
+        <w:t>!" &gt;</w:t>
       </w:r>
       <w:proofErr w:type="spellStart"/>
       <w:r>
         <w:rPr>
           <w:rFonts w:ascii="Consolas" w:eastAsia="Times New Roman" w:hAnsi="Consolas" w:cs="Times New Roman"/>
-          <w:color w:val="569CD6"/>
+          <w:color w:val="D4D4D4"/>
           <w:kern w:val="0"/>
           <w:sz w:val="21"/>
           <w:szCs w:val="21"/>
@@ -4223,7 +3252,7 @@
         <w:spacing w:after="0" w:line="285" w:lineRule="atLeast"/>
         <w:rPr>
           <w:rFonts w:ascii="Consolas" w:eastAsia="Times New Roman" w:hAnsi="Consolas" w:cs="Times New Roman"/>
-          <w:color w:val="CCCCCC"/>
+          <w:color w:val="D4D4D4"/>
           <w:kern w:val="0"/>
           <w:sz w:val="21"/>
           <w:szCs w:val="21"/>
@@ -4238,7 +3267,7 @@
         <w:spacing w:after="0" w:line="285" w:lineRule="atLeast"/>
         <w:rPr>
           <w:rFonts w:ascii="Consolas" w:eastAsia="Times New Roman" w:hAnsi="Consolas" w:cs="Times New Roman"/>
-          <w:color w:val="CCCCCC"/>
+          <w:color w:val="D4D4D4"/>
           <w:kern w:val="0"/>
           <w:sz w:val="21"/>
           <w:szCs w:val="21"/>
@@ -4250,20 +3279,21 @@
       <w:r>
         <w:rPr>
           <w:rFonts w:ascii="Consolas" w:eastAsia="Times New Roman" w:hAnsi="Consolas" w:cs="Times New Roman"/>
-          <w:color w:val="6A9955"/>
-          <w:kern w:val="0"/>
-          <w:sz w:val="21"/>
-          <w:szCs w:val="21"/>
-          <w:lang w:eastAsia="en-GB"/>
-          <w14:ligatures w14:val="none"/>
-        </w:rPr>
+          <w:color w:val="D4D4D4"/>
+          <w:kern w:val="0"/>
+          <w:sz w:val="21"/>
+          <w:szCs w:val="21"/>
+          <w:lang w:eastAsia="en-GB"/>
+          <w14:ligatures w14:val="none"/>
+        </w:rPr>
+        <w:lastRenderedPageBreak/>
         <w:t>::</w:t>
       </w:r>
       <w:proofErr w:type="gramEnd"/>
       <w:r>
         <w:rPr>
           <w:rFonts w:ascii="Consolas" w:eastAsia="Times New Roman" w:hAnsi="Consolas" w:cs="Times New Roman"/>
-          <w:color w:val="6A9955"/>
+          <w:color w:val="D4D4D4"/>
           <w:kern w:val="0"/>
           <w:sz w:val="21"/>
           <w:szCs w:val="21"/>
@@ -4279,91 +3309,31 @@
         <w:spacing w:after="0" w:line="285" w:lineRule="atLeast"/>
         <w:rPr>
           <w:rFonts w:ascii="Consolas" w:eastAsia="Times New Roman" w:hAnsi="Consolas" w:cs="Times New Roman"/>
-          <w:color w:val="CCCCCC"/>
-          <w:kern w:val="0"/>
-          <w:sz w:val="21"/>
-          <w:szCs w:val="21"/>
-          <w:lang w:eastAsia="en-GB"/>
-          <w14:ligatures w14:val="none"/>
-        </w:rPr>
-      </w:pPr>
-      <w:r>
-        <w:rPr>
-          <w:rFonts w:ascii="Consolas" w:eastAsia="Times New Roman" w:hAnsi="Consolas" w:cs="Times New Roman"/>
-          <w:color w:val="C586C0"/>
-          <w:kern w:val="0"/>
-          <w:sz w:val="21"/>
-          <w:szCs w:val="21"/>
-          <w:lang w:eastAsia="en-GB"/>
-          <w14:ligatures w14:val="none"/>
-        </w:rPr>
-        <w:t>if</w:t>
-      </w:r>
-      <w:r>
-        <w:rPr>
-          <w:rFonts w:ascii="Consolas" w:eastAsia="Times New Roman" w:hAnsi="Consolas" w:cs="Times New Roman"/>
-          <w:color w:val="CCCCCC"/>
-          <w:kern w:val="0"/>
-          <w:sz w:val="21"/>
-          <w:szCs w:val="21"/>
-          <w:lang w:eastAsia="en-GB"/>
-          <w14:ligatures w14:val="none"/>
-        </w:rPr>
-        <w:t xml:space="preserve"> </w:t>
-      </w:r>
-      <w:r>
-        <w:rPr>
-          <w:rFonts w:ascii="Consolas" w:eastAsia="Times New Roman" w:hAnsi="Consolas" w:cs="Times New Roman"/>
-          <w:color w:val="569CD6"/>
-          <w:kern w:val="0"/>
-          <w:sz w:val="21"/>
-          <w:szCs w:val="21"/>
-          <w:lang w:eastAsia="en-GB"/>
-          <w14:ligatures w14:val="none"/>
-        </w:rPr>
-        <w:t>exist</w:t>
-      </w:r>
-      <w:r>
-        <w:rPr>
-          <w:rFonts w:ascii="Consolas" w:eastAsia="Times New Roman" w:hAnsi="Consolas" w:cs="Times New Roman"/>
-          <w:color w:val="CCCCCC"/>
-          <w:kern w:val="0"/>
-          <w:sz w:val="21"/>
-          <w:szCs w:val="21"/>
-          <w:lang w:eastAsia="en-GB"/>
-          <w14:ligatures w14:val="none"/>
-        </w:rPr>
-        <w:t xml:space="preserve"> </w:t>
-      </w:r>
-      <w:r>
-        <w:rPr>
-          <w:rFonts w:ascii="Consolas" w:eastAsia="Times New Roman" w:hAnsi="Consolas" w:cs="Times New Roman"/>
-          <w:color w:val="CE9178"/>
-          <w:kern w:val="0"/>
-          <w:sz w:val="21"/>
-          <w:szCs w:val="21"/>
-          <w:lang w:eastAsia="en-GB"/>
-          <w14:ligatures w14:val="none"/>
-        </w:rPr>
-        <w:t>"</w:t>
-      </w:r>
-      <w:r>
-        <w:rPr>
-          <w:rFonts w:ascii="Consolas" w:eastAsia="Times New Roman" w:hAnsi="Consolas" w:cs="Times New Roman"/>
-          <w:color w:val="9CDCFE"/>
-          <w:kern w:val="0"/>
-          <w:sz w:val="21"/>
-          <w:szCs w:val="21"/>
-          <w:lang w:eastAsia="en-GB"/>
-          <w14:ligatures w14:val="none"/>
-        </w:rPr>
-        <w:t>%</w:t>
+          <w:color w:val="D4D4D4"/>
+          <w:kern w:val="0"/>
+          <w:sz w:val="21"/>
+          <w:szCs w:val="21"/>
+          <w:lang w:eastAsia="en-GB"/>
+          <w14:ligatures w14:val="none"/>
+        </w:rPr>
+      </w:pPr>
+      <w:r>
+        <w:rPr>
+          <w:rFonts w:ascii="Consolas" w:eastAsia="Times New Roman" w:hAnsi="Consolas" w:cs="Times New Roman"/>
+          <w:color w:val="D4D4D4"/>
+          <w:kern w:val="0"/>
+          <w:sz w:val="21"/>
+          <w:szCs w:val="21"/>
+          <w:lang w:eastAsia="en-GB"/>
+          <w14:ligatures w14:val="none"/>
+        </w:rPr>
+        <w:t>if exist "%</w:t>
       </w:r>
       <w:proofErr w:type="spellStart"/>
       <w:r>
         <w:rPr>
           <w:rFonts w:ascii="Consolas" w:eastAsia="Times New Roman" w:hAnsi="Consolas" w:cs="Times New Roman"/>
-          <w:color w:val="9CDCFE"/>
+          <w:color w:val="D4D4D4"/>
           <w:kern w:val="0"/>
           <w:sz w:val="21"/>
           <w:szCs w:val="21"/>
@@ -4376,38 +3346,14 @@
       <w:r>
         <w:rPr>
           <w:rFonts w:ascii="Consolas" w:eastAsia="Times New Roman" w:hAnsi="Consolas" w:cs="Times New Roman"/>
-          <w:color w:val="9CDCFE"/>
-          <w:kern w:val="0"/>
-          <w:sz w:val="21"/>
-          <w:szCs w:val="21"/>
-          <w:lang w:eastAsia="en-GB"/>
-          <w14:ligatures w14:val="none"/>
-        </w:rPr>
-        <w:t>%</w:t>
-      </w:r>
-      <w:r>
-        <w:rPr>
-          <w:rFonts w:ascii="Consolas" w:eastAsia="Times New Roman" w:hAnsi="Consolas" w:cs="Times New Roman"/>
-          <w:color w:val="CE9178"/>
-          <w:kern w:val="0"/>
-          <w:sz w:val="21"/>
-          <w:szCs w:val="21"/>
-          <w:lang w:eastAsia="en-GB"/>
-          <w14:ligatures w14:val="none"/>
-        </w:rPr>
-        <w:t>"</w:t>
-      </w:r>
-      <w:r>
-        <w:rPr>
-          <w:rFonts w:ascii="Consolas" w:eastAsia="Times New Roman" w:hAnsi="Consolas" w:cs="Times New Roman"/>
-          <w:color w:val="CCCCCC"/>
-          <w:kern w:val="0"/>
-          <w:sz w:val="21"/>
-          <w:szCs w:val="21"/>
-          <w:lang w:eastAsia="en-GB"/>
-          <w14:ligatures w14:val="none"/>
-        </w:rPr>
-        <w:t xml:space="preserve"> (</w:t>
+          <w:color w:val="D4D4D4"/>
+          <w:kern w:val="0"/>
+          <w:sz w:val="21"/>
+          <w:szCs w:val="21"/>
+          <w:lang w:eastAsia="en-GB"/>
+          <w14:ligatures w14:val="none"/>
+        </w:rPr>
+        <w:t>%" (</w:t>
       </w:r>
     </w:p>
     <w:p>
@@ -4416,67 +3362,31 @@
         <w:spacing w:after="0" w:line="285" w:lineRule="atLeast"/>
         <w:rPr>
           <w:rFonts w:ascii="Consolas" w:eastAsia="Times New Roman" w:hAnsi="Consolas" w:cs="Times New Roman"/>
-          <w:color w:val="CCCCCC"/>
-          <w:kern w:val="0"/>
-          <w:sz w:val="21"/>
-          <w:szCs w:val="21"/>
-          <w:lang w:eastAsia="en-GB"/>
-          <w14:ligatures w14:val="none"/>
-        </w:rPr>
-      </w:pPr>
-      <w:r>
-        <w:rPr>
-          <w:rFonts w:ascii="Consolas" w:eastAsia="Times New Roman" w:hAnsi="Consolas" w:cs="Times New Roman"/>
-          <w:color w:val="CCCCCC"/>
-          <w:kern w:val="0"/>
-          <w:sz w:val="21"/>
-          <w:szCs w:val="21"/>
-          <w:lang w:eastAsia="en-GB"/>
-          <w14:ligatures w14:val="none"/>
-        </w:rPr>
-        <w:t xml:space="preserve">    </w:t>
-      </w:r>
-      <w:r>
-        <w:rPr>
-          <w:rFonts w:ascii="Consolas" w:eastAsia="Times New Roman" w:hAnsi="Consolas" w:cs="Times New Roman"/>
-          <w:color w:val="C586C0"/>
-          <w:kern w:val="0"/>
-          <w:sz w:val="21"/>
-          <w:szCs w:val="21"/>
-          <w:lang w:eastAsia="en-GB"/>
-          <w14:ligatures w14:val="none"/>
-        </w:rPr>
-        <w:t>for</w:t>
-      </w:r>
-      <w:r>
-        <w:rPr>
-          <w:rFonts w:ascii="Consolas" w:eastAsia="Times New Roman" w:hAnsi="Consolas" w:cs="Times New Roman"/>
-          <w:color w:val="CCCCCC"/>
-          <w:kern w:val="0"/>
-          <w:sz w:val="21"/>
-          <w:szCs w:val="21"/>
-          <w:lang w:eastAsia="en-GB"/>
-          <w14:ligatures w14:val="none"/>
-        </w:rPr>
-        <w:t xml:space="preserve"> /f </w:t>
-      </w:r>
-      <w:r>
-        <w:rPr>
-          <w:rFonts w:ascii="Consolas" w:eastAsia="Times New Roman" w:hAnsi="Consolas" w:cs="Times New Roman"/>
-          <w:color w:val="CE9178"/>
-          <w:kern w:val="0"/>
-          <w:sz w:val="21"/>
-          <w:szCs w:val="21"/>
-          <w:lang w:eastAsia="en-GB"/>
-          <w14:ligatures w14:val="none"/>
-        </w:rPr>
-        <w:t>"</w:t>
+          <w:color w:val="D4D4D4"/>
+          <w:kern w:val="0"/>
+          <w:sz w:val="21"/>
+          <w:szCs w:val="21"/>
+          <w:lang w:eastAsia="en-GB"/>
+          <w14:ligatures w14:val="none"/>
+        </w:rPr>
+      </w:pPr>
+      <w:r>
+        <w:rPr>
+          <w:rFonts w:ascii="Consolas" w:eastAsia="Times New Roman" w:hAnsi="Consolas" w:cs="Times New Roman"/>
+          <w:color w:val="D4D4D4"/>
+          <w:kern w:val="0"/>
+          <w:sz w:val="21"/>
+          <w:szCs w:val="21"/>
+          <w:lang w:eastAsia="en-GB"/>
+          <w14:ligatures w14:val="none"/>
+        </w:rPr>
+        <w:t>    for /f "</w:t>
       </w:r>
       <w:proofErr w:type="spellStart"/>
       <w:r>
         <w:rPr>
           <w:rFonts w:ascii="Consolas" w:eastAsia="Times New Roman" w:hAnsi="Consolas" w:cs="Times New Roman"/>
-          <w:color w:val="CE9178"/>
+          <w:color w:val="D4D4D4"/>
           <w:kern w:val="0"/>
           <w:sz w:val="21"/>
           <w:szCs w:val="21"/>
@@ -4489,92 +3399,20 @@
       <w:r>
         <w:rPr>
           <w:rFonts w:ascii="Consolas" w:eastAsia="Times New Roman" w:hAnsi="Consolas" w:cs="Times New Roman"/>
-          <w:color w:val="CE9178"/>
-          <w:kern w:val="0"/>
-          <w:sz w:val="21"/>
-          <w:szCs w:val="21"/>
-          <w:lang w:eastAsia="en-GB"/>
-          <w14:ligatures w14:val="none"/>
-        </w:rPr>
-        <w:t>="</w:t>
-      </w:r>
-      <w:r>
-        <w:rPr>
-          <w:rFonts w:ascii="Consolas" w:eastAsia="Times New Roman" w:hAnsi="Consolas" w:cs="Times New Roman"/>
-          <w:color w:val="CCCCCC"/>
-          <w:kern w:val="0"/>
-          <w:sz w:val="21"/>
-          <w:szCs w:val="21"/>
-          <w:lang w:eastAsia="en-GB"/>
-          <w14:ligatures w14:val="none"/>
-        </w:rPr>
-        <w:t xml:space="preserve"> </w:t>
-      </w:r>
-      <w:r>
-        <w:rPr>
-          <w:rFonts w:ascii="Consolas" w:eastAsia="Times New Roman" w:hAnsi="Consolas" w:cs="Times New Roman"/>
-          <w:color w:val="9CDCFE"/>
-          <w:kern w:val="0"/>
-          <w:sz w:val="21"/>
-          <w:szCs w:val="21"/>
-          <w:lang w:eastAsia="en-GB"/>
-          <w14:ligatures w14:val="none"/>
-        </w:rPr>
-        <w:t>%%A</w:t>
-      </w:r>
-      <w:r>
-        <w:rPr>
-          <w:rFonts w:ascii="Consolas" w:eastAsia="Times New Roman" w:hAnsi="Consolas" w:cs="Times New Roman"/>
-          <w:color w:val="CCCCCC"/>
-          <w:kern w:val="0"/>
-          <w:sz w:val="21"/>
-          <w:szCs w:val="21"/>
-          <w:lang w:eastAsia="en-GB"/>
-          <w14:ligatures w14:val="none"/>
-        </w:rPr>
-        <w:t xml:space="preserve"> </w:t>
-      </w:r>
-      <w:r>
-        <w:rPr>
-          <w:rFonts w:ascii="Consolas" w:eastAsia="Times New Roman" w:hAnsi="Consolas" w:cs="Times New Roman"/>
-          <w:color w:val="C586C0"/>
-          <w:kern w:val="0"/>
-          <w:sz w:val="21"/>
-          <w:szCs w:val="21"/>
-          <w:lang w:eastAsia="en-GB"/>
-          <w14:ligatures w14:val="none"/>
-        </w:rPr>
-        <w:t>in</w:t>
-      </w:r>
-      <w:r>
-        <w:rPr>
-          <w:rFonts w:ascii="Consolas" w:eastAsia="Times New Roman" w:hAnsi="Consolas" w:cs="Times New Roman"/>
-          <w:color w:val="CCCCCC"/>
-          <w:kern w:val="0"/>
-          <w:sz w:val="21"/>
-          <w:szCs w:val="21"/>
-          <w:lang w:eastAsia="en-GB"/>
-          <w14:ligatures w14:val="none"/>
-        </w:rPr>
-        <w:t xml:space="preserve"> (</w:t>
-      </w:r>
-      <w:r>
-        <w:rPr>
-          <w:rFonts w:ascii="Consolas" w:eastAsia="Times New Roman" w:hAnsi="Consolas" w:cs="Times New Roman"/>
-          <w:color w:val="9CDCFE"/>
-          <w:kern w:val="0"/>
-          <w:sz w:val="21"/>
-          <w:szCs w:val="21"/>
-          <w:lang w:eastAsia="en-GB"/>
-          <w14:ligatures w14:val="none"/>
-        </w:rPr>
-        <w:t>%</w:t>
+          <w:color w:val="D4D4D4"/>
+          <w:kern w:val="0"/>
+          <w:sz w:val="21"/>
+          <w:szCs w:val="21"/>
+          <w:lang w:eastAsia="en-GB"/>
+          <w14:ligatures w14:val="none"/>
+        </w:rPr>
+        <w:t>=" %%A in (%</w:t>
       </w:r>
       <w:proofErr w:type="spellStart"/>
       <w:r>
         <w:rPr>
           <w:rFonts w:ascii="Consolas" w:eastAsia="Times New Roman" w:hAnsi="Consolas" w:cs="Times New Roman"/>
-          <w:color w:val="9CDCFE"/>
+          <w:color w:val="D4D4D4"/>
           <w:kern w:val="0"/>
           <w:sz w:val="21"/>
           <w:szCs w:val="21"/>
@@ -4587,50 +3425,14 @@
       <w:r>
         <w:rPr>
           <w:rFonts w:ascii="Consolas" w:eastAsia="Times New Roman" w:hAnsi="Consolas" w:cs="Times New Roman"/>
-          <w:color w:val="9CDCFE"/>
-          <w:kern w:val="0"/>
-          <w:sz w:val="21"/>
-          <w:szCs w:val="21"/>
-          <w:lang w:eastAsia="en-GB"/>
-          <w14:ligatures w14:val="none"/>
-        </w:rPr>
-        <w:t>%</w:t>
-      </w:r>
-      <w:r>
-        <w:rPr>
-          <w:rFonts w:ascii="Consolas" w:eastAsia="Times New Roman" w:hAnsi="Consolas" w:cs="Times New Roman"/>
-          <w:color w:val="CCCCCC"/>
-          <w:kern w:val="0"/>
-          <w:sz w:val="21"/>
-          <w:szCs w:val="21"/>
-          <w:lang w:eastAsia="en-GB"/>
-          <w14:ligatures w14:val="none"/>
-        </w:rPr>
-        <w:t xml:space="preserve">) </w:t>
-      </w:r>
-      <w:r>
-        <w:rPr>
-          <w:rFonts w:ascii="Consolas" w:eastAsia="Times New Roman" w:hAnsi="Consolas" w:cs="Times New Roman"/>
-          <w:color w:val="C586C0"/>
-          <w:kern w:val="0"/>
-          <w:sz w:val="21"/>
-          <w:szCs w:val="21"/>
-          <w:lang w:eastAsia="en-GB"/>
-          <w14:ligatures w14:val="none"/>
-        </w:rPr>
-        <w:t>do</w:t>
-      </w:r>
-      <w:r>
-        <w:rPr>
-          <w:rFonts w:ascii="Consolas" w:eastAsia="Times New Roman" w:hAnsi="Consolas" w:cs="Times New Roman"/>
-          <w:color w:val="CCCCCC"/>
-          <w:kern w:val="0"/>
-          <w:sz w:val="21"/>
-          <w:szCs w:val="21"/>
-          <w:lang w:eastAsia="en-GB"/>
-          <w14:ligatures w14:val="none"/>
-        </w:rPr>
-        <w:t xml:space="preserve"> (</w:t>
+          <w:color w:val="D4D4D4"/>
+          <w:kern w:val="0"/>
+          <w:sz w:val="21"/>
+          <w:szCs w:val="21"/>
+          <w:lang w:eastAsia="en-GB"/>
+          <w14:ligatures w14:val="none"/>
+        </w:rPr>
+        <w:t>%) do (</w:t>
       </w:r>
     </w:p>
     <w:p>
@@ -4639,56 +3441,31 @@
         <w:spacing w:after="0" w:line="285" w:lineRule="atLeast"/>
         <w:rPr>
           <w:rFonts w:ascii="Consolas" w:eastAsia="Times New Roman" w:hAnsi="Consolas" w:cs="Times New Roman"/>
-          <w:color w:val="CCCCCC"/>
-          <w:kern w:val="0"/>
-          <w:sz w:val="21"/>
-          <w:szCs w:val="21"/>
-          <w:lang w:eastAsia="en-GB"/>
-          <w14:ligatures w14:val="none"/>
-        </w:rPr>
-      </w:pPr>
-      <w:r>
-        <w:rPr>
-          <w:rFonts w:ascii="Consolas" w:eastAsia="Times New Roman" w:hAnsi="Consolas" w:cs="Times New Roman"/>
-          <w:color w:val="CCCCCC"/>
-          <w:kern w:val="0"/>
-          <w:sz w:val="21"/>
-          <w:szCs w:val="21"/>
-          <w:lang w:eastAsia="en-GB"/>
-          <w14:ligatures w14:val="none"/>
-        </w:rPr>
-        <w:lastRenderedPageBreak/>
-        <w:t xml:space="preserve">        </w:t>
-      </w:r>
-      <w:r>
-        <w:rPr>
-          <w:rFonts w:ascii="Consolas" w:eastAsia="Times New Roman" w:hAnsi="Consolas" w:cs="Times New Roman"/>
-          <w:color w:val="569CD6"/>
-          <w:kern w:val="0"/>
-          <w:sz w:val="21"/>
-          <w:szCs w:val="21"/>
-          <w:lang w:eastAsia="en-GB"/>
-          <w14:ligatures w14:val="none"/>
-        </w:rPr>
-        <w:t>set</w:t>
-      </w:r>
-      <w:r>
-        <w:rPr>
-          <w:rFonts w:ascii="Consolas" w:eastAsia="Times New Roman" w:hAnsi="Consolas" w:cs="Times New Roman"/>
-          <w:color w:val="CCCCCC"/>
-          <w:kern w:val="0"/>
-          <w:sz w:val="21"/>
-          <w:szCs w:val="21"/>
-          <w:lang w:eastAsia="en-GB"/>
-          <w14:ligatures w14:val="none"/>
-        </w:rPr>
-        <w:t xml:space="preserve"> /a </w:t>
+          <w:color w:val="D4D4D4"/>
+          <w:kern w:val="0"/>
+          <w:sz w:val="21"/>
+          <w:szCs w:val="21"/>
+          <w:lang w:eastAsia="en-GB"/>
+          <w14:ligatures w14:val="none"/>
+        </w:rPr>
+      </w:pPr>
+      <w:r>
+        <w:rPr>
+          <w:rFonts w:ascii="Consolas" w:eastAsia="Times New Roman" w:hAnsi="Consolas" w:cs="Times New Roman"/>
+          <w:color w:val="D4D4D4"/>
+          <w:kern w:val="0"/>
+          <w:sz w:val="21"/>
+          <w:szCs w:val="21"/>
+          <w:lang w:eastAsia="en-GB"/>
+          <w14:ligatures w14:val="none"/>
+        </w:rPr>
+        <w:t xml:space="preserve">        set /a </w:t>
       </w:r>
       <w:proofErr w:type="spellStart"/>
       <w:r>
         <w:rPr>
           <w:rFonts w:ascii="Consolas" w:eastAsia="Times New Roman" w:hAnsi="Consolas" w:cs="Times New Roman"/>
-          <w:color w:val="9CDCFE"/>
+          <w:color w:val="D4D4D4"/>
           <w:kern w:val="0"/>
           <w:sz w:val="21"/>
           <w:szCs w:val="21"/>
@@ -4708,19 +3485,7 @@
           <w:lang w:eastAsia="en-GB"/>
           <w14:ligatures w14:val="none"/>
         </w:rPr>
-        <w:t>+=</w:t>
-      </w:r>
-      <w:r>
-        <w:rPr>
-          <w:rFonts w:ascii="Consolas" w:eastAsia="Times New Roman" w:hAnsi="Consolas" w:cs="Times New Roman"/>
-          <w:color w:val="B5CEA8"/>
-          <w:kern w:val="0"/>
-          <w:sz w:val="21"/>
-          <w:szCs w:val="21"/>
-          <w:lang w:eastAsia="en-GB"/>
-          <w14:ligatures w14:val="none"/>
-        </w:rPr>
-        <w:t>1</w:t>
+        <w:t>+=1</w:t>
       </w:r>
     </w:p>
     <w:p>
@@ -4729,18 +3494,18 @@
         <w:spacing w:after="0" w:line="285" w:lineRule="atLeast"/>
         <w:rPr>
           <w:rFonts w:ascii="Consolas" w:eastAsia="Times New Roman" w:hAnsi="Consolas" w:cs="Times New Roman"/>
-          <w:color w:val="CCCCCC"/>
-          <w:kern w:val="0"/>
-          <w:sz w:val="21"/>
-          <w:szCs w:val="21"/>
-          <w:lang w:eastAsia="en-GB"/>
-          <w14:ligatures w14:val="none"/>
-        </w:rPr>
-      </w:pPr>
-      <w:r>
-        <w:rPr>
-          <w:rFonts w:ascii="Consolas" w:eastAsia="Times New Roman" w:hAnsi="Consolas" w:cs="Times New Roman"/>
-          <w:color w:val="CCCCCC"/>
+          <w:color w:val="D4D4D4"/>
+          <w:kern w:val="0"/>
+          <w:sz w:val="21"/>
+          <w:szCs w:val="21"/>
+          <w:lang w:eastAsia="en-GB"/>
+          <w14:ligatures w14:val="none"/>
+        </w:rPr>
+      </w:pPr>
+      <w:r>
+        <w:rPr>
+          <w:rFonts w:ascii="Consolas" w:eastAsia="Times New Roman" w:hAnsi="Consolas" w:cs="Times New Roman"/>
+          <w:color w:val="D4D4D4"/>
           <w:kern w:val="0"/>
           <w:sz w:val="21"/>
           <w:szCs w:val="21"/>
@@ -4756,18 +3521,18 @@
         <w:spacing w:after="0" w:line="285" w:lineRule="atLeast"/>
         <w:rPr>
           <w:rFonts w:ascii="Consolas" w:eastAsia="Times New Roman" w:hAnsi="Consolas" w:cs="Times New Roman"/>
-          <w:color w:val="CCCCCC"/>
-          <w:kern w:val="0"/>
-          <w:sz w:val="21"/>
-          <w:szCs w:val="21"/>
-          <w:lang w:eastAsia="en-GB"/>
-          <w14:ligatures w14:val="none"/>
-        </w:rPr>
-      </w:pPr>
-      <w:r>
-        <w:rPr>
-          <w:rFonts w:ascii="Consolas" w:eastAsia="Times New Roman" w:hAnsi="Consolas" w:cs="Times New Roman"/>
-          <w:color w:val="CCCCCC"/>
+          <w:color w:val="D4D4D4"/>
+          <w:kern w:val="0"/>
+          <w:sz w:val="21"/>
+          <w:szCs w:val="21"/>
+          <w:lang w:eastAsia="en-GB"/>
+          <w14:ligatures w14:val="none"/>
+        </w:rPr>
+      </w:pPr>
+      <w:r>
+        <w:rPr>
+          <w:rFonts w:ascii="Consolas" w:eastAsia="Times New Roman" w:hAnsi="Consolas" w:cs="Times New Roman"/>
+          <w:color w:val="D4D4D4"/>
           <w:kern w:val="0"/>
           <w:sz w:val="21"/>
           <w:szCs w:val="21"/>
@@ -4783,7 +3548,7 @@
         <w:spacing w:after="0" w:line="285" w:lineRule="atLeast"/>
         <w:rPr>
           <w:rFonts w:ascii="Consolas" w:eastAsia="Times New Roman" w:hAnsi="Consolas" w:cs="Times New Roman"/>
-          <w:color w:val="CCCCCC"/>
+          <w:color w:val="D4D4D4"/>
           <w:kern w:val="0"/>
           <w:sz w:val="21"/>
           <w:szCs w:val="21"/>
@@ -4798,7 +3563,7 @@
         <w:spacing w:after="0" w:line="285" w:lineRule="atLeast"/>
         <w:rPr>
           <w:rFonts w:ascii="Consolas" w:eastAsia="Times New Roman" w:hAnsi="Consolas" w:cs="Times New Roman"/>
-          <w:color w:val="CCCCCC"/>
+          <w:color w:val="D4D4D4"/>
           <w:kern w:val="0"/>
           <w:sz w:val="21"/>
           <w:szCs w:val="21"/>
@@ -4810,7 +3575,7 @@
       <w:r>
         <w:rPr>
           <w:rFonts w:ascii="Consolas" w:eastAsia="Times New Roman" w:hAnsi="Consolas" w:cs="Times New Roman"/>
-          <w:color w:val="6A9955"/>
+          <w:color w:val="D4D4D4"/>
           <w:kern w:val="0"/>
           <w:sz w:val="21"/>
           <w:szCs w:val="21"/>
@@ -4823,7 +3588,7 @@
       <w:r>
         <w:rPr>
           <w:rFonts w:ascii="Consolas" w:eastAsia="Times New Roman" w:hAnsi="Consolas" w:cs="Times New Roman"/>
-          <w:color w:val="6A9955"/>
+          <w:color w:val="D4D4D4"/>
           <w:kern w:val="0"/>
           <w:sz w:val="21"/>
           <w:szCs w:val="21"/>
@@ -4839,7 +3604,7 @@
         <w:spacing w:after="0" w:line="285" w:lineRule="atLeast"/>
         <w:rPr>
           <w:rFonts w:ascii="Consolas" w:eastAsia="Times New Roman" w:hAnsi="Consolas" w:cs="Times New Roman"/>
-          <w:color w:val="CCCCCC"/>
+          <w:color w:val="D4D4D4"/>
           <w:kern w:val="0"/>
           <w:sz w:val="21"/>
           <w:szCs w:val="21"/>
@@ -4851,44 +3616,20 @@
       <w:r>
         <w:rPr>
           <w:rFonts w:ascii="Consolas" w:eastAsia="Times New Roman" w:hAnsi="Consolas" w:cs="Times New Roman"/>
-          <w:color w:val="C586C0"/>
-          <w:kern w:val="0"/>
-          <w:sz w:val="21"/>
-          <w:szCs w:val="21"/>
-          <w:lang w:eastAsia="en-GB"/>
-          <w14:ligatures w14:val="none"/>
-        </w:rPr>
-        <w:t>if</w:t>
-      </w:r>
-      <w:r>
-        <w:rPr>
-          <w:rFonts w:ascii="Consolas" w:eastAsia="Times New Roman" w:hAnsi="Consolas" w:cs="Times New Roman"/>
-          <w:color w:val="CCCCCC"/>
-          <w:kern w:val="0"/>
-          <w:sz w:val="21"/>
-          <w:szCs w:val="21"/>
-          <w:lang w:eastAsia="en-GB"/>
-          <w14:ligatures w14:val="none"/>
-        </w:rPr>
-        <w:t xml:space="preserve"> </w:t>
-      </w:r>
-      <w:r>
-        <w:rPr>
-          <w:rFonts w:ascii="Consolas" w:eastAsia="Times New Roman" w:hAnsi="Consolas" w:cs="Times New Roman"/>
-          <w:color w:val="9CDCFE"/>
-          <w:kern w:val="0"/>
-          <w:sz w:val="21"/>
-          <w:szCs w:val="21"/>
-          <w:lang w:eastAsia="en-GB"/>
-          <w14:ligatures w14:val="none"/>
-        </w:rPr>
-        <w:t>!</w:t>
+          <w:color w:val="D4D4D4"/>
+          <w:kern w:val="0"/>
+          <w:sz w:val="21"/>
+          <w:szCs w:val="21"/>
+          <w:lang w:eastAsia="en-GB"/>
+          <w14:ligatures w14:val="none"/>
+        </w:rPr>
+        <w:t>if !</w:t>
       </w:r>
       <w:proofErr w:type="spellStart"/>
       <w:r>
         <w:rPr>
           <w:rFonts w:ascii="Consolas" w:eastAsia="Times New Roman" w:hAnsi="Consolas" w:cs="Times New Roman"/>
-          <w:color w:val="9CDCFE"/>
+          <w:color w:val="D4D4D4"/>
           <w:kern w:val="0"/>
           <w:sz w:val="21"/>
           <w:szCs w:val="21"/>
@@ -4902,26 +3643,14 @@
       <w:r>
         <w:rPr>
           <w:rFonts w:ascii="Consolas" w:eastAsia="Times New Roman" w:hAnsi="Consolas" w:cs="Times New Roman"/>
-          <w:color w:val="9CDCFE"/>
-          <w:kern w:val="0"/>
-          <w:sz w:val="21"/>
-          <w:szCs w:val="21"/>
-          <w:lang w:eastAsia="en-GB"/>
-          <w14:ligatures w14:val="none"/>
-        </w:rPr>
-        <w:t>!</w:t>
-      </w:r>
-      <w:r>
-        <w:rPr>
-          <w:rFonts w:ascii="Consolas" w:eastAsia="Times New Roman" w:hAnsi="Consolas" w:cs="Times New Roman"/>
-          <w:color w:val="CCCCCC"/>
-          <w:kern w:val="0"/>
-          <w:sz w:val="21"/>
-          <w:szCs w:val="21"/>
-          <w:lang w:eastAsia="en-GB"/>
-          <w14:ligatures w14:val="none"/>
-        </w:rPr>
-        <w:t xml:space="preserve"> </w:t>
+          <w:color w:val="D4D4D4"/>
+          <w:kern w:val="0"/>
+          <w:sz w:val="21"/>
+          <w:szCs w:val="21"/>
+          <w:lang w:eastAsia="en-GB"/>
+          <w14:ligatures w14:val="none"/>
+        </w:rPr>
+        <w:t xml:space="preserve">! </w:t>
       </w:r>
       <w:proofErr w:type="spellStart"/>
       <w:r>
@@ -4940,32 +3669,20 @@
       <w:r>
         <w:rPr>
           <w:rFonts w:ascii="Consolas" w:eastAsia="Times New Roman" w:hAnsi="Consolas" w:cs="Times New Roman"/>
-          <w:color w:val="CCCCCC"/>
-          <w:kern w:val="0"/>
-          <w:sz w:val="21"/>
-          <w:szCs w:val="21"/>
-          <w:lang w:eastAsia="en-GB"/>
-          <w14:ligatures w14:val="none"/>
-        </w:rPr>
-        <w:t xml:space="preserve"> </w:t>
-      </w:r>
-      <w:r>
-        <w:rPr>
-          <w:rFonts w:ascii="Consolas" w:eastAsia="Times New Roman" w:hAnsi="Consolas" w:cs="Times New Roman"/>
-          <w:color w:val="9CDCFE"/>
-          <w:kern w:val="0"/>
-          <w:sz w:val="21"/>
-          <w:szCs w:val="21"/>
-          <w:lang w:eastAsia="en-GB"/>
-          <w14:ligatures w14:val="none"/>
-        </w:rPr>
-        <w:t>%</w:t>
+          <w:color w:val="D4D4D4"/>
+          <w:kern w:val="0"/>
+          <w:sz w:val="21"/>
+          <w:szCs w:val="21"/>
+          <w:lang w:eastAsia="en-GB"/>
+          <w14:ligatures w14:val="none"/>
+        </w:rPr>
+        <w:t xml:space="preserve"> %</w:t>
       </w:r>
       <w:proofErr w:type="spellStart"/>
       <w:r>
         <w:rPr>
           <w:rFonts w:ascii="Consolas" w:eastAsia="Times New Roman" w:hAnsi="Consolas" w:cs="Times New Roman"/>
-          <w:color w:val="9CDCFE"/>
+          <w:color w:val="D4D4D4"/>
           <w:kern w:val="0"/>
           <w:sz w:val="21"/>
           <w:szCs w:val="21"/>
@@ -4978,26 +3695,14 @@
       <w:r>
         <w:rPr>
           <w:rFonts w:ascii="Consolas" w:eastAsia="Times New Roman" w:hAnsi="Consolas" w:cs="Times New Roman"/>
-          <w:color w:val="9CDCFE"/>
-          <w:kern w:val="0"/>
-          <w:sz w:val="21"/>
-          <w:szCs w:val="21"/>
-          <w:lang w:eastAsia="en-GB"/>
-          <w14:ligatures w14:val="none"/>
-        </w:rPr>
-        <w:t>%</w:t>
-      </w:r>
-      <w:r>
-        <w:rPr>
-          <w:rFonts w:ascii="Consolas" w:eastAsia="Times New Roman" w:hAnsi="Consolas" w:cs="Times New Roman"/>
-          <w:color w:val="CCCCCC"/>
-          <w:kern w:val="0"/>
-          <w:sz w:val="21"/>
-          <w:szCs w:val="21"/>
-          <w:lang w:eastAsia="en-GB"/>
-          <w14:ligatures w14:val="none"/>
-        </w:rPr>
-        <w:t xml:space="preserve"> (</w:t>
+          <w:color w:val="D4D4D4"/>
+          <w:kern w:val="0"/>
+          <w:sz w:val="21"/>
+          <w:szCs w:val="21"/>
+          <w:lang w:eastAsia="en-GB"/>
+          <w14:ligatures w14:val="none"/>
+        </w:rPr>
+        <w:t>% (</w:t>
       </w:r>
     </w:p>
     <w:p>
@@ -5006,49 +3711,25 @@
         <w:spacing w:after="0" w:line="285" w:lineRule="atLeast"/>
         <w:rPr>
           <w:rFonts w:ascii="Consolas" w:eastAsia="Times New Roman" w:hAnsi="Consolas" w:cs="Times New Roman"/>
-          <w:color w:val="CCCCCC"/>
-          <w:kern w:val="0"/>
-          <w:sz w:val="21"/>
-          <w:szCs w:val="21"/>
-          <w:lang w:eastAsia="en-GB"/>
-          <w14:ligatures w14:val="none"/>
-        </w:rPr>
-      </w:pPr>
-      <w:r>
-        <w:rPr>
-          <w:rFonts w:ascii="Consolas" w:eastAsia="Times New Roman" w:hAnsi="Consolas" w:cs="Times New Roman"/>
-          <w:color w:val="CCCCCC"/>
-          <w:kern w:val="0"/>
-          <w:sz w:val="21"/>
-          <w:szCs w:val="21"/>
-          <w:lang w:eastAsia="en-GB"/>
-          <w14:ligatures w14:val="none"/>
-        </w:rPr>
-        <w:t xml:space="preserve">    </w:t>
-      </w:r>
-      <w:r>
-        <w:rPr>
-          <w:rFonts w:ascii="Consolas" w:eastAsia="Times New Roman" w:hAnsi="Consolas" w:cs="Times New Roman"/>
-          <w:color w:val="569CD6"/>
-          <w:kern w:val="0"/>
-          <w:sz w:val="21"/>
-          <w:szCs w:val="21"/>
-          <w:lang w:eastAsia="en-GB"/>
-          <w14:ligatures w14:val="none"/>
-        </w:rPr>
-        <w:t>echo</w:t>
-      </w:r>
-      <w:r>
-        <w:rPr>
-          <w:rFonts w:ascii="Consolas" w:eastAsia="Times New Roman" w:hAnsi="Consolas" w:cs="Times New Roman"/>
-          <w:color w:val="CCCCCC"/>
-          <w:kern w:val="0"/>
-          <w:sz w:val="21"/>
-          <w:szCs w:val="21"/>
-          <w:lang w:eastAsia="en-GB"/>
-          <w14:ligatures w14:val="none"/>
-        </w:rPr>
-        <w:t xml:space="preserve"> Log has too many entries. Removing oldest...</w:t>
+          <w:color w:val="D4D4D4"/>
+          <w:kern w:val="0"/>
+          <w:sz w:val="21"/>
+          <w:szCs w:val="21"/>
+          <w:lang w:eastAsia="en-GB"/>
+          <w14:ligatures w14:val="none"/>
+        </w:rPr>
+      </w:pPr>
+      <w:r>
+        <w:rPr>
+          <w:rFonts w:ascii="Consolas" w:eastAsia="Times New Roman" w:hAnsi="Consolas" w:cs="Times New Roman"/>
+          <w:color w:val="D4D4D4"/>
+          <w:kern w:val="0"/>
+          <w:sz w:val="21"/>
+          <w:szCs w:val="21"/>
+          <w:lang w:eastAsia="en-GB"/>
+          <w14:ligatures w14:val="none"/>
+        </w:rPr>
+        <w:t>    echo Log has too many entries. Removing oldest...</w:t>
       </w:r>
     </w:p>
     <w:p>
@@ -5057,85 +3738,25 @@
         <w:spacing w:after="0" w:line="285" w:lineRule="atLeast"/>
         <w:rPr>
           <w:rFonts w:ascii="Consolas" w:eastAsia="Times New Roman" w:hAnsi="Consolas" w:cs="Times New Roman"/>
-          <w:color w:val="CCCCCC"/>
-          <w:kern w:val="0"/>
-          <w:sz w:val="21"/>
-          <w:szCs w:val="21"/>
-          <w:lang w:eastAsia="en-GB"/>
-          <w14:ligatures w14:val="none"/>
-        </w:rPr>
-      </w:pPr>
-      <w:r>
-        <w:rPr>
-          <w:rFonts w:ascii="Consolas" w:eastAsia="Times New Roman" w:hAnsi="Consolas" w:cs="Times New Roman"/>
-          <w:color w:val="CCCCCC"/>
-          <w:kern w:val="0"/>
-          <w:sz w:val="21"/>
-          <w:szCs w:val="21"/>
-          <w:lang w:eastAsia="en-GB"/>
-          <w14:ligatures w14:val="none"/>
-        </w:rPr>
-        <w:t xml:space="preserve">    </w:t>
-      </w:r>
-      <w:r>
-        <w:rPr>
-          <w:rFonts w:ascii="Consolas" w:eastAsia="Times New Roman" w:hAnsi="Consolas" w:cs="Times New Roman"/>
-          <w:color w:val="569CD6"/>
-          <w:kern w:val="0"/>
-          <w:sz w:val="21"/>
-          <w:szCs w:val="21"/>
-          <w:lang w:eastAsia="en-GB"/>
-          <w14:ligatures w14:val="none"/>
-        </w:rPr>
-        <w:t>set</w:t>
-      </w:r>
-      <w:r>
-        <w:rPr>
-          <w:rFonts w:ascii="Consolas" w:eastAsia="Times New Roman" w:hAnsi="Consolas" w:cs="Times New Roman"/>
-          <w:color w:val="CCCCCC"/>
-          <w:kern w:val="0"/>
-          <w:sz w:val="21"/>
-          <w:szCs w:val="21"/>
-          <w:lang w:eastAsia="en-GB"/>
-          <w14:ligatures w14:val="none"/>
-        </w:rPr>
-        <w:t xml:space="preserve"> </w:t>
-      </w:r>
-      <w:r>
-        <w:rPr>
-          <w:rFonts w:ascii="Consolas" w:eastAsia="Times New Roman" w:hAnsi="Consolas" w:cs="Times New Roman"/>
-          <w:color w:val="9CDCFE"/>
-          <w:kern w:val="0"/>
-          <w:sz w:val="21"/>
-          <w:szCs w:val="21"/>
-          <w:lang w:eastAsia="en-GB"/>
-          <w14:ligatures w14:val="none"/>
-        </w:rPr>
-        <w:t>skip</w:t>
-      </w:r>
-      <w:r>
-        <w:rPr>
-          <w:rFonts w:ascii="Consolas" w:eastAsia="Times New Roman" w:hAnsi="Consolas" w:cs="Times New Roman"/>
-          <w:color w:val="D4D4D4"/>
-          <w:kern w:val="0"/>
-          <w:sz w:val="21"/>
-          <w:szCs w:val="21"/>
-          <w:lang w:eastAsia="en-GB"/>
-          <w14:ligatures w14:val="none"/>
-        </w:rPr>
-        <w:t>=</w:t>
-      </w:r>
-      <w:r>
-        <w:rPr>
-          <w:rFonts w:ascii="Consolas" w:eastAsia="Times New Roman" w:hAnsi="Consolas" w:cs="Times New Roman"/>
-          <w:color w:val="B5CEA8"/>
-          <w:kern w:val="0"/>
-          <w:sz w:val="21"/>
-          <w:szCs w:val="21"/>
-          <w:lang w:eastAsia="en-GB"/>
-          <w14:ligatures w14:val="none"/>
-        </w:rPr>
-        <w:t>1</w:t>
+          <w:color w:val="D4D4D4"/>
+          <w:kern w:val="0"/>
+          <w:sz w:val="21"/>
+          <w:szCs w:val="21"/>
+          <w:lang w:eastAsia="en-GB"/>
+          <w14:ligatures w14:val="none"/>
+        </w:rPr>
+      </w:pPr>
+      <w:r>
+        <w:rPr>
+          <w:rFonts w:ascii="Consolas" w:eastAsia="Times New Roman" w:hAnsi="Consolas" w:cs="Times New Roman"/>
+          <w:color w:val="D4D4D4"/>
+          <w:kern w:val="0"/>
+          <w:sz w:val="21"/>
+          <w:szCs w:val="21"/>
+          <w:lang w:eastAsia="en-GB"/>
+          <w14:ligatures w14:val="none"/>
+        </w:rPr>
+        <w:t>    set skip=1</w:t>
       </w:r>
     </w:p>
     <w:p>
@@ -5144,79 +3765,31 @@
         <w:spacing w:after="0" w:line="285" w:lineRule="atLeast"/>
         <w:rPr>
           <w:rFonts w:ascii="Consolas" w:eastAsia="Times New Roman" w:hAnsi="Consolas" w:cs="Times New Roman"/>
-          <w:color w:val="CCCCCC"/>
-          <w:kern w:val="0"/>
-          <w:sz w:val="21"/>
-          <w:szCs w:val="21"/>
-          <w:lang w:eastAsia="en-GB"/>
-          <w14:ligatures w14:val="none"/>
-        </w:rPr>
-      </w:pPr>
-      <w:r>
-        <w:rPr>
-          <w:rFonts w:ascii="Consolas" w:eastAsia="Times New Roman" w:hAnsi="Consolas" w:cs="Times New Roman"/>
-          <w:color w:val="CCCCCC"/>
-          <w:kern w:val="0"/>
-          <w:sz w:val="21"/>
-          <w:szCs w:val="21"/>
-          <w:lang w:eastAsia="en-GB"/>
-          <w14:ligatures w14:val="none"/>
-        </w:rPr>
-        <w:t xml:space="preserve">    </w:t>
-      </w:r>
-      <w:r>
-        <w:rPr>
-          <w:rFonts w:ascii="Consolas" w:eastAsia="Times New Roman" w:hAnsi="Consolas" w:cs="Times New Roman"/>
-          <w:color w:val="D4D4D4"/>
-          <w:kern w:val="0"/>
-          <w:sz w:val="21"/>
-          <w:szCs w:val="21"/>
-          <w:lang w:eastAsia="en-GB"/>
-          <w14:ligatures w14:val="none"/>
-        </w:rPr>
-        <w:t>&gt;</w:t>
-      </w:r>
-      <w:r>
-        <w:rPr>
-          <w:rFonts w:ascii="Consolas" w:eastAsia="Times New Roman" w:hAnsi="Consolas" w:cs="Times New Roman"/>
-          <w:color w:val="CCCCCC"/>
-          <w:kern w:val="0"/>
-          <w:sz w:val="21"/>
-          <w:szCs w:val="21"/>
-          <w:lang w:eastAsia="en-GB"/>
-          <w14:ligatures w14:val="none"/>
-        </w:rPr>
-        <w:t xml:space="preserve"> </w:t>
-      </w:r>
-      <w:r>
-        <w:rPr>
-          <w:rFonts w:ascii="Consolas" w:eastAsia="Times New Roman" w:hAnsi="Consolas" w:cs="Times New Roman"/>
-          <w:color w:val="CE9178"/>
-          <w:kern w:val="0"/>
-          <w:sz w:val="21"/>
-          <w:szCs w:val="21"/>
-          <w:lang w:eastAsia="en-GB"/>
-          <w14:ligatures w14:val="none"/>
-        </w:rPr>
-        <w:t>"</w:t>
-      </w:r>
-      <w:r>
-        <w:rPr>
-          <w:rFonts w:ascii="Consolas" w:eastAsia="Times New Roman" w:hAnsi="Consolas" w:cs="Times New Roman"/>
-          <w:color w:val="9CDCFE"/>
-          <w:kern w:val="0"/>
-          <w:sz w:val="21"/>
-          <w:szCs w:val="21"/>
-          <w:lang w:eastAsia="en-GB"/>
-          <w14:ligatures w14:val="none"/>
-        </w:rPr>
-        <w:t>%</w:t>
+          <w:color w:val="D4D4D4"/>
+          <w:kern w:val="0"/>
+          <w:sz w:val="21"/>
+          <w:szCs w:val="21"/>
+          <w:lang w:eastAsia="en-GB"/>
+          <w14:ligatures w14:val="none"/>
+        </w:rPr>
+      </w:pPr>
+      <w:r>
+        <w:rPr>
+          <w:rFonts w:ascii="Consolas" w:eastAsia="Times New Roman" w:hAnsi="Consolas" w:cs="Times New Roman"/>
+          <w:color w:val="D4D4D4"/>
+          <w:kern w:val="0"/>
+          <w:sz w:val="21"/>
+          <w:szCs w:val="21"/>
+          <w:lang w:eastAsia="en-GB"/>
+          <w14:ligatures w14:val="none"/>
+        </w:rPr>
+        <w:t>    &gt; "%</w:t>
       </w:r>
       <w:proofErr w:type="spellStart"/>
       <w:r>
         <w:rPr>
           <w:rFonts w:ascii="Consolas" w:eastAsia="Times New Roman" w:hAnsi="Consolas" w:cs="Times New Roman"/>
-          <w:color w:val="9CDCFE"/>
+          <w:color w:val="D4D4D4"/>
           <w:kern w:val="0"/>
           <w:sz w:val="21"/>
           <w:szCs w:val="21"/>
@@ -5229,38 +3802,14 @@
       <w:r>
         <w:rPr>
           <w:rFonts w:ascii="Consolas" w:eastAsia="Times New Roman" w:hAnsi="Consolas" w:cs="Times New Roman"/>
-          <w:color w:val="9CDCFE"/>
-          <w:kern w:val="0"/>
-          <w:sz w:val="21"/>
-          <w:szCs w:val="21"/>
-          <w:lang w:eastAsia="en-GB"/>
-          <w14:ligatures w14:val="none"/>
-        </w:rPr>
-        <w:t>%</w:t>
-      </w:r>
-      <w:r>
-        <w:rPr>
-          <w:rFonts w:ascii="Consolas" w:eastAsia="Times New Roman" w:hAnsi="Consolas" w:cs="Times New Roman"/>
-          <w:color w:val="CE9178"/>
-          <w:kern w:val="0"/>
-          <w:sz w:val="21"/>
-          <w:szCs w:val="21"/>
-          <w:lang w:eastAsia="en-GB"/>
-          <w14:ligatures w14:val="none"/>
-        </w:rPr>
-        <w:t>"</w:t>
-      </w:r>
-      <w:r>
-        <w:rPr>
-          <w:rFonts w:ascii="Consolas" w:eastAsia="Times New Roman" w:hAnsi="Consolas" w:cs="Times New Roman"/>
-          <w:color w:val="CCCCCC"/>
-          <w:kern w:val="0"/>
-          <w:sz w:val="21"/>
-          <w:szCs w:val="21"/>
-          <w:lang w:eastAsia="en-GB"/>
-          <w14:ligatures w14:val="none"/>
-        </w:rPr>
-        <w:t xml:space="preserve"> (</w:t>
+          <w:color w:val="D4D4D4"/>
+          <w:kern w:val="0"/>
+          <w:sz w:val="21"/>
+          <w:szCs w:val="21"/>
+          <w:lang w:eastAsia="en-GB"/>
+          <w14:ligatures w14:val="none"/>
+        </w:rPr>
+        <w:t>%" (</w:t>
       </w:r>
     </w:p>
     <w:p>
@@ -5269,67 +3818,31 @@
         <w:spacing w:after="0" w:line="285" w:lineRule="atLeast"/>
         <w:rPr>
           <w:rFonts w:ascii="Consolas" w:eastAsia="Times New Roman" w:hAnsi="Consolas" w:cs="Times New Roman"/>
-          <w:color w:val="CCCCCC"/>
-          <w:kern w:val="0"/>
-          <w:sz w:val="21"/>
-          <w:szCs w:val="21"/>
-          <w:lang w:eastAsia="en-GB"/>
-          <w14:ligatures w14:val="none"/>
-        </w:rPr>
-      </w:pPr>
-      <w:r>
-        <w:rPr>
-          <w:rFonts w:ascii="Consolas" w:eastAsia="Times New Roman" w:hAnsi="Consolas" w:cs="Times New Roman"/>
-          <w:color w:val="CCCCCC"/>
-          <w:kern w:val="0"/>
-          <w:sz w:val="21"/>
-          <w:szCs w:val="21"/>
-          <w:lang w:eastAsia="en-GB"/>
-          <w14:ligatures w14:val="none"/>
-        </w:rPr>
-        <w:t xml:space="preserve">        </w:t>
-      </w:r>
-      <w:r>
-        <w:rPr>
-          <w:rFonts w:ascii="Consolas" w:eastAsia="Times New Roman" w:hAnsi="Consolas" w:cs="Times New Roman"/>
-          <w:color w:val="C586C0"/>
-          <w:kern w:val="0"/>
-          <w:sz w:val="21"/>
-          <w:szCs w:val="21"/>
-          <w:lang w:eastAsia="en-GB"/>
-          <w14:ligatures w14:val="none"/>
-        </w:rPr>
-        <w:t>for</w:t>
-      </w:r>
-      <w:r>
-        <w:rPr>
-          <w:rFonts w:ascii="Consolas" w:eastAsia="Times New Roman" w:hAnsi="Consolas" w:cs="Times New Roman"/>
-          <w:color w:val="CCCCCC"/>
-          <w:kern w:val="0"/>
-          <w:sz w:val="21"/>
-          <w:szCs w:val="21"/>
-          <w:lang w:eastAsia="en-GB"/>
-          <w14:ligatures w14:val="none"/>
-        </w:rPr>
-        <w:t xml:space="preserve"> /f </w:t>
-      </w:r>
-      <w:r>
-        <w:rPr>
-          <w:rFonts w:ascii="Consolas" w:eastAsia="Times New Roman" w:hAnsi="Consolas" w:cs="Times New Roman"/>
-          <w:color w:val="CE9178"/>
-          <w:kern w:val="0"/>
-          <w:sz w:val="21"/>
-          <w:szCs w:val="21"/>
-          <w:lang w:eastAsia="en-GB"/>
-          <w14:ligatures w14:val="none"/>
-        </w:rPr>
-        <w:t>"</w:t>
+          <w:color w:val="D4D4D4"/>
+          <w:kern w:val="0"/>
+          <w:sz w:val="21"/>
+          <w:szCs w:val="21"/>
+          <w:lang w:eastAsia="en-GB"/>
+          <w14:ligatures w14:val="none"/>
+        </w:rPr>
+      </w:pPr>
+      <w:r>
+        <w:rPr>
+          <w:rFonts w:ascii="Consolas" w:eastAsia="Times New Roman" w:hAnsi="Consolas" w:cs="Times New Roman"/>
+          <w:color w:val="D4D4D4"/>
+          <w:kern w:val="0"/>
+          <w:sz w:val="21"/>
+          <w:szCs w:val="21"/>
+          <w:lang w:eastAsia="en-GB"/>
+          <w14:ligatures w14:val="none"/>
+        </w:rPr>
+        <w:t>        for /f "</w:t>
       </w:r>
       <w:proofErr w:type="spellStart"/>
       <w:r>
         <w:rPr>
           <w:rFonts w:ascii="Consolas" w:eastAsia="Times New Roman" w:hAnsi="Consolas" w:cs="Times New Roman"/>
-          <w:color w:val="CE9178"/>
+          <w:color w:val="D4D4D4"/>
           <w:kern w:val="0"/>
           <w:sz w:val="21"/>
           <w:szCs w:val="21"/>
@@ -5342,92 +3855,20 @@
       <w:r>
         <w:rPr>
           <w:rFonts w:ascii="Consolas" w:eastAsia="Times New Roman" w:hAnsi="Consolas" w:cs="Times New Roman"/>
-          <w:color w:val="CE9178"/>
-          <w:kern w:val="0"/>
-          <w:sz w:val="21"/>
-          <w:szCs w:val="21"/>
-          <w:lang w:eastAsia="en-GB"/>
-          <w14:ligatures w14:val="none"/>
-        </w:rPr>
-        <w:t>="</w:t>
-      </w:r>
-      <w:r>
-        <w:rPr>
-          <w:rFonts w:ascii="Consolas" w:eastAsia="Times New Roman" w:hAnsi="Consolas" w:cs="Times New Roman"/>
-          <w:color w:val="CCCCCC"/>
-          <w:kern w:val="0"/>
-          <w:sz w:val="21"/>
-          <w:szCs w:val="21"/>
-          <w:lang w:eastAsia="en-GB"/>
-          <w14:ligatures w14:val="none"/>
-        </w:rPr>
-        <w:t xml:space="preserve"> </w:t>
-      </w:r>
-      <w:r>
-        <w:rPr>
-          <w:rFonts w:ascii="Consolas" w:eastAsia="Times New Roman" w:hAnsi="Consolas" w:cs="Times New Roman"/>
-          <w:color w:val="9CDCFE"/>
-          <w:kern w:val="0"/>
-          <w:sz w:val="21"/>
-          <w:szCs w:val="21"/>
-          <w:lang w:eastAsia="en-GB"/>
-          <w14:ligatures w14:val="none"/>
-        </w:rPr>
-        <w:t>%%A</w:t>
-      </w:r>
-      <w:r>
-        <w:rPr>
-          <w:rFonts w:ascii="Consolas" w:eastAsia="Times New Roman" w:hAnsi="Consolas" w:cs="Times New Roman"/>
-          <w:color w:val="CCCCCC"/>
-          <w:kern w:val="0"/>
-          <w:sz w:val="21"/>
-          <w:szCs w:val="21"/>
-          <w:lang w:eastAsia="en-GB"/>
-          <w14:ligatures w14:val="none"/>
-        </w:rPr>
-        <w:t xml:space="preserve"> </w:t>
-      </w:r>
-      <w:r>
-        <w:rPr>
-          <w:rFonts w:ascii="Consolas" w:eastAsia="Times New Roman" w:hAnsi="Consolas" w:cs="Times New Roman"/>
-          <w:color w:val="C586C0"/>
-          <w:kern w:val="0"/>
-          <w:sz w:val="21"/>
-          <w:szCs w:val="21"/>
-          <w:lang w:eastAsia="en-GB"/>
-          <w14:ligatures w14:val="none"/>
-        </w:rPr>
-        <w:t>in</w:t>
-      </w:r>
-      <w:r>
-        <w:rPr>
-          <w:rFonts w:ascii="Consolas" w:eastAsia="Times New Roman" w:hAnsi="Consolas" w:cs="Times New Roman"/>
-          <w:color w:val="CCCCCC"/>
-          <w:kern w:val="0"/>
-          <w:sz w:val="21"/>
-          <w:szCs w:val="21"/>
-          <w:lang w:eastAsia="en-GB"/>
-          <w14:ligatures w14:val="none"/>
-        </w:rPr>
-        <w:t xml:space="preserve"> (</w:t>
-      </w:r>
-      <w:r>
-        <w:rPr>
-          <w:rFonts w:ascii="Consolas" w:eastAsia="Times New Roman" w:hAnsi="Consolas" w:cs="Times New Roman"/>
-          <w:color w:val="9CDCFE"/>
-          <w:kern w:val="0"/>
-          <w:sz w:val="21"/>
-          <w:szCs w:val="21"/>
-          <w:lang w:eastAsia="en-GB"/>
-          <w14:ligatures w14:val="none"/>
-        </w:rPr>
-        <w:t>%</w:t>
+          <w:color w:val="D4D4D4"/>
+          <w:kern w:val="0"/>
+          <w:sz w:val="21"/>
+          <w:szCs w:val="21"/>
+          <w:lang w:eastAsia="en-GB"/>
+          <w14:ligatures w14:val="none"/>
+        </w:rPr>
+        <w:t>=" %%A in (%</w:t>
       </w:r>
       <w:proofErr w:type="spellStart"/>
       <w:r>
         <w:rPr>
           <w:rFonts w:ascii="Consolas" w:eastAsia="Times New Roman" w:hAnsi="Consolas" w:cs="Times New Roman"/>
-          <w:color w:val="9CDCFE"/>
+          <w:color w:val="D4D4D4"/>
           <w:kern w:val="0"/>
           <w:sz w:val="21"/>
           <w:szCs w:val="21"/>
@@ -5440,50 +3881,14 @@
       <w:r>
         <w:rPr>
           <w:rFonts w:ascii="Consolas" w:eastAsia="Times New Roman" w:hAnsi="Consolas" w:cs="Times New Roman"/>
-          <w:color w:val="9CDCFE"/>
-          <w:kern w:val="0"/>
-          <w:sz w:val="21"/>
-          <w:szCs w:val="21"/>
-          <w:lang w:eastAsia="en-GB"/>
-          <w14:ligatures w14:val="none"/>
-        </w:rPr>
-        <w:t>%</w:t>
-      </w:r>
-      <w:r>
-        <w:rPr>
-          <w:rFonts w:ascii="Consolas" w:eastAsia="Times New Roman" w:hAnsi="Consolas" w:cs="Times New Roman"/>
-          <w:color w:val="CCCCCC"/>
-          <w:kern w:val="0"/>
-          <w:sz w:val="21"/>
-          <w:szCs w:val="21"/>
-          <w:lang w:eastAsia="en-GB"/>
-          <w14:ligatures w14:val="none"/>
-        </w:rPr>
-        <w:t xml:space="preserve">) </w:t>
-      </w:r>
-      <w:r>
-        <w:rPr>
-          <w:rFonts w:ascii="Consolas" w:eastAsia="Times New Roman" w:hAnsi="Consolas" w:cs="Times New Roman"/>
-          <w:color w:val="C586C0"/>
-          <w:kern w:val="0"/>
-          <w:sz w:val="21"/>
-          <w:szCs w:val="21"/>
-          <w:lang w:eastAsia="en-GB"/>
-          <w14:ligatures w14:val="none"/>
-        </w:rPr>
-        <w:t>do</w:t>
-      </w:r>
-      <w:r>
-        <w:rPr>
-          <w:rFonts w:ascii="Consolas" w:eastAsia="Times New Roman" w:hAnsi="Consolas" w:cs="Times New Roman"/>
-          <w:color w:val="CCCCCC"/>
-          <w:kern w:val="0"/>
-          <w:sz w:val="21"/>
-          <w:szCs w:val="21"/>
-          <w:lang w:eastAsia="en-GB"/>
-          <w14:ligatures w14:val="none"/>
-        </w:rPr>
-        <w:t xml:space="preserve"> (</w:t>
+          <w:color w:val="D4D4D4"/>
+          <w:kern w:val="0"/>
+          <w:sz w:val="21"/>
+          <w:szCs w:val="21"/>
+          <w:lang w:eastAsia="en-GB"/>
+          <w14:ligatures w14:val="none"/>
+        </w:rPr>
+        <w:t>%) do (</w:t>
       </w:r>
     </w:p>
     <w:p>
@@ -5492,73 +3897,25 @@
         <w:spacing w:after="0" w:line="285" w:lineRule="atLeast"/>
         <w:rPr>
           <w:rFonts w:ascii="Consolas" w:eastAsia="Times New Roman" w:hAnsi="Consolas" w:cs="Times New Roman"/>
-          <w:color w:val="CCCCCC"/>
-          <w:kern w:val="0"/>
-          <w:sz w:val="21"/>
-          <w:szCs w:val="21"/>
-          <w:lang w:eastAsia="en-GB"/>
-          <w14:ligatures w14:val="none"/>
-        </w:rPr>
-      </w:pPr>
-      <w:r>
-        <w:rPr>
-          <w:rFonts w:ascii="Consolas" w:eastAsia="Times New Roman" w:hAnsi="Consolas" w:cs="Times New Roman"/>
-          <w:color w:val="CCCCCC"/>
-          <w:kern w:val="0"/>
-          <w:sz w:val="21"/>
-          <w:szCs w:val="21"/>
-          <w:lang w:eastAsia="en-GB"/>
-          <w14:ligatures w14:val="none"/>
-        </w:rPr>
-        <w:t xml:space="preserve">            </w:t>
-      </w:r>
-      <w:r>
-        <w:rPr>
-          <w:rFonts w:ascii="Consolas" w:eastAsia="Times New Roman" w:hAnsi="Consolas" w:cs="Times New Roman"/>
-          <w:color w:val="C586C0"/>
-          <w:kern w:val="0"/>
-          <w:sz w:val="21"/>
-          <w:szCs w:val="21"/>
-          <w:lang w:eastAsia="en-GB"/>
-          <w14:ligatures w14:val="none"/>
-        </w:rPr>
-        <w:t>if</w:t>
-      </w:r>
-      <w:r>
-        <w:rPr>
-          <w:rFonts w:ascii="Consolas" w:eastAsia="Times New Roman" w:hAnsi="Consolas" w:cs="Times New Roman"/>
-          <w:color w:val="CCCCCC"/>
-          <w:kern w:val="0"/>
-          <w:sz w:val="21"/>
-          <w:szCs w:val="21"/>
-          <w:lang w:eastAsia="en-GB"/>
-          <w14:ligatures w14:val="none"/>
-        </w:rPr>
-        <w:t xml:space="preserve"> </w:t>
-      </w:r>
-      <w:r>
-        <w:rPr>
-          <w:rFonts w:ascii="Consolas" w:eastAsia="Times New Roman" w:hAnsi="Consolas" w:cs="Times New Roman"/>
-          <w:color w:val="569CD6"/>
-          <w:kern w:val="0"/>
-          <w:sz w:val="21"/>
-          <w:szCs w:val="21"/>
-          <w:lang w:eastAsia="en-GB"/>
-          <w14:ligatures w14:val="none"/>
-        </w:rPr>
-        <w:t>defined</w:t>
-      </w:r>
-      <w:r>
-        <w:rPr>
-          <w:rFonts w:ascii="Consolas" w:eastAsia="Times New Roman" w:hAnsi="Consolas" w:cs="Times New Roman"/>
-          <w:color w:val="CCCCCC"/>
-          <w:kern w:val="0"/>
-          <w:sz w:val="21"/>
-          <w:szCs w:val="21"/>
-          <w:lang w:eastAsia="en-GB"/>
-          <w14:ligatures w14:val="none"/>
-        </w:rPr>
-        <w:t xml:space="preserve"> skip (</w:t>
+          <w:color w:val="D4D4D4"/>
+          <w:kern w:val="0"/>
+          <w:sz w:val="21"/>
+          <w:szCs w:val="21"/>
+          <w:lang w:eastAsia="en-GB"/>
+          <w14:ligatures w14:val="none"/>
+        </w:rPr>
+      </w:pPr>
+      <w:r>
+        <w:rPr>
+          <w:rFonts w:ascii="Consolas" w:eastAsia="Times New Roman" w:hAnsi="Consolas" w:cs="Times New Roman"/>
+          <w:color w:val="D4D4D4"/>
+          <w:kern w:val="0"/>
+          <w:sz w:val="21"/>
+          <w:szCs w:val="21"/>
+          <w:lang w:eastAsia="en-GB"/>
+          <w14:ligatures w14:val="none"/>
+        </w:rPr>
+        <w:t>            if defined skip (</w:t>
       </w:r>
     </w:p>
     <w:p>
@@ -5567,73 +3924,25 @@
         <w:spacing w:after="0" w:line="285" w:lineRule="atLeast"/>
         <w:rPr>
           <w:rFonts w:ascii="Consolas" w:eastAsia="Times New Roman" w:hAnsi="Consolas" w:cs="Times New Roman"/>
-          <w:color w:val="CCCCCC"/>
-          <w:kern w:val="0"/>
-          <w:sz w:val="21"/>
-          <w:szCs w:val="21"/>
-          <w:lang w:eastAsia="en-GB"/>
-          <w14:ligatures w14:val="none"/>
-        </w:rPr>
-      </w:pPr>
-      <w:r>
-        <w:rPr>
-          <w:rFonts w:ascii="Consolas" w:eastAsia="Times New Roman" w:hAnsi="Consolas" w:cs="Times New Roman"/>
-          <w:color w:val="CCCCCC"/>
-          <w:kern w:val="0"/>
-          <w:sz w:val="21"/>
-          <w:szCs w:val="21"/>
-          <w:lang w:eastAsia="en-GB"/>
-          <w14:ligatures w14:val="none"/>
-        </w:rPr>
-        <w:t xml:space="preserve">                </w:t>
-      </w:r>
-      <w:r>
-        <w:rPr>
-          <w:rFonts w:ascii="Consolas" w:eastAsia="Times New Roman" w:hAnsi="Consolas" w:cs="Times New Roman"/>
-          <w:color w:val="569CD6"/>
-          <w:kern w:val="0"/>
-          <w:sz w:val="21"/>
-          <w:szCs w:val="21"/>
-          <w:lang w:eastAsia="en-GB"/>
-          <w14:ligatures w14:val="none"/>
-        </w:rPr>
-        <w:t>set</w:t>
-      </w:r>
-      <w:r>
-        <w:rPr>
-          <w:rFonts w:ascii="Consolas" w:eastAsia="Times New Roman" w:hAnsi="Consolas" w:cs="Times New Roman"/>
-          <w:color w:val="CCCCCC"/>
-          <w:kern w:val="0"/>
-          <w:sz w:val="21"/>
-          <w:szCs w:val="21"/>
-          <w:lang w:eastAsia="en-GB"/>
-          <w14:ligatures w14:val="none"/>
-        </w:rPr>
-        <w:t xml:space="preserve"> </w:t>
-      </w:r>
-      <w:r>
-        <w:rPr>
-          <w:rFonts w:ascii="Consolas" w:eastAsia="Times New Roman" w:hAnsi="Consolas" w:cs="Times New Roman"/>
-          <w:color w:val="9CDCFE"/>
-          <w:kern w:val="0"/>
-          <w:sz w:val="21"/>
-          <w:szCs w:val="21"/>
-          <w:lang w:eastAsia="en-GB"/>
-          <w14:ligatures w14:val="none"/>
-        </w:rPr>
-        <w:t>skip</w:t>
-      </w:r>
-      <w:r>
-        <w:rPr>
-          <w:rFonts w:ascii="Consolas" w:eastAsia="Times New Roman" w:hAnsi="Consolas" w:cs="Times New Roman"/>
-          <w:color w:val="D4D4D4"/>
-          <w:kern w:val="0"/>
-          <w:sz w:val="21"/>
-          <w:szCs w:val="21"/>
-          <w:lang w:eastAsia="en-GB"/>
-          <w14:ligatures w14:val="none"/>
-        </w:rPr>
-        <w:t>=</w:t>
+          <w:color w:val="D4D4D4"/>
+          <w:kern w:val="0"/>
+          <w:sz w:val="21"/>
+          <w:szCs w:val="21"/>
+          <w:lang w:eastAsia="en-GB"/>
+          <w14:ligatures w14:val="none"/>
+        </w:rPr>
+      </w:pPr>
+      <w:r>
+        <w:rPr>
+          <w:rFonts w:ascii="Consolas" w:eastAsia="Times New Roman" w:hAnsi="Consolas" w:cs="Times New Roman"/>
+          <w:color w:val="D4D4D4"/>
+          <w:kern w:val="0"/>
+          <w:sz w:val="21"/>
+          <w:szCs w:val="21"/>
+          <w:lang w:eastAsia="en-GB"/>
+          <w14:ligatures w14:val="none"/>
+        </w:rPr>
+        <w:t>                set skip=</w:t>
       </w:r>
     </w:p>
     <w:p>
@@ -5642,18 +3951,18 @@
         <w:spacing w:after="0" w:line="285" w:lineRule="atLeast"/>
         <w:rPr>
           <w:rFonts w:ascii="Consolas" w:eastAsia="Times New Roman" w:hAnsi="Consolas" w:cs="Times New Roman"/>
-          <w:color w:val="CCCCCC"/>
-          <w:kern w:val="0"/>
-          <w:sz w:val="21"/>
-          <w:szCs w:val="21"/>
-          <w:lang w:eastAsia="en-GB"/>
-          <w14:ligatures w14:val="none"/>
-        </w:rPr>
-      </w:pPr>
-      <w:r>
-        <w:rPr>
-          <w:rFonts w:ascii="Consolas" w:eastAsia="Times New Roman" w:hAnsi="Consolas" w:cs="Times New Roman"/>
-          <w:color w:val="CCCCCC"/>
+          <w:color w:val="D4D4D4"/>
+          <w:kern w:val="0"/>
+          <w:sz w:val="21"/>
+          <w:szCs w:val="21"/>
+          <w:lang w:eastAsia="en-GB"/>
+          <w14:ligatures w14:val="none"/>
+        </w:rPr>
+      </w:pPr>
+      <w:r>
+        <w:rPr>
+          <w:rFonts w:ascii="Consolas" w:eastAsia="Times New Roman" w:hAnsi="Consolas" w:cs="Times New Roman"/>
+          <w:color w:val="D4D4D4"/>
           <w:kern w:val="0"/>
           <w:sz w:val="21"/>
           <w:szCs w:val="21"/>
@@ -5666,7 +3975,7 @@
       <w:r>
         <w:rPr>
           <w:rFonts w:ascii="Consolas" w:eastAsia="Times New Roman" w:hAnsi="Consolas" w:cs="Times New Roman"/>
-          <w:color w:val="C586C0"/>
+          <w:color w:val="D4D4D4"/>
           <w:kern w:val="0"/>
           <w:sz w:val="21"/>
           <w:szCs w:val="21"/>
@@ -5679,7 +3988,7 @@
       <w:r>
         <w:rPr>
           <w:rFonts w:ascii="Consolas" w:eastAsia="Times New Roman" w:hAnsi="Consolas" w:cs="Times New Roman"/>
-          <w:color w:val="CCCCCC"/>
+          <w:color w:val="D4D4D4"/>
           <w:kern w:val="0"/>
           <w:sz w:val="21"/>
           <w:szCs w:val="21"/>
@@ -5695,61 +4004,25 @@
         <w:spacing w:after="0" w:line="285" w:lineRule="atLeast"/>
         <w:rPr>
           <w:rFonts w:ascii="Consolas" w:eastAsia="Times New Roman" w:hAnsi="Consolas" w:cs="Times New Roman"/>
-          <w:color w:val="CCCCCC"/>
-          <w:kern w:val="0"/>
-          <w:sz w:val="21"/>
-          <w:szCs w:val="21"/>
-          <w:lang w:eastAsia="en-GB"/>
-          <w14:ligatures w14:val="none"/>
-        </w:rPr>
-      </w:pPr>
-      <w:r>
-        <w:rPr>
-          <w:rFonts w:ascii="Consolas" w:eastAsia="Times New Roman" w:hAnsi="Consolas" w:cs="Times New Roman"/>
-          <w:color w:val="CCCCCC"/>
-          <w:kern w:val="0"/>
-          <w:sz w:val="21"/>
-          <w:szCs w:val="21"/>
-          <w:lang w:eastAsia="en-GB"/>
-          <w14:ligatures w14:val="none"/>
-        </w:rPr>
-        <w:t xml:space="preserve">                </w:t>
-      </w:r>
-      <w:r>
-        <w:rPr>
-          <w:rFonts w:ascii="Consolas" w:eastAsia="Times New Roman" w:hAnsi="Consolas" w:cs="Times New Roman"/>
-          <w:color w:val="569CD6"/>
-          <w:kern w:val="0"/>
-          <w:sz w:val="21"/>
-          <w:szCs w:val="21"/>
-          <w:lang w:eastAsia="en-GB"/>
-          <w14:ligatures w14:val="none"/>
-        </w:rPr>
-        <w:t>echo</w:t>
-      </w:r>
-      <w:r>
-        <w:rPr>
-          <w:rFonts w:ascii="Consolas" w:eastAsia="Times New Roman" w:hAnsi="Consolas" w:cs="Times New Roman"/>
-          <w:color w:val="CCCCCC"/>
-          <w:kern w:val="0"/>
-          <w:sz w:val="21"/>
-          <w:szCs w:val="21"/>
-          <w:lang w:eastAsia="en-GB"/>
-          <w14:ligatures w14:val="none"/>
-        </w:rPr>
-        <w:t xml:space="preserve"> </w:t>
-      </w:r>
-      <w:r>
-        <w:rPr>
-          <w:rFonts w:ascii="Consolas" w:eastAsia="Times New Roman" w:hAnsi="Consolas" w:cs="Times New Roman"/>
-          <w:color w:val="9CDCFE"/>
-          <w:kern w:val="0"/>
-          <w:sz w:val="21"/>
-          <w:szCs w:val="21"/>
-          <w:lang w:eastAsia="en-GB"/>
-          <w14:ligatures w14:val="none"/>
-        </w:rPr>
-        <w:t>%%A</w:t>
+          <w:color w:val="D4D4D4"/>
+          <w:kern w:val="0"/>
+          <w:sz w:val="21"/>
+          <w:szCs w:val="21"/>
+          <w:lang w:eastAsia="en-GB"/>
+          <w14:ligatures w14:val="none"/>
+        </w:rPr>
+      </w:pPr>
+      <w:r>
+        <w:rPr>
+          <w:rFonts w:ascii="Consolas" w:eastAsia="Times New Roman" w:hAnsi="Consolas" w:cs="Times New Roman"/>
+          <w:color w:val="D4D4D4"/>
+          <w:kern w:val="0"/>
+          <w:sz w:val="21"/>
+          <w:szCs w:val="21"/>
+          <w:lang w:eastAsia="en-GB"/>
+          <w14:ligatures w14:val="none"/>
+        </w:rPr>
+        <w:t>                echo %%A</w:t>
       </w:r>
     </w:p>
     <w:p>
@@ -5758,18 +4031,18 @@
         <w:spacing w:after="0" w:line="285" w:lineRule="atLeast"/>
         <w:rPr>
           <w:rFonts w:ascii="Consolas" w:eastAsia="Times New Roman" w:hAnsi="Consolas" w:cs="Times New Roman"/>
-          <w:color w:val="CCCCCC"/>
-          <w:kern w:val="0"/>
-          <w:sz w:val="21"/>
-          <w:szCs w:val="21"/>
-          <w:lang w:eastAsia="en-GB"/>
-          <w14:ligatures w14:val="none"/>
-        </w:rPr>
-      </w:pPr>
-      <w:r>
-        <w:rPr>
-          <w:rFonts w:ascii="Consolas" w:eastAsia="Times New Roman" w:hAnsi="Consolas" w:cs="Times New Roman"/>
-          <w:color w:val="CCCCCC"/>
+          <w:color w:val="D4D4D4"/>
+          <w:kern w:val="0"/>
+          <w:sz w:val="21"/>
+          <w:szCs w:val="21"/>
+          <w:lang w:eastAsia="en-GB"/>
+          <w14:ligatures w14:val="none"/>
+        </w:rPr>
+      </w:pPr>
+      <w:r>
+        <w:rPr>
+          <w:rFonts w:ascii="Consolas" w:eastAsia="Times New Roman" w:hAnsi="Consolas" w:cs="Times New Roman"/>
+          <w:color w:val="D4D4D4"/>
           <w:kern w:val="0"/>
           <w:sz w:val="21"/>
           <w:szCs w:val="21"/>
@@ -5785,18 +4058,18 @@
         <w:spacing w:after="0" w:line="285" w:lineRule="atLeast"/>
         <w:rPr>
           <w:rFonts w:ascii="Consolas" w:eastAsia="Times New Roman" w:hAnsi="Consolas" w:cs="Times New Roman"/>
-          <w:color w:val="CCCCCC"/>
-          <w:kern w:val="0"/>
-          <w:sz w:val="21"/>
-          <w:szCs w:val="21"/>
-          <w:lang w:eastAsia="en-GB"/>
-          <w14:ligatures w14:val="none"/>
-        </w:rPr>
-      </w:pPr>
-      <w:r>
-        <w:rPr>
-          <w:rFonts w:ascii="Consolas" w:eastAsia="Times New Roman" w:hAnsi="Consolas" w:cs="Times New Roman"/>
-          <w:color w:val="CCCCCC"/>
+          <w:color w:val="D4D4D4"/>
+          <w:kern w:val="0"/>
+          <w:sz w:val="21"/>
+          <w:szCs w:val="21"/>
+          <w:lang w:eastAsia="en-GB"/>
+          <w14:ligatures w14:val="none"/>
+        </w:rPr>
+      </w:pPr>
+      <w:r>
+        <w:rPr>
+          <w:rFonts w:ascii="Consolas" w:eastAsia="Times New Roman" w:hAnsi="Consolas" w:cs="Times New Roman"/>
+          <w:color w:val="D4D4D4"/>
           <w:kern w:val="0"/>
           <w:sz w:val="21"/>
           <w:szCs w:val="21"/>
@@ -5812,18 +4085,18 @@
         <w:spacing w:after="0" w:line="285" w:lineRule="atLeast"/>
         <w:rPr>
           <w:rFonts w:ascii="Consolas" w:eastAsia="Times New Roman" w:hAnsi="Consolas" w:cs="Times New Roman"/>
-          <w:color w:val="CCCCCC"/>
-          <w:kern w:val="0"/>
-          <w:sz w:val="21"/>
-          <w:szCs w:val="21"/>
-          <w:lang w:eastAsia="en-GB"/>
-          <w14:ligatures w14:val="none"/>
-        </w:rPr>
-      </w:pPr>
-      <w:r>
-        <w:rPr>
-          <w:rFonts w:ascii="Consolas" w:eastAsia="Times New Roman" w:hAnsi="Consolas" w:cs="Times New Roman"/>
-          <w:color w:val="CCCCCC"/>
+          <w:color w:val="D4D4D4"/>
+          <w:kern w:val="0"/>
+          <w:sz w:val="21"/>
+          <w:szCs w:val="21"/>
+          <w:lang w:eastAsia="en-GB"/>
+          <w14:ligatures w14:val="none"/>
+        </w:rPr>
+      </w:pPr>
+      <w:r>
+        <w:rPr>
+          <w:rFonts w:ascii="Consolas" w:eastAsia="Times New Roman" w:hAnsi="Consolas" w:cs="Times New Roman"/>
+          <w:color w:val="D4D4D4"/>
           <w:kern w:val="0"/>
           <w:sz w:val="21"/>
           <w:szCs w:val="21"/>
@@ -5839,79 +4112,31 @@
         <w:spacing w:after="0" w:line="285" w:lineRule="atLeast"/>
         <w:rPr>
           <w:rFonts w:ascii="Consolas" w:eastAsia="Times New Roman" w:hAnsi="Consolas" w:cs="Times New Roman"/>
-          <w:color w:val="CCCCCC"/>
-          <w:kern w:val="0"/>
-          <w:sz w:val="21"/>
-          <w:szCs w:val="21"/>
-          <w:lang w:eastAsia="en-GB"/>
-          <w14:ligatures w14:val="none"/>
-        </w:rPr>
-      </w:pPr>
-      <w:r>
-        <w:rPr>
-          <w:rFonts w:ascii="Consolas" w:eastAsia="Times New Roman" w:hAnsi="Consolas" w:cs="Times New Roman"/>
-          <w:color w:val="CCCCCC"/>
-          <w:kern w:val="0"/>
-          <w:sz w:val="21"/>
-          <w:szCs w:val="21"/>
-          <w:lang w:eastAsia="en-GB"/>
-          <w14:ligatures w14:val="none"/>
-        </w:rPr>
-        <w:t xml:space="preserve">    </w:t>
-      </w:r>
-      <w:r>
-        <w:rPr>
-          <w:rFonts w:ascii="Consolas" w:eastAsia="Times New Roman" w:hAnsi="Consolas" w:cs="Times New Roman"/>
-          <w:color w:val="569CD6"/>
-          <w:kern w:val="0"/>
-          <w:sz w:val="21"/>
-          <w:szCs w:val="21"/>
-          <w:lang w:eastAsia="en-GB"/>
-          <w14:ligatures w14:val="none"/>
-        </w:rPr>
-        <w:t>move</w:t>
-      </w:r>
-      <w:r>
-        <w:rPr>
-          <w:rFonts w:ascii="Consolas" w:eastAsia="Times New Roman" w:hAnsi="Consolas" w:cs="Times New Roman"/>
-          <w:color w:val="CCCCCC"/>
-          <w:kern w:val="0"/>
-          <w:sz w:val="21"/>
-          <w:szCs w:val="21"/>
-          <w:lang w:eastAsia="en-GB"/>
-          <w14:ligatures w14:val="none"/>
-        </w:rPr>
-        <w:t xml:space="preserve"> /y </w:t>
-      </w:r>
-      <w:r>
-        <w:rPr>
-          <w:rFonts w:ascii="Consolas" w:eastAsia="Times New Roman" w:hAnsi="Consolas" w:cs="Times New Roman"/>
-          <w:color w:val="CE9178"/>
-          <w:kern w:val="0"/>
-          <w:sz w:val="21"/>
-          <w:szCs w:val="21"/>
-          <w:lang w:eastAsia="en-GB"/>
-          <w14:ligatures w14:val="none"/>
-        </w:rPr>
-        <w:t>"</w:t>
-      </w:r>
-      <w:r>
-        <w:rPr>
-          <w:rFonts w:ascii="Consolas" w:eastAsia="Times New Roman" w:hAnsi="Consolas" w:cs="Times New Roman"/>
-          <w:color w:val="9CDCFE"/>
-          <w:kern w:val="0"/>
-          <w:sz w:val="21"/>
-          <w:szCs w:val="21"/>
-          <w:lang w:eastAsia="en-GB"/>
-          <w14:ligatures w14:val="none"/>
-        </w:rPr>
-        <w:t>%</w:t>
+          <w:color w:val="D4D4D4"/>
+          <w:kern w:val="0"/>
+          <w:sz w:val="21"/>
+          <w:szCs w:val="21"/>
+          <w:lang w:eastAsia="en-GB"/>
+          <w14:ligatures w14:val="none"/>
+        </w:rPr>
+      </w:pPr>
+      <w:r>
+        <w:rPr>
+          <w:rFonts w:ascii="Consolas" w:eastAsia="Times New Roman" w:hAnsi="Consolas" w:cs="Times New Roman"/>
+          <w:color w:val="D4D4D4"/>
+          <w:kern w:val="0"/>
+          <w:sz w:val="21"/>
+          <w:szCs w:val="21"/>
+          <w:lang w:eastAsia="en-GB"/>
+          <w14:ligatures w14:val="none"/>
+        </w:rPr>
+        <w:t>    move /y "%</w:t>
       </w:r>
       <w:proofErr w:type="spellStart"/>
       <w:r>
         <w:rPr>
           <w:rFonts w:ascii="Consolas" w:eastAsia="Times New Roman" w:hAnsi="Consolas" w:cs="Times New Roman"/>
-          <w:color w:val="9CDCFE"/>
+          <w:color w:val="D4D4D4"/>
           <w:kern w:val="0"/>
           <w:sz w:val="21"/>
           <w:szCs w:val="21"/>
@@ -5924,68 +4149,20 @@
       <w:r>
         <w:rPr>
           <w:rFonts w:ascii="Consolas" w:eastAsia="Times New Roman" w:hAnsi="Consolas" w:cs="Times New Roman"/>
-          <w:color w:val="9CDCFE"/>
-          <w:kern w:val="0"/>
-          <w:sz w:val="21"/>
-          <w:szCs w:val="21"/>
-          <w:lang w:eastAsia="en-GB"/>
-          <w14:ligatures w14:val="none"/>
-        </w:rPr>
-        <w:t>%</w:t>
-      </w:r>
-      <w:r>
-        <w:rPr>
-          <w:rFonts w:ascii="Consolas" w:eastAsia="Times New Roman" w:hAnsi="Consolas" w:cs="Times New Roman"/>
-          <w:color w:val="CE9178"/>
-          <w:kern w:val="0"/>
-          <w:sz w:val="21"/>
-          <w:szCs w:val="21"/>
-          <w:lang w:eastAsia="en-GB"/>
-          <w14:ligatures w14:val="none"/>
-        </w:rPr>
-        <w:t>"</w:t>
-      </w:r>
-      <w:r>
-        <w:rPr>
-          <w:rFonts w:ascii="Consolas" w:eastAsia="Times New Roman" w:hAnsi="Consolas" w:cs="Times New Roman"/>
-          <w:color w:val="CCCCCC"/>
-          <w:kern w:val="0"/>
-          <w:sz w:val="21"/>
-          <w:szCs w:val="21"/>
-          <w:lang w:eastAsia="en-GB"/>
-          <w14:ligatures w14:val="none"/>
-        </w:rPr>
-        <w:t xml:space="preserve"> </w:t>
-      </w:r>
-      <w:r>
-        <w:rPr>
-          <w:rFonts w:ascii="Consolas" w:eastAsia="Times New Roman" w:hAnsi="Consolas" w:cs="Times New Roman"/>
-          <w:color w:val="CE9178"/>
-          <w:kern w:val="0"/>
-          <w:sz w:val="21"/>
-          <w:szCs w:val="21"/>
-          <w:lang w:eastAsia="en-GB"/>
-          <w14:ligatures w14:val="none"/>
-        </w:rPr>
-        <w:t>"</w:t>
-      </w:r>
-      <w:r>
-        <w:rPr>
-          <w:rFonts w:ascii="Consolas" w:eastAsia="Times New Roman" w:hAnsi="Consolas" w:cs="Times New Roman"/>
-          <w:color w:val="9CDCFE"/>
-          <w:kern w:val="0"/>
-          <w:sz w:val="21"/>
-          <w:szCs w:val="21"/>
-          <w:lang w:eastAsia="en-GB"/>
-          <w14:ligatures w14:val="none"/>
-        </w:rPr>
-        <w:t>%</w:t>
+          <w:color w:val="D4D4D4"/>
+          <w:kern w:val="0"/>
+          <w:sz w:val="21"/>
+          <w:szCs w:val="21"/>
+          <w:lang w:eastAsia="en-GB"/>
+          <w14:ligatures w14:val="none"/>
+        </w:rPr>
+        <w:t>%" "%</w:t>
       </w:r>
       <w:proofErr w:type="spellStart"/>
       <w:r>
         <w:rPr>
           <w:rFonts w:ascii="Consolas" w:eastAsia="Times New Roman" w:hAnsi="Consolas" w:cs="Times New Roman"/>
-          <w:color w:val="9CDCFE"/>
+          <w:color w:val="D4D4D4"/>
           <w:kern w:val="0"/>
           <w:sz w:val="21"/>
           <w:szCs w:val="21"/>
@@ -5998,56 +4175,20 @@
       <w:r>
         <w:rPr>
           <w:rFonts w:ascii="Consolas" w:eastAsia="Times New Roman" w:hAnsi="Consolas" w:cs="Times New Roman"/>
-          <w:color w:val="9CDCFE"/>
-          <w:kern w:val="0"/>
-          <w:sz w:val="21"/>
-          <w:szCs w:val="21"/>
-          <w:lang w:eastAsia="en-GB"/>
-          <w14:ligatures w14:val="none"/>
-        </w:rPr>
-        <w:t>%</w:t>
-      </w:r>
-      <w:r>
-        <w:rPr>
-          <w:rFonts w:ascii="Consolas" w:eastAsia="Times New Roman" w:hAnsi="Consolas" w:cs="Times New Roman"/>
-          <w:color w:val="CE9178"/>
-          <w:kern w:val="0"/>
-          <w:sz w:val="21"/>
-          <w:szCs w:val="21"/>
-          <w:lang w:eastAsia="en-GB"/>
-          <w14:ligatures w14:val="none"/>
-        </w:rPr>
-        <w:t>"</w:t>
-      </w:r>
-      <w:r>
-        <w:rPr>
-          <w:rFonts w:ascii="Consolas" w:eastAsia="Times New Roman" w:hAnsi="Consolas" w:cs="Times New Roman"/>
-          <w:color w:val="CCCCCC"/>
-          <w:kern w:val="0"/>
-          <w:sz w:val="21"/>
-          <w:szCs w:val="21"/>
-          <w:lang w:eastAsia="en-GB"/>
-          <w14:ligatures w14:val="none"/>
-        </w:rPr>
-        <w:t xml:space="preserve"> </w:t>
-      </w:r>
-      <w:r>
-        <w:rPr>
-          <w:rFonts w:ascii="Consolas" w:eastAsia="Times New Roman" w:hAnsi="Consolas" w:cs="Times New Roman"/>
-          <w:color w:val="D4D4D4"/>
-          <w:kern w:val="0"/>
-          <w:sz w:val="21"/>
-          <w:szCs w:val="21"/>
-          <w:lang w:eastAsia="en-GB"/>
-          <w14:ligatures w14:val="none"/>
-        </w:rPr>
-        <w:t>&gt;</w:t>
+          <w:color w:val="D4D4D4"/>
+          <w:kern w:val="0"/>
+          <w:sz w:val="21"/>
+          <w:szCs w:val="21"/>
+          <w:lang w:eastAsia="en-GB"/>
+          <w14:ligatures w14:val="none"/>
+        </w:rPr>
+        <w:t>%" &gt;</w:t>
       </w:r>
       <w:proofErr w:type="spellStart"/>
       <w:r>
         <w:rPr>
           <w:rFonts w:ascii="Consolas" w:eastAsia="Times New Roman" w:hAnsi="Consolas" w:cs="Times New Roman"/>
-          <w:color w:val="569CD6"/>
+          <w:color w:val="D4D4D4"/>
           <w:kern w:val="0"/>
           <w:sz w:val="21"/>
           <w:szCs w:val="21"/>
@@ -6064,18 +4205,18 @@
         <w:spacing w:after="0" w:line="285" w:lineRule="atLeast"/>
         <w:rPr>
           <w:rFonts w:ascii="Consolas" w:eastAsia="Times New Roman" w:hAnsi="Consolas" w:cs="Times New Roman"/>
-          <w:color w:val="CCCCCC"/>
-          <w:kern w:val="0"/>
-          <w:sz w:val="21"/>
-          <w:szCs w:val="21"/>
-          <w:lang w:eastAsia="en-GB"/>
-          <w14:ligatures w14:val="none"/>
-        </w:rPr>
-      </w:pPr>
-      <w:r>
-        <w:rPr>
-          <w:rFonts w:ascii="Consolas" w:eastAsia="Times New Roman" w:hAnsi="Consolas" w:cs="Times New Roman"/>
-          <w:color w:val="CCCCCC"/>
+          <w:color w:val="D4D4D4"/>
+          <w:kern w:val="0"/>
+          <w:sz w:val="21"/>
+          <w:szCs w:val="21"/>
+          <w:lang w:eastAsia="en-GB"/>
+          <w14:ligatures w14:val="none"/>
+        </w:rPr>
+      </w:pPr>
+      <w:r>
+        <w:rPr>
+          <w:rFonts w:ascii="Consolas" w:eastAsia="Times New Roman" w:hAnsi="Consolas" w:cs="Times New Roman"/>
+          <w:color w:val="D4D4D4"/>
           <w:kern w:val="0"/>
           <w:sz w:val="21"/>
           <w:szCs w:val="21"/>
@@ -6091,7 +4232,7 @@
         <w:spacing w:after="0" w:line="285" w:lineRule="atLeast"/>
         <w:rPr>
           <w:rFonts w:ascii="Consolas" w:eastAsia="Times New Roman" w:hAnsi="Consolas" w:cs="Times New Roman"/>
-          <w:color w:val="CCCCCC"/>
+          <w:color w:val="D4D4D4"/>
           <w:kern w:val="0"/>
           <w:sz w:val="21"/>
           <w:szCs w:val="21"/>
@@ -6106,7 +4247,7 @@
         <w:spacing w:after="0" w:line="285" w:lineRule="atLeast"/>
         <w:rPr>
           <w:rFonts w:ascii="Consolas" w:eastAsia="Times New Roman" w:hAnsi="Consolas" w:cs="Times New Roman"/>
-          <w:color w:val="CCCCCC"/>
+          <w:color w:val="D4D4D4"/>
           <w:kern w:val="0"/>
           <w:sz w:val="21"/>
           <w:szCs w:val="21"/>
@@ -6118,7 +4259,7 @@
       <w:r>
         <w:rPr>
           <w:rFonts w:ascii="Consolas" w:eastAsia="Times New Roman" w:hAnsi="Consolas" w:cs="Times New Roman"/>
-          <w:color w:val="6A9955"/>
+          <w:color w:val="D4D4D4"/>
           <w:kern w:val="0"/>
           <w:sz w:val="21"/>
           <w:szCs w:val="21"/>
@@ -6131,7 +4272,7 @@
       <w:r>
         <w:rPr>
           <w:rFonts w:ascii="Consolas" w:eastAsia="Times New Roman" w:hAnsi="Consolas" w:cs="Times New Roman"/>
-          <w:color w:val="6A9955"/>
+          <w:color w:val="D4D4D4"/>
           <w:kern w:val="0"/>
           <w:sz w:val="21"/>
           <w:szCs w:val="21"/>
@@ -6147,97 +4288,25 @@
         <w:spacing w:after="0" w:line="285" w:lineRule="atLeast"/>
         <w:rPr>
           <w:rFonts w:ascii="Consolas" w:eastAsia="Times New Roman" w:hAnsi="Consolas" w:cs="Times New Roman"/>
-          <w:color w:val="CCCCCC"/>
-          <w:kern w:val="0"/>
-          <w:sz w:val="21"/>
-          <w:szCs w:val="21"/>
-          <w:lang w:eastAsia="en-GB"/>
-          <w14:ligatures w14:val="none"/>
-        </w:rPr>
-      </w:pPr>
-      <w:r>
-        <w:rPr>
-          <w:rFonts w:ascii="Consolas" w:eastAsia="Times New Roman" w:hAnsi="Consolas" w:cs="Times New Roman"/>
-          <w:color w:val="569CD6"/>
-          <w:kern w:val="0"/>
-          <w:sz w:val="21"/>
-          <w:szCs w:val="21"/>
-          <w:lang w:eastAsia="en-GB"/>
-          <w14:ligatures w14:val="none"/>
-        </w:rPr>
-        <w:t>set</w:t>
-      </w:r>
-      <w:r>
-        <w:rPr>
-          <w:rFonts w:ascii="Consolas" w:eastAsia="Times New Roman" w:hAnsi="Consolas" w:cs="Times New Roman"/>
-          <w:color w:val="CCCCCC"/>
-          <w:kern w:val="0"/>
-          <w:sz w:val="21"/>
-          <w:szCs w:val="21"/>
-          <w:lang w:eastAsia="en-GB"/>
-          <w14:ligatures w14:val="none"/>
-        </w:rPr>
-        <w:t xml:space="preserve"> </w:t>
-      </w:r>
-      <w:r>
-        <w:rPr>
-          <w:rFonts w:ascii="Consolas" w:eastAsia="Times New Roman" w:hAnsi="Consolas" w:cs="Times New Roman"/>
-          <w:color w:val="9CDCFE"/>
-          <w:kern w:val="0"/>
-          <w:sz w:val="21"/>
-          <w:szCs w:val="21"/>
-          <w:lang w:eastAsia="en-GB"/>
-          <w14:ligatures w14:val="none"/>
-        </w:rPr>
-        <w:t>stamp</w:t>
-      </w:r>
-      <w:r>
-        <w:rPr>
-          <w:rFonts w:ascii="Consolas" w:eastAsia="Times New Roman" w:hAnsi="Consolas" w:cs="Times New Roman"/>
-          <w:color w:val="D4D4D4"/>
-          <w:kern w:val="0"/>
-          <w:sz w:val="21"/>
-          <w:szCs w:val="21"/>
-          <w:lang w:eastAsia="en-GB"/>
-          <w14:ligatures w14:val="none"/>
-        </w:rPr>
-        <w:t>=</w:t>
-      </w:r>
-      <w:r>
-        <w:rPr>
-          <w:rFonts w:ascii="Consolas" w:eastAsia="Times New Roman" w:hAnsi="Consolas" w:cs="Times New Roman"/>
-          <w:color w:val="9CDCFE"/>
-          <w:kern w:val="0"/>
-          <w:sz w:val="21"/>
-          <w:szCs w:val="21"/>
-          <w:lang w:eastAsia="en-GB"/>
-          <w14:ligatures w14:val="none"/>
-        </w:rPr>
-        <w:t>%date%</w:t>
-      </w:r>
-      <w:r>
-        <w:rPr>
-          <w:rFonts w:ascii="Consolas" w:eastAsia="Times New Roman" w:hAnsi="Consolas" w:cs="Times New Roman"/>
-          <w:color w:val="CCCCCC"/>
-          <w:kern w:val="0"/>
-          <w:sz w:val="21"/>
-          <w:szCs w:val="21"/>
-          <w:lang w:eastAsia="en-GB"/>
-          <w14:ligatures w14:val="none"/>
-        </w:rPr>
-        <w:t xml:space="preserve"> </w:t>
-      </w:r>
-      <w:r>
-        <w:rPr>
-          <w:rFonts w:ascii="Consolas" w:eastAsia="Times New Roman" w:hAnsi="Consolas" w:cs="Times New Roman"/>
-          <w:color w:val="9CDCFE"/>
-          <w:kern w:val="0"/>
-          <w:sz w:val="21"/>
-          <w:szCs w:val="21"/>
-          <w:lang w:eastAsia="en-GB"/>
-          <w14:ligatures w14:val="none"/>
-        </w:rPr>
-        <w:t>%time%</w:t>
+          <w:color w:val="D4D4D4"/>
+          <w:kern w:val="0"/>
+          <w:sz w:val="21"/>
+          <w:szCs w:val="21"/>
+          <w:lang w:eastAsia="en-GB"/>
+          <w14:ligatures w14:val="none"/>
+        </w:rPr>
+      </w:pPr>
+      <w:r>
+        <w:rPr>
+          <w:rFonts w:ascii="Consolas" w:eastAsia="Times New Roman" w:hAnsi="Consolas" w:cs="Times New Roman"/>
+          <w:color w:val="D4D4D4"/>
+          <w:kern w:val="0"/>
+          <w:sz w:val="21"/>
+          <w:szCs w:val="21"/>
+          <w:lang w:eastAsia="en-GB"/>
+          <w14:ligatures w14:val="none"/>
+        </w:rPr>
+        <w:t>set stamp=%date% %time%</w:t>
       </w:r>
     </w:p>
     <w:p>
@@ -6246,7 +4315,7 @@
         <w:spacing w:after="0" w:line="285" w:lineRule="atLeast"/>
         <w:rPr>
           <w:rFonts w:ascii="Consolas" w:eastAsia="Times New Roman" w:hAnsi="Consolas" w:cs="Times New Roman"/>
-          <w:color w:val="CCCCCC"/>
+          <w:color w:val="D4D4D4"/>
           <w:kern w:val="0"/>
           <w:sz w:val="21"/>
           <w:szCs w:val="21"/>
@@ -6261,79 +4330,31 @@
         <w:spacing w:after="0" w:line="285" w:lineRule="atLeast"/>
         <w:rPr>
           <w:rFonts w:ascii="Consolas" w:eastAsia="Times New Roman" w:hAnsi="Consolas" w:cs="Times New Roman"/>
-          <w:color w:val="CCCCCC"/>
-          <w:kern w:val="0"/>
-          <w:sz w:val="21"/>
-          <w:szCs w:val="21"/>
-          <w:lang w:eastAsia="en-GB"/>
-          <w14:ligatures w14:val="none"/>
-        </w:rPr>
-      </w:pPr>
-      <w:r>
-        <w:rPr>
-          <w:rFonts w:ascii="Consolas" w:eastAsia="Times New Roman" w:hAnsi="Consolas" w:cs="Times New Roman"/>
-          <w:color w:val="569CD6"/>
-          <w:kern w:val="0"/>
-          <w:sz w:val="21"/>
-          <w:szCs w:val="21"/>
-          <w:lang w:eastAsia="en-GB"/>
-          <w14:ligatures w14:val="none"/>
-        </w:rPr>
-        <w:t>echo</w:t>
-      </w:r>
-      <w:r>
-        <w:rPr>
-          <w:rFonts w:ascii="Consolas" w:eastAsia="Times New Roman" w:hAnsi="Consolas" w:cs="Times New Roman"/>
-          <w:color w:val="CCCCCC"/>
-          <w:kern w:val="0"/>
-          <w:sz w:val="21"/>
-          <w:szCs w:val="21"/>
-          <w:lang w:eastAsia="en-GB"/>
-          <w14:ligatures w14:val="none"/>
-        </w:rPr>
-        <w:t xml:space="preserve"> </w:t>
-      </w:r>
-      <w:r>
-        <w:rPr>
-          <w:rFonts w:ascii="Consolas" w:eastAsia="Times New Roman" w:hAnsi="Consolas" w:cs="Times New Roman"/>
-          <w:color w:val="9CDCFE"/>
-          <w:kern w:val="0"/>
-          <w:sz w:val="21"/>
-          <w:szCs w:val="21"/>
-          <w:lang w:eastAsia="en-GB"/>
-          <w14:ligatures w14:val="none"/>
-        </w:rPr>
-        <w:t>%stamp%</w:t>
-      </w:r>
-      <w:r>
-        <w:rPr>
-          <w:rFonts w:ascii="Consolas" w:eastAsia="Times New Roman" w:hAnsi="Consolas" w:cs="Times New Roman"/>
-          <w:color w:val="CCCCCC"/>
-          <w:kern w:val="0"/>
-          <w:sz w:val="21"/>
-          <w:szCs w:val="21"/>
-          <w:lang w:eastAsia="en-GB"/>
-          <w14:ligatures w14:val="none"/>
-        </w:rPr>
-        <w:t xml:space="preserve"> Backup created: </w:t>
-      </w:r>
-      <w:r>
-        <w:rPr>
-          <w:rFonts w:ascii="Consolas" w:eastAsia="Times New Roman" w:hAnsi="Consolas" w:cs="Times New Roman"/>
-          <w:color w:val="9CDCFE"/>
-          <w:kern w:val="0"/>
-          <w:sz w:val="21"/>
-          <w:szCs w:val="21"/>
-          <w:lang w:eastAsia="en-GB"/>
-          <w14:ligatures w14:val="none"/>
-        </w:rPr>
-        <w:t>%</w:t>
+          <w:color w:val="D4D4D4"/>
+          <w:kern w:val="0"/>
+          <w:sz w:val="21"/>
+          <w:szCs w:val="21"/>
+          <w:lang w:eastAsia="en-GB"/>
+          <w14:ligatures w14:val="none"/>
+        </w:rPr>
+      </w:pPr>
+      <w:r>
+        <w:rPr>
+          <w:rFonts w:ascii="Consolas" w:eastAsia="Times New Roman" w:hAnsi="Consolas" w:cs="Times New Roman"/>
+          <w:color w:val="D4D4D4"/>
+          <w:kern w:val="0"/>
+          <w:sz w:val="21"/>
+          <w:szCs w:val="21"/>
+          <w:lang w:eastAsia="en-GB"/>
+          <w14:ligatures w14:val="none"/>
+        </w:rPr>
+        <w:t>echo %stamp% Backup created: %</w:t>
       </w:r>
       <w:proofErr w:type="spellStart"/>
       <w:r>
         <w:rPr>
           <w:rFonts w:ascii="Consolas" w:eastAsia="Times New Roman" w:hAnsi="Consolas" w:cs="Times New Roman"/>
-          <w:color w:val="9CDCFE"/>
+          <w:color w:val="D4D4D4"/>
           <w:kern w:val="0"/>
           <w:sz w:val="21"/>
           <w:szCs w:val="21"/>
@@ -6346,69 +4367,20 @@
       <w:r>
         <w:rPr>
           <w:rFonts w:ascii="Consolas" w:eastAsia="Times New Roman" w:hAnsi="Consolas" w:cs="Times New Roman"/>
-          <w:color w:val="9CDCFE"/>
-          <w:kern w:val="0"/>
-          <w:sz w:val="21"/>
-          <w:szCs w:val="21"/>
-          <w:lang w:eastAsia="en-GB"/>
-          <w14:ligatures w14:val="none"/>
-        </w:rPr>
-        <w:t>%</w:t>
-      </w:r>
-      <w:r>
-        <w:rPr>
-          <w:rFonts w:ascii="Consolas" w:eastAsia="Times New Roman" w:hAnsi="Consolas" w:cs="Times New Roman"/>
-          <w:color w:val="CCCCCC"/>
-          <w:kern w:val="0"/>
-          <w:sz w:val="21"/>
-          <w:szCs w:val="21"/>
-          <w:lang w:eastAsia="en-GB"/>
-          <w14:ligatures w14:val="none"/>
-        </w:rPr>
-        <w:t xml:space="preserve"> -</w:t>
-      </w:r>
-      <w:proofErr w:type="gramStart"/>
-      <w:r>
-        <w:rPr>
-          <w:rFonts w:ascii="Consolas" w:eastAsia="Times New Roman" w:hAnsi="Consolas" w:cs="Times New Roman"/>
-          <w:color w:val="D4D4D4"/>
-          <w:kern w:val="0"/>
-          <w:sz w:val="21"/>
-          <w:szCs w:val="21"/>
-          <w:lang w:eastAsia="en-GB"/>
-          <w14:ligatures w14:val="none"/>
-        </w:rPr>
-        <w:t>&gt;</w:t>
-      </w:r>
-      <w:r>
-        <w:rPr>
-          <w:rFonts w:ascii="Consolas" w:eastAsia="Times New Roman" w:hAnsi="Consolas" w:cs="Times New Roman"/>
-          <w:color w:val="CCCCCC"/>
-          <w:kern w:val="0"/>
-          <w:sz w:val="21"/>
-          <w:szCs w:val="21"/>
-          <w:lang w:eastAsia="en-GB"/>
-          <w14:ligatures w14:val="none"/>
-        </w:rPr>
-        <w:t xml:space="preserve"> </w:t>
-      </w:r>
-      <w:r>
-        <w:rPr>
-          <w:rFonts w:ascii="Consolas" w:eastAsia="Times New Roman" w:hAnsi="Consolas" w:cs="Times New Roman"/>
-          <w:color w:val="9CDCFE"/>
-          <w:kern w:val="0"/>
-          <w:sz w:val="21"/>
-          <w:szCs w:val="21"/>
-          <w:lang w:eastAsia="en-GB"/>
-          <w14:ligatures w14:val="none"/>
-        </w:rPr>
-        <w:t>!</w:t>
+          <w:color w:val="D4D4D4"/>
+          <w:kern w:val="0"/>
+          <w:sz w:val="21"/>
+          <w:szCs w:val="21"/>
+          <w:lang w:eastAsia="en-GB"/>
+          <w14:ligatures w14:val="none"/>
+        </w:rPr>
+        <w:t>% == %</w:t>
       </w:r>
       <w:proofErr w:type="spellStart"/>
       <w:r>
         <w:rPr>
           <w:rFonts w:ascii="Consolas" w:eastAsia="Times New Roman" w:hAnsi="Consolas" w:cs="Times New Roman"/>
-          <w:color w:val="9CDCFE"/>
+          <w:color w:val="D4D4D4"/>
           <w:kern w:val="0"/>
           <w:sz w:val="21"/>
           <w:szCs w:val="21"/>
@@ -6418,84 +4390,23 @@
         <w:t>backupFile</w:t>
       </w:r>
       <w:proofErr w:type="spellEnd"/>
-      <w:proofErr w:type="gramEnd"/>
-      <w:r>
-        <w:rPr>
-          <w:rFonts w:ascii="Consolas" w:eastAsia="Times New Roman" w:hAnsi="Consolas" w:cs="Times New Roman"/>
-          <w:color w:val="9CDCFE"/>
-          <w:kern w:val="0"/>
-          <w:sz w:val="21"/>
-          <w:szCs w:val="21"/>
-          <w:lang w:eastAsia="en-GB"/>
-          <w14:ligatures w14:val="none"/>
-        </w:rPr>
-        <w:t>!</w:t>
-      </w:r>
-      <w:r>
-        <w:rPr>
-          <w:rFonts w:ascii="Consolas" w:eastAsia="Times New Roman" w:hAnsi="Consolas" w:cs="Times New Roman"/>
-          <w:color w:val="CCCCCC"/>
-          <w:kern w:val="0"/>
-          <w:sz w:val="21"/>
-          <w:szCs w:val="21"/>
-          <w:lang w:eastAsia="en-GB"/>
-          <w14:ligatures w14:val="none"/>
-        </w:rPr>
-        <w:t xml:space="preserve"> </w:t>
-      </w:r>
-      <w:r>
-        <w:rPr>
-          <w:rFonts w:ascii="Consolas" w:eastAsia="Times New Roman" w:hAnsi="Consolas" w:cs="Times New Roman"/>
-          <w:color w:val="D4D4D4"/>
-          <w:kern w:val="0"/>
-          <w:sz w:val="21"/>
-          <w:szCs w:val="21"/>
-          <w:lang w:eastAsia="en-GB"/>
-          <w14:ligatures w14:val="none"/>
-        </w:rPr>
-        <w:t>&gt;&gt;</w:t>
-      </w:r>
-      <w:r>
-        <w:rPr>
-          <w:rFonts w:ascii="Consolas" w:eastAsia="Times New Roman" w:hAnsi="Consolas" w:cs="Times New Roman"/>
-          <w:color w:val="CCCCCC"/>
-          <w:kern w:val="0"/>
-          <w:sz w:val="21"/>
-          <w:szCs w:val="21"/>
-          <w:lang w:eastAsia="en-GB"/>
-          <w14:ligatures w14:val="none"/>
-        </w:rPr>
-        <w:t xml:space="preserve"> </w:t>
-      </w:r>
-      <w:r>
-        <w:rPr>
-          <w:rFonts w:ascii="Consolas" w:eastAsia="Times New Roman" w:hAnsi="Consolas" w:cs="Times New Roman"/>
-          <w:color w:val="CE9178"/>
-          <w:kern w:val="0"/>
-          <w:sz w:val="21"/>
-          <w:szCs w:val="21"/>
-          <w:lang w:eastAsia="en-GB"/>
-          <w14:ligatures w14:val="none"/>
-        </w:rPr>
-        <w:t>"</w:t>
-      </w:r>
-      <w:r>
-        <w:rPr>
-          <w:rFonts w:ascii="Consolas" w:eastAsia="Times New Roman" w:hAnsi="Consolas" w:cs="Times New Roman"/>
-          <w:color w:val="9CDCFE"/>
-          <w:kern w:val="0"/>
-          <w:sz w:val="21"/>
-          <w:szCs w:val="21"/>
-          <w:lang w:eastAsia="en-GB"/>
-          <w14:ligatures w14:val="none"/>
-        </w:rPr>
-        <w:t>%</w:t>
+      <w:r>
+        <w:rPr>
+          <w:rFonts w:ascii="Consolas" w:eastAsia="Times New Roman" w:hAnsi="Consolas" w:cs="Times New Roman"/>
+          <w:color w:val="D4D4D4"/>
+          <w:kern w:val="0"/>
+          <w:sz w:val="21"/>
+          <w:szCs w:val="21"/>
+          <w:lang w:eastAsia="en-GB"/>
+          <w14:ligatures w14:val="none"/>
+        </w:rPr>
+        <w:t>% &gt;&gt; "%</w:t>
       </w:r>
       <w:proofErr w:type="spellStart"/>
       <w:r>
         <w:rPr>
           <w:rFonts w:ascii="Consolas" w:eastAsia="Times New Roman" w:hAnsi="Consolas" w:cs="Times New Roman"/>
-          <w:color w:val="9CDCFE"/>
+          <w:color w:val="D4D4D4"/>
           <w:kern w:val="0"/>
           <w:sz w:val="21"/>
           <w:szCs w:val="21"/>
@@ -6508,26 +4419,14 @@
       <w:r>
         <w:rPr>
           <w:rFonts w:ascii="Consolas" w:eastAsia="Times New Roman" w:hAnsi="Consolas" w:cs="Times New Roman"/>
-          <w:color w:val="9CDCFE"/>
-          <w:kern w:val="0"/>
-          <w:sz w:val="21"/>
-          <w:szCs w:val="21"/>
-          <w:lang w:eastAsia="en-GB"/>
-          <w14:ligatures w14:val="none"/>
-        </w:rPr>
-        <w:t>%</w:t>
-      </w:r>
-      <w:r>
-        <w:rPr>
-          <w:rFonts w:ascii="Consolas" w:eastAsia="Times New Roman" w:hAnsi="Consolas" w:cs="Times New Roman"/>
-          <w:color w:val="CE9178"/>
-          <w:kern w:val="0"/>
-          <w:sz w:val="21"/>
-          <w:szCs w:val="21"/>
-          <w:lang w:eastAsia="en-GB"/>
-          <w14:ligatures w14:val="none"/>
-        </w:rPr>
-        <w:t>"</w:t>
+          <w:color w:val="D4D4D4"/>
+          <w:kern w:val="0"/>
+          <w:sz w:val="21"/>
+          <w:szCs w:val="21"/>
+          <w:lang w:eastAsia="en-GB"/>
+          <w14:ligatures w14:val="none"/>
+        </w:rPr>
+        <w:t>%"</w:t>
       </w:r>
     </w:p>
     <w:p>
@@ -6536,14 +4435,52 @@
         <w:spacing w:after="0" w:line="285" w:lineRule="atLeast"/>
         <w:rPr>
           <w:rFonts w:ascii="Consolas" w:eastAsia="Times New Roman" w:hAnsi="Consolas" w:cs="Times New Roman"/>
-          <w:color w:val="CCCCCC"/>
-          <w:kern w:val="0"/>
-          <w:sz w:val="21"/>
-          <w:szCs w:val="21"/>
-          <w:lang w:eastAsia="en-GB"/>
-          <w14:ligatures w14:val="none"/>
-        </w:rPr>
-      </w:pPr>
+          <w:color w:val="D4D4D4"/>
+          <w:kern w:val="0"/>
+          <w:sz w:val="21"/>
+          <w:szCs w:val="21"/>
+          <w:lang w:eastAsia="en-GB"/>
+          <w14:ligatures w14:val="none"/>
+        </w:rPr>
+      </w:pPr>
+      <w:r>
+        <w:rPr>
+          <w:rFonts w:ascii="Consolas" w:eastAsia="Times New Roman" w:hAnsi="Consolas" w:cs="Times New Roman"/>
+          <w:color w:val="D4D4D4"/>
+          <w:kern w:val="0"/>
+          <w:sz w:val="21"/>
+          <w:szCs w:val="21"/>
+          <w:lang w:eastAsia="en-GB"/>
+          <w14:ligatures w14:val="none"/>
+        </w:rPr>
+        <w:t xml:space="preserve">echo Backup created, opening </w:t>
+      </w:r>
+      <w:proofErr w:type="spellStart"/>
+      <w:r>
+        <w:rPr>
+          <w:rFonts w:ascii="Consolas" w:eastAsia="Times New Roman" w:hAnsi="Consolas" w:cs="Times New Roman"/>
+          <w:color w:val="D4D4D4"/>
+          <w:kern w:val="0"/>
+          <w:sz w:val="21"/>
+          <w:szCs w:val="21"/>
+          <w:lang w:eastAsia="en-GB"/>
+          <w14:ligatures w14:val="none"/>
+        </w:rPr>
+        <w:t>orginal</w:t>
+      </w:r>
+      <w:proofErr w:type="spellEnd"/>
+      <w:r>
+        <w:rPr>
+          <w:rFonts w:ascii="Consolas" w:eastAsia="Times New Roman" w:hAnsi="Consolas" w:cs="Times New Roman"/>
+          <w:color w:val="D4D4D4"/>
+          <w:kern w:val="0"/>
+          <w:sz w:val="21"/>
+          <w:szCs w:val="21"/>
+          <w:lang w:eastAsia="en-GB"/>
+          <w14:ligatures w14:val="none"/>
+        </w:rPr>
+        <w:t xml:space="preserve"> </w:t>
+      </w:r>
     </w:p>
     <w:p>
       <w:pPr>
@@ -6551,39 +4488,25 @@
         <w:spacing w:after="0" w:line="285" w:lineRule="atLeast"/>
         <w:rPr>
           <w:rFonts w:ascii="Consolas" w:eastAsia="Times New Roman" w:hAnsi="Consolas" w:cs="Times New Roman"/>
-          <w:color w:val="CCCCCC"/>
-          <w:kern w:val="0"/>
-          <w:sz w:val="21"/>
-          <w:szCs w:val="21"/>
-          <w:lang w:eastAsia="en-GB"/>
-          <w14:ligatures w14:val="none"/>
-        </w:rPr>
-      </w:pPr>
-      <w:proofErr w:type="gramStart"/>
-      <w:r>
-        <w:rPr>
-          <w:rFonts w:ascii="Consolas" w:eastAsia="Times New Roman" w:hAnsi="Consolas" w:cs="Times New Roman"/>
-          <w:color w:val="6A9955"/>
-          <w:kern w:val="0"/>
-          <w:sz w:val="21"/>
-          <w:szCs w:val="21"/>
-          <w:lang w:eastAsia="en-GB"/>
-          <w14:ligatures w14:val="none"/>
-        </w:rPr>
-        <w:t>::</w:t>
-      </w:r>
-      <w:proofErr w:type="gramEnd"/>
-      <w:r>
-        <w:rPr>
-          <w:rFonts w:ascii="Consolas" w:eastAsia="Times New Roman" w:hAnsi="Consolas" w:cs="Times New Roman"/>
-          <w:color w:val="6A9955"/>
-          <w:kern w:val="0"/>
-          <w:sz w:val="21"/>
-          <w:szCs w:val="21"/>
-          <w:lang w:eastAsia="en-GB"/>
-          <w14:ligatures w14:val="none"/>
-        </w:rPr>
-        <w:t xml:space="preserve"> Open original file</w:t>
+          <w:color w:val="D4D4D4"/>
+          <w:kern w:val="0"/>
+          <w:sz w:val="21"/>
+          <w:szCs w:val="21"/>
+          <w:lang w:eastAsia="en-GB"/>
+          <w14:ligatures w14:val="none"/>
+        </w:rPr>
+      </w:pPr>
+      <w:r>
+        <w:rPr>
+          <w:rFonts w:ascii="Consolas" w:eastAsia="Times New Roman" w:hAnsi="Consolas" w:cs="Times New Roman"/>
+          <w:color w:val="D4D4D4"/>
+          <w:kern w:val="0"/>
+          <w:sz w:val="21"/>
+          <w:szCs w:val="21"/>
+          <w:lang w:eastAsia="en-GB"/>
+          <w14:ligatures w14:val="none"/>
+        </w:rPr>
+        <w:t>echo goodbye :3</w:t>
       </w:r>
     </w:p>
     <w:p>
@@ -6592,100 +4515,14 @@
         <w:spacing w:after="0" w:line="285" w:lineRule="atLeast"/>
         <w:rPr>
           <w:rFonts w:ascii="Consolas" w:eastAsia="Times New Roman" w:hAnsi="Consolas" w:cs="Times New Roman"/>
-          <w:color w:val="CCCCCC"/>
-          <w:kern w:val="0"/>
-          <w:sz w:val="21"/>
-          <w:szCs w:val="21"/>
-          <w:lang w:eastAsia="en-GB"/>
-          <w14:ligatures w14:val="none"/>
-        </w:rPr>
-      </w:pPr>
-      <w:r>
-        <w:rPr>
-          <w:rFonts w:ascii="Consolas" w:eastAsia="Times New Roman" w:hAnsi="Consolas" w:cs="Times New Roman"/>
-          <w:color w:val="569CD6"/>
-          <w:kern w:val="0"/>
-          <w:sz w:val="21"/>
-          <w:szCs w:val="21"/>
-          <w:lang w:eastAsia="en-GB"/>
-          <w14:ligatures w14:val="none"/>
-        </w:rPr>
-        <w:t>start</w:t>
-      </w:r>
-      <w:r>
-        <w:rPr>
-          <w:rFonts w:ascii="Consolas" w:eastAsia="Times New Roman" w:hAnsi="Consolas" w:cs="Times New Roman"/>
-          <w:color w:val="CCCCCC"/>
-          <w:kern w:val="0"/>
-          <w:sz w:val="21"/>
-          <w:szCs w:val="21"/>
-          <w:lang w:eastAsia="en-GB"/>
-          <w14:ligatures w14:val="none"/>
-        </w:rPr>
-        <w:t xml:space="preserve"> notepad </w:t>
-      </w:r>
-      <w:r>
-        <w:rPr>
-          <w:rFonts w:ascii="Consolas" w:eastAsia="Times New Roman" w:hAnsi="Consolas" w:cs="Times New Roman"/>
-          <w:color w:val="CE9178"/>
-          <w:kern w:val="0"/>
-          <w:sz w:val="21"/>
-          <w:szCs w:val="21"/>
-          <w:lang w:eastAsia="en-GB"/>
-          <w14:ligatures w14:val="none"/>
-        </w:rPr>
-        <w:t>"</w:t>
-      </w:r>
-      <w:r>
-        <w:rPr>
-          <w:rFonts w:ascii="Consolas" w:eastAsia="Times New Roman" w:hAnsi="Consolas" w:cs="Times New Roman"/>
-          <w:color w:val="9CDCFE"/>
-          <w:kern w:val="0"/>
-          <w:sz w:val="21"/>
-          <w:szCs w:val="21"/>
-          <w:lang w:eastAsia="en-GB"/>
-          <w14:ligatures w14:val="none"/>
-        </w:rPr>
-        <w:t>%</w:t>
-      </w:r>
-      <w:proofErr w:type="spellStart"/>
-      <w:r>
-        <w:rPr>
-          <w:rFonts w:ascii="Consolas" w:eastAsia="Times New Roman" w:hAnsi="Consolas" w:cs="Times New Roman"/>
-          <w:color w:val="9CDCFE"/>
-          <w:kern w:val="0"/>
-          <w:sz w:val="21"/>
-          <w:szCs w:val="21"/>
-          <w:lang w:eastAsia="en-GB"/>
-          <w14:ligatures w14:val="none"/>
-        </w:rPr>
-        <w:t>fileName</w:t>
-      </w:r>
-      <w:proofErr w:type="spellEnd"/>
-      <w:r>
-        <w:rPr>
-          <w:rFonts w:ascii="Consolas" w:eastAsia="Times New Roman" w:hAnsi="Consolas" w:cs="Times New Roman"/>
-          <w:color w:val="9CDCFE"/>
-          <w:kern w:val="0"/>
-          <w:sz w:val="21"/>
-          <w:szCs w:val="21"/>
-          <w:lang w:eastAsia="en-GB"/>
-          <w14:ligatures w14:val="none"/>
-        </w:rPr>
-        <w:t>%</w:t>
-      </w:r>
-      <w:r>
-        <w:rPr>
-          <w:rFonts w:ascii="Consolas" w:eastAsia="Times New Roman" w:hAnsi="Consolas" w:cs="Times New Roman"/>
-          <w:color w:val="CE9178"/>
-          <w:kern w:val="0"/>
-          <w:sz w:val="21"/>
-          <w:szCs w:val="21"/>
-          <w:lang w:eastAsia="en-GB"/>
-          <w14:ligatures w14:val="none"/>
-        </w:rPr>
-        <w:t>"</w:t>
-      </w:r>
+          <w:color w:val="D4D4D4"/>
+          <w:kern w:val="0"/>
+          <w:sz w:val="21"/>
+          <w:szCs w:val="21"/>
+          <w:lang w:eastAsia="en-GB"/>
+          <w14:ligatures w14:val="none"/>
+        </w:rPr>
+      </w:pPr>
     </w:p>
     <w:p>
       <w:pPr>
@@ -6693,37 +4530,39 @@
         <w:spacing w:after="0" w:line="285" w:lineRule="atLeast"/>
         <w:rPr>
           <w:rFonts w:ascii="Consolas" w:eastAsia="Times New Roman" w:hAnsi="Consolas" w:cs="Times New Roman"/>
-          <w:color w:val="CCCCCC"/>
-          <w:kern w:val="0"/>
-          <w:sz w:val="21"/>
-          <w:szCs w:val="21"/>
-          <w:lang w:eastAsia="en-GB"/>
-          <w14:ligatures w14:val="none"/>
-        </w:rPr>
-      </w:pPr>
-      <w:r>
-        <w:rPr>
-          <w:rFonts w:ascii="Consolas" w:eastAsia="Times New Roman" w:hAnsi="Consolas" w:cs="Times New Roman"/>
-          <w:color w:val="C586C0"/>
-          <w:kern w:val="0"/>
-          <w:sz w:val="21"/>
-          <w:szCs w:val="21"/>
-          <w:lang w:eastAsia="en-GB"/>
-          <w14:ligatures w14:val="none"/>
-        </w:rPr>
-        <w:t>exit</w:t>
-      </w:r>
-      <w:r>
-        <w:rPr>
-          <w:rFonts w:ascii="Consolas" w:eastAsia="Times New Roman" w:hAnsi="Consolas" w:cs="Times New Roman"/>
-          <w:color w:val="CCCCCC"/>
-          <w:kern w:val="0"/>
-          <w:sz w:val="21"/>
-          <w:szCs w:val="21"/>
-          <w:lang w:eastAsia="en-GB"/>
-          <w14:ligatures w14:val="none"/>
-        </w:rPr>
-        <w:t xml:space="preserve"> /b</w:t>
+          <w:color w:val="D4D4D4"/>
+          <w:kern w:val="0"/>
+          <w:sz w:val="21"/>
+          <w:szCs w:val="21"/>
+          <w:lang w:eastAsia="en-GB"/>
+          <w14:ligatures w14:val="none"/>
+        </w:rPr>
+      </w:pPr>
+      <w:proofErr w:type="gramStart"/>
+      <w:r>
+        <w:rPr>
+          <w:rFonts w:ascii="Consolas" w:eastAsia="Times New Roman" w:hAnsi="Consolas" w:cs="Times New Roman"/>
+          <w:color w:val="D4D4D4"/>
+          <w:kern w:val="0"/>
+          <w:sz w:val="21"/>
+          <w:szCs w:val="21"/>
+          <w:lang w:eastAsia="en-GB"/>
+          <w14:ligatures w14:val="none"/>
+        </w:rPr>
+        <w:t>::</w:t>
+      </w:r>
+      <w:proofErr w:type="gramEnd"/>
+      <w:r>
+        <w:rPr>
+          <w:rFonts w:ascii="Consolas" w:eastAsia="Times New Roman" w:hAnsi="Consolas" w:cs="Times New Roman"/>
+          <w:color w:val="D4D4D4"/>
+          <w:kern w:val="0"/>
+          <w:sz w:val="21"/>
+          <w:szCs w:val="21"/>
+          <w:lang w:eastAsia="en-GB"/>
+          <w14:ligatures w14:val="none"/>
+        </w:rPr>
+        <w:t xml:space="preserve"> Open original file</w:t>
       </w:r>
     </w:p>
     <w:p>
@@ -6732,104 +4571,52 @@
         <w:spacing w:after="0" w:line="285" w:lineRule="atLeast"/>
         <w:rPr>
           <w:rFonts w:ascii="Consolas" w:eastAsia="Times New Roman" w:hAnsi="Consolas" w:cs="Times New Roman"/>
-          <w:color w:val="CCCCCC"/>
-          <w:kern w:val="0"/>
-          <w:sz w:val="21"/>
-          <w:szCs w:val="21"/>
-          <w:lang w:eastAsia="en-GB"/>
-          <w14:ligatures w14:val="none"/>
-        </w:rPr>
-      </w:pPr>
-    </w:p>
-    <w:p>
-      <w:pPr>
-        <w:pStyle w:val="Heading2"/>
-        <w:rPr>
-          <w:lang w:val="en-US"/>
-        </w:rPr>
-      </w:pPr>
-      <w:bookmarkStart w:id="11" w:name="_Toc194422678"/>
-    </w:p>
-    <w:p>
-      <w:pPr>
-        <w:pStyle w:val="Heading2"/>
-        <w:rPr>
-          <w:lang w:val="en-US"/>
-        </w:rPr>
-      </w:pPr>
-    </w:p>
-    <w:p>
-      <w:pPr>
-        <w:pStyle w:val="Heading2"/>
-        <w:rPr>
-          <w:lang w:val="en-US"/>
-        </w:rPr>
-      </w:pPr>
-    </w:p>
-    <w:p>
-      <w:pPr>
-        <w:rPr>
-          <w:lang w:val="en-US"/>
-        </w:rPr>
-      </w:pPr>
-    </w:p>
-    <w:p>
-      <w:pPr>
-        <w:rPr>
-          <w:lang w:val="en-US"/>
-        </w:rPr>
-      </w:pPr>
-    </w:p>
-    <w:p>
-      <w:pPr>
-        <w:rPr>
-          <w:lang w:val="en-US"/>
-        </w:rPr>
-      </w:pPr>
-    </w:p>
-    <w:p>
-      <w:pPr>
-        <w:rPr>
-          <w:lang w:val="en-US"/>
-        </w:rPr>
-      </w:pPr>
-    </w:p>
-    <w:p>
-      <w:pPr>
-        <w:rPr>
-          <w:lang w:val="en-US"/>
-        </w:rPr>
-      </w:pPr>
-    </w:p>
-    <w:p>
-      <w:pPr>
-        <w:rPr>
-          <w:lang w:val="en-US"/>
-        </w:rPr>
-      </w:pPr>
-    </w:p>
-    <w:p>
-      <w:pPr>
-        <w:rPr>
-          <w:lang w:val="en-US"/>
-        </w:rPr>
-      </w:pPr>
-    </w:p>
-    <w:p>
-      <w:pPr>
-        <w:pStyle w:val="Heading2"/>
-        <w:rPr>
-          <w:lang w:val="en-US"/>
-        </w:rPr>
-      </w:pPr>
-      <w:r>
-        <w:rPr>
-          <w:lang w:val="en-US"/>
-        </w:rPr>
-        <w:lastRenderedPageBreak/>
-        <w:t>Linux Code</w:t>
-      </w:r>
-      <w:bookmarkEnd w:id="11"/>
+          <w:color w:val="D4D4D4"/>
+          <w:kern w:val="0"/>
+          <w:sz w:val="21"/>
+          <w:szCs w:val="21"/>
+          <w:lang w:eastAsia="en-GB"/>
+          <w14:ligatures w14:val="none"/>
+        </w:rPr>
+      </w:pPr>
+      <w:r>
+        <w:rPr>
+          <w:rFonts w:ascii="Consolas" w:eastAsia="Times New Roman" w:hAnsi="Consolas" w:cs="Times New Roman"/>
+          <w:color w:val="D4D4D4"/>
+          <w:kern w:val="0"/>
+          <w:sz w:val="21"/>
+          <w:szCs w:val="21"/>
+          <w:lang w:eastAsia="en-GB"/>
+          <w14:ligatures w14:val="none"/>
+        </w:rPr>
+        <w:t>start notepad "%</w:t>
+      </w:r>
+      <w:proofErr w:type="spellStart"/>
+      <w:r>
+        <w:rPr>
+          <w:rFonts w:ascii="Consolas" w:eastAsia="Times New Roman" w:hAnsi="Consolas" w:cs="Times New Roman"/>
+          <w:color w:val="D4D4D4"/>
+          <w:kern w:val="0"/>
+          <w:sz w:val="21"/>
+          <w:szCs w:val="21"/>
+          <w:lang w:eastAsia="en-GB"/>
+          <w14:ligatures w14:val="none"/>
+        </w:rPr>
+        <w:t>fileName</w:t>
+      </w:r>
+      <w:proofErr w:type="spellEnd"/>
+      <w:r>
+        <w:rPr>
+          <w:rFonts w:ascii="Consolas" w:eastAsia="Times New Roman" w:hAnsi="Consolas" w:cs="Times New Roman"/>
+          <w:color w:val="D4D4D4"/>
+          <w:kern w:val="0"/>
+          <w:sz w:val="21"/>
+          <w:szCs w:val="21"/>
+          <w:lang w:eastAsia="en-GB"/>
+          <w14:ligatures w14:val="none"/>
+        </w:rPr>
+        <w:t>%"</w:t>
+      </w:r>
     </w:p>
     <w:p>
       <w:pPr>
@@ -6837,39 +4624,25 @@
         <w:spacing w:after="0" w:line="285" w:lineRule="atLeast"/>
         <w:rPr>
           <w:rFonts w:ascii="Consolas" w:eastAsia="Times New Roman" w:hAnsi="Consolas" w:cs="Times New Roman"/>
-          <w:color w:val="CCCCCC"/>
-          <w:kern w:val="0"/>
-          <w:sz w:val="21"/>
-          <w:szCs w:val="21"/>
-          <w:lang w:eastAsia="en-GB"/>
-          <w14:ligatures w14:val="none"/>
-        </w:rPr>
-      </w:pPr>
-      <w:proofErr w:type="gramStart"/>
-      <w:r>
-        <w:rPr>
-          <w:rFonts w:ascii="Consolas" w:eastAsia="Times New Roman" w:hAnsi="Consolas" w:cs="Times New Roman"/>
-          <w:color w:val="6A9955"/>
-          <w:kern w:val="0"/>
-          <w:sz w:val="21"/>
-          <w:szCs w:val="21"/>
-          <w:lang w:eastAsia="en-GB"/>
-          <w14:ligatures w14:val="none"/>
-        </w:rPr>
-        <w:t>#!/</w:t>
-      </w:r>
-      <w:proofErr w:type="gramEnd"/>
-      <w:r>
-        <w:rPr>
-          <w:rFonts w:ascii="Consolas" w:eastAsia="Times New Roman" w:hAnsi="Consolas" w:cs="Times New Roman"/>
-          <w:color w:val="6A9955"/>
-          <w:kern w:val="0"/>
-          <w:sz w:val="21"/>
-          <w:szCs w:val="21"/>
-          <w:lang w:eastAsia="en-GB"/>
-          <w14:ligatures w14:val="none"/>
-        </w:rPr>
-        <w:t>bin/bash</w:t>
+          <w:color w:val="D4D4D4"/>
+          <w:kern w:val="0"/>
+          <w:sz w:val="21"/>
+          <w:szCs w:val="21"/>
+          <w:lang w:eastAsia="en-GB"/>
+          <w14:ligatures w14:val="none"/>
+        </w:rPr>
+      </w:pPr>
+      <w:r>
+        <w:rPr>
+          <w:rFonts w:ascii="Consolas" w:eastAsia="Times New Roman" w:hAnsi="Consolas" w:cs="Times New Roman"/>
+          <w:color w:val="D4D4D4"/>
+          <w:kern w:val="0"/>
+          <w:sz w:val="21"/>
+          <w:szCs w:val="21"/>
+          <w:lang w:eastAsia="en-GB"/>
+          <w14:ligatures w14:val="none"/>
+        </w:rPr>
+        <w:t>exit /b</w:t>
       </w:r>
     </w:p>
     <w:p>
@@ -6878,78 +4651,14 @@
         <w:spacing w:after="0" w:line="285" w:lineRule="atLeast"/>
         <w:rPr>
           <w:rFonts w:ascii="Consolas" w:eastAsia="Times New Roman" w:hAnsi="Consolas" w:cs="Times New Roman"/>
-          <w:color w:val="CCCCCC"/>
-          <w:kern w:val="0"/>
-          <w:sz w:val="21"/>
-          <w:szCs w:val="21"/>
-          <w:lang w:eastAsia="en-GB"/>
-          <w14:ligatures w14:val="none"/>
-        </w:rPr>
-      </w:pPr>
-      <w:r>
-        <w:rPr>
-          <w:rFonts w:ascii="Consolas" w:eastAsia="Times New Roman" w:hAnsi="Consolas" w:cs="Times New Roman"/>
-          <w:color w:val="6A9955"/>
-          <w:kern w:val="0"/>
-          <w:sz w:val="21"/>
-          <w:szCs w:val="21"/>
-          <w:lang w:eastAsia="en-GB"/>
-          <w14:ligatures w14:val="none"/>
-        </w:rPr>
-        <w:t xml:space="preserve"># Creating a log file if it </w:t>
-      </w:r>
-      <w:proofErr w:type="spellStart"/>
-      <w:r>
-        <w:rPr>
-          <w:rFonts w:ascii="Consolas" w:eastAsia="Times New Roman" w:hAnsi="Consolas" w:cs="Times New Roman"/>
-          <w:color w:val="6A9955"/>
-          <w:kern w:val="0"/>
-          <w:sz w:val="21"/>
-          <w:szCs w:val="21"/>
-          <w:lang w:eastAsia="en-GB"/>
-          <w14:ligatures w14:val="none"/>
-        </w:rPr>
-        <w:t>dosent</w:t>
-      </w:r>
-      <w:proofErr w:type="spellEnd"/>
-      <w:r>
-        <w:rPr>
-          <w:rFonts w:ascii="Consolas" w:eastAsia="Times New Roman" w:hAnsi="Consolas" w:cs="Times New Roman"/>
-          <w:color w:val="6A9955"/>
-          <w:kern w:val="0"/>
-          <w:sz w:val="21"/>
-          <w:szCs w:val="21"/>
-          <w:lang w:eastAsia="en-GB"/>
-          <w14:ligatures w14:val="none"/>
-        </w:rPr>
-        <w:t xml:space="preserve"> </w:t>
-      </w:r>
-      <w:proofErr w:type="spellStart"/>
-      <w:r>
-        <w:rPr>
-          <w:rFonts w:ascii="Consolas" w:eastAsia="Times New Roman" w:hAnsi="Consolas" w:cs="Times New Roman"/>
-          <w:color w:val="6A9955"/>
-          <w:kern w:val="0"/>
-          <w:sz w:val="21"/>
-          <w:szCs w:val="21"/>
-          <w:lang w:eastAsia="en-GB"/>
-          <w14:ligatures w14:val="none"/>
-        </w:rPr>
-        <w:t>exsist</w:t>
-      </w:r>
-      <w:proofErr w:type="spellEnd"/>
-      <w:r>
-        <w:rPr>
-          <w:rFonts w:ascii="Consolas" w:eastAsia="Times New Roman" w:hAnsi="Consolas" w:cs="Times New Roman"/>
-          <w:color w:val="6A9955"/>
-          <w:kern w:val="0"/>
-          <w:sz w:val="21"/>
-          <w:szCs w:val="21"/>
-          <w:lang w:eastAsia="en-GB"/>
-          <w14:ligatures w14:val="none"/>
-        </w:rPr>
-        <w:t xml:space="preserve"> </w:t>
-      </w:r>
+          <w:color w:val="D4D4D4"/>
+          <w:kern w:val="0"/>
+          <w:sz w:val="21"/>
+          <w:szCs w:val="21"/>
+          <w:lang w:eastAsia="en-GB"/>
+          <w14:ligatures w14:val="none"/>
+        </w:rPr>
+      </w:pPr>
     </w:p>
     <w:p>
       <w:pPr>
@@ -6965,154 +4674,95 @@
           <w14:ligatures w14:val="none"/>
         </w:rPr>
       </w:pPr>
-      <w:r>
-        <w:rPr>
-          <w:rFonts w:ascii="Consolas" w:eastAsia="Times New Roman" w:hAnsi="Consolas" w:cs="Times New Roman"/>
-          <w:color w:val="C586C0"/>
-          <w:kern w:val="0"/>
-          <w:sz w:val="21"/>
-          <w:szCs w:val="21"/>
-          <w:lang w:eastAsia="en-GB"/>
-          <w14:ligatures w14:val="none"/>
-        </w:rPr>
-        <w:t>if</w:t>
-      </w:r>
-      <w:r>
-        <w:rPr>
-          <w:rFonts w:ascii="Consolas" w:eastAsia="Times New Roman" w:hAnsi="Consolas" w:cs="Times New Roman"/>
-          <w:color w:val="CCCCCC"/>
-          <w:kern w:val="0"/>
-          <w:sz w:val="21"/>
-          <w:szCs w:val="21"/>
-          <w:lang w:eastAsia="en-GB"/>
-          <w14:ligatures w14:val="none"/>
-        </w:rPr>
-        <w:t xml:space="preserve"> </w:t>
-      </w:r>
-      <w:proofErr w:type="gramStart"/>
-      <w:r>
-        <w:rPr>
-          <w:rFonts w:ascii="Consolas" w:eastAsia="Times New Roman" w:hAnsi="Consolas" w:cs="Times New Roman"/>
-          <w:color w:val="CCCCCC"/>
-          <w:kern w:val="0"/>
-          <w:sz w:val="21"/>
-          <w:szCs w:val="21"/>
-          <w:lang w:eastAsia="en-GB"/>
-          <w14:ligatures w14:val="none"/>
-        </w:rPr>
-        <w:t xml:space="preserve">[ </w:t>
-      </w:r>
-      <w:r>
-        <w:rPr>
-          <w:rFonts w:ascii="Consolas" w:eastAsia="Times New Roman" w:hAnsi="Consolas" w:cs="Times New Roman"/>
-          <w:color w:val="D4D4D4"/>
-          <w:kern w:val="0"/>
-          <w:sz w:val="21"/>
-          <w:szCs w:val="21"/>
-          <w:lang w:eastAsia="en-GB"/>
-          <w14:ligatures w14:val="none"/>
-        </w:rPr>
-        <w:t>!</w:t>
-      </w:r>
-      <w:proofErr w:type="gramEnd"/>
-      <w:r>
-        <w:rPr>
-          <w:rFonts w:ascii="Consolas" w:eastAsia="Times New Roman" w:hAnsi="Consolas" w:cs="Times New Roman"/>
-          <w:color w:val="CCCCCC"/>
-          <w:kern w:val="0"/>
-          <w:sz w:val="21"/>
-          <w:szCs w:val="21"/>
-          <w:lang w:eastAsia="en-GB"/>
-          <w14:ligatures w14:val="none"/>
-        </w:rPr>
-        <w:t xml:space="preserve"> </w:t>
-      </w:r>
-      <w:r>
-        <w:rPr>
-          <w:rFonts w:ascii="Consolas" w:eastAsia="Times New Roman" w:hAnsi="Consolas" w:cs="Times New Roman"/>
-          <w:color w:val="D4D4D4"/>
-          <w:kern w:val="0"/>
-          <w:sz w:val="21"/>
-          <w:szCs w:val="21"/>
-          <w:lang w:eastAsia="en-GB"/>
-          <w14:ligatures w14:val="none"/>
-        </w:rPr>
-        <w:t>-f</w:t>
-      </w:r>
-      <w:r>
-        <w:rPr>
-          <w:rFonts w:ascii="Consolas" w:eastAsia="Times New Roman" w:hAnsi="Consolas" w:cs="Times New Roman"/>
-          <w:color w:val="CCCCCC"/>
-          <w:kern w:val="0"/>
-          <w:sz w:val="21"/>
-          <w:szCs w:val="21"/>
-          <w:lang w:eastAsia="en-GB"/>
-          <w14:ligatures w14:val="none"/>
-        </w:rPr>
-        <w:t xml:space="preserve"> </w:t>
-      </w:r>
-      <w:r>
-        <w:rPr>
-          <w:rFonts w:ascii="Consolas" w:eastAsia="Times New Roman" w:hAnsi="Consolas" w:cs="Times New Roman"/>
-          <w:color w:val="CE9178"/>
-          <w:kern w:val="0"/>
-          <w:sz w:val="21"/>
-          <w:szCs w:val="21"/>
-          <w:lang w:eastAsia="en-GB"/>
-          <w14:ligatures w14:val="none"/>
-        </w:rPr>
-        <w:t>"logFile.txt</w:t>
-      </w:r>
-      <w:proofErr w:type="gramStart"/>
-      <w:r>
-        <w:rPr>
-          <w:rFonts w:ascii="Consolas" w:eastAsia="Times New Roman" w:hAnsi="Consolas" w:cs="Times New Roman"/>
-          <w:color w:val="CE9178"/>
-          <w:kern w:val="0"/>
-          <w:sz w:val="21"/>
-          <w:szCs w:val="21"/>
-          <w:lang w:eastAsia="en-GB"/>
-          <w14:ligatures w14:val="none"/>
-        </w:rPr>
-        <w:t>"</w:t>
-      </w:r>
-      <w:r>
-        <w:rPr>
-          <w:rFonts w:ascii="Consolas" w:eastAsia="Times New Roman" w:hAnsi="Consolas" w:cs="Times New Roman"/>
-          <w:color w:val="CCCCCC"/>
-          <w:kern w:val="0"/>
-          <w:sz w:val="21"/>
-          <w:szCs w:val="21"/>
-          <w:lang w:eastAsia="en-GB"/>
-          <w14:ligatures w14:val="none"/>
-        </w:rPr>
-        <w:t xml:space="preserve"> ]</w:t>
-      </w:r>
-      <w:proofErr w:type="gramEnd"/>
-      <w:r>
-        <w:rPr>
-          <w:rFonts w:ascii="Consolas" w:eastAsia="Times New Roman" w:hAnsi="Consolas" w:cs="Times New Roman"/>
-          <w:color w:val="CCCCCC"/>
-          <w:kern w:val="0"/>
-          <w:sz w:val="21"/>
-          <w:szCs w:val="21"/>
-          <w:lang w:eastAsia="en-GB"/>
-          <w14:ligatures w14:val="none"/>
-        </w:rPr>
-        <w:t xml:space="preserve">; </w:t>
-      </w:r>
-      <w:r>
-        <w:rPr>
-          <w:rFonts w:ascii="Consolas" w:eastAsia="Times New Roman" w:hAnsi="Consolas" w:cs="Times New Roman"/>
-          <w:color w:val="C586C0"/>
-          <w:kern w:val="0"/>
-          <w:sz w:val="21"/>
-          <w:szCs w:val="21"/>
-          <w:lang w:eastAsia="en-GB"/>
-          <w14:ligatures w14:val="none"/>
-        </w:rPr>
-        <w:t>then</w:t>
-      </w:r>
+    </w:p>
+    <w:p>
+      <w:pPr>
+        <w:pStyle w:val="Heading2"/>
+        <w:rPr>
+          <w:lang w:val="en-US"/>
+        </w:rPr>
+      </w:pPr>
+    </w:p>
+    <w:p>
+      <w:pPr>
+        <w:pStyle w:val="Heading2"/>
+        <w:rPr>
+          <w:lang w:val="en-US"/>
+        </w:rPr>
+      </w:pPr>
+    </w:p>
+    <w:p>
+      <w:pPr>
+        <w:pStyle w:val="Heading2"/>
+        <w:rPr>
+          <w:lang w:val="en-US"/>
+        </w:rPr>
+      </w:pPr>
+    </w:p>
+    <w:p>
+      <w:pPr>
+        <w:rPr>
+          <w:lang w:val="en-US"/>
+        </w:rPr>
+      </w:pPr>
+    </w:p>
+    <w:p>
+      <w:pPr>
+        <w:rPr>
+          <w:lang w:val="en-US"/>
+        </w:rPr>
+      </w:pPr>
+    </w:p>
+    <w:p>
+      <w:pPr>
+        <w:rPr>
+          <w:lang w:val="en-US"/>
+        </w:rPr>
+      </w:pPr>
+    </w:p>
+    <w:p>
+      <w:pPr>
+        <w:rPr>
+          <w:lang w:val="en-US"/>
+        </w:rPr>
+      </w:pPr>
+    </w:p>
+    <w:p>
+      <w:pPr>
+        <w:rPr>
+          <w:lang w:val="en-US"/>
+        </w:rPr>
+      </w:pPr>
+    </w:p>
+    <w:p>
+      <w:pPr>
+        <w:rPr>
+          <w:lang w:val="en-US"/>
+        </w:rPr>
+      </w:pPr>
+    </w:p>
+    <w:p>
+      <w:pPr>
+        <w:rPr>
+          <w:lang w:val="en-US"/>
+        </w:rPr>
+      </w:pPr>
+    </w:p>
+    <w:p>
+      <w:pPr>
+        <w:pStyle w:val="Heading2"/>
+        <w:rPr>
+          <w:lang w:val="en-US"/>
+        </w:rPr>
+      </w:pPr>
+      <w:bookmarkStart w:id="14" w:name="_Toc194598939"/>
+      <w:r>
+        <w:rPr>
+          <w:lang w:val="en-US"/>
+        </w:rPr>
+        <w:t>Linux Code</w:t>
+      </w:r>
+      <w:bookmarkEnd w:id="14"/>
     </w:p>
     <w:p>
       <w:pPr>
@@ -7128,53 +4778,31 @@
           <w14:ligatures w14:val="none"/>
         </w:rPr>
       </w:pPr>
-      <w:r>
-        <w:rPr>
-          <w:rFonts w:ascii="Consolas" w:eastAsia="Times New Roman" w:hAnsi="Consolas" w:cs="Times New Roman"/>
-          <w:color w:val="CCCCCC"/>
-          <w:kern w:val="0"/>
-          <w:sz w:val="21"/>
-          <w:szCs w:val="21"/>
-          <w:lang w:eastAsia="en-GB"/>
-          <w14:ligatures w14:val="none"/>
-        </w:rPr>
-        <w:t xml:space="preserve">    </w:t>
-      </w:r>
-      <w:r>
-        <w:rPr>
-          <w:rFonts w:ascii="Consolas" w:eastAsia="Times New Roman" w:hAnsi="Consolas" w:cs="Times New Roman"/>
-          <w:color w:val="DCDCAA"/>
-          <w:kern w:val="0"/>
-          <w:sz w:val="21"/>
-          <w:szCs w:val="21"/>
-          <w:lang w:eastAsia="en-GB"/>
-          <w14:ligatures w14:val="none"/>
-        </w:rPr>
-        <w:t>touch</w:t>
-      </w:r>
-      <w:r>
-        <w:rPr>
-          <w:rFonts w:ascii="Consolas" w:eastAsia="Times New Roman" w:hAnsi="Consolas" w:cs="Times New Roman"/>
-          <w:color w:val="CCCCCC"/>
-          <w:kern w:val="0"/>
-          <w:sz w:val="21"/>
-          <w:szCs w:val="21"/>
-          <w:lang w:eastAsia="en-GB"/>
-          <w14:ligatures w14:val="none"/>
-        </w:rPr>
-        <w:t xml:space="preserve"> </w:t>
-      </w:r>
-      <w:r>
-        <w:rPr>
-          <w:rFonts w:ascii="Consolas" w:eastAsia="Times New Roman" w:hAnsi="Consolas" w:cs="Times New Roman"/>
-          <w:color w:val="CE9178"/>
-          <w:kern w:val="0"/>
-          <w:sz w:val="21"/>
-          <w:szCs w:val="21"/>
-          <w:lang w:eastAsia="en-GB"/>
-          <w14:ligatures w14:val="none"/>
-        </w:rPr>
-        <w:t>"logFile.txt"</w:t>
+      <w:proofErr w:type="gramStart"/>
+      <w:r>
+        <w:rPr>
+          <w:rFonts w:ascii="Consolas" w:eastAsia="Times New Roman" w:hAnsi="Consolas" w:cs="Times New Roman"/>
+          <w:color w:val="6A9955"/>
+          <w:kern w:val="0"/>
+          <w:sz w:val="21"/>
+          <w:szCs w:val="21"/>
+          <w:lang w:eastAsia="en-GB"/>
+          <w14:ligatures w14:val="none"/>
+        </w:rPr>
+        <w:t>#!/</w:t>
+      </w:r>
+      <w:proofErr w:type="gramEnd"/>
+      <w:r>
+        <w:rPr>
+          <w:rFonts w:ascii="Consolas" w:eastAsia="Times New Roman" w:hAnsi="Consolas" w:cs="Times New Roman"/>
+          <w:color w:val="6A9955"/>
+          <w:kern w:val="0"/>
+          <w:sz w:val="21"/>
+          <w:szCs w:val="21"/>
+          <w:lang w:eastAsia="en-GB"/>
+          <w14:ligatures w14:val="none"/>
+        </w:rPr>
+        <w:t>bin/bash</w:t>
       </w:r>
     </w:p>
     <w:p>
@@ -7194,26 +4822,66 @@
       <w:r>
         <w:rPr>
           <w:rFonts w:ascii="Consolas" w:eastAsia="Times New Roman" w:hAnsi="Consolas" w:cs="Times New Roman"/>
-          <w:color w:val="C586C0"/>
-          <w:kern w:val="0"/>
-          <w:sz w:val="21"/>
-          <w:szCs w:val="21"/>
-          <w:lang w:eastAsia="en-GB"/>
-          <w14:ligatures w14:val="none"/>
-        </w:rPr>
-        <w:t>fi</w:t>
-      </w:r>
-      <w:r>
-        <w:rPr>
-          <w:rFonts w:ascii="Consolas" w:eastAsia="Times New Roman" w:hAnsi="Consolas" w:cs="Times New Roman"/>
-          <w:color w:val="CCCCCC"/>
-          <w:kern w:val="0"/>
-          <w:sz w:val="21"/>
-          <w:szCs w:val="21"/>
-          <w:lang w:eastAsia="en-GB"/>
-          <w14:ligatures w14:val="none"/>
-        </w:rPr>
-        <w:t xml:space="preserve">  </w:t>
+          <w:color w:val="6A9955"/>
+          <w:kern w:val="0"/>
+          <w:sz w:val="21"/>
+          <w:szCs w:val="21"/>
+          <w:lang w:eastAsia="en-GB"/>
+          <w14:ligatures w14:val="none"/>
+        </w:rPr>
+        <w:t xml:space="preserve"># Creating a log file if it </w:t>
+      </w:r>
+      <w:proofErr w:type="spellStart"/>
+      <w:r>
+        <w:rPr>
+          <w:rFonts w:ascii="Consolas" w:eastAsia="Times New Roman" w:hAnsi="Consolas" w:cs="Times New Roman"/>
+          <w:color w:val="6A9955"/>
+          <w:kern w:val="0"/>
+          <w:sz w:val="21"/>
+          <w:szCs w:val="21"/>
+          <w:lang w:eastAsia="en-GB"/>
+          <w14:ligatures w14:val="none"/>
+        </w:rPr>
+        <w:t>dosent</w:t>
+      </w:r>
+      <w:proofErr w:type="spellEnd"/>
+      <w:r>
+        <w:rPr>
+          <w:rFonts w:ascii="Consolas" w:eastAsia="Times New Roman" w:hAnsi="Consolas" w:cs="Times New Roman"/>
+          <w:color w:val="6A9955"/>
+          <w:kern w:val="0"/>
+          <w:sz w:val="21"/>
+          <w:szCs w:val="21"/>
+          <w:lang w:eastAsia="en-GB"/>
+          <w14:ligatures w14:val="none"/>
+        </w:rPr>
+        <w:t xml:space="preserve"> </w:t>
+      </w:r>
+      <w:proofErr w:type="spellStart"/>
+      <w:r>
+        <w:rPr>
+          <w:rFonts w:ascii="Consolas" w:eastAsia="Times New Roman" w:hAnsi="Consolas" w:cs="Times New Roman"/>
+          <w:color w:val="6A9955"/>
+          <w:kern w:val="0"/>
+          <w:sz w:val="21"/>
+          <w:szCs w:val="21"/>
+          <w:lang w:eastAsia="en-GB"/>
+          <w14:ligatures w14:val="none"/>
+        </w:rPr>
+        <w:t>exsist</w:t>
+      </w:r>
+      <w:proofErr w:type="spellEnd"/>
+      <w:r>
+        <w:rPr>
+          <w:rFonts w:ascii="Consolas" w:eastAsia="Times New Roman" w:hAnsi="Consolas" w:cs="Times New Roman"/>
+          <w:color w:val="6A9955"/>
+          <w:kern w:val="0"/>
+          <w:sz w:val="21"/>
+          <w:szCs w:val="21"/>
+          <w:lang w:eastAsia="en-GB"/>
+          <w14:ligatures w14:val="none"/>
+        </w:rPr>
+        <w:t xml:space="preserve"> </w:t>
       </w:r>
     </w:p>
     <w:p>
@@ -7233,14 +4901,150 @@
       <w:r>
         <w:rPr>
           <w:rFonts w:ascii="Consolas" w:eastAsia="Times New Roman" w:hAnsi="Consolas" w:cs="Times New Roman"/>
-          <w:color w:val="6A9955"/>
-          <w:kern w:val="0"/>
-          <w:sz w:val="21"/>
-          <w:szCs w:val="21"/>
-          <w:lang w:eastAsia="en-GB"/>
-          <w14:ligatures w14:val="none"/>
-        </w:rPr>
-        <w:t xml:space="preserve"># Checking arguments </w:t>
+          <w:color w:val="C586C0"/>
+          <w:kern w:val="0"/>
+          <w:sz w:val="21"/>
+          <w:szCs w:val="21"/>
+          <w:lang w:eastAsia="en-GB"/>
+          <w14:ligatures w14:val="none"/>
+        </w:rPr>
+        <w:t>if</w:t>
+      </w:r>
+      <w:r>
+        <w:rPr>
+          <w:rFonts w:ascii="Consolas" w:eastAsia="Times New Roman" w:hAnsi="Consolas" w:cs="Times New Roman"/>
+          <w:color w:val="CCCCCC"/>
+          <w:kern w:val="0"/>
+          <w:sz w:val="21"/>
+          <w:szCs w:val="21"/>
+          <w:lang w:eastAsia="en-GB"/>
+          <w14:ligatures w14:val="none"/>
+        </w:rPr>
+        <w:t xml:space="preserve"> </w:t>
+      </w:r>
+      <w:proofErr w:type="gramStart"/>
+      <w:r>
+        <w:rPr>
+          <w:rFonts w:ascii="Consolas" w:eastAsia="Times New Roman" w:hAnsi="Consolas" w:cs="Times New Roman"/>
+          <w:color w:val="CCCCCC"/>
+          <w:kern w:val="0"/>
+          <w:sz w:val="21"/>
+          <w:szCs w:val="21"/>
+          <w:lang w:eastAsia="en-GB"/>
+          <w14:ligatures w14:val="none"/>
+        </w:rPr>
+        <w:t xml:space="preserve">[ </w:t>
+      </w:r>
+      <w:r>
+        <w:rPr>
+          <w:rFonts w:ascii="Consolas" w:eastAsia="Times New Roman" w:hAnsi="Consolas" w:cs="Times New Roman"/>
+          <w:color w:val="D4D4D4"/>
+          <w:kern w:val="0"/>
+          <w:sz w:val="21"/>
+          <w:szCs w:val="21"/>
+          <w:lang w:eastAsia="en-GB"/>
+          <w14:ligatures w14:val="none"/>
+        </w:rPr>
+        <w:t>!</w:t>
+      </w:r>
+      <w:proofErr w:type="gramEnd"/>
+      <w:r>
+        <w:rPr>
+          <w:rFonts w:ascii="Consolas" w:eastAsia="Times New Roman" w:hAnsi="Consolas" w:cs="Times New Roman"/>
+          <w:color w:val="CCCCCC"/>
+          <w:kern w:val="0"/>
+          <w:sz w:val="21"/>
+          <w:szCs w:val="21"/>
+          <w:lang w:eastAsia="en-GB"/>
+          <w14:ligatures w14:val="none"/>
+        </w:rPr>
+        <w:t xml:space="preserve"> </w:t>
+      </w:r>
+      <w:r>
+        <w:rPr>
+          <w:rFonts w:ascii="Consolas" w:eastAsia="Times New Roman" w:hAnsi="Consolas" w:cs="Times New Roman"/>
+          <w:color w:val="D4D4D4"/>
+          <w:kern w:val="0"/>
+          <w:sz w:val="21"/>
+          <w:szCs w:val="21"/>
+          <w:lang w:eastAsia="en-GB"/>
+          <w14:ligatures w14:val="none"/>
+        </w:rPr>
+        <w:t>-f</w:t>
+      </w:r>
+      <w:r>
+        <w:rPr>
+          <w:rFonts w:ascii="Consolas" w:eastAsia="Times New Roman" w:hAnsi="Consolas" w:cs="Times New Roman"/>
+          <w:color w:val="CCCCCC"/>
+          <w:kern w:val="0"/>
+          <w:sz w:val="21"/>
+          <w:szCs w:val="21"/>
+          <w:lang w:eastAsia="en-GB"/>
+          <w14:ligatures w14:val="none"/>
+        </w:rPr>
+        <w:t xml:space="preserve"> </w:t>
+      </w:r>
+      <w:r>
+        <w:rPr>
+          <w:rFonts w:ascii="Consolas" w:eastAsia="Times New Roman" w:hAnsi="Consolas" w:cs="Times New Roman"/>
+          <w:color w:val="CE9178"/>
+          <w:kern w:val="0"/>
+          <w:sz w:val="21"/>
+          <w:szCs w:val="21"/>
+          <w:lang w:eastAsia="en-GB"/>
+          <w14:ligatures w14:val="none"/>
+        </w:rPr>
+        <w:t>"logFile.txt</w:t>
+      </w:r>
+      <w:proofErr w:type="gramStart"/>
+      <w:r>
+        <w:rPr>
+          <w:rFonts w:ascii="Consolas" w:eastAsia="Times New Roman" w:hAnsi="Consolas" w:cs="Times New Roman"/>
+          <w:color w:val="CE9178"/>
+          <w:kern w:val="0"/>
+          <w:sz w:val="21"/>
+          <w:szCs w:val="21"/>
+          <w:lang w:eastAsia="en-GB"/>
+          <w14:ligatures w14:val="none"/>
+        </w:rPr>
+        <w:t>"</w:t>
+      </w:r>
+      <w:r>
+        <w:rPr>
+          <w:rFonts w:ascii="Consolas" w:eastAsia="Times New Roman" w:hAnsi="Consolas" w:cs="Times New Roman"/>
+          <w:color w:val="CCCCCC"/>
+          <w:kern w:val="0"/>
+          <w:sz w:val="21"/>
+          <w:szCs w:val="21"/>
+          <w:lang w:eastAsia="en-GB"/>
+          <w14:ligatures w14:val="none"/>
+        </w:rPr>
+        <w:t xml:space="preserve"> ]</w:t>
+      </w:r>
+      <w:proofErr w:type="gramEnd"/>
+      <w:r>
+        <w:rPr>
+          <w:rFonts w:ascii="Consolas" w:eastAsia="Times New Roman" w:hAnsi="Consolas" w:cs="Times New Roman"/>
+          <w:color w:val="CCCCCC"/>
+          <w:kern w:val="0"/>
+          <w:sz w:val="21"/>
+          <w:szCs w:val="21"/>
+          <w:lang w:eastAsia="en-GB"/>
+          <w14:ligatures w14:val="none"/>
+        </w:rPr>
+        <w:t xml:space="preserve">; </w:t>
+      </w:r>
+      <w:r>
+        <w:rPr>
+          <w:rFonts w:ascii="Consolas" w:eastAsia="Times New Roman" w:hAnsi="Consolas" w:cs="Times New Roman"/>
+          <w:color w:val="C586C0"/>
+          <w:kern w:val="0"/>
+          <w:sz w:val="21"/>
+          <w:szCs w:val="21"/>
+          <w:lang w:eastAsia="en-GB"/>
+          <w14:ligatures w14:val="none"/>
+        </w:rPr>
+        <w:t>then</w:t>
       </w:r>
     </w:p>
     <w:p>
@@ -7257,6 +5061,135 @@
           <w14:ligatures w14:val="none"/>
         </w:rPr>
       </w:pPr>
+      <w:r>
+        <w:rPr>
+          <w:rFonts w:ascii="Consolas" w:eastAsia="Times New Roman" w:hAnsi="Consolas" w:cs="Times New Roman"/>
+          <w:color w:val="CCCCCC"/>
+          <w:kern w:val="0"/>
+          <w:sz w:val="21"/>
+          <w:szCs w:val="21"/>
+          <w:lang w:eastAsia="en-GB"/>
+          <w14:ligatures w14:val="none"/>
+        </w:rPr>
+        <w:t xml:space="preserve">    </w:t>
+      </w:r>
+      <w:r>
+        <w:rPr>
+          <w:rFonts w:ascii="Consolas" w:eastAsia="Times New Roman" w:hAnsi="Consolas" w:cs="Times New Roman"/>
+          <w:color w:val="DCDCAA"/>
+          <w:kern w:val="0"/>
+          <w:sz w:val="21"/>
+          <w:szCs w:val="21"/>
+          <w:lang w:eastAsia="en-GB"/>
+          <w14:ligatures w14:val="none"/>
+        </w:rPr>
+        <w:t>touch</w:t>
+      </w:r>
+      <w:r>
+        <w:rPr>
+          <w:rFonts w:ascii="Consolas" w:eastAsia="Times New Roman" w:hAnsi="Consolas" w:cs="Times New Roman"/>
+          <w:color w:val="CCCCCC"/>
+          <w:kern w:val="0"/>
+          <w:sz w:val="21"/>
+          <w:szCs w:val="21"/>
+          <w:lang w:eastAsia="en-GB"/>
+          <w14:ligatures w14:val="none"/>
+        </w:rPr>
+        <w:t xml:space="preserve"> </w:t>
+      </w:r>
+      <w:r>
+        <w:rPr>
+          <w:rFonts w:ascii="Consolas" w:eastAsia="Times New Roman" w:hAnsi="Consolas" w:cs="Times New Roman"/>
+          <w:color w:val="CE9178"/>
+          <w:kern w:val="0"/>
+          <w:sz w:val="21"/>
+          <w:szCs w:val="21"/>
+          <w:lang w:eastAsia="en-GB"/>
+          <w14:ligatures w14:val="none"/>
+        </w:rPr>
+        <w:t>"logFile.txt"</w:t>
+      </w:r>
+    </w:p>
+    <w:p>
+      <w:pPr>
+        <w:shd w:val="clear" w:color="auto" w:fill="1F1F1F"/>
+        <w:spacing w:after="0" w:line="285" w:lineRule="atLeast"/>
+        <w:rPr>
+          <w:rFonts w:ascii="Consolas" w:eastAsia="Times New Roman" w:hAnsi="Consolas" w:cs="Times New Roman"/>
+          <w:color w:val="CCCCCC"/>
+          <w:kern w:val="0"/>
+          <w:sz w:val="21"/>
+          <w:szCs w:val="21"/>
+          <w:lang w:eastAsia="en-GB"/>
+          <w14:ligatures w14:val="none"/>
+        </w:rPr>
+      </w:pPr>
+      <w:r>
+        <w:rPr>
+          <w:rFonts w:ascii="Consolas" w:eastAsia="Times New Roman" w:hAnsi="Consolas" w:cs="Times New Roman"/>
+          <w:color w:val="C586C0"/>
+          <w:kern w:val="0"/>
+          <w:sz w:val="21"/>
+          <w:szCs w:val="21"/>
+          <w:lang w:eastAsia="en-GB"/>
+          <w14:ligatures w14:val="none"/>
+        </w:rPr>
+        <w:t>fi</w:t>
+      </w:r>
+      <w:r>
+        <w:rPr>
+          <w:rFonts w:ascii="Consolas" w:eastAsia="Times New Roman" w:hAnsi="Consolas" w:cs="Times New Roman"/>
+          <w:color w:val="CCCCCC"/>
+          <w:kern w:val="0"/>
+          <w:sz w:val="21"/>
+          <w:szCs w:val="21"/>
+          <w:lang w:eastAsia="en-GB"/>
+          <w14:ligatures w14:val="none"/>
+        </w:rPr>
+        <w:t xml:space="preserve">  </w:t>
+      </w:r>
+    </w:p>
+    <w:p>
+      <w:pPr>
+        <w:shd w:val="clear" w:color="auto" w:fill="1F1F1F"/>
+        <w:spacing w:after="0" w:line="285" w:lineRule="atLeast"/>
+        <w:rPr>
+          <w:rFonts w:ascii="Consolas" w:eastAsia="Times New Roman" w:hAnsi="Consolas" w:cs="Times New Roman"/>
+          <w:color w:val="CCCCCC"/>
+          <w:kern w:val="0"/>
+          <w:sz w:val="21"/>
+          <w:szCs w:val="21"/>
+          <w:lang w:eastAsia="en-GB"/>
+          <w14:ligatures w14:val="none"/>
+        </w:rPr>
+      </w:pPr>
+      <w:r>
+        <w:rPr>
+          <w:rFonts w:ascii="Consolas" w:eastAsia="Times New Roman" w:hAnsi="Consolas" w:cs="Times New Roman"/>
+          <w:color w:val="6A9955"/>
+          <w:kern w:val="0"/>
+          <w:sz w:val="21"/>
+          <w:szCs w:val="21"/>
+          <w:lang w:eastAsia="en-GB"/>
+          <w14:ligatures w14:val="none"/>
+        </w:rPr>
+        <w:t xml:space="preserve"># Checking arguments </w:t>
+      </w:r>
+    </w:p>
+    <w:p>
+      <w:pPr>
+        <w:shd w:val="clear" w:color="auto" w:fill="1F1F1F"/>
+        <w:spacing w:after="0" w:line="285" w:lineRule="atLeast"/>
+        <w:rPr>
+          <w:rFonts w:ascii="Consolas" w:eastAsia="Times New Roman" w:hAnsi="Consolas" w:cs="Times New Roman"/>
+          <w:color w:val="CCCCCC"/>
+          <w:kern w:val="0"/>
+          <w:sz w:val="21"/>
+          <w:szCs w:val="21"/>
+          <w:lang w:eastAsia="en-GB"/>
+          <w14:ligatures w14:val="none"/>
+        </w:rPr>
+      </w:pPr>
       <w:proofErr w:type="spellStart"/>
       <w:proofErr w:type="gramStart"/>
       <w:r>
@@ -10622,6 +8555,7 @@
           <w:lang w:eastAsia="en-GB"/>
           <w14:ligatures w14:val="none"/>
         </w:rPr>
+        <w:lastRenderedPageBreak/>
         <w:t xml:space="preserve">    </w:t>
       </w:r>
       <w:r>
@@ -10734,13 +8668,12 @@
           <w:lang w:val="en-US"/>
         </w:rPr>
       </w:pPr>
-      <w:bookmarkStart w:id="12" w:name="_Toc194422679"/>
+      <w:bookmarkStart w:id="15" w:name="_Toc194598940"/>
       <w:r>
         <w:rPr>
           <w:noProof/>
           <w:lang w:val="en-US"/>
         </w:rPr>
-        <w:lastRenderedPageBreak/>
         <w:pict w14:anchorId="42EC6DFE">
           <v:shapetype id="_x0000_t202" coordsize="21600,21600" o:spt="202" path="m,l,21600r21600,l21600,xe">
             <v:stroke joinstyle="miter"/>
@@ -11077,7 +9010,7 @@
         </w:rPr>
         <w:t>Explanation of program logic:</w:t>
       </w:r>
-      <w:bookmarkEnd w:id="12"/>
+      <w:bookmarkEnd w:id="15"/>
     </w:p>
     <w:p>
       <w:pPr>
@@ -11093,29 +9026,20 @@
           <w:lang w:val="en-US"/>
         </w:rPr>
       </w:pPr>
-      <w:bookmarkStart w:id="13" w:name="_Toc194422680"/>
-      <w:proofErr w:type="spellStart"/>
-      <w:r>
-        <w:rPr>
-          <w:lang w:val="en-US"/>
-        </w:rPr>
-        <w:t>Psudocode</w:t>
-      </w:r>
-      <w:proofErr w:type="spellEnd"/>
+      <w:bookmarkStart w:id="16" w:name="_Toc194598941"/>
+      <w:r>
+        <w:rPr>
+          <w:lang w:val="en-US"/>
+        </w:rPr>
+        <w:t>Pseudocode</w:t>
+      </w:r>
       <w:r>
         <w:rPr>
           <w:lang w:val="en-US"/>
         </w:rPr>
         <w:t>:</w:t>
       </w:r>
-      <w:bookmarkEnd w:id="13"/>
-    </w:p>
-    <w:p>
-      <w:pPr>
-        <w:rPr>
-          <w:lang w:val="en-US"/>
-        </w:rPr>
-      </w:pPr>
+      <w:bookmarkEnd w:id="16"/>
     </w:p>
     <w:p>
       <w:pPr>
@@ -11145,15 +9069,14 @@
           <w:lang w:val="en-US"/>
         </w:rPr>
       </w:pPr>
-      <w:bookmarkStart w:id="14" w:name="_Toc194422681"/>
-      <w:r>
-        <w:rPr>
-          <w:lang w:val="en-US"/>
-        </w:rPr>
-        <w:lastRenderedPageBreak/>
+      <w:bookmarkStart w:id="17" w:name="_Toc194598942"/>
+      <w:r>
+        <w:rPr>
+          <w:lang w:val="en-US"/>
+        </w:rPr>
         <w:t>Flow Chart:</w:t>
       </w:r>
-      <w:bookmarkEnd w:id="14"/>
+      <w:bookmarkEnd w:id="17"/>
     </w:p>
     <w:p>
       <w:r>
@@ -11205,14 +9128,14 @@
           <w:lang w:val="en-US"/>
         </w:rPr>
       </w:pPr>
-      <w:bookmarkStart w:id="15" w:name="_Toc194422682"/>
+      <w:bookmarkStart w:id="18" w:name="_Toc194598943"/>
       <w:r>
         <w:rPr>
           <w:lang w:val="en-US"/>
         </w:rPr>
         <w:t>Testing:</w:t>
       </w:r>
-      <w:bookmarkEnd w:id="15"/>
+      <w:bookmarkEnd w:id="18"/>
     </w:p>
     <w:p>
       <w:pPr>
@@ -12267,6 +10190,20 @@
           <w:lang w:val="en-US"/>
         </w:rPr>
       </w:pPr>
+      <w:proofErr w:type="gramStart"/>
+      <w:r>
+        <w:rPr>
+          <w:lang w:val="en-US"/>
+        </w:rPr>
+        <w:t>.Bat</w:t>
+      </w:r>
+      <w:proofErr w:type="gramEnd"/>
+      <w:r>
+        <w:rPr>
+          <w:lang w:val="en-US"/>
+        </w:rPr>
+        <w:t xml:space="preserve"> </w:t>
+      </w:r>
       <w:r>
         <w:rPr>
           <w:lang w:val="en-US"/>
@@ -12281,14 +10218,14 @@
         <w:tblLook w:val="04A0" w:firstRow="1" w:lastRow="0" w:firstColumn="1" w:lastColumn="0" w:noHBand="0" w:noVBand="1"/>
       </w:tblPr>
       <w:tblGrid>
-        <w:gridCol w:w="624"/>
-        <w:gridCol w:w="8483"/>
-        <w:gridCol w:w="5067"/>
+        <w:gridCol w:w="499"/>
+        <w:gridCol w:w="6735"/>
+        <w:gridCol w:w="6940"/>
       </w:tblGrid>
       <w:tr>
         <w:tc>
           <w:tcPr>
-            <w:tcW w:w="1101" w:type="dxa"/>
+            <w:tcW w:w="1242" w:type="dxa"/>
             <w:shd w:val="clear" w:color="auto" w:fill="D5DCE4" w:themeFill="text2" w:themeFillTint="33"/>
           </w:tcPr>
           <w:p>
@@ -12307,7 +10244,7 @@
         </w:tc>
         <w:tc>
           <w:tcPr>
-            <w:tcW w:w="5060" w:type="dxa"/>
+            <w:tcW w:w="5992" w:type="dxa"/>
             <w:shd w:val="clear" w:color="auto" w:fill="D5DCE4" w:themeFill="text2" w:themeFillTint="33"/>
           </w:tcPr>
           <w:p>
@@ -12326,7 +10263,7 @@
         </w:tc>
         <w:tc>
           <w:tcPr>
-            <w:tcW w:w="3081" w:type="dxa"/>
+            <w:tcW w:w="6940" w:type="dxa"/>
             <w:shd w:val="clear" w:color="auto" w:fill="D5DCE4" w:themeFill="text2" w:themeFillTint="33"/>
           </w:tcPr>
           <w:p>
@@ -12347,7 +10284,7 @@
       <w:tr>
         <w:tc>
           <w:tcPr>
-            <w:tcW w:w="1101" w:type="dxa"/>
+            <w:tcW w:w="1242" w:type="dxa"/>
             <w:shd w:val="clear" w:color="auto" w:fill="D5DCE4" w:themeFill="text2" w:themeFillTint="33"/>
           </w:tcPr>
           <w:p>
@@ -12366,19 +10303,16 @@
         </w:tc>
         <w:tc>
           <w:tcPr>
-            <w:tcW w:w="5060" w:type="dxa"/>
+            <w:tcW w:w="5992" w:type="dxa"/>
           </w:tcPr>
+          <w:p/>
           <w:p>
             <w:r>
-              <w:rPr>
-                <w:noProof/>
-                <w:lang w:val="en-US"/>
-              </w:rPr>
               <w:drawing>
-                <wp:inline distT="0" distB="0" distL="0" distR="0" wp14:anchorId="263E8DE3" wp14:editId="48D615E1">
-                  <wp:extent cx="4820323" cy="1028844"/>
+                <wp:inline distT="0" distB="0" distL="0" distR="0" wp14:anchorId="3590A080" wp14:editId="2239BA82">
+                  <wp:extent cx="2990850" cy="361507"/>
                   <wp:effectExtent l="0" t="0" r="0" b="0"/>
-                  <wp:docPr id="1909041368" name="Picture 1"/>
+                  <wp:docPr id="473453020" name="Picture 1"/>
                   <wp:cNvGraphicFramePr>
                     <a:graphicFrameLocks xmlns:a="http://schemas.openxmlformats.org/drawingml/2006/main" noChangeAspect="1"/>
                   </wp:cNvGraphicFramePr>
@@ -12386,23 +10320,30 @@
                     <a:graphicData uri="http://schemas.openxmlformats.org/drawingml/2006/picture">
                       <pic:pic xmlns:pic="http://schemas.openxmlformats.org/drawingml/2006/picture">
                         <pic:nvPicPr>
-                          <pic:cNvPr id="1909041368" name=""/>
+                          <pic:cNvPr id="473453020" name=""/>
                           <pic:cNvPicPr/>
                         </pic:nvPicPr>
-                        <pic:blipFill>
+                        <pic:blipFill rotWithShape="1">
                           <a:blip r:embed="rId10"/>
-                          <a:stretch>
-                            <a:fillRect/>
-                          </a:stretch>
+                          <a:srcRect b="55349"/>
+                          <a:stretch/>
                         </pic:blipFill>
-                        <pic:spPr>
+                        <pic:spPr bwMode="auto">
                           <a:xfrm>
                             <a:off x="0" y="0"/>
-                            <a:ext cx="4820323" cy="1028844"/>
+                            <a:ext cx="2991267" cy="361557"/>
                           </a:xfrm>
                           <a:prstGeom prst="rect">
                             <a:avLst/>
                           </a:prstGeom>
+                          <a:ln>
+                            <a:noFill/>
+                          </a:ln>
+                          <a:extLst>
+                            <a:ext uri="{53640926-AAD7-44D8-BBD7-CCE9431645EC}">
+                              <a14:shadowObscured xmlns:a14="http://schemas.microsoft.com/office/drawing/2010/main"/>
+                            </a:ext>
+                          </a:extLst>
                         </pic:spPr>
                       </pic:pic>
                     </a:graphicData>
@@ -12414,7 +10355,7 @@
         </w:tc>
         <w:tc>
           <w:tcPr>
-            <w:tcW w:w="3081" w:type="dxa"/>
+            <w:tcW w:w="6940" w:type="dxa"/>
           </w:tcPr>
           <w:p>
             <w:pPr>
@@ -12428,10 +10369,10 @@
                 <w:lang w:val="en-US"/>
               </w:rPr>
               <w:drawing>
-                <wp:inline distT="0" distB="0" distL="0" distR="0" wp14:anchorId="5BB1C752" wp14:editId="30E84E79">
-                  <wp:extent cx="3080617" cy="1686910"/>
+                <wp:inline distT="0" distB="0" distL="0" distR="0" wp14:anchorId="6028F5CF" wp14:editId="76E8E2BC">
+                  <wp:extent cx="1348362" cy="765544"/>
                   <wp:effectExtent l="0" t="0" r="0" b="0"/>
-                  <wp:docPr id="1253948444" name="Picture 1"/>
+                  <wp:docPr id="1770035546" name="Picture 1"/>
                   <wp:cNvGraphicFramePr>
                     <a:graphicFrameLocks xmlns:a="http://schemas.openxmlformats.org/drawingml/2006/main" noChangeAspect="1"/>
                   </wp:cNvGraphicFramePr>
@@ -12439,13 +10380,13 @@
                     <a:graphicData uri="http://schemas.openxmlformats.org/drawingml/2006/picture">
                       <pic:pic xmlns:pic="http://schemas.openxmlformats.org/drawingml/2006/picture">
                         <pic:nvPicPr>
-                          <pic:cNvPr id="0" name="Picture 5"/>
+                          <pic:cNvPr id="0" name="Picture 4"/>
                           <pic:cNvPicPr>
                             <a:picLocks noChangeAspect="1" noChangeArrowheads="1"/>
                           </pic:cNvPicPr>
                         </pic:nvPicPr>
                         <pic:blipFill>
-                          <a:blip r:embed="rId11">
+                          <a:blip r:embed="rId11" cstate="print">
                             <a:extLst>
                               <a:ext uri="{28A0092B-C50C-407E-A947-70E740481C1C}">
                                 <a14:useLocalDpi xmlns:a14="http://schemas.microsoft.com/office/drawing/2010/main" val="0"/>
@@ -12460,7 +10401,7 @@
                         <pic:spPr bwMode="auto">
                           <a:xfrm>
                             <a:off x="0" y="0"/>
-                            <a:ext cx="3095215" cy="1694904"/>
+                            <a:ext cx="1373092" cy="779585"/>
                           </a:xfrm>
                           <a:prstGeom prst="rect">
                             <a:avLst/>
@@ -12473,49 +10414,12 @@
                 </wp:inline>
               </w:drawing>
             </w:r>
-          </w:p>
-        </w:tc>
-      </w:tr>
-      <w:tr>
-        <w:tc>
-          <w:tcPr>
-            <w:tcW w:w="1101" w:type="dxa"/>
-            <w:shd w:val="clear" w:color="auto" w:fill="D5DCE4" w:themeFill="text2" w:themeFillTint="33"/>
-          </w:tcPr>
-          <w:p>
-            <w:pPr>
-              <w:rPr>
-                <w:lang w:val="en-US"/>
-              </w:rPr>
-            </w:pPr>
-            <w:r>
-              <w:rPr>
-                <w:lang w:val="en-US"/>
-              </w:rPr>
-              <w:t>2</w:t>
-            </w:r>
-          </w:p>
-        </w:tc>
-        <w:tc>
-          <w:tcPr>
-            <w:tcW w:w="5060" w:type="dxa"/>
-          </w:tcPr>
-          <w:p>
-            <w:pPr>
-              <w:rPr>
-                <w:lang w:val="en-US"/>
-              </w:rPr>
-            </w:pPr>
-            <w:r>
-              <w:rPr>
-                <w:noProof/>
-                <w:lang w:val="en-US"/>
-              </w:rPr>
+            <w:r>
               <w:drawing>
-                <wp:inline distT="0" distB="0" distL="0" distR="0" wp14:anchorId="7004C1CD" wp14:editId="3604BF98">
-                  <wp:extent cx="5249918" cy="1219200"/>
-                  <wp:effectExtent l="0" t="0" r="0" b="0"/>
-                  <wp:docPr id="1881509803" name="Picture 2"/>
+                <wp:inline distT="0" distB="0" distL="0" distR="0" wp14:anchorId="5DF34615" wp14:editId="58D480CC">
+                  <wp:extent cx="2991267" cy="809738"/>
+                  <wp:effectExtent l="0" t="0" r="0" b="9525"/>
+                  <wp:docPr id="1424673338" name="Picture 1"/>
                   <wp:cNvGraphicFramePr>
                     <a:graphicFrameLocks xmlns:a="http://schemas.openxmlformats.org/drawingml/2006/main" noChangeAspect="1"/>
                   </wp:cNvGraphicFramePr>
@@ -12523,13 +10427,252 @@
                     <a:graphicData uri="http://schemas.openxmlformats.org/drawingml/2006/picture">
                       <pic:pic xmlns:pic="http://schemas.openxmlformats.org/drawingml/2006/picture">
                         <pic:nvPicPr>
-                          <pic:cNvPr id="0" name="Picture 6"/>
+                          <pic:cNvPr id="473453020" name=""/>
+                          <pic:cNvPicPr/>
+                        </pic:nvPicPr>
+                        <pic:blipFill>
+                          <a:blip r:embed="rId10"/>
+                          <a:stretch>
+                            <a:fillRect/>
+                          </a:stretch>
+                        </pic:blipFill>
+                        <pic:spPr>
+                          <a:xfrm>
+                            <a:off x="0" y="0"/>
+                            <a:ext cx="2991267" cy="809738"/>
+                          </a:xfrm>
+                          <a:prstGeom prst="rect">
+                            <a:avLst/>
+                          </a:prstGeom>
+                        </pic:spPr>
+                      </pic:pic>
+                    </a:graphicData>
+                  </a:graphic>
+                </wp:inline>
+              </w:drawing>
+            </w:r>
+          </w:p>
+        </w:tc>
+      </w:tr>
+      <w:tr>
+        <w:tc>
+          <w:tcPr>
+            <w:tcW w:w="1242" w:type="dxa"/>
+            <w:shd w:val="clear" w:color="auto" w:fill="D5DCE4" w:themeFill="text2" w:themeFillTint="33"/>
+          </w:tcPr>
+          <w:p>
+            <w:pPr>
+              <w:rPr>
+                <w:lang w:val="en-US"/>
+              </w:rPr>
+            </w:pPr>
+            <w:r>
+              <w:rPr>
+                <w:lang w:val="en-US"/>
+              </w:rPr>
+              <w:t>2</w:t>
+            </w:r>
+          </w:p>
+        </w:tc>
+        <w:tc>
+          <w:tcPr>
+            <w:tcW w:w="5992" w:type="dxa"/>
+          </w:tcPr>
+          <w:p>
+            <w:r>
+              <w:drawing>
+                <wp:inline distT="0" distB="0" distL="0" distR="0" wp14:anchorId="1F385A98" wp14:editId="4FF8408D">
+                  <wp:extent cx="5382376" cy="285790"/>
+                  <wp:effectExtent l="0" t="0" r="0" b="0"/>
+                  <wp:docPr id="2032785033" name="Picture 1"/>
+                  <wp:cNvGraphicFramePr>
+                    <a:graphicFrameLocks xmlns:a="http://schemas.openxmlformats.org/drawingml/2006/main" noChangeAspect="1"/>
+                  </wp:cNvGraphicFramePr>
+                  <a:graphic xmlns:a="http://schemas.openxmlformats.org/drawingml/2006/main">
+                    <a:graphicData uri="http://schemas.openxmlformats.org/drawingml/2006/picture">
+                      <pic:pic xmlns:pic="http://schemas.openxmlformats.org/drawingml/2006/picture">
+                        <pic:nvPicPr>
+                          <pic:cNvPr id="2032785033" name=""/>
+                          <pic:cNvPicPr/>
+                        </pic:nvPicPr>
+                        <pic:blipFill>
+                          <a:blip r:embed="rId12"/>
+                          <a:stretch>
+                            <a:fillRect/>
+                          </a:stretch>
+                        </pic:blipFill>
+                        <pic:spPr>
+                          <a:xfrm>
+                            <a:off x="0" y="0"/>
+                            <a:ext cx="5382376" cy="285790"/>
+                          </a:xfrm>
+                          <a:prstGeom prst="rect">
+                            <a:avLst/>
+                          </a:prstGeom>
+                        </pic:spPr>
+                      </pic:pic>
+                    </a:graphicData>
+                  </a:graphic>
+                </wp:inline>
+              </w:drawing>
+            </w:r>
+          </w:p>
+        </w:tc>
+        <w:tc>
+          <w:tcPr>
+            <w:tcW w:w="6940" w:type="dxa"/>
+          </w:tcPr>
+          <w:p>
+            <w:pPr>
+              <w:rPr>
+                <w:lang w:val="en-US"/>
+              </w:rPr>
+            </w:pPr>
+            <w:r>
+              <w:rPr>
+                <w:lang w:val="en-US"/>
+              </w:rPr>
+              <w:drawing>
+                <wp:inline distT="0" distB="0" distL="0" distR="0" wp14:anchorId="1924BDDB" wp14:editId="6907AF65">
+                  <wp:extent cx="3047998" cy="559558"/>
+                  <wp:effectExtent l="0" t="0" r="0" b="0"/>
+                  <wp:docPr id="1795239275" name="Picture 1"/>
+                  <wp:cNvGraphicFramePr>
+                    <a:graphicFrameLocks xmlns:a="http://schemas.openxmlformats.org/drawingml/2006/main" noChangeAspect="1"/>
+                  </wp:cNvGraphicFramePr>
+                  <a:graphic xmlns:a="http://schemas.openxmlformats.org/drawingml/2006/main">
+                    <a:graphicData uri="http://schemas.openxmlformats.org/drawingml/2006/picture">
+                      <pic:pic xmlns:pic="http://schemas.openxmlformats.org/drawingml/2006/picture">
+                        <pic:nvPicPr>
+                          <pic:cNvPr id="1795239275" name=""/>
+                          <pic:cNvPicPr/>
+                        </pic:nvPicPr>
+                        <pic:blipFill>
+                          <a:blip r:embed="rId13"/>
+                          <a:stretch>
+                            <a:fillRect/>
+                          </a:stretch>
+                        </pic:blipFill>
+                        <pic:spPr>
+                          <a:xfrm>
+                            <a:off x="0" y="0"/>
+                            <a:ext cx="3070451" cy="563680"/>
+                          </a:xfrm>
+                          <a:prstGeom prst="rect">
+                            <a:avLst/>
+                          </a:prstGeom>
+                        </pic:spPr>
+                      </pic:pic>
+                    </a:graphicData>
+                  </a:graphic>
+                </wp:inline>
+              </w:drawing>
+            </w:r>
+          </w:p>
+          <w:p>
+            <w:pPr>
+              <w:rPr>
+                <w:lang w:val="en-US"/>
+              </w:rPr>
+            </w:pPr>
+            <w:r>
+              <w:rPr>
+                <w:lang w:val="en-US"/>
+              </w:rPr>
+              <w:drawing>
+                <wp:inline distT="0" distB="0" distL="0" distR="0" wp14:anchorId="6E936147" wp14:editId="11AFBA6B">
+                  <wp:extent cx="2429728" cy="1325306"/>
+                  <wp:effectExtent l="0" t="0" r="0" b="0"/>
+                  <wp:docPr id="160905268" name="Picture 1"/>
+                  <wp:cNvGraphicFramePr>
+                    <a:graphicFrameLocks xmlns:a="http://schemas.openxmlformats.org/drawingml/2006/main" noChangeAspect="1"/>
+                  </wp:cNvGraphicFramePr>
+                  <a:graphic xmlns:a="http://schemas.openxmlformats.org/drawingml/2006/main">
+                    <a:graphicData uri="http://schemas.openxmlformats.org/drawingml/2006/picture">
+                      <pic:pic xmlns:pic="http://schemas.openxmlformats.org/drawingml/2006/picture">
+                        <pic:nvPicPr>
+                          <pic:cNvPr id="160905268" name=""/>
+                          <pic:cNvPicPr/>
+                        </pic:nvPicPr>
+                        <pic:blipFill>
+                          <a:blip r:embed="rId14"/>
+                          <a:stretch>
+                            <a:fillRect/>
+                          </a:stretch>
+                        </pic:blipFill>
+                        <pic:spPr>
+                          <a:xfrm>
+                            <a:off x="0" y="0"/>
+                            <a:ext cx="2477204" cy="1351202"/>
+                          </a:xfrm>
+                          <a:prstGeom prst="rect">
+                            <a:avLst/>
+                          </a:prstGeom>
+                        </pic:spPr>
+                      </pic:pic>
+                    </a:graphicData>
+                  </a:graphic>
+                </wp:inline>
+              </w:drawing>
+            </w:r>
+          </w:p>
+        </w:tc>
+      </w:tr>
+      <w:tr>
+        <w:tc>
+          <w:tcPr>
+            <w:tcW w:w="1242" w:type="dxa"/>
+            <w:shd w:val="clear" w:color="auto" w:fill="D5DCE4" w:themeFill="text2" w:themeFillTint="33"/>
+          </w:tcPr>
+          <w:p>
+            <w:pPr>
+              <w:rPr>
+                <w:lang w:val="en-US"/>
+              </w:rPr>
+            </w:pPr>
+            <w:r>
+              <w:rPr>
+                <w:lang w:val="en-US"/>
+              </w:rPr>
+              <w:lastRenderedPageBreak/>
+              <w:t>3</w:t>
+            </w:r>
+          </w:p>
+        </w:tc>
+        <w:tc>
+          <w:tcPr>
+            <w:tcW w:w="5992" w:type="dxa"/>
+          </w:tcPr>
+          <w:p>
+            <w:pPr>
+              <w:rPr>
+                <w:lang w:val="en-US"/>
+              </w:rPr>
+            </w:pPr>
+            <w:r>
+              <w:rPr>
+                <w:noProof/>
+                <w:lang w:val="en-US"/>
+              </w:rPr>
+              <w:drawing>
+                <wp:inline distT="0" distB="0" distL="0" distR="0" wp14:anchorId="0E8F3A34" wp14:editId="67FA3116">
+                  <wp:extent cx="5753735" cy="352425"/>
+                  <wp:effectExtent l="0" t="0" r="0" b="0"/>
+                  <wp:docPr id="1668764940" name="Picture 2"/>
+                  <wp:cNvGraphicFramePr>
+                    <a:graphicFrameLocks xmlns:a="http://schemas.openxmlformats.org/drawingml/2006/main" noChangeAspect="1"/>
+                  </wp:cNvGraphicFramePr>
+                  <a:graphic xmlns:a="http://schemas.openxmlformats.org/drawingml/2006/main">
+                    <a:graphicData uri="http://schemas.openxmlformats.org/drawingml/2006/picture">
+                      <pic:pic xmlns:pic="http://schemas.openxmlformats.org/drawingml/2006/picture">
+                        <pic:nvPicPr>
+                          <pic:cNvPr id="0" name="Picture 5"/>
                           <pic:cNvPicPr>
                             <a:picLocks noChangeAspect="1" noChangeArrowheads="1"/>
                           </pic:cNvPicPr>
                         </pic:nvPicPr>
                         <pic:blipFill>
-                          <a:blip r:embed="rId12">
+                          <a:blip r:embed="rId15">
                             <a:extLst>
                               <a:ext uri="{28A0092B-C50C-407E-A947-70E740481C1C}">
                                 <a14:useLocalDpi xmlns:a14="http://schemas.microsoft.com/office/drawing/2010/main" val="0"/>
@@ -12544,7 +10687,7 @@
                         <pic:spPr bwMode="auto">
                           <a:xfrm>
                             <a:off x="0" y="0"/>
-                            <a:ext cx="5252070" cy="1219700"/>
+                            <a:ext cx="5753735" cy="352425"/>
                           </a:xfrm>
                           <a:prstGeom prst="rect">
                             <a:avLst/>
@@ -12561,7 +10704,7 @@
         </w:tc>
         <w:tc>
           <w:tcPr>
-            <w:tcW w:w="3081" w:type="dxa"/>
+            <w:tcW w:w="6940" w:type="dxa"/>
           </w:tcPr>
           <w:p>
             <w:pPr>
@@ -12575,10 +10718,10 @@
                 <w:lang w:val="en-US"/>
               </w:rPr>
               <w:drawing>
-                <wp:inline distT="0" distB="0" distL="0" distR="0" wp14:anchorId="2AC93A76" wp14:editId="64F2E813">
-                  <wp:extent cx="2920212" cy="1605505"/>
+                <wp:inline distT="0" distB="0" distL="0" distR="0" wp14:anchorId="3353208C" wp14:editId="46D77E80">
+                  <wp:extent cx="5401310" cy="1781175"/>
                   <wp:effectExtent l="0" t="0" r="0" b="0"/>
-                  <wp:docPr id="1946552698" name="Picture 3"/>
+                  <wp:docPr id="249860010" name="Picture 4"/>
                   <wp:cNvGraphicFramePr>
                     <a:graphicFrameLocks xmlns:a="http://schemas.openxmlformats.org/drawingml/2006/main" noChangeAspect="1"/>
                   </wp:cNvGraphicFramePr>
@@ -12592,7 +10735,7 @@
                           </pic:cNvPicPr>
                         </pic:nvPicPr>
                         <pic:blipFill>
-                          <a:blip r:embed="rId13">
+                          <a:blip r:embed="rId16">
                             <a:extLst>
                               <a:ext uri="{28A0092B-C50C-407E-A947-70E740481C1C}">
                                 <a14:useLocalDpi xmlns:a14="http://schemas.microsoft.com/office/drawing/2010/main" val="0"/>
@@ -12607,7 +10750,7 @@
                         <pic:spPr bwMode="auto">
                           <a:xfrm>
                             <a:off x="0" y="0"/>
-                            <a:ext cx="2931107" cy="1611495"/>
+                            <a:ext cx="5401310" cy="1781175"/>
                           </a:xfrm>
                           <a:prstGeom prst="rect">
                             <a:avLst/>
@@ -12621,12 +10764,70 @@
               </w:drawing>
             </w:r>
           </w:p>
+          <w:p>
+            <w:pPr>
+              <w:rPr>
+                <w:lang w:val="en-US"/>
+              </w:rPr>
+            </w:pPr>
+            <w:r>
+              <w:rPr>
+                <w:noProof/>
+                <w:lang w:val="en-US"/>
+              </w:rPr>
+              <w:drawing>
+                <wp:inline distT="0" distB="0" distL="0" distR="0" wp14:anchorId="3B1AA21C" wp14:editId="13C26CC9">
+                  <wp:extent cx="3553460" cy="561975"/>
+                  <wp:effectExtent l="0" t="0" r="0" b="0"/>
+                  <wp:docPr id="165055063" name="Picture 3"/>
+                  <wp:cNvGraphicFramePr>
+                    <a:graphicFrameLocks xmlns:a="http://schemas.openxmlformats.org/drawingml/2006/main" noChangeAspect="1"/>
+                  </wp:cNvGraphicFramePr>
+                  <a:graphic xmlns:a="http://schemas.openxmlformats.org/drawingml/2006/main">
+                    <a:graphicData uri="http://schemas.openxmlformats.org/drawingml/2006/picture">
+                      <pic:pic xmlns:pic="http://schemas.openxmlformats.org/drawingml/2006/picture">
+                        <pic:nvPicPr>
+                          <pic:cNvPr id="0" name="Picture 6"/>
+                          <pic:cNvPicPr>
+                            <a:picLocks noChangeAspect="1" noChangeArrowheads="1"/>
+                          </pic:cNvPicPr>
+                        </pic:nvPicPr>
+                        <pic:blipFill>
+                          <a:blip r:embed="rId17">
+                            <a:extLst>
+                              <a:ext uri="{28A0092B-C50C-407E-A947-70E740481C1C}">
+                                <a14:useLocalDpi xmlns:a14="http://schemas.microsoft.com/office/drawing/2010/main" val="0"/>
+                              </a:ext>
+                            </a:extLst>
+                          </a:blip>
+                          <a:srcRect/>
+                          <a:stretch>
+                            <a:fillRect/>
+                          </a:stretch>
+                        </pic:blipFill>
+                        <pic:spPr bwMode="auto">
+                          <a:xfrm>
+                            <a:off x="0" y="0"/>
+                            <a:ext cx="3553460" cy="561975"/>
+                          </a:xfrm>
+                          <a:prstGeom prst="rect">
+                            <a:avLst/>
+                          </a:prstGeom>
+                          <a:noFill/>
+                        </pic:spPr>
+                      </pic:pic>
+                    </a:graphicData>
+                  </a:graphic>
+                </wp:inline>
+              </w:drawing>
+            </w:r>
+          </w:p>
         </w:tc>
       </w:tr>
       <w:tr>
         <w:tc>
           <w:tcPr>
-            <w:tcW w:w="1101" w:type="dxa"/>
+            <w:tcW w:w="1242" w:type="dxa"/>
             <w:shd w:val="clear" w:color="auto" w:fill="D5DCE4" w:themeFill="text2" w:themeFillTint="33"/>
           </w:tcPr>
           <w:p>
@@ -12639,13 +10840,1131 @@
               <w:rPr>
                 <w:lang w:val="en-US"/>
               </w:rPr>
-              <w:t>3</w:t>
+              <w:t>4</w:t>
             </w:r>
           </w:p>
         </w:tc>
         <w:tc>
           <w:tcPr>
-            <w:tcW w:w="5060" w:type="dxa"/>
+            <w:tcW w:w="5992" w:type="dxa"/>
+          </w:tcPr>
+          <w:p>
+            <w:pPr>
+              <w:rPr>
+                <w:lang w:val="en-US"/>
+              </w:rPr>
+            </w:pPr>
+            <w:r>
+              <w:rPr>
+                <w:noProof/>
+                <w:lang w:val="en-US"/>
+              </w:rPr>
+              <w:drawing>
+                <wp:inline distT="0" distB="0" distL="0" distR="0" wp14:anchorId="49F734A6" wp14:editId="39C93DE6">
+                  <wp:extent cx="5572760" cy="314325"/>
+                  <wp:effectExtent l="0" t="0" r="0" b="0"/>
+                  <wp:docPr id="1494647082" name="Picture 5"/>
+                  <wp:cNvGraphicFramePr>
+                    <a:graphicFrameLocks xmlns:a="http://schemas.openxmlformats.org/drawingml/2006/main" noChangeAspect="1"/>
+                  </wp:cNvGraphicFramePr>
+                  <a:graphic xmlns:a="http://schemas.openxmlformats.org/drawingml/2006/main">
+                    <a:graphicData uri="http://schemas.openxmlformats.org/drawingml/2006/picture">
+                      <pic:pic xmlns:pic="http://schemas.openxmlformats.org/drawingml/2006/picture">
+                        <pic:nvPicPr>
+                          <pic:cNvPr id="0" name="Picture 8"/>
+                          <pic:cNvPicPr>
+                            <a:picLocks noChangeAspect="1" noChangeArrowheads="1"/>
+                          </pic:cNvPicPr>
+                        </pic:nvPicPr>
+                        <pic:blipFill>
+                          <a:blip r:embed="rId18">
+                            <a:extLst>
+                              <a:ext uri="{28A0092B-C50C-407E-A947-70E740481C1C}">
+                                <a14:useLocalDpi xmlns:a14="http://schemas.microsoft.com/office/drawing/2010/main" val="0"/>
+                              </a:ext>
+                            </a:extLst>
+                          </a:blip>
+                          <a:srcRect/>
+                          <a:stretch>
+                            <a:fillRect/>
+                          </a:stretch>
+                        </pic:blipFill>
+                        <pic:spPr bwMode="auto">
+                          <a:xfrm>
+                            <a:off x="0" y="0"/>
+                            <a:ext cx="5572760" cy="314325"/>
+                          </a:xfrm>
+                          <a:prstGeom prst="rect">
+                            <a:avLst/>
+                          </a:prstGeom>
+                          <a:noFill/>
+                        </pic:spPr>
+                      </pic:pic>
+                    </a:graphicData>
+                  </a:graphic>
+                </wp:inline>
+              </w:drawing>
+            </w:r>
+          </w:p>
+        </w:tc>
+        <w:tc>
+          <w:tcPr>
+            <w:tcW w:w="6940" w:type="dxa"/>
+          </w:tcPr>
+          <w:p>
+            <w:pPr>
+              <w:rPr>
+                <w:lang w:val="en-US"/>
+              </w:rPr>
+            </w:pPr>
+            <w:r>
+              <w:rPr>
+                <w:lang w:val="en-US"/>
+              </w:rPr>
+              <w:drawing>
+                <wp:inline distT="0" distB="0" distL="0" distR="0" wp14:anchorId="6DBF8BEF" wp14:editId="68684EFA">
+                  <wp:extent cx="3391373" cy="495369"/>
+                  <wp:effectExtent l="0" t="0" r="0" b="0"/>
+                  <wp:docPr id="1374213308" name="Picture 1"/>
+                  <wp:cNvGraphicFramePr>
+                    <a:graphicFrameLocks xmlns:a="http://schemas.openxmlformats.org/drawingml/2006/main" noChangeAspect="1"/>
+                  </wp:cNvGraphicFramePr>
+                  <a:graphic xmlns:a="http://schemas.openxmlformats.org/drawingml/2006/main">
+                    <a:graphicData uri="http://schemas.openxmlformats.org/drawingml/2006/picture">
+                      <pic:pic xmlns:pic="http://schemas.openxmlformats.org/drawingml/2006/picture">
+                        <pic:nvPicPr>
+                          <pic:cNvPr id="1374213308" name=""/>
+                          <pic:cNvPicPr/>
+                        </pic:nvPicPr>
+                        <pic:blipFill>
+                          <a:blip r:embed="rId19"/>
+                          <a:stretch>
+                            <a:fillRect/>
+                          </a:stretch>
+                        </pic:blipFill>
+                        <pic:spPr>
+                          <a:xfrm>
+                            <a:off x="0" y="0"/>
+                            <a:ext cx="3391373" cy="495369"/>
+                          </a:xfrm>
+                          <a:prstGeom prst="rect">
+                            <a:avLst/>
+                          </a:prstGeom>
+                        </pic:spPr>
+                      </pic:pic>
+                    </a:graphicData>
+                  </a:graphic>
+                </wp:inline>
+              </w:drawing>
+            </w:r>
+          </w:p>
+        </w:tc>
+      </w:tr>
+      <w:tr>
+        <w:tc>
+          <w:tcPr>
+            <w:tcW w:w="1242" w:type="dxa"/>
+            <w:shd w:val="clear" w:color="auto" w:fill="D5DCE4" w:themeFill="text2" w:themeFillTint="33"/>
+          </w:tcPr>
+          <w:p>
+            <w:pPr>
+              <w:rPr>
+                <w:lang w:val="en-US"/>
+              </w:rPr>
+            </w:pPr>
+            <w:r>
+              <w:rPr>
+                <w:lang w:val="en-US"/>
+              </w:rPr>
+              <w:t>5</w:t>
+            </w:r>
+          </w:p>
+        </w:tc>
+        <w:tc>
+          <w:tcPr>
+            <w:tcW w:w="5992" w:type="dxa"/>
+          </w:tcPr>
+          <w:p>
+            <w:pPr>
+              <w:rPr>
+                <w:lang w:val="en-US"/>
+              </w:rPr>
+            </w:pPr>
+            <w:r>
+              <w:rPr>
+                <w:lang w:val="en-US"/>
+              </w:rPr>
+              <w:drawing>
+                <wp:inline distT="0" distB="0" distL="0" distR="0" wp14:anchorId="78CF1AC3" wp14:editId="3C42AE0A">
+                  <wp:extent cx="4496427" cy="247685"/>
+                  <wp:effectExtent l="0" t="0" r="0" b="0"/>
+                  <wp:docPr id="1441723370" name="Picture 1"/>
+                  <wp:cNvGraphicFramePr>
+                    <a:graphicFrameLocks xmlns:a="http://schemas.openxmlformats.org/drawingml/2006/main" noChangeAspect="1"/>
+                  </wp:cNvGraphicFramePr>
+                  <a:graphic xmlns:a="http://schemas.openxmlformats.org/drawingml/2006/main">
+                    <a:graphicData uri="http://schemas.openxmlformats.org/drawingml/2006/picture">
+                      <pic:pic xmlns:pic="http://schemas.openxmlformats.org/drawingml/2006/picture">
+                        <pic:nvPicPr>
+                          <pic:cNvPr id="1441723370" name=""/>
+                          <pic:cNvPicPr/>
+                        </pic:nvPicPr>
+                        <pic:blipFill>
+                          <a:blip r:embed="rId20"/>
+                          <a:stretch>
+                            <a:fillRect/>
+                          </a:stretch>
+                        </pic:blipFill>
+                        <pic:spPr>
+                          <a:xfrm>
+                            <a:off x="0" y="0"/>
+                            <a:ext cx="4496427" cy="247685"/>
+                          </a:xfrm>
+                          <a:prstGeom prst="rect">
+                            <a:avLst/>
+                          </a:prstGeom>
+                        </pic:spPr>
+                      </pic:pic>
+                    </a:graphicData>
+                  </a:graphic>
+                </wp:inline>
+              </w:drawing>
+            </w:r>
+          </w:p>
+        </w:tc>
+        <w:tc>
+          <w:tcPr>
+            <w:tcW w:w="6940" w:type="dxa"/>
+          </w:tcPr>
+          <w:p>
+            <w:pPr>
+              <w:rPr>
+                <w:lang w:val="en-US"/>
+              </w:rPr>
+            </w:pPr>
+            <w:r>
+              <w:rPr>
+                <w:lang w:val="en-US"/>
+              </w:rPr>
+              <w:drawing>
+                <wp:inline distT="0" distB="0" distL="0" distR="0" wp14:anchorId="11B1AEB7" wp14:editId="7A0C1DAE">
+                  <wp:extent cx="2837882" cy="1169736"/>
+                  <wp:effectExtent l="0" t="0" r="0" b="0"/>
+                  <wp:docPr id="558198959" name="Picture 1"/>
+                  <wp:cNvGraphicFramePr>
+                    <a:graphicFrameLocks xmlns:a="http://schemas.openxmlformats.org/drawingml/2006/main" noChangeAspect="1"/>
+                  </wp:cNvGraphicFramePr>
+                  <a:graphic xmlns:a="http://schemas.openxmlformats.org/drawingml/2006/main">
+                    <a:graphicData uri="http://schemas.openxmlformats.org/drawingml/2006/picture">
+                      <pic:pic xmlns:pic="http://schemas.openxmlformats.org/drawingml/2006/picture">
+                        <pic:nvPicPr>
+                          <pic:cNvPr id="558198959" name=""/>
+                          <pic:cNvPicPr/>
+                        </pic:nvPicPr>
+                        <pic:blipFill>
+                          <a:blip r:embed="rId21"/>
+                          <a:stretch>
+                            <a:fillRect/>
+                          </a:stretch>
+                        </pic:blipFill>
+                        <pic:spPr>
+                          <a:xfrm>
+                            <a:off x="0" y="0"/>
+                            <a:ext cx="2849797" cy="1174647"/>
+                          </a:xfrm>
+                          <a:prstGeom prst="rect">
+                            <a:avLst/>
+                          </a:prstGeom>
+                        </pic:spPr>
+                      </pic:pic>
+                    </a:graphicData>
+                  </a:graphic>
+                </wp:inline>
+              </w:drawing>
+            </w:r>
+            <w:r>
+              <w:rPr>
+                <w:lang w:val="en-US"/>
+              </w:rPr>
+              <w:drawing>
+                <wp:inline distT="0" distB="0" distL="0" distR="0" wp14:anchorId="2E54E6A9" wp14:editId="0A21A86E">
+                  <wp:extent cx="5934903" cy="600159"/>
+                  <wp:effectExtent l="0" t="0" r="0" b="9525"/>
+                  <wp:docPr id="447867268" name="Picture 1"/>
+                  <wp:cNvGraphicFramePr>
+                    <a:graphicFrameLocks xmlns:a="http://schemas.openxmlformats.org/drawingml/2006/main" noChangeAspect="1"/>
+                  </wp:cNvGraphicFramePr>
+                  <a:graphic xmlns:a="http://schemas.openxmlformats.org/drawingml/2006/main">
+                    <a:graphicData uri="http://schemas.openxmlformats.org/drawingml/2006/picture">
+                      <pic:pic xmlns:pic="http://schemas.openxmlformats.org/drawingml/2006/picture">
+                        <pic:nvPicPr>
+                          <pic:cNvPr id="447867268" name=""/>
+                          <pic:cNvPicPr/>
+                        </pic:nvPicPr>
+                        <pic:blipFill>
+                          <a:blip r:embed="rId22"/>
+                          <a:stretch>
+                            <a:fillRect/>
+                          </a:stretch>
+                        </pic:blipFill>
+                        <pic:spPr>
+                          <a:xfrm>
+                            <a:off x="0" y="0"/>
+                            <a:ext cx="5934903" cy="600159"/>
+                          </a:xfrm>
+                          <a:prstGeom prst="rect">
+                            <a:avLst/>
+                          </a:prstGeom>
+                        </pic:spPr>
+                      </pic:pic>
+                    </a:graphicData>
+                  </a:graphic>
+                </wp:inline>
+              </w:drawing>
+            </w:r>
+          </w:p>
+        </w:tc>
+      </w:tr>
+      <w:tr>
+        <w:tc>
+          <w:tcPr>
+            <w:tcW w:w="1242" w:type="dxa"/>
+            <w:shd w:val="clear" w:color="auto" w:fill="D5DCE4" w:themeFill="text2" w:themeFillTint="33"/>
+          </w:tcPr>
+          <w:p>
+            <w:pPr>
+              <w:rPr>
+                <w:lang w:val="en-US"/>
+              </w:rPr>
+            </w:pPr>
+            <w:r>
+              <w:rPr>
+                <w:lang w:val="en-US"/>
+              </w:rPr>
+              <w:t>6</w:t>
+            </w:r>
+          </w:p>
+        </w:tc>
+        <w:tc>
+          <w:tcPr>
+            <w:tcW w:w="5992" w:type="dxa"/>
+          </w:tcPr>
+          <w:p>
+            <w:pPr>
+              <w:rPr>
+                <w:lang w:val="en-US"/>
+              </w:rPr>
+            </w:pPr>
+            <w:r>
+              <w:rPr>
+                <w:lang w:val="en-US"/>
+              </w:rPr>
+              <w:drawing>
+                <wp:inline distT="0" distB="0" distL="0" distR="0" wp14:anchorId="3690FC69" wp14:editId="25B3280D">
+                  <wp:extent cx="3719014" cy="154122"/>
+                  <wp:effectExtent l="0" t="0" r="0" b="0"/>
+                  <wp:docPr id="1897981406" name="Picture 1"/>
+                  <wp:cNvGraphicFramePr>
+                    <a:graphicFrameLocks xmlns:a="http://schemas.openxmlformats.org/drawingml/2006/main" noChangeAspect="1"/>
+                  </wp:cNvGraphicFramePr>
+                  <a:graphic xmlns:a="http://schemas.openxmlformats.org/drawingml/2006/main">
+                    <a:graphicData uri="http://schemas.openxmlformats.org/drawingml/2006/picture">
+                      <pic:pic xmlns:pic="http://schemas.openxmlformats.org/drawingml/2006/picture">
+                        <pic:nvPicPr>
+                          <pic:cNvPr id="1897981406" name=""/>
+                          <pic:cNvPicPr/>
+                        </pic:nvPicPr>
+                        <pic:blipFill>
+                          <a:blip r:embed="rId23"/>
+                          <a:stretch>
+                            <a:fillRect/>
+                          </a:stretch>
+                        </pic:blipFill>
+                        <pic:spPr>
+                          <a:xfrm>
+                            <a:off x="0" y="0"/>
+                            <a:ext cx="3845417" cy="159360"/>
+                          </a:xfrm>
+                          <a:prstGeom prst="rect">
+                            <a:avLst/>
+                          </a:prstGeom>
+                        </pic:spPr>
+                      </pic:pic>
+                    </a:graphicData>
+                  </a:graphic>
+                </wp:inline>
+              </w:drawing>
+            </w:r>
+          </w:p>
+        </w:tc>
+        <w:tc>
+          <w:tcPr>
+            <w:tcW w:w="6940" w:type="dxa"/>
+          </w:tcPr>
+          <w:p>
+            <w:pPr>
+              <w:rPr>
+                <w:lang w:val="en-US"/>
+              </w:rPr>
+            </w:pPr>
+            <w:r>
+              <w:rPr>
+                <w:lang w:val="en-US"/>
+              </w:rPr>
+              <w:drawing>
+                <wp:inline distT="0" distB="0" distL="0" distR="0" wp14:anchorId="0D1135D5" wp14:editId="684AE566">
+                  <wp:extent cx="3715268" cy="724001"/>
+                  <wp:effectExtent l="0" t="0" r="0" b="0"/>
+                  <wp:docPr id="407641266" name="Picture 1"/>
+                  <wp:cNvGraphicFramePr>
+                    <a:graphicFrameLocks xmlns:a="http://schemas.openxmlformats.org/drawingml/2006/main" noChangeAspect="1"/>
+                  </wp:cNvGraphicFramePr>
+                  <a:graphic xmlns:a="http://schemas.openxmlformats.org/drawingml/2006/main">
+                    <a:graphicData uri="http://schemas.openxmlformats.org/drawingml/2006/picture">
+                      <pic:pic xmlns:pic="http://schemas.openxmlformats.org/drawingml/2006/picture">
+                        <pic:nvPicPr>
+                          <pic:cNvPr id="407641266" name=""/>
+                          <pic:cNvPicPr/>
+                        </pic:nvPicPr>
+                        <pic:blipFill>
+                          <a:blip r:embed="rId24"/>
+                          <a:stretch>
+                            <a:fillRect/>
+                          </a:stretch>
+                        </pic:blipFill>
+                        <pic:spPr>
+                          <a:xfrm>
+                            <a:off x="0" y="0"/>
+                            <a:ext cx="3715268" cy="724001"/>
+                          </a:xfrm>
+                          <a:prstGeom prst="rect">
+                            <a:avLst/>
+                          </a:prstGeom>
+                        </pic:spPr>
+                      </pic:pic>
+                    </a:graphicData>
+                  </a:graphic>
+                </wp:inline>
+              </w:drawing>
+            </w:r>
+          </w:p>
+          <w:p>
+            <w:pPr>
+              <w:rPr>
+                <w:lang w:val="en-US"/>
+              </w:rPr>
+            </w:pPr>
+          </w:p>
+          <w:p>
+            <w:pPr>
+              <w:rPr>
+                <w:lang w:val="en-US"/>
+              </w:rPr>
+            </w:pPr>
+            <w:r>
+              <w:rPr>
+                <w:lang w:val="en-US"/>
+              </w:rPr>
+              <w:lastRenderedPageBreak/>
+              <w:drawing>
+                <wp:inline distT="0" distB="0" distL="0" distR="0" wp14:anchorId="333EC07B" wp14:editId="03CF82A2">
+                  <wp:extent cx="4233440" cy="921224"/>
+                  <wp:effectExtent l="0" t="0" r="0" b="0"/>
+                  <wp:docPr id="1045753217" name="Picture 1"/>
+                  <wp:cNvGraphicFramePr>
+                    <a:graphicFrameLocks xmlns:a="http://schemas.openxmlformats.org/drawingml/2006/main" noChangeAspect="1"/>
+                  </wp:cNvGraphicFramePr>
+                  <a:graphic xmlns:a="http://schemas.openxmlformats.org/drawingml/2006/main">
+                    <a:graphicData uri="http://schemas.openxmlformats.org/drawingml/2006/picture">
+                      <pic:pic xmlns:pic="http://schemas.openxmlformats.org/drawingml/2006/picture">
+                        <pic:nvPicPr>
+                          <pic:cNvPr id="1045753217" name=""/>
+                          <pic:cNvPicPr/>
+                        </pic:nvPicPr>
+                        <pic:blipFill rotWithShape="1">
+                          <a:blip r:embed="rId25"/>
+                          <a:srcRect b="32087"/>
+                          <a:stretch/>
+                        </pic:blipFill>
+                        <pic:spPr bwMode="auto">
+                          <a:xfrm>
+                            <a:off x="0" y="0"/>
+                            <a:ext cx="4287621" cy="933014"/>
+                          </a:xfrm>
+                          <a:prstGeom prst="rect">
+                            <a:avLst/>
+                          </a:prstGeom>
+                          <a:ln>
+                            <a:noFill/>
+                          </a:ln>
+                          <a:extLst>
+                            <a:ext uri="{53640926-AAD7-44D8-BBD7-CCE9431645EC}">
+                              <a14:shadowObscured xmlns:a14="http://schemas.microsoft.com/office/drawing/2010/main"/>
+                            </a:ext>
+                          </a:extLst>
+                        </pic:spPr>
+                      </pic:pic>
+                    </a:graphicData>
+                  </a:graphic>
+                </wp:inline>
+              </w:drawing>
+            </w:r>
+          </w:p>
+        </w:tc>
+      </w:tr>
+      <w:tr>
+        <w:tc>
+          <w:tcPr>
+            <w:tcW w:w="1242" w:type="dxa"/>
+            <w:shd w:val="clear" w:color="auto" w:fill="D5DCE4" w:themeFill="text2" w:themeFillTint="33"/>
+          </w:tcPr>
+          <w:p>
+            <w:pPr>
+              <w:rPr>
+                <w:lang w:val="en-US"/>
+              </w:rPr>
+            </w:pPr>
+            <w:r>
+              <w:rPr>
+                <w:lang w:val="en-US"/>
+              </w:rPr>
+              <w:lastRenderedPageBreak/>
+              <w:t>7</w:t>
+            </w:r>
+          </w:p>
+        </w:tc>
+        <w:tc>
+          <w:tcPr>
+            <w:tcW w:w="5992" w:type="dxa"/>
+          </w:tcPr>
+          <w:p>
+            <w:pPr>
+              <w:rPr>
+                <w:lang w:val="en-US"/>
+              </w:rPr>
+            </w:pPr>
+            <w:r>
+              <w:rPr>
+                <w:lang w:val="en-US"/>
+              </w:rPr>
+              <w:drawing>
+                <wp:inline distT="0" distB="0" distL="0" distR="0" wp14:anchorId="58128B36" wp14:editId="2D4E3246">
+                  <wp:extent cx="3814549" cy="166839"/>
+                  <wp:effectExtent l="0" t="0" r="0" b="0"/>
+                  <wp:docPr id="1681881521" name="Picture 1"/>
+                  <wp:cNvGraphicFramePr>
+                    <a:graphicFrameLocks xmlns:a="http://schemas.openxmlformats.org/drawingml/2006/main" noChangeAspect="1"/>
+                  </wp:cNvGraphicFramePr>
+                  <a:graphic xmlns:a="http://schemas.openxmlformats.org/drawingml/2006/main">
+                    <a:graphicData uri="http://schemas.openxmlformats.org/drawingml/2006/picture">
+                      <pic:pic xmlns:pic="http://schemas.openxmlformats.org/drawingml/2006/picture">
+                        <pic:nvPicPr>
+                          <pic:cNvPr id="1681881521" name=""/>
+                          <pic:cNvPicPr/>
+                        </pic:nvPicPr>
+                        <pic:blipFill>
+                          <a:blip r:embed="rId26"/>
+                          <a:stretch>
+                            <a:fillRect/>
+                          </a:stretch>
+                        </pic:blipFill>
+                        <pic:spPr>
+                          <a:xfrm>
+                            <a:off x="0" y="0"/>
+                            <a:ext cx="3895004" cy="170358"/>
+                          </a:xfrm>
+                          <a:prstGeom prst="rect">
+                            <a:avLst/>
+                          </a:prstGeom>
+                        </pic:spPr>
+                      </pic:pic>
+                    </a:graphicData>
+                  </a:graphic>
+                </wp:inline>
+              </w:drawing>
+            </w:r>
+          </w:p>
+        </w:tc>
+        <w:tc>
+          <w:tcPr>
+            <w:tcW w:w="6940" w:type="dxa"/>
+          </w:tcPr>
+          <w:p>
+            <w:pPr>
+              <w:rPr>
+                <w:lang w:val="en-US"/>
+              </w:rPr>
+            </w:pPr>
+            <w:r>
+              <w:rPr>
+                <w:lang w:val="en-US"/>
+              </w:rPr>
+              <w:drawing>
+                <wp:inline distT="0" distB="0" distL="0" distR="0" wp14:anchorId="5D9760EC" wp14:editId="0A2FD8E2">
+                  <wp:extent cx="2250174" cy="540042"/>
+                  <wp:effectExtent l="0" t="0" r="0" b="0"/>
+                  <wp:docPr id="1306459037" name="Picture 1"/>
+                  <wp:cNvGraphicFramePr>
+                    <a:graphicFrameLocks xmlns:a="http://schemas.openxmlformats.org/drawingml/2006/main" noChangeAspect="1"/>
+                  </wp:cNvGraphicFramePr>
+                  <a:graphic xmlns:a="http://schemas.openxmlformats.org/drawingml/2006/main">
+                    <a:graphicData uri="http://schemas.openxmlformats.org/drawingml/2006/picture">
+                      <pic:pic xmlns:pic="http://schemas.openxmlformats.org/drawingml/2006/picture">
+                        <pic:nvPicPr>
+                          <pic:cNvPr id="1306459037" name=""/>
+                          <pic:cNvPicPr/>
+                        </pic:nvPicPr>
+                        <pic:blipFill>
+                          <a:blip r:embed="rId27"/>
+                          <a:stretch>
+                            <a:fillRect/>
+                          </a:stretch>
+                        </pic:blipFill>
+                        <pic:spPr>
+                          <a:xfrm>
+                            <a:off x="0" y="0"/>
+                            <a:ext cx="2268313" cy="544395"/>
+                          </a:xfrm>
+                          <a:prstGeom prst="rect">
+                            <a:avLst/>
+                          </a:prstGeom>
+                        </pic:spPr>
+                      </pic:pic>
+                    </a:graphicData>
+                  </a:graphic>
+                </wp:inline>
+              </w:drawing>
+            </w:r>
+          </w:p>
+          <w:p>
+            <w:pPr>
+              <w:rPr>
+                <w:lang w:val="en-US"/>
+              </w:rPr>
+            </w:pPr>
+            <w:r>
+              <w:rPr>
+                <w:lang w:val="en-US"/>
+              </w:rPr>
+              <w:drawing>
+                <wp:inline distT="0" distB="0" distL="0" distR="0" wp14:anchorId="001B50AF" wp14:editId="6FDECB57">
+                  <wp:extent cx="3676224" cy="613484"/>
+                  <wp:effectExtent l="0" t="0" r="0" b="0"/>
+                  <wp:docPr id="1758188102" name="Picture 1"/>
+                  <wp:cNvGraphicFramePr>
+                    <a:graphicFrameLocks xmlns:a="http://schemas.openxmlformats.org/drawingml/2006/main" noChangeAspect="1"/>
+                  </wp:cNvGraphicFramePr>
+                  <a:graphic xmlns:a="http://schemas.openxmlformats.org/drawingml/2006/main">
+                    <a:graphicData uri="http://schemas.openxmlformats.org/drawingml/2006/picture">
+                      <pic:pic xmlns:pic="http://schemas.openxmlformats.org/drawingml/2006/picture">
+                        <pic:nvPicPr>
+                          <pic:cNvPr id="1758188102" name=""/>
+                          <pic:cNvPicPr/>
+                        </pic:nvPicPr>
+                        <pic:blipFill>
+                          <a:blip r:embed="rId28"/>
+                          <a:stretch>
+                            <a:fillRect/>
+                          </a:stretch>
+                        </pic:blipFill>
+                        <pic:spPr>
+                          <a:xfrm>
+                            <a:off x="0" y="0"/>
+                            <a:ext cx="3743664" cy="624738"/>
+                          </a:xfrm>
+                          <a:prstGeom prst="rect">
+                            <a:avLst/>
+                          </a:prstGeom>
+                        </pic:spPr>
+                      </pic:pic>
+                    </a:graphicData>
+                  </a:graphic>
+                </wp:inline>
+              </w:drawing>
+            </w:r>
+          </w:p>
+        </w:tc>
+      </w:tr>
+      <w:tr>
+        <w:tc>
+          <w:tcPr>
+            <w:tcW w:w="1242" w:type="dxa"/>
+            <w:shd w:val="clear" w:color="auto" w:fill="D5DCE4" w:themeFill="text2" w:themeFillTint="33"/>
+          </w:tcPr>
+          <w:p>
+            <w:pPr>
+              <w:rPr>
+                <w:lang w:val="en-US"/>
+              </w:rPr>
+            </w:pPr>
+            <w:r>
+              <w:rPr>
+                <w:lang w:val="en-US"/>
+              </w:rPr>
+              <w:t>8</w:t>
+            </w:r>
+          </w:p>
+        </w:tc>
+        <w:tc>
+          <w:tcPr>
+            <w:tcW w:w="5992" w:type="dxa"/>
+          </w:tcPr>
+          <w:p>
+            <w:pPr>
+              <w:rPr>
+                <w:lang w:val="en-US"/>
+              </w:rPr>
+            </w:pPr>
+            <w:r>
+              <w:rPr>
+                <w:lang w:val="en-US"/>
+              </w:rPr>
+              <w:drawing>
+                <wp:inline distT="0" distB="0" distL="0" distR="0" wp14:anchorId="61025FF9" wp14:editId="6541065F">
+                  <wp:extent cx="4133015" cy="156950"/>
+                  <wp:effectExtent l="0" t="0" r="0" b="0"/>
+                  <wp:docPr id="97186932" name="Picture 1"/>
+                  <wp:cNvGraphicFramePr>
+                    <a:graphicFrameLocks xmlns:a="http://schemas.openxmlformats.org/drawingml/2006/main" noChangeAspect="1"/>
+                  </wp:cNvGraphicFramePr>
+                  <a:graphic xmlns:a="http://schemas.openxmlformats.org/drawingml/2006/main">
+                    <a:graphicData uri="http://schemas.openxmlformats.org/drawingml/2006/picture">
+                      <pic:pic xmlns:pic="http://schemas.openxmlformats.org/drawingml/2006/picture">
+                        <pic:nvPicPr>
+                          <pic:cNvPr id="97186932" name=""/>
+                          <pic:cNvPicPr/>
+                        </pic:nvPicPr>
+                        <pic:blipFill>
+                          <a:blip r:embed="rId29"/>
+                          <a:stretch>
+                            <a:fillRect/>
+                          </a:stretch>
+                        </pic:blipFill>
+                        <pic:spPr>
+                          <a:xfrm>
+                            <a:off x="0" y="0"/>
+                            <a:ext cx="4297708" cy="163204"/>
+                          </a:xfrm>
+                          <a:prstGeom prst="rect">
+                            <a:avLst/>
+                          </a:prstGeom>
+                        </pic:spPr>
+                      </pic:pic>
+                    </a:graphicData>
+                  </a:graphic>
+                </wp:inline>
+              </w:drawing>
+            </w:r>
+          </w:p>
+        </w:tc>
+        <w:tc>
+          <w:tcPr>
+            <w:tcW w:w="6940" w:type="dxa"/>
+          </w:tcPr>
+          <w:p>
+            <w:pPr>
+              <w:rPr>
+                <w:lang w:val="en-US"/>
+              </w:rPr>
+            </w:pPr>
+            <w:r>
+              <w:rPr>
+                <w:lang w:val="en-US"/>
+              </w:rPr>
+              <w:drawing>
+                <wp:inline distT="0" distB="0" distL="0" distR="0" wp14:anchorId="2B203508" wp14:editId="0D9F3313">
+                  <wp:extent cx="3238952" cy="485843"/>
+                  <wp:effectExtent l="0" t="0" r="0" b="9525"/>
+                  <wp:docPr id="708947801" name="Picture 1"/>
+                  <wp:cNvGraphicFramePr>
+                    <a:graphicFrameLocks xmlns:a="http://schemas.openxmlformats.org/drawingml/2006/main" noChangeAspect="1"/>
+                  </wp:cNvGraphicFramePr>
+                  <a:graphic xmlns:a="http://schemas.openxmlformats.org/drawingml/2006/main">
+                    <a:graphicData uri="http://schemas.openxmlformats.org/drawingml/2006/picture">
+                      <pic:pic xmlns:pic="http://schemas.openxmlformats.org/drawingml/2006/picture">
+                        <pic:nvPicPr>
+                          <pic:cNvPr id="708947801" name=""/>
+                          <pic:cNvPicPr/>
+                        </pic:nvPicPr>
+                        <pic:blipFill>
+                          <a:blip r:embed="rId30"/>
+                          <a:stretch>
+                            <a:fillRect/>
+                          </a:stretch>
+                        </pic:blipFill>
+                        <pic:spPr>
+                          <a:xfrm>
+                            <a:off x="0" y="0"/>
+                            <a:ext cx="3238952" cy="485843"/>
+                          </a:xfrm>
+                          <a:prstGeom prst="rect">
+                            <a:avLst/>
+                          </a:prstGeom>
+                        </pic:spPr>
+                      </pic:pic>
+                    </a:graphicData>
+                  </a:graphic>
+                </wp:inline>
+              </w:drawing>
+            </w:r>
+          </w:p>
+          <w:p>
+            <w:pPr>
+              <w:rPr>
+                <w:lang w:val="en-US"/>
+              </w:rPr>
+            </w:pPr>
+            <w:r>
+              <w:rPr>
+                <w:lang w:val="en-US"/>
+              </w:rPr>
+              <w:drawing>
+                <wp:inline distT="0" distB="0" distL="0" distR="0" wp14:anchorId="1B14A330" wp14:editId="092069C6">
+                  <wp:extent cx="3634425" cy="560040"/>
+                  <wp:effectExtent l="0" t="0" r="0" b="0"/>
+                  <wp:docPr id="401709161" name="Picture 1"/>
+                  <wp:cNvGraphicFramePr>
+                    <a:graphicFrameLocks xmlns:a="http://schemas.openxmlformats.org/drawingml/2006/main" noChangeAspect="1"/>
+                  </wp:cNvGraphicFramePr>
+                  <a:graphic xmlns:a="http://schemas.openxmlformats.org/drawingml/2006/main">
+                    <a:graphicData uri="http://schemas.openxmlformats.org/drawingml/2006/picture">
+                      <pic:pic xmlns:pic="http://schemas.openxmlformats.org/drawingml/2006/picture">
+                        <pic:nvPicPr>
+                          <pic:cNvPr id="401709161" name=""/>
+                          <pic:cNvPicPr/>
+                        </pic:nvPicPr>
+                        <pic:blipFill>
+                          <a:blip r:embed="rId31"/>
+                          <a:stretch>
+                            <a:fillRect/>
+                          </a:stretch>
+                        </pic:blipFill>
+                        <pic:spPr>
+                          <a:xfrm>
+                            <a:off x="0" y="0"/>
+                            <a:ext cx="3732822" cy="575202"/>
+                          </a:xfrm>
+                          <a:prstGeom prst="rect">
+                            <a:avLst/>
+                          </a:prstGeom>
+                        </pic:spPr>
+                      </pic:pic>
+                    </a:graphicData>
+                  </a:graphic>
+                </wp:inline>
+              </w:drawing>
+            </w:r>
+          </w:p>
+        </w:tc>
+      </w:tr>
+      <w:tr>
+        <w:tc>
+          <w:tcPr>
+            <w:tcW w:w="1242" w:type="dxa"/>
+            <w:shd w:val="clear" w:color="auto" w:fill="D5DCE4" w:themeFill="text2" w:themeFillTint="33"/>
+          </w:tcPr>
+          <w:p>
+            <w:pPr>
+              <w:rPr>
+                <w:lang w:val="en-US"/>
+              </w:rPr>
+            </w:pPr>
+            <w:r>
+              <w:rPr>
+                <w:lang w:val="en-US"/>
+              </w:rPr>
+              <w:t>9</w:t>
+            </w:r>
+          </w:p>
+        </w:tc>
+        <w:tc>
+          <w:tcPr>
+            <w:tcW w:w="5992" w:type="dxa"/>
+          </w:tcPr>
+          <w:p>
+            <w:pPr>
+              <w:rPr>
+                <w:lang w:val="en-US"/>
+              </w:rPr>
+            </w:pPr>
+            <w:r>
+              <w:rPr>
+                <w:lang w:val="en-US"/>
+              </w:rPr>
+              <w:drawing>
+                <wp:inline distT="0" distB="0" distL="0" distR="0" wp14:anchorId="784E2628" wp14:editId="112AA1BF">
+                  <wp:extent cx="4055374" cy="216394"/>
+                  <wp:effectExtent l="0" t="0" r="0" b="0"/>
+                  <wp:docPr id="355720999" name="Picture 1"/>
+                  <wp:cNvGraphicFramePr>
+                    <a:graphicFrameLocks xmlns:a="http://schemas.openxmlformats.org/drawingml/2006/main" noChangeAspect="1"/>
+                  </wp:cNvGraphicFramePr>
+                  <a:graphic xmlns:a="http://schemas.openxmlformats.org/drawingml/2006/main">
+                    <a:graphicData uri="http://schemas.openxmlformats.org/drawingml/2006/picture">
+                      <pic:pic xmlns:pic="http://schemas.openxmlformats.org/drawingml/2006/picture">
+                        <pic:nvPicPr>
+                          <pic:cNvPr id="355720999" name=""/>
+                          <pic:cNvPicPr/>
+                        </pic:nvPicPr>
+                        <pic:blipFill>
+                          <a:blip r:embed="rId32"/>
+                          <a:stretch>
+                            <a:fillRect/>
+                          </a:stretch>
+                        </pic:blipFill>
+                        <pic:spPr>
+                          <a:xfrm>
+                            <a:off x="0" y="0"/>
+                            <a:ext cx="4170423" cy="222533"/>
+                          </a:xfrm>
+                          <a:prstGeom prst="rect">
+                            <a:avLst/>
+                          </a:prstGeom>
+                        </pic:spPr>
+                      </pic:pic>
+                    </a:graphicData>
+                  </a:graphic>
+                </wp:inline>
+              </w:drawing>
+            </w:r>
+          </w:p>
+        </w:tc>
+        <w:tc>
+          <w:tcPr>
+            <w:tcW w:w="6940" w:type="dxa"/>
+          </w:tcPr>
+          <w:p>
+            <w:pPr>
+              <w:rPr>
+                <w:lang w:val="en-US"/>
+              </w:rPr>
+            </w:pPr>
+            <w:r>
+              <w:rPr>
+                <w:lang w:val="en-US"/>
+              </w:rPr>
+              <w:drawing>
+                <wp:inline distT="0" distB="0" distL="0" distR="0" wp14:anchorId="5BC4A467" wp14:editId="52C5CC2C">
+                  <wp:extent cx="2874134" cy="618914"/>
+                  <wp:effectExtent l="0" t="0" r="0" b="0"/>
+                  <wp:docPr id="1500784780" name="Picture 1"/>
+                  <wp:cNvGraphicFramePr>
+                    <a:graphicFrameLocks xmlns:a="http://schemas.openxmlformats.org/drawingml/2006/main" noChangeAspect="1"/>
+                  </wp:cNvGraphicFramePr>
+                  <a:graphic xmlns:a="http://schemas.openxmlformats.org/drawingml/2006/main">
+                    <a:graphicData uri="http://schemas.openxmlformats.org/drawingml/2006/picture">
+                      <pic:pic xmlns:pic="http://schemas.openxmlformats.org/drawingml/2006/picture">
+                        <pic:nvPicPr>
+                          <pic:cNvPr id="1500784780" name=""/>
+                          <pic:cNvPicPr/>
+                        </pic:nvPicPr>
+                        <pic:blipFill>
+                          <a:blip r:embed="rId33"/>
+                          <a:stretch>
+                            <a:fillRect/>
+                          </a:stretch>
+                        </pic:blipFill>
+                        <pic:spPr>
+                          <a:xfrm>
+                            <a:off x="0" y="0"/>
+                            <a:ext cx="2889032" cy="622122"/>
+                          </a:xfrm>
+                          <a:prstGeom prst="rect">
+                            <a:avLst/>
+                          </a:prstGeom>
+                        </pic:spPr>
+                      </pic:pic>
+                    </a:graphicData>
+                  </a:graphic>
+                </wp:inline>
+              </w:drawing>
+            </w:r>
+          </w:p>
+          <w:p>
+            <w:pPr>
+              <w:rPr>
+                <w:lang w:val="en-US"/>
+              </w:rPr>
+            </w:pPr>
+            <w:r>
+              <w:rPr>
+                <w:lang w:val="en-US"/>
+              </w:rPr>
+              <w:drawing>
+                <wp:inline distT="0" distB="0" distL="0" distR="0" wp14:anchorId="0B02D9C2" wp14:editId="288288D0">
+                  <wp:extent cx="2909817" cy="1470170"/>
+                  <wp:effectExtent l="0" t="0" r="0" b="0"/>
+                  <wp:docPr id="569924032" name="Picture 1"/>
+                  <wp:cNvGraphicFramePr>
+                    <a:graphicFrameLocks xmlns:a="http://schemas.openxmlformats.org/drawingml/2006/main" noChangeAspect="1"/>
+                  </wp:cNvGraphicFramePr>
+                  <a:graphic xmlns:a="http://schemas.openxmlformats.org/drawingml/2006/main">
+                    <a:graphicData uri="http://schemas.openxmlformats.org/drawingml/2006/picture">
+                      <pic:pic xmlns:pic="http://schemas.openxmlformats.org/drawingml/2006/picture">
+                        <pic:nvPicPr>
+                          <pic:cNvPr id="569924032" name=""/>
+                          <pic:cNvPicPr/>
+                        </pic:nvPicPr>
+                        <pic:blipFill>
+                          <a:blip r:embed="rId34"/>
+                          <a:stretch>
+                            <a:fillRect/>
+                          </a:stretch>
+                        </pic:blipFill>
+                        <pic:spPr>
+                          <a:xfrm>
+                            <a:off x="0" y="0"/>
+                            <a:ext cx="2929196" cy="1479961"/>
+                          </a:xfrm>
+                          <a:prstGeom prst="rect">
+                            <a:avLst/>
+                          </a:prstGeom>
+                        </pic:spPr>
+                      </pic:pic>
+                    </a:graphicData>
+                  </a:graphic>
+                </wp:inline>
+              </w:drawing>
+            </w:r>
+          </w:p>
+        </w:tc>
+      </w:tr>
+    </w:tbl>
+    <w:p>
+      <w:pPr>
+        <w:rPr>
+          <w:lang w:val="en-US"/>
+        </w:rPr>
+      </w:pPr>
+    </w:p>
+    <w:p>
+      <w:pPr>
+        <w:pStyle w:val="Heading4"/>
+        <w:rPr>
+          <w:i w:val="0"/>
+          <w:iCs w:val="0"/>
+          <w:lang w:val="en-US"/>
+        </w:rPr>
+      </w:pPr>
+      <w:r>
+        <w:rPr>
+          <w:i w:val="0"/>
+          <w:iCs w:val="0"/>
+          <w:lang w:val="en-US"/>
+        </w:rPr>
+        <w:lastRenderedPageBreak/>
+        <w:t>Linux</w:t>
+      </w:r>
+      <w:r>
+        <w:rPr>
+          <w:i w:val="0"/>
+          <w:iCs w:val="0"/>
+          <w:lang w:val="en-US"/>
+        </w:rPr>
+        <w:t xml:space="preserve"> (bash)</w:t>
+      </w:r>
+      <w:r>
+        <w:rPr>
+          <w:i w:val="0"/>
+          <w:iCs w:val="0"/>
+          <w:lang w:val="en-US"/>
+        </w:rPr>
+        <w:t xml:space="preserve"> trace table screenshots </w:t>
+      </w:r>
+    </w:p>
+    <w:tbl>
+      <w:tblPr>
+        <w:tblStyle w:val="TableGrid"/>
+        <w:tblW w:w="0" w:type="auto"/>
+        <w:tblLook w:val="04A0" w:firstRow="1" w:lastRow="0" w:firstColumn="1" w:lastColumn="0" w:noHBand="0" w:noVBand="1"/>
+      </w:tblPr>
+      <w:tblGrid>
+        <w:gridCol w:w="4724"/>
+        <w:gridCol w:w="4725"/>
+        <w:gridCol w:w="4725"/>
+      </w:tblGrid>
+      <w:tr>
+        <w:tc>
+          <w:tcPr>
+            <w:tcW w:w="4724" w:type="dxa"/>
+            <w:shd w:val="clear" w:color="auto" w:fill="D5DCE4" w:themeFill="text2" w:themeFillTint="33"/>
+          </w:tcPr>
+          <w:p>
+            <w:pPr>
+              <w:rPr>
+                <w:lang w:val="en-US"/>
+              </w:rPr>
+            </w:pPr>
+            <w:r>
+              <w:rPr>
+                <w:lang w:val="en-US"/>
+              </w:rPr>
+              <w:t>Test case</w:t>
+            </w:r>
+          </w:p>
+        </w:tc>
+        <w:tc>
+          <w:tcPr>
+            <w:tcW w:w="4725" w:type="dxa"/>
+            <w:shd w:val="clear" w:color="auto" w:fill="D5DCE4" w:themeFill="text2" w:themeFillTint="33"/>
+          </w:tcPr>
+          <w:p>
+            <w:pPr>
+              <w:rPr>
+                <w:lang w:val="en-US"/>
+              </w:rPr>
+            </w:pPr>
+            <w:r>
+              <w:rPr>
+                <w:lang w:val="en-US"/>
+              </w:rPr>
+              <w:t>Input</w:t>
+            </w:r>
+          </w:p>
+        </w:tc>
+        <w:tc>
+          <w:tcPr>
+            <w:tcW w:w="4725" w:type="dxa"/>
+            <w:shd w:val="clear" w:color="auto" w:fill="D5DCE4" w:themeFill="text2" w:themeFillTint="33"/>
+          </w:tcPr>
+          <w:p>
+            <w:pPr>
+              <w:rPr>
+                <w:lang w:val="en-US"/>
+              </w:rPr>
+            </w:pPr>
+            <w:r>
+              <w:rPr>
+                <w:lang w:val="en-US"/>
+              </w:rPr>
+              <w:t>Output</w:t>
+            </w:r>
+          </w:p>
+        </w:tc>
+      </w:tr>
+      <w:tr>
+        <w:tc>
+          <w:tcPr>
+            <w:tcW w:w="4724" w:type="dxa"/>
+            <w:shd w:val="clear" w:color="auto" w:fill="D5DCE4" w:themeFill="text2" w:themeFillTint="33"/>
+          </w:tcPr>
+          <w:p>
+            <w:pPr>
+              <w:rPr>
+                <w:lang w:val="en-US"/>
+              </w:rPr>
+            </w:pPr>
+            <w:r>
+              <w:rPr>
+                <w:lang w:val="en-US"/>
+              </w:rPr>
+              <w:t>1</w:t>
+            </w:r>
+          </w:p>
+        </w:tc>
+        <w:tc>
+          <w:tcPr>
+            <w:tcW w:w="4725" w:type="dxa"/>
           </w:tcPr>
           <w:p>
             <w:pPr>
@@ -12657,7 +11976,7 @@
         </w:tc>
         <w:tc>
           <w:tcPr>
-            <w:tcW w:w="3081" w:type="dxa"/>
+            <w:tcW w:w="4725" w:type="dxa"/>
           </w:tcPr>
           <w:p>
             <w:pPr>
@@ -12671,7 +11990,7 @@
       <w:tr>
         <w:tc>
           <w:tcPr>
-            <w:tcW w:w="1101" w:type="dxa"/>
+            <w:tcW w:w="4724" w:type="dxa"/>
             <w:shd w:val="clear" w:color="auto" w:fill="D5DCE4" w:themeFill="text2" w:themeFillTint="33"/>
           </w:tcPr>
           <w:p>
@@ -12684,13 +12003,13 @@
               <w:rPr>
                 <w:lang w:val="en-US"/>
               </w:rPr>
-              <w:t>4</w:t>
+              <w:t>2</w:t>
             </w:r>
           </w:p>
         </w:tc>
         <w:tc>
           <w:tcPr>
-            <w:tcW w:w="5060" w:type="dxa"/>
+            <w:tcW w:w="4725" w:type="dxa"/>
           </w:tcPr>
           <w:p>
             <w:pPr>
@@ -12702,7 +12021,7 @@
         </w:tc>
         <w:tc>
           <w:tcPr>
-            <w:tcW w:w="3081" w:type="dxa"/>
+            <w:tcW w:w="4725" w:type="dxa"/>
           </w:tcPr>
           <w:p>
             <w:pPr>
@@ -12716,7 +12035,7 @@
       <w:tr>
         <w:tc>
           <w:tcPr>
-            <w:tcW w:w="1101" w:type="dxa"/>
+            <w:tcW w:w="4724" w:type="dxa"/>
             <w:shd w:val="clear" w:color="auto" w:fill="D5DCE4" w:themeFill="text2" w:themeFillTint="33"/>
           </w:tcPr>
           <w:p>
@@ -12729,13 +12048,13 @@
               <w:rPr>
                 <w:lang w:val="en-US"/>
               </w:rPr>
-              <w:t>5</w:t>
+              <w:t>3</w:t>
             </w:r>
           </w:p>
         </w:tc>
         <w:tc>
           <w:tcPr>
-            <w:tcW w:w="5060" w:type="dxa"/>
+            <w:tcW w:w="4725" w:type="dxa"/>
           </w:tcPr>
           <w:p>
             <w:pPr>
@@ -12747,7 +12066,7 @@
         </w:tc>
         <w:tc>
           <w:tcPr>
-            <w:tcW w:w="3081" w:type="dxa"/>
+            <w:tcW w:w="4725" w:type="dxa"/>
           </w:tcPr>
           <w:p>
             <w:pPr>
@@ -12761,7 +12080,7 @@
       <w:tr>
         <w:tc>
           <w:tcPr>
-            <w:tcW w:w="1101" w:type="dxa"/>
+            <w:tcW w:w="4724" w:type="dxa"/>
             <w:shd w:val="clear" w:color="auto" w:fill="D5DCE4" w:themeFill="text2" w:themeFillTint="33"/>
           </w:tcPr>
           <w:p>
@@ -12774,13 +12093,13 @@
               <w:rPr>
                 <w:lang w:val="en-US"/>
               </w:rPr>
-              <w:t>6</w:t>
+              <w:t>4</w:t>
             </w:r>
           </w:p>
         </w:tc>
         <w:tc>
           <w:tcPr>
-            <w:tcW w:w="5060" w:type="dxa"/>
+            <w:tcW w:w="4725" w:type="dxa"/>
           </w:tcPr>
           <w:p>
             <w:pPr>
@@ -12792,7 +12111,7 @@
         </w:tc>
         <w:tc>
           <w:tcPr>
-            <w:tcW w:w="3081" w:type="dxa"/>
+            <w:tcW w:w="4725" w:type="dxa"/>
           </w:tcPr>
           <w:p>
             <w:pPr>
@@ -12806,7 +12125,7 @@
       <w:tr>
         <w:tc>
           <w:tcPr>
-            <w:tcW w:w="1101" w:type="dxa"/>
+            <w:tcW w:w="4724" w:type="dxa"/>
             <w:shd w:val="clear" w:color="auto" w:fill="D5DCE4" w:themeFill="text2" w:themeFillTint="33"/>
           </w:tcPr>
           <w:p>
@@ -12819,14 +12138,13 @@
               <w:rPr>
                 <w:lang w:val="en-US"/>
               </w:rPr>
-              <w:lastRenderedPageBreak/>
-              <w:t>7</w:t>
+              <w:t>5</w:t>
             </w:r>
           </w:p>
         </w:tc>
         <w:tc>
           <w:tcPr>
-            <w:tcW w:w="5060" w:type="dxa"/>
+            <w:tcW w:w="4725" w:type="dxa"/>
           </w:tcPr>
           <w:p>
             <w:pPr>
@@ -12838,7 +12156,7 @@
         </w:tc>
         <w:tc>
           <w:tcPr>
-            <w:tcW w:w="3081" w:type="dxa"/>
+            <w:tcW w:w="4725" w:type="dxa"/>
           </w:tcPr>
           <w:p>
             <w:pPr>
@@ -12852,7 +12170,7 @@
       <w:tr>
         <w:tc>
           <w:tcPr>
-            <w:tcW w:w="1101" w:type="dxa"/>
+            <w:tcW w:w="4724" w:type="dxa"/>
             <w:shd w:val="clear" w:color="auto" w:fill="D5DCE4" w:themeFill="text2" w:themeFillTint="33"/>
           </w:tcPr>
           <w:p>
@@ -12865,13 +12183,13 @@
               <w:rPr>
                 <w:lang w:val="en-US"/>
               </w:rPr>
-              <w:t>8</w:t>
+              <w:t>6</w:t>
             </w:r>
           </w:p>
         </w:tc>
         <w:tc>
           <w:tcPr>
-            <w:tcW w:w="5060" w:type="dxa"/>
+            <w:tcW w:w="4725" w:type="dxa"/>
           </w:tcPr>
           <w:p>
             <w:pPr>
@@ -12883,7 +12201,7 @@
         </w:tc>
         <w:tc>
           <w:tcPr>
-            <w:tcW w:w="3081" w:type="dxa"/>
+            <w:tcW w:w="4725" w:type="dxa"/>
           </w:tcPr>
           <w:p>
             <w:pPr>
@@ -12897,7 +12215,7 @@
       <w:tr>
         <w:tc>
           <w:tcPr>
-            <w:tcW w:w="1101" w:type="dxa"/>
+            <w:tcW w:w="4724" w:type="dxa"/>
             <w:shd w:val="clear" w:color="auto" w:fill="D5DCE4" w:themeFill="text2" w:themeFillTint="33"/>
           </w:tcPr>
           <w:p>
@@ -12910,13 +12228,13 @@
               <w:rPr>
                 <w:lang w:val="en-US"/>
               </w:rPr>
-              <w:t>9</w:t>
+              <w:t>7</w:t>
             </w:r>
           </w:p>
         </w:tc>
         <w:tc>
           <w:tcPr>
-            <w:tcW w:w="5060" w:type="dxa"/>
+            <w:tcW w:w="4725" w:type="dxa"/>
           </w:tcPr>
           <w:p>
             <w:pPr>
@@ -12928,7 +12246,97 @@
         </w:tc>
         <w:tc>
           <w:tcPr>
-            <w:tcW w:w="3081" w:type="dxa"/>
+            <w:tcW w:w="4725" w:type="dxa"/>
+          </w:tcPr>
+          <w:p>
+            <w:pPr>
+              <w:rPr>
+                <w:lang w:val="en-US"/>
+              </w:rPr>
+            </w:pPr>
+          </w:p>
+        </w:tc>
+      </w:tr>
+      <w:tr>
+        <w:tc>
+          <w:tcPr>
+            <w:tcW w:w="4724" w:type="dxa"/>
+            <w:shd w:val="clear" w:color="auto" w:fill="D5DCE4" w:themeFill="text2" w:themeFillTint="33"/>
+          </w:tcPr>
+          <w:p>
+            <w:pPr>
+              <w:rPr>
+                <w:lang w:val="en-US"/>
+              </w:rPr>
+            </w:pPr>
+            <w:r>
+              <w:rPr>
+                <w:lang w:val="en-US"/>
+              </w:rPr>
+              <w:t>8</w:t>
+            </w:r>
+          </w:p>
+        </w:tc>
+        <w:tc>
+          <w:tcPr>
+            <w:tcW w:w="4725" w:type="dxa"/>
+          </w:tcPr>
+          <w:p>
+            <w:pPr>
+              <w:rPr>
+                <w:lang w:val="en-US"/>
+              </w:rPr>
+            </w:pPr>
+          </w:p>
+        </w:tc>
+        <w:tc>
+          <w:tcPr>
+            <w:tcW w:w="4725" w:type="dxa"/>
+          </w:tcPr>
+          <w:p>
+            <w:pPr>
+              <w:rPr>
+                <w:lang w:val="en-US"/>
+              </w:rPr>
+            </w:pPr>
+          </w:p>
+        </w:tc>
+      </w:tr>
+      <w:tr>
+        <w:tc>
+          <w:tcPr>
+            <w:tcW w:w="4724" w:type="dxa"/>
+            <w:shd w:val="clear" w:color="auto" w:fill="D5DCE4" w:themeFill="text2" w:themeFillTint="33"/>
+          </w:tcPr>
+          <w:p>
+            <w:pPr>
+              <w:rPr>
+                <w:lang w:val="en-US"/>
+              </w:rPr>
+            </w:pPr>
+            <w:r>
+              <w:rPr>
+                <w:lang w:val="en-US"/>
+              </w:rPr>
+              <w:t>9</w:t>
+            </w:r>
+          </w:p>
+        </w:tc>
+        <w:tc>
+          <w:tcPr>
+            <w:tcW w:w="4725" w:type="dxa"/>
+          </w:tcPr>
+          <w:p>
+            <w:pPr>
+              <w:rPr>
+                <w:lang w:val="en-US"/>
+              </w:rPr>
+            </w:pPr>
+          </w:p>
+        </w:tc>
+        <w:tc>
+          <w:tcPr>
+            <w:tcW w:w="4725" w:type="dxa"/>
           </w:tcPr>
           <w:p>
             <w:pPr>
@@ -12954,14 +12362,14 @@
           <w:lang w:val="en-US"/>
         </w:rPr>
       </w:pPr>
-      <w:bookmarkStart w:id="16" w:name="_Toc194422683"/>
+      <w:bookmarkStart w:id="19" w:name="_Toc194598944"/>
       <w:r>
         <w:rPr>
           <w:lang w:val="en-US"/>
         </w:rPr>
         <w:t>Testing coverage explanation:</w:t>
       </w:r>
-      <w:bookmarkEnd w:id="16"/>
+      <w:bookmarkEnd w:id="19"/>
     </w:p>
     <w:p>
       <w:pPr>
@@ -12970,14 +12378,14 @@
           <w:lang w:val="en-US"/>
         </w:rPr>
       </w:pPr>
-      <w:bookmarkStart w:id="17" w:name="_Toc194422684"/>
+      <w:bookmarkStart w:id="20" w:name="_Toc194598945"/>
       <w:r>
         <w:rPr>
           <w:lang w:val="en-US"/>
         </w:rPr>
         <w:t>References:</w:t>
       </w:r>
-      <w:bookmarkEnd w:id="17"/>
+      <w:bookmarkEnd w:id="20"/>
     </w:p>
     <w:p>
       <w:pPr>
